--- a/doc/SAP/StatisticalAnalysisPlan-template.docx
+++ b/doc/SAP/StatisticalAnalysisPlan-template.docx
@@ -855,18 +855,21 @@
       <w:pPr>
         <w:rPr>
           <w:rFonts w:ascii="Times New Roman" w:hAnsi="Times New Roman" w:cs="Times New Roman"/>
-        </w:rPr>
-      </w:pPr>
-    </w:p>
-    <w:p>
-      <w:pPr>
-        <w:rPr>
-          <w:rFonts w:ascii="Times New Roman" w:hAnsi="Times New Roman" w:cs="Times New Roman"/>
-        </w:rPr>
-      </w:pPr>
-      <w:r>
-        <w:rPr>
-          <w:rFonts w:ascii="Times New Roman" w:hAnsi="Times New Roman" w:cs="Times New Roman"/>
+          <w:lang w:val="en-US"/>
+        </w:rPr>
+      </w:pPr>
+    </w:p>
+    <w:p>
+      <w:pPr>
+        <w:rPr>
+          <w:rFonts w:ascii="Times New Roman" w:hAnsi="Times New Roman" w:cs="Times New Roman"/>
+          <w:lang w:val="en-US"/>
+        </w:rPr>
+      </w:pPr>
+      <w:r>
+        <w:rPr>
+          <w:rFonts w:ascii="Times New Roman" w:hAnsi="Times New Roman" w:cs="Times New Roman"/>
+          <w:lang w:val="en-US"/>
         </w:rPr>
         <w:t xml:space="preserve"> </w:t>
       </w:r>
@@ -875,118 +878,135 @@
       <w:pPr>
         <w:rPr>
           <w:rFonts w:ascii="Times New Roman" w:hAnsi="Times New Roman" w:cs="Times New Roman"/>
-        </w:rPr>
-      </w:pPr>
-    </w:p>
-    <w:p>
-      <w:pPr>
-        <w:rPr>
-          <w:rFonts w:ascii="Times New Roman" w:hAnsi="Times New Roman" w:cs="Times New Roman"/>
-        </w:rPr>
-      </w:pPr>
-    </w:p>
-    <w:p>
-      <w:pPr>
-        <w:rPr>
-          <w:rFonts w:ascii="Times New Roman" w:hAnsi="Times New Roman" w:cs="Times New Roman"/>
-        </w:rPr>
-      </w:pPr>
-    </w:p>
-    <w:p>
-      <w:pPr>
-        <w:rPr>
-          <w:rFonts w:ascii="Times New Roman" w:hAnsi="Times New Roman" w:cs="Times New Roman"/>
-        </w:rPr>
-      </w:pPr>
-    </w:p>
-    <w:p>
-      <w:pPr>
-        <w:rPr>
-          <w:rFonts w:ascii="Times New Roman" w:hAnsi="Times New Roman" w:cs="Times New Roman"/>
-        </w:rPr>
-      </w:pPr>
-    </w:p>
-    <w:p>
-      <w:pPr>
-        <w:rPr>
-          <w:rFonts w:ascii="Times New Roman" w:hAnsi="Times New Roman" w:cs="Times New Roman"/>
-        </w:rPr>
-      </w:pPr>
-    </w:p>
-    <w:p>
-      <w:pPr>
-        <w:rPr>
-          <w:rFonts w:ascii="Times New Roman" w:hAnsi="Times New Roman" w:cs="Times New Roman"/>
-        </w:rPr>
-      </w:pPr>
-    </w:p>
-    <w:p>
-      <w:pPr>
-        <w:rPr>
-          <w:rFonts w:ascii="Times New Roman" w:hAnsi="Times New Roman" w:cs="Times New Roman"/>
-        </w:rPr>
-      </w:pPr>
-    </w:p>
-    <w:p>
-      <w:pPr>
-        <w:rPr>
-          <w:rFonts w:ascii="Times New Roman" w:hAnsi="Times New Roman" w:cs="Times New Roman"/>
-        </w:rPr>
-      </w:pPr>
-    </w:p>
-    <w:p>
-      <w:pPr>
-        <w:rPr>
-          <w:rFonts w:ascii="Times New Roman" w:hAnsi="Times New Roman" w:cs="Times New Roman"/>
-        </w:rPr>
-      </w:pPr>
-    </w:p>
-    <w:p>
-      <w:pPr>
-        <w:rPr>
-          <w:rFonts w:ascii="Times New Roman" w:hAnsi="Times New Roman" w:cs="Times New Roman"/>
-        </w:rPr>
-      </w:pPr>
-    </w:p>
-    <w:p>
-      <w:pPr>
-        <w:rPr>
-          <w:rFonts w:ascii="Times New Roman" w:hAnsi="Times New Roman" w:cs="Times New Roman"/>
-        </w:rPr>
-      </w:pPr>
-    </w:p>
-    <w:p>
-      <w:pPr>
-        <w:rPr>
-          <w:rFonts w:ascii="Times New Roman" w:hAnsi="Times New Roman" w:cs="Times New Roman"/>
-        </w:rPr>
-      </w:pPr>
-    </w:p>
-    <w:p>
-      <w:pPr>
-        <w:rPr>
-          <w:rFonts w:ascii="Times New Roman" w:hAnsi="Times New Roman" w:cs="Times New Roman"/>
-        </w:rPr>
-      </w:pPr>
-    </w:p>
-    <w:p>
-      <w:pPr>
-        <w:rPr>
-          <w:rFonts w:ascii="Times New Roman" w:hAnsi="Times New Roman" w:cs="Times New Roman"/>
-        </w:rPr>
-      </w:pPr>
-    </w:p>
-    <w:p>
-      <w:pPr>
-        <w:rPr>
-          <w:rFonts w:ascii="Times New Roman" w:hAnsi="Times New Roman" w:cs="Times New Roman"/>
-        </w:rPr>
-      </w:pPr>
-    </w:p>
-    <w:p>
-      <w:pPr>
-        <w:rPr>
-          <w:rFonts w:ascii="Times New Roman" w:hAnsi="Times New Roman" w:cs="Times New Roman"/>
+          <w:lang w:val="en-US"/>
+        </w:rPr>
+      </w:pPr>
+    </w:p>
+    <w:p>
+      <w:pPr>
+        <w:rPr>
+          <w:rFonts w:ascii="Times New Roman" w:hAnsi="Times New Roman" w:cs="Times New Roman"/>
+          <w:lang w:val="en-US"/>
+        </w:rPr>
+      </w:pPr>
+    </w:p>
+    <w:p>
+      <w:pPr>
+        <w:rPr>
+          <w:rFonts w:ascii="Times New Roman" w:hAnsi="Times New Roman" w:cs="Times New Roman"/>
+          <w:lang w:val="en-US"/>
+        </w:rPr>
+      </w:pPr>
+    </w:p>
+    <w:p>
+      <w:pPr>
+        <w:rPr>
+          <w:rFonts w:ascii="Times New Roman" w:hAnsi="Times New Roman" w:cs="Times New Roman"/>
+          <w:lang w:val="en-US"/>
+        </w:rPr>
+      </w:pPr>
+    </w:p>
+    <w:p>
+      <w:pPr>
+        <w:rPr>
+          <w:rFonts w:ascii="Times New Roman" w:hAnsi="Times New Roman" w:cs="Times New Roman"/>
+          <w:lang w:val="en-US"/>
+        </w:rPr>
+      </w:pPr>
+    </w:p>
+    <w:p>
+      <w:pPr>
+        <w:rPr>
+          <w:rFonts w:ascii="Times New Roman" w:hAnsi="Times New Roman" w:cs="Times New Roman"/>
+          <w:lang w:val="en-US"/>
+        </w:rPr>
+      </w:pPr>
+    </w:p>
+    <w:p>
+      <w:pPr>
+        <w:rPr>
+          <w:rFonts w:ascii="Times New Roman" w:hAnsi="Times New Roman" w:cs="Times New Roman"/>
+          <w:lang w:val="en-US"/>
+        </w:rPr>
+      </w:pPr>
+    </w:p>
+    <w:p>
+      <w:pPr>
+        <w:rPr>
+          <w:rFonts w:ascii="Times New Roman" w:hAnsi="Times New Roman" w:cs="Times New Roman"/>
+          <w:lang w:val="en-US"/>
+        </w:rPr>
+      </w:pPr>
+    </w:p>
+    <w:p>
+      <w:pPr>
+        <w:rPr>
+          <w:rFonts w:ascii="Times New Roman" w:hAnsi="Times New Roman" w:cs="Times New Roman"/>
+          <w:lang w:val="en-US"/>
+        </w:rPr>
+      </w:pPr>
+    </w:p>
+    <w:p>
+      <w:pPr>
+        <w:rPr>
+          <w:rFonts w:ascii="Times New Roman" w:hAnsi="Times New Roman" w:cs="Times New Roman"/>
+          <w:lang w:val="en-US"/>
+        </w:rPr>
+      </w:pPr>
+    </w:p>
+    <w:p>
+      <w:pPr>
+        <w:rPr>
+          <w:rFonts w:ascii="Times New Roman" w:hAnsi="Times New Roman" w:cs="Times New Roman"/>
+          <w:lang w:val="en-US"/>
+        </w:rPr>
+      </w:pPr>
+    </w:p>
+    <w:p>
+      <w:pPr>
+        <w:rPr>
+          <w:rFonts w:ascii="Times New Roman" w:hAnsi="Times New Roman" w:cs="Times New Roman"/>
+          <w:lang w:val="en-US"/>
+        </w:rPr>
+      </w:pPr>
+    </w:p>
+    <w:p>
+      <w:pPr>
+        <w:rPr>
+          <w:rFonts w:ascii="Times New Roman" w:hAnsi="Times New Roman" w:cs="Times New Roman"/>
+          <w:lang w:val="en-US"/>
+        </w:rPr>
+      </w:pPr>
+    </w:p>
+    <w:p>
+      <w:pPr>
+        <w:rPr>
+          <w:rFonts w:ascii="Times New Roman" w:hAnsi="Times New Roman" w:cs="Times New Roman"/>
+          <w:lang w:val="en-US"/>
+        </w:rPr>
+      </w:pPr>
+    </w:p>
+    <w:p>
+      <w:pPr>
+        <w:rPr>
+          <w:rFonts w:ascii="Times New Roman" w:hAnsi="Times New Roman" w:cs="Times New Roman"/>
+          <w:lang w:val="en-US"/>
+        </w:rPr>
+      </w:pPr>
+    </w:p>
+    <w:p>
+      <w:pPr>
+        <w:rPr>
+          <w:rFonts w:ascii="Times New Roman" w:hAnsi="Times New Roman" w:cs="Times New Roman"/>
+          <w:lang w:val="en-US"/>
+        </w:rPr>
+      </w:pPr>
+    </w:p>
+    <w:p>
+      <w:pPr>
+        <w:rPr>
+          <w:rFonts w:ascii="Times New Roman" w:hAnsi="Times New Roman" w:cs="Times New Roman"/>
+          <w:lang w:val="en-US"/>
         </w:rPr>
       </w:pPr>
     </w:p>
@@ -1059,7 +1079,7 @@
             </w:rPr>
             <w:fldChar w:fldCharType="separate"/>
           </w:r>
-          <w:hyperlink w:anchor="_Toc238120914" w:history="1">
+          <w:hyperlink w:anchor="_Toc238738623" w:history="1">
             <w:r>
               <w:rPr>
                 <w:rStyle w:val="Hyperlink"/>
@@ -1088,7 +1108,7 @@
                 <w:noProof/>
                 <w:webHidden/>
               </w:rPr>
-              <w:instrText xml:space="preserve"> PAGEREF _Toc238120914 \h </w:instrText>
+              <w:instrText xml:space="preserve"> PAGEREF _Toc238738623 \h </w:instrText>
             </w:r>
             <w:r>
               <w:rPr>
@@ -1108,7 +1128,7 @@
                 <w:noProof/>
                 <w:webHidden/>
               </w:rPr>
-              <w:t>4</w:t>
+              <w:t>3</w:t>
             </w:r>
             <w:r>
               <w:rPr>
@@ -1131,7 +1151,7 @@
               <w:lang w:eastAsia="da-DK"/>
             </w:rPr>
           </w:pPr>
-          <w:hyperlink w:anchor="_Toc238120915" w:history="1">
+          <w:hyperlink w:anchor="_Toc238738624" w:history="1">
             <w:r>
               <w:rPr>
                 <w:rStyle w:val="Hyperlink"/>
@@ -1160,7 +1180,7 @@
                 <w:noProof/>
                 <w:webHidden/>
               </w:rPr>
-              <w:instrText xml:space="preserve"> PAGEREF _Toc238120915 \h </w:instrText>
+              <w:instrText xml:space="preserve"> PAGEREF _Toc238738624 \h </w:instrText>
             </w:r>
             <w:r>
               <w:rPr>
@@ -1180,7 +1200,599 @@
                 <w:noProof/>
                 <w:webHidden/>
               </w:rPr>
+              <w:t>4</w:t>
+            </w:r>
+            <w:r>
+              <w:rPr>
+                <w:noProof/>
+                <w:webHidden/>
+              </w:rPr>
+              <w:fldChar w:fldCharType="end"/>
+            </w:r>
+          </w:hyperlink>
+        </w:p>
+        <w:p>
+          <w:pPr>
+            <w:pStyle w:val="Indholdsfortegnelse2"/>
+            <w:tabs>
+              <w:tab w:val="right" w:leader="dot" w:pos="9016"/>
+            </w:tabs>
+            <w:rPr>
+              <w:rFonts w:eastAsiaTheme="minorEastAsia"/>
+              <w:noProof/>
+              <w:lang w:eastAsia="da-DK"/>
+            </w:rPr>
+          </w:pPr>
+          <w:hyperlink w:anchor="_Toc238738625" w:history="1">
+            <w:r>
+              <w:rPr>
+                <w:rStyle w:val="Hyperlink"/>
+                <w:rFonts w:ascii="Times New Roman" w:hAnsi="Times New Roman" w:cs="Times New Roman"/>
+                <w:i/>
+                <w:iCs/>
+                <w:noProof/>
+                <w:lang w:val="en-US"/>
+              </w:rPr>
+              <w:t>1.1 Research questions</w:t>
+            </w:r>
+            <w:r>
+              <w:rPr>
+                <w:noProof/>
+                <w:webHidden/>
+              </w:rPr>
+              <w:tab/>
+            </w:r>
+            <w:r>
+              <w:rPr>
+                <w:noProof/>
+                <w:webHidden/>
+              </w:rPr>
+              <w:fldChar w:fldCharType="begin"/>
+            </w:r>
+            <w:r>
+              <w:rPr>
+                <w:noProof/>
+                <w:webHidden/>
+              </w:rPr>
+              <w:instrText xml:space="preserve"> PAGEREF _Toc238738625 \h </w:instrText>
+            </w:r>
+            <w:r>
+              <w:rPr>
+                <w:noProof/>
+                <w:webHidden/>
+              </w:rPr>
+            </w:r>
+            <w:r>
+              <w:rPr>
+                <w:noProof/>
+                <w:webHidden/>
+              </w:rPr>
+              <w:fldChar w:fldCharType="separate"/>
+            </w:r>
+            <w:r>
+              <w:rPr>
+                <w:noProof/>
+                <w:webHidden/>
+              </w:rPr>
+              <w:t>4</w:t>
+            </w:r>
+            <w:r>
+              <w:rPr>
+                <w:noProof/>
+                <w:webHidden/>
+              </w:rPr>
+              <w:fldChar w:fldCharType="end"/>
+            </w:r>
+          </w:hyperlink>
+        </w:p>
+        <w:p>
+          <w:pPr>
+            <w:pStyle w:val="Indholdsfortegnelse2"/>
+            <w:tabs>
+              <w:tab w:val="right" w:leader="dot" w:pos="9016"/>
+            </w:tabs>
+            <w:rPr>
+              <w:rFonts w:eastAsiaTheme="minorEastAsia"/>
+              <w:noProof/>
+              <w:lang w:eastAsia="da-DK"/>
+            </w:rPr>
+          </w:pPr>
+          <w:hyperlink w:anchor="_Toc238738626" w:history="1">
+            <w:r>
+              <w:rPr>
+                <w:rStyle w:val="Hyperlink"/>
+                <w:rFonts w:ascii="Times New Roman" w:hAnsi="Times New Roman" w:cs="Times New Roman"/>
+                <w:i/>
+                <w:iCs/>
+                <w:noProof/>
+                <w:lang w:val="en-US"/>
+              </w:rPr>
+              <w:t>1.2 Trial design</w:t>
+            </w:r>
+            <w:r>
+              <w:rPr>
+                <w:noProof/>
+                <w:webHidden/>
+              </w:rPr>
+              <w:tab/>
+            </w:r>
+            <w:r>
+              <w:rPr>
+                <w:noProof/>
+                <w:webHidden/>
+              </w:rPr>
+              <w:fldChar w:fldCharType="begin"/>
+            </w:r>
+            <w:r>
+              <w:rPr>
+                <w:noProof/>
+                <w:webHidden/>
+              </w:rPr>
+              <w:instrText xml:space="preserve"> PAGEREF _Toc238738626 \h </w:instrText>
+            </w:r>
+            <w:r>
+              <w:rPr>
+                <w:noProof/>
+                <w:webHidden/>
+              </w:rPr>
+            </w:r>
+            <w:r>
+              <w:rPr>
+                <w:noProof/>
+                <w:webHidden/>
+              </w:rPr>
+              <w:fldChar w:fldCharType="separate"/>
+            </w:r>
+            <w:r>
+              <w:rPr>
+                <w:noProof/>
+                <w:webHidden/>
+              </w:rPr>
               <w:t>5</w:t>
+            </w:r>
+            <w:r>
+              <w:rPr>
+                <w:noProof/>
+                <w:webHidden/>
+              </w:rPr>
+              <w:fldChar w:fldCharType="end"/>
+            </w:r>
+          </w:hyperlink>
+        </w:p>
+        <w:p>
+          <w:pPr>
+            <w:pStyle w:val="Indholdsfortegnelse2"/>
+            <w:tabs>
+              <w:tab w:val="right" w:leader="dot" w:pos="9016"/>
+            </w:tabs>
+            <w:rPr>
+              <w:rFonts w:eastAsiaTheme="minorEastAsia"/>
+              <w:noProof/>
+              <w:lang w:eastAsia="da-DK"/>
+            </w:rPr>
+          </w:pPr>
+          <w:hyperlink w:anchor="_Toc238738627" w:history="1">
+            <w:r>
+              <w:rPr>
+                <w:rStyle w:val="Hyperlink"/>
+                <w:rFonts w:ascii="Times New Roman" w:hAnsi="Times New Roman" w:cs="Times New Roman"/>
+                <w:i/>
+                <w:iCs/>
+                <w:noProof/>
+                <w:lang w:val="en-US"/>
+              </w:rPr>
+              <w:t>1.3 Interventions</w:t>
+            </w:r>
+            <w:r>
+              <w:rPr>
+                <w:noProof/>
+                <w:webHidden/>
+              </w:rPr>
+              <w:tab/>
+            </w:r>
+            <w:r>
+              <w:rPr>
+                <w:noProof/>
+                <w:webHidden/>
+              </w:rPr>
+              <w:fldChar w:fldCharType="begin"/>
+            </w:r>
+            <w:r>
+              <w:rPr>
+                <w:noProof/>
+                <w:webHidden/>
+              </w:rPr>
+              <w:instrText xml:space="preserve"> PAGEREF _Toc238738627 \h </w:instrText>
+            </w:r>
+            <w:r>
+              <w:rPr>
+                <w:noProof/>
+                <w:webHidden/>
+              </w:rPr>
+            </w:r>
+            <w:r>
+              <w:rPr>
+                <w:noProof/>
+                <w:webHidden/>
+              </w:rPr>
+              <w:fldChar w:fldCharType="separate"/>
+            </w:r>
+            <w:r>
+              <w:rPr>
+                <w:noProof/>
+                <w:webHidden/>
+              </w:rPr>
+              <w:t>5</w:t>
+            </w:r>
+            <w:r>
+              <w:rPr>
+                <w:noProof/>
+                <w:webHidden/>
+              </w:rPr>
+              <w:fldChar w:fldCharType="end"/>
+            </w:r>
+          </w:hyperlink>
+        </w:p>
+        <w:p>
+          <w:pPr>
+            <w:pStyle w:val="Indholdsfortegnelse2"/>
+            <w:tabs>
+              <w:tab w:val="right" w:leader="dot" w:pos="9016"/>
+            </w:tabs>
+            <w:rPr>
+              <w:rFonts w:eastAsiaTheme="minorEastAsia"/>
+              <w:noProof/>
+              <w:lang w:eastAsia="da-DK"/>
+            </w:rPr>
+          </w:pPr>
+          <w:hyperlink w:anchor="_Toc238738628" w:history="1">
+            <w:r>
+              <w:rPr>
+                <w:rStyle w:val="Hyperlink"/>
+                <w:rFonts w:ascii="Times New Roman" w:hAnsi="Times New Roman" w:cs="Times New Roman"/>
+                <w:i/>
+                <w:iCs/>
+                <w:noProof/>
+                <w:lang w:val="en-US"/>
+              </w:rPr>
+              <w:t>1.4 Outcome</w:t>
+            </w:r>
+            <w:r>
+              <w:rPr>
+                <w:noProof/>
+                <w:webHidden/>
+              </w:rPr>
+              <w:tab/>
+            </w:r>
+            <w:r>
+              <w:rPr>
+                <w:noProof/>
+                <w:webHidden/>
+              </w:rPr>
+              <w:fldChar w:fldCharType="begin"/>
+            </w:r>
+            <w:r>
+              <w:rPr>
+                <w:noProof/>
+                <w:webHidden/>
+              </w:rPr>
+              <w:instrText xml:space="preserve"> PAGEREF _Toc238738628 \h </w:instrText>
+            </w:r>
+            <w:r>
+              <w:rPr>
+                <w:noProof/>
+                <w:webHidden/>
+              </w:rPr>
+            </w:r>
+            <w:r>
+              <w:rPr>
+                <w:noProof/>
+                <w:webHidden/>
+              </w:rPr>
+              <w:fldChar w:fldCharType="separate"/>
+            </w:r>
+            <w:r>
+              <w:rPr>
+                <w:noProof/>
+                <w:webHidden/>
+              </w:rPr>
+              <w:t>5</w:t>
+            </w:r>
+            <w:r>
+              <w:rPr>
+                <w:noProof/>
+                <w:webHidden/>
+              </w:rPr>
+              <w:fldChar w:fldCharType="end"/>
+            </w:r>
+          </w:hyperlink>
+        </w:p>
+        <w:p>
+          <w:pPr>
+            <w:pStyle w:val="Indholdsfortegnelse2"/>
+            <w:tabs>
+              <w:tab w:val="right" w:leader="dot" w:pos="9016"/>
+            </w:tabs>
+            <w:rPr>
+              <w:rFonts w:eastAsiaTheme="minorEastAsia"/>
+              <w:noProof/>
+              <w:lang w:eastAsia="da-DK"/>
+            </w:rPr>
+          </w:pPr>
+          <w:hyperlink w:anchor="_Toc238738629" w:history="1">
+            <w:r>
+              <w:rPr>
+                <w:rStyle w:val="Hyperlink"/>
+                <w:rFonts w:ascii="Times New Roman" w:hAnsi="Times New Roman" w:cs="Times New Roman"/>
+                <w:i/>
+                <w:iCs/>
+                <w:noProof/>
+                <w:lang w:val="en-US"/>
+              </w:rPr>
+              <w:t>1.5 Intercurrent events</w:t>
+            </w:r>
+            <w:r>
+              <w:rPr>
+                <w:noProof/>
+                <w:webHidden/>
+              </w:rPr>
+              <w:tab/>
+            </w:r>
+            <w:r>
+              <w:rPr>
+                <w:noProof/>
+                <w:webHidden/>
+              </w:rPr>
+              <w:fldChar w:fldCharType="begin"/>
+            </w:r>
+            <w:r>
+              <w:rPr>
+                <w:noProof/>
+                <w:webHidden/>
+              </w:rPr>
+              <w:instrText xml:space="preserve"> PAGEREF _Toc238738629 \h </w:instrText>
+            </w:r>
+            <w:r>
+              <w:rPr>
+                <w:noProof/>
+                <w:webHidden/>
+              </w:rPr>
+            </w:r>
+            <w:r>
+              <w:rPr>
+                <w:noProof/>
+                <w:webHidden/>
+              </w:rPr>
+              <w:fldChar w:fldCharType="separate"/>
+            </w:r>
+            <w:r>
+              <w:rPr>
+                <w:noProof/>
+                <w:webHidden/>
+              </w:rPr>
+              <w:t>5</w:t>
+            </w:r>
+            <w:r>
+              <w:rPr>
+                <w:noProof/>
+                <w:webHidden/>
+              </w:rPr>
+              <w:fldChar w:fldCharType="end"/>
+            </w:r>
+          </w:hyperlink>
+        </w:p>
+        <w:p>
+          <w:pPr>
+            <w:pStyle w:val="Indholdsfortegnelse2"/>
+            <w:tabs>
+              <w:tab w:val="right" w:leader="dot" w:pos="9016"/>
+            </w:tabs>
+            <w:rPr>
+              <w:rFonts w:eastAsiaTheme="minorEastAsia"/>
+              <w:noProof/>
+              <w:lang w:eastAsia="da-DK"/>
+            </w:rPr>
+          </w:pPr>
+          <w:hyperlink w:anchor="_Toc238738630" w:history="1">
+            <w:r>
+              <w:rPr>
+                <w:rStyle w:val="Hyperlink"/>
+                <w:rFonts w:ascii="Times New Roman" w:hAnsi="Times New Roman" w:cs="Times New Roman"/>
+                <w:i/>
+                <w:iCs/>
+                <w:noProof/>
+                <w:lang w:val="en-US"/>
+              </w:rPr>
+              <w:t>1.6 Covariates</w:t>
+            </w:r>
+            <w:r>
+              <w:rPr>
+                <w:noProof/>
+                <w:webHidden/>
+              </w:rPr>
+              <w:tab/>
+            </w:r>
+            <w:r>
+              <w:rPr>
+                <w:noProof/>
+                <w:webHidden/>
+              </w:rPr>
+              <w:fldChar w:fldCharType="begin"/>
+            </w:r>
+            <w:r>
+              <w:rPr>
+                <w:noProof/>
+                <w:webHidden/>
+              </w:rPr>
+              <w:instrText xml:space="preserve"> PAGEREF _Toc238738630 \h </w:instrText>
+            </w:r>
+            <w:r>
+              <w:rPr>
+                <w:noProof/>
+                <w:webHidden/>
+              </w:rPr>
+            </w:r>
+            <w:r>
+              <w:rPr>
+                <w:noProof/>
+                <w:webHidden/>
+              </w:rPr>
+              <w:fldChar w:fldCharType="separate"/>
+            </w:r>
+            <w:r>
+              <w:rPr>
+                <w:noProof/>
+                <w:webHidden/>
+              </w:rPr>
+              <w:t>6</w:t>
+            </w:r>
+            <w:r>
+              <w:rPr>
+                <w:noProof/>
+                <w:webHidden/>
+              </w:rPr>
+              <w:fldChar w:fldCharType="end"/>
+            </w:r>
+          </w:hyperlink>
+        </w:p>
+        <w:p>
+          <w:pPr>
+            <w:pStyle w:val="Indholdsfortegnelse2"/>
+            <w:tabs>
+              <w:tab w:val="right" w:leader="dot" w:pos="9016"/>
+            </w:tabs>
+            <w:rPr>
+              <w:rFonts w:eastAsiaTheme="minorEastAsia"/>
+              <w:noProof/>
+              <w:lang w:eastAsia="da-DK"/>
+            </w:rPr>
+          </w:pPr>
+          <w:hyperlink w:anchor="_Toc238738631" w:history="1">
+            <w:r>
+              <w:rPr>
+                <w:rStyle w:val="Hyperlink"/>
+                <w:rFonts w:ascii="Times New Roman" w:hAnsi="Times New Roman" w:cs="Times New Roman"/>
+                <w:i/>
+                <w:iCs/>
+                <w:noProof/>
+                <w:lang w:val="en-US"/>
+              </w:rPr>
+              <w:t>1.7 Calculations</w:t>
+            </w:r>
+            <w:r>
+              <w:rPr>
+                <w:noProof/>
+                <w:webHidden/>
+              </w:rPr>
+              <w:tab/>
+            </w:r>
+            <w:r>
+              <w:rPr>
+                <w:noProof/>
+                <w:webHidden/>
+              </w:rPr>
+              <w:fldChar w:fldCharType="begin"/>
+            </w:r>
+            <w:r>
+              <w:rPr>
+                <w:noProof/>
+                <w:webHidden/>
+              </w:rPr>
+              <w:instrText xml:space="preserve"> PAGEREF _Toc238738631 \h </w:instrText>
+            </w:r>
+            <w:r>
+              <w:rPr>
+                <w:noProof/>
+                <w:webHidden/>
+              </w:rPr>
+            </w:r>
+            <w:r>
+              <w:rPr>
+                <w:noProof/>
+                <w:webHidden/>
+              </w:rPr>
+              <w:fldChar w:fldCharType="separate"/>
+            </w:r>
+            <w:r>
+              <w:rPr>
+                <w:noProof/>
+                <w:webHidden/>
+              </w:rPr>
+              <w:t>6</w:t>
+            </w:r>
+            <w:r>
+              <w:rPr>
+                <w:noProof/>
+                <w:webHidden/>
+              </w:rPr>
+              <w:fldChar w:fldCharType="end"/>
+            </w:r>
+          </w:hyperlink>
+        </w:p>
+        <w:p>
+          <w:pPr>
+            <w:pStyle w:val="Indholdsfortegnelse2"/>
+            <w:tabs>
+              <w:tab w:val="right" w:leader="dot" w:pos="9016"/>
+            </w:tabs>
+            <w:rPr>
+              <w:rFonts w:eastAsiaTheme="minorEastAsia"/>
+              <w:noProof/>
+              <w:lang w:eastAsia="da-DK"/>
+            </w:rPr>
+          </w:pPr>
+          <w:hyperlink w:anchor="_Toc238738632" w:history="1">
+            <w:r>
+              <w:rPr>
+                <w:rStyle w:val="Hyperlink"/>
+                <w:rFonts w:ascii="Times New Roman" w:hAnsi="Times New Roman" w:cs="Times New Roman"/>
+                <w:i/>
+                <w:iCs/>
+                <w:noProof/>
+                <w:lang w:val="en-US"/>
+              </w:rPr>
+              <w:t>1.8 Execution of the data management and data analysis</w:t>
+            </w:r>
+            <w:r>
+              <w:rPr>
+                <w:noProof/>
+                <w:webHidden/>
+              </w:rPr>
+              <w:tab/>
+            </w:r>
+            <w:r>
+              <w:rPr>
+                <w:noProof/>
+                <w:webHidden/>
+              </w:rPr>
+              <w:fldChar w:fldCharType="begin"/>
+            </w:r>
+            <w:r>
+              <w:rPr>
+                <w:noProof/>
+                <w:webHidden/>
+              </w:rPr>
+              <w:instrText xml:space="preserve"> PAGEREF _Toc238738632 \h </w:instrText>
+            </w:r>
+            <w:r>
+              <w:rPr>
+                <w:noProof/>
+                <w:webHidden/>
+              </w:rPr>
+            </w:r>
+            <w:r>
+              <w:rPr>
+                <w:noProof/>
+                <w:webHidden/>
+              </w:rPr>
+              <w:fldChar w:fldCharType="separate"/>
+            </w:r>
+            <w:r>
+              <w:rPr>
+                <w:noProof/>
+                <w:webHidden/>
+              </w:rPr>
+              <w:t>6</w:t>
             </w:r>
             <w:r>
               <w:rPr>
@@ -1203,7 +1815,7 @@
               <w:lang w:eastAsia="da-DK"/>
             </w:rPr>
           </w:pPr>
-          <w:hyperlink w:anchor="_Toc238120916" w:history="1">
+          <w:hyperlink w:anchor="_Toc238738633" w:history="1">
             <w:r>
               <w:rPr>
                 <w:rStyle w:val="Hyperlink"/>
@@ -1211,7 +1823,7 @@
                 <w:noProof/>
                 <w:lang w:val="en-US"/>
               </w:rPr>
-              <w:t>2. Aims, hypotheses and outcomes</w:t>
+              <w:t>2. Statistical hypotheses</w:t>
             </w:r>
             <w:r>
               <w:rPr>
@@ -1232,7 +1844,7 @@
                 <w:noProof/>
                 <w:webHidden/>
               </w:rPr>
-              <w:instrText xml:space="preserve"> PAGEREF _Toc238120916 \h </w:instrText>
+              <w:instrText xml:space="preserve"> PAGEREF _Toc238738633 \h </w:instrText>
             </w:r>
             <w:r>
               <w:rPr>
@@ -1252,7 +1864,7 @@
                 <w:noProof/>
                 <w:webHidden/>
               </w:rPr>
-              <w:t>5</w:t>
+              <w:t>6</w:t>
             </w:r>
             <w:r>
               <w:rPr>
@@ -1275,7 +1887,7 @@
               <w:lang w:eastAsia="da-DK"/>
             </w:rPr>
           </w:pPr>
-          <w:hyperlink w:anchor="_Toc238120917" w:history="1">
+          <w:hyperlink w:anchor="_Toc238738634" w:history="1">
             <w:r>
               <w:rPr>
                 <w:rStyle w:val="Hyperlink"/>
@@ -1285,7 +1897,7 @@
                 <w:noProof/>
                 <w:lang w:val="en-US"/>
               </w:rPr>
-              <w:t>2.1 Aims, population, design and randomization</w:t>
+              <w:t>2.1 Primary analysis</w:t>
             </w:r>
             <w:r>
               <w:rPr>
@@ -1306,7 +1918,7 @@
                 <w:noProof/>
                 <w:webHidden/>
               </w:rPr>
-              <w:instrText xml:space="preserve"> PAGEREF _Toc238120917 \h </w:instrText>
+              <w:instrText xml:space="preserve"> PAGEREF _Toc238738634 \h </w:instrText>
             </w:r>
             <w:r>
               <w:rPr>
@@ -1326,7 +1938,7 @@
                 <w:noProof/>
                 <w:webHidden/>
               </w:rPr>
-              <w:t>5</w:t>
+              <w:t>6</w:t>
             </w:r>
             <w:r>
               <w:rPr>
@@ -1349,7 +1961,7 @@
               <w:lang w:eastAsia="da-DK"/>
             </w:rPr>
           </w:pPr>
-          <w:hyperlink w:anchor="_Toc238120918" w:history="1">
+          <w:hyperlink w:anchor="_Toc238738635" w:history="1">
             <w:r>
               <w:rPr>
                 <w:rStyle w:val="Hyperlink"/>
@@ -1359,7 +1971,7 @@
                 <w:noProof/>
                 <w:lang w:val="en-US"/>
               </w:rPr>
-              <w:t>2.2 Hypothesis and measures related to acute anxiety (Aim 1)</w:t>
+              <w:t>2.2 (key) Secondary analyses</w:t>
             </w:r>
             <w:r>
               <w:rPr>
@@ -1380,7 +1992,7 @@
                 <w:noProof/>
                 <w:webHidden/>
               </w:rPr>
-              <w:instrText xml:space="preserve"> PAGEREF _Toc238120918 \h </w:instrText>
+              <w:instrText xml:space="preserve"> PAGEREF _Toc238738635 \h </w:instrText>
             </w:r>
             <w:r>
               <w:rPr>
@@ -1400,7 +2012,7 @@
                 <w:noProof/>
                 <w:webHidden/>
               </w:rPr>
-              <w:t>5</w:t>
+              <w:t>7</w:t>
             </w:r>
             <w:r>
               <w:rPr>
@@ -1423,7 +2035,7 @@
               <w:lang w:eastAsia="da-DK"/>
             </w:rPr>
           </w:pPr>
-          <w:hyperlink w:anchor="_Toc238120919" w:history="1">
+          <w:hyperlink w:anchor="_Toc238738636" w:history="1">
             <w:r>
               <w:rPr>
                 <w:rStyle w:val="Hyperlink"/>
@@ -1433,7 +2045,7 @@
                 <w:noProof/>
                 <w:lang w:val="en-US"/>
               </w:rPr>
-              <w:t>2.3 Hypothesis and measures related to acute transformative experiences (Aim 2)</w:t>
+              <w:t>2.3 Multiplicity adjustment</w:t>
             </w:r>
             <w:r>
               <w:rPr>
@@ -1454,7 +2066,7 @@
                 <w:noProof/>
                 <w:webHidden/>
               </w:rPr>
-              <w:instrText xml:space="preserve"> PAGEREF _Toc238120919 \h </w:instrText>
+              <w:instrText xml:space="preserve"> PAGEREF _Toc238738636 \h </w:instrText>
             </w:r>
             <w:r>
               <w:rPr>
@@ -1474,7 +2086,151 @@
                 <w:noProof/>
                 <w:webHidden/>
               </w:rPr>
-              <w:t>6</w:t>
+              <w:t>7</w:t>
+            </w:r>
+            <w:r>
+              <w:rPr>
+                <w:noProof/>
+                <w:webHidden/>
+              </w:rPr>
+              <w:fldChar w:fldCharType="end"/>
+            </w:r>
+          </w:hyperlink>
+        </w:p>
+        <w:p>
+          <w:pPr>
+            <w:pStyle w:val="Indholdsfortegnelse1"/>
+            <w:tabs>
+              <w:tab w:val="right" w:leader="dot" w:pos="9016"/>
+            </w:tabs>
+            <w:rPr>
+              <w:rFonts w:eastAsiaTheme="minorEastAsia"/>
+              <w:noProof/>
+              <w:lang w:eastAsia="da-DK"/>
+            </w:rPr>
+          </w:pPr>
+          <w:hyperlink w:anchor="_Toc238738637" w:history="1">
+            <w:r>
+              <w:rPr>
+                <w:rStyle w:val="Hyperlink"/>
+                <w:rFonts w:ascii="Times New Roman" w:hAnsi="Times New Roman" w:cs="Times New Roman"/>
+                <w:noProof/>
+                <w:lang w:val="en-US"/>
+              </w:rPr>
+              <w:t>3. Analysis set</w:t>
+            </w:r>
+            <w:r>
+              <w:rPr>
+                <w:noProof/>
+                <w:webHidden/>
+              </w:rPr>
+              <w:tab/>
+            </w:r>
+            <w:r>
+              <w:rPr>
+                <w:noProof/>
+                <w:webHidden/>
+              </w:rPr>
+              <w:fldChar w:fldCharType="begin"/>
+            </w:r>
+            <w:r>
+              <w:rPr>
+                <w:noProof/>
+                <w:webHidden/>
+              </w:rPr>
+              <w:instrText xml:space="preserve"> PAGEREF _Toc238738637 \h </w:instrText>
+            </w:r>
+            <w:r>
+              <w:rPr>
+                <w:noProof/>
+                <w:webHidden/>
+              </w:rPr>
+            </w:r>
+            <w:r>
+              <w:rPr>
+                <w:noProof/>
+                <w:webHidden/>
+              </w:rPr>
+              <w:fldChar w:fldCharType="separate"/>
+            </w:r>
+            <w:r>
+              <w:rPr>
+                <w:noProof/>
+                <w:webHidden/>
+              </w:rPr>
+              <w:t>8</w:t>
+            </w:r>
+            <w:r>
+              <w:rPr>
+                <w:noProof/>
+                <w:webHidden/>
+              </w:rPr>
+              <w:fldChar w:fldCharType="end"/>
+            </w:r>
+          </w:hyperlink>
+        </w:p>
+        <w:p>
+          <w:pPr>
+            <w:pStyle w:val="Indholdsfortegnelse1"/>
+            <w:tabs>
+              <w:tab w:val="right" w:leader="dot" w:pos="9016"/>
+            </w:tabs>
+            <w:rPr>
+              <w:rFonts w:eastAsiaTheme="minorEastAsia"/>
+              <w:noProof/>
+              <w:lang w:eastAsia="da-DK"/>
+            </w:rPr>
+          </w:pPr>
+          <w:hyperlink w:anchor="_Toc238738638" w:history="1">
+            <w:r>
+              <w:rPr>
+                <w:rStyle w:val="Hyperlink"/>
+                <w:rFonts w:ascii="Times New Roman" w:hAnsi="Times New Roman" w:cs="Times New Roman"/>
+                <w:noProof/>
+                <w:lang w:val="en-US"/>
+              </w:rPr>
+              <w:t>4. Statistical analyses</w:t>
+            </w:r>
+            <w:r>
+              <w:rPr>
+                <w:noProof/>
+                <w:webHidden/>
+              </w:rPr>
+              <w:tab/>
+            </w:r>
+            <w:r>
+              <w:rPr>
+                <w:noProof/>
+                <w:webHidden/>
+              </w:rPr>
+              <w:fldChar w:fldCharType="begin"/>
+            </w:r>
+            <w:r>
+              <w:rPr>
+                <w:noProof/>
+                <w:webHidden/>
+              </w:rPr>
+              <w:instrText xml:space="preserve"> PAGEREF _Toc238738638 \h </w:instrText>
+            </w:r>
+            <w:r>
+              <w:rPr>
+                <w:noProof/>
+                <w:webHidden/>
+              </w:rPr>
+            </w:r>
+            <w:r>
+              <w:rPr>
+                <w:noProof/>
+                <w:webHidden/>
+              </w:rPr>
+              <w:fldChar w:fldCharType="separate"/>
+            </w:r>
+            <w:r>
+              <w:rPr>
+                <w:noProof/>
+                <w:webHidden/>
+              </w:rPr>
+              <w:t>8</w:t>
             </w:r>
             <w:r>
               <w:rPr>
@@ -1497,7 +2253,7 @@
               <w:lang w:eastAsia="da-DK"/>
             </w:rPr>
           </w:pPr>
-          <w:hyperlink w:anchor="_Toc238120920" w:history="1">
+          <w:hyperlink w:anchor="_Toc238738639" w:history="1">
             <w:r>
               <w:rPr>
                 <w:rStyle w:val="Hyperlink"/>
@@ -1507,7 +2263,29 @@
                 <w:noProof/>
                 <w:lang w:val="en-US"/>
               </w:rPr>
-              <w:t>2.4 Hypothesis and measures related to persisting effects (Aim 3)</w:t>
+              <w:t>4.1 General consi</w:t>
+            </w:r>
+            <w:r>
+              <w:rPr>
+                <w:rStyle w:val="Hyperlink"/>
+                <w:rFonts w:ascii="Times New Roman" w:hAnsi="Times New Roman" w:cs="Times New Roman"/>
+                <w:i/>
+                <w:iCs/>
+                <w:noProof/>
+                <w:lang w:val="en-US"/>
+              </w:rPr>
+              <w:t>d</w:t>
+            </w:r>
+            <w:r>
+              <w:rPr>
+                <w:rStyle w:val="Hyperlink"/>
+                <w:rFonts w:ascii="Times New Roman" w:hAnsi="Times New Roman" w:cs="Times New Roman"/>
+                <w:i/>
+                <w:iCs/>
+                <w:noProof/>
+                <w:lang w:val="en-US"/>
+              </w:rPr>
+              <w:t>erations</w:t>
             </w:r>
             <w:r>
               <w:rPr>
@@ -1528,7 +2306,7 @@
                 <w:noProof/>
                 <w:webHidden/>
               </w:rPr>
-              <w:instrText xml:space="preserve"> PAGEREF _Toc238120920 \h </w:instrText>
+              <w:instrText xml:space="preserve"> PAGEREF _Toc238738639 \h </w:instrText>
             </w:r>
             <w:r>
               <w:rPr>
@@ -1548,7 +2326,7 @@
                 <w:noProof/>
                 <w:webHidden/>
               </w:rPr>
-              <w:t>7</w:t>
+              <w:t>8</w:t>
             </w:r>
             <w:r>
               <w:rPr>
@@ -1571,7 +2349,7 @@
               <w:lang w:eastAsia="da-DK"/>
             </w:rPr>
           </w:pPr>
-          <w:hyperlink w:anchor="_Toc238120921" w:history="1">
+          <w:hyperlink w:anchor="_Toc238738640" w:history="1">
             <w:r>
               <w:rPr>
                 <w:rStyle w:val="Hyperlink"/>
@@ -1581,7 +2359,15 @@
                 <w:noProof/>
                 <w:lang w:val="en-US"/>
               </w:rPr>
-              <w:t>2.5 Exploratory aims</w:t>
+              <w:t xml:space="preserve">4.2 </w:t>
+            </w:r>
+            <w:r>
+              <w:rPr>
+                <w:rStyle w:val="Hyperlink"/>
+                <w:noProof/>
+                <w:lang w:val="en-US"/>
+              </w:rPr>
+              <w:t>Handling of missing data</w:t>
             </w:r>
             <w:r>
               <w:rPr>
@@ -1602,7 +2388,7 @@
                 <w:noProof/>
                 <w:webHidden/>
               </w:rPr>
-              <w:instrText xml:space="preserve"> PAGEREF _Toc238120921 \h </w:instrText>
+              <w:instrText xml:space="preserve"> PAGEREF _Toc238738640 \h </w:instrText>
             </w:r>
             <w:r>
               <w:rPr>
@@ -1645,7 +2431,7 @@
               <w:lang w:eastAsia="da-DK"/>
             </w:rPr>
           </w:pPr>
-          <w:hyperlink w:anchor="_Toc238120922" w:history="1">
+          <w:hyperlink w:anchor="_Toc238738641" w:history="1">
             <w:r>
               <w:rPr>
                 <w:rStyle w:val="Hyperlink"/>
@@ -1653,7 +2439,7 @@
                 <w:noProof/>
                 <w:lang w:val="en-US"/>
               </w:rPr>
-              <w:t>3. Primary analyses (Aim 1, 2 and 3) and exploratory analysis</w:t>
+              <w:t>5. Supplementary analyses</w:t>
             </w:r>
             <w:r>
               <w:rPr>
@@ -1674,7 +2460,7 @@
                 <w:noProof/>
                 <w:webHidden/>
               </w:rPr>
-              <w:instrText xml:space="preserve"> PAGEREF _Toc238120922 \h </w:instrText>
+              <w:instrText xml:space="preserve"> PAGEREF _Toc238738641 \h </w:instrText>
             </w:r>
             <w:r>
               <w:rPr>
@@ -1694,7 +2480,7 @@
                 <w:noProof/>
                 <w:webHidden/>
               </w:rPr>
-              <w:t>8</w:t>
+              <w:t>9</w:t>
             </w:r>
             <w:r>
               <w:rPr>
@@ -1717,7 +2503,7 @@
               <w:lang w:eastAsia="da-DK"/>
             </w:rPr>
           </w:pPr>
-          <w:hyperlink w:anchor="_Toc238120923" w:history="1">
+          <w:hyperlink w:anchor="_Toc238738642" w:history="1">
             <w:r>
               <w:rPr>
                 <w:rStyle w:val="Hyperlink"/>
@@ -1727,7 +2513,16 @@
                 <w:noProof/>
                 <w:lang w:val="en-US"/>
               </w:rPr>
-              <w:t>3.1 Primary analyses of acute anxiety (Aim 1)</w:t>
+              <w:t xml:space="preserve">5.1 </w:t>
+            </w:r>
+            <w:r>
+              <w:rPr>
+                <w:rStyle w:val="Hyperlink"/>
+                <w:rFonts w:ascii="Times New Roman" w:hAnsi="Times New Roman" w:cs="Times New Roman"/>
+                <w:noProof/>
+                <w:lang w:val="en-US"/>
+              </w:rPr>
+              <w:t>Safety evaluations</w:t>
             </w:r>
             <w:r>
               <w:rPr>
@@ -1748,7 +2543,7 @@
                 <w:noProof/>
                 <w:webHidden/>
               </w:rPr>
-              <w:instrText xml:space="preserve"> PAGEREF _Toc238120923 \h </w:instrText>
+              <w:instrText xml:space="preserve"> PAGEREF _Toc238738642 \h </w:instrText>
             </w:r>
             <w:r>
               <w:rPr>
@@ -1768,7 +2563,7 @@
                 <w:noProof/>
                 <w:webHidden/>
               </w:rPr>
-              <w:t>8</w:t>
+              <w:t>9</w:t>
             </w:r>
             <w:r>
               <w:rPr>
@@ -1791,7 +2586,7 @@
               <w:lang w:eastAsia="da-DK"/>
             </w:rPr>
           </w:pPr>
-          <w:hyperlink w:anchor="_Toc238120924" w:history="1">
+          <w:hyperlink w:anchor="_Toc238738643" w:history="1">
             <w:r>
               <w:rPr>
                 <w:rStyle w:val="Hyperlink"/>
@@ -1801,7 +2596,16 @@
                 <w:noProof/>
                 <w:lang w:val="en-US"/>
               </w:rPr>
-              <w:t>3.2 Primary analyses of acute transformative experiences (Aim 2)</w:t>
+              <w:t xml:space="preserve">5.2 </w:t>
+            </w:r>
+            <w:r>
+              <w:rPr>
+                <w:rStyle w:val="Hyperlink"/>
+                <w:rFonts w:ascii="Times New Roman" w:hAnsi="Times New Roman" w:cs="Times New Roman"/>
+                <w:noProof/>
+                <w:lang w:val="en-US"/>
+              </w:rPr>
+              <w:t>Exploratory analyses</w:t>
             </w:r>
             <w:r>
               <w:rPr>
@@ -1822,7 +2626,7 @@
                 <w:noProof/>
                 <w:webHidden/>
               </w:rPr>
-              <w:instrText xml:space="preserve"> PAGEREF _Toc238120924 \h </w:instrText>
+              <w:instrText xml:space="preserve"> PAGEREF _Toc238738643 \h </w:instrText>
             </w:r>
             <w:r>
               <w:rPr>
@@ -1843,6 +2647,150 @@
                 <w:webHidden/>
               </w:rPr>
               <w:t>9</w:t>
+            </w:r>
+            <w:r>
+              <w:rPr>
+                <w:noProof/>
+                <w:webHidden/>
+              </w:rPr>
+              <w:fldChar w:fldCharType="end"/>
+            </w:r>
+          </w:hyperlink>
+        </w:p>
+        <w:p>
+          <w:pPr>
+            <w:pStyle w:val="Indholdsfortegnelse1"/>
+            <w:tabs>
+              <w:tab w:val="right" w:leader="dot" w:pos="9016"/>
+            </w:tabs>
+            <w:rPr>
+              <w:rFonts w:eastAsiaTheme="minorEastAsia"/>
+              <w:noProof/>
+              <w:lang w:eastAsia="da-DK"/>
+            </w:rPr>
+          </w:pPr>
+          <w:hyperlink w:anchor="_Toc238738644" w:history="1">
+            <w:r>
+              <w:rPr>
+                <w:rStyle w:val="Hyperlink"/>
+                <w:rFonts w:ascii="Times New Roman" w:hAnsi="Times New Roman" w:cs="Times New Roman"/>
+                <w:noProof/>
+                <w:lang w:val="en-US"/>
+              </w:rPr>
+              <w:t>References</w:t>
+            </w:r>
+            <w:r>
+              <w:rPr>
+                <w:noProof/>
+                <w:webHidden/>
+              </w:rPr>
+              <w:tab/>
+            </w:r>
+            <w:r>
+              <w:rPr>
+                <w:noProof/>
+                <w:webHidden/>
+              </w:rPr>
+              <w:fldChar w:fldCharType="begin"/>
+            </w:r>
+            <w:r>
+              <w:rPr>
+                <w:noProof/>
+                <w:webHidden/>
+              </w:rPr>
+              <w:instrText xml:space="preserve"> PAGEREF _Toc238738644 \h </w:instrText>
+            </w:r>
+            <w:r>
+              <w:rPr>
+                <w:noProof/>
+                <w:webHidden/>
+              </w:rPr>
+            </w:r>
+            <w:r>
+              <w:rPr>
+                <w:noProof/>
+                <w:webHidden/>
+              </w:rPr>
+              <w:fldChar w:fldCharType="separate"/>
+            </w:r>
+            <w:r>
+              <w:rPr>
+                <w:noProof/>
+                <w:webHidden/>
+              </w:rPr>
+              <w:t>9</w:t>
+            </w:r>
+            <w:r>
+              <w:rPr>
+                <w:noProof/>
+                <w:webHidden/>
+              </w:rPr>
+              <w:fldChar w:fldCharType="end"/>
+            </w:r>
+          </w:hyperlink>
+        </w:p>
+        <w:p>
+          <w:pPr>
+            <w:pStyle w:val="Indholdsfortegnelse1"/>
+            <w:tabs>
+              <w:tab w:val="right" w:leader="dot" w:pos="9016"/>
+            </w:tabs>
+            <w:rPr>
+              <w:rFonts w:eastAsiaTheme="minorEastAsia"/>
+              <w:noProof/>
+              <w:lang w:eastAsia="da-DK"/>
+            </w:rPr>
+          </w:pPr>
+          <w:hyperlink w:anchor="_Toc238738645" w:history="1">
+            <w:r>
+              <w:rPr>
+                <w:rStyle w:val="Hyperlink"/>
+                <w:rFonts w:ascii="Times New Roman" w:hAnsi="Times New Roman" w:cs="Times New Roman"/>
+                <w:noProof/>
+                <w:lang w:val="en-US"/>
+              </w:rPr>
+              <w:t>Appendix A. R code for primary outcome analyses</w:t>
+            </w:r>
+            <w:r>
+              <w:rPr>
+                <w:noProof/>
+                <w:webHidden/>
+              </w:rPr>
+              <w:tab/>
+            </w:r>
+            <w:r>
+              <w:rPr>
+                <w:noProof/>
+                <w:webHidden/>
+              </w:rPr>
+              <w:fldChar w:fldCharType="begin"/>
+            </w:r>
+            <w:r>
+              <w:rPr>
+                <w:noProof/>
+                <w:webHidden/>
+              </w:rPr>
+              <w:instrText xml:space="preserve"> PAGEREF _Toc238738645 \h </w:instrText>
+            </w:r>
+            <w:r>
+              <w:rPr>
+                <w:noProof/>
+                <w:webHidden/>
+              </w:rPr>
+            </w:r>
+            <w:r>
+              <w:rPr>
+                <w:noProof/>
+                <w:webHidden/>
+              </w:rPr>
+              <w:fldChar w:fldCharType="separate"/>
+            </w:r>
+            <w:r>
+              <w:rPr>
+                <w:noProof/>
+                <w:webHidden/>
+              </w:rPr>
+              <w:t>10</w:t>
             </w:r>
             <w:r>
               <w:rPr>
@@ -1865,7 +2813,7 @@
               <w:lang w:eastAsia="da-DK"/>
             </w:rPr>
           </w:pPr>
-          <w:hyperlink w:anchor="_Toc238120925" w:history="1">
+          <w:hyperlink w:anchor="_Toc238738646" w:history="1">
             <w:r>
               <w:rPr>
                 <w:rStyle w:val="Hyperlink"/>
@@ -1875,7 +2823,7 @@
                 <w:noProof/>
                 <w:lang w:val="en-US"/>
               </w:rPr>
-              <w:t>3.3 Primary analyses of persisting effects (Aim 3)</w:t>
+              <w:t>Primary analyses</w:t>
             </w:r>
             <w:r>
               <w:rPr>
@@ -1896,7 +2844,7 @@
                 <w:noProof/>
                 <w:webHidden/>
               </w:rPr>
-              <w:instrText xml:space="preserve"> PAGEREF _Toc238120925 \h </w:instrText>
+              <w:instrText xml:space="preserve"> PAGEREF _Toc238738646 \h </w:instrText>
             </w:r>
             <w:r>
               <w:rPr>
@@ -1916,371 +2864,7 @@
                 <w:noProof/>
                 <w:webHidden/>
               </w:rPr>
-              <w:t>9</w:t>
-            </w:r>
-            <w:r>
-              <w:rPr>
-                <w:noProof/>
-                <w:webHidden/>
-              </w:rPr>
-              <w:fldChar w:fldCharType="end"/>
-            </w:r>
-          </w:hyperlink>
-        </w:p>
-        <w:p>
-          <w:pPr>
-            <w:pStyle w:val="Indholdsfortegnelse1"/>
-            <w:tabs>
-              <w:tab w:val="right" w:leader="dot" w:pos="9016"/>
-            </w:tabs>
-            <w:rPr>
-              <w:rFonts w:eastAsiaTheme="minorEastAsia"/>
-              <w:noProof/>
-              <w:lang w:eastAsia="da-DK"/>
-            </w:rPr>
-          </w:pPr>
-          <w:hyperlink w:anchor="_Toc238120926" w:history="1">
-            <w:r>
-              <w:rPr>
-                <w:rStyle w:val="Hyperlink"/>
-                <w:rFonts w:ascii="Times New Roman" w:hAnsi="Times New Roman" w:cs="Times New Roman"/>
-                <w:noProof/>
-                <w:lang w:val="en-US"/>
-              </w:rPr>
-              <w:t>4. Exploratory analyses</w:t>
-            </w:r>
-            <w:r>
-              <w:rPr>
-                <w:noProof/>
-                <w:webHidden/>
-              </w:rPr>
-              <w:tab/>
-            </w:r>
-            <w:r>
-              <w:rPr>
-                <w:noProof/>
-                <w:webHidden/>
-              </w:rPr>
-              <w:fldChar w:fldCharType="begin"/>
-            </w:r>
-            <w:r>
-              <w:rPr>
-                <w:noProof/>
-                <w:webHidden/>
-              </w:rPr>
-              <w:instrText xml:space="preserve"> PAGEREF _Toc238120926 \h </w:instrText>
-            </w:r>
-            <w:r>
-              <w:rPr>
-                <w:noProof/>
-                <w:webHidden/>
-              </w:rPr>
-            </w:r>
-            <w:r>
-              <w:rPr>
-                <w:noProof/>
-                <w:webHidden/>
-              </w:rPr>
-              <w:fldChar w:fldCharType="separate"/>
-            </w:r>
-            <w:r>
-              <w:rPr>
-                <w:noProof/>
-                <w:webHidden/>
-              </w:rPr>
-              <w:t>9</w:t>
-            </w:r>
-            <w:r>
-              <w:rPr>
-                <w:noProof/>
-                <w:webHidden/>
-              </w:rPr>
-              <w:fldChar w:fldCharType="end"/>
-            </w:r>
-          </w:hyperlink>
-        </w:p>
-        <w:p>
-          <w:pPr>
-            <w:pStyle w:val="Indholdsfortegnelse2"/>
-            <w:tabs>
-              <w:tab w:val="right" w:leader="dot" w:pos="9016"/>
-            </w:tabs>
-            <w:rPr>
-              <w:rFonts w:eastAsiaTheme="minorEastAsia"/>
-              <w:noProof/>
-              <w:lang w:eastAsia="da-DK"/>
-            </w:rPr>
-          </w:pPr>
-          <w:hyperlink w:anchor="_Toc238120927" w:history="1">
-            <w:r>
-              <w:rPr>
-                <w:rStyle w:val="Hyperlink"/>
-                <w:rFonts w:ascii="Times New Roman" w:hAnsi="Times New Roman" w:cs="Times New Roman"/>
-                <w:i/>
-                <w:iCs/>
-                <w:noProof/>
-                <w:lang w:val="en-US"/>
-              </w:rPr>
-              <w:t>Sensitivity analyses</w:t>
-            </w:r>
-            <w:r>
-              <w:rPr>
-                <w:noProof/>
-                <w:webHidden/>
-              </w:rPr>
-              <w:tab/>
-            </w:r>
-            <w:r>
-              <w:rPr>
-                <w:noProof/>
-                <w:webHidden/>
-              </w:rPr>
-              <w:fldChar w:fldCharType="begin"/>
-            </w:r>
-            <w:r>
-              <w:rPr>
-                <w:noProof/>
-                <w:webHidden/>
-              </w:rPr>
-              <w:instrText xml:space="preserve"> PAGEREF _Toc238120927 \h </w:instrText>
-            </w:r>
-            <w:r>
-              <w:rPr>
-                <w:noProof/>
-                <w:webHidden/>
-              </w:rPr>
-            </w:r>
-            <w:r>
-              <w:rPr>
-                <w:noProof/>
-                <w:webHidden/>
-              </w:rPr>
-              <w:fldChar w:fldCharType="separate"/>
-            </w:r>
-            <w:r>
-              <w:rPr>
-                <w:noProof/>
-                <w:webHidden/>
-              </w:rPr>
-              <w:t>9</w:t>
-            </w:r>
-            <w:r>
-              <w:rPr>
-                <w:noProof/>
-                <w:webHidden/>
-              </w:rPr>
-              <w:fldChar w:fldCharType="end"/>
-            </w:r>
-          </w:hyperlink>
-        </w:p>
-        <w:p>
-          <w:pPr>
-            <w:pStyle w:val="Indholdsfortegnelse1"/>
-            <w:tabs>
-              <w:tab w:val="right" w:leader="dot" w:pos="9016"/>
-            </w:tabs>
-            <w:rPr>
-              <w:rFonts w:eastAsiaTheme="minorEastAsia"/>
-              <w:noProof/>
-              <w:lang w:eastAsia="da-DK"/>
-            </w:rPr>
-          </w:pPr>
-          <w:hyperlink w:anchor="_Toc238120928" w:history="1">
-            <w:r>
-              <w:rPr>
-                <w:rStyle w:val="Hyperlink"/>
-                <w:rFonts w:ascii="Times New Roman" w:hAnsi="Times New Roman" w:cs="Times New Roman"/>
-                <w:noProof/>
-                <w:lang w:val="en-US"/>
-              </w:rPr>
-              <w:t>References</w:t>
-            </w:r>
-            <w:r>
-              <w:rPr>
-                <w:noProof/>
-                <w:webHidden/>
-              </w:rPr>
-              <w:tab/>
-            </w:r>
-            <w:r>
-              <w:rPr>
-                <w:noProof/>
-                <w:webHidden/>
-              </w:rPr>
-              <w:fldChar w:fldCharType="begin"/>
-            </w:r>
-            <w:r>
-              <w:rPr>
-                <w:noProof/>
-                <w:webHidden/>
-              </w:rPr>
-              <w:instrText xml:space="preserve"> PAGEREF _Toc238120928 \h </w:instrText>
-            </w:r>
-            <w:r>
-              <w:rPr>
-                <w:noProof/>
-                <w:webHidden/>
-              </w:rPr>
-            </w:r>
-            <w:r>
-              <w:rPr>
-                <w:noProof/>
-                <w:webHidden/>
-              </w:rPr>
-              <w:fldChar w:fldCharType="separate"/>
-            </w:r>
-            <w:r>
-              <w:rPr>
-                <w:noProof/>
-                <w:webHidden/>
-              </w:rPr>
               <w:t>10</w:t>
-            </w:r>
-            <w:r>
-              <w:rPr>
-                <w:noProof/>
-                <w:webHidden/>
-              </w:rPr>
-              <w:fldChar w:fldCharType="end"/>
-            </w:r>
-          </w:hyperlink>
-        </w:p>
-        <w:p>
-          <w:pPr>
-            <w:pStyle w:val="Indholdsfortegnelse1"/>
-            <w:tabs>
-              <w:tab w:val="right" w:leader="dot" w:pos="9016"/>
-            </w:tabs>
-            <w:rPr>
-              <w:rFonts w:eastAsiaTheme="minorEastAsia"/>
-              <w:noProof/>
-              <w:lang w:eastAsia="da-DK"/>
-            </w:rPr>
-          </w:pPr>
-          <w:hyperlink w:anchor="_Toc238120929" w:history="1">
-            <w:r>
-              <w:rPr>
-                <w:rStyle w:val="Hyperlink"/>
-                <w:rFonts w:ascii="Times New Roman" w:hAnsi="Times New Roman" w:cs="Times New Roman"/>
-                <w:noProof/>
-                <w:lang w:val="en-US"/>
-              </w:rPr>
-              <w:t>Appendix A. R code for primary outcome analyses</w:t>
-            </w:r>
-            <w:r>
-              <w:rPr>
-                <w:noProof/>
-                <w:webHidden/>
-              </w:rPr>
-              <w:tab/>
-            </w:r>
-            <w:r>
-              <w:rPr>
-                <w:noProof/>
-                <w:webHidden/>
-              </w:rPr>
-              <w:fldChar w:fldCharType="begin"/>
-            </w:r>
-            <w:r>
-              <w:rPr>
-                <w:noProof/>
-                <w:webHidden/>
-              </w:rPr>
-              <w:instrText xml:space="preserve"> PAGEREF _Toc238120929 \h </w:instrText>
-            </w:r>
-            <w:r>
-              <w:rPr>
-                <w:noProof/>
-                <w:webHidden/>
-              </w:rPr>
-            </w:r>
-            <w:r>
-              <w:rPr>
-                <w:noProof/>
-                <w:webHidden/>
-              </w:rPr>
-              <w:fldChar w:fldCharType="separate"/>
-            </w:r>
-            <w:r>
-              <w:rPr>
-                <w:noProof/>
-                <w:webHidden/>
-              </w:rPr>
-              <w:t>11</w:t>
-            </w:r>
-            <w:r>
-              <w:rPr>
-                <w:noProof/>
-                <w:webHidden/>
-              </w:rPr>
-              <w:fldChar w:fldCharType="end"/>
-            </w:r>
-          </w:hyperlink>
-        </w:p>
-        <w:p>
-          <w:pPr>
-            <w:pStyle w:val="Indholdsfortegnelse2"/>
-            <w:tabs>
-              <w:tab w:val="right" w:leader="dot" w:pos="9016"/>
-            </w:tabs>
-            <w:rPr>
-              <w:rFonts w:eastAsiaTheme="minorEastAsia"/>
-              <w:noProof/>
-              <w:lang w:eastAsia="da-DK"/>
-            </w:rPr>
-          </w:pPr>
-          <w:hyperlink w:anchor="_Toc238120930" w:history="1">
-            <w:r>
-              <w:rPr>
-                <w:rStyle w:val="Hyperlink"/>
-                <w:rFonts w:ascii="Times New Roman" w:hAnsi="Times New Roman" w:cs="Times New Roman"/>
-                <w:i/>
-                <w:iCs/>
-                <w:noProof/>
-                <w:lang w:val="en-US"/>
-              </w:rPr>
-              <w:t>Primary analyses</w:t>
-            </w:r>
-            <w:r>
-              <w:rPr>
-                <w:noProof/>
-                <w:webHidden/>
-              </w:rPr>
-              <w:tab/>
-            </w:r>
-            <w:r>
-              <w:rPr>
-                <w:noProof/>
-                <w:webHidden/>
-              </w:rPr>
-              <w:fldChar w:fldCharType="begin"/>
-            </w:r>
-            <w:r>
-              <w:rPr>
-                <w:noProof/>
-                <w:webHidden/>
-              </w:rPr>
-              <w:instrText xml:space="preserve"> PAGEREF _Toc238120930 \h </w:instrText>
-            </w:r>
-            <w:r>
-              <w:rPr>
-                <w:noProof/>
-                <w:webHidden/>
-              </w:rPr>
-            </w:r>
-            <w:r>
-              <w:rPr>
-                <w:noProof/>
-                <w:webHidden/>
-              </w:rPr>
-              <w:fldChar w:fldCharType="separate"/>
-            </w:r>
-            <w:r>
-              <w:rPr>
-                <w:noProof/>
-                <w:webHidden/>
-              </w:rPr>
-              <w:t>11</w:t>
             </w:r>
             <w:r>
               <w:rPr>
@@ -2322,126 +2906,52 @@
     </w:p>
     <w:p>
       <w:pPr>
-        <w:rPr>
+        <w:pStyle w:val="Overskrift1"/>
+        <w:rPr>
+          <w:rFonts w:ascii="Times New Roman" w:hAnsi="Times New Roman" w:cs="Times New Roman"/>
+          <w:lang w:val="en-US"/>
+        </w:rPr>
+      </w:pPr>
+      <w:bookmarkStart w:id="2" w:name="_Toc238738623"/>
+      <w:r>
+        <w:rPr>
+          <w:rFonts w:ascii="Times New Roman" w:hAnsi="Times New Roman" w:cs="Times New Roman"/>
+          <w:lang w:val="en-US"/>
+        </w:rPr>
+        <w:t>List of Abbreviations and Definition of Terms</w:t>
+      </w:r>
+      <w:bookmarkEnd w:id="2"/>
+      <w:r>
+        <w:rPr>
+          <w:rFonts w:ascii="Times New Roman" w:hAnsi="Times New Roman" w:cs="Times New Roman"/>
+          <w:lang w:val="en-US"/>
+        </w:rPr>
+        <w:t xml:space="preserve"> </w:t>
+      </w:r>
+    </w:p>
+    <w:p>
+      <w:pPr>
+        <w:rPr>
+          <w:rFonts w:ascii="Times New Roman" w:hAnsi="Times New Roman" w:cs="Times New Roman"/>
           <w:b/>
           <w:bCs/>
-          <w:noProof/>
-        </w:rPr>
-      </w:pPr>
-    </w:p>
-    <w:p>
-      <w:pPr>
-        <w:rPr>
+          <w:lang w:val="en-US"/>
+        </w:rPr>
+      </w:pPr>
+      <w:r>
+        <w:rPr>
+          <w:rFonts w:ascii="Times New Roman" w:hAnsi="Times New Roman" w:cs="Times New Roman"/>
           <w:b/>
           <w:bCs/>
-          <w:noProof/>
-        </w:rPr>
-      </w:pPr>
-    </w:p>
-    <w:p>
-      <w:pPr>
-        <w:rPr>
+          <w:lang w:val="en-US"/>
+        </w:rPr>
+        <w:t>Abbreviation</w:t>
+      </w:r>
+      <w:r>
+        <w:rPr>
+          <w:rFonts w:ascii="Times New Roman" w:hAnsi="Times New Roman" w:cs="Times New Roman"/>
           <w:b/>
           <w:bCs/>
-          <w:noProof/>
-        </w:rPr>
-      </w:pPr>
-    </w:p>
-    <w:p>
-      <w:pPr>
-        <w:rPr>
-          <w:b/>
-          <w:bCs/>
-          <w:noProof/>
-        </w:rPr>
-      </w:pPr>
-    </w:p>
-    <w:p>
-      <w:pPr>
-        <w:rPr>
-          <w:b/>
-          <w:bCs/>
-          <w:noProof/>
-        </w:rPr>
-      </w:pPr>
-    </w:p>
-    <w:p>
-      <w:pPr>
-        <w:rPr>
-          <w:b/>
-          <w:bCs/>
-          <w:noProof/>
-        </w:rPr>
-      </w:pPr>
-    </w:p>
-    <w:p>
-      <w:pPr>
-        <w:rPr>
-          <w:b/>
-          <w:bCs/>
-          <w:noProof/>
-        </w:rPr>
-      </w:pPr>
-    </w:p>
-    <w:p>
-      <w:pPr>
-        <w:rPr>
-          <w:b/>
-          <w:bCs/>
-          <w:noProof/>
-        </w:rPr>
-      </w:pPr>
-    </w:p>
-    <w:p/>
-    <w:p>
-      <w:pPr>
-        <w:pStyle w:val="Overskrift1"/>
-        <w:rPr>
-          <w:rFonts w:ascii="Times New Roman" w:hAnsi="Times New Roman" w:cs="Times New Roman"/>
-          <w:lang w:val="en-US"/>
-        </w:rPr>
-      </w:pPr>
-      <w:bookmarkStart w:id="2" w:name="_Toc238120914"/>
-      <w:r>
-        <w:rPr>
-          <w:rFonts w:ascii="Times New Roman" w:hAnsi="Times New Roman" w:cs="Times New Roman"/>
-          <w:lang w:val="en-US"/>
-        </w:rPr>
-        <w:lastRenderedPageBreak/>
-        <w:t>List of Abbreviations and Definition of Terms</w:t>
-      </w:r>
-      <w:bookmarkEnd w:id="2"/>
-      <w:r>
-        <w:rPr>
-          <w:rFonts w:ascii="Times New Roman" w:hAnsi="Times New Roman" w:cs="Times New Roman"/>
-          <w:lang w:val="en-US"/>
-        </w:rPr>
-        <w:t xml:space="preserve"> </w:t>
-      </w:r>
-    </w:p>
-    <w:p>
-      <w:pPr>
-        <w:rPr>
-          <w:rFonts w:ascii="Times New Roman" w:hAnsi="Times New Roman" w:cs="Times New Roman"/>
-          <w:b/>
-          <w:bCs/>
-          <w:lang w:val="en-US"/>
-        </w:rPr>
-      </w:pPr>
-      <w:r>
-        <w:rPr>
-          <w:rFonts w:ascii="Times New Roman" w:hAnsi="Times New Roman" w:cs="Times New Roman"/>
-          <w:b/>
-          <w:bCs/>
-          <w:lang w:val="en-US"/>
-        </w:rPr>
-        <w:t>Abbreviation</w:t>
-      </w:r>
-      <w:r>
-        <w:rPr>
-          <w:rFonts w:ascii="Times New Roman" w:hAnsi="Times New Roman" w:cs="Times New Roman"/>
-          <w:b/>
-          <w:bCs/>
           <w:lang w:val="en-US"/>
         </w:rPr>
         <w:tab/>
@@ -2490,6 +3000,7 @@
           <w:rFonts w:ascii="Times New Roman" w:hAnsi="Times New Roman" w:cs="Times New Roman"/>
           <w:lang w:val="en-US"/>
         </w:rPr>
+        <w:lastRenderedPageBreak/>
         <w:tab/>
       </w:r>
       <w:r>
@@ -2527,20 +3038,20 @@
       <w:pPr>
         <w:rPr>
           <w:rFonts w:ascii="Times New Roman" w:hAnsi="Times New Roman" w:cs="Times New Roman"/>
-          <w:lang w:val="fr-FR"/>
-        </w:rPr>
-      </w:pPr>
-      <w:r>
-        <w:rPr>
-          <w:rFonts w:ascii="Times New Roman" w:hAnsi="Times New Roman" w:cs="Times New Roman"/>
-          <w:lang w:val="fr-FR"/>
+          <w:lang w:val="en-US"/>
+        </w:rPr>
+      </w:pPr>
+      <w:r>
+        <w:rPr>
+          <w:rFonts w:ascii="Times New Roman" w:hAnsi="Times New Roman" w:cs="Times New Roman"/>
+          <w:lang w:val="en-US"/>
         </w:rPr>
         <w:tab/>
       </w:r>
       <w:r>
         <w:rPr>
           <w:rFonts w:ascii="Times New Roman" w:hAnsi="Times New Roman" w:cs="Times New Roman"/>
-          <w:lang w:val="fr-FR"/>
+          <w:lang w:val="en-US"/>
         </w:rPr>
         <w:tab/>
       </w:r>
@@ -2549,13 +3060,13 @@
       <w:pPr>
         <w:rPr>
           <w:rFonts w:ascii="Times New Roman" w:hAnsi="Times New Roman" w:cs="Times New Roman"/>
-          <w:lang w:val="fr-FR"/>
-        </w:rPr>
-      </w:pPr>
-      <w:r>
-        <w:rPr>
-          <w:rFonts w:ascii="Times New Roman" w:hAnsi="Times New Roman" w:cs="Times New Roman"/>
-          <w:lang w:val="fr-FR"/>
+          <w:lang w:val="en-US"/>
+        </w:rPr>
+      </w:pPr>
+      <w:r>
+        <w:rPr>
+          <w:rFonts w:ascii="Times New Roman" w:hAnsi="Times New Roman" w:cs="Times New Roman"/>
+          <w:lang w:val="en-US"/>
         </w:rPr>
         <w:tab/>
         <w:t xml:space="preserve"> </w:t>
@@ -2751,13 +3262,12 @@
           <w:lang w:val="en-US"/>
         </w:rPr>
       </w:pPr>
-      <w:bookmarkStart w:id="3" w:name="_Toc238120915"/>
-      <w:r>
-        <w:rPr>
-          <w:rFonts w:ascii="Times New Roman" w:hAnsi="Times New Roman" w:cs="Times New Roman"/>
-          <w:lang w:val="en-US"/>
-        </w:rPr>
-        <w:lastRenderedPageBreak/>
+      <w:bookmarkStart w:id="3" w:name="_Toc238738624"/>
+      <w:r>
+        <w:rPr>
+          <w:rFonts w:ascii="Times New Roman" w:hAnsi="Times New Roman" w:cs="Times New Roman"/>
+          <w:lang w:val="en-US"/>
+        </w:rPr>
         <w:t xml:space="preserve">1. </w:t>
       </w:r>
       <w:r>
@@ -2922,13 +3432,14 @@
           <w:lang w:val="en-US"/>
         </w:rPr>
       </w:pPr>
-      <w:bookmarkStart w:id="4" w:name="_Toc238120917"/>
+      <w:bookmarkStart w:id="4" w:name="_Toc238738625"/>
       <w:r>
         <w:rPr>
           <w:rStyle w:val="Svagfremhvning"/>
           <w:rFonts w:ascii="Times New Roman" w:hAnsi="Times New Roman" w:cs="Times New Roman"/>
           <w:lang w:val="en-US"/>
         </w:rPr>
+        <w:lastRenderedPageBreak/>
         <w:t>1</w:t>
       </w:r>
       <w:r>
@@ -2939,6 +3450,14 @@
         </w:rPr>
         <w:t xml:space="preserve">.1 </w:t>
       </w:r>
+      <w:r>
+        <w:rPr>
+          <w:rStyle w:val="Svagfremhvning"/>
+          <w:rFonts w:ascii="Times New Roman" w:hAnsi="Times New Roman" w:cs="Times New Roman"/>
+          <w:lang w:val="en-US"/>
+        </w:rPr>
+        <w:t>Research questions</w:t>
+      </w:r>
       <w:bookmarkEnd w:id="4"/>
       <w:r>
         <w:rPr>
@@ -2946,39 +3465,24 @@
           <w:rFonts w:ascii="Times New Roman" w:hAnsi="Times New Roman" w:cs="Times New Roman"/>
           <w:lang w:val="en-US"/>
         </w:rPr>
-        <w:t xml:space="preserve">Research questions </w:t>
-      </w:r>
-    </w:p>
-    <w:p>
-      <w:pPr>
-        <w:pStyle w:val="Overskrift2"/>
-        <w:rPr>
-          <w:rFonts w:eastAsiaTheme="minorHAnsi"/>
+        <w:t xml:space="preserve"> </w:t>
+      </w:r>
+    </w:p>
+    <w:p>
+      <w:pPr>
+        <w:rPr>
+          <w:rFonts w:ascii="Times New Roman" w:hAnsi="Times New Roman" w:cs="Times New Roman"/>
           <w:color w:val="215E99" w:themeColor="text2" w:themeTint="BF"/>
-          <w:sz w:val="24"/>
-          <w:szCs w:val="24"/>
-          <w:lang w:val="en-US"/>
-        </w:rPr>
-      </w:pPr>
-      <w:r>
-        <w:rPr>
-          <w:rFonts w:eastAsiaTheme="minorHAnsi"/>
+          <w:lang w:val="en-US"/>
+        </w:rPr>
+      </w:pPr>
+      <w:r>
+        <w:rPr>
+          <w:rFonts w:ascii="Times New Roman" w:hAnsi="Times New Roman" w:cs="Times New Roman"/>
           <w:color w:val="215E99" w:themeColor="text2" w:themeTint="BF"/>
-          <w:sz w:val="24"/>
-          <w:szCs w:val="24"/>
-          <w:lang w:val="en-US"/>
-        </w:rPr>
-        <w:t>The term research questions</w:t>
-      </w:r>
-      <w:r>
-        <w:rPr>
-          <w:rFonts w:eastAsiaTheme="minorHAnsi"/>
-          <w:color w:val="215E99" w:themeColor="text2" w:themeTint="BF"/>
-          <w:sz w:val="24"/>
-          <w:szCs w:val="24"/>
-          <w:lang w:val="en-US"/>
-        </w:rPr>
-        <w:t xml:space="preserve"> is preferred to ‘hypotheses’ as the latter refer to ‘scientific hypotheses’ (e.g. the treatment is effective in preventing depression) which can create confusion with the ‘null hypothesis’ (statistical hypothesis), e.g. the average change in HAMD6 score is equal in the active and  placebo group. In some cases, answering a research question / proving a scientific hypothesis may require rejecting several null hypotheses.</w:t>
+          <w:lang w:val="en-US"/>
+        </w:rPr>
+        <w:t>The term research questions is preferred to ‘hypotheses’ as the latter refer to ‘scientific hypotheses’ (e.g. the treatment is effective in preventing depression) which can create confusion with the ‘null hypothesis’ (statistical hypothesis), e.g. the average change in HAMD6 score is equal in the active and placebo group. In some cases, answering a research question / proving a scientific hypothesis may require rejecting several null hypotheses.</w:t>
       </w:r>
     </w:p>
     <w:p>
@@ -2992,6 +3496,7 @@
           <w:lang w:val="en-US"/>
         </w:rPr>
       </w:pPr>
+      <w:bookmarkStart w:id="5" w:name="_Toc238738626"/>
       <w:r>
         <w:rPr>
           <w:rStyle w:val="Svagfremhvning"/>
@@ -3032,6 +3537,7 @@
         </w:rPr>
         <w:t>Trial design</w:t>
       </w:r>
+      <w:bookmarkEnd w:id="5"/>
       <w:r>
         <w:rPr>
           <w:rStyle w:val="Svagfremhvning"/>
@@ -3052,6 +3558,7 @@
           <w:lang w:val="en-US"/>
         </w:rPr>
       </w:pPr>
+      <w:bookmarkStart w:id="6" w:name="_Toc238738627"/>
       <w:r>
         <w:rPr>
           <w:rStyle w:val="Svagfremhvning"/>
@@ -3092,6 +3599,7 @@
         </w:rPr>
         <w:t>Interventions</w:t>
       </w:r>
+      <w:bookmarkEnd w:id="6"/>
       <w:r>
         <w:rPr>
           <w:rStyle w:val="Svagfremhvning"/>
@@ -3161,6 +3669,7 @@
           <w:lang w:val="en-US"/>
         </w:rPr>
       </w:pPr>
+      <w:bookmarkStart w:id="7" w:name="_Toc238738628"/>
       <w:r>
         <w:rPr>
           <w:rStyle w:val="Svagfremhvning"/>
@@ -3201,6 +3710,7 @@
         </w:rPr>
         <w:t>Outcome</w:t>
       </w:r>
+      <w:bookmarkEnd w:id="7"/>
     </w:p>
     <w:tbl>
       <w:tblPr>
@@ -3297,16 +3807,7 @@
                 <w:bCs/>
                 <w:lang w:val="en-US"/>
               </w:rPr>
-              <w:t>Measurement</w:t>
-            </w:r>
-            <w:r>
-              <w:rPr>
-                <w:rFonts w:ascii="Times New Roman" w:hAnsi="Times New Roman" w:cs="Times New Roman"/>
-                <w:b/>
-                <w:bCs/>
-                <w:lang w:val="en-US"/>
-              </w:rPr>
-              <w:t xml:space="preserve"> method/device</w:t>
+              <w:t>Measurement method/device</w:t>
             </w:r>
           </w:p>
         </w:tc>
@@ -3619,257 +4120,243 @@
           <w:color w:val="215E99" w:themeColor="text2" w:themeTint="BF"/>
           <w:lang w:val="en-US"/>
         </w:rPr>
-        <w:t xml:space="preserve"> obtained assessing </w:t>
-      </w:r>
-      <w:r>
+        <w:t xml:space="preserve"> obtained assessing HAMD&gt;4.</w:t>
+      </w:r>
+    </w:p>
+    <w:p>
+      <w:pPr>
+        <w:pStyle w:val="Overskrift2"/>
+        <w:rPr>
+          <w:rStyle w:val="Svagfremhvning"/>
+          <w:rFonts w:ascii="Times New Roman" w:hAnsi="Times New Roman" w:cs="Times New Roman"/>
+          <w:lang w:val="en-US"/>
+        </w:rPr>
+      </w:pPr>
+      <w:bookmarkStart w:id="8" w:name="_Toc238738629"/>
+      <w:r>
+        <w:rPr>
+          <w:rStyle w:val="Svagfremhvning"/>
+          <w:rFonts w:ascii="Times New Roman" w:hAnsi="Times New Roman" w:cs="Times New Roman"/>
+          <w:lang w:val="en-US"/>
+        </w:rPr>
+        <w:t>1</w:t>
+      </w:r>
+      <w:r>
+        <w:rPr>
+          <w:rStyle w:val="Svagfremhvning"/>
+          <w:rFonts w:ascii="Times New Roman" w:hAnsi="Times New Roman" w:cs="Times New Roman"/>
+          <w:lang w:val="en-US"/>
+        </w:rPr>
+        <w:t>.</w:t>
+      </w:r>
+      <w:r>
+        <w:rPr>
+          <w:rStyle w:val="Svagfremhvning"/>
+          <w:rFonts w:ascii="Times New Roman" w:hAnsi="Times New Roman" w:cs="Times New Roman"/>
+          <w:lang w:val="en-US"/>
+        </w:rPr>
+        <w:t>5</w:t>
+      </w:r>
+      <w:r>
+        <w:rPr>
+          <w:rStyle w:val="Svagfremhvning"/>
+          <w:rFonts w:ascii="Times New Roman" w:hAnsi="Times New Roman" w:cs="Times New Roman"/>
+          <w:lang w:val="en-US"/>
+        </w:rPr>
+        <w:t xml:space="preserve"> </w:t>
+      </w:r>
+      <w:r>
+        <w:rPr>
+          <w:rStyle w:val="Svagfremhvning"/>
+          <w:rFonts w:ascii="Times New Roman" w:hAnsi="Times New Roman" w:cs="Times New Roman"/>
+          <w:lang w:val="en-US"/>
+        </w:rPr>
+        <w:t>Intercurrent events</w:t>
+      </w:r>
+      <w:bookmarkEnd w:id="8"/>
+    </w:p>
+    <w:p>
+      <w:pPr>
         <w:rPr>
           <w:rFonts w:ascii="Times New Roman" w:hAnsi="Times New Roman" w:cs="Times New Roman"/>
           <w:color w:val="215E99" w:themeColor="text2" w:themeTint="BF"/>
           <w:lang w:val="en-US"/>
         </w:rPr>
-        <w:t>HAMD&gt;4</w:t>
-      </w:r>
+      </w:pPr>
       <w:r>
         <w:rPr>
           <w:rFonts w:ascii="Times New Roman" w:hAnsi="Times New Roman" w:cs="Times New Roman"/>
           <w:color w:val="215E99" w:themeColor="text2" w:themeTint="BF"/>
           <w:lang w:val="en-US"/>
         </w:rPr>
-        <w:t>.</w:t>
-      </w:r>
-    </w:p>
-    <w:p>
-      <w:pPr>
-        <w:pStyle w:val="Overskrift2"/>
-        <w:rPr>
-          <w:rStyle w:val="Svagfremhvning"/>
-          <w:rFonts w:ascii="Times New Roman" w:hAnsi="Times New Roman" w:cs="Times New Roman"/>
-          <w:lang w:val="en-US"/>
-        </w:rPr>
-      </w:pPr>
-      <w:r>
-        <w:rPr>
-          <w:rStyle w:val="Svagfremhvning"/>
-          <w:rFonts w:ascii="Times New Roman" w:hAnsi="Times New Roman" w:cs="Times New Roman"/>
-          <w:lang w:val="en-US"/>
-        </w:rPr>
-        <w:t>1</w:t>
-      </w:r>
-      <w:r>
-        <w:rPr>
-          <w:rStyle w:val="Svagfremhvning"/>
-          <w:rFonts w:ascii="Times New Roman" w:hAnsi="Times New Roman" w:cs="Times New Roman"/>
-          <w:lang w:val="en-US"/>
-        </w:rPr>
-        <w:t>.</w:t>
-      </w:r>
-      <w:r>
-        <w:rPr>
-          <w:rStyle w:val="Svagfremhvning"/>
-          <w:rFonts w:ascii="Times New Roman" w:hAnsi="Times New Roman" w:cs="Times New Roman"/>
-          <w:lang w:val="en-US"/>
-        </w:rPr>
-        <w:t>5</w:t>
-      </w:r>
-      <w:r>
-        <w:rPr>
-          <w:rStyle w:val="Svagfremhvning"/>
-          <w:rFonts w:ascii="Times New Roman" w:hAnsi="Times New Roman" w:cs="Times New Roman"/>
-          <w:lang w:val="en-US"/>
-        </w:rPr>
-        <w:t xml:space="preserve"> </w:t>
-      </w:r>
-      <w:r>
-        <w:rPr>
-          <w:rStyle w:val="Svagfremhvning"/>
-          <w:rFonts w:ascii="Times New Roman" w:hAnsi="Times New Roman" w:cs="Times New Roman"/>
-          <w:lang w:val="en-US"/>
-        </w:rPr>
-        <w:t>Intercurrent events</w:t>
-      </w:r>
-    </w:p>
-    <w:p>
-      <w:pPr>
+        <w:t>Broadly speaking there are two types of intercurrent event</w:t>
+      </w:r>
+      <w:r>
         <w:rPr>
           <w:rFonts w:ascii="Times New Roman" w:hAnsi="Times New Roman" w:cs="Times New Roman"/>
           <w:color w:val="215E99" w:themeColor="text2" w:themeTint="BF"/>
           <w:lang w:val="en-US"/>
         </w:rPr>
-      </w:pPr>
+        <w:t>s</w:t>
+      </w:r>
       <w:r>
         <w:rPr>
           <w:rFonts w:ascii="Times New Roman" w:hAnsi="Times New Roman" w:cs="Times New Roman"/>
           <w:color w:val="215E99" w:themeColor="text2" w:themeTint="BF"/>
           <w:lang w:val="en-US"/>
         </w:rPr>
-        <w:t>Broadly speaking there are two types of intercurrent event</w:t>
-      </w:r>
-      <w:r>
+        <w:t>:</w:t>
+      </w:r>
+    </w:p>
+    <w:p>
+      <w:pPr>
         <w:rPr>
           <w:rFonts w:ascii="Times New Roman" w:hAnsi="Times New Roman" w:cs="Times New Roman"/>
           <w:color w:val="215E99" w:themeColor="text2" w:themeTint="BF"/>
           <w:lang w:val="en-US"/>
         </w:rPr>
-        <w:t>s</w:t>
-      </w:r>
+      </w:pPr>
       <w:r>
         <w:rPr>
           <w:rFonts w:ascii="Times New Roman" w:hAnsi="Times New Roman" w:cs="Times New Roman"/>
           <w:color w:val="215E99" w:themeColor="text2" w:themeTint="BF"/>
           <w:lang w:val="en-US"/>
         </w:rPr>
-        <w:t>:</w:t>
-      </w:r>
-    </w:p>
-    <w:p>
-      <w:pPr>
+        <w:t xml:space="preserve">- </w:t>
+      </w:r>
+      <w:r>
         <w:rPr>
           <w:rFonts w:ascii="Times New Roman" w:hAnsi="Times New Roman" w:cs="Times New Roman"/>
           <w:color w:val="215E99" w:themeColor="text2" w:themeTint="BF"/>
           <w:lang w:val="en-US"/>
         </w:rPr>
-      </w:pPr>
+        <w:t xml:space="preserve">those leading </w:t>
+      </w:r>
       <w:r>
         <w:rPr>
           <w:rFonts w:ascii="Times New Roman" w:hAnsi="Times New Roman" w:cs="Times New Roman"/>
           <w:color w:val="215E99" w:themeColor="text2" w:themeTint="BF"/>
           <w:lang w:val="en-US"/>
         </w:rPr>
+        <w:t>to premature study discontinuation and incomplete data records</w:t>
+      </w:r>
+      <w:r>
+        <w:rPr>
+          <w:rFonts w:ascii="Times New Roman" w:hAnsi="Times New Roman" w:cs="Times New Roman"/>
+          <w:color w:val="215E99" w:themeColor="text2" w:themeTint="BF"/>
+          <w:lang w:val="en-US"/>
+        </w:rPr>
+        <w:t xml:space="preserve">: the information could not be measured </w:t>
+      </w:r>
+      <w:r>
+        <w:rPr>
+          <w:rFonts w:ascii="Times New Roman" w:hAnsi="Times New Roman" w:cs="Times New Roman"/>
+          <w:color w:val="215E99" w:themeColor="text2" w:themeTint="BF"/>
+          <w:lang w:val="en-US"/>
+        </w:rPr>
+        <w:t xml:space="preserve">(e.g. subject fall asleep </w:t>
+      </w:r>
+      <w:r>
+        <w:rPr>
+          <w:rFonts w:ascii="Times New Roman" w:hAnsi="Times New Roman" w:cs="Times New Roman"/>
+          <w:color w:val="215E99" w:themeColor="text2" w:themeTint="BF"/>
+          <w:lang w:val="en-US"/>
+        </w:rPr>
+        <w:t xml:space="preserve">or got seizure </w:t>
+      </w:r>
+      <w:r>
+        <w:rPr>
+          <w:rFonts w:ascii="Times New Roman" w:hAnsi="Times New Roman" w:cs="Times New Roman"/>
+          <w:color w:val="215E99" w:themeColor="text2" w:themeTint="BF"/>
+          <w:lang w:val="en-US"/>
+        </w:rPr>
+        <w:t xml:space="preserve">so </w:t>
+      </w:r>
+      <w:r>
+        <w:rPr>
+          <w:rFonts w:ascii="Times New Roman" w:hAnsi="Times New Roman" w:cs="Times New Roman"/>
+          <w:color w:val="215E99" w:themeColor="text2" w:themeTint="BF"/>
+          <w:lang w:val="en-US"/>
+        </w:rPr>
+        <w:t xml:space="preserve">could not </w:t>
+      </w:r>
+      <w:r>
+        <w:rPr>
+          <w:rFonts w:ascii="Times New Roman" w:hAnsi="Times New Roman" w:cs="Times New Roman"/>
+          <w:color w:val="215E99" w:themeColor="text2" w:themeTint="BF"/>
+          <w:lang w:val="en-US"/>
+        </w:rPr>
+        <w:t>answer)</w:t>
+      </w:r>
+    </w:p>
+    <w:p>
+      <w:pPr>
+        <w:rPr>
+          <w:rFonts w:ascii="Times New Roman" w:hAnsi="Times New Roman" w:cs="Times New Roman"/>
+          <w:color w:val="215E99" w:themeColor="text2" w:themeTint="BF"/>
+          <w:lang w:val="en-US"/>
+        </w:rPr>
+      </w:pPr>
+      <w:r>
+        <w:rPr>
+          <w:rFonts w:ascii="Times New Roman" w:hAnsi="Times New Roman" w:cs="Times New Roman"/>
+          <w:color w:val="215E99" w:themeColor="text2" w:themeTint="BF"/>
+          <w:lang w:val="en-US"/>
+        </w:rPr>
+        <w:t xml:space="preserve">- </w:t>
+      </w:r>
+      <w:r>
+        <w:rPr>
+          <w:rFonts w:ascii="Times New Roman" w:hAnsi="Times New Roman" w:cs="Times New Roman"/>
+          <w:color w:val="215E99" w:themeColor="text2" w:themeTint="BF"/>
+          <w:lang w:val="en-US"/>
+        </w:rPr>
+        <w:t xml:space="preserve">those </w:t>
+      </w:r>
+      <w:r>
+        <w:rPr>
+          <w:rFonts w:ascii="Times New Roman" w:hAnsi="Times New Roman" w:cs="Times New Roman"/>
+          <w:color w:val="215E99" w:themeColor="text2" w:themeTint="BF"/>
+          <w:lang w:val="en-US"/>
+        </w:rPr>
+        <w:t>affecting existence or interpretability of specific outcome measurements</w:t>
+      </w:r>
+      <w:r>
+        <w:rPr>
+          <w:rFonts w:ascii="Times New Roman" w:hAnsi="Times New Roman" w:cs="Times New Roman"/>
+          <w:color w:val="215E99" w:themeColor="text2" w:themeTint="BF"/>
+          <w:lang w:val="en-US"/>
+        </w:rPr>
+        <w:t>: a measurement has been made but is not meaningful for the study (e.g. subject took another treatment in the meantime which affects its measured value, the measurement device was not correctly calibrated affecting the measured values)</w:t>
+      </w:r>
+    </w:p>
+    <w:p>
+      <w:pPr>
+        <w:rPr>
+          <w:rFonts w:ascii="Times New Roman" w:hAnsi="Times New Roman" w:cs="Times New Roman"/>
+          <w:color w:val="215E99" w:themeColor="text2" w:themeTint="BF"/>
+          <w:lang w:val="en-US"/>
+        </w:rPr>
+      </w:pPr>
+      <w:r>
+        <w:rPr>
+          <w:rFonts w:ascii="Times New Roman" w:hAnsi="Times New Roman" w:cs="Times New Roman"/>
+          <w:color w:val="215E99" w:themeColor="text2" w:themeTint="BF"/>
+          <w:lang w:val="en-US"/>
+        </w:rPr>
         <w:lastRenderedPageBreak/>
-        <w:t xml:space="preserve">- </w:t>
-      </w:r>
+        <w:t xml:space="preserve">See </w:t>
+      </w:r>
+      <w:commentRangeStart w:id="9"/>
       <w:r>
         <w:rPr>
           <w:rFonts w:ascii="Times New Roman" w:hAnsi="Times New Roman" w:cs="Times New Roman"/>
           <w:color w:val="215E99" w:themeColor="text2" w:themeTint="BF"/>
           <w:lang w:val="en-US"/>
         </w:rPr>
-        <w:t xml:space="preserve">those leading </w:t>
-      </w:r>
-      <w:r>
-        <w:rPr>
-          <w:rFonts w:ascii="Times New Roman" w:hAnsi="Times New Roman" w:cs="Times New Roman"/>
-          <w:color w:val="215E99" w:themeColor="text2" w:themeTint="BF"/>
-          <w:lang w:val="en-US"/>
-        </w:rPr>
-        <w:t>to premature study discontinuation and incomplete data records</w:t>
-      </w:r>
-      <w:r>
-        <w:rPr>
-          <w:rFonts w:ascii="Times New Roman" w:hAnsi="Times New Roman" w:cs="Times New Roman"/>
-          <w:color w:val="215E99" w:themeColor="text2" w:themeTint="BF"/>
-          <w:lang w:val="en-US"/>
-        </w:rPr>
-        <w:t xml:space="preserve">: the information could not be measured </w:t>
-      </w:r>
-      <w:r>
-        <w:rPr>
-          <w:rFonts w:ascii="Times New Roman" w:hAnsi="Times New Roman" w:cs="Times New Roman"/>
-          <w:color w:val="215E99" w:themeColor="text2" w:themeTint="BF"/>
-          <w:lang w:val="en-US"/>
-        </w:rPr>
-        <w:t xml:space="preserve">(e.g. subject fall asleep </w:t>
-      </w:r>
-      <w:r>
-        <w:rPr>
-          <w:rFonts w:ascii="Times New Roman" w:hAnsi="Times New Roman" w:cs="Times New Roman"/>
-          <w:color w:val="215E99" w:themeColor="text2" w:themeTint="BF"/>
-          <w:lang w:val="en-US"/>
-        </w:rPr>
-        <w:t xml:space="preserve">or got seizure </w:t>
-      </w:r>
-      <w:r>
-        <w:rPr>
-          <w:rFonts w:ascii="Times New Roman" w:hAnsi="Times New Roman" w:cs="Times New Roman"/>
-          <w:color w:val="215E99" w:themeColor="text2" w:themeTint="BF"/>
-          <w:lang w:val="en-US"/>
-        </w:rPr>
-        <w:t xml:space="preserve">so </w:t>
-      </w:r>
-      <w:r>
-        <w:rPr>
-          <w:rFonts w:ascii="Times New Roman" w:hAnsi="Times New Roman" w:cs="Times New Roman"/>
-          <w:color w:val="215E99" w:themeColor="text2" w:themeTint="BF"/>
-          <w:lang w:val="en-US"/>
-        </w:rPr>
-        <w:t xml:space="preserve">could not </w:t>
-      </w:r>
-      <w:r>
-        <w:rPr>
-          <w:rFonts w:ascii="Times New Roman" w:hAnsi="Times New Roman" w:cs="Times New Roman"/>
-          <w:color w:val="215E99" w:themeColor="text2" w:themeTint="BF"/>
-          <w:lang w:val="en-US"/>
-        </w:rPr>
-        <w:t>answer)</w:t>
-      </w:r>
-    </w:p>
-    <w:p>
-      <w:pPr>
-        <w:rPr>
-          <w:rFonts w:ascii="Times New Roman" w:hAnsi="Times New Roman" w:cs="Times New Roman"/>
-          <w:color w:val="215E99" w:themeColor="text2" w:themeTint="BF"/>
-          <w:lang w:val="en-US"/>
-        </w:rPr>
-      </w:pPr>
-      <w:r>
-        <w:rPr>
-          <w:rFonts w:ascii="Times New Roman" w:hAnsi="Times New Roman" w:cs="Times New Roman"/>
-          <w:color w:val="215E99" w:themeColor="text2" w:themeTint="BF"/>
-          <w:lang w:val="en-US"/>
-        </w:rPr>
-        <w:t xml:space="preserve">- </w:t>
-      </w:r>
-      <w:r>
-        <w:rPr>
-          <w:rFonts w:ascii="Times New Roman" w:hAnsi="Times New Roman" w:cs="Times New Roman"/>
-          <w:color w:val="215E99" w:themeColor="text2" w:themeTint="BF"/>
-          <w:lang w:val="en-US"/>
-        </w:rPr>
-        <w:t xml:space="preserve">those </w:t>
-      </w:r>
-      <w:r>
-        <w:rPr>
-          <w:rFonts w:ascii="Times New Roman" w:hAnsi="Times New Roman" w:cs="Times New Roman"/>
-          <w:color w:val="215E99" w:themeColor="text2" w:themeTint="BF"/>
-          <w:lang w:val="en-US"/>
-        </w:rPr>
-        <w:t>affecting existence or interpretability of specific outcome measurements</w:t>
-      </w:r>
-      <w:r>
-        <w:rPr>
-          <w:rFonts w:ascii="Times New Roman" w:hAnsi="Times New Roman" w:cs="Times New Roman"/>
-          <w:color w:val="215E99" w:themeColor="text2" w:themeTint="BF"/>
-          <w:lang w:val="en-US"/>
-        </w:rPr>
-        <w:t>: a measurement has been made but is not meaningful for the study (e.g. subject took another treatment in the meantime which affects its measured value, the measurement device was not correctly calibrated affecting the measured values)</w:t>
-      </w:r>
-    </w:p>
-    <w:p>
-      <w:pPr>
-        <w:rPr>
-          <w:rFonts w:ascii="Times New Roman" w:hAnsi="Times New Roman" w:cs="Times New Roman"/>
-          <w:color w:val="215E99" w:themeColor="text2" w:themeTint="BF"/>
-          <w:lang w:val="en-US"/>
-        </w:rPr>
-      </w:pPr>
-      <w:r>
-        <w:rPr>
-          <w:rFonts w:ascii="Times New Roman" w:hAnsi="Times New Roman" w:cs="Times New Roman"/>
-          <w:color w:val="215E99" w:themeColor="text2" w:themeTint="BF"/>
-          <w:lang w:val="en-US"/>
-        </w:rPr>
-        <w:t xml:space="preserve">See </w:t>
-      </w:r>
-      <w:commentRangeStart w:id="5"/>
-      <w:r>
-        <w:rPr>
-          <w:rFonts w:ascii="Times New Roman" w:hAnsi="Times New Roman" w:cs="Times New Roman"/>
-          <w:color w:val="215E99" w:themeColor="text2" w:themeTint="BF"/>
-          <w:lang w:val="en-US"/>
-        </w:rPr>
         <w:t xml:space="preserve">Kahan et al. 2024 </w:t>
       </w:r>
-      <w:commentRangeEnd w:id="5"/>
+      <w:commentRangeEnd w:id="9"/>
       <w:r>
         <w:rPr>
           <w:rStyle w:val="Kommentarhenvisning"/>
@@ -3879,7 +4366,7 @@
           <w:szCs w:val="24"/>
           <w:lang w:val="en-US"/>
         </w:rPr>
-        <w:commentReference w:id="5"/>
+        <w:commentReference w:id="9"/>
       </w:r>
       <w:r>
         <w:rPr>
@@ -3899,6 +4386,7 @@
           <w:lang w:val="en-US"/>
         </w:rPr>
       </w:pPr>
+      <w:bookmarkStart w:id="10" w:name="_Toc238738630"/>
       <w:r>
         <w:rPr>
           <w:rStyle w:val="Svagfremhvning"/>
@@ -3939,6 +4427,7 @@
         </w:rPr>
         <w:t>Covariates</w:t>
       </w:r>
+      <w:bookmarkEnd w:id="10"/>
     </w:p>
     <w:p>
       <w:pPr>
@@ -3954,15 +4443,7 @@
           <w:color w:val="215E99" w:themeColor="text2" w:themeTint="BF"/>
           <w:lang w:val="en-US"/>
         </w:rPr>
-        <w:t xml:space="preserve">[optional] </w:t>
-      </w:r>
-      <w:r>
-        <w:rPr>
-          <w:rFonts w:ascii="Times New Roman" w:hAnsi="Times New Roman" w:cs="Times New Roman"/>
-          <w:color w:val="215E99" w:themeColor="text2" w:themeTint="BF"/>
-          <w:lang w:val="en-US"/>
-        </w:rPr>
-        <w:t>Describe any covariable (as in 1.4) relevant for the analysis.</w:t>
+        <w:t>[optional] Describe any covariable (as in 1.4) relevant for the analysis.</w:t>
       </w:r>
     </w:p>
     <w:p>
@@ -3976,6 +4457,7 @@
           <w:lang w:val="en-US"/>
         </w:rPr>
       </w:pPr>
+      <w:bookmarkStart w:id="11" w:name="_Toc238738631"/>
       <w:r>
         <w:rPr>
           <w:rStyle w:val="Svagfremhvning"/>
@@ -4016,6 +4498,7 @@
         </w:rPr>
         <w:t>Calculations</w:t>
       </w:r>
+      <w:bookmarkEnd w:id="11"/>
       <w:r>
         <w:rPr>
           <w:rStyle w:val="Svagfremhvning"/>
@@ -4059,6 +4542,7 @@
           <w:lang w:val="en-US"/>
         </w:rPr>
       </w:pPr>
+      <w:bookmarkStart w:id="12" w:name="_Toc238738632"/>
       <w:r>
         <w:rPr>
           <w:rStyle w:val="Svagfremhvning"/>
@@ -4099,6 +4583,7 @@
         </w:rPr>
         <w:t>Execution of the data management and data analysis</w:t>
       </w:r>
+      <w:bookmarkEnd w:id="12"/>
     </w:p>
     <w:p>
       <w:pPr>
@@ -4323,16 +4808,14 @@
           <w:lang w:val="en-US"/>
         </w:rPr>
       </w:pPr>
-      <w:bookmarkStart w:id="6" w:name="_Toc238120916"/>
-      <w:r>
-        <w:rPr>
-          <w:rFonts w:ascii="Times New Roman" w:hAnsi="Times New Roman" w:cs="Times New Roman"/>
-          <w:lang w:val="en-US"/>
-        </w:rPr>
-        <w:lastRenderedPageBreak/>
+      <w:bookmarkStart w:id="13" w:name="_Toc238738633"/>
+      <w:r>
+        <w:rPr>
+          <w:rFonts w:ascii="Times New Roman" w:hAnsi="Times New Roman" w:cs="Times New Roman"/>
+          <w:lang w:val="en-US"/>
+        </w:rPr>
         <w:t xml:space="preserve">2. </w:t>
       </w:r>
-      <w:bookmarkEnd w:id="6"/>
       <w:r>
         <w:rPr>
           <w:rFonts w:ascii="Times New Roman" w:hAnsi="Times New Roman" w:cs="Times New Roman"/>
@@ -4340,6 +4823,7 @@
         </w:rPr>
         <w:t>Statistical hypotheses</w:t>
       </w:r>
+      <w:bookmarkEnd w:id="13"/>
     </w:p>
     <w:p>
       <w:pPr>
@@ -4350,6 +4834,7 @@
           <w:lang w:val="en-US"/>
         </w:rPr>
       </w:pPr>
+      <w:bookmarkStart w:id="14" w:name="_Toc238738634"/>
       <w:r>
         <w:rPr>
           <w:rStyle w:val="Svagfremhvning"/>
@@ -4382,6 +4867,7 @@
         </w:rPr>
         <w:t>Primary analysis</w:t>
       </w:r>
+      <w:bookmarkEnd w:id="14"/>
       <w:r>
         <w:rPr>
           <w:rStyle w:val="Svagfremhvning"/>
@@ -4412,22 +4898,15 @@
         </w:rPr>
         <w:t xml:space="preserve">(s) relevant for the primary analysis. That is to say the population, treatment, variable of interest (endpoint), summary measure (e.g. mean difference) and intercurrent event handling (e.g. regardless to adherence to treatment). See </w:t>
       </w:r>
-      <w:commentRangeStart w:id="7"/>
+      <w:commentRangeStart w:id="15"/>
       <w:r>
         <w:rPr>
           <w:color w:val="215E99" w:themeColor="text2" w:themeTint="BF"/>
           <w:lang w:val="en-US"/>
         </w:rPr>
-        <w:t>Lawrance</w:t>
-      </w:r>
-      <w:r>
-        <w:rPr>
-          <w:color w:val="215E99" w:themeColor="text2" w:themeTint="BF"/>
-          <w:lang w:val="en-US"/>
-        </w:rPr>
-        <w:t xml:space="preserve"> et al (2020) </w:t>
-      </w:r>
-      <w:commentRangeEnd w:id="7"/>
+        <w:t xml:space="preserve">Lawrance et al (2020) </w:t>
+      </w:r>
+      <w:commentRangeEnd w:id="15"/>
       <w:r>
         <w:rPr>
           <w:rStyle w:val="Kommentarhenvisning"/>
@@ -4436,7 +4915,7 @@
           <w:szCs w:val="24"/>
           <w:lang w:val="en-US"/>
         </w:rPr>
-        <w:commentReference w:id="7"/>
+        <w:commentReference w:id="15"/>
       </w:r>
       <w:r>
         <w:rPr>
@@ -4465,6 +4944,7 @@
           <w:color w:val="215E99" w:themeColor="text2" w:themeTint="BF"/>
           <w:lang w:val="en-US"/>
         </w:rPr>
+        <w:lastRenderedPageBreak/>
         <w:t>Tec</w:t>
       </w:r>
       <w:r>
@@ -4486,98 +4966,14 @@
           <w:color w:val="215E99" w:themeColor="text2" w:themeTint="BF"/>
           <w:lang w:val="en-US"/>
         </w:rPr>
-        <w:t xml:space="preserve">, denoted θ. And the null hypothesis to be tested is relative to the estimand, typically H0: </w:t>
+        <w:t>, denoted θ. And the null hypothesis to be tested is relative to the estimand, typically H0: θ=0. One often has a one-sided hypothesis in mind, e.g. θ&lt;0 (fewer symptoms).</w:t>
       </w:r>
       <w:r>
         <w:rPr>
           <w:color w:val="215E99" w:themeColor="text2" w:themeTint="BF"/>
           <w:lang w:val="en-US"/>
         </w:rPr>
-        <w:t>θ</w:t>
-      </w:r>
-      <w:r>
-        <w:rPr>
-          <w:color w:val="215E99" w:themeColor="text2" w:themeTint="BF"/>
-          <w:lang w:val="en-US"/>
-        </w:rPr>
-        <w:t xml:space="preserve">=0. One often has a one-sided hypothesis in mind, e.g. </w:t>
-      </w:r>
-      <w:r>
-        <w:rPr>
-          <w:color w:val="215E99" w:themeColor="text2" w:themeTint="BF"/>
-          <w:lang w:val="en-US"/>
-        </w:rPr>
-        <w:t>θ</w:t>
-      </w:r>
-      <w:r>
-        <w:rPr>
-          <w:color w:val="215E99" w:themeColor="text2" w:themeTint="BF"/>
-          <w:lang w:val="en-US"/>
-        </w:rPr>
-        <w:t>&lt;</w:t>
-      </w:r>
-      <w:r>
-        <w:rPr>
-          <w:color w:val="215E99" w:themeColor="text2" w:themeTint="BF"/>
-          <w:lang w:val="en-US"/>
-        </w:rPr>
-        <w:t>0</w:t>
-      </w:r>
-      <w:r>
-        <w:rPr>
-          <w:color w:val="215E99" w:themeColor="text2" w:themeTint="BF"/>
-          <w:lang w:val="en-US"/>
-        </w:rPr>
-        <w:t xml:space="preserve"> (fewer symptoms).</w:t>
-      </w:r>
-      <w:r>
-        <w:rPr>
-          <w:color w:val="215E99" w:themeColor="text2" w:themeTint="BF"/>
-          <w:lang w:val="en-US"/>
-        </w:rPr>
-        <w:t xml:space="preserve"> Strictly speaking one should write down the estimand and then explain that the null hypothesis is </w:t>
-      </w:r>
-      <w:r>
-        <w:rPr>
-          <w:color w:val="215E99" w:themeColor="text2" w:themeTint="BF"/>
-          <w:lang w:val="en-US"/>
-        </w:rPr>
-        <w:t>H0: θ=0</w:t>
-      </w:r>
-      <w:r>
-        <w:rPr>
-          <w:color w:val="215E99" w:themeColor="text2" w:themeTint="BF"/>
-          <w:lang w:val="en-US"/>
-        </w:rPr>
-        <w:t xml:space="preserve"> and the alternative is </w:t>
-      </w:r>
-      <w:r>
-        <w:rPr>
-          <w:color w:val="215E99" w:themeColor="text2" w:themeTint="BF"/>
-          <w:lang w:val="en-US"/>
-        </w:rPr>
-        <w:t>H0: θ</w:t>
-      </w:r>
-      <w:r>
-        <w:rPr>
-          <w:color w:val="215E99" w:themeColor="text2" w:themeTint="BF"/>
-          <w:lang w:val="en-US"/>
-        </w:rPr>
-        <w:t>&lt;</w:t>
-      </w:r>
-      <w:r>
-        <w:rPr>
-          <w:color w:val="215E99" w:themeColor="text2" w:themeTint="BF"/>
-          <w:lang w:val="en-US"/>
-        </w:rPr>
-        <w:t>0</w:t>
-      </w:r>
-      <w:r>
-        <w:rPr>
-          <w:color w:val="215E99" w:themeColor="text2" w:themeTint="BF"/>
-          <w:lang w:val="en-US"/>
-        </w:rPr>
-        <w:t xml:space="preserve"> while still performing a two-sided test so the p-value is in logical agreement with a confidence interval of finite length (one-sided tests leads to confidence intervals where one of the two bounds is infinity).</w:t>
+        <w:t xml:space="preserve"> Strictly speaking one should write down the estimand and then explain that the null hypothesis is H0: θ=0 and the alternative is H0: θ&lt;0 while still performing a two-sided test so the p-value is in logical agreement with a confidence interval of finite length (one-sided tests leads to confidence intervals where one of the two bounds is infinity).</w:t>
       </w:r>
     </w:p>
     <w:p>
@@ -4622,49 +5018,7 @@
           <w:color w:val="215E99" w:themeColor="text2" w:themeTint="BF"/>
           <w:lang w:val="en-US"/>
         </w:rPr>
-        <w:t xml:space="preserve"> </w:t>
-      </w:r>
-      <w:r>
-        <w:rPr>
-          <w:color w:val="215E99" w:themeColor="text2" w:themeTint="BF"/>
-          <w:lang w:val="en-US"/>
-        </w:rPr>
-        <w:t>Among women with history of post-partum depression who just gave birth</w:t>
-      </w:r>
-      <w:r>
-        <w:rPr>
-          <w:color w:val="215E99" w:themeColor="text2" w:themeTint="BF"/>
-          <w:lang w:val="en-US"/>
-        </w:rPr>
-        <w:t xml:space="preserve">, the </w:t>
-      </w:r>
-      <w:r>
-        <w:rPr>
-          <w:color w:val="215E99" w:themeColor="text2" w:themeTint="BF"/>
-          <w:lang w:val="en-US"/>
-        </w:rPr>
-        <w:t xml:space="preserve">mean 8-weeks HAMD6 </w:t>
-      </w:r>
-      <w:r>
-        <w:rPr>
-          <w:color w:val="215E99" w:themeColor="text2" w:themeTint="BF"/>
-          <w:lang w:val="en-US"/>
-        </w:rPr>
-        <w:t xml:space="preserve">is lower when prescribed pill X vs. when prescribed placebo </w:t>
-      </w:r>
-      <w:r>
-        <w:rPr>
-          <w:color w:val="215E99" w:themeColor="text2" w:themeTint="BF"/>
-          <w:lang w:val="en-US"/>
-        </w:rPr>
-        <w:t>regardless to their adherence to treatment</w:t>
-      </w:r>
-      <w:r>
-        <w:rPr>
-          <w:color w:val="215E99" w:themeColor="text2" w:themeTint="BF"/>
-          <w:lang w:val="en-US"/>
-        </w:rPr>
-        <w:t xml:space="preserve">. </w:t>
+        <w:t xml:space="preserve"> Among women with history of post-partum depression who just gave birth, the mean 8-weeks HAMD6 is lower when prescribed pill X vs. when prescribed placebo regardless to their adherence to treatment. </w:t>
       </w:r>
     </w:p>
     <w:p>
@@ -4717,7 +5071,22 @@
           <w:vertAlign w:val="subscript"/>
           <w:lang w:val="en-US"/>
         </w:rPr>
-        <w:t>1</w:t>
+        <w:t>1,2</w:t>
+      </w:r>
+    </w:p>
+    <w:p>
+      <w:pPr>
+        <w:rPr>
+          <w:color w:val="215E99" w:themeColor="text2" w:themeTint="BF"/>
+          <w:lang w:val="en-US"/>
+        </w:rPr>
+      </w:pPr>
+      <w:r>
+        <w:rPr>
+          <w:color w:val="215E99" w:themeColor="text2" w:themeTint="BF"/>
+          <w:lang w:val="en-US"/>
+        </w:rPr>
+        <w:t>H</w:t>
       </w:r>
       <w:r>
         <w:rPr>
@@ -4725,7 +5094,103 @@
           <w:vertAlign w:val="subscript"/>
           <w:lang w:val="en-US"/>
         </w:rPr>
-        <w:t>,</w:t>
+        <w:t>1,3</w:t>
+      </w:r>
+    </w:p>
+    <w:p>
+      <w:pPr>
+        <w:pStyle w:val="Overskrift2"/>
+        <w:rPr>
+          <w:rStyle w:val="Svagfremhvning"/>
+          <w:rFonts w:ascii="Times New Roman" w:hAnsi="Times New Roman" w:cs="Times New Roman"/>
+          <w:lang w:val="en-US"/>
+        </w:rPr>
+      </w:pPr>
+      <w:bookmarkStart w:id="16" w:name="_Toc238738635"/>
+      <w:r>
+        <w:rPr>
+          <w:rStyle w:val="Svagfremhvning"/>
+          <w:rFonts w:ascii="Times New Roman" w:hAnsi="Times New Roman" w:cs="Times New Roman"/>
+          <w:lang w:val="en-US"/>
+        </w:rPr>
+        <w:t>2.</w:t>
+      </w:r>
+      <w:r>
+        <w:rPr>
+          <w:rStyle w:val="Svagfremhvning"/>
+          <w:rFonts w:ascii="Times New Roman" w:hAnsi="Times New Roman" w:cs="Times New Roman"/>
+          <w:lang w:val="en-US"/>
+        </w:rPr>
+        <w:t>2</w:t>
+      </w:r>
+      <w:r>
+        <w:rPr>
+          <w:rStyle w:val="Svagfremhvning"/>
+          <w:rFonts w:ascii="Times New Roman" w:hAnsi="Times New Roman" w:cs="Times New Roman"/>
+          <w:lang w:val="en-US"/>
+        </w:rPr>
+        <w:t xml:space="preserve"> </w:t>
+      </w:r>
+      <w:r>
+        <w:rPr>
+          <w:rStyle w:val="Svagfremhvning"/>
+          <w:rFonts w:ascii="Times New Roman" w:hAnsi="Times New Roman" w:cs="Times New Roman"/>
+          <w:lang w:val="en-US"/>
+        </w:rPr>
+        <w:t>(key) Secondary analyses</w:t>
+      </w:r>
+      <w:bookmarkEnd w:id="16"/>
+      <w:r>
+        <w:rPr>
+          <w:rStyle w:val="Svagfremhvning"/>
+          <w:rFonts w:ascii="Times New Roman" w:hAnsi="Times New Roman" w:cs="Times New Roman"/>
+          <w:lang w:val="en-US"/>
+        </w:rPr>
+        <w:t xml:space="preserve"> </w:t>
+      </w:r>
+    </w:p>
+    <w:p>
+      <w:pPr>
+        <w:rPr>
+          <w:color w:val="215E99" w:themeColor="text2" w:themeTint="BF"/>
+          <w:lang w:val="en-US"/>
+        </w:rPr>
+      </w:pPr>
+      <w:r>
+        <w:rPr>
+          <w:color w:val="215E99" w:themeColor="text2" w:themeTint="BF"/>
+          <w:lang w:val="en-US"/>
+        </w:rPr>
+        <w:t>Same for the secondary analyses. If multiple ‘statistical hypotheses’ refer to a single research question, this is good place to establish the connexion, e.g.:</w:t>
+      </w:r>
+    </w:p>
+    <w:p>
+      <w:pPr>
+        <w:rPr>
+          <w:lang w:val="en-US"/>
+        </w:rPr>
+      </w:pPr>
+      <w:r>
+        <w:rPr>
+          <w:color w:val="215E99" w:themeColor="text2" w:themeTint="BF"/>
+          <w:lang w:val="en-US"/>
+        </w:rPr>
+        <w:t>For research question ….</w:t>
+      </w:r>
+    </w:p>
+    <w:p>
+      <w:pPr>
+        <w:rPr>
+          <w:color w:val="215E99" w:themeColor="text2" w:themeTint="BF"/>
+          <w:lang w:val="en-US"/>
+        </w:rPr>
+      </w:pPr>
+      <w:r>
+        <w:rPr>
+          <w:color w:val="215E99" w:themeColor="text2" w:themeTint="BF"/>
+          <w:lang w:val="en-US"/>
+        </w:rPr>
+        <w:t>H</w:t>
       </w:r>
       <w:r>
         <w:rPr>
@@ -4735,28 +5200,13 @@
         </w:rPr>
         <w:t>2</w:t>
       </w:r>
-    </w:p>
-    <w:p>
-      <w:pPr>
-        <w:rPr>
-          <w:color w:val="215E99" w:themeColor="text2" w:themeTint="BF"/>
-          <w:lang w:val="en-US"/>
-        </w:rPr>
-      </w:pPr>
-      <w:r>
-        <w:rPr>
-          <w:color w:val="215E99" w:themeColor="text2" w:themeTint="BF"/>
-          <w:lang w:val="en-US"/>
-        </w:rPr>
-        <w:t>H</w:t>
-      </w:r>
       <w:r>
         <w:rPr>
           <w:color w:val="215E99" w:themeColor="text2" w:themeTint="BF"/>
           <w:vertAlign w:val="subscript"/>
           <w:lang w:val="en-US"/>
         </w:rPr>
-        <w:t>1,</w:t>
+        <w:t>,</w:t>
       </w:r>
       <w:r>
         <w:rPr>
@@ -4764,114 +5214,7 @@
           <w:vertAlign w:val="subscript"/>
           <w:lang w:val="en-US"/>
         </w:rPr>
-        <w:t>3</w:t>
-      </w:r>
-    </w:p>
-    <w:p>
-      <w:pPr>
-        <w:pStyle w:val="Overskrift2"/>
-        <w:rPr>
-          <w:rStyle w:val="Svagfremhvning"/>
-          <w:rFonts w:ascii="Times New Roman" w:hAnsi="Times New Roman" w:cs="Times New Roman"/>
-          <w:lang w:val="en-US"/>
-        </w:rPr>
-      </w:pPr>
-      <w:r>
-        <w:rPr>
-          <w:rStyle w:val="Svagfremhvning"/>
-          <w:rFonts w:ascii="Times New Roman" w:hAnsi="Times New Roman" w:cs="Times New Roman"/>
-          <w:lang w:val="en-US"/>
-        </w:rPr>
-        <w:t>2.</w:t>
-      </w:r>
-      <w:r>
-        <w:rPr>
-          <w:rStyle w:val="Svagfremhvning"/>
-          <w:rFonts w:ascii="Times New Roman" w:hAnsi="Times New Roman" w:cs="Times New Roman"/>
-          <w:lang w:val="en-US"/>
-        </w:rPr>
-        <w:t>2</w:t>
-      </w:r>
-      <w:r>
-        <w:rPr>
-          <w:rStyle w:val="Svagfremhvning"/>
-          <w:rFonts w:ascii="Times New Roman" w:hAnsi="Times New Roman" w:cs="Times New Roman"/>
-          <w:lang w:val="en-US"/>
-        </w:rPr>
-        <w:t xml:space="preserve"> </w:t>
-      </w:r>
-      <w:r>
-        <w:rPr>
-          <w:rStyle w:val="Svagfremhvning"/>
-          <w:rFonts w:ascii="Times New Roman" w:hAnsi="Times New Roman" w:cs="Times New Roman"/>
-          <w:lang w:val="en-US"/>
-        </w:rPr>
-        <w:t>(key) Secondary analyses</w:t>
-      </w:r>
-      <w:r>
-        <w:rPr>
-          <w:rStyle w:val="Svagfremhvning"/>
-          <w:rFonts w:ascii="Times New Roman" w:hAnsi="Times New Roman" w:cs="Times New Roman"/>
-          <w:lang w:val="en-US"/>
-        </w:rPr>
-        <w:t xml:space="preserve"> </w:t>
-      </w:r>
-    </w:p>
-    <w:p>
-      <w:pPr>
-        <w:rPr>
-          <w:color w:val="215E99" w:themeColor="text2" w:themeTint="BF"/>
-          <w:lang w:val="en-US"/>
-        </w:rPr>
-      </w:pPr>
-      <w:r>
-        <w:rPr>
-          <w:color w:val="215E99" w:themeColor="text2" w:themeTint="BF"/>
-          <w:lang w:val="en-US"/>
-        </w:rPr>
-        <w:t xml:space="preserve">Same for the secondary analyses. </w:t>
-      </w:r>
-      <w:r>
-        <w:rPr>
-          <w:color w:val="215E99" w:themeColor="text2" w:themeTint="BF"/>
-          <w:lang w:val="en-US"/>
-        </w:rPr>
-        <w:t xml:space="preserve">If multiple </w:t>
-      </w:r>
-      <w:r>
-        <w:rPr>
-          <w:color w:val="215E99" w:themeColor="text2" w:themeTint="BF"/>
-          <w:lang w:val="en-US"/>
-        </w:rPr>
-        <w:t xml:space="preserve">‘statistical </w:t>
-      </w:r>
-      <w:r>
-        <w:rPr>
-          <w:color w:val="215E99" w:themeColor="text2" w:themeTint="BF"/>
-          <w:lang w:val="en-US"/>
-        </w:rPr>
-        <w:t>hypotheses</w:t>
-      </w:r>
-      <w:r>
-        <w:rPr>
-          <w:color w:val="215E99" w:themeColor="text2" w:themeTint="BF"/>
-          <w:lang w:val="en-US"/>
-        </w:rPr>
-        <w:t>’ refer to a single research question, this is good place to establish the connexion, e.g.:</w:t>
-      </w:r>
-    </w:p>
-    <w:p>
-      <w:pPr>
-        <w:rPr>
-          <w:lang w:val="en-US"/>
-        </w:rPr>
-      </w:pPr>
-      <w:r>
-        <w:rPr>
-          <w:color w:val="215E99" w:themeColor="text2" w:themeTint="BF"/>
-          <w:lang w:val="en-US"/>
-        </w:rPr>
-        <w:t>For research question ….</w:t>
+        <w:t>1</w:t>
       </w:r>
     </w:p>
     <w:p>
@@ -4910,7 +5253,21 @@
           <w:vertAlign w:val="subscript"/>
           <w:lang w:val="en-US"/>
         </w:rPr>
-        <w:t>1</w:t>
+        <w:t>2</w:t>
+      </w:r>
+    </w:p>
+    <w:p>
+      <w:pPr>
+        <w:rPr>
+          <w:lang w:val="en-US"/>
+        </w:rPr>
+      </w:pPr>
+      <w:r>
+        <w:rPr>
+          <w:color w:val="215E99" w:themeColor="text2" w:themeTint="BF"/>
+          <w:lang w:val="en-US"/>
+        </w:rPr>
+        <w:t>And for research question ….</w:t>
       </w:r>
     </w:p>
     <w:p>
@@ -4949,28 +5306,7 @@
           <w:vertAlign w:val="subscript"/>
           <w:lang w:val="en-US"/>
         </w:rPr>
-        <w:t>2</w:t>
-      </w:r>
-    </w:p>
-    <w:p>
-      <w:pPr>
-        <w:rPr>
-          <w:lang w:val="en-US"/>
-        </w:rPr>
-      </w:pPr>
-      <w:r>
-        <w:rPr>
-          <w:color w:val="215E99" w:themeColor="text2" w:themeTint="BF"/>
-          <w:lang w:val="en-US"/>
-        </w:rPr>
-        <w:t>And f</w:t>
-      </w:r>
-      <w:r>
-        <w:rPr>
-          <w:color w:val="215E99" w:themeColor="text2" w:themeTint="BF"/>
-          <w:lang w:val="en-US"/>
-        </w:rPr>
-        <w:t>or research question ….</w:t>
+        <w:t>3</w:t>
       </w:r>
     </w:p>
     <w:p>
@@ -5009,15 +5345,21 @@
           <w:vertAlign w:val="subscript"/>
           <w:lang w:val="en-US"/>
         </w:rPr>
-        <w:t>3</w:t>
-      </w:r>
-    </w:p>
-    <w:p>
-      <w:pPr>
-        <w:rPr>
-          <w:lang w:val="en-US"/>
-        </w:rPr>
-      </w:pPr>
+        <w:t>4</w:t>
+      </w:r>
+    </w:p>
+    <w:p>
+      <w:pPr>
+        <w:rPr>
+          <w:lang w:val="en-US"/>
+        </w:rPr>
+      </w:pPr>
+      <w:r>
+        <w:rPr>
+          <w:lang w:val="en-US"/>
+        </w:rPr>
+        <w:br w:type="page"/>
+      </w:r>
     </w:p>
     <w:p>
       <w:pPr>
@@ -5030,6 +5372,7 @@
           <w:lang w:val="en-US"/>
         </w:rPr>
       </w:pPr>
+      <w:bookmarkStart w:id="17" w:name="_Toc238738636"/>
       <w:r>
         <w:rPr>
           <w:rStyle w:val="Svagfremhvning"/>
@@ -5063,6 +5406,7 @@
         </w:rPr>
         <w:t>Multiplicity adjustment</w:t>
       </w:r>
+      <w:bookmarkEnd w:id="17"/>
       <w:r>
         <w:rPr>
           <w:rStyle w:val="Svagfremhvning"/>
@@ -5098,15 +5442,22 @@
           <w:color w:val="215E99" w:themeColor="text2" w:themeTint="BF"/>
           <w:lang w:val="en-US"/>
         </w:rPr>
-        <w:t xml:space="preserve">For secondary analysis, one can either recycled the primary type 1 error or  </w:t>
-      </w:r>
-    </w:p>
-    <w:p>
-      <w:pPr>
-        <w:rPr>
-          <w:lang w:val="en-US"/>
-        </w:rPr>
-      </w:pPr>
+        <w:t xml:space="preserve">For secondary analysis, one can either </w:t>
+      </w:r>
+      <w:r>
+        <w:rPr>
+          <w:color w:val="215E99" w:themeColor="text2" w:themeTint="BF"/>
+          <w:lang w:val="en-US"/>
+        </w:rPr>
+        <w:t>recycle</w:t>
+      </w:r>
+      <w:r>
+        <w:rPr>
+          <w:color w:val="215E99" w:themeColor="text2" w:themeTint="BF"/>
+          <w:lang w:val="en-US"/>
+        </w:rPr>
+        <w:t xml:space="preserve"> the primary type 1 error or  </w:t>
+      </w:r>
     </w:p>
     <w:p>
       <w:pPr>
@@ -5122,18 +5473,453 @@
         <mc:AlternateContent>
           <mc:Choice Requires="wps">
             <w:drawing>
-              <wp:anchor distT="0" distB="0" distL="114300" distR="114300" simplePos="0" relativeHeight="251659264" behindDoc="0" locked="0" layoutInCell="1" allowOverlap="1" wp14:anchorId="06A3FDBA" wp14:editId="73489CCB">
+              <wp:anchor distT="0" distB="0" distL="114300" distR="114300" simplePos="0" relativeHeight="251692032" behindDoc="0" locked="0" layoutInCell="1" allowOverlap="1" wp14:anchorId="7A78382B" wp14:editId="2B03D814">
                 <wp:simplePos x="0" y="0"/>
                 <wp:positionH relativeFrom="column">
-                  <wp:posOffset>312420</wp:posOffset>
+                  <wp:posOffset>2179320</wp:posOffset>
                 </wp:positionH>
                 <wp:positionV relativeFrom="paragraph">
-                  <wp:posOffset>99060</wp:posOffset>
+                  <wp:posOffset>4445</wp:posOffset>
+                </wp:positionV>
+                <wp:extent cx="975360" cy="419100"/>
+                <wp:effectExtent l="0" t="0" r="15240" b="19050"/>
+                <wp:wrapNone/>
+                <wp:docPr id="2006848642" name="Tekstfelt 4"/>
+                <wp:cNvGraphicFramePr/>
+                <a:graphic xmlns:a="http://schemas.openxmlformats.org/drawingml/2006/main">
+                  <a:graphicData uri="http://schemas.microsoft.com/office/word/2010/wordprocessingShape">
+                    <wps:wsp>
+                      <wps:cNvSpPr txBox="1"/>
+                      <wps:spPr>
+                        <a:xfrm>
+                          <a:off x="0" y="0"/>
+                          <a:ext cx="975360" cy="419100"/>
+                        </a:xfrm>
+                        <a:prstGeom prst="rect">
+                          <a:avLst/>
+                        </a:prstGeom>
+                        <a:solidFill>
+                          <a:schemeClr val="lt1"/>
+                        </a:solidFill>
+                        <a:ln w="6350">
+                          <a:solidFill>
+                            <a:schemeClr val="bg1"/>
+                          </a:solidFill>
+                        </a:ln>
+                      </wps:spPr>
+                      <wps:txbx>
+                        <w:txbxContent>
+                          <w:p>
+                            <w:pPr>
+                              <w:rPr>
+                                <w:rFonts w:ascii="Avenir Next LT Pro" w:hAnsi="Avenir Next LT Pro" w:cs="Courier New"/>
+                                <w:sz w:val="50"/>
+                                <w:szCs w:val="50"/>
+                                <w:lang w:val="en-US"/>
+                              </w:rPr>
+                            </w:pPr>
+                            <w:r>
+                              <w:rPr>
+                                <w:rFonts w:ascii="Calibri" w:hAnsi="Calibri" w:cs="Calibri"/>
+                                <w:sz w:val="50"/>
+                                <w:szCs w:val="50"/>
+                                <w:lang w:val="en-US"/>
+                              </w:rPr>
+                              <w:t>α=5%</w:t>
+                            </w:r>
+                          </w:p>
+                        </w:txbxContent>
+                      </wps:txbx>
+                      <wps:bodyPr rot="0" spcFirstLastPara="0" vertOverflow="overflow" horzOverflow="overflow" vert="horz" wrap="square" lIns="91440" tIns="45720" rIns="91440" bIns="45720" numCol="1" spcCol="0" rtlCol="0" fromWordArt="0" anchor="t" anchorCtr="0" forceAA="0" compatLnSpc="1">
+                        <a:prstTxWarp prst="textNoShape">
+                          <a:avLst/>
+                        </a:prstTxWarp>
+                        <a:noAutofit/>
+                      </wps:bodyPr>
+                    </wps:wsp>
+                  </a:graphicData>
+                </a:graphic>
+                <wp14:sizeRelH relativeFrom="margin">
+                  <wp14:pctWidth>0</wp14:pctWidth>
+                </wp14:sizeRelH>
+                <wp14:sizeRelV relativeFrom="margin">
+                  <wp14:pctHeight>0</wp14:pctHeight>
+                </wp14:sizeRelV>
+              </wp:anchor>
+            </w:drawing>
+          </mc:Choice>
+          <mc:Fallback>
+            <w:pict>
+              <v:shapetype w14:anchorId="7A78382B" id="_x0000_t202" coordsize="21600,21600" o:spt="202" path="m,l,21600r21600,l21600,xe">
+                <v:stroke joinstyle="miter"/>
+                <v:path gradientshapeok="t" o:connecttype="rect"/>
+              </v:shapetype>
+              <v:shape id="Tekstfelt 4" o:spid="_x0000_s1026" type="#_x0000_t202" style="position:absolute;margin-left:171.6pt;margin-top:.35pt;width:76.8pt;height:33pt;z-index:251692032;visibility:visible;mso-wrap-style:square;mso-width-percent:0;mso-height-percent:0;mso-wrap-distance-left:9pt;mso-wrap-distance-top:0;mso-wrap-distance-right:9pt;mso-wrap-distance-bottom:0;mso-position-horizontal:absolute;mso-position-horizontal-relative:text;mso-position-vertical:absolute;mso-position-vertical-relative:text;mso-width-percent:0;mso-height-percent:0;mso-width-relative:margin;mso-height-relative:margin;v-text-anchor:top" o:gfxdata="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" fillcolor="white [3201]" strokecolor="white [3212]" strokeweight=".5pt">
+                <v:textbox>
+                  <w:txbxContent>
+                    <w:p>
+                      <w:pPr>
+                        <w:rPr>
+                          <w:rFonts w:ascii="Avenir Next LT Pro" w:hAnsi="Avenir Next LT Pro" w:cs="Courier New"/>
+                          <w:sz w:val="50"/>
+                          <w:szCs w:val="50"/>
+                          <w:lang w:val="en-US"/>
+                        </w:rPr>
+                      </w:pPr>
+                      <w:r>
+                        <w:rPr>
+                          <w:rFonts w:ascii="Calibri" w:hAnsi="Calibri" w:cs="Calibri"/>
+                          <w:sz w:val="50"/>
+                          <w:szCs w:val="50"/>
+                          <w:lang w:val="en-US"/>
+                        </w:rPr>
+                        <w:t>α=5%</w:t>
+                      </w:r>
+                    </w:p>
+                  </w:txbxContent>
+                </v:textbox>
+              </v:shape>
+            </w:pict>
+          </mc:Fallback>
+        </mc:AlternateContent>
+      </w:r>
+    </w:p>
+    <w:p>
+      <w:pPr>
+        <w:rPr>
+          <w:lang w:val="en-US"/>
+        </w:rPr>
+      </w:pPr>
+      <w:r>
+        <w:rPr>
+          <w:noProof/>
+          <w:lang w:val="en-US"/>
+        </w:rPr>
+        <mc:AlternateContent>
+          <mc:Choice Requires="wps">
+            <w:drawing>
+              <wp:anchor distT="0" distB="0" distL="114300" distR="114300" simplePos="0" relativeHeight="251689984" behindDoc="0" locked="0" layoutInCell="1" allowOverlap="1" wp14:anchorId="2613D79E" wp14:editId="56FBB940">
+                <wp:simplePos x="0" y="0"/>
+                <wp:positionH relativeFrom="column">
+                  <wp:posOffset>2636520</wp:posOffset>
+                </wp:positionH>
+                <wp:positionV relativeFrom="paragraph">
+                  <wp:posOffset>106680</wp:posOffset>
+                </wp:positionV>
+                <wp:extent cx="822960" cy="769620"/>
+                <wp:effectExtent l="0" t="0" r="72390" b="49530"/>
+                <wp:wrapNone/>
+                <wp:docPr id="16820294" name="Lige pilforbindelse 5"/>
+                <wp:cNvGraphicFramePr/>
+                <a:graphic xmlns:a="http://schemas.openxmlformats.org/drawingml/2006/main">
+                  <a:graphicData uri="http://schemas.microsoft.com/office/word/2010/wordprocessingShape">
+                    <wps:wsp>
+                      <wps:cNvCnPr/>
+                      <wps:spPr>
+                        <a:xfrm>
+                          <a:off x="0" y="0"/>
+                          <a:ext cx="822960" cy="769620"/>
+                        </a:xfrm>
+                        <a:prstGeom prst="straightConnector1">
+                          <a:avLst/>
+                        </a:prstGeom>
+                        <a:ln>
+                          <a:tailEnd type="triangle"/>
+                        </a:ln>
+                      </wps:spPr>
+                      <wps:style>
+                        <a:lnRef idx="2">
+                          <a:schemeClr val="accent1"/>
+                        </a:lnRef>
+                        <a:fillRef idx="0">
+                          <a:schemeClr val="accent1"/>
+                        </a:fillRef>
+                        <a:effectRef idx="1">
+                          <a:schemeClr val="accent1"/>
+                        </a:effectRef>
+                        <a:fontRef idx="minor">
+                          <a:schemeClr val="tx1"/>
+                        </a:fontRef>
+                      </wps:style>
+                      <wps:bodyPr/>
+                    </wps:wsp>
+                  </a:graphicData>
+                </a:graphic>
+                <wp14:sizeRelH relativeFrom="margin">
+                  <wp14:pctWidth>0</wp14:pctWidth>
+                </wp14:sizeRelH>
+                <wp14:sizeRelV relativeFrom="margin">
+                  <wp14:pctHeight>0</wp14:pctHeight>
+                </wp14:sizeRelV>
+              </wp:anchor>
+            </w:drawing>
+          </mc:Choice>
+          <mc:Fallback>
+            <w:pict>
+              <v:shapetype w14:anchorId="394F540D" id="_x0000_t32" coordsize="21600,21600" o:spt="32" o:oned="t" path="m,l21600,21600e" filled="f">
+                <v:path arrowok="t" fillok="f" o:connecttype="none"/>
+                <o:lock v:ext="edit" shapetype="t"/>
+              </v:shapetype>
+              <v:shape id="Lige pilforbindelse 5" o:spid="_x0000_s1026" type="#_x0000_t32" style="position:absolute;margin-left:207.6pt;margin-top:8.4pt;width:64.8pt;height:60.6pt;z-index:251689984;visibility:visible;mso-wrap-style:square;mso-width-percent:0;mso-height-percent:0;mso-wrap-distance-left:9pt;mso-wrap-distance-top:0;mso-wrap-distance-right:9pt;mso-wrap-distance-bottom:0;mso-position-horizontal:absolute;mso-position-horizontal-relative:text;mso-position-vertical:absolute;mso-position-vertical-relative:text;mso-width-percent:0;mso-height-percent:0;mso-width-relative:margin;mso-height-relative:margin" o:gfxdata="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" strokecolor="#156082 [3204]" strokeweight="1.5pt">
+                <v:stroke endarrow="block" joinstyle="miter"/>
+              </v:shape>
+            </w:pict>
+          </mc:Fallback>
+        </mc:AlternateContent>
+      </w:r>
+      <w:r>
+        <w:rPr>
+          <w:noProof/>
+          <w:lang w:val="en-US"/>
+        </w:rPr>
+        <mc:AlternateContent>
+          <mc:Choice Requires="wps">
+            <w:drawing>
+              <wp:anchor distT="0" distB="0" distL="114300" distR="114300" simplePos="0" relativeHeight="251687936" behindDoc="0" locked="0" layoutInCell="1" allowOverlap="1" wp14:anchorId="743EEAE4" wp14:editId="65127488">
+                <wp:simplePos x="0" y="0"/>
+                <wp:positionH relativeFrom="column">
+                  <wp:posOffset>2118360</wp:posOffset>
+                </wp:positionH>
+                <wp:positionV relativeFrom="paragraph">
+                  <wp:posOffset>91440</wp:posOffset>
+                </wp:positionV>
+                <wp:extent cx="502920" cy="723900"/>
+                <wp:effectExtent l="38100" t="0" r="30480" b="57150"/>
+                <wp:wrapNone/>
+                <wp:docPr id="726984587" name="Lige pilforbindelse 5"/>
+                <wp:cNvGraphicFramePr/>
+                <a:graphic xmlns:a="http://schemas.openxmlformats.org/drawingml/2006/main">
+                  <a:graphicData uri="http://schemas.microsoft.com/office/word/2010/wordprocessingShape">
+                    <wps:wsp>
+                      <wps:cNvCnPr/>
+                      <wps:spPr>
+                        <a:xfrm flipH="1">
+                          <a:off x="0" y="0"/>
+                          <a:ext cx="502920" cy="723900"/>
+                        </a:xfrm>
+                        <a:prstGeom prst="straightConnector1">
+                          <a:avLst/>
+                        </a:prstGeom>
+                        <a:ln>
+                          <a:tailEnd type="triangle"/>
+                        </a:ln>
+                      </wps:spPr>
+                      <wps:style>
+                        <a:lnRef idx="2">
+                          <a:schemeClr val="accent1"/>
+                        </a:lnRef>
+                        <a:fillRef idx="0">
+                          <a:schemeClr val="accent1"/>
+                        </a:fillRef>
+                        <a:effectRef idx="1">
+                          <a:schemeClr val="accent1"/>
+                        </a:effectRef>
+                        <a:fontRef idx="minor">
+                          <a:schemeClr val="tx1"/>
+                        </a:fontRef>
+                      </wps:style>
+                      <wps:bodyPr/>
+                    </wps:wsp>
+                  </a:graphicData>
+                </a:graphic>
+                <wp14:sizeRelH relativeFrom="margin">
+                  <wp14:pctWidth>0</wp14:pctWidth>
+                </wp14:sizeRelH>
+                <wp14:sizeRelV relativeFrom="margin">
+                  <wp14:pctHeight>0</wp14:pctHeight>
+                </wp14:sizeRelV>
+              </wp:anchor>
+            </w:drawing>
+          </mc:Choice>
+          <mc:Fallback>
+            <w:pict>
+              <v:shape w14:anchorId="36863BA4" id="Lige pilforbindelse 5" o:spid="_x0000_s1026" type="#_x0000_t32" style="position:absolute;margin-left:166.8pt;margin-top:7.2pt;width:39.6pt;height:57pt;flip:x;z-index:251687936;visibility:visible;mso-wrap-style:square;mso-width-percent:0;mso-height-percent:0;mso-wrap-distance-left:9pt;mso-wrap-distance-top:0;mso-wrap-distance-right:9pt;mso-wrap-distance-bottom:0;mso-position-horizontal:absolute;mso-position-horizontal-relative:text;mso-position-vertical:absolute;mso-position-vertical-relative:text;mso-width-percent:0;mso-height-percent:0;mso-width-relative:margin;mso-height-relative:margin" o:gfxdata="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" strokecolor="#156082 [3204]" strokeweight="1.5pt">
+                <v:stroke endarrow="block" joinstyle="miter"/>
+              </v:shape>
+            </w:pict>
+          </mc:Fallback>
+        </mc:AlternateContent>
+      </w:r>
+      <w:r>
+        <w:rPr>
+          <w:noProof/>
+          <w:lang w:val="en-US"/>
+        </w:rPr>
+        <mc:AlternateContent>
+          <mc:Choice Requires="wps">
+            <w:drawing>
+              <wp:anchor distT="0" distB="0" distL="114300" distR="114300" simplePos="0" relativeHeight="251685888" behindDoc="0" locked="0" layoutInCell="1" allowOverlap="1" wp14:anchorId="049F9816" wp14:editId="14F2F97F">
+                <wp:simplePos x="0" y="0"/>
+                <wp:positionH relativeFrom="column">
+                  <wp:posOffset>792480</wp:posOffset>
+                </wp:positionH>
+                <wp:positionV relativeFrom="paragraph">
+                  <wp:posOffset>91440</wp:posOffset>
+                </wp:positionV>
+                <wp:extent cx="1821180" cy="739140"/>
+                <wp:effectExtent l="38100" t="0" r="26670" b="60960"/>
+                <wp:wrapNone/>
+                <wp:docPr id="2114951366" name="Lige pilforbindelse 5"/>
+                <wp:cNvGraphicFramePr/>
+                <a:graphic xmlns:a="http://schemas.openxmlformats.org/drawingml/2006/main">
+                  <a:graphicData uri="http://schemas.microsoft.com/office/word/2010/wordprocessingShape">
+                    <wps:wsp>
+                      <wps:cNvCnPr/>
+                      <wps:spPr>
+                        <a:xfrm flipH="1">
+                          <a:off x="0" y="0"/>
+                          <a:ext cx="1821180" cy="739140"/>
+                        </a:xfrm>
+                        <a:prstGeom prst="straightConnector1">
+                          <a:avLst/>
+                        </a:prstGeom>
+                        <a:ln>
+                          <a:tailEnd type="triangle"/>
+                        </a:ln>
+                      </wps:spPr>
+                      <wps:style>
+                        <a:lnRef idx="2">
+                          <a:schemeClr val="accent1"/>
+                        </a:lnRef>
+                        <a:fillRef idx="0">
+                          <a:schemeClr val="accent1"/>
+                        </a:fillRef>
+                        <a:effectRef idx="1">
+                          <a:schemeClr val="accent1"/>
+                        </a:effectRef>
+                        <a:fontRef idx="minor">
+                          <a:schemeClr val="tx1"/>
+                        </a:fontRef>
+                      </wps:style>
+                      <wps:bodyPr/>
+                    </wps:wsp>
+                  </a:graphicData>
+                </a:graphic>
+                <wp14:sizeRelH relativeFrom="margin">
+                  <wp14:pctWidth>0</wp14:pctWidth>
+                </wp14:sizeRelH>
+                <wp14:sizeRelV relativeFrom="margin">
+                  <wp14:pctHeight>0</wp14:pctHeight>
+                </wp14:sizeRelV>
+              </wp:anchor>
+            </w:drawing>
+          </mc:Choice>
+          <mc:Fallback>
+            <w:pict>
+              <v:shape w14:anchorId="0F000D01" id="Lige pilforbindelse 5" o:spid="_x0000_s1026" type="#_x0000_t32" style="position:absolute;margin-left:62.4pt;margin-top:7.2pt;width:143.4pt;height:58.2pt;flip:x;z-index:251685888;visibility:visible;mso-wrap-style:square;mso-width-percent:0;mso-height-percent:0;mso-wrap-distance-left:9pt;mso-wrap-distance-top:0;mso-wrap-distance-right:9pt;mso-wrap-distance-bottom:0;mso-position-horizontal:absolute;mso-position-horizontal-relative:text;mso-position-vertical:absolute;mso-position-vertical-relative:text;mso-width-percent:0;mso-height-percent:0;mso-width-relative:margin;mso-height-relative:margin" o:gfxdata="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" strokecolor="#156082 [3204]" strokeweight="1.5pt">
+                <v:stroke endarrow="block" joinstyle="miter"/>
+              </v:shape>
+            </w:pict>
+          </mc:Fallback>
+        </mc:AlternateContent>
+      </w:r>
+      <w:r>
+        <w:rPr>
+          <w:noProof/>
+          <w:lang w:val="en-US"/>
+        </w:rPr>
+        <mc:AlternateContent>
+          <mc:Choice Requires="wps">
+            <w:drawing>
+              <wp:anchor distT="0" distB="0" distL="114300" distR="114300" simplePos="0" relativeHeight="251683840" behindDoc="0" locked="0" layoutInCell="1" allowOverlap="1" wp14:anchorId="564F7BAD" wp14:editId="733F8348">
+                <wp:simplePos x="0" y="0"/>
+                <wp:positionH relativeFrom="column">
+                  <wp:posOffset>2636520</wp:posOffset>
+                </wp:positionH>
+                <wp:positionV relativeFrom="paragraph">
+                  <wp:posOffset>91440</wp:posOffset>
+                </wp:positionV>
+                <wp:extent cx="2080260" cy="739140"/>
+                <wp:effectExtent l="0" t="0" r="72390" b="60960"/>
+                <wp:wrapNone/>
+                <wp:docPr id="2144847267" name="Lige pilforbindelse 5"/>
+                <wp:cNvGraphicFramePr/>
+                <a:graphic xmlns:a="http://schemas.openxmlformats.org/drawingml/2006/main">
+                  <a:graphicData uri="http://schemas.microsoft.com/office/word/2010/wordprocessingShape">
+                    <wps:wsp>
+                      <wps:cNvCnPr/>
+                      <wps:spPr>
+                        <a:xfrm>
+                          <a:off x="0" y="0"/>
+                          <a:ext cx="2080260" cy="739140"/>
+                        </a:xfrm>
+                        <a:prstGeom prst="straightConnector1">
+                          <a:avLst/>
+                        </a:prstGeom>
+                        <a:ln>
+                          <a:tailEnd type="triangle"/>
+                        </a:ln>
+                      </wps:spPr>
+                      <wps:style>
+                        <a:lnRef idx="2">
+                          <a:schemeClr val="accent1"/>
+                        </a:lnRef>
+                        <a:fillRef idx="0">
+                          <a:schemeClr val="accent1"/>
+                        </a:fillRef>
+                        <a:effectRef idx="1">
+                          <a:schemeClr val="accent1"/>
+                        </a:effectRef>
+                        <a:fontRef idx="minor">
+                          <a:schemeClr val="tx1"/>
+                        </a:fontRef>
+                      </wps:style>
+                      <wps:bodyPr/>
+                    </wps:wsp>
+                  </a:graphicData>
+                </a:graphic>
+                <wp14:sizeRelH relativeFrom="margin">
+                  <wp14:pctWidth>0</wp14:pctWidth>
+                </wp14:sizeRelH>
+                <wp14:sizeRelV relativeFrom="margin">
+                  <wp14:pctHeight>0</wp14:pctHeight>
+                </wp14:sizeRelV>
+              </wp:anchor>
+            </w:drawing>
+          </mc:Choice>
+          <mc:Fallback>
+            <w:pict>
+              <v:shape w14:anchorId="3D01DCA9" id="Lige pilforbindelse 5" o:spid="_x0000_s1026" type="#_x0000_t32" style="position:absolute;margin-left:207.6pt;margin-top:7.2pt;width:163.8pt;height:58.2pt;z-index:251683840;visibility:visible;mso-wrap-style:square;mso-width-percent:0;mso-height-percent:0;mso-wrap-distance-left:9pt;mso-wrap-distance-top:0;mso-wrap-distance-right:9pt;mso-wrap-distance-bottom:0;mso-position-horizontal:absolute;mso-position-horizontal-relative:text;mso-position-vertical:absolute;mso-position-vertical-relative:text;mso-width-percent:0;mso-height-percent:0;mso-width-relative:margin;mso-height-relative:margin" o:gfxdata="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" strokecolor="#156082 [3204]" strokeweight="1.5pt">
+                <v:stroke endarrow="block" joinstyle="miter"/>
+              </v:shape>
+            </w:pict>
+          </mc:Fallback>
+        </mc:AlternateContent>
+      </w:r>
+    </w:p>
+    <w:p>
+      <w:pPr>
+        <w:rPr>
+          <w:lang w:val="en-US"/>
+        </w:rPr>
+      </w:pPr>
+    </w:p>
+    <w:p>
+      <w:pPr>
+        <w:rPr>
+          <w:lang w:val="en-US"/>
+        </w:rPr>
+      </w:pPr>
+      <w:r>
+        <w:rPr>
+          <w:noProof/>
+          <w:lang w:val="en-US"/>
+        </w:rPr>
+        <mc:AlternateContent>
+          <mc:Choice Requires="wps">
+            <w:drawing>
+              <wp:anchor distT="0" distB="0" distL="114300" distR="114300" simplePos="0" relativeHeight="251675648" behindDoc="0" locked="0" layoutInCell="1" allowOverlap="1" wp14:anchorId="40D13AA7" wp14:editId="4BFF908F">
+                <wp:simplePos x="0" y="0"/>
+                <wp:positionH relativeFrom="column">
+                  <wp:posOffset>327660</wp:posOffset>
+                </wp:positionH>
+                <wp:positionV relativeFrom="paragraph">
+                  <wp:posOffset>229870</wp:posOffset>
                 </wp:positionV>
                 <wp:extent cx="906780" cy="762000"/>
                 <wp:effectExtent l="0" t="0" r="26670" b="19050"/>
                 <wp:wrapNone/>
-                <wp:docPr id="1623299710" name="Rektangel 3"/>
+                <wp:docPr id="1174037607" name="Rektangel 3"/>
                 <wp:cNvGraphicFramePr/>
                 <a:graphic xmlns:a="http://schemas.openxmlformats.org/drawingml/2006/main">
                   <a:graphicData uri="http://schemas.microsoft.com/office/word/2010/wordprocessingShape">
@@ -5147,6 +5933,9 @@
                         <a:prstGeom prst="rect">
                           <a:avLst/>
                         </a:prstGeom>
+                        <a:solidFill>
+                          <a:schemeClr val="bg1"/>
+                        </a:solidFill>
                       </wps:spPr>
                       <wps:style>
                         <a:lnRef idx="2">
@@ -5178,7 +5967,7 @@
           </mc:Choice>
           <mc:Fallback>
             <w:pict>
-              <v:rect w14:anchorId="7941AA0F" id="Rektangel 3" o:spid="_x0000_s1026" style="position:absolute;margin-left:24.6pt;margin-top:7.8pt;width:71.4pt;height:60pt;z-index:251659264;visibility:visible;mso-wrap-style:square;mso-wrap-distance-left:9pt;mso-wrap-distance-top:0;mso-wrap-distance-right:9pt;mso-wrap-distance-bottom:0;mso-position-horizontal:absolute;mso-position-horizontal-relative:text;mso-position-vertical:absolute;mso-position-vertical-relative:text;v-text-anchor:middle" o:gfxdata="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" fillcolor="#156082 [3204]" strokecolor="#030e13 [484]" strokeweight="1.5pt"/>
+              <v:rect w14:anchorId="793A640C" id="Rektangel 3" o:spid="_x0000_s1026" style="position:absolute;margin-left:25.8pt;margin-top:18.1pt;width:71.4pt;height:60pt;z-index:251675648;visibility:visible;mso-wrap-style:square;mso-wrap-distance-left:9pt;mso-wrap-distance-top:0;mso-wrap-distance-right:9pt;mso-wrap-distance-bottom:0;mso-position-horizontal:absolute;mso-position-horizontal-relative:text;mso-position-vertical:absolute;mso-position-vertical-relative:text;v-text-anchor:middle" o:gfxdata="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" fillcolor="white [3212]" strokecolor="#030e13 [484]" strokeweight="1.5pt"/>
             </w:pict>
           </mc:Fallback>
         </mc:AlternateContent>
@@ -5191,18 +5980,158 @@
         <mc:AlternateContent>
           <mc:Choice Requires="wps">
             <w:drawing>
-              <wp:anchor distT="0" distB="0" distL="114300" distR="114300" simplePos="0" relativeHeight="251663360" behindDoc="0" locked="0" layoutInCell="1" allowOverlap="1" wp14:anchorId="6921E26F" wp14:editId="25F8138C">
+              <wp:anchor distT="0" distB="0" distL="114300" distR="114300" simplePos="0" relativeHeight="251676672" behindDoc="0" locked="0" layoutInCell="1" allowOverlap="1" wp14:anchorId="38A89D7F" wp14:editId="04D6B8E2">
                 <wp:simplePos x="0" y="0"/>
                 <wp:positionH relativeFrom="column">
-                  <wp:posOffset>1424940</wp:posOffset>
+                  <wp:posOffset>396240</wp:posOffset>
                 </wp:positionH>
                 <wp:positionV relativeFrom="paragraph">
-                  <wp:posOffset>106680</wp:posOffset>
+                  <wp:posOffset>360680</wp:posOffset>
+                </wp:positionV>
+                <wp:extent cx="701040" cy="480060"/>
+                <wp:effectExtent l="0" t="0" r="22860" b="15240"/>
+                <wp:wrapNone/>
+                <wp:docPr id="849132656" name="Tekstfelt 4"/>
+                <wp:cNvGraphicFramePr/>
+                <a:graphic xmlns:a="http://schemas.openxmlformats.org/drawingml/2006/main">
+                  <a:graphicData uri="http://schemas.microsoft.com/office/word/2010/wordprocessingShape">
+                    <wps:wsp>
+                      <wps:cNvSpPr txBox="1"/>
+                      <wps:spPr>
+                        <a:xfrm>
+                          <a:off x="0" y="0"/>
+                          <a:ext cx="701040" cy="480060"/>
+                        </a:xfrm>
+                        <a:prstGeom prst="rect">
+                          <a:avLst/>
+                        </a:prstGeom>
+                        <a:solidFill>
+                          <a:schemeClr val="lt1"/>
+                        </a:solidFill>
+                        <a:ln w="6350">
+                          <a:solidFill>
+                            <a:schemeClr val="bg1"/>
+                          </a:solidFill>
+                        </a:ln>
+                      </wps:spPr>
+                      <wps:txbx>
+                        <w:txbxContent>
+                          <w:p>
+                            <w:pPr>
+                              <w:rPr>
+                                <w:sz w:val="50"/>
+                                <w:szCs w:val="50"/>
+                                <w:lang w:val="en-US"/>
+                              </w:rPr>
+                            </w:pPr>
+                            <w:r>
+                              <w:rPr>
+                                <w:sz w:val="50"/>
+                                <w:szCs w:val="50"/>
+                                <w:lang w:val="en-US"/>
+                              </w:rPr>
+                              <w:t>H</w:t>
+                            </w:r>
+                            <w:r>
+                              <w:rPr>
+                                <w:sz w:val="50"/>
+                                <w:szCs w:val="50"/>
+                                <w:vertAlign w:val="subscript"/>
+                                <w:lang w:val="en-US"/>
+                              </w:rPr>
+                              <w:t>2</w:t>
+                            </w:r>
+                            <w:r>
+                              <w:rPr>
+                                <w:sz w:val="50"/>
+                                <w:szCs w:val="50"/>
+                                <w:vertAlign w:val="subscript"/>
+                                <w:lang w:val="en-US"/>
+                              </w:rPr>
+                              <w:t>,1</w:t>
+                            </w:r>
+                          </w:p>
+                        </w:txbxContent>
+                      </wps:txbx>
+                      <wps:bodyPr rot="0" spcFirstLastPara="0" vertOverflow="overflow" horzOverflow="overflow" vert="horz" wrap="square" lIns="91440" tIns="45720" rIns="91440" bIns="45720" numCol="1" spcCol="0" rtlCol="0" fromWordArt="0" anchor="t" anchorCtr="0" forceAA="0" compatLnSpc="1">
+                        <a:prstTxWarp prst="textNoShape">
+                          <a:avLst/>
+                        </a:prstTxWarp>
+                        <a:noAutofit/>
+                      </wps:bodyPr>
+                    </wps:wsp>
+                  </a:graphicData>
+                </a:graphic>
+              </wp:anchor>
+            </w:drawing>
+          </mc:Choice>
+          <mc:Fallback>
+            <w:pict>
+              <v:shape w14:anchorId="38A89D7F" id="_x0000_s1027" type="#_x0000_t202" style="position:absolute;margin-left:31.2pt;margin-top:28.4pt;width:55.2pt;height:37.8pt;z-index:251676672;visibility:visible;mso-wrap-style:square;mso-wrap-distance-left:9pt;mso-wrap-distance-top:0;mso-wrap-distance-right:9pt;mso-wrap-distance-bottom:0;mso-position-horizontal:absolute;mso-position-horizontal-relative:text;mso-position-vertical:absolute;mso-position-vertical-relative:text;v-text-anchor:top" o:gfxdata="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" fillcolor="white [3201]" strokecolor="white [3212]" strokeweight=".5pt">
+                <v:textbox>
+                  <w:txbxContent>
+                    <w:p>
+                      <w:pPr>
+                        <w:rPr>
+                          <w:sz w:val="50"/>
+                          <w:szCs w:val="50"/>
+                          <w:lang w:val="en-US"/>
+                        </w:rPr>
+                      </w:pPr>
+                      <w:r>
+                        <w:rPr>
+                          <w:sz w:val="50"/>
+                          <w:szCs w:val="50"/>
+                          <w:lang w:val="en-US"/>
+                        </w:rPr>
+                        <w:t>H</w:t>
+                      </w:r>
+                      <w:r>
+                        <w:rPr>
+                          <w:sz w:val="50"/>
+                          <w:szCs w:val="50"/>
+                          <w:vertAlign w:val="subscript"/>
+                          <w:lang w:val="en-US"/>
+                        </w:rPr>
+                        <w:t>2</w:t>
+                      </w:r>
+                      <w:r>
+                        <w:rPr>
+                          <w:sz w:val="50"/>
+                          <w:szCs w:val="50"/>
+                          <w:vertAlign w:val="subscript"/>
+                          <w:lang w:val="en-US"/>
+                        </w:rPr>
+                        <w:t>,1</w:t>
+                      </w:r>
+                    </w:p>
+                  </w:txbxContent>
+                </v:textbox>
+              </v:shape>
+            </w:pict>
+          </mc:Fallback>
+        </mc:AlternateContent>
+      </w:r>
+      <w:r>
+        <w:rPr>
+          <w:noProof/>
+          <w:lang w:val="en-US"/>
+        </w:rPr>
+        <mc:AlternateContent>
+          <mc:Choice Requires="wps">
+            <w:drawing>
+              <wp:anchor distT="0" distB="0" distL="114300" distR="114300" simplePos="0" relativeHeight="251677696" behindDoc="0" locked="0" layoutInCell="1" allowOverlap="1" wp14:anchorId="49688DCC" wp14:editId="509525C4">
+                <wp:simplePos x="0" y="0"/>
+                <wp:positionH relativeFrom="column">
+                  <wp:posOffset>1661160</wp:posOffset>
+                </wp:positionH>
+                <wp:positionV relativeFrom="paragraph">
+                  <wp:posOffset>229870</wp:posOffset>
                 </wp:positionV>
                 <wp:extent cx="906780" cy="762000"/>
                 <wp:effectExtent l="0" t="0" r="26670" b="19050"/>
                 <wp:wrapNone/>
-                <wp:docPr id="1058670316" name="Rektangel 3"/>
+                <wp:docPr id="1752632663" name="Rektangel 3"/>
                 <wp:cNvGraphicFramePr/>
                 <a:graphic xmlns:a="http://schemas.openxmlformats.org/drawingml/2006/main">
                   <a:graphicData uri="http://schemas.microsoft.com/office/word/2010/wordprocessingShape">
@@ -5216,6 +6145,9 @@
                         <a:prstGeom prst="rect">
                           <a:avLst/>
                         </a:prstGeom>
+                        <a:solidFill>
+                          <a:schemeClr val="bg1"/>
+                        </a:solidFill>
                       </wps:spPr>
                       <wps:style>
                         <a:lnRef idx="2">
@@ -5247,7 +6179,7 @@
           </mc:Choice>
           <mc:Fallback>
             <w:pict>
-              <v:rect w14:anchorId="684E3F0A" id="Rektangel 3" o:spid="_x0000_s1026" style="position:absolute;margin-left:112.2pt;margin-top:8.4pt;width:71.4pt;height:60pt;z-index:251663360;visibility:visible;mso-wrap-style:square;mso-wrap-distance-left:9pt;mso-wrap-distance-top:0;mso-wrap-distance-right:9pt;mso-wrap-distance-bottom:0;mso-position-horizontal:absolute;mso-position-horizontal-relative:text;mso-position-vertical:absolute;mso-position-vertical-relative:text;v-text-anchor:middle" o:gfxdata="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" fillcolor="#156082 [3204]" strokecolor="#030e13 [484]" strokeweight="1.5pt"/>
+              <v:rect w14:anchorId="5E8549D7" id="Rektangel 3" o:spid="_x0000_s1026" style="position:absolute;margin-left:130.8pt;margin-top:18.1pt;width:71.4pt;height:60pt;z-index:251677696;visibility:visible;mso-wrap-style:square;mso-wrap-distance-left:9pt;mso-wrap-distance-top:0;mso-wrap-distance-right:9pt;mso-wrap-distance-bottom:0;mso-position-horizontal:absolute;mso-position-horizontal-relative:text;mso-position-vertical:absolute;mso-position-vertical-relative:text;v-text-anchor:middle" o:gfxdata="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" fillcolor="white [3212]" strokecolor="#030e13 [484]" strokeweight="1.5pt"/>
             </w:pict>
           </mc:Fallback>
         </mc:AlternateContent>
@@ -5260,18 +6192,176 @@
         <mc:AlternateContent>
           <mc:Choice Requires="wps">
             <w:drawing>
-              <wp:anchor distT="0" distB="0" distL="114300" distR="114300" simplePos="0" relativeHeight="251661312" behindDoc="0" locked="0" layoutInCell="1" allowOverlap="1" wp14:anchorId="4902E9E7" wp14:editId="00F12511">
+              <wp:anchor distT="0" distB="0" distL="114300" distR="114300" simplePos="0" relativeHeight="251678720" behindDoc="0" locked="0" layoutInCell="1" allowOverlap="1" wp14:anchorId="73D79B20" wp14:editId="7F6B4078">
                 <wp:simplePos x="0" y="0"/>
                 <wp:positionH relativeFrom="column">
-                  <wp:posOffset>2667000</wp:posOffset>
+                  <wp:posOffset>1729740</wp:posOffset>
                 </wp:positionH>
                 <wp:positionV relativeFrom="paragraph">
-                  <wp:posOffset>91440</wp:posOffset>
+                  <wp:posOffset>360680</wp:posOffset>
+                </wp:positionV>
+                <wp:extent cx="701040" cy="480060"/>
+                <wp:effectExtent l="0" t="0" r="22860" b="15240"/>
+                <wp:wrapNone/>
+                <wp:docPr id="747845941" name="Tekstfelt 4"/>
+                <wp:cNvGraphicFramePr/>
+                <a:graphic xmlns:a="http://schemas.openxmlformats.org/drawingml/2006/main">
+                  <a:graphicData uri="http://schemas.microsoft.com/office/word/2010/wordprocessingShape">
+                    <wps:wsp>
+                      <wps:cNvSpPr txBox="1"/>
+                      <wps:spPr>
+                        <a:xfrm>
+                          <a:off x="0" y="0"/>
+                          <a:ext cx="701040" cy="480060"/>
+                        </a:xfrm>
+                        <a:prstGeom prst="rect">
+                          <a:avLst/>
+                        </a:prstGeom>
+                        <a:solidFill>
+                          <a:schemeClr val="lt1"/>
+                        </a:solidFill>
+                        <a:ln w="6350">
+                          <a:solidFill>
+                            <a:schemeClr val="bg1"/>
+                          </a:solidFill>
+                        </a:ln>
+                      </wps:spPr>
+                      <wps:txbx>
+                        <w:txbxContent>
+                          <w:p>
+                            <w:pPr>
+                              <w:rPr>
+                                <w:sz w:val="50"/>
+                                <w:szCs w:val="50"/>
+                                <w:lang w:val="en-US"/>
+                              </w:rPr>
+                            </w:pPr>
+                            <w:r>
+                              <w:rPr>
+                                <w:sz w:val="50"/>
+                                <w:szCs w:val="50"/>
+                                <w:lang w:val="en-US"/>
+                              </w:rPr>
+                              <w:t>H</w:t>
+                            </w:r>
+                            <w:r>
+                              <w:rPr>
+                                <w:sz w:val="50"/>
+                                <w:szCs w:val="50"/>
+                                <w:vertAlign w:val="subscript"/>
+                                <w:lang w:val="en-US"/>
+                              </w:rPr>
+                              <w:t>2</w:t>
+                            </w:r>
+                            <w:r>
+                              <w:rPr>
+                                <w:sz w:val="50"/>
+                                <w:szCs w:val="50"/>
+                                <w:vertAlign w:val="subscript"/>
+                                <w:lang w:val="en-US"/>
+                              </w:rPr>
+                              <w:t>,</w:t>
+                            </w:r>
+                            <w:r>
+                              <w:rPr>
+                                <w:sz w:val="50"/>
+                                <w:szCs w:val="50"/>
+                                <w:vertAlign w:val="subscript"/>
+                                <w:lang w:val="en-US"/>
+                              </w:rPr>
+                              <w:t>2</w:t>
+                            </w:r>
+                          </w:p>
+                        </w:txbxContent>
+                      </wps:txbx>
+                      <wps:bodyPr rot="0" spcFirstLastPara="0" vertOverflow="overflow" horzOverflow="overflow" vert="horz" wrap="square" lIns="91440" tIns="45720" rIns="91440" bIns="45720" numCol="1" spcCol="0" rtlCol="0" fromWordArt="0" anchor="t" anchorCtr="0" forceAA="0" compatLnSpc="1">
+                        <a:prstTxWarp prst="textNoShape">
+                          <a:avLst/>
+                        </a:prstTxWarp>
+                        <a:noAutofit/>
+                      </wps:bodyPr>
+                    </wps:wsp>
+                  </a:graphicData>
+                </a:graphic>
+              </wp:anchor>
+            </w:drawing>
+          </mc:Choice>
+          <mc:Fallback>
+            <w:pict>
+              <v:shape w14:anchorId="73D79B20" id="_x0000_s1028" type="#_x0000_t202" style="position:absolute;margin-left:136.2pt;margin-top:28.4pt;width:55.2pt;height:37.8pt;z-index:251678720;visibility:visible;mso-wrap-style:square;mso-wrap-distance-left:9pt;mso-wrap-distance-top:0;mso-wrap-distance-right:9pt;mso-wrap-distance-bottom:0;mso-position-horizontal:absolute;mso-position-horizontal-relative:text;mso-position-vertical:absolute;mso-position-vertical-relative:text;v-text-anchor:top" o:gfxdata="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" fillcolor="white [3201]" strokecolor="white [3212]" strokeweight=".5pt">
+                <v:textbox>
+                  <w:txbxContent>
+                    <w:p>
+                      <w:pPr>
+                        <w:rPr>
+                          <w:sz w:val="50"/>
+                          <w:szCs w:val="50"/>
+                          <w:lang w:val="en-US"/>
+                        </w:rPr>
+                      </w:pPr>
+                      <w:r>
+                        <w:rPr>
+                          <w:sz w:val="50"/>
+                          <w:szCs w:val="50"/>
+                          <w:lang w:val="en-US"/>
+                        </w:rPr>
+                        <w:t>H</w:t>
+                      </w:r>
+                      <w:r>
+                        <w:rPr>
+                          <w:sz w:val="50"/>
+                          <w:szCs w:val="50"/>
+                          <w:vertAlign w:val="subscript"/>
+                          <w:lang w:val="en-US"/>
+                        </w:rPr>
+                        <w:t>2</w:t>
+                      </w:r>
+                      <w:r>
+                        <w:rPr>
+                          <w:sz w:val="50"/>
+                          <w:szCs w:val="50"/>
+                          <w:vertAlign w:val="subscript"/>
+                          <w:lang w:val="en-US"/>
+                        </w:rPr>
+                        <w:t>,</w:t>
+                      </w:r>
+                      <w:r>
+                        <w:rPr>
+                          <w:sz w:val="50"/>
+                          <w:szCs w:val="50"/>
+                          <w:vertAlign w:val="subscript"/>
+                          <w:lang w:val="en-US"/>
+                        </w:rPr>
+                        <w:t>2</w:t>
+                      </w:r>
+                    </w:p>
+                  </w:txbxContent>
+                </v:textbox>
+              </v:shape>
+            </w:pict>
+          </mc:Fallback>
+        </mc:AlternateContent>
+      </w:r>
+      <w:r>
+        <w:rPr>
+          <w:noProof/>
+          <w:lang w:val="en-US"/>
+        </w:rPr>
+        <mc:AlternateContent>
+          <mc:Choice Requires="wps">
+            <w:drawing>
+              <wp:anchor distT="0" distB="0" distL="114300" distR="114300" simplePos="0" relativeHeight="251679744" behindDoc="0" locked="0" layoutInCell="1" allowOverlap="1" wp14:anchorId="59B9BD24" wp14:editId="5E04F657">
+                <wp:simplePos x="0" y="0"/>
+                <wp:positionH relativeFrom="column">
+                  <wp:posOffset>2994660</wp:posOffset>
+                </wp:positionH>
+                <wp:positionV relativeFrom="paragraph">
+                  <wp:posOffset>222250</wp:posOffset>
                 </wp:positionV>
                 <wp:extent cx="906780" cy="762000"/>
                 <wp:effectExtent l="0" t="0" r="26670" b="19050"/>
                 <wp:wrapNone/>
-                <wp:docPr id="351872524" name="Rektangel 3"/>
+                <wp:docPr id="227789766" name="Rektangel 3"/>
                 <wp:cNvGraphicFramePr/>
                 <a:graphic xmlns:a="http://schemas.openxmlformats.org/drawingml/2006/main">
                   <a:graphicData uri="http://schemas.microsoft.com/office/word/2010/wordprocessingShape">
@@ -5285,6 +6375,9 @@
                         <a:prstGeom prst="rect">
                           <a:avLst/>
                         </a:prstGeom>
+                        <a:solidFill>
+                          <a:schemeClr val="bg1"/>
+                        </a:solidFill>
                       </wps:spPr>
                       <wps:style>
                         <a:lnRef idx="2">
@@ -5316,32 +6409,399 @@
           </mc:Choice>
           <mc:Fallback>
             <w:pict>
-              <v:rect w14:anchorId="6F6525D6" id="Rektangel 3" o:spid="_x0000_s1026" style="position:absolute;margin-left:210pt;margin-top:7.2pt;width:71.4pt;height:60pt;z-index:251661312;visibility:visible;mso-wrap-style:square;mso-wrap-distance-left:9pt;mso-wrap-distance-top:0;mso-wrap-distance-right:9pt;mso-wrap-distance-bottom:0;mso-position-horizontal:absolute;mso-position-horizontal-relative:text;mso-position-vertical:absolute;mso-position-vertical-relative:text;v-text-anchor:middle" o:gfxdata="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" fillcolor="#156082 [3204]" strokecolor="#030e13 [484]" strokeweight="1.5pt"/>
+              <v:rect w14:anchorId="646E0725" id="Rektangel 3" o:spid="_x0000_s1026" style="position:absolute;margin-left:235.8pt;margin-top:17.5pt;width:71.4pt;height:60pt;z-index:251679744;visibility:visible;mso-wrap-style:square;mso-wrap-distance-left:9pt;mso-wrap-distance-top:0;mso-wrap-distance-right:9pt;mso-wrap-distance-bottom:0;mso-position-horizontal:absolute;mso-position-horizontal-relative:text;mso-position-vertical:absolute;mso-position-vertical-relative:text;v-text-anchor:middle" o:gfxdata="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" fillcolor="white [3212]" strokecolor="#030e13 [484]" strokeweight="1.5pt"/>
             </w:pict>
           </mc:Fallback>
         </mc:AlternateContent>
       </w:r>
-    </w:p>
-    <w:p>
-      <w:pPr>
-        <w:rPr>
-          <w:lang w:val="en-US"/>
-        </w:rPr>
-      </w:pPr>
-    </w:p>
-    <w:p>
-      <w:pPr>
-        <w:rPr>
-          <w:lang w:val="en-US"/>
-        </w:rPr>
-      </w:pPr>
-    </w:p>
-    <w:p>
-      <w:pPr>
-        <w:rPr>
-          <w:lang w:val="en-US"/>
-        </w:rPr>
-      </w:pPr>
+      <w:r>
+        <w:rPr>
+          <w:noProof/>
+          <w:lang w:val="en-US"/>
+        </w:rPr>
+        <mc:AlternateContent>
+          <mc:Choice Requires="wps">
+            <w:drawing>
+              <wp:anchor distT="0" distB="0" distL="114300" distR="114300" simplePos="0" relativeHeight="251680768" behindDoc="0" locked="0" layoutInCell="1" allowOverlap="1" wp14:anchorId="3DA205B0" wp14:editId="0448201F">
+                <wp:simplePos x="0" y="0"/>
+                <wp:positionH relativeFrom="column">
+                  <wp:posOffset>3063240</wp:posOffset>
+                </wp:positionH>
+                <wp:positionV relativeFrom="paragraph">
+                  <wp:posOffset>353060</wp:posOffset>
+                </wp:positionV>
+                <wp:extent cx="701040" cy="480060"/>
+                <wp:effectExtent l="0" t="0" r="22860" b="15240"/>
+                <wp:wrapNone/>
+                <wp:docPr id="601953627" name="Tekstfelt 4"/>
+                <wp:cNvGraphicFramePr/>
+                <a:graphic xmlns:a="http://schemas.openxmlformats.org/drawingml/2006/main">
+                  <a:graphicData uri="http://schemas.microsoft.com/office/word/2010/wordprocessingShape">
+                    <wps:wsp>
+                      <wps:cNvSpPr txBox="1"/>
+                      <wps:spPr>
+                        <a:xfrm>
+                          <a:off x="0" y="0"/>
+                          <a:ext cx="701040" cy="480060"/>
+                        </a:xfrm>
+                        <a:prstGeom prst="rect">
+                          <a:avLst/>
+                        </a:prstGeom>
+                        <a:solidFill>
+                          <a:schemeClr val="lt1"/>
+                        </a:solidFill>
+                        <a:ln w="6350">
+                          <a:solidFill>
+                            <a:schemeClr val="bg1"/>
+                          </a:solidFill>
+                        </a:ln>
+                      </wps:spPr>
+                      <wps:txbx>
+                        <w:txbxContent>
+                          <w:p>
+                            <w:pPr>
+                              <w:rPr>
+                                <w:sz w:val="50"/>
+                                <w:szCs w:val="50"/>
+                                <w:lang w:val="en-US"/>
+                              </w:rPr>
+                            </w:pPr>
+                            <w:r>
+                              <w:rPr>
+                                <w:sz w:val="50"/>
+                                <w:szCs w:val="50"/>
+                                <w:lang w:val="en-US"/>
+                              </w:rPr>
+                              <w:t>H</w:t>
+                            </w:r>
+                            <w:r>
+                              <w:rPr>
+                                <w:sz w:val="50"/>
+                                <w:szCs w:val="50"/>
+                                <w:vertAlign w:val="subscript"/>
+                                <w:lang w:val="en-US"/>
+                              </w:rPr>
+                              <w:t>2</w:t>
+                            </w:r>
+                            <w:r>
+                              <w:rPr>
+                                <w:sz w:val="50"/>
+                                <w:szCs w:val="50"/>
+                                <w:vertAlign w:val="subscript"/>
+                                <w:lang w:val="en-US"/>
+                              </w:rPr>
+                              <w:t>,</w:t>
+                            </w:r>
+                            <w:r>
+                              <w:rPr>
+                                <w:sz w:val="50"/>
+                                <w:szCs w:val="50"/>
+                                <w:vertAlign w:val="subscript"/>
+                                <w:lang w:val="en-US"/>
+                              </w:rPr>
+                              <w:t>3</w:t>
+                            </w:r>
+                          </w:p>
+                        </w:txbxContent>
+                      </wps:txbx>
+                      <wps:bodyPr rot="0" spcFirstLastPara="0" vertOverflow="overflow" horzOverflow="overflow" vert="horz" wrap="square" lIns="91440" tIns="45720" rIns="91440" bIns="45720" numCol="1" spcCol="0" rtlCol="0" fromWordArt="0" anchor="t" anchorCtr="0" forceAA="0" compatLnSpc="1">
+                        <a:prstTxWarp prst="textNoShape">
+                          <a:avLst/>
+                        </a:prstTxWarp>
+                        <a:noAutofit/>
+                      </wps:bodyPr>
+                    </wps:wsp>
+                  </a:graphicData>
+                </a:graphic>
+              </wp:anchor>
+            </w:drawing>
+          </mc:Choice>
+          <mc:Fallback>
+            <w:pict>
+              <v:shape w14:anchorId="3DA205B0" id="_x0000_s1029" type="#_x0000_t202" style="position:absolute;margin-left:241.2pt;margin-top:27.8pt;width:55.2pt;height:37.8pt;z-index:251680768;visibility:visible;mso-wrap-style:square;mso-wrap-distance-left:9pt;mso-wrap-distance-top:0;mso-wrap-distance-right:9pt;mso-wrap-distance-bottom:0;mso-position-horizontal:absolute;mso-position-horizontal-relative:text;mso-position-vertical:absolute;mso-position-vertical-relative:text;v-text-anchor:top" o:gfxdata="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" fillcolor="white [3201]" strokecolor="white [3212]" strokeweight=".5pt">
+                <v:textbox>
+                  <w:txbxContent>
+                    <w:p>
+                      <w:pPr>
+                        <w:rPr>
+                          <w:sz w:val="50"/>
+                          <w:szCs w:val="50"/>
+                          <w:lang w:val="en-US"/>
+                        </w:rPr>
+                      </w:pPr>
+                      <w:r>
+                        <w:rPr>
+                          <w:sz w:val="50"/>
+                          <w:szCs w:val="50"/>
+                          <w:lang w:val="en-US"/>
+                        </w:rPr>
+                        <w:t>H</w:t>
+                      </w:r>
+                      <w:r>
+                        <w:rPr>
+                          <w:sz w:val="50"/>
+                          <w:szCs w:val="50"/>
+                          <w:vertAlign w:val="subscript"/>
+                          <w:lang w:val="en-US"/>
+                        </w:rPr>
+                        <w:t>2</w:t>
+                      </w:r>
+                      <w:r>
+                        <w:rPr>
+                          <w:sz w:val="50"/>
+                          <w:szCs w:val="50"/>
+                          <w:vertAlign w:val="subscript"/>
+                          <w:lang w:val="en-US"/>
+                        </w:rPr>
+                        <w:t>,</w:t>
+                      </w:r>
+                      <w:r>
+                        <w:rPr>
+                          <w:sz w:val="50"/>
+                          <w:szCs w:val="50"/>
+                          <w:vertAlign w:val="subscript"/>
+                          <w:lang w:val="en-US"/>
+                        </w:rPr>
+                        <w:t>3</w:t>
+                      </w:r>
+                    </w:p>
+                  </w:txbxContent>
+                </v:textbox>
+              </v:shape>
+            </w:pict>
+          </mc:Fallback>
+        </mc:AlternateContent>
+      </w:r>
+      <w:r>
+        <w:rPr>
+          <w:noProof/>
+          <w:lang w:val="en-US"/>
+        </w:rPr>
+        <mc:AlternateContent>
+          <mc:Choice Requires="wps">
+            <w:drawing>
+              <wp:anchor distT="0" distB="0" distL="114300" distR="114300" simplePos="0" relativeHeight="251681792" behindDoc="0" locked="0" layoutInCell="1" allowOverlap="1" wp14:anchorId="082621B3" wp14:editId="781622F6">
+                <wp:simplePos x="0" y="0"/>
+                <wp:positionH relativeFrom="column">
+                  <wp:posOffset>4297680</wp:posOffset>
+                </wp:positionH>
+                <wp:positionV relativeFrom="paragraph">
+                  <wp:posOffset>214630</wp:posOffset>
+                </wp:positionV>
+                <wp:extent cx="906780" cy="762000"/>
+                <wp:effectExtent l="0" t="0" r="26670" b="19050"/>
+                <wp:wrapNone/>
+                <wp:docPr id="1460371002" name="Rektangel 3"/>
+                <wp:cNvGraphicFramePr/>
+                <a:graphic xmlns:a="http://schemas.openxmlformats.org/drawingml/2006/main">
+                  <a:graphicData uri="http://schemas.microsoft.com/office/word/2010/wordprocessingShape">
+                    <wps:wsp>
+                      <wps:cNvSpPr/>
+                      <wps:spPr>
+                        <a:xfrm>
+                          <a:off x="0" y="0"/>
+                          <a:ext cx="906780" cy="762000"/>
+                        </a:xfrm>
+                        <a:prstGeom prst="rect">
+                          <a:avLst/>
+                        </a:prstGeom>
+                        <a:solidFill>
+                          <a:schemeClr val="bg1"/>
+                        </a:solidFill>
+                      </wps:spPr>
+                      <wps:style>
+                        <a:lnRef idx="2">
+                          <a:schemeClr val="accent1">
+                            <a:shade val="15000"/>
+                          </a:schemeClr>
+                        </a:lnRef>
+                        <a:fillRef idx="1">
+                          <a:schemeClr val="accent1"/>
+                        </a:fillRef>
+                        <a:effectRef idx="0">
+                          <a:schemeClr val="accent1"/>
+                        </a:effectRef>
+                        <a:fontRef idx="minor">
+                          <a:schemeClr val="lt1"/>
+                        </a:fontRef>
+                      </wps:style>
+                      <wps:bodyPr rot="0" spcFirstLastPara="0" vertOverflow="overflow" horzOverflow="overflow" vert="horz" wrap="square" lIns="91440" tIns="45720" rIns="91440" bIns="45720" numCol="1" spcCol="0" rtlCol="0" fromWordArt="0" anchor="ctr" anchorCtr="0" forceAA="0" compatLnSpc="1">
+                        <a:prstTxWarp prst="textNoShape">
+                          <a:avLst/>
+                        </a:prstTxWarp>
+                        <a:noAutofit/>
+                      </wps:bodyPr>
+                    </wps:wsp>
+                  </a:graphicData>
+                </a:graphic>
+              </wp:anchor>
+            </w:drawing>
+          </mc:Choice>
+          <mc:Fallback>
+            <w:pict>
+              <v:rect w14:anchorId="1F256398" id="Rektangel 3" o:spid="_x0000_s1026" style="position:absolute;margin-left:338.4pt;margin-top:16.9pt;width:71.4pt;height:60pt;z-index:251681792;visibility:visible;mso-wrap-style:square;mso-wrap-distance-left:9pt;mso-wrap-distance-top:0;mso-wrap-distance-right:9pt;mso-wrap-distance-bottom:0;mso-position-horizontal:absolute;mso-position-horizontal-relative:text;mso-position-vertical:absolute;mso-position-vertical-relative:text;v-text-anchor:middle" o:gfxdata="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" fillcolor="white [3212]" strokecolor="#030e13 [484]" strokeweight="1.5pt"/>
+            </w:pict>
+          </mc:Fallback>
+        </mc:AlternateContent>
+      </w:r>
+      <w:r>
+        <w:rPr>
+          <w:noProof/>
+          <w:lang w:val="en-US"/>
+        </w:rPr>
+        <mc:AlternateContent>
+          <mc:Choice Requires="wps">
+            <w:drawing>
+              <wp:anchor distT="0" distB="0" distL="114300" distR="114300" simplePos="0" relativeHeight="251682816" behindDoc="0" locked="0" layoutInCell="1" allowOverlap="1" wp14:anchorId="0439402F" wp14:editId="2DB79D31">
+                <wp:simplePos x="0" y="0"/>
+                <wp:positionH relativeFrom="column">
+                  <wp:posOffset>4366260</wp:posOffset>
+                </wp:positionH>
+                <wp:positionV relativeFrom="paragraph">
+                  <wp:posOffset>345440</wp:posOffset>
+                </wp:positionV>
+                <wp:extent cx="701040" cy="480060"/>
+                <wp:effectExtent l="0" t="0" r="22860" b="15240"/>
+                <wp:wrapNone/>
+                <wp:docPr id="1223957484" name="Tekstfelt 4"/>
+                <wp:cNvGraphicFramePr/>
+                <a:graphic xmlns:a="http://schemas.openxmlformats.org/drawingml/2006/main">
+                  <a:graphicData uri="http://schemas.microsoft.com/office/word/2010/wordprocessingShape">
+                    <wps:wsp>
+                      <wps:cNvSpPr txBox="1"/>
+                      <wps:spPr>
+                        <a:xfrm>
+                          <a:off x="0" y="0"/>
+                          <a:ext cx="701040" cy="480060"/>
+                        </a:xfrm>
+                        <a:prstGeom prst="rect">
+                          <a:avLst/>
+                        </a:prstGeom>
+                        <a:solidFill>
+                          <a:schemeClr val="lt1"/>
+                        </a:solidFill>
+                        <a:ln w="6350">
+                          <a:solidFill>
+                            <a:schemeClr val="bg1"/>
+                          </a:solidFill>
+                        </a:ln>
+                      </wps:spPr>
+                      <wps:txbx>
+                        <w:txbxContent>
+                          <w:p>
+                            <w:pPr>
+                              <w:rPr>
+                                <w:sz w:val="50"/>
+                                <w:szCs w:val="50"/>
+                                <w:lang w:val="en-US"/>
+                              </w:rPr>
+                            </w:pPr>
+                            <w:r>
+                              <w:rPr>
+                                <w:sz w:val="50"/>
+                                <w:szCs w:val="50"/>
+                                <w:lang w:val="en-US"/>
+                              </w:rPr>
+                              <w:t>H</w:t>
+                            </w:r>
+                            <w:r>
+                              <w:rPr>
+                                <w:sz w:val="50"/>
+                                <w:szCs w:val="50"/>
+                                <w:vertAlign w:val="subscript"/>
+                                <w:lang w:val="en-US"/>
+                              </w:rPr>
+                              <w:t>2</w:t>
+                            </w:r>
+                            <w:r>
+                              <w:rPr>
+                                <w:sz w:val="50"/>
+                                <w:szCs w:val="50"/>
+                                <w:vertAlign w:val="subscript"/>
+                                <w:lang w:val="en-US"/>
+                              </w:rPr>
+                              <w:t>,</w:t>
+                            </w:r>
+                            <w:r>
+                              <w:rPr>
+                                <w:sz w:val="50"/>
+                                <w:szCs w:val="50"/>
+                                <w:vertAlign w:val="subscript"/>
+                                <w:lang w:val="en-US"/>
+                              </w:rPr>
+                              <w:t>4</w:t>
+                            </w:r>
+                          </w:p>
+                        </w:txbxContent>
+                      </wps:txbx>
+                      <wps:bodyPr rot="0" spcFirstLastPara="0" vertOverflow="overflow" horzOverflow="overflow" vert="horz" wrap="square" lIns="91440" tIns="45720" rIns="91440" bIns="45720" numCol="1" spcCol="0" rtlCol="0" fromWordArt="0" anchor="t" anchorCtr="0" forceAA="0" compatLnSpc="1">
+                        <a:prstTxWarp prst="textNoShape">
+                          <a:avLst/>
+                        </a:prstTxWarp>
+                        <a:noAutofit/>
+                      </wps:bodyPr>
+                    </wps:wsp>
+                  </a:graphicData>
+                </a:graphic>
+              </wp:anchor>
+            </w:drawing>
+          </mc:Choice>
+          <mc:Fallback>
+            <w:pict>
+              <v:shape w14:anchorId="0439402F" id="_x0000_s1030" type="#_x0000_t202" style="position:absolute;margin-left:343.8pt;margin-top:27.2pt;width:55.2pt;height:37.8pt;z-index:251682816;visibility:visible;mso-wrap-style:square;mso-wrap-distance-left:9pt;mso-wrap-distance-top:0;mso-wrap-distance-right:9pt;mso-wrap-distance-bottom:0;mso-position-horizontal:absolute;mso-position-horizontal-relative:text;mso-position-vertical:absolute;mso-position-vertical-relative:text;v-text-anchor:top" o:gfxdata="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" fillcolor="white [3201]" strokecolor="white [3212]" strokeweight=".5pt">
+                <v:textbox>
+                  <w:txbxContent>
+                    <w:p>
+                      <w:pPr>
+                        <w:rPr>
+                          <w:sz w:val="50"/>
+                          <w:szCs w:val="50"/>
+                          <w:lang w:val="en-US"/>
+                        </w:rPr>
+                      </w:pPr>
+                      <w:r>
+                        <w:rPr>
+                          <w:sz w:val="50"/>
+                          <w:szCs w:val="50"/>
+                          <w:lang w:val="en-US"/>
+                        </w:rPr>
+                        <w:t>H</w:t>
+                      </w:r>
+                      <w:r>
+                        <w:rPr>
+                          <w:sz w:val="50"/>
+                          <w:szCs w:val="50"/>
+                          <w:vertAlign w:val="subscript"/>
+                          <w:lang w:val="en-US"/>
+                        </w:rPr>
+                        <w:t>2</w:t>
+                      </w:r>
+                      <w:r>
+                        <w:rPr>
+                          <w:sz w:val="50"/>
+                          <w:szCs w:val="50"/>
+                          <w:vertAlign w:val="subscript"/>
+                          <w:lang w:val="en-US"/>
+                        </w:rPr>
+                        <w:t>,</w:t>
+                      </w:r>
+                      <w:r>
+                        <w:rPr>
+                          <w:sz w:val="50"/>
+                          <w:szCs w:val="50"/>
+                          <w:vertAlign w:val="subscript"/>
+                          <w:lang w:val="en-US"/>
+                        </w:rPr>
+                        <w:t>4</w:t>
+                      </w:r>
+                    </w:p>
+                  </w:txbxContent>
+                </v:textbox>
+              </v:shape>
+            </w:pict>
+          </mc:Fallback>
+        </mc:AlternateContent>
+      </w:r>
     </w:p>
     <w:p>
       <w:pPr>
@@ -5369,6 +6829,7 @@
           <w:lang w:val="en-US"/>
         </w:rPr>
       </w:pPr>
+      <w:bookmarkStart w:id="18" w:name="_Toc238738637"/>
       <w:r>
         <w:rPr>
           <w:rFonts w:ascii="Times New Roman" w:hAnsi="Times New Roman" w:cs="Times New Roman"/>
@@ -5390,6 +6851,7 @@
         </w:rPr>
         <w:t>Analysis set</w:t>
       </w:r>
+      <w:bookmarkEnd w:id="18"/>
     </w:p>
     <w:p>
       <w:pPr>
@@ -5405,7 +6867,7 @@
         </w:rPr>
         <w:t xml:space="preserve">Full analysis set: </w:t>
       </w:r>
-      <w:commentRangeStart w:id="8"/>
+      <w:commentRangeStart w:id="19"/>
       <w:r>
         <w:rPr>
           <w:rFonts w:ascii="Times New Roman" w:hAnsi="Times New Roman" w:cs="Times New Roman"/>
@@ -5436,7 +6898,7 @@
         </w:rPr>
         <w:t>completed baseline</w:t>
       </w:r>
-      <w:commentRangeEnd w:id="8"/>
+      <w:commentRangeEnd w:id="19"/>
       <w:r>
         <w:rPr>
           <w:rStyle w:val="Kommentarhenvisning"/>
@@ -5445,7 +6907,7 @@
           <w:szCs w:val="24"/>
           <w:lang w:val="en-US"/>
         </w:rPr>
-        <w:commentReference w:id="8"/>
+        <w:commentReference w:id="19"/>
       </w:r>
       <w:r>
         <w:rPr>
@@ -5454,7 +6916,7 @@
         </w:rPr>
         <w:t xml:space="preserve">. </w:t>
       </w:r>
-      <w:commentRangeStart w:id="9"/>
+      <w:commentRangeStart w:id="20"/>
       <w:r>
         <w:rPr>
           <w:rFonts w:ascii="Times New Roman" w:hAnsi="Times New Roman" w:cs="Times New Roman"/>
@@ -5479,7 +6941,7 @@
         </w:rPr>
         <w:t xml:space="preserve"> / all participants who completed baseline / only complete cases)</w:t>
       </w:r>
-      <w:commentRangeEnd w:id="9"/>
+      <w:commentRangeEnd w:id="20"/>
       <w:r>
         <w:rPr>
           <w:rStyle w:val="Kommentarhenvisning"/>
@@ -5488,7 +6950,7 @@
           <w:szCs w:val="24"/>
           <w:lang w:val="en-US"/>
         </w:rPr>
-        <w:commentReference w:id="9"/>
+        <w:commentReference w:id="20"/>
       </w:r>
       <w:r>
         <w:rPr>
@@ -5556,7 +7018,7 @@
           <w:lang w:val="en-US"/>
         </w:rPr>
       </w:pPr>
-      <w:bookmarkStart w:id="10" w:name="_Toc238120918"/>
+      <w:bookmarkStart w:id="21" w:name="_Toc238738638"/>
       <w:r>
         <w:rPr>
           <w:rFonts w:ascii="Times New Roman" w:hAnsi="Times New Roman" w:cs="Times New Roman"/>
@@ -5578,6 +7040,7 @@
         </w:rPr>
         <w:t>Statistical analyses</w:t>
       </w:r>
+      <w:bookmarkEnd w:id="21"/>
     </w:p>
     <w:p>
       <w:pPr>
@@ -5588,6 +7051,7 @@
           <w:lang w:val="en-US"/>
         </w:rPr>
       </w:pPr>
+      <w:bookmarkStart w:id="22" w:name="_Toc238738639"/>
       <w:r>
         <w:rPr>
           <w:rStyle w:val="Svagfremhvning"/>
@@ -5612,6 +7076,7 @@
         </w:rPr>
         <w:t>General considerations</w:t>
       </w:r>
+      <w:bookmarkEnd w:id="22"/>
     </w:p>
     <w:p>
       <w:pPr>
@@ -5720,6 +7185,7 @@
           <w:lang w:val="en-US"/>
         </w:rPr>
       </w:pPr>
+      <w:bookmarkStart w:id="23" w:name="_Toc238738640"/>
       <w:r>
         <w:rPr>
           <w:rStyle w:val="Svagfremhvning"/>
@@ -5754,12 +7220,72 @@
       </w:r>
       <w:r>
         <w:rPr>
+          <w:rStyle w:val="Svagfremhvning"/>
+          <w:rFonts w:ascii="Times New Roman" w:hAnsi="Times New Roman" w:cs="Times New Roman"/>
           <w:lang w:val="en-US"/>
         </w:rPr>
         <w:t>Handling of missing data</w:t>
       </w:r>
-    </w:p>
-    <w:bookmarkEnd w:id="10"/>
+      <w:bookmarkEnd w:id="23"/>
+    </w:p>
+    <w:p>
+      <w:pPr>
+        <w:pStyle w:val="Overskrift2"/>
+        <w:rPr>
+          <w:rStyle w:val="Svagfremhvning"/>
+          <w:rFonts w:ascii="Times New Roman" w:hAnsi="Times New Roman" w:cs="Times New Roman"/>
+          <w:lang w:val="en-US"/>
+        </w:rPr>
+      </w:pPr>
+      <w:r>
+        <w:rPr>
+          <w:rStyle w:val="Svagfremhvning"/>
+          <w:rFonts w:ascii="Times New Roman" w:hAnsi="Times New Roman" w:cs="Times New Roman"/>
+          <w:lang w:val="en-US"/>
+        </w:rPr>
+        <w:t>4</w:t>
+      </w:r>
+      <w:r>
+        <w:rPr>
+          <w:rStyle w:val="Svagfremhvning"/>
+          <w:rFonts w:ascii="Times New Roman" w:hAnsi="Times New Roman" w:cs="Times New Roman"/>
+          <w:lang w:val="en-US"/>
+        </w:rPr>
+        <w:t>.</w:t>
+      </w:r>
+      <w:r>
+        <w:rPr>
+          <w:rStyle w:val="Svagfremhvning"/>
+          <w:rFonts w:ascii="Times New Roman" w:hAnsi="Times New Roman" w:cs="Times New Roman"/>
+          <w:lang w:val="en-US"/>
+        </w:rPr>
+        <w:t>3</w:t>
+      </w:r>
+      <w:r>
+        <w:rPr>
+          <w:rStyle w:val="Svagfremhvning"/>
+          <w:rFonts w:ascii="Times New Roman" w:hAnsi="Times New Roman" w:cs="Times New Roman"/>
+          <w:lang w:val="en-US"/>
+        </w:rPr>
+        <w:t xml:space="preserve"> </w:t>
+      </w:r>
+      <w:r>
+        <w:rPr>
+          <w:rStyle w:val="Svagfremhvning"/>
+          <w:rFonts w:ascii="Times New Roman" w:hAnsi="Times New Roman" w:cs="Times New Roman"/>
+          <w:lang w:val="en-US"/>
+        </w:rPr>
+        <w:t xml:space="preserve">Handling of </w:t>
+      </w:r>
+      <w:r>
+        <w:rPr>
+          <w:rStyle w:val="Svagfremhvning"/>
+          <w:rFonts w:ascii="Times New Roman" w:hAnsi="Times New Roman" w:cs="Times New Roman"/>
+          <w:lang w:val="en-US"/>
+        </w:rPr>
+        <w:t>intercurrent events</w:t>
+      </w:r>
+    </w:p>
     <w:p>
       <w:pPr>
         <w:rPr>
@@ -5835,15 +7361,7 @@
           <w:color w:val="404040" w:themeColor="text1" w:themeTint="BF"/>
           <w:lang w:val="en-US"/>
         </w:rPr>
-        <w:t xml:space="preserve">For H1, the mean difference in </w:t>
-      </w:r>
-      <w:r>
-        <w:rPr>
-          <w:rFonts w:ascii="Times New Roman" w:hAnsi="Times New Roman" w:cs="Times New Roman"/>
-          <w:color w:val="404040" w:themeColor="text1" w:themeTint="BF"/>
-          <w:lang w:val="en-US"/>
-        </w:rPr>
-        <w:t>SDI-Anxiety Area Under the Curve (AUC)</w:t>
+        <w:t>For H1, the mean difference in SDI-Anxiety Area Under the Curve (AUC)</w:t>
       </w:r>
       <w:r>
         <w:rPr>
@@ -6160,7 +7678,7 @@
           <w:lang w:val="en-US"/>
         </w:rPr>
       </w:pPr>
-      <w:bookmarkStart w:id="11" w:name="_Toc238120926"/>
+      <w:bookmarkStart w:id="24" w:name="_Toc238738641"/>
       <w:r>
         <w:rPr>
           <w:rFonts w:ascii="Times New Roman" w:hAnsi="Times New Roman" w:cs="Times New Roman"/>
@@ -6182,6 +7700,7 @@
         </w:rPr>
         <w:t>Supplementary analyses</w:t>
       </w:r>
+      <w:bookmarkEnd w:id="24"/>
     </w:p>
     <w:p>
       <w:pPr>
@@ -6191,6 +7710,7 @@
           <w:lang w:val="en-US"/>
         </w:rPr>
       </w:pPr>
+      <w:bookmarkStart w:id="25" w:name="_Toc238738642"/>
       <w:r>
         <w:rPr>
           <w:rStyle w:val="Svagfremhvning"/>
@@ -6230,6 +7750,7 @@
         </w:rPr>
         <w:t>Safety evaluations</w:t>
       </w:r>
+      <w:bookmarkEnd w:id="25"/>
     </w:p>
     <w:p>
       <w:pPr>
@@ -6246,6 +7767,7 @@
           <w:lang w:val="en-US"/>
         </w:rPr>
       </w:pPr>
+      <w:bookmarkStart w:id="26" w:name="_Toc238738643"/>
       <w:r>
         <w:rPr>
           <w:rStyle w:val="Svagfremhvning"/>
@@ -6285,7 +7807,7 @@
         </w:rPr>
         <w:t>Exploratory analyses</w:t>
       </w:r>
-      <w:bookmarkEnd w:id="11"/>
+      <w:bookmarkEnd w:id="26"/>
       <w:r>
         <w:rPr>
           <w:rFonts w:ascii="Times New Roman" w:hAnsi="Times New Roman" w:cs="Times New Roman"/>
@@ -6455,7 +7977,7 @@
           <w:lang w:val="en-US"/>
         </w:rPr>
       </w:pPr>
-      <w:bookmarkStart w:id="12" w:name="_Toc238120928"/>
+      <w:bookmarkStart w:id="27" w:name="_Toc238738644"/>
       <w:r>
         <w:rPr>
           <w:rFonts w:ascii="Times New Roman" w:hAnsi="Times New Roman" w:cs="Times New Roman"/>
@@ -6463,7 +7985,7 @@
         </w:rPr>
         <w:t>References</w:t>
       </w:r>
-      <w:bookmarkEnd w:id="12"/>
+      <w:bookmarkEnd w:id="27"/>
       <w:r>
         <w:rPr>
           <w:rFonts w:ascii="Times New Roman" w:hAnsi="Times New Roman" w:cs="Times New Roman"/>
@@ -6488,7 +8010,7 @@
           <w:lang w:val="en-US"/>
         </w:rPr>
       </w:pPr>
-      <w:bookmarkStart w:id="13" w:name="_Toc238120929"/>
+      <w:bookmarkStart w:id="28" w:name="_Toc238738645"/>
       <w:r>
         <w:rPr>
           <w:rFonts w:ascii="Times New Roman" w:hAnsi="Times New Roman" w:cs="Times New Roman"/>
@@ -6496,7 +8018,7 @@
         </w:rPr>
         <w:t>Appendix A. R code for primary outcome analyses</w:t>
       </w:r>
-      <w:bookmarkEnd w:id="13"/>
+      <w:bookmarkEnd w:id="28"/>
       <w:r>
         <w:rPr>
           <w:rFonts w:ascii="Times New Roman" w:hAnsi="Times New Roman" w:cs="Times New Roman"/>
@@ -6565,7 +8087,7 @@
           <w:lang w:val="en-US"/>
         </w:rPr>
       </w:pPr>
-      <w:bookmarkStart w:id="14" w:name="_Toc238120930"/>
+      <w:bookmarkStart w:id="29" w:name="_Toc238738646"/>
       <w:r>
         <w:rPr>
           <w:rStyle w:val="Svagfremhvning"/>
@@ -6574,7 +8096,7 @@
         </w:rPr>
         <w:t>Primary analyses</w:t>
       </w:r>
-      <w:bookmarkEnd w:id="14"/>
+      <w:bookmarkEnd w:id="29"/>
       <w:r>
         <w:rPr>
           <w:rStyle w:val="Svagfremhvning"/>
@@ -6715,7 +8237,7 @@
       </w:r>
     </w:p>
   </w:comment>
-  <w:comment w:id="5" w:author="Brice Maxime Hugues Ozenne" w:date="2026-08-26T19:00:00Z" w:initials="BO">
+  <w:comment w:id="9" w:author="Brice Maxime Hugues Ozenne" w:date="2026-08-26T19:00:00Z" w:initials="BO">
     <w:p>
       <w:pPr>
         <w:pStyle w:val="Kommentartekst"/>
@@ -6739,7 +8261,7 @@
       </w:r>
     </w:p>
   </w:comment>
-  <w:comment w:id="7" w:author="Brice Maxime Hugues Ozenne" w:date="2026-08-26T18:59:00Z" w:initials="BO">
+  <w:comment w:id="15" w:author="Brice Maxime Hugues Ozenne" w:date="2026-08-26T18:59:00Z" w:initials="BO">
     <w:p>
       <w:pPr>
         <w:pStyle w:val="Kommentartekst"/>
@@ -6755,7 +8277,7 @@
       </w:r>
     </w:p>
   </w:comment>
-  <w:comment w:id="8" w:author="Brice Maxime Hugues Ozenne" w:date="2026-08-24T10:13:00Z" w:initials="BO">
+  <w:comment w:id="19" w:author="Brice Maxime Hugues Ozenne" w:date="2026-08-24T10:13:00Z" w:initials="BO">
     <w:p>
       <w:pPr>
         <w:pStyle w:val="Kommentartekst"/>
@@ -6771,7 +8293,7 @@
       </w:r>
     </w:p>
   </w:comment>
-  <w:comment w:id="9" w:author="Sidsel Høgsgaard Andersen" w:date="2026-08-06T13:06:00Z" w:initials="SA">
+  <w:comment w:id="20" w:author="Sidsel Høgsgaard Andersen" w:date="2026-08-06T13:06:00Z" w:initials="SA">
     <w:p>
       <w:pPr>
         <w:pStyle w:val="Kommentartekst"/>
@@ -10724,6 +12246,7 @@
   <w:style w:type="character" w:default="1" w:styleId="Standardskrifttypeiafsnit">
     <w:name w:val="Default Paragraph Font"/>
     <w:uiPriority w:val="1"/>
+    <w:semiHidden/>
     <w:unhideWhenUsed/>
   </w:style>
   <w:style w:type="table" w:default="1" w:styleId="Tabel-Normal">

--- a/doc/SAP/StatisticalAnalysisPlan-template.docx
+++ b/doc/SAP/StatisticalAnalysisPlan-template.docx
@@ -3922,14 +3922,7 @@
           <w:rFonts w:ascii="Times New Roman" w:hAnsi="Times New Roman" w:cs="Times New Roman"/>
           <w:lang w:val="en-US"/>
         </w:rPr>
-        <w:t xml:space="preserve">No interim </w:t>
-      </w:r>
-      <w:r>
-        <w:rPr>
-          <w:rFonts w:ascii="Times New Roman" w:hAnsi="Times New Roman" w:cs="Times New Roman"/>
-          <w:lang w:val="en-US"/>
-        </w:rPr>
-        <w:t>analys</w:t>
+        <w:t>No interim analys</w:t>
       </w:r>
       <w:r>
         <w:rPr>
@@ -3943,14 +3936,7 @@
           <w:rFonts w:ascii="Times New Roman" w:hAnsi="Times New Roman" w:cs="Times New Roman"/>
           <w:lang w:val="en-US"/>
         </w:rPr>
-        <w:t xml:space="preserve">s </w:t>
-      </w:r>
-      <w:r>
-        <w:rPr>
-          <w:rFonts w:ascii="Times New Roman" w:hAnsi="Times New Roman" w:cs="Times New Roman"/>
-          <w:lang w:val="en-US"/>
-        </w:rPr>
-        <w:t>are planned for the study, and no stopping guidelines were made.</w:t>
+        <w:t>s are planned for the study, and no stopping guidelines were made.</w:t>
       </w:r>
       <w:commentRangeEnd w:id="8"/>
       <w:r>
@@ -5235,13 +5221,7 @@
               <w:rPr>
                 <w:lang w:val="en-US"/>
               </w:rPr>
-              <w:t>HAMD6 (primary outcome)</w:t>
-            </w:r>
-            <w:r>
-              <w:rPr>
-                <w:lang w:val="en-US"/>
-              </w:rPr>
-              <w:t xml:space="preserve"> </w:t>
+              <w:t xml:space="preserve">HAMD6 (primary outcome) </w:t>
             </w:r>
           </w:p>
         </w:tc>
@@ -6128,7 +6108,97 @@
           <w:color w:val="215E99" w:themeColor="text2" w:themeTint="BF"/>
           <w:lang w:val="en-US"/>
         </w:rPr>
-        <w:t>Broadly speaking there are two types of intercurrent event</w:t>
+        <w:t>List intercurrent events that may arise during data collection. For later use they can be classified into tw</w:t>
+      </w:r>
+      <w:r>
+        <w:rPr>
+          <w:rFonts w:ascii="Times New Roman" w:hAnsi="Times New Roman" w:cs="Times New Roman"/>
+          <w:color w:val="215E99" w:themeColor="text2" w:themeTint="BF"/>
+          <w:lang w:val="en-US"/>
+        </w:rPr>
+        <w:t>o</w:t>
+      </w:r>
+      <w:r>
+        <w:rPr>
+          <w:rFonts w:ascii="Times New Roman" w:hAnsi="Times New Roman" w:cs="Times New Roman"/>
+          <w:color w:val="215E99" w:themeColor="text2" w:themeTint="BF"/>
+          <w:lang w:val="en-US"/>
+        </w:rPr>
+        <w:t xml:space="preserve"> categories:</w:t>
+      </w:r>
+    </w:p>
+    <w:p>
+      <w:pPr>
+        <w:rPr>
+          <w:rFonts w:ascii="Times New Roman" w:hAnsi="Times New Roman" w:cs="Times New Roman"/>
+          <w:color w:val="215E99" w:themeColor="text2" w:themeTint="BF"/>
+          <w:lang w:val="en-US"/>
+        </w:rPr>
+      </w:pPr>
+      <w:r>
+        <w:rPr>
+          <w:rFonts w:ascii="Times New Roman" w:hAnsi="Times New Roman" w:cs="Times New Roman"/>
+          <w:color w:val="215E99" w:themeColor="text2" w:themeTint="BF"/>
+          <w:lang w:val="en-US"/>
+        </w:rPr>
+        <w:t xml:space="preserve">- </w:t>
+      </w:r>
+      <w:r>
+        <w:rPr>
+          <w:rFonts w:ascii="Times New Roman" w:hAnsi="Times New Roman" w:cs="Times New Roman"/>
+          <w:color w:val="215E99" w:themeColor="text2" w:themeTint="BF"/>
+          <w:lang w:val="en-US"/>
+        </w:rPr>
+        <w:t xml:space="preserve">truncating event: stop measurements from existing (e.g. death, there is no point trying to measure memory after it) or being possible to measure (e.g. subject fall asleep or got </w:t>
+      </w:r>
+      <w:r>
+        <w:rPr>
+          <w:rFonts w:ascii="Times New Roman" w:hAnsi="Times New Roman" w:cs="Times New Roman"/>
+          <w:color w:val="215E99" w:themeColor="text2" w:themeTint="BF"/>
+          <w:lang w:val="en-US"/>
+        </w:rPr>
+        <w:t>seizure</w:t>
+      </w:r>
+      <w:r>
+        <w:rPr>
+          <w:rFonts w:ascii="Times New Roman" w:hAnsi="Times New Roman" w:cs="Times New Roman"/>
+          <w:color w:val="215E99" w:themeColor="text2" w:themeTint="BF"/>
+          <w:lang w:val="en-US"/>
+        </w:rPr>
+        <w:t xml:space="preserve"> preventing him from answering memory questionnaire). The later category can be seen as informative missing data.</w:t>
+      </w:r>
+    </w:p>
+    <w:p>
+      <w:pPr>
+        <w:rPr>
+          <w:rFonts w:ascii="Times New Roman" w:hAnsi="Times New Roman" w:cs="Times New Roman"/>
+          <w:color w:val="215E99" w:themeColor="text2" w:themeTint="BF"/>
+          <w:lang w:val="en-US"/>
+        </w:rPr>
+      </w:pPr>
+      <w:r>
+        <w:rPr>
+          <w:rFonts w:ascii="Times New Roman" w:hAnsi="Times New Roman" w:cs="Times New Roman"/>
+          <w:color w:val="215E99" w:themeColor="text2" w:themeTint="BF"/>
+          <w:lang w:val="en-US"/>
+        </w:rPr>
+        <w:t xml:space="preserve">- </w:t>
+      </w:r>
+      <w:r>
+        <w:rPr>
+          <w:rFonts w:ascii="Times New Roman" w:hAnsi="Times New Roman" w:cs="Times New Roman"/>
+          <w:color w:val="215E99" w:themeColor="text2" w:themeTint="BF"/>
+          <w:lang w:val="en-US"/>
+        </w:rPr>
+        <w:t xml:space="preserve">modifying event: </w:t>
+      </w:r>
+      <w:r>
+        <w:rPr>
+          <w:rFonts w:ascii="Times New Roman" w:hAnsi="Times New Roman" w:cs="Times New Roman"/>
+          <w:color w:val="215E99" w:themeColor="text2" w:themeTint="BF"/>
+          <w:lang w:val="en-US"/>
+        </w:rPr>
+        <w:t>measurement</w:t>
       </w:r>
       <w:r>
         <w:rPr>
@@ -6144,129 +6214,143 @@
           <w:color w:val="215E99" w:themeColor="text2" w:themeTint="BF"/>
           <w:lang w:val="en-US"/>
         </w:rPr>
-        <w:t>:</w:t>
-      </w:r>
-    </w:p>
-    <w:p>
-      <w:pPr>
-        <w:rPr>
-          <w:rFonts w:ascii="Times New Roman" w:hAnsi="Times New Roman" w:cs="Times New Roman"/>
-          <w:color w:val="215E99" w:themeColor="text2" w:themeTint="BF"/>
-          <w:lang w:val="en-US"/>
-        </w:rPr>
-      </w:pPr>
-      <w:r>
-        <w:rPr>
-          <w:rFonts w:ascii="Times New Roman" w:hAnsi="Times New Roman" w:cs="Times New Roman"/>
-          <w:color w:val="215E99" w:themeColor="text2" w:themeTint="BF"/>
-          <w:lang w:val="en-US"/>
-        </w:rPr>
-        <w:t xml:space="preserve">- </w:t>
-      </w:r>
-      <w:r>
-        <w:rPr>
-          <w:rFonts w:ascii="Times New Roman" w:hAnsi="Times New Roman" w:cs="Times New Roman"/>
-          <w:color w:val="215E99" w:themeColor="text2" w:themeTint="BF"/>
-          <w:lang w:val="en-US"/>
-        </w:rPr>
-        <w:t xml:space="preserve">those leading </w:t>
-      </w:r>
-      <w:r>
-        <w:rPr>
-          <w:rFonts w:ascii="Times New Roman" w:hAnsi="Times New Roman" w:cs="Times New Roman"/>
-          <w:color w:val="215E99" w:themeColor="text2" w:themeTint="BF"/>
-          <w:lang w:val="en-US"/>
-        </w:rPr>
-        <w:t>to premature study discontinuation and incomplete data records</w:t>
-      </w:r>
-      <w:r>
-        <w:rPr>
-          <w:rFonts w:ascii="Times New Roman" w:hAnsi="Times New Roman" w:cs="Times New Roman"/>
-          <w:color w:val="215E99" w:themeColor="text2" w:themeTint="BF"/>
-          <w:lang w:val="en-US"/>
-        </w:rPr>
-        <w:t xml:space="preserve">: the information could not be measured </w:t>
-      </w:r>
-      <w:r>
-        <w:rPr>
-          <w:rFonts w:ascii="Times New Roman" w:hAnsi="Times New Roman" w:cs="Times New Roman"/>
-          <w:color w:val="215E99" w:themeColor="text2" w:themeTint="BF"/>
-          <w:lang w:val="en-US"/>
-        </w:rPr>
-        <w:t xml:space="preserve">(e.g. subject fall asleep </w:t>
-      </w:r>
-      <w:r>
-        <w:rPr>
-          <w:rFonts w:ascii="Times New Roman" w:hAnsi="Times New Roman" w:cs="Times New Roman"/>
-          <w:color w:val="215E99" w:themeColor="text2" w:themeTint="BF"/>
-          <w:lang w:val="en-US"/>
-        </w:rPr>
-        <w:t xml:space="preserve">or got seizure </w:t>
-      </w:r>
-      <w:r>
-        <w:rPr>
-          <w:rFonts w:ascii="Times New Roman" w:hAnsi="Times New Roman" w:cs="Times New Roman"/>
-          <w:color w:val="215E99" w:themeColor="text2" w:themeTint="BF"/>
-          <w:lang w:val="en-US"/>
-        </w:rPr>
-        <w:t xml:space="preserve">so </w:t>
-      </w:r>
-      <w:r>
-        <w:rPr>
-          <w:rFonts w:ascii="Times New Roman" w:hAnsi="Times New Roman" w:cs="Times New Roman"/>
-          <w:color w:val="215E99" w:themeColor="text2" w:themeTint="BF"/>
-          <w:lang w:val="en-US"/>
-        </w:rPr>
-        <w:t xml:space="preserve">could not </w:t>
-      </w:r>
-      <w:r>
-        <w:rPr>
-          <w:rFonts w:ascii="Times New Roman" w:hAnsi="Times New Roman" w:cs="Times New Roman"/>
-          <w:color w:val="215E99" w:themeColor="text2" w:themeTint="BF"/>
-          <w:lang w:val="en-US"/>
-        </w:rPr>
-        <w:t>answer)</w:t>
-      </w:r>
-    </w:p>
-    <w:p>
-      <w:pPr>
-        <w:rPr>
-          <w:rFonts w:ascii="Times New Roman" w:hAnsi="Times New Roman" w:cs="Times New Roman"/>
-          <w:color w:val="215E99" w:themeColor="text2" w:themeTint="BF"/>
-          <w:lang w:val="en-US"/>
-        </w:rPr>
-      </w:pPr>
-      <w:r>
-        <w:rPr>
-          <w:rFonts w:ascii="Times New Roman" w:hAnsi="Times New Roman" w:cs="Times New Roman"/>
-          <w:color w:val="215E99" w:themeColor="text2" w:themeTint="BF"/>
-          <w:lang w:val="en-US"/>
-        </w:rPr>
-        <w:t xml:space="preserve">- </w:t>
-      </w:r>
-      <w:r>
-        <w:rPr>
-          <w:rFonts w:ascii="Times New Roman" w:hAnsi="Times New Roman" w:cs="Times New Roman"/>
-          <w:color w:val="215E99" w:themeColor="text2" w:themeTint="BF"/>
-          <w:lang w:val="en-US"/>
-        </w:rPr>
-        <w:t xml:space="preserve">those </w:t>
-      </w:r>
-      <w:r>
-        <w:rPr>
-          <w:rFonts w:ascii="Times New Roman" w:hAnsi="Times New Roman" w:cs="Times New Roman"/>
-          <w:color w:val="215E99" w:themeColor="text2" w:themeTint="BF"/>
-          <w:lang w:val="en-US"/>
-        </w:rPr>
-        <w:t>affecting existence or interpretability of specific outcome measurements</w:t>
-      </w:r>
-      <w:r>
-        <w:rPr>
-          <w:rFonts w:ascii="Times New Roman" w:hAnsi="Times New Roman" w:cs="Times New Roman"/>
-          <w:color w:val="215E99" w:themeColor="text2" w:themeTint="BF"/>
-          <w:lang w:val="en-US"/>
-        </w:rPr>
-        <w:t>: a measurement has been made but is not meaningful for the study (e.g. subject took another treatment in the meantime which affects its measured value, the measurement device was not correctly calibrated affecting the measured values)</w:t>
+        <w:t xml:space="preserve"> </w:t>
+      </w:r>
+      <w:r>
+        <w:rPr>
+          <w:rFonts w:ascii="Times New Roman" w:hAnsi="Times New Roman" w:cs="Times New Roman"/>
+          <w:color w:val="215E99" w:themeColor="text2" w:themeTint="BF"/>
+          <w:lang w:val="en-US"/>
+        </w:rPr>
+        <w:t xml:space="preserve">are available </w:t>
+      </w:r>
+      <w:r>
+        <w:rPr>
+          <w:rFonts w:ascii="Times New Roman" w:hAnsi="Times New Roman" w:cs="Times New Roman"/>
+          <w:color w:val="215E99" w:themeColor="text2" w:themeTint="BF"/>
+          <w:lang w:val="en-US"/>
+        </w:rPr>
+        <w:t xml:space="preserve">but </w:t>
+      </w:r>
+      <w:r>
+        <w:rPr>
+          <w:rFonts w:ascii="Times New Roman" w:hAnsi="Times New Roman" w:cs="Times New Roman"/>
+          <w:color w:val="215E99" w:themeColor="text2" w:themeTint="BF"/>
+          <w:lang w:val="en-US"/>
+        </w:rPr>
+        <w:t>no longer</w:t>
+      </w:r>
+      <w:r>
+        <w:rPr>
+          <w:rFonts w:ascii="Times New Roman" w:hAnsi="Times New Roman" w:cs="Times New Roman"/>
+          <w:color w:val="215E99" w:themeColor="text2" w:themeTint="BF"/>
+          <w:lang w:val="en-US"/>
+        </w:rPr>
+        <w:t xml:space="preserve"> meaningful for the study</w:t>
+      </w:r>
+      <w:r>
+        <w:rPr>
+          <w:rFonts w:ascii="Times New Roman" w:hAnsi="Times New Roman" w:cs="Times New Roman"/>
+          <w:color w:val="215E99" w:themeColor="text2" w:themeTint="BF"/>
+          <w:lang w:val="en-US"/>
+        </w:rPr>
+        <w:t xml:space="preserve"> because of an intermediate event. A typical example is a </w:t>
+      </w:r>
+      <w:r>
+        <w:rPr>
+          <w:rFonts w:ascii="Times New Roman" w:hAnsi="Times New Roman" w:cs="Times New Roman"/>
+          <w:color w:val="215E99" w:themeColor="text2" w:themeTint="BF"/>
+          <w:lang w:val="en-US"/>
+        </w:rPr>
+        <w:t xml:space="preserve">subject </w:t>
+      </w:r>
+      <w:r>
+        <w:rPr>
+          <w:rFonts w:ascii="Times New Roman" w:hAnsi="Times New Roman" w:cs="Times New Roman"/>
+          <w:color w:val="215E99" w:themeColor="text2" w:themeTint="BF"/>
+          <w:lang w:val="en-US"/>
+        </w:rPr>
+        <w:t xml:space="preserve">that stops taking the treatment or that </w:t>
+      </w:r>
+      <w:r>
+        <w:rPr>
+          <w:rFonts w:ascii="Times New Roman" w:hAnsi="Times New Roman" w:cs="Times New Roman"/>
+          <w:color w:val="215E99" w:themeColor="text2" w:themeTint="BF"/>
+          <w:lang w:val="en-US"/>
+        </w:rPr>
+        <w:t>t</w:t>
+      </w:r>
+      <w:r>
+        <w:rPr>
+          <w:rFonts w:ascii="Times New Roman" w:hAnsi="Times New Roman" w:cs="Times New Roman"/>
+          <w:color w:val="215E99" w:themeColor="text2" w:themeTint="BF"/>
+          <w:lang w:val="en-US"/>
+        </w:rPr>
+        <w:t>a</w:t>
+      </w:r>
+      <w:r>
+        <w:rPr>
+          <w:rFonts w:ascii="Times New Roman" w:hAnsi="Times New Roman" w:cs="Times New Roman"/>
+          <w:color w:val="215E99" w:themeColor="text2" w:themeTint="BF"/>
+          <w:lang w:val="en-US"/>
+        </w:rPr>
+        <w:t>k</w:t>
+      </w:r>
+      <w:r>
+        <w:rPr>
+          <w:rFonts w:ascii="Times New Roman" w:hAnsi="Times New Roman" w:cs="Times New Roman"/>
+          <w:color w:val="215E99" w:themeColor="text2" w:themeTint="BF"/>
+          <w:lang w:val="en-US"/>
+        </w:rPr>
+        <w:t>es</w:t>
+      </w:r>
+      <w:r>
+        <w:rPr>
+          <w:rFonts w:ascii="Times New Roman" w:hAnsi="Times New Roman" w:cs="Times New Roman"/>
+          <w:color w:val="215E99" w:themeColor="text2" w:themeTint="BF"/>
+          <w:lang w:val="en-US"/>
+        </w:rPr>
+        <w:t xml:space="preserve"> </w:t>
+      </w:r>
+      <w:r>
+        <w:rPr>
+          <w:rFonts w:ascii="Times New Roman" w:hAnsi="Times New Roman" w:cs="Times New Roman"/>
+          <w:color w:val="215E99" w:themeColor="text2" w:themeTint="BF"/>
+          <w:lang w:val="en-US"/>
+        </w:rPr>
+        <w:t xml:space="preserve">extra </w:t>
+      </w:r>
+      <w:r>
+        <w:rPr>
+          <w:rFonts w:ascii="Times New Roman" w:hAnsi="Times New Roman" w:cs="Times New Roman"/>
+          <w:color w:val="215E99" w:themeColor="text2" w:themeTint="BF"/>
+          <w:lang w:val="en-US"/>
+        </w:rPr>
+        <w:t>treatment</w:t>
+      </w:r>
+      <w:r>
+        <w:rPr>
+          <w:rFonts w:ascii="Times New Roman" w:hAnsi="Times New Roman" w:cs="Times New Roman"/>
+          <w:color w:val="215E99" w:themeColor="text2" w:themeTint="BF"/>
+          <w:lang w:val="en-US"/>
+        </w:rPr>
+        <w:t xml:space="preserve">s: the observed value after that is contaminated by non-adherence to the treatment strategy and thus, while relevant for the Intention </w:t>
+      </w:r>
+      <w:r>
+        <w:rPr>
+          <w:rFonts w:ascii="Times New Roman" w:hAnsi="Times New Roman" w:cs="Times New Roman"/>
+          <w:color w:val="215E99" w:themeColor="text2" w:themeTint="BF"/>
+          <w:lang w:val="en-US"/>
+        </w:rPr>
+        <w:t>t</w:t>
+      </w:r>
+      <w:r>
+        <w:rPr>
+          <w:rFonts w:ascii="Times New Roman" w:hAnsi="Times New Roman" w:cs="Times New Roman"/>
+          <w:color w:val="215E99" w:themeColor="text2" w:themeTint="BF"/>
+          <w:lang w:val="en-US"/>
+        </w:rPr>
+        <w:t xml:space="preserve">o Treat analysis, they are not relevant for assessing the ‘pure’ treatment effect (i.e. had all subjects fully adhered). </w:t>
       </w:r>
     </w:p>
     <w:p>
@@ -6313,6 +6397,14 @@
           <w:lang w:val="en-US"/>
         </w:rPr>
         <w:t>for more details.</w:t>
+      </w:r>
+      <w:r>
+        <w:rPr>
+          <w:rFonts w:ascii="Times New Roman" w:hAnsi="Times New Roman" w:cs="Times New Roman"/>
+          <w:color w:val="215E99" w:themeColor="text2" w:themeTint="BF"/>
+          <w:lang w:val="en-US"/>
+        </w:rPr>
+        <w:t xml:space="preserve"> </w:t>
       </w:r>
     </w:p>
     <w:p>
@@ -6657,6 +6749,7 @@
         <w:rPr>
           <w:lang w:val="en-US"/>
         </w:rPr>
+        <w:lastRenderedPageBreak/>
         <w:t xml:space="preserve">b) </w:t>
       </w:r>
       <w:r>
@@ -6705,104 +6798,122 @@
         <w:rPr>
           <w:lang w:val="en-US"/>
         </w:rPr>
+        <w:t>… adherence …</w:t>
+      </w:r>
+    </w:p>
+    <w:p>
+      <w:pPr>
+        <w:rPr>
+          <w:lang w:val="en-US"/>
+        </w:rPr>
+      </w:pPr>
+      <w:r>
+        <w:rPr>
+          <w:lang w:val="en-US"/>
+        </w:rPr>
+        <w:t xml:space="preserve"> and the study team will </w:t>
+      </w:r>
+      <w:r>
+        <w:rPr>
+          <w:lang w:val="en-US"/>
+        </w:rPr>
+        <w:t>then discuss any data inconsistencies, protocol deviations, abnormal values and possibly update of the original dataset. Any update will be reported in the SAP.</w:t>
+      </w:r>
+      <w:r>
+        <w:rPr>
+          <w:lang w:val="en-US"/>
+        </w:rPr>
+        <w:t xml:space="preserve"> </w:t>
+      </w:r>
+    </w:p>
+    <w:p>
+      <w:pPr>
+        <w:rPr>
+          <w:lang w:val="en-US"/>
+        </w:rPr>
+      </w:pPr>
+      <w:r>
+        <w:rPr>
+          <w:lang w:val="en-US"/>
+        </w:rPr>
+        <w:t xml:space="preserve">c) XXX </w:t>
+      </w:r>
+      <w:r>
+        <w:rPr>
+          <w:lang w:val="en-US"/>
+        </w:rPr>
+        <w:t xml:space="preserve">will then provide an updated blinded analysis dataset, and </w:t>
+      </w:r>
+      <w:r>
+        <w:rPr>
+          <w:lang w:val="en-US"/>
+        </w:rPr>
+        <w:t xml:space="preserve">the primary (secondary ?) </w:t>
+      </w:r>
+      <w:r>
+        <w:rPr>
+          <w:lang w:val="en-US"/>
+        </w:rPr>
+        <w:t>analys</w:t>
+      </w:r>
+      <w:r>
+        <w:rPr>
+          <w:lang w:val="en-US"/>
+        </w:rPr>
+        <w:t>e</w:t>
+      </w:r>
+      <w:r>
+        <w:rPr>
+          <w:lang w:val="en-US"/>
+        </w:rPr>
+        <w:t>s will be conducted</w:t>
+      </w:r>
+      <w:r>
+        <w:rPr>
+          <w:lang w:val="en-US"/>
+        </w:rPr>
+        <w:t xml:space="preserve"> by XXX</w:t>
+      </w:r>
+      <w:r>
+        <w:rPr>
+          <w:lang w:val="en-US"/>
+        </w:rPr>
+        <w:t xml:space="preserve"> using blinded treatment groups, designated as, for example, Group K and Group L. Analytical issues (e.g. failure of the optimization procedure when fitting a linear mixed model) will be reported to the study team and adjustments or clarifications to the SAP will be considered. Any necessary adjustments or clarifications to the SAP or dataset will be made prior to unblinding the actual treatment allocations.</w:t>
+      </w:r>
+    </w:p>
+    <w:p>
+      <w:pPr>
+        <w:rPr>
+          <w:rFonts w:ascii="Times New Roman" w:eastAsiaTheme="majorEastAsia" w:hAnsi="Times New Roman" w:cs="Times New Roman"/>
+          <w:color w:val="0F4761" w:themeColor="accent1" w:themeShade="BF"/>
+          <w:sz w:val="40"/>
+          <w:szCs w:val="40"/>
+          <w:lang w:val="en-US"/>
+        </w:rPr>
+      </w:pPr>
+      <w:bookmarkStart w:id="15" w:name="_Toc238738633"/>
+      <w:r>
+        <w:rPr>
+          <w:rFonts w:ascii="Times New Roman" w:hAnsi="Times New Roman" w:cs="Times New Roman"/>
+          <w:lang w:val="en-US"/>
+        </w:rPr>
+        <w:br w:type="page"/>
+      </w:r>
+    </w:p>
+    <w:p>
+      <w:pPr>
+        <w:pStyle w:val="Overskrift1"/>
+        <w:rPr>
+          <w:rFonts w:ascii="Times New Roman" w:hAnsi="Times New Roman" w:cs="Times New Roman"/>
+          <w:lang w:val="en-US"/>
+        </w:rPr>
+      </w:pPr>
+      <w:r>
+        <w:rPr>
+          <w:rFonts w:ascii="Times New Roman" w:hAnsi="Times New Roman" w:cs="Times New Roman"/>
+          <w:lang w:val="en-US"/>
+        </w:rPr>
         <w:lastRenderedPageBreak/>
-        <w:t>… adherence …</w:t>
-      </w:r>
-    </w:p>
-    <w:p>
-      <w:pPr>
-        <w:rPr>
-          <w:lang w:val="en-US"/>
-        </w:rPr>
-      </w:pPr>
-      <w:r>
-        <w:rPr>
-          <w:lang w:val="en-US"/>
-        </w:rPr>
-        <w:t xml:space="preserve"> and the study team will </w:t>
-      </w:r>
-      <w:r>
-        <w:rPr>
-          <w:lang w:val="en-US"/>
-        </w:rPr>
-        <w:t>then discuss any data inconsistencies, protocol deviations, abnormal values and possibly update of the original dataset. Any update will be reported in the SAP.</w:t>
-      </w:r>
-      <w:r>
-        <w:rPr>
-          <w:lang w:val="en-US"/>
-        </w:rPr>
-        <w:t xml:space="preserve"> </w:t>
-      </w:r>
-    </w:p>
-    <w:p>
-      <w:pPr>
-        <w:rPr>
-          <w:lang w:val="en-US"/>
-        </w:rPr>
-      </w:pPr>
-      <w:r>
-        <w:rPr>
-          <w:lang w:val="en-US"/>
-        </w:rPr>
-        <w:t xml:space="preserve">c) XXX </w:t>
-      </w:r>
-      <w:r>
-        <w:rPr>
-          <w:lang w:val="en-US"/>
-        </w:rPr>
-        <w:t xml:space="preserve">will then provide an updated blinded analysis dataset, and </w:t>
-      </w:r>
-      <w:r>
-        <w:rPr>
-          <w:lang w:val="en-US"/>
-        </w:rPr>
-        <w:t xml:space="preserve">the primary (secondary ?) </w:t>
-      </w:r>
-      <w:r>
-        <w:rPr>
-          <w:lang w:val="en-US"/>
-        </w:rPr>
-        <w:t>analys</w:t>
-      </w:r>
-      <w:r>
-        <w:rPr>
-          <w:lang w:val="en-US"/>
-        </w:rPr>
-        <w:t>e</w:t>
-      </w:r>
-      <w:r>
-        <w:rPr>
-          <w:lang w:val="en-US"/>
-        </w:rPr>
-        <w:t>s will be conducted</w:t>
-      </w:r>
-      <w:r>
-        <w:rPr>
-          <w:lang w:val="en-US"/>
-        </w:rPr>
-        <w:t xml:space="preserve"> by XXX</w:t>
-      </w:r>
-      <w:r>
-        <w:rPr>
-          <w:lang w:val="en-US"/>
-        </w:rPr>
-        <w:t xml:space="preserve"> using blinded treatment groups, designated as, for example, Group K and Group L. Analytical issues (e.g. failure of the optimization procedure when fitting a linear mixed model) will be reported to the study team and adjustments or clarifications to the SAP will be considered. Any necessary adjustments or clarifications to the SAP or dataset will be made prior to unblinding the actual treatment allocations.</w:t>
-      </w:r>
-    </w:p>
-    <w:p>
-      <w:pPr>
-        <w:pStyle w:val="Overskrift1"/>
-        <w:rPr>
-          <w:rFonts w:ascii="Times New Roman" w:hAnsi="Times New Roman" w:cs="Times New Roman"/>
-          <w:lang w:val="en-US"/>
-        </w:rPr>
-      </w:pPr>
-      <w:bookmarkStart w:id="15" w:name="_Toc238738633"/>
-      <w:r>
-        <w:rPr>
-          <w:rFonts w:ascii="Times New Roman" w:hAnsi="Times New Roman" w:cs="Times New Roman"/>
-          <w:lang w:val="en-US"/>
-        </w:rPr>
         <w:t xml:space="preserve">2. </w:t>
       </w:r>
       <w:r>
@@ -7074,7 +7185,6 @@
           <w:color w:val="215E99" w:themeColor="text2" w:themeTint="BF"/>
           <w:lang w:val="en-US"/>
         </w:rPr>
-        <w:lastRenderedPageBreak/>
         <w:t>H</w:t>
       </w:r>
       <w:r>
@@ -7355,6 +7465,7 @@
           <w:rFonts w:ascii="Times New Roman" w:hAnsi="Times New Roman" w:cs="Times New Roman"/>
           <w:lang w:val="en-US"/>
         </w:rPr>
+        <w:lastRenderedPageBreak/>
         <w:t>2.</w:t>
       </w:r>
       <w:r>
@@ -7410,21 +7521,7 @@
           <w:color w:val="215E99" w:themeColor="text2" w:themeTint="BF"/>
           <w:lang w:val="en-US"/>
         </w:rPr>
-        <w:t xml:space="preserve"> </w:t>
-      </w:r>
-      <w:r>
-        <w:rPr>
-          <w:color w:val="215E99" w:themeColor="text2" w:themeTint="BF"/>
-          <w:lang w:val="en-US"/>
-        </w:rPr>
-        <w:t>For secondary analysis, one can either recycle the primary type 1 error</w:t>
-      </w:r>
-      <w:r>
-        <w:rPr>
-          <w:color w:val="215E99" w:themeColor="text2" w:themeTint="BF"/>
-          <w:lang w:val="en-US"/>
-        </w:rPr>
-        <w:t xml:space="preserve"> or himself a ‘new’ 5% for each additional research question (that may include multiple statistical hypotheses). What to do depends, among other things, on the intent. If one is in fact ‘replicating’ the primary with other outcomes it would be acceptable to use a new 5% but if one is looking for new outcomes (e.g. primary was survival, secondary is quality of life) then a gatekeeping approach based on the primary can be seen as more convincing.</w:t>
+        <w:t xml:space="preserve"> For secondary analysis, one can either recycle the primary type 1 error or himself a ‘new’ 5% for each additional research question (that may include multiple statistical hypotheses). What to do depends, among other things, on the intent. If one is in fact ‘replicating’ the primary with other outcomes it would be acceptable to use a new 5% but if one is looking for new outcomes (e.g. primary was survival, secondary is quality of life) then a gatekeeping approach based on the primary can be seen as more convincing.</w:t>
       </w:r>
     </w:p>
     <w:p>
@@ -8631,6 +8728,304 @@
         <mc:AlternateContent>
           <mc:Choice Requires="wps">
             <w:drawing>
+              <wp:anchor distT="0" distB="0" distL="114300" distR="114300" simplePos="0" relativeHeight="251676672" behindDoc="0" locked="0" layoutInCell="1" allowOverlap="1" wp14:anchorId="38A89D7F" wp14:editId="1C4839B9">
+                <wp:simplePos x="0" y="0"/>
+                <wp:positionH relativeFrom="column">
+                  <wp:posOffset>167691</wp:posOffset>
+                </wp:positionH>
+                <wp:positionV relativeFrom="paragraph">
+                  <wp:posOffset>344830</wp:posOffset>
+                </wp:positionV>
+                <wp:extent cx="701040" cy="480060"/>
+                <wp:effectExtent l="0" t="0" r="22860" b="15240"/>
+                <wp:wrapNone/>
+                <wp:docPr id="849132656" name="Tekstfelt 4"/>
+                <wp:cNvGraphicFramePr/>
+                <a:graphic xmlns:a="http://schemas.openxmlformats.org/drawingml/2006/main">
+                  <a:graphicData uri="http://schemas.microsoft.com/office/word/2010/wordprocessingShape">
+                    <wps:wsp>
+                      <wps:cNvSpPr txBox="1"/>
+                      <wps:spPr>
+                        <a:xfrm>
+                          <a:off x="0" y="0"/>
+                          <a:ext cx="701040" cy="480060"/>
+                        </a:xfrm>
+                        <a:prstGeom prst="rect">
+                          <a:avLst/>
+                        </a:prstGeom>
+                        <a:solidFill>
+                          <a:schemeClr val="lt1"/>
+                        </a:solidFill>
+                        <a:ln w="6350">
+                          <a:solidFill>
+                            <a:schemeClr val="bg1"/>
+                          </a:solidFill>
+                        </a:ln>
+                      </wps:spPr>
+                      <wps:txbx>
+                        <w:txbxContent>
+                          <w:p>
+                            <w:pPr>
+                              <w:rPr>
+                                <w:sz w:val="50"/>
+                                <w:szCs w:val="50"/>
+                                <w:lang w:val="en-US"/>
+                              </w:rPr>
+                            </w:pPr>
+                            <w:r>
+                              <w:rPr>
+                                <w:sz w:val="50"/>
+                                <w:szCs w:val="50"/>
+                                <w:lang w:val="en-US"/>
+                              </w:rPr>
+                              <w:t>H</w:t>
+                            </w:r>
+                            <w:r>
+                              <w:rPr>
+                                <w:sz w:val="50"/>
+                                <w:szCs w:val="50"/>
+                                <w:vertAlign w:val="subscript"/>
+                                <w:lang w:val="en-US"/>
+                              </w:rPr>
+                              <w:t>2</w:t>
+                            </w:r>
+                            <w:r>
+                              <w:rPr>
+                                <w:sz w:val="50"/>
+                                <w:szCs w:val="50"/>
+                                <w:vertAlign w:val="subscript"/>
+                                <w:lang w:val="en-US"/>
+                              </w:rPr>
+                              <w:t>,1</w:t>
+                            </w:r>
+                          </w:p>
+                        </w:txbxContent>
+                      </wps:txbx>
+                      <wps:bodyPr rot="0" spcFirstLastPara="0" vertOverflow="overflow" horzOverflow="overflow" vert="horz" wrap="square" lIns="91440" tIns="45720" rIns="91440" bIns="45720" numCol="1" spcCol="0" rtlCol="0" fromWordArt="0" anchor="t" anchorCtr="0" forceAA="0" compatLnSpc="1">
+                        <a:prstTxWarp prst="textNoShape">
+                          <a:avLst/>
+                        </a:prstTxWarp>
+                        <a:noAutofit/>
+                      </wps:bodyPr>
+                    </wps:wsp>
+                  </a:graphicData>
+                </a:graphic>
+              </wp:anchor>
+            </w:drawing>
+          </mc:Choice>
+          <mc:Fallback>
+            <w:pict>
+              <v:shape w14:anchorId="38A89D7F" id="_x0000_s1031" type="#_x0000_t202" style="position:absolute;margin-left:13.2pt;margin-top:27.15pt;width:55.2pt;height:37.8pt;z-index:251676672;visibility:visible;mso-wrap-style:square;mso-wrap-distance-left:9pt;mso-wrap-distance-top:0;mso-wrap-distance-right:9pt;mso-wrap-distance-bottom:0;mso-position-horizontal:absolute;mso-position-horizontal-relative:text;mso-position-vertical:absolute;mso-position-vertical-relative:text;v-text-anchor:top" o:gfxdata="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" fillcolor="white [3201]" strokecolor="white [3212]" strokeweight=".5pt">
+                <v:textbox>
+                  <w:txbxContent>
+                    <w:p>
+                      <w:pPr>
+                        <w:rPr>
+                          <w:sz w:val="50"/>
+                          <w:szCs w:val="50"/>
+                          <w:lang w:val="en-US"/>
+                        </w:rPr>
+                      </w:pPr>
+                      <w:r>
+                        <w:rPr>
+                          <w:sz w:val="50"/>
+                          <w:szCs w:val="50"/>
+                          <w:lang w:val="en-US"/>
+                        </w:rPr>
+                        <w:t>H</w:t>
+                      </w:r>
+                      <w:r>
+                        <w:rPr>
+                          <w:sz w:val="50"/>
+                          <w:szCs w:val="50"/>
+                          <w:vertAlign w:val="subscript"/>
+                          <w:lang w:val="en-US"/>
+                        </w:rPr>
+                        <w:t>2</w:t>
+                      </w:r>
+                      <w:r>
+                        <w:rPr>
+                          <w:sz w:val="50"/>
+                          <w:szCs w:val="50"/>
+                          <w:vertAlign w:val="subscript"/>
+                          <w:lang w:val="en-US"/>
+                        </w:rPr>
+                        <w:t>,1</w:t>
+                      </w:r>
+                    </w:p>
+                  </w:txbxContent>
+                </v:textbox>
+              </v:shape>
+            </w:pict>
+          </mc:Fallback>
+        </mc:AlternateContent>
+      </w:r>
+      <w:r>
+        <w:rPr>
+          <w:noProof/>
+          <w:lang w:val="en-US"/>
+        </w:rPr>
+        <mc:AlternateContent>
+          <mc:Choice Requires="wps">
+            <w:drawing>
+              <wp:anchor distT="0" distB="0" distL="114300" distR="114300" simplePos="0" relativeHeight="251698176" behindDoc="0" locked="0" layoutInCell="1" allowOverlap="1" wp14:anchorId="574AD1FE" wp14:editId="148B12EF">
+                <wp:simplePos x="0" y="0"/>
+                <wp:positionH relativeFrom="column">
+                  <wp:posOffset>1765402</wp:posOffset>
+                </wp:positionH>
+                <wp:positionV relativeFrom="paragraph">
+                  <wp:posOffset>352628</wp:posOffset>
+                </wp:positionV>
+                <wp:extent cx="701040" cy="480060"/>
+                <wp:effectExtent l="0" t="0" r="22860" b="15240"/>
+                <wp:wrapNone/>
+                <wp:docPr id="15859955" name="Tekstfelt 4"/>
+                <wp:cNvGraphicFramePr/>
+                <a:graphic xmlns:a="http://schemas.openxmlformats.org/drawingml/2006/main">
+                  <a:graphicData uri="http://schemas.microsoft.com/office/word/2010/wordprocessingShape">
+                    <wps:wsp>
+                      <wps:cNvSpPr txBox="1"/>
+                      <wps:spPr>
+                        <a:xfrm>
+                          <a:off x="0" y="0"/>
+                          <a:ext cx="701040" cy="480060"/>
+                        </a:xfrm>
+                        <a:prstGeom prst="rect">
+                          <a:avLst/>
+                        </a:prstGeom>
+                        <a:solidFill>
+                          <a:schemeClr val="lt1"/>
+                        </a:solidFill>
+                        <a:ln w="6350">
+                          <a:solidFill>
+                            <a:schemeClr val="bg1"/>
+                          </a:solidFill>
+                        </a:ln>
+                      </wps:spPr>
+                      <wps:txbx>
+                        <w:txbxContent>
+                          <w:p>
+                            <w:pPr>
+                              <w:rPr>
+                                <w:sz w:val="50"/>
+                                <w:szCs w:val="50"/>
+                                <w:lang w:val="en-US"/>
+                              </w:rPr>
+                            </w:pPr>
+                            <w:r>
+                              <w:rPr>
+                                <w:sz w:val="50"/>
+                                <w:szCs w:val="50"/>
+                                <w:lang w:val="en-US"/>
+                              </w:rPr>
+                              <w:t>H</w:t>
+                            </w:r>
+                            <w:r>
+                              <w:rPr>
+                                <w:sz w:val="50"/>
+                                <w:szCs w:val="50"/>
+                                <w:vertAlign w:val="subscript"/>
+                                <w:lang w:val="en-US"/>
+                              </w:rPr>
+                              <w:t>2</w:t>
+                            </w:r>
+                            <w:r>
+                              <w:rPr>
+                                <w:sz w:val="50"/>
+                                <w:szCs w:val="50"/>
+                                <w:vertAlign w:val="subscript"/>
+                                <w:lang w:val="en-US"/>
+                              </w:rPr>
+                              <w:t>,</w:t>
+                            </w:r>
+                            <w:r>
+                              <w:rPr>
+                                <w:sz w:val="50"/>
+                                <w:szCs w:val="50"/>
+                                <w:vertAlign w:val="subscript"/>
+                                <w:lang w:val="en-US"/>
+                              </w:rPr>
+                              <w:t>2</w:t>
+                            </w:r>
+                          </w:p>
+                        </w:txbxContent>
+                      </wps:txbx>
+                      <wps:bodyPr rot="0" spcFirstLastPara="0" vertOverflow="overflow" horzOverflow="overflow" vert="horz" wrap="square" lIns="91440" tIns="45720" rIns="91440" bIns="45720" numCol="1" spcCol="0" rtlCol="0" fromWordArt="0" anchor="t" anchorCtr="0" forceAA="0" compatLnSpc="1">
+                        <a:prstTxWarp prst="textNoShape">
+                          <a:avLst/>
+                        </a:prstTxWarp>
+                        <a:noAutofit/>
+                      </wps:bodyPr>
+                    </wps:wsp>
+                  </a:graphicData>
+                </a:graphic>
+              </wp:anchor>
+            </w:drawing>
+          </mc:Choice>
+          <mc:Fallback>
+            <w:pict>
+              <v:shape w14:anchorId="574AD1FE" id="_x0000_s1032" type="#_x0000_t202" style="position:absolute;margin-left:139pt;margin-top:27.75pt;width:55.2pt;height:37.8pt;z-index:251698176;visibility:visible;mso-wrap-style:square;mso-wrap-distance-left:9pt;mso-wrap-distance-top:0;mso-wrap-distance-right:9pt;mso-wrap-distance-bottom:0;mso-position-horizontal:absolute;mso-position-horizontal-relative:text;mso-position-vertical:absolute;mso-position-vertical-relative:text;v-text-anchor:top" o:gfxdata="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" fillcolor="white [3201]" strokecolor="white [3212]" strokeweight=".5pt">
+                <v:textbox>
+                  <w:txbxContent>
+                    <w:p>
+                      <w:pPr>
+                        <w:rPr>
+                          <w:sz w:val="50"/>
+                          <w:szCs w:val="50"/>
+                          <w:lang w:val="en-US"/>
+                        </w:rPr>
+                      </w:pPr>
+                      <w:r>
+                        <w:rPr>
+                          <w:sz w:val="50"/>
+                          <w:szCs w:val="50"/>
+                          <w:lang w:val="en-US"/>
+                        </w:rPr>
+                        <w:t>H</w:t>
+                      </w:r>
+                      <w:r>
+                        <w:rPr>
+                          <w:sz w:val="50"/>
+                          <w:szCs w:val="50"/>
+                          <w:vertAlign w:val="subscript"/>
+                          <w:lang w:val="en-US"/>
+                        </w:rPr>
+                        <w:t>2</w:t>
+                      </w:r>
+                      <w:r>
+                        <w:rPr>
+                          <w:sz w:val="50"/>
+                          <w:szCs w:val="50"/>
+                          <w:vertAlign w:val="subscript"/>
+                          <w:lang w:val="en-US"/>
+                        </w:rPr>
+                        <w:t>,</w:t>
+                      </w:r>
+                      <w:r>
+                        <w:rPr>
+                          <w:sz w:val="50"/>
+                          <w:szCs w:val="50"/>
+                          <w:vertAlign w:val="subscript"/>
+                          <w:lang w:val="en-US"/>
+                        </w:rPr>
+                        <w:t>2</w:t>
+                      </w:r>
+                    </w:p>
+                  </w:txbxContent>
+                </v:textbox>
+              </v:shape>
+            </w:pict>
+          </mc:Fallback>
+        </mc:AlternateContent>
+      </w:r>
+      <w:r>
+        <w:rPr>
+          <w:noProof/>
+          <w:lang w:val="en-US"/>
+        </w:rPr>
+        <mc:AlternateContent>
+          <mc:Choice Requires="wps">
+            <w:drawing>
               <wp:anchor distT="0" distB="0" distL="114300" distR="114300" simplePos="0" relativeHeight="251675648" behindDoc="0" locked="0" layoutInCell="1" allowOverlap="1" wp14:anchorId="40D13AA7" wp14:editId="5A2120EF">
                 <wp:simplePos x="0" y="0"/>
                 <wp:positionH relativeFrom="column">
@@ -8943,7 +9338,7 @@
           </mc:Choice>
           <mc:Fallback>
             <w:pict>
-              <v:shape w14:anchorId="3DA205B0" id="_x0000_s1031" type="#_x0000_t202" style="position:absolute;margin-left:241.2pt;margin-top:27.8pt;width:55.2pt;height:37.8pt;z-index:251680768;visibility:visible;mso-wrap-style:square;mso-wrap-distance-left:9pt;mso-wrap-distance-top:0;mso-wrap-distance-right:9pt;mso-wrap-distance-bottom:0;mso-position-horizontal:absolute;mso-position-horizontal-relative:text;mso-position-vertical:absolute;mso-position-vertical-relative:text;v-text-anchor:top" o:gfxdata="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" fillcolor="white [3201]" strokecolor="white [3212]" strokeweight=".5pt">
+              <v:shape w14:anchorId="3DA205B0" id="_x0000_s1033" type="#_x0000_t202" style="position:absolute;margin-left:241.2pt;margin-top:27.8pt;width:55.2pt;height:37.8pt;z-index:251680768;visibility:visible;mso-wrap-style:square;mso-wrap-distance-left:9pt;mso-wrap-distance-top:0;mso-wrap-distance-right:9pt;mso-wrap-distance-bottom:0;mso-position-horizontal:absolute;mso-position-horizontal-relative:text;mso-position-vertical:absolute;mso-position-vertical-relative:text;v-text-anchor:top" o:gfxdata="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" fillcolor="white [3201]" strokecolor="white [3212]" strokeweight=".5pt">
                 <v:textbox>
                   <w:txbxContent>
                     <w:p>
@@ -9173,7 +9568,7 @@
           </mc:Choice>
           <mc:Fallback>
             <w:pict>
-              <v:shape w14:anchorId="0439402F" id="_x0000_s1032" type="#_x0000_t202" style="position:absolute;margin-left:343.8pt;margin-top:27.2pt;width:55.2pt;height:37.8pt;z-index:251682816;visibility:visible;mso-wrap-style:square;mso-wrap-distance-left:9pt;mso-wrap-distance-top:0;mso-wrap-distance-right:9pt;mso-wrap-distance-bottom:0;mso-position-horizontal:absolute;mso-position-horizontal-relative:text;mso-position-vertical:absolute;mso-position-vertical-relative:text;v-text-anchor:top" o:gfxdata="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" fillcolor="white [3201]" strokecolor="white [3212]" strokeweight=".5pt">
+              <v:shape w14:anchorId="0439402F" id="_x0000_s1034" type="#_x0000_t202" style="position:absolute;margin-left:343.8pt;margin-top:27.2pt;width:55.2pt;height:37.8pt;z-index:251682816;visibility:visible;mso-wrap-style:square;mso-wrap-distance-left:9pt;mso-wrap-distance-top:0;mso-wrap-distance-right:9pt;mso-wrap-distance-bottom:0;mso-position-horizontal:absolute;mso-position-horizontal-relative:text;mso-position-vertical:absolute;mso-position-vertical-relative:text;v-text-anchor:top" o:gfxdata="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" fillcolor="white [3201]" strokecolor="white [3212]" strokeweight=".5pt">
                 <v:textbox>
                   <w:txbxContent>
                     <w:p>
@@ -9231,324 +9626,27 @@
     <w:p>
       <w:pPr>
         <w:rPr>
-          <w:lang w:val="en-US"/>
-        </w:rPr>
-      </w:pPr>
-      <w:r>
-        <w:rPr>
-          <w:noProof/>
-          <w:lang w:val="en-US"/>
-        </w:rPr>
-        <w:lastRenderedPageBreak/>
-        <mc:AlternateContent>
-          <mc:Choice Requires="wps">
-            <w:drawing>
-              <wp:anchor distT="0" distB="0" distL="114300" distR="114300" simplePos="0" relativeHeight="251676672" behindDoc="0" locked="0" layoutInCell="1" allowOverlap="1" wp14:anchorId="38A89D7F" wp14:editId="02A1149D">
-                <wp:simplePos x="0" y="0"/>
-                <wp:positionH relativeFrom="column">
-                  <wp:posOffset>190500</wp:posOffset>
-                </wp:positionH>
-                <wp:positionV relativeFrom="paragraph">
-                  <wp:posOffset>51435</wp:posOffset>
-                </wp:positionV>
-                <wp:extent cx="701040" cy="480060"/>
-                <wp:effectExtent l="0" t="0" r="22860" b="15240"/>
-                <wp:wrapNone/>
-                <wp:docPr id="849132656" name="Tekstfelt 4"/>
-                <wp:cNvGraphicFramePr/>
-                <a:graphic xmlns:a="http://schemas.openxmlformats.org/drawingml/2006/main">
-                  <a:graphicData uri="http://schemas.microsoft.com/office/word/2010/wordprocessingShape">
-                    <wps:wsp>
-                      <wps:cNvSpPr txBox="1"/>
-                      <wps:spPr>
-                        <a:xfrm>
-                          <a:off x="0" y="0"/>
-                          <a:ext cx="701040" cy="480060"/>
-                        </a:xfrm>
-                        <a:prstGeom prst="rect">
-                          <a:avLst/>
-                        </a:prstGeom>
-                        <a:solidFill>
-                          <a:schemeClr val="lt1"/>
-                        </a:solidFill>
-                        <a:ln w="6350">
-                          <a:solidFill>
-                            <a:schemeClr val="bg1"/>
-                          </a:solidFill>
-                        </a:ln>
-                      </wps:spPr>
-                      <wps:txbx>
-                        <w:txbxContent>
-                          <w:p>
-                            <w:pPr>
-                              <w:rPr>
-                                <w:sz w:val="50"/>
-                                <w:szCs w:val="50"/>
-                                <w:lang w:val="en-US"/>
-                              </w:rPr>
-                            </w:pPr>
-                            <w:r>
-                              <w:rPr>
-                                <w:sz w:val="50"/>
-                                <w:szCs w:val="50"/>
-                                <w:lang w:val="en-US"/>
-                              </w:rPr>
-                              <w:t>H</w:t>
-                            </w:r>
-                            <w:r>
-                              <w:rPr>
-                                <w:sz w:val="50"/>
-                                <w:szCs w:val="50"/>
-                                <w:vertAlign w:val="subscript"/>
-                                <w:lang w:val="en-US"/>
-                              </w:rPr>
-                              <w:t>2</w:t>
-                            </w:r>
-                            <w:r>
-                              <w:rPr>
-                                <w:sz w:val="50"/>
-                                <w:szCs w:val="50"/>
-                                <w:vertAlign w:val="subscript"/>
-                                <w:lang w:val="en-US"/>
-                              </w:rPr>
-                              <w:t>,1</w:t>
-                            </w:r>
-                          </w:p>
-                        </w:txbxContent>
-                      </wps:txbx>
-                      <wps:bodyPr rot="0" spcFirstLastPara="0" vertOverflow="overflow" horzOverflow="overflow" vert="horz" wrap="square" lIns="91440" tIns="45720" rIns="91440" bIns="45720" numCol="1" spcCol="0" rtlCol="0" fromWordArt="0" anchor="t" anchorCtr="0" forceAA="0" compatLnSpc="1">
-                        <a:prstTxWarp prst="textNoShape">
-                          <a:avLst/>
-                        </a:prstTxWarp>
-                        <a:noAutofit/>
-                      </wps:bodyPr>
-                    </wps:wsp>
-                  </a:graphicData>
-                </a:graphic>
-              </wp:anchor>
-            </w:drawing>
-          </mc:Choice>
-          <mc:Fallback>
-            <w:pict>
-              <v:shape w14:anchorId="38A89D7F" id="_x0000_s1033" type="#_x0000_t202" style="position:absolute;margin-left:15pt;margin-top:4.05pt;width:55.2pt;height:37.8pt;z-index:251676672;visibility:visible;mso-wrap-style:square;mso-wrap-distance-left:9pt;mso-wrap-distance-top:0;mso-wrap-distance-right:9pt;mso-wrap-distance-bottom:0;mso-position-horizontal:absolute;mso-position-horizontal-relative:text;mso-position-vertical:absolute;mso-position-vertical-relative:text;v-text-anchor:top" o:gfxdata="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" fillcolor="white [3201]" strokecolor="white [3212]" strokeweight=".5pt">
-                <v:textbox>
-                  <w:txbxContent>
-                    <w:p>
-                      <w:pPr>
-                        <w:rPr>
-                          <w:sz w:val="50"/>
-                          <w:szCs w:val="50"/>
-                          <w:lang w:val="en-US"/>
-                        </w:rPr>
-                      </w:pPr>
-                      <w:r>
-                        <w:rPr>
-                          <w:sz w:val="50"/>
-                          <w:szCs w:val="50"/>
-                          <w:lang w:val="en-US"/>
-                        </w:rPr>
-                        <w:t>H</w:t>
-                      </w:r>
-                      <w:r>
-                        <w:rPr>
-                          <w:sz w:val="50"/>
-                          <w:szCs w:val="50"/>
-                          <w:vertAlign w:val="subscript"/>
-                          <w:lang w:val="en-US"/>
-                        </w:rPr>
-                        <w:t>2</w:t>
-                      </w:r>
-                      <w:r>
-                        <w:rPr>
-                          <w:sz w:val="50"/>
-                          <w:szCs w:val="50"/>
-                          <w:vertAlign w:val="subscript"/>
-                          <w:lang w:val="en-US"/>
-                        </w:rPr>
-                        <w:t>,1</w:t>
-                      </w:r>
-                    </w:p>
-                  </w:txbxContent>
-                </v:textbox>
-              </v:shape>
-            </w:pict>
-          </mc:Fallback>
-        </mc:AlternateContent>
-      </w:r>
-      <w:r>
-        <w:rPr>
-          <w:noProof/>
-          <w:lang w:val="en-US"/>
-        </w:rPr>
-        <mc:AlternateContent>
-          <mc:Choice Requires="wps">
-            <w:drawing>
-              <wp:anchor distT="0" distB="0" distL="114300" distR="114300" simplePos="0" relativeHeight="251698176" behindDoc="0" locked="0" layoutInCell="1" allowOverlap="1" wp14:anchorId="574AD1FE" wp14:editId="04187C87">
-                <wp:simplePos x="0" y="0"/>
-                <wp:positionH relativeFrom="column">
-                  <wp:posOffset>1706880</wp:posOffset>
-                </wp:positionH>
-                <wp:positionV relativeFrom="paragraph">
-                  <wp:posOffset>43815</wp:posOffset>
-                </wp:positionV>
-                <wp:extent cx="701040" cy="480060"/>
-                <wp:effectExtent l="0" t="0" r="22860" b="15240"/>
-                <wp:wrapNone/>
-                <wp:docPr id="15859955" name="Tekstfelt 4"/>
-                <wp:cNvGraphicFramePr/>
-                <a:graphic xmlns:a="http://schemas.openxmlformats.org/drawingml/2006/main">
-                  <a:graphicData uri="http://schemas.microsoft.com/office/word/2010/wordprocessingShape">
-                    <wps:wsp>
-                      <wps:cNvSpPr txBox="1"/>
-                      <wps:spPr>
-                        <a:xfrm>
-                          <a:off x="0" y="0"/>
-                          <a:ext cx="701040" cy="480060"/>
-                        </a:xfrm>
-                        <a:prstGeom prst="rect">
-                          <a:avLst/>
-                        </a:prstGeom>
-                        <a:solidFill>
-                          <a:schemeClr val="lt1"/>
-                        </a:solidFill>
-                        <a:ln w="6350">
-                          <a:solidFill>
-                            <a:schemeClr val="bg1"/>
-                          </a:solidFill>
-                        </a:ln>
-                      </wps:spPr>
-                      <wps:txbx>
-                        <w:txbxContent>
-                          <w:p>
-                            <w:pPr>
-                              <w:rPr>
-                                <w:sz w:val="50"/>
-                                <w:szCs w:val="50"/>
-                                <w:lang w:val="en-US"/>
-                              </w:rPr>
-                            </w:pPr>
-                            <w:r>
-                              <w:rPr>
-                                <w:sz w:val="50"/>
-                                <w:szCs w:val="50"/>
-                                <w:lang w:val="en-US"/>
-                              </w:rPr>
-                              <w:t>H</w:t>
-                            </w:r>
-                            <w:r>
-                              <w:rPr>
-                                <w:sz w:val="50"/>
-                                <w:szCs w:val="50"/>
-                                <w:vertAlign w:val="subscript"/>
-                                <w:lang w:val="en-US"/>
-                              </w:rPr>
-                              <w:t>2</w:t>
-                            </w:r>
-                            <w:r>
-                              <w:rPr>
-                                <w:sz w:val="50"/>
-                                <w:szCs w:val="50"/>
-                                <w:vertAlign w:val="subscript"/>
-                                <w:lang w:val="en-US"/>
-                              </w:rPr>
-                              <w:t>,</w:t>
-                            </w:r>
-                            <w:r>
-                              <w:rPr>
-                                <w:sz w:val="50"/>
-                                <w:szCs w:val="50"/>
-                                <w:vertAlign w:val="subscript"/>
-                                <w:lang w:val="en-US"/>
-                              </w:rPr>
-                              <w:t>2</w:t>
-                            </w:r>
-                          </w:p>
-                        </w:txbxContent>
-                      </wps:txbx>
-                      <wps:bodyPr rot="0" spcFirstLastPara="0" vertOverflow="overflow" horzOverflow="overflow" vert="horz" wrap="square" lIns="91440" tIns="45720" rIns="91440" bIns="45720" numCol="1" spcCol="0" rtlCol="0" fromWordArt="0" anchor="t" anchorCtr="0" forceAA="0" compatLnSpc="1">
-                        <a:prstTxWarp prst="textNoShape">
-                          <a:avLst/>
-                        </a:prstTxWarp>
-                        <a:noAutofit/>
-                      </wps:bodyPr>
-                    </wps:wsp>
-                  </a:graphicData>
-                </a:graphic>
-              </wp:anchor>
-            </w:drawing>
-          </mc:Choice>
-          <mc:Fallback>
-            <w:pict>
-              <v:shape w14:anchorId="574AD1FE" id="_x0000_s1034" type="#_x0000_t202" style="position:absolute;margin-left:134.4pt;margin-top:3.45pt;width:55.2pt;height:37.8pt;z-index:251698176;visibility:visible;mso-wrap-style:square;mso-wrap-distance-left:9pt;mso-wrap-distance-top:0;mso-wrap-distance-right:9pt;mso-wrap-distance-bottom:0;mso-position-horizontal:absolute;mso-position-horizontal-relative:text;mso-position-vertical:absolute;mso-position-vertical-relative:text;v-text-anchor:top" o:gfxdata="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" fillcolor="white [3201]" strokecolor="white [3212]" strokeweight=".5pt">
-                <v:textbox>
-                  <w:txbxContent>
-                    <w:p>
-                      <w:pPr>
-                        <w:rPr>
-                          <w:sz w:val="50"/>
-                          <w:szCs w:val="50"/>
-                          <w:lang w:val="en-US"/>
-                        </w:rPr>
-                      </w:pPr>
-                      <w:r>
-                        <w:rPr>
-                          <w:sz w:val="50"/>
-                          <w:szCs w:val="50"/>
-                          <w:lang w:val="en-US"/>
-                        </w:rPr>
-                        <w:t>H</w:t>
-                      </w:r>
-                      <w:r>
-                        <w:rPr>
-                          <w:sz w:val="50"/>
-                          <w:szCs w:val="50"/>
-                          <w:vertAlign w:val="subscript"/>
-                          <w:lang w:val="en-US"/>
-                        </w:rPr>
-                        <w:t>2</w:t>
-                      </w:r>
-                      <w:r>
-                        <w:rPr>
-                          <w:sz w:val="50"/>
-                          <w:szCs w:val="50"/>
-                          <w:vertAlign w:val="subscript"/>
-                          <w:lang w:val="en-US"/>
-                        </w:rPr>
-                        <w:t>,</w:t>
-                      </w:r>
-                      <w:r>
-                        <w:rPr>
-                          <w:sz w:val="50"/>
-                          <w:szCs w:val="50"/>
-                          <w:vertAlign w:val="subscript"/>
-                          <w:lang w:val="en-US"/>
-                        </w:rPr>
-                        <w:t>2</w:t>
-                      </w:r>
-                    </w:p>
-                  </w:txbxContent>
-                </v:textbox>
-              </v:shape>
-            </w:pict>
-          </mc:Fallback>
-        </mc:AlternateContent>
-      </w:r>
-    </w:p>
-    <w:p>
-      <w:pPr>
-        <w:rPr>
-          <w:lang w:val="en-US"/>
-        </w:rPr>
-      </w:pPr>
-    </w:p>
-    <w:p>
-      <w:pPr>
-        <w:rPr>
           <w:color w:val="215E99" w:themeColor="text2" w:themeTint="BF"/>
           <w:lang w:val="en-US"/>
         </w:rPr>
       </w:pPr>
       <w:bookmarkStart w:id="20" w:name="_Toc238738637"/>
+    </w:p>
+    <w:p>
+      <w:pPr>
+        <w:rPr>
+          <w:color w:val="215E99" w:themeColor="text2" w:themeTint="BF"/>
+          <w:lang w:val="en-US"/>
+        </w:rPr>
+      </w:pPr>
+    </w:p>
+    <w:p>
+      <w:pPr>
+        <w:rPr>
+          <w:color w:val="215E99" w:themeColor="text2" w:themeTint="BF"/>
+          <w:lang w:val="en-US"/>
+        </w:rPr>
+      </w:pPr>
     </w:p>
     <w:p>
       <w:pPr>
@@ -9717,6 +9815,7 @@
           <w:color w:val="215E99" w:themeColor="text2" w:themeTint="BF"/>
           <w:lang w:val="en-US"/>
         </w:rPr>
+        <w:lastRenderedPageBreak/>
         <w:t xml:space="preserve">Step down procedures such as </w:t>
       </w:r>
       <w:r>
@@ -9880,33 +9979,11 @@
           <w:color w:val="215E99" w:themeColor="text2" w:themeTint="BF"/>
           <w:lang w:val="en-US"/>
         </w:rPr>
-        <w:t xml:space="preserve"> </w:t>
-      </w:r>
-      <w:r>
-        <w:rPr>
-          <w:color w:val="215E99" w:themeColor="text2" w:themeTint="BF"/>
-          <w:lang w:val="en-US"/>
-        </w:rPr>
-        <w:t>Easy to implement</w:t>
-      </w:r>
-      <w:r>
-        <w:rPr>
-          <w:color w:val="215E99" w:themeColor="text2" w:themeTint="BF"/>
-          <w:lang w:val="en-US"/>
-        </w:rPr>
-        <w:t xml:space="preserve"> but </w:t>
-      </w:r>
-      <w:r>
-        <w:rPr>
-          <w:color w:val="215E99" w:themeColor="text2" w:themeTint="BF"/>
-          <w:lang w:val="en-US"/>
-        </w:rPr>
-        <w:t>adjusted confidence intervals compatible with the p-value and that are informative is still a research topic.</w:t>
-      </w:r>
-    </w:p>
-    <w:p>
-      <w:pPr>
-        <w:ind w:left="360"/>
+        <w:t xml:space="preserve"> Easy to implement but adjusted confidence intervals compatible with the p-value and that are informative is still a research topic.</w:t>
+      </w:r>
+    </w:p>
+    <w:p>
+      <w:pPr>
         <w:rPr>
           <w:color w:val="215E99" w:themeColor="text2" w:themeTint="BF"/>
           <w:lang w:val="en-US"/>
@@ -9922,7 +9999,6 @@
     </w:p>
     <w:p>
       <w:pPr>
-        <w:ind w:left="360"/>
         <w:rPr>
           <w:color w:val="215E99" w:themeColor="text2" w:themeTint="BF"/>
           <w:lang w:val="en-US"/>
@@ -9931,18 +10007,19 @@
       <w:r>
         <w:rPr>
           <w:noProof/>
+          <w:color w:val="215E99" w:themeColor="text2" w:themeTint="BF"/>
           <w:lang w:val="en-US"/>
         </w:rPr>
         <mc:AlternateContent>
           <mc:Choice Requires="wps">
             <w:drawing>
-              <wp:anchor distT="0" distB="0" distL="114300" distR="114300" simplePos="0" relativeHeight="251710464" behindDoc="0" locked="0" layoutInCell="1" allowOverlap="1" wp14:anchorId="239717FD" wp14:editId="15485D1C">
+              <wp:anchor distT="0" distB="0" distL="114300" distR="114300" simplePos="0" relativeHeight="251710464" behindDoc="0" locked="0" layoutInCell="1" allowOverlap="1" wp14:anchorId="239717FD" wp14:editId="35E582B6">
                 <wp:simplePos x="0" y="0"/>
                 <wp:positionH relativeFrom="column">
-                  <wp:posOffset>375557</wp:posOffset>
+                  <wp:posOffset>120292</wp:posOffset>
                 </wp:positionH>
                 <wp:positionV relativeFrom="paragraph">
-                  <wp:posOffset>614408</wp:posOffset>
+                  <wp:posOffset>613493</wp:posOffset>
                 </wp:positionV>
                 <wp:extent cx="674914" cy="299357"/>
                 <wp:effectExtent l="0" t="0" r="11430" b="24765"/>
@@ -10013,7 +10090,7 @@
           </mc:Choice>
           <mc:Fallback>
             <w:pict>
-              <v:shape w14:anchorId="239717FD" id="_x0000_s1035" type="#_x0000_t202" style="position:absolute;left:0;text-align:left;margin-left:29.55pt;margin-top:48.4pt;width:53.15pt;height:23.55pt;z-index:251710464;visibility:visible;mso-wrap-style:square;mso-width-percent:0;mso-height-percent:0;mso-wrap-distance-left:9pt;mso-wrap-distance-top:0;mso-wrap-distance-right:9pt;mso-wrap-distance-bottom:0;mso-position-horizontal:absolute;mso-position-horizontal-relative:text;mso-position-vertical:absolute;mso-position-vertical-relative:text;mso-width-percent:0;mso-height-percent:0;mso-width-relative:margin;mso-height-relative:margin;v-text-anchor:top" o:gfxdata="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" fillcolor="white [3201]" strokecolor="white [3212]" strokeweight=".5pt">
+              <v:shape w14:anchorId="239717FD" id="_x0000_s1035" type="#_x0000_t202" style="position:absolute;margin-left:9.45pt;margin-top:48.3pt;width:53.15pt;height:23.55pt;z-index:251710464;visibility:visible;mso-wrap-style:square;mso-width-percent:0;mso-height-percent:0;mso-wrap-distance-left:9pt;mso-wrap-distance-top:0;mso-wrap-distance-right:9pt;mso-wrap-distance-bottom:0;mso-position-horizontal:absolute;mso-position-horizontal-relative:text;mso-position-vertical:absolute;mso-position-vertical-relative:text;mso-width-percent:0;mso-height-percent:0;mso-width-relative:margin;mso-height-relative:margin;v-text-anchor:top" o:gfxdata="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" fillcolor="white [3201]" strokecolor="white [3212]" strokeweight=".5pt">
                 <v:textbox>
                   <w:txbxContent>
                     <w:p>
@@ -10066,28 +10143,28 @@
     </w:p>
     <w:p>
       <w:pPr>
-        <w:pStyle w:val="Overskrift1"/>
-        <w:rPr>
-          <w:rFonts w:ascii="Times New Roman" w:hAnsi="Times New Roman" w:cs="Times New Roman"/>
+        <w:rPr>
+          <w:rFonts w:ascii="Times New Roman" w:hAnsi="Times New Roman" w:cs="Times New Roman"/>
+          <w:color w:val="215E99" w:themeColor="text2" w:themeTint="BF"/>
           <w:lang w:val="en-US"/>
         </w:rPr>
       </w:pPr>
       <w:r>
         <w:rPr>
           <w:noProof/>
-          <w:lang w:val="en-US"/>
-        </w:rPr>
-        <w:lastRenderedPageBreak/>
+          <w:color w:val="215E99" w:themeColor="text2" w:themeTint="BF"/>
+          <w:lang w:val="en-US"/>
+        </w:rPr>
         <mc:AlternateContent>
           <mc:Choice Requires="wps">
             <w:drawing>
-              <wp:anchor distT="0" distB="0" distL="114300" distR="114300" simplePos="0" relativeHeight="251708416" behindDoc="0" locked="0" layoutInCell="1" allowOverlap="1" wp14:anchorId="6C99CFFC" wp14:editId="6BEEFD56">
+              <wp:anchor distT="0" distB="0" distL="114300" distR="114300" simplePos="0" relativeHeight="251708416" behindDoc="0" locked="0" layoutInCell="1" allowOverlap="1" wp14:anchorId="6C99CFFC" wp14:editId="1117BB9A">
                 <wp:simplePos x="0" y="0"/>
                 <wp:positionH relativeFrom="column">
-                  <wp:posOffset>593271</wp:posOffset>
+                  <wp:posOffset>449967</wp:posOffset>
                 </wp:positionH>
                 <wp:positionV relativeFrom="paragraph">
-                  <wp:posOffset>128451</wp:posOffset>
+                  <wp:posOffset>128270</wp:posOffset>
                 </wp:positionV>
                 <wp:extent cx="45719" cy="337458"/>
                 <wp:effectExtent l="38100" t="0" r="69215" b="62865"/>
@@ -10139,7 +10216,11 @@
           </mc:Choice>
           <mc:Fallback>
             <w:pict>
-              <v:shape w14:anchorId="4AF71DD0" id="Lige pilforbindelse 5" o:spid="_x0000_s1026" type="#_x0000_t32" style="position:absolute;margin-left:46.7pt;margin-top:10.1pt;width:3.6pt;height:26.55pt;z-index:251708416;visibility:visible;mso-wrap-style:square;mso-width-percent:0;mso-height-percent:0;mso-wrap-distance-left:9pt;mso-wrap-distance-top:0;mso-wrap-distance-right:9pt;mso-wrap-distance-bottom:0;mso-position-horizontal:absolute;mso-position-horizontal-relative:text;mso-position-vertical:absolute;mso-position-vertical-relative:text;mso-width-percent:0;mso-height-percent:0;mso-width-relative:margin;mso-height-relative:margin" o:gfxdata="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" strokecolor="#156082 [3204]" strokeweight="1.5pt">
+              <v:shapetype w14:anchorId="415593DB" id="_x0000_t32" coordsize="21600,21600" o:spt="32" o:oned="t" path="m,l21600,21600e" filled="f">
+                <v:path arrowok="t" fillok="f" o:connecttype="none"/>
+                <o:lock v:ext="edit" shapetype="t"/>
+              </v:shapetype>
+              <v:shape id="Lige pilforbindelse 5" o:spid="_x0000_s1026" type="#_x0000_t32" style="position:absolute;margin-left:35.45pt;margin-top:10.1pt;width:3.6pt;height:26.55pt;z-index:251708416;visibility:visible;mso-wrap-style:square;mso-width-percent:0;mso-height-percent:0;mso-wrap-distance-left:9pt;mso-wrap-distance-top:0;mso-wrap-distance-right:9pt;mso-wrap-distance-bottom:0;mso-position-horizontal:absolute;mso-position-horizontal-relative:text;mso-position-vertical:absolute;mso-position-vertical-relative:text;mso-width-percent:0;mso-height-percent:0;mso-width-relative:margin;mso-height-relative:margin" o:gfxdata="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" strokecolor="#156082 [3204]" strokeweight="1.5pt">
                 <v:stroke endarrow="block" joinstyle="miter"/>
               </v:shape>
             </w:pict>
@@ -10149,18 +10230,19 @@
       <w:r>
         <w:rPr>
           <w:noProof/>
+          <w:color w:val="215E99" w:themeColor="text2" w:themeTint="BF"/>
           <w:lang w:val="en-US"/>
         </w:rPr>
         <mc:AlternateContent>
           <mc:Choice Requires="wps">
             <w:drawing>
-              <wp:anchor distT="0" distB="0" distL="114300" distR="114300" simplePos="0" relativeHeight="251694080" behindDoc="0" locked="0" layoutInCell="1" allowOverlap="1" wp14:anchorId="22ED42BE" wp14:editId="24CF7B11">
+              <wp:anchor distT="0" distB="0" distL="114300" distR="114300" simplePos="0" relativeHeight="251694080" behindDoc="0" locked="0" layoutInCell="1" allowOverlap="1" wp14:anchorId="22ED42BE" wp14:editId="1D024926">
                 <wp:simplePos x="0" y="0"/>
                 <wp:positionH relativeFrom="column">
-                  <wp:posOffset>153670</wp:posOffset>
+                  <wp:posOffset>121864</wp:posOffset>
                 </wp:positionH>
                 <wp:positionV relativeFrom="paragraph">
-                  <wp:posOffset>372110</wp:posOffset>
+                  <wp:posOffset>284645</wp:posOffset>
                 </wp:positionV>
                 <wp:extent cx="906780" cy="762000"/>
                 <wp:effectExtent l="0" t="0" r="26670" b="19050"/>
@@ -10213,108 +10295,1036 @@
           </mc:Choice>
           <mc:Fallback>
             <w:pict>
-              <v:rect w14:anchorId="363463DE" id="Rektangel 3" o:spid="_x0000_s1026" style="position:absolute;margin-left:12.1pt;margin-top:29.3pt;width:71.4pt;height:60pt;z-index:251694080;visibility:visible;mso-wrap-style:square;mso-wrap-distance-left:9pt;mso-wrap-distance-top:0;mso-wrap-distance-right:9pt;mso-wrap-distance-bottom:0;mso-position-horizontal:absolute;mso-position-horizontal-relative:text;mso-position-vertical:absolute;mso-position-vertical-relative:text;v-text-anchor:middle" o:gfxdata="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" fillcolor="white [3212]" strokecolor="#030e13 [484]" strokeweight="1.5pt"/>
+              <v:rect w14:anchorId="6FD00D5E" id="Rektangel 3" o:spid="_x0000_s1026" style="position:absolute;margin-left:9.6pt;margin-top:22.4pt;width:71.4pt;height:60pt;z-index:251694080;visibility:visible;mso-wrap-style:square;mso-wrap-distance-left:9pt;mso-wrap-distance-top:0;mso-wrap-distance-right:9pt;mso-wrap-distance-bottom:0;mso-position-horizontal:absolute;mso-position-horizontal-relative:text;mso-position-vertical:absolute;mso-position-vertical-relative:text;v-text-anchor:middle" o:gfxdata="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" fillcolor="white [3212]" strokecolor="#030e13 [484]" strokeweight="1.5pt"/>
             </w:pict>
           </mc:Fallback>
         </mc:AlternateContent>
       </w:r>
     </w:p>
-    <w:p>
-      <w:pPr>
-        <w:pStyle w:val="Overskrift1"/>
-        <w:rPr>
-          <w:rFonts w:ascii="Times New Roman" w:hAnsi="Times New Roman" w:cs="Times New Roman"/>
+    <w:tbl>
+      <w:tblPr>
+        <w:tblStyle w:val="Tabel-Gitter"/>
+        <w:tblpPr w:leftFromText="141" w:rightFromText="141" w:vertAnchor="text" w:horzAnchor="page" w:tblpX="4283" w:tblpY="120"/>
+        <w:tblW w:w="6663" w:type="dxa"/>
+        <w:tblLook w:val="04A0" w:firstRow="1" w:lastRow="0" w:firstColumn="1" w:lastColumn="0" w:noHBand="0" w:noVBand="1"/>
+      </w:tblPr>
+      <w:tblGrid>
+        <w:gridCol w:w="1276"/>
+        <w:gridCol w:w="1701"/>
+        <w:gridCol w:w="1843"/>
+        <w:gridCol w:w="1843"/>
+      </w:tblGrid>
+      <w:tr>
+        <w:tc>
+          <w:tcPr>
+            <w:tcW w:w="1276" w:type="dxa"/>
+          </w:tcPr>
+          <w:p>
+            <w:pPr>
+              <w:rPr>
+                <w:rFonts w:ascii="Times New Roman" w:hAnsi="Times New Roman" w:cs="Times New Roman"/>
+                <w:color w:val="215E99" w:themeColor="text2" w:themeTint="BF"/>
+                <w:lang w:val="en-US"/>
+              </w:rPr>
+            </w:pPr>
+            <w:r>
+              <w:rPr>
+                <w:rFonts w:ascii="Times New Roman" w:hAnsi="Times New Roman" w:cs="Times New Roman"/>
+                <w:color w:val="215E99" w:themeColor="text2" w:themeTint="BF"/>
+                <w:lang w:val="en-US"/>
+              </w:rPr>
+              <w:t xml:space="preserve">      No adjustment</w:t>
+            </w:r>
+          </w:p>
+        </w:tc>
+        <w:tc>
+          <w:tcPr>
+            <w:tcW w:w="1701" w:type="dxa"/>
+          </w:tcPr>
+          <w:p>
+            <w:pPr>
+              <w:rPr>
+                <w:rFonts w:ascii="Times New Roman" w:hAnsi="Times New Roman" w:cs="Times New Roman"/>
+                <w:color w:val="215E99" w:themeColor="text2" w:themeTint="BF"/>
+                <w:lang w:val="en-US"/>
+              </w:rPr>
+            </w:pPr>
+            <w:r>
+              <w:rPr>
+                <w:rFonts w:ascii="Times New Roman" w:hAnsi="Times New Roman" w:cs="Times New Roman"/>
+                <w:color w:val="215E99" w:themeColor="text2" w:themeTint="BF"/>
+                <w:lang w:val="en-US"/>
+              </w:rPr>
+              <w:t>Bonferroni</w:t>
+            </w:r>
+          </w:p>
+          <w:p>
+            <w:pPr>
+              <w:rPr>
+                <w:rFonts w:ascii="Times New Roman" w:hAnsi="Times New Roman" w:cs="Times New Roman"/>
+                <w:color w:val="215E99" w:themeColor="text2" w:themeTint="BF"/>
+                <w:lang w:val="en-US"/>
+              </w:rPr>
+            </w:pPr>
+          </w:p>
+        </w:tc>
+        <w:tc>
+          <w:tcPr>
+            <w:tcW w:w="1843" w:type="dxa"/>
+          </w:tcPr>
+          <w:p>
+            <w:pPr>
+              <w:rPr>
+                <w:rFonts w:ascii="Times New Roman" w:hAnsi="Times New Roman" w:cs="Times New Roman"/>
+                <w:color w:val="215E99" w:themeColor="text2" w:themeTint="BF"/>
+                <w:lang w:val="en-US"/>
+              </w:rPr>
+            </w:pPr>
+            <w:r>
+              <w:rPr>
+                <w:rFonts w:ascii="Times New Roman" w:hAnsi="Times New Roman" w:cs="Times New Roman"/>
+                <w:color w:val="215E99" w:themeColor="text2" w:themeTint="BF"/>
+                <w:lang w:val="en-US"/>
+              </w:rPr>
+              <w:t>Bonferroni-Holm</w:t>
+            </w:r>
+          </w:p>
+        </w:tc>
+        <w:tc>
+          <w:tcPr>
+            <w:tcW w:w="1843" w:type="dxa"/>
+          </w:tcPr>
+          <w:p>
+            <w:pPr>
+              <w:rPr>
+                <w:rFonts w:ascii="Times New Roman" w:hAnsi="Times New Roman" w:cs="Times New Roman"/>
+                <w:color w:val="215E99" w:themeColor="text2" w:themeTint="BF"/>
+                <w:lang w:val="en-US"/>
+              </w:rPr>
+            </w:pPr>
+            <w:r>
+              <w:rPr>
+                <w:rFonts w:ascii="Times New Roman" w:hAnsi="Times New Roman" w:cs="Times New Roman"/>
+                <w:color w:val="215E99" w:themeColor="text2" w:themeTint="BF"/>
+                <w:lang w:val="en-US"/>
+              </w:rPr>
+              <w:t>Hochberg</w:t>
+            </w:r>
+          </w:p>
+        </w:tc>
+      </w:tr>
+      <w:tr>
+        <w:tc>
+          <w:tcPr>
+            <w:tcW w:w="1276" w:type="dxa"/>
+          </w:tcPr>
+          <w:p>
+            <w:pPr>
+              <w:rPr>
+                <w:rFonts w:ascii="Times New Roman" w:hAnsi="Times New Roman" w:cs="Times New Roman"/>
+                <w:color w:val="215E99" w:themeColor="text2" w:themeTint="BF"/>
+                <w:lang w:val="en-US"/>
+              </w:rPr>
+            </w:pPr>
+            <w:r>
+              <w:rPr>
+                <w:rFonts w:ascii="Times New Roman" w:hAnsi="Times New Roman" w:cs="Times New Roman"/>
+                <w:color w:val="215E99" w:themeColor="text2" w:themeTint="BF"/>
+                <w:lang w:val="en-US"/>
+              </w:rPr>
+              <w:t>p</w:t>
+            </w:r>
+            <w:r>
+              <w:rPr>
+                <w:rFonts w:ascii="Times New Roman" w:hAnsi="Times New Roman" w:cs="Times New Roman"/>
+                <w:color w:val="215E99" w:themeColor="text2" w:themeTint="BF"/>
+                <w:vertAlign w:val="subscript"/>
+                <w:lang w:val="en-US"/>
+              </w:rPr>
+              <w:t>1</w:t>
+            </w:r>
+            <w:r>
+              <w:rPr>
+                <w:rFonts w:ascii="Times New Roman" w:hAnsi="Times New Roman" w:cs="Times New Roman"/>
+                <w:color w:val="215E99" w:themeColor="text2" w:themeTint="BF"/>
+                <w:lang w:val="en-US"/>
+              </w:rPr>
+              <w:t>=0.04</w:t>
+            </w:r>
+          </w:p>
+        </w:tc>
+        <w:tc>
+          <w:tcPr>
+            <w:tcW w:w="1701" w:type="dxa"/>
+          </w:tcPr>
+          <w:p>
+            <w:pPr>
+              <w:rPr>
+                <w:rFonts w:ascii="Times New Roman" w:hAnsi="Times New Roman" w:cs="Times New Roman"/>
+                <w:color w:val="215E99" w:themeColor="text2" w:themeTint="BF"/>
+                <w:lang w:val="en-US"/>
+              </w:rPr>
+            </w:pPr>
+            <w:r>
+              <w:rPr>
+                <w:rFonts w:ascii="Times New Roman" w:hAnsi="Times New Roman" w:cs="Times New Roman"/>
+                <w:color w:val="215E99" w:themeColor="text2" w:themeTint="BF"/>
+                <w:lang w:val="en-US"/>
+              </w:rPr>
+              <w:t>p</w:t>
+            </w:r>
+            <w:r>
+              <w:rPr>
+                <w:rFonts w:ascii="Times New Roman" w:hAnsi="Times New Roman" w:cs="Times New Roman"/>
+                <w:color w:val="215E99" w:themeColor="text2" w:themeTint="BF"/>
+                <w:vertAlign w:val="subscript"/>
+                <w:lang w:val="en-US"/>
+              </w:rPr>
+              <w:t>B1</w:t>
+            </w:r>
+            <w:r>
+              <w:rPr>
+                <w:rFonts w:ascii="Times New Roman" w:hAnsi="Times New Roman" w:cs="Times New Roman"/>
+                <w:color w:val="215E99" w:themeColor="text2" w:themeTint="BF"/>
+                <w:lang w:val="en-US"/>
+              </w:rPr>
+              <w:t xml:space="preserve">=0.160  </w:t>
+            </w:r>
+          </w:p>
+          <w:p>
+            <w:pPr>
+              <w:rPr>
+                <w:rFonts w:ascii="Times New Roman" w:hAnsi="Times New Roman" w:cs="Times New Roman"/>
+                <w:color w:val="215E99" w:themeColor="text2" w:themeTint="BF"/>
+                <w:lang w:val="en-US"/>
+              </w:rPr>
+            </w:pPr>
+            <w:r>
+              <w:rPr>
+                <w:rFonts w:ascii="Times New Roman" w:hAnsi="Times New Roman" w:cs="Times New Roman"/>
+                <w:color w:val="215E99" w:themeColor="text2" w:themeTint="BF"/>
+                <w:lang w:val="en-US"/>
+              </w:rPr>
+              <w:t>(multiply by 4)</w:t>
+            </w:r>
+          </w:p>
+        </w:tc>
+        <w:tc>
+          <w:tcPr>
+            <w:tcW w:w="1843" w:type="dxa"/>
+          </w:tcPr>
+          <w:p>
+            <w:pPr>
+              <w:rPr>
+                <w:rFonts w:ascii="Times New Roman" w:hAnsi="Times New Roman" w:cs="Times New Roman"/>
+                <w:color w:val="215E99" w:themeColor="text2" w:themeTint="BF"/>
+                <w:lang w:val="en-US"/>
+              </w:rPr>
+            </w:pPr>
+            <w:r>
+              <w:rPr>
+                <w:rFonts w:ascii="Times New Roman" w:hAnsi="Times New Roman" w:cs="Times New Roman"/>
+                <w:color w:val="215E99" w:themeColor="text2" w:themeTint="BF"/>
+                <w:lang w:val="en-US"/>
+              </w:rPr>
+              <w:t>p</w:t>
+            </w:r>
+            <w:r>
+              <w:rPr>
+                <w:rFonts w:ascii="Times New Roman" w:hAnsi="Times New Roman" w:cs="Times New Roman"/>
+                <w:color w:val="215E99" w:themeColor="text2" w:themeTint="BF"/>
+                <w:vertAlign w:val="subscript"/>
+                <w:lang w:val="en-US"/>
+              </w:rPr>
+              <w:t>B1</w:t>
+            </w:r>
+            <w:r>
+              <w:rPr>
+                <w:rFonts w:ascii="Times New Roman" w:hAnsi="Times New Roman" w:cs="Times New Roman"/>
+                <w:color w:val="215E99" w:themeColor="text2" w:themeTint="BF"/>
+                <w:lang w:val="en-US"/>
+              </w:rPr>
+              <w:t xml:space="preserve">=0.054 </w:t>
+            </w:r>
+          </w:p>
+          <w:p>
+            <w:pPr>
+              <w:rPr>
+                <w:rFonts w:ascii="Times New Roman" w:hAnsi="Times New Roman" w:cs="Times New Roman"/>
+                <w:color w:val="215E99" w:themeColor="text2" w:themeTint="BF"/>
+                <w:lang w:val="en-US"/>
+              </w:rPr>
+            </w:pPr>
+            <w:r>
+              <w:rPr>
+                <w:rFonts w:ascii="Times New Roman" w:hAnsi="Times New Roman" w:cs="Times New Roman"/>
+                <w:color w:val="215E99" w:themeColor="text2" w:themeTint="BF"/>
+                <w:lang w:val="en-US"/>
+              </w:rPr>
+              <w:t>(at least p</w:t>
+            </w:r>
+            <w:r>
+              <w:rPr>
+                <w:rFonts w:ascii="Times New Roman" w:hAnsi="Times New Roman" w:cs="Times New Roman"/>
+                <w:color w:val="215E99" w:themeColor="text2" w:themeTint="BF"/>
+                <w:vertAlign w:val="subscript"/>
+                <w:lang w:val="en-US"/>
+              </w:rPr>
+              <w:t>B2</w:t>
+            </w:r>
+            <w:r>
+              <w:rPr>
+                <w:rFonts w:ascii="Times New Roman" w:hAnsi="Times New Roman" w:cs="Times New Roman"/>
+                <w:color w:val="215E99" w:themeColor="text2" w:themeTint="BF"/>
+                <w:lang w:val="en-US"/>
+              </w:rPr>
+              <w:t>)</w:t>
+            </w:r>
+          </w:p>
+        </w:tc>
+        <w:tc>
+          <w:tcPr>
+            <w:tcW w:w="1843" w:type="dxa"/>
+          </w:tcPr>
+          <w:p>
+            <w:pPr>
+              <w:rPr>
+                <w:rFonts w:ascii="Times New Roman" w:hAnsi="Times New Roman" w:cs="Times New Roman"/>
+                <w:color w:val="215E99" w:themeColor="text2" w:themeTint="BF"/>
+                <w:lang w:val="en-US"/>
+              </w:rPr>
+            </w:pPr>
+            <w:r>
+              <w:rPr>
+                <w:rFonts w:ascii="Times New Roman" w:hAnsi="Times New Roman" w:cs="Times New Roman"/>
+                <w:color w:val="215E99" w:themeColor="text2" w:themeTint="BF"/>
+                <w:lang w:val="en-US"/>
+              </w:rPr>
+              <w:t>p</w:t>
+            </w:r>
+            <w:r>
+              <w:rPr>
+                <w:rFonts w:ascii="Times New Roman" w:hAnsi="Times New Roman" w:cs="Times New Roman"/>
+                <w:color w:val="215E99" w:themeColor="text2" w:themeTint="BF"/>
+                <w:vertAlign w:val="subscript"/>
+                <w:lang w:val="en-US"/>
+              </w:rPr>
+              <w:t>B1</w:t>
+            </w:r>
+            <w:r>
+              <w:rPr>
+                <w:rFonts w:ascii="Times New Roman" w:hAnsi="Times New Roman" w:cs="Times New Roman"/>
+                <w:color w:val="215E99" w:themeColor="text2" w:themeTint="BF"/>
+                <w:lang w:val="en-US"/>
+              </w:rPr>
+              <w:t>=0.04</w:t>
+            </w:r>
+          </w:p>
+          <w:p>
+            <w:pPr>
+              <w:rPr>
+                <w:rFonts w:ascii="Times New Roman" w:hAnsi="Times New Roman" w:cs="Times New Roman"/>
+                <w:color w:val="215E99" w:themeColor="text2" w:themeTint="BF"/>
+                <w:lang w:val="en-US"/>
+              </w:rPr>
+            </w:pPr>
+            <w:r>
+              <w:rPr>
+                <w:rFonts w:ascii="Times New Roman" w:hAnsi="Times New Roman" w:cs="Times New Roman"/>
+                <w:color w:val="215E99" w:themeColor="text2" w:themeTint="BF"/>
+                <w:lang w:val="en-US"/>
+              </w:rPr>
+              <w:t>(multiply by 1)</w:t>
+            </w:r>
+          </w:p>
+        </w:tc>
+      </w:tr>
+      <w:tr>
+        <w:tc>
+          <w:tcPr>
+            <w:tcW w:w="1276" w:type="dxa"/>
+          </w:tcPr>
+          <w:p>
+            <w:pPr>
+              <w:rPr>
+                <w:rFonts w:ascii="Times New Roman" w:hAnsi="Times New Roman" w:cs="Times New Roman"/>
+                <w:color w:val="215E99" w:themeColor="text2" w:themeTint="BF"/>
+                <w:lang w:val="en-US"/>
+              </w:rPr>
+            </w:pPr>
+            <w:r>
+              <w:rPr>
+                <w:rFonts w:ascii="Times New Roman" w:hAnsi="Times New Roman" w:cs="Times New Roman"/>
+                <w:color w:val="215E99" w:themeColor="text2" w:themeTint="BF"/>
+                <w:lang w:val="en-US"/>
+              </w:rPr>
+              <w:t>p</w:t>
+            </w:r>
+            <w:r>
+              <w:rPr>
+                <w:rFonts w:ascii="Times New Roman" w:hAnsi="Times New Roman" w:cs="Times New Roman"/>
+                <w:color w:val="215E99" w:themeColor="text2" w:themeTint="BF"/>
+                <w:vertAlign w:val="subscript"/>
+                <w:lang w:val="en-US"/>
+              </w:rPr>
+              <w:t>2</w:t>
+            </w:r>
+            <w:r>
+              <w:rPr>
+                <w:rFonts w:ascii="Times New Roman" w:hAnsi="Times New Roman" w:cs="Times New Roman"/>
+                <w:color w:val="215E99" w:themeColor="text2" w:themeTint="BF"/>
+                <w:lang w:val="en-US"/>
+              </w:rPr>
+              <w:t>=0.019</w:t>
+            </w:r>
+          </w:p>
+        </w:tc>
+        <w:tc>
+          <w:tcPr>
+            <w:tcW w:w="1701" w:type="dxa"/>
+          </w:tcPr>
+          <w:p>
+            <w:pPr>
+              <w:rPr>
+                <w:rFonts w:ascii="Times New Roman" w:hAnsi="Times New Roman" w:cs="Times New Roman"/>
+                <w:color w:val="215E99" w:themeColor="text2" w:themeTint="BF"/>
+                <w:lang w:val="en-US"/>
+              </w:rPr>
+            </w:pPr>
+            <w:r>
+              <w:rPr>
+                <w:rFonts w:ascii="Times New Roman" w:hAnsi="Times New Roman" w:cs="Times New Roman"/>
+                <w:color w:val="215E99" w:themeColor="text2" w:themeTint="BF"/>
+                <w:lang w:val="en-US"/>
+              </w:rPr>
+              <w:t>p</w:t>
+            </w:r>
+            <w:r>
+              <w:rPr>
+                <w:rFonts w:ascii="Times New Roman" w:hAnsi="Times New Roman" w:cs="Times New Roman"/>
+                <w:color w:val="215E99" w:themeColor="text2" w:themeTint="BF"/>
+                <w:vertAlign w:val="subscript"/>
+                <w:lang w:val="en-US"/>
+              </w:rPr>
+              <w:t>B2</w:t>
+            </w:r>
+            <w:r>
+              <w:rPr>
+                <w:rFonts w:ascii="Times New Roman" w:hAnsi="Times New Roman" w:cs="Times New Roman"/>
+                <w:color w:val="215E99" w:themeColor="text2" w:themeTint="BF"/>
+                <w:lang w:val="en-US"/>
+              </w:rPr>
+              <w:t xml:space="preserve"> =0.076 </w:t>
+            </w:r>
+          </w:p>
+          <w:p>
+            <w:pPr>
+              <w:rPr>
+                <w:rFonts w:ascii="Times New Roman" w:hAnsi="Times New Roman" w:cs="Times New Roman"/>
+                <w:color w:val="215E99" w:themeColor="text2" w:themeTint="BF"/>
+                <w:lang w:val="en-US"/>
+              </w:rPr>
+            </w:pPr>
+            <w:r>
+              <w:rPr>
+                <w:rFonts w:ascii="Times New Roman" w:hAnsi="Times New Roman" w:cs="Times New Roman"/>
+                <w:color w:val="215E99" w:themeColor="text2" w:themeTint="BF"/>
+                <w:lang w:val="en-US"/>
+              </w:rPr>
+              <w:t>(multiply by 4)</w:t>
+            </w:r>
+          </w:p>
+        </w:tc>
+        <w:tc>
+          <w:tcPr>
+            <w:tcW w:w="1843" w:type="dxa"/>
+          </w:tcPr>
+          <w:p>
+            <w:pPr>
+              <w:rPr>
+                <w:rFonts w:ascii="Times New Roman" w:hAnsi="Times New Roman" w:cs="Times New Roman"/>
+                <w:color w:val="215E99" w:themeColor="text2" w:themeTint="BF"/>
+                <w:lang w:val="en-US"/>
+              </w:rPr>
+            </w:pPr>
+            <w:r>
+              <w:rPr>
+                <w:rFonts w:ascii="Times New Roman" w:hAnsi="Times New Roman" w:cs="Times New Roman"/>
+                <w:color w:val="215E99" w:themeColor="text2" w:themeTint="BF"/>
+                <w:lang w:val="en-US"/>
+              </w:rPr>
+              <w:t>p</w:t>
+            </w:r>
+            <w:r>
+              <w:rPr>
+                <w:rFonts w:ascii="Times New Roman" w:hAnsi="Times New Roman" w:cs="Times New Roman"/>
+                <w:color w:val="215E99" w:themeColor="text2" w:themeTint="BF"/>
+                <w:vertAlign w:val="subscript"/>
+                <w:lang w:val="en-US"/>
+              </w:rPr>
+              <w:t>B2</w:t>
+            </w:r>
+            <w:r>
+              <w:rPr>
+                <w:rFonts w:ascii="Times New Roman" w:hAnsi="Times New Roman" w:cs="Times New Roman"/>
+                <w:color w:val="215E99" w:themeColor="text2" w:themeTint="BF"/>
+                <w:lang w:val="en-US"/>
+              </w:rPr>
+              <w:t xml:space="preserve"> =0.054 </w:t>
+            </w:r>
+          </w:p>
+          <w:p>
+            <w:pPr>
+              <w:rPr>
+                <w:rFonts w:ascii="Times New Roman" w:hAnsi="Times New Roman" w:cs="Times New Roman"/>
+                <w:color w:val="215E99" w:themeColor="text2" w:themeTint="BF"/>
+                <w:lang w:val="en-US"/>
+              </w:rPr>
+            </w:pPr>
+            <w:r>
+              <w:rPr>
+                <w:rFonts w:ascii="Times New Roman" w:hAnsi="Times New Roman" w:cs="Times New Roman"/>
+                <w:color w:val="215E99" w:themeColor="text2" w:themeTint="BF"/>
+                <w:lang w:val="en-US"/>
+              </w:rPr>
+              <w:t>(at least p</w:t>
+            </w:r>
+            <w:r>
+              <w:rPr>
+                <w:rFonts w:ascii="Times New Roman" w:hAnsi="Times New Roman" w:cs="Times New Roman"/>
+                <w:color w:val="215E99" w:themeColor="text2" w:themeTint="BF"/>
+                <w:vertAlign w:val="subscript"/>
+                <w:lang w:val="en-US"/>
+              </w:rPr>
+              <w:t>B3</w:t>
+            </w:r>
+            <w:r>
+              <w:rPr>
+                <w:rFonts w:ascii="Times New Roman" w:hAnsi="Times New Roman" w:cs="Times New Roman"/>
+                <w:color w:val="215E99" w:themeColor="text2" w:themeTint="BF"/>
+                <w:lang w:val="en-US"/>
+              </w:rPr>
+              <w:t>)</w:t>
+            </w:r>
+          </w:p>
+        </w:tc>
+        <w:tc>
+          <w:tcPr>
+            <w:tcW w:w="1843" w:type="dxa"/>
+          </w:tcPr>
+          <w:p>
+            <w:pPr>
+              <w:rPr>
+                <w:rFonts w:ascii="Times New Roman" w:hAnsi="Times New Roman" w:cs="Times New Roman"/>
+                <w:color w:val="215E99" w:themeColor="text2" w:themeTint="BF"/>
+                <w:lang w:val="en-US"/>
+              </w:rPr>
+            </w:pPr>
+            <w:r>
+              <w:rPr>
+                <w:rFonts w:ascii="Times New Roman" w:hAnsi="Times New Roman" w:cs="Times New Roman"/>
+                <w:color w:val="215E99" w:themeColor="text2" w:themeTint="BF"/>
+                <w:lang w:val="en-US"/>
+              </w:rPr>
+              <w:t>p</w:t>
+            </w:r>
+            <w:r>
+              <w:rPr>
+                <w:rFonts w:ascii="Times New Roman" w:hAnsi="Times New Roman" w:cs="Times New Roman"/>
+                <w:color w:val="215E99" w:themeColor="text2" w:themeTint="BF"/>
+                <w:vertAlign w:val="subscript"/>
+                <w:lang w:val="en-US"/>
+              </w:rPr>
+              <w:t>B2</w:t>
+            </w:r>
+            <w:r>
+              <w:rPr>
+                <w:rFonts w:ascii="Times New Roman" w:hAnsi="Times New Roman" w:cs="Times New Roman"/>
+                <w:color w:val="215E99" w:themeColor="text2" w:themeTint="BF"/>
+                <w:lang w:val="en-US"/>
+              </w:rPr>
+              <w:t>=0.038</w:t>
+            </w:r>
+          </w:p>
+          <w:p>
+            <w:pPr>
+              <w:rPr>
+                <w:rFonts w:ascii="Times New Roman" w:hAnsi="Times New Roman" w:cs="Times New Roman"/>
+                <w:color w:val="215E99" w:themeColor="text2" w:themeTint="BF"/>
+                <w:lang w:val="en-US"/>
+              </w:rPr>
+            </w:pPr>
+            <w:r>
+              <w:rPr>
+                <w:rFonts w:ascii="Times New Roman" w:hAnsi="Times New Roman" w:cs="Times New Roman"/>
+                <w:color w:val="215E99" w:themeColor="text2" w:themeTint="BF"/>
+                <w:lang w:val="en-US"/>
+              </w:rPr>
+              <w:t>(multiply by 2)</w:t>
+            </w:r>
+          </w:p>
+        </w:tc>
+      </w:tr>
+      <w:tr>
+        <w:tc>
+          <w:tcPr>
+            <w:tcW w:w="1276" w:type="dxa"/>
+          </w:tcPr>
+          <w:p>
+            <w:pPr>
+              <w:rPr>
+                <w:rFonts w:ascii="Times New Roman" w:hAnsi="Times New Roman" w:cs="Times New Roman"/>
+                <w:color w:val="215E99" w:themeColor="text2" w:themeTint="BF"/>
+                <w:lang w:val="en-US"/>
+              </w:rPr>
+            </w:pPr>
+            <w:r>
+              <w:rPr>
+                <w:rFonts w:ascii="Times New Roman" w:hAnsi="Times New Roman" w:cs="Times New Roman"/>
+                <w:color w:val="215E99" w:themeColor="text2" w:themeTint="BF"/>
+                <w:lang w:val="en-US"/>
+              </w:rPr>
+              <w:t>p</w:t>
+            </w:r>
+            <w:r>
+              <w:rPr>
+                <w:rFonts w:ascii="Times New Roman" w:hAnsi="Times New Roman" w:cs="Times New Roman"/>
+                <w:color w:val="215E99" w:themeColor="text2" w:themeTint="BF"/>
+                <w:vertAlign w:val="subscript"/>
+                <w:lang w:val="en-US"/>
+              </w:rPr>
+              <w:t>3</w:t>
+            </w:r>
+            <w:r>
+              <w:rPr>
+                <w:rFonts w:ascii="Times New Roman" w:hAnsi="Times New Roman" w:cs="Times New Roman"/>
+                <w:color w:val="215E99" w:themeColor="text2" w:themeTint="BF"/>
+                <w:lang w:val="en-US"/>
+              </w:rPr>
+              <w:t>=0.018</w:t>
+            </w:r>
+          </w:p>
+        </w:tc>
+        <w:tc>
+          <w:tcPr>
+            <w:tcW w:w="1701" w:type="dxa"/>
+          </w:tcPr>
+          <w:p>
+            <w:pPr>
+              <w:rPr>
+                <w:rFonts w:ascii="Times New Roman" w:hAnsi="Times New Roman" w:cs="Times New Roman"/>
+                <w:color w:val="215E99" w:themeColor="text2" w:themeTint="BF"/>
+                <w:lang w:val="en-US"/>
+              </w:rPr>
+            </w:pPr>
+            <w:r>
+              <w:rPr>
+                <w:rFonts w:ascii="Times New Roman" w:hAnsi="Times New Roman" w:cs="Times New Roman"/>
+                <w:color w:val="215E99" w:themeColor="text2" w:themeTint="BF"/>
+                <w:lang w:val="en-US"/>
+              </w:rPr>
+              <w:t>p</w:t>
+            </w:r>
+            <w:r>
+              <w:rPr>
+                <w:rFonts w:ascii="Times New Roman" w:hAnsi="Times New Roman" w:cs="Times New Roman"/>
+                <w:color w:val="215E99" w:themeColor="text2" w:themeTint="BF"/>
+                <w:vertAlign w:val="subscript"/>
+                <w:lang w:val="en-US"/>
+              </w:rPr>
+              <w:t>B3</w:t>
+            </w:r>
+            <w:r>
+              <w:rPr>
+                <w:rFonts w:ascii="Times New Roman" w:hAnsi="Times New Roman" w:cs="Times New Roman"/>
+                <w:color w:val="215E99" w:themeColor="text2" w:themeTint="BF"/>
+                <w:lang w:val="en-US"/>
+              </w:rPr>
+              <w:t xml:space="preserve"> =0.072 </w:t>
+            </w:r>
+          </w:p>
+          <w:p>
+            <w:pPr>
+              <w:rPr>
+                <w:rFonts w:ascii="Times New Roman" w:hAnsi="Times New Roman" w:cs="Times New Roman"/>
+                <w:color w:val="215E99" w:themeColor="text2" w:themeTint="BF"/>
+                <w:lang w:val="en-US"/>
+              </w:rPr>
+            </w:pPr>
+            <w:r>
+              <w:rPr>
+                <w:rFonts w:ascii="Times New Roman" w:hAnsi="Times New Roman" w:cs="Times New Roman"/>
+                <w:color w:val="215E99" w:themeColor="text2" w:themeTint="BF"/>
+                <w:lang w:val="en-US"/>
+              </w:rPr>
+              <w:t>(multiply by 4)</w:t>
+            </w:r>
+          </w:p>
+        </w:tc>
+        <w:tc>
+          <w:tcPr>
+            <w:tcW w:w="1843" w:type="dxa"/>
+          </w:tcPr>
+          <w:p>
+            <w:pPr>
+              <w:rPr>
+                <w:rFonts w:ascii="Times New Roman" w:hAnsi="Times New Roman" w:cs="Times New Roman"/>
+                <w:color w:val="215E99" w:themeColor="text2" w:themeTint="BF"/>
+                <w:lang w:val="en-US"/>
+              </w:rPr>
+            </w:pPr>
+            <w:r>
+              <w:rPr>
+                <w:rFonts w:ascii="Times New Roman" w:hAnsi="Times New Roman" w:cs="Times New Roman"/>
+                <w:color w:val="215E99" w:themeColor="text2" w:themeTint="BF"/>
+                <w:lang w:val="en-US"/>
+              </w:rPr>
+              <w:t>p</w:t>
+            </w:r>
+            <w:r>
+              <w:rPr>
+                <w:rFonts w:ascii="Times New Roman" w:hAnsi="Times New Roman" w:cs="Times New Roman"/>
+                <w:color w:val="215E99" w:themeColor="text2" w:themeTint="BF"/>
+                <w:vertAlign w:val="subscript"/>
+                <w:lang w:val="en-US"/>
+              </w:rPr>
+              <w:t>B3</w:t>
+            </w:r>
+            <w:r>
+              <w:rPr>
+                <w:rFonts w:ascii="Times New Roman" w:hAnsi="Times New Roman" w:cs="Times New Roman"/>
+                <w:color w:val="215E99" w:themeColor="text2" w:themeTint="BF"/>
+                <w:lang w:val="en-US"/>
+              </w:rPr>
+              <w:t xml:space="preserve"> =0.054 </w:t>
+            </w:r>
+          </w:p>
+          <w:p>
+            <w:pPr>
+              <w:rPr>
+                <w:rFonts w:ascii="Times New Roman" w:hAnsi="Times New Roman" w:cs="Times New Roman"/>
+                <w:color w:val="215E99" w:themeColor="text2" w:themeTint="BF"/>
+                <w:lang w:val="en-US"/>
+              </w:rPr>
+            </w:pPr>
+            <w:r>
+              <w:rPr>
+                <w:rFonts w:ascii="Times New Roman" w:hAnsi="Times New Roman" w:cs="Times New Roman"/>
+                <w:color w:val="215E99" w:themeColor="text2" w:themeTint="BF"/>
+                <w:lang w:val="en-US"/>
+              </w:rPr>
+              <w:t>(multiply by 3)</w:t>
+            </w:r>
+          </w:p>
+        </w:tc>
+        <w:tc>
+          <w:tcPr>
+            <w:tcW w:w="1843" w:type="dxa"/>
+          </w:tcPr>
+          <w:p>
+            <w:pPr>
+              <w:rPr>
+                <w:rFonts w:ascii="Times New Roman" w:hAnsi="Times New Roman" w:cs="Times New Roman"/>
+                <w:color w:val="215E99" w:themeColor="text2" w:themeTint="BF"/>
+                <w:lang w:val="en-US"/>
+              </w:rPr>
+            </w:pPr>
+            <w:r>
+              <w:rPr>
+                <w:rFonts w:ascii="Times New Roman" w:hAnsi="Times New Roman" w:cs="Times New Roman"/>
+                <w:color w:val="215E99" w:themeColor="text2" w:themeTint="BF"/>
+                <w:lang w:val="en-US"/>
+              </w:rPr>
+              <w:t>p</w:t>
+            </w:r>
+            <w:r>
+              <w:rPr>
+                <w:rFonts w:ascii="Times New Roman" w:hAnsi="Times New Roman" w:cs="Times New Roman"/>
+                <w:color w:val="215E99" w:themeColor="text2" w:themeTint="BF"/>
+                <w:vertAlign w:val="subscript"/>
+                <w:lang w:val="en-US"/>
+              </w:rPr>
+              <w:t>B3</w:t>
+            </w:r>
+            <w:r>
+              <w:rPr>
+                <w:rFonts w:ascii="Times New Roman" w:hAnsi="Times New Roman" w:cs="Times New Roman"/>
+                <w:color w:val="215E99" w:themeColor="text2" w:themeTint="BF"/>
+                <w:lang w:val="en-US"/>
+              </w:rPr>
+              <w:t>=0.038</w:t>
+            </w:r>
+          </w:p>
+          <w:p>
+            <w:pPr>
+              <w:rPr>
+                <w:rFonts w:ascii="Times New Roman" w:hAnsi="Times New Roman" w:cs="Times New Roman"/>
+                <w:color w:val="215E99" w:themeColor="text2" w:themeTint="BF"/>
+                <w:lang w:val="en-US"/>
+              </w:rPr>
+            </w:pPr>
+            <w:r>
+              <w:rPr>
+                <w:rFonts w:ascii="Times New Roman" w:hAnsi="Times New Roman" w:cs="Times New Roman"/>
+                <w:color w:val="215E99" w:themeColor="text2" w:themeTint="BF"/>
+                <w:lang w:val="en-US"/>
+              </w:rPr>
+              <w:t>(at most p</w:t>
+            </w:r>
+            <w:r>
+              <w:rPr>
+                <w:rFonts w:ascii="Times New Roman" w:hAnsi="Times New Roman" w:cs="Times New Roman"/>
+                <w:color w:val="215E99" w:themeColor="text2" w:themeTint="BF"/>
+                <w:vertAlign w:val="subscript"/>
+                <w:lang w:val="en-US"/>
+              </w:rPr>
+              <w:t>B2</w:t>
+            </w:r>
+            <w:r>
+              <w:rPr>
+                <w:rFonts w:ascii="Times New Roman" w:hAnsi="Times New Roman" w:cs="Times New Roman"/>
+                <w:color w:val="215E99" w:themeColor="text2" w:themeTint="BF"/>
+                <w:lang w:val="en-US"/>
+              </w:rPr>
+              <w:t>)</w:t>
+            </w:r>
+          </w:p>
+        </w:tc>
+      </w:tr>
+      <w:tr>
+        <w:tc>
+          <w:tcPr>
+            <w:tcW w:w="1276" w:type="dxa"/>
+          </w:tcPr>
+          <w:p>
+            <w:pPr>
+              <w:rPr>
+                <w:rFonts w:ascii="Times New Roman" w:hAnsi="Times New Roman" w:cs="Times New Roman"/>
+                <w:color w:val="215E99" w:themeColor="text2" w:themeTint="BF"/>
+                <w:lang w:val="en-US"/>
+              </w:rPr>
+            </w:pPr>
+            <w:r>
+              <w:rPr>
+                <w:rFonts w:ascii="Times New Roman" w:hAnsi="Times New Roman" w:cs="Times New Roman"/>
+                <w:color w:val="215E99" w:themeColor="text2" w:themeTint="BF"/>
+                <w:lang w:val="en-US"/>
+              </w:rPr>
+              <w:t>p</w:t>
+            </w:r>
+            <w:r>
+              <w:rPr>
+                <w:rFonts w:ascii="Times New Roman" w:hAnsi="Times New Roman" w:cs="Times New Roman"/>
+                <w:color w:val="215E99" w:themeColor="text2" w:themeTint="BF"/>
+                <w:vertAlign w:val="subscript"/>
+                <w:lang w:val="en-US"/>
+              </w:rPr>
+              <w:t>4</w:t>
+            </w:r>
+            <w:r>
+              <w:rPr>
+                <w:rFonts w:ascii="Times New Roman" w:hAnsi="Times New Roman" w:cs="Times New Roman"/>
+                <w:color w:val="215E99" w:themeColor="text2" w:themeTint="BF"/>
+                <w:lang w:val="en-US"/>
+              </w:rPr>
+              <w:t>=0.005</w:t>
+            </w:r>
+          </w:p>
+        </w:tc>
+        <w:tc>
+          <w:tcPr>
+            <w:tcW w:w="1701" w:type="dxa"/>
+          </w:tcPr>
+          <w:p>
+            <w:pPr>
+              <w:rPr>
+                <w:rFonts w:ascii="Times New Roman" w:hAnsi="Times New Roman" w:cs="Times New Roman"/>
+                <w:color w:val="215E99" w:themeColor="text2" w:themeTint="BF"/>
+                <w:lang w:val="en-US"/>
+              </w:rPr>
+            </w:pPr>
+            <w:r>
+              <w:rPr>
+                <w:rFonts w:ascii="Times New Roman" w:hAnsi="Times New Roman" w:cs="Times New Roman"/>
+                <w:color w:val="215E99" w:themeColor="text2" w:themeTint="BF"/>
+                <w:lang w:val="en-US"/>
+              </w:rPr>
+              <w:t>p</w:t>
+            </w:r>
+            <w:r>
+              <w:rPr>
+                <w:rFonts w:ascii="Times New Roman" w:hAnsi="Times New Roman" w:cs="Times New Roman"/>
+                <w:color w:val="215E99" w:themeColor="text2" w:themeTint="BF"/>
+                <w:vertAlign w:val="subscript"/>
+                <w:lang w:val="en-US"/>
+              </w:rPr>
+              <w:t>B4</w:t>
+            </w:r>
+            <w:r>
+              <w:rPr>
+                <w:rFonts w:ascii="Times New Roman" w:hAnsi="Times New Roman" w:cs="Times New Roman"/>
+                <w:color w:val="215E99" w:themeColor="text2" w:themeTint="BF"/>
+                <w:lang w:val="en-US"/>
+              </w:rPr>
+              <w:t xml:space="preserve"> =0.020 </w:t>
+            </w:r>
+          </w:p>
+          <w:p>
+            <w:pPr>
+              <w:rPr>
+                <w:rFonts w:ascii="Times New Roman" w:hAnsi="Times New Roman" w:cs="Times New Roman"/>
+                <w:color w:val="215E99" w:themeColor="text2" w:themeTint="BF"/>
+                <w:lang w:val="en-US"/>
+              </w:rPr>
+            </w:pPr>
+            <w:r>
+              <w:rPr>
+                <w:rFonts w:ascii="Times New Roman" w:hAnsi="Times New Roman" w:cs="Times New Roman"/>
+                <w:color w:val="215E99" w:themeColor="text2" w:themeTint="BF"/>
+                <w:lang w:val="en-US"/>
+              </w:rPr>
+              <w:t>(multiply by 4)</w:t>
+            </w:r>
+          </w:p>
+        </w:tc>
+        <w:tc>
+          <w:tcPr>
+            <w:tcW w:w="1843" w:type="dxa"/>
+          </w:tcPr>
+          <w:p>
+            <w:pPr>
+              <w:rPr>
+                <w:rFonts w:ascii="Times New Roman" w:hAnsi="Times New Roman" w:cs="Times New Roman"/>
+                <w:color w:val="215E99" w:themeColor="text2" w:themeTint="BF"/>
+                <w:lang w:val="en-US"/>
+              </w:rPr>
+            </w:pPr>
+            <w:r>
+              <w:rPr>
+                <w:rFonts w:ascii="Times New Roman" w:hAnsi="Times New Roman" w:cs="Times New Roman"/>
+                <w:color w:val="215E99" w:themeColor="text2" w:themeTint="BF"/>
+                <w:lang w:val="en-US"/>
+              </w:rPr>
+              <w:t>p</w:t>
+            </w:r>
+            <w:r>
+              <w:rPr>
+                <w:rFonts w:ascii="Times New Roman" w:hAnsi="Times New Roman" w:cs="Times New Roman"/>
+                <w:color w:val="215E99" w:themeColor="text2" w:themeTint="BF"/>
+                <w:vertAlign w:val="subscript"/>
+                <w:lang w:val="en-US"/>
+              </w:rPr>
+              <w:t>B4</w:t>
+            </w:r>
+            <w:r>
+              <w:rPr>
+                <w:rFonts w:ascii="Times New Roman" w:hAnsi="Times New Roman" w:cs="Times New Roman"/>
+                <w:color w:val="215E99" w:themeColor="text2" w:themeTint="BF"/>
+                <w:lang w:val="en-US"/>
+              </w:rPr>
+              <w:t xml:space="preserve"> =0.020 </w:t>
+            </w:r>
+          </w:p>
+          <w:p>
+            <w:pPr>
+              <w:rPr>
+                <w:rFonts w:ascii="Times New Roman" w:hAnsi="Times New Roman" w:cs="Times New Roman"/>
+                <w:color w:val="215E99" w:themeColor="text2" w:themeTint="BF"/>
+                <w:lang w:val="en-US"/>
+              </w:rPr>
+            </w:pPr>
+            <w:r>
+              <w:rPr>
+                <w:rFonts w:ascii="Times New Roman" w:hAnsi="Times New Roman" w:cs="Times New Roman"/>
+                <w:color w:val="215E99" w:themeColor="text2" w:themeTint="BF"/>
+                <w:lang w:val="en-US"/>
+              </w:rPr>
+              <w:t>(multiply by 4)</w:t>
+            </w:r>
+          </w:p>
+        </w:tc>
+        <w:tc>
+          <w:tcPr>
+            <w:tcW w:w="1843" w:type="dxa"/>
+          </w:tcPr>
+          <w:p>
+            <w:pPr>
+              <w:rPr>
+                <w:rFonts w:ascii="Times New Roman" w:hAnsi="Times New Roman" w:cs="Times New Roman"/>
+                <w:color w:val="215E99" w:themeColor="text2" w:themeTint="BF"/>
+                <w:lang w:val="en-US"/>
+              </w:rPr>
+            </w:pPr>
+            <w:r>
+              <w:rPr>
+                <w:rFonts w:ascii="Times New Roman" w:hAnsi="Times New Roman" w:cs="Times New Roman"/>
+                <w:color w:val="215E99" w:themeColor="text2" w:themeTint="BF"/>
+                <w:lang w:val="en-US"/>
+              </w:rPr>
+              <w:t>p</w:t>
+            </w:r>
+            <w:r>
+              <w:rPr>
+                <w:rFonts w:ascii="Times New Roman" w:hAnsi="Times New Roman" w:cs="Times New Roman"/>
+                <w:color w:val="215E99" w:themeColor="text2" w:themeTint="BF"/>
+                <w:vertAlign w:val="subscript"/>
+                <w:lang w:val="en-US"/>
+              </w:rPr>
+              <w:t>B4</w:t>
+            </w:r>
+            <w:r>
+              <w:rPr>
+                <w:rFonts w:ascii="Times New Roman" w:hAnsi="Times New Roman" w:cs="Times New Roman"/>
+                <w:color w:val="215E99" w:themeColor="text2" w:themeTint="BF"/>
+                <w:lang w:val="en-US"/>
+              </w:rPr>
+              <w:t>=0.020</w:t>
+            </w:r>
+          </w:p>
+          <w:p>
+            <w:pPr>
+              <w:rPr>
+                <w:rFonts w:ascii="Times New Roman" w:hAnsi="Times New Roman" w:cs="Times New Roman"/>
+                <w:color w:val="215E99" w:themeColor="text2" w:themeTint="BF"/>
+                <w:lang w:val="en-US"/>
+              </w:rPr>
+            </w:pPr>
+            <w:r>
+              <w:rPr>
+                <w:rFonts w:ascii="Times New Roman" w:hAnsi="Times New Roman" w:cs="Times New Roman"/>
+                <w:color w:val="215E99" w:themeColor="text2" w:themeTint="BF"/>
+                <w:lang w:val="en-US"/>
+              </w:rPr>
+              <w:t>(multiply by 4)</w:t>
+            </w:r>
+          </w:p>
+        </w:tc>
+      </w:tr>
+    </w:tbl>
+    <w:p>
+      <w:pPr>
+        <w:rPr>
+          <w:rFonts w:ascii="Times New Roman" w:hAnsi="Times New Roman" w:cs="Times New Roman"/>
+          <w:color w:val="215E99" w:themeColor="text2" w:themeTint="BF"/>
           <w:lang w:val="en-US"/>
         </w:rPr>
       </w:pPr>
       <w:r>
         <w:rPr>
           <w:noProof/>
+          <w:color w:val="215E99" w:themeColor="text2" w:themeTint="BF"/>
           <w:lang w:val="en-US"/>
         </w:rPr>
         <mc:AlternateContent>
           <mc:Choice Requires="wps">
             <w:drawing>
-              <wp:anchor distT="0" distB="0" distL="114300" distR="114300" simplePos="0" relativeHeight="251712512" behindDoc="0" locked="0" layoutInCell="1" allowOverlap="1" wp14:anchorId="105A1A8B" wp14:editId="6E594AA4">
+              <wp:anchor distT="0" distB="0" distL="114300" distR="114300" simplePos="0" relativeHeight="251695104" behindDoc="0" locked="0" layoutInCell="1" allowOverlap="1" wp14:anchorId="6ABF413D" wp14:editId="5E6069D0">
                 <wp:simplePos x="0" y="0"/>
                 <wp:positionH relativeFrom="column">
-                  <wp:posOffset>668655</wp:posOffset>
+                  <wp:posOffset>241935</wp:posOffset>
                 </wp:positionH>
                 <wp:positionV relativeFrom="paragraph">
-                  <wp:posOffset>545465</wp:posOffset>
-                </wp:positionV>
-                <wp:extent cx="84455" cy="459105"/>
-                <wp:effectExtent l="0" t="0" r="67945" b="55245"/>
-                <wp:wrapNone/>
-                <wp:docPr id="1294494299" name="Lige pilforbindelse 5"/>
-                <wp:cNvGraphicFramePr/>
-                <a:graphic xmlns:a="http://schemas.openxmlformats.org/drawingml/2006/main">
-                  <a:graphicData uri="http://schemas.microsoft.com/office/word/2010/wordprocessingShape">
-                    <wps:wsp>
-                      <wps:cNvCnPr/>
-                      <wps:spPr>
-                        <a:xfrm>
-                          <a:off x="0" y="0"/>
-                          <a:ext cx="84455" cy="459105"/>
-                        </a:xfrm>
-                        <a:prstGeom prst="straightConnector1">
-                          <a:avLst/>
-                        </a:prstGeom>
-                        <a:ln>
-                          <a:tailEnd type="triangle"/>
-                        </a:ln>
-                      </wps:spPr>
-                      <wps:style>
-                        <a:lnRef idx="2">
-                          <a:schemeClr val="accent1"/>
-                        </a:lnRef>
-                        <a:fillRef idx="0">
-                          <a:schemeClr val="accent1"/>
-                        </a:fillRef>
-                        <a:effectRef idx="1">
-                          <a:schemeClr val="accent1"/>
-                        </a:effectRef>
-                        <a:fontRef idx="minor">
-                          <a:schemeClr val="tx1"/>
-                        </a:fontRef>
-                      </wps:style>
-                      <wps:bodyPr/>
-                    </wps:wsp>
-                  </a:graphicData>
-                </a:graphic>
-                <wp14:sizeRelH relativeFrom="margin">
-                  <wp14:pctWidth>0</wp14:pctWidth>
-                </wp14:sizeRelH>
-                <wp14:sizeRelV relativeFrom="margin">
-                  <wp14:pctHeight>0</wp14:pctHeight>
-                </wp14:sizeRelV>
-              </wp:anchor>
-            </w:drawing>
-          </mc:Choice>
-          <mc:Fallback>
-            <w:pict>
-              <v:shape w14:anchorId="14ACA511" id="Lige pilforbindelse 5" o:spid="_x0000_s1026" type="#_x0000_t32" style="position:absolute;margin-left:52.65pt;margin-top:42.95pt;width:6.65pt;height:36.15pt;z-index:251712512;visibility:visible;mso-wrap-style:square;mso-width-percent:0;mso-height-percent:0;mso-wrap-distance-left:9pt;mso-wrap-distance-top:0;mso-wrap-distance-right:9pt;mso-wrap-distance-bottom:0;mso-position-horizontal:absolute;mso-position-horizontal-relative:text;mso-position-vertical:absolute;mso-position-vertical-relative:text;mso-width-percent:0;mso-height-percent:0;mso-width-relative:margin;mso-height-relative:margin" o:gfxdata="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" strokecolor="#156082 [3204]" strokeweight="1.5pt">
-                <v:stroke endarrow="block" joinstyle="miter"/>
-              </v:shape>
-            </w:pict>
-          </mc:Fallback>
-        </mc:AlternateContent>
-      </w:r>
-      <w:r>
-        <w:rPr>
-          <w:noProof/>
-          <w:lang w:val="en-US"/>
-        </w:rPr>
-        <mc:AlternateContent>
-          <mc:Choice Requires="wps">
-            <w:drawing>
-              <wp:anchor distT="0" distB="0" distL="114300" distR="114300" simplePos="0" relativeHeight="251695104" behindDoc="0" locked="0" layoutInCell="1" allowOverlap="1" wp14:anchorId="6ABF413D" wp14:editId="49D00BC6">
-                <wp:simplePos x="0" y="0"/>
-                <wp:positionH relativeFrom="column">
-                  <wp:posOffset>298903</wp:posOffset>
-                </wp:positionH>
-                <wp:positionV relativeFrom="paragraph">
-                  <wp:posOffset>20229</wp:posOffset>
+                  <wp:posOffset>114935</wp:posOffset>
                 </wp:positionV>
                 <wp:extent cx="701040" cy="480060"/>
                 <wp:effectExtent l="0" t="0" r="22860" b="15240"/>
@@ -10395,7 +11405,7 @@
           </mc:Choice>
           <mc:Fallback>
             <w:pict>
-              <v:shape w14:anchorId="6ABF413D" id="_x0000_s1036" type="#_x0000_t202" style="position:absolute;margin-left:23.55pt;margin-top:1.6pt;width:55.2pt;height:37.8pt;z-index:251695104;visibility:visible;mso-wrap-style:square;mso-wrap-distance-left:9pt;mso-wrap-distance-top:0;mso-wrap-distance-right:9pt;mso-wrap-distance-bottom:0;mso-position-horizontal:absolute;mso-position-horizontal-relative:text;mso-position-vertical:absolute;mso-position-vertical-relative:text;v-text-anchor:top" o:gfxdata="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" fillcolor="white [3201]" strokecolor="white [3212]" strokeweight=".5pt">
+              <v:shape w14:anchorId="6ABF413D" id="_x0000_s1036" type="#_x0000_t202" style="position:absolute;margin-left:19.05pt;margin-top:9.05pt;width:55.2pt;height:37.8pt;z-index:251695104;visibility:visible;mso-wrap-style:square;mso-wrap-distance-left:9pt;mso-wrap-distance-top:0;mso-wrap-distance-right:9pt;mso-wrap-distance-bottom:0;mso-position-horizontal:absolute;mso-position-horizontal-relative:text;mso-position-vertical:absolute;mso-position-vertical-relative:text;v-text-anchor:top" o:gfxdata="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" fillcolor="white [3201]" strokecolor="white [3212]" strokeweight=".5pt">
                 <v:textbox>
                   <w:txbxContent>
                     <w:p>
@@ -10443,32 +11453,33 @@
     </w:p>
     <w:p>
       <w:pPr>
-        <w:pStyle w:val="Overskrift1"/>
-        <w:rPr>
-          <w:rFonts w:ascii="Times New Roman" w:hAnsi="Times New Roman" w:cs="Times New Roman"/>
+        <w:rPr>
+          <w:rFonts w:ascii="Times New Roman" w:hAnsi="Times New Roman" w:cs="Times New Roman"/>
+          <w:color w:val="215E99" w:themeColor="text2" w:themeTint="BF"/>
           <w:lang w:val="en-US"/>
         </w:rPr>
       </w:pPr>
       <w:r>
         <w:rPr>
           <w:noProof/>
+          <w:color w:val="215E99" w:themeColor="text2" w:themeTint="BF"/>
           <w:lang w:val="en-US"/>
         </w:rPr>
         <mc:AlternateContent>
           <mc:Choice Requires="wps">
             <w:drawing>
-              <wp:anchor distT="0" distB="0" distL="114300" distR="114300" simplePos="0" relativeHeight="251714560" behindDoc="0" locked="0" layoutInCell="1" allowOverlap="1" wp14:anchorId="51996514" wp14:editId="1806DDD9">
+              <wp:anchor distT="0" distB="0" distL="114300" distR="114300" simplePos="0" relativeHeight="251719680" behindDoc="0" locked="0" layoutInCell="1" allowOverlap="1" wp14:anchorId="03BD608E" wp14:editId="64B939C8">
                 <wp:simplePos x="0" y="0"/>
                 <wp:positionH relativeFrom="column">
-                  <wp:posOffset>1098732</wp:posOffset>
+                  <wp:posOffset>250190</wp:posOffset>
                 </wp:positionH>
                 <wp:positionV relativeFrom="paragraph">
-                  <wp:posOffset>7892</wp:posOffset>
+                  <wp:posOffset>1754505</wp:posOffset>
                 </wp:positionV>
-                <wp:extent cx="674914" cy="299357"/>
-                <wp:effectExtent l="0" t="0" r="11430" b="24765"/>
+                <wp:extent cx="701040" cy="480060"/>
+                <wp:effectExtent l="0" t="0" r="22860" b="15240"/>
                 <wp:wrapNone/>
-                <wp:docPr id="899305247" name="Tekstfelt 4"/>
+                <wp:docPr id="764489672" name="Tekstfelt 4"/>
                 <wp:cNvGraphicFramePr/>
                 <a:graphic xmlns:a="http://schemas.openxmlformats.org/drawingml/2006/main">
                   <a:graphicData uri="http://schemas.microsoft.com/office/word/2010/wordprocessingShape">
@@ -10477,7 +11488,7 @@
                       <wps:spPr>
                         <a:xfrm>
                           <a:off x="0" y="0"/>
-                          <a:ext cx="674914" cy="299357"/>
+                          <a:ext cx="701040" cy="480060"/>
                         </a:xfrm>
                         <a:prstGeom prst="rect">
                           <a:avLst/>
@@ -10496,20 +11507,45 @@
                           <w:p>
                             <w:pPr>
                               <w:rPr>
-                                <w:rFonts w:ascii="Avenir Next LT Pro" w:hAnsi="Avenir Next LT Pro" w:cs="Courier New"/>
-                                <w:sz w:val="30"/>
-                                <w:szCs w:val="30"/>
+                                <w:sz w:val="50"/>
+                                <w:szCs w:val="50"/>
                                 <w:lang w:val="en-US"/>
                               </w:rPr>
                             </w:pPr>
                             <w:r>
                               <w:rPr>
-                                <w:rFonts w:ascii="Calibri" w:hAnsi="Calibri" w:cs="Calibri"/>
-                                <w:sz w:val="30"/>
-                                <w:szCs w:val="30"/>
+                                <w:sz w:val="50"/>
+                                <w:szCs w:val="50"/>
                                 <w:lang w:val="en-US"/>
                               </w:rPr>
-                              <w:t>α=5%</w:t>
+                              <w:t>H</w:t>
+                            </w:r>
+                            <w:r>
+                              <w:rPr>
+                                <w:sz w:val="50"/>
+                                <w:szCs w:val="50"/>
+                                <w:vertAlign w:val="subscript"/>
+                                <w:lang w:val="en-US"/>
+                              </w:rPr>
+                              <w:t>2</w:t>
+                            </w:r>
+                            <w:r>
+                              <w:rPr>
+                                <w:sz w:val="50"/>
+                                <w:szCs w:val="50"/>
+                                <w:vertAlign w:val="subscript"/>
+                                <w:lang w:val="en-US"/>
+                              </w:rPr>
+                              <w:t>,</w:t>
+                            </w:r>
+                            <w:r>
+                              <w:rPr>
+                                <w:sz w:val="50"/>
+                                <w:szCs w:val="50"/>
+                                <w:vertAlign w:val="subscript"/>
+                                <w:lang w:val="en-US"/>
+                              </w:rPr>
+                              <w:t>3</w:t>
                             </w:r>
                           </w:p>
                         </w:txbxContent>
@@ -10523,37 +11559,56 @@
                     </wps:wsp>
                   </a:graphicData>
                 </a:graphic>
-                <wp14:sizeRelH relativeFrom="margin">
-                  <wp14:pctWidth>0</wp14:pctWidth>
-                </wp14:sizeRelH>
-                <wp14:sizeRelV relativeFrom="margin">
-                  <wp14:pctHeight>0</wp14:pctHeight>
-                </wp14:sizeRelV>
               </wp:anchor>
             </w:drawing>
           </mc:Choice>
           <mc:Fallback>
             <w:pict>
-              <v:shape w14:anchorId="51996514" id="_x0000_s1037" type="#_x0000_t202" style="position:absolute;margin-left:86.5pt;margin-top:.6pt;width:53.15pt;height:23.55pt;z-index:251714560;visibility:visible;mso-wrap-style:square;mso-width-percent:0;mso-height-percent:0;mso-wrap-distance-left:9pt;mso-wrap-distance-top:0;mso-wrap-distance-right:9pt;mso-wrap-distance-bottom:0;mso-position-horizontal:absolute;mso-position-horizontal-relative:text;mso-position-vertical:absolute;mso-position-vertical-relative:text;mso-width-percent:0;mso-height-percent:0;mso-width-relative:margin;mso-height-relative:margin;v-text-anchor:top" o:gfxdata="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" fillcolor="white [3201]" strokecolor="white [3212]" strokeweight=".5pt">
+              <v:shape w14:anchorId="03BD608E" id="_x0000_s1037" type="#_x0000_t202" style="position:absolute;margin-left:19.7pt;margin-top:138.15pt;width:55.2pt;height:37.8pt;z-index:251719680;visibility:visible;mso-wrap-style:square;mso-wrap-distance-left:9pt;mso-wrap-distance-top:0;mso-wrap-distance-right:9pt;mso-wrap-distance-bottom:0;mso-position-horizontal:absolute;mso-position-horizontal-relative:text;mso-position-vertical:absolute;mso-position-vertical-relative:text;v-text-anchor:top" o:gfxdata="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" fillcolor="white [3201]" strokecolor="white [3212]" strokeweight=".5pt">
                 <v:textbox>
                   <w:txbxContent>
                     <w:p>
                       <w:pPr>
                         <w:rPr>
-                          <w:rFonts w:ascii="Avenir Next LT Pro" w:hAnsi="Avenir Next LT Pro" w:cs="Courier New"/>
-                          <w:sz w:val="30"/>
-                          <w:szCs w:val="30"/>
+                          <w:sz w:val="50"/>
+                          <w:szCs w:val="50"/>
                           <w:lang w:val="en-US"/>
                         </w:rPr>
                       </w:pPr>
                       <w:r>
                         <w:rPr>
-                          <w:rFonts w:ascii="Calibri" w:hAnsi="Calibri" w:cs="Calibri"/>
-                          <w:sz w:val="30"/>
-                          <w:szCs w:val="30"/>
+                          <w:sz w:val="50"/>
+                          <w:szCs w:val="50"/>
                           <w:lang w:val="en-US"/>
                         </w:rPr>
-                        <w:t>α=5%</w:t>
+                        <w:t>H</w:t>
+                      </w:r>
+                      <w:r>
+                        <w:rPr>
+                          <w:sz w:val="50"/>
+                          <w:szCs w:val="50"/>
+                          <w:vertAlign w:val="subscript"/>
+                          <w:lang w:val="en-US"/>
+                        </w:rPr>
+                        <w:t>2</w:t>
+                      </w:r>
+                      <w:r>
+                        <w:rPr>
+                          <w:sz w:val="50"/>
+                          <w:szCs w:val="50"/>
+                          <w:vertAlign w:val="subscript"/>
+                          <w:lang w:val="en-US"/>
+                        </w:rPr>
+                        <w:t>,</w:t>
+                      </w:r>
+                      <w:r>
+                        <w:rPr>
+                          <w:sz w:val="50"/>
+                          <w:szCs w:val="50"/>
+                          <w:vertAlign w:val="subscript"/>
+                          <w:lang w:val="en-US"/>
+                        </w:rPr>
+                        <w:t>3</w:t>
                       </w:r>
                     </w:p>
                   </w:txbxContent>
@@ -10566,23 +11621,24 @@
       <w:r>
         <w:rPr>
           <w:noProof/>
+          <w:color w:val="215E99" w:themeColor="text2" w:themeTint="BF"/>
           <w:lang w:val="en-US"/>
         </w:rPr>
         <mc:AlternateContent>
           <mc:Choice Requires="wps">
             <w:drawing>
-              <wp:anchor distT="0" distB="0" distL="114300" distR="114300" simplePos="0" relativeHeight="251677696" behindDoc="0" locked="0" layoutInCell="1" allowOverlap="1" wp14:anchorId="49688DCC" wp14:editId="7C40A1E3">
+              <wp:anchor distT="0" distB="0" distL="114300" distR="114300" simplePos="0" relativeHeight="251718656" behindDoc="1" locked="0" layoutInCell="1" allowOverlap="1" wp14:anchorId="40961316" wp14:editId="4EBDDC4C">
                 <wp:simplePos x="0" y="0"/>
                 <wp:positionH relativeFrom="column">
-                  <wp:posOffset>300355</wp:posOffset>
+                  <wp:posOffset>166370</wp:posOffset>
                 </wp:positionH>
                 <wp:positionV relativeFrom="paragraph">
-                  <wp:posOffset>321310</wp:posOffset>
+                  <wp:posOffset>1595286</wp:posOffset>
                 </wp:positionV>
                 <wp:extent cx="906780" cy="762000"/>
                 <wp:effectExtent l="0" t="0" r="26670" b="19050"/>
                 <wp:wrapNone/>
-                <wp:docPr id="1752632663" name="Rektangel 3"/>
+                <wp:docPr id="1736945170" name="Rektangel 3"/>
                 <wp:cNvGraphicFramePr/>
                 <a:graphic xmlns:a="http://schemas.openxmlformats.org/drawingml/2006/main">
                   <a:graphicData uri="http://schemas.microsoft.com/office/word/2010/wordprocessingShape">
@@ -10630,7 +11686,7 @@
           </mc:Choice>
           <mc:Fallback>
             <w:pict>
-              <v:rect w14:anchorId="478F7FFD" id="Rektangel 3" o:spid="_x0000_s1026" style="position:absolute;margin-left:23.65pt;margin-top:25.3pt;width:71.4pt;height:60pt;z-index:251677696;visibility:visible;mso-wrap-style:square;mso-wrap-distance-left:9pt;mso-wrap-distance-top:0;mso-wrap-distance-right:9pt;mso-wrap-distance-bottom:0;mso-position-horizontal:absolute;mso-position-horizontal-relative:text;mso-position-vertical:absolute;mso-position-vertical-relative:text;v-text-anchor:middle" o:gfxdata="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" fillcolor="white [3212]" strokecolor="#030e13 [484]" strokeweight="1.5pt"/>
+              <v:rect w14:anchorId="5FF11285" id="Rektangel 3" o:spid="_x0000_s1026" style="position:absolute;margin-left:13.1pt;margin-top:125.6pt;width:71.4pt;height:60pt;z-index:-251597824;visibility:visible;mso-wrap-style:square;mso-wrap-distance-left:9pt;mso-wrap-distance-top:0;mso-wrap-distance-right:9pt;mso-wrap-distance-bottom:0;mso-position-horizontal:absolute;mso-position-horizontal-relative:text;mso-position-vertical:absolute;mso-position-vertical-relative:text;v-text-anchor:middle" o:gfxdata="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" fillcolor="white [3212]" strokecolor="#030e13 [484]" strokeweight="1.5pt"/>
             </w:pict>
           </mc:Fallback>
         </mc:AlternateContent>
@@ -10638,18 +11694,93 @@
       <w:r>
         <w:rPr>
           <w:noProof/>
+          <w:color w:val="215E99" w:themeColor="text2" w:themeTint="BF"/>
           <w:lang w:val="en-US"/>
         </w:rPr>
         <mc:AlternateContent>
           <mc:Choice Requires="wps">
             <w:drawing>
-              <wp:anchor distT="0" distB="0" distL="114300" distR="114300" simplePos="0" relativeHeight="251678720" behindDoc="0" locked="0" layoutInCell="1" allowOverlap="1" wp14:anchorId="73D79B20" wp14:editId="7FCF0F7E">
+              <wp:anchor distT="0" distB="0" distL="114300" distR="114300" simplePos="0" relativeHeight="251716608" behindDoc="0" locked="0" layoutInCell="1" allowOverlap="1" wp14:anchorId="2E9062FE" wp14:editId="2306B22C">
                 <wp:simplePos x="0" y="0"/>
                 <wp:positionH relativeFrom="column">
-                  <wp:posOffset>383903</wp:posOffset>
+                  <wp:posOffset>626966</wp:posOffset>
                 </wp:positionH>
                 <wp:positionV relativeFrom="paragraph">
-                  <wp:posOffset>479879</wp:posOffset>
+                  <wp:posOffset>1266411</wp:posOffset>
+                </wp:positionV>
+                <wp:extent cx="84455" cy="459105"/>
+                <wp:effectExtent l="0" t="0" r="67945" b="55245"/>
+                <wp:wrapNone/>
+                <wp:docPr id="1040163144" name="Lige pilforbindelse 5"/>
+                <wp:cNvGraphicFramePr/>
+                <a:graphic xmlns:a="http://schemas.openxmlformats.org/drawingml/2006/main">
+                  <a:graphicData uri="http://schemas.microsoft.com/office/word/2010/wordprocessingShape">
+                    <wps:wsp>
+                      <wps:cNvCnPr/>
+                      <wps:spPr>
+                        <a:xfrm>
+                          <a:off x="0" y="0"/>
+                          <a:ext cx="84455" cy="459105"/>
+                        </a:xfrm>
+                        <a:prstGeom prst="straightConnector1">
+                          <a:avLst/>
+                        </a:prstGeom>
+                        <a:ln>
+                          <a:tailEnd type="triangle"/>
+                        </a:ln>
+                      </wps:spPr>
+                      <wps:style>
+                        <a:lnRef idx="2">
+                          <a:schemeClr val="accent1"/>
+                        </a:lnRef>
+                        <a:fillRef idx="0">
+                          <a:schemeClr val="accent1"/>
+                        </a:fillRef>
+                        <a:effectRef idx="1">
+                          <a:schemeClr val="accent1"/>
+                        </a:effectRef>
+                        <a:fontRef idx="minor">
+                          <a:schemeClr val="tx1"/>
+                        </a:fontRef>
+                      </wps:style>
+                      <wps:bodyPr/>
+                    </wps:wsp>
+                  </a:graphicData>
+                </a:graphic>
+                <wp14:sizeRelH relativeFrom="margin">
+                  <wp14:pctWidth>0</wp14:pctWidth>
+                </wp14:sizeRelH>
+                <wp14:sizeRelV relativeFrom="margin">
+                  <wp14:pctHeight>0</wp14:pctHeight>
+                </wp14:sizeRelV>
+              </wp:anchor>
+            </w:drawing>
+          </mc:Choice>
+          <mc:Fallback>
+            <w:pict>
+              <v:shape w14:anchorId="13C9D636" id="Lige pilforbindelse 5" o:spid="_x0000_s1026" type="#_x0000_t32" style="position:absolute;margin-left:49.35pt;margin-top:99.7pt;width:6.65pt;height:36.15pt;z-index:251716608;visibility:visible;mso-wrap-style:square;mso-width-percent:0;mso-height-percent:0;mso-wrap-distance-left:9pt;mso-wrap-distance-top:0;mso-wrap-distance-right:9pt;mso-wrap-distance-bottom:0;mso-position-horizontal:absolute;mso-position-horizontal-relative:text;mso-position-vertical:absolute;mso-position-vertical-relative:text;mso-width-percent:0;mso-height-percent:0;mso-width-relative:margin;mso-height-relative:margin" o:gfxdata="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" strokecolor="#156082 [3204]" strokeweight="1.5pt">
+                <v:stroke endarrow="block" joinstyle="miter"/>
+              </v:shape>
+            </w:pict>
+          </mc:Fallback>
+        </mc:AlternateContent>
+      </w:r>
+      <w:r>
+        <w:rPr>
+          <w:noProof/>
+          <w:color w:val="215E99" w:themeColor="text2" w:themeTint="BF"/>
+          <w:lang w:val="en-US"/>
+        </w:rPr>
+        <mc:AlternateContent>
+          <mc:Choice Requires="wps">
+            <w:drawing>
+              <wp:anchor distT="0" distB="0" distL="114300" distR="114300" simplePos="0" relativeHeight="251678720" behindDoc="0" locked="0" layoutInCell="1" allowOverlap="1" wp14:anchorId="73D79B20" wp14:editId="52EE123B">
+                <wp:simplePos x="0" y="0"/>
+                <wp:positionH relativeFrom="column">
+                  <wp:posOffset>211455</wp:posOffset>
+                </wp:positionH>
+                <wp:positionV relativeFrom="paragraph">
+                  <wp:posOffset>789305</wp:posOffset>
                 </wp:positionV>
                 <wp:extent cx="701040" cy="480060"/>
                 <wp:effectExtent l="0" t="0" r="22860" b="15240"/>
@@ -10739,7 +11870,7 @@
           </mc:Choice>
           <mc:Fallback>
             <w:pict>
-              <v:shape w14:anchorId="73D79B20" id="_x0000_s1038" type="#_x0000_t202" style="position:absolute;margin-left:30.25pt;margin-top:37.8pt;width:55.2pt;height:37.8pt;z-index:251678720;visibility:visible;mso-wrap-style:square;mso-wrap-distance-left:9pt;mso-wrap-distance-top:0;mso-wrap-distance-right:9pt;mso-wrap-distance-bottom:0;mso-position-horizontal:absolute;mso-position-horizontal-relative:text;mso-position-vertical:absolute;mso-position-vertical-relative:text;v-text-anchor:top" o:gfxdata="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" fillcolor="white [3201]" strokecolor="white [3212]" strokeweight=".5pt">
+              <v:shape w14:anchorId="73D79B20" id="_x0000_s1038" type="#_x0000_t202" style="position:absolute;margin-left:16.65pt;margin-top:62.15pt;width:55.2pt;height:37.8pt;z-index:251678720;visibility:visible;mso-wrap-style:square;mso-wrap-distance-left:9pt;mso-wrap-distance-top:0;mso-wrap-distance-right:9pt;mso-wrap-distance-bottom:0;mso-position-horizontal:absolute;mso-position-horizontal-relative:text;mso-position-vertical:absolute;mso-position-vertical-relative:text;v-text-anchor:top" o:gfxdata="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" fillcolor="white [3201]" strokecolor="white [3212]" strokeweight=".5pt">
                 <v:textbox>
                   <w:txbxContent>
                     <w:p>
@@ -10793,30 +11924,317 @@
           </mc:Fallback>
         </mc:AlternateContent>
       </w:r>
-    </w:p>
-    <w:p>
-      <w:pPr>
-        <w:pStyle w:val="Overskrift1"/>
-        <w:rPr>
-          <w:rFonts w:ascii="Times New Roman" w:hAnsi="Times New Roman" w:cs="Times New Roman"/>
-          <w:lang w:val="en-US"/>
-        </w:rPr>
-      </w:pPr>
       <w:r>
         <w:rPr>
           <w:noProof/>
+          <w:color w:val="215E99" w:themeColor="text2" w:themeTint="BF"/>
           <w:lang w:val="en-US"/>
         </w:rPr>
         <mc:AlternateContent>
           <mc:Choice Requires="wps">
             <w:drawing>
-              <wp:anchor distT="0" distB="0" distL="114300" distR="114300" simplePos="0" relativeHeight="251721728" behindDoc="0" locked="0" layoutInCell="1" allowOverlap="1" wp14:anchorId="527D2D08" wp14:editId="173DA100">
+              <wp:anchor distT="0" distB="0" distL="114300" distR="114300" simplePos="0" relativeHeight="251677696" behindDoc="0" locked="0" layoutInCell="1" allowOverlap="1" wp14:anchorId="49688DCC" wp14:editId="123E4FE2">
                 <wp:simplePos x="0" y="0"/>
                 <wp:positionH relativeFrom="column">
-                  <wp:posOffset>1283788</wp:posOffset>
+                  <wp:posOffset>128685</wp:posOffset>
                 </wp:positionH>
                 <wp:positionV relativeFrom="paragraph">
-                  <wp:posOffset>447766</wp:posOffset>
+                  <wp:posOffset>631769</wp:posOffset>
+                </wp:positionV>
+                <wp:extent cx="906780" cy="762000"/>
+                <wp:effectExtent l="0" t="0" r="26670" b="19050"/>
+                <wp:wrapNone/>
+                <wp:docPr id="1752632663" name="Rektangel 3"/>
+                <wp:cNvGraphicFramePr/>
+                <a:graphic xmlns:a="http://schemas.openxmlformats.org/drawingml/2006/main">
+                  <a:graphicData uri="http://schemas.microsoft.com/office/word/2010/wordprocessingShape">
+                    <wps:wsp>
+                      <wps:cNvSpPr/>
+                      <wps:spPr>
+                        <a:xfrm>
+                          <a:off x="0" y="0"/>
+                          <a:ext cx="906780" cy="762000"/>
+                        </a:xfrm>
+                        <a:prstGeom prst="rect">
+                          <a:avLst/>
+                        </a:prstGeom>
+                        <a:solidFill>
+                          <a:schemeClr val="bg1"/>
+                        </a:solidFill>
+                      </wps:spPr>
+                      <wps:style>
+                        <a:lnRef idx="2">
+                          <a:schemeClr val="accent1">
+                            <a:shade val="15000"/>
+                          </a:schemeClr>
+                        </a:lnRef>
+                        <a:fillRef idx="1">
+                          <a:schemeClr val="accent1"/>
+                        </a:fillRef>
+                        <a:effectRef idx="0">
+                          <a:schemeClr val="accent1"/>
+                        </a:effectRef>
+                        <a:fontRef idx="minor">
+                          <a:schemeClr val="lt1"/>
+                        </a:fontRef>
+                      </wps:style>
+                      <wps:bodyPr rot="0" spcFirstLastPara="0" vertOverflow="overflow" horzOverflow="overflow" vert="horz" wrap="square" lIns="91440" tIns="45720" rIns="91440" bIns="45720" numCol="1" spcCol="0" rtlCol="0" fromWordArt="0" anchor="ctr" anchorCtr="0" forceAA="0" compatLnSpc="1">
+                        <a:prstTxWarp prst="textNoShape">
+                          <a:avLst/>
+                        </a:prstTxWarp>
+                        <a:noAutofit/>
+                      </wps:bodyPr>
+                    </wps:wsp>
+                  </a:graphicData>
+                </a:graphic>
+              </wp:anchor>
+            </w:drawing>
+          </mc:Choice>
+          <mc:Fallback>
+            <w:pict>
+              <v:rect w14:anchorId="27BC183E" id="Rektangel 3" o:spid="_x0000_s1026" style="position:absolute;margin-left:10.15pt;margin-top:49.75pt;width:71.4pt;height:60pt;z-index:251677696;visibility:visible;mso-wrap-style:square;mso-wrap-distance-left:9pt;mso-wrap-distance-top:0;mso-wrap-distance-right:9pt;mso-wrap-distance-bottom:0;mso-position-horizontal:absolute;mso-position-horizontal-relative:text;mso-position-vertical:absolute;mso-position-vertical-relative:text;v-text-anchor:middle" o:gfxdata="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" fillcolor="white [3212]" strokecolor="#030e13 [484]" strokeweight="1.5pt"/>
+            </w:pict>
+          </mc:Fallback>
+        </mc:AlternateContent>
+      </w:r>
+      <w:r>
+        <w:rPr>
+          <w:noProof/>
+          <w:color w:val="215E99" w:themeColor="text2" w:themeTint="BF"/>
+          <w:lang w:val="en-US"/>
+        </w:rPr>
+        <mc:AlternateContent>
+          <mc:Choice Requires="wps">
+            <w:drawing>
+              <wp:anchor distT="0" distB="0" distL="114300" distR="114300" simplePos="0" relativeHeight="251712512" behindDoc="0" locked="0" layoutInCell="1" allowOverlap="1" wp14:anchorId="105A1A8B" wp14:editId="7B8B3A89">
+                <wp:simplePos x="0" y="0"/>
+                <wp:positionH relativeFrom="column">
+                  <wp:posOffset>580334</wp:posOffset>
+                </wp:positionH>
+                <wp:positionV relativeFrom="paragraph">
+                  <wp:posOffset>294474</wp:posOffset>
+                </wp:positionV>
+                <wp:extent cx="84455" cy="459105"/>
+                <wp:effectExtent l="0" t="0" r="67945" b="55245"/>
+                <wp:wrapNone/>
+                <wp:docPr id="1294494299" name="Lige pilforbindelse 5"/>
+                <wp:cNvGraphicFramePr/>
+                <a:graphic xmlns:a="http://schemas.openxmlformats.org/drawingml/2006/main">
+                  <a:graphicData uri="http://schemas.microsoft.com/office/word/2010/wordprocessingShape">
+                    <wps:wsp>
+                      <wps:cNvCnPr/>
+                      <wps:spPr>
+                        <a:xfrm>
+                          <a:off x="0" y="0"/>
+                          <a:ext cx="84455" cy="459105"/>
+                        </a:xfrm>
+                        <a:prstGeom prst="straightConnector1">
+                          <a:avLst/>
+                        </a:prstGeom>
+                        <a:ln>
+                          <a:tailEnd type="triangle"/>
+                        </a:ln>
+                      </wps:spPr>
+                      <wps:style>
+                        <a:lnRef idx="2">
+                          <a:schemeClr val="accent1"/>
+                        </a:lnRef>
+                        <a:fillRef idx="0">
+                          <a:schemeClr val="accent1"/>
+                        </a:fillRef>
+                        <a:effectRef idx="1">
+                          <a:schemeClr val="accent1"/>
+                        </a:effectRef>
+                        <a:fontRef idx="minor">
+                          <a:schemeClr val="tx1"/>
+                        </a:fontRef>
+                      </wps:style>
+                      <wps:bodyPr/>
+                    </wps:wsp>
+                  </a:graphicData>
+                </a:graphic>
+                <wp14:sizeRelH relativeFrom="margin">
+                  <wp14:pctWidth>0</wp14:pctWidth>
+                </wp14:sizeRelH>
+                <wp14:sizeRelV relativeFrom="margin">
+                  <wp14:pctHeight>0</wp14:pctHeight>
+                </wp14:sizeRelV>
+              </wp:anchor>
+            </w:drawing>
+          </mc:Choice>
+          <mc:Fallback>
+            <w:pict>
+              <v:shape w14:anchorId="728B9290" id="Lige pilforbindelse 5" o:spid="_x0000_s1026" type="#_x0000_t32" style="position:absolute;margin-left:45.7pt;margin-top:23.2pt;width:6.65pt;height:36.15pt;z-index:251712512;visibility:visible;mso-wrap-style:square;mso-width-percent:0;mso-height-percent:0;mso-wrap-distance-left:9pt;mso-wrap-distance-top:0;mso-wrap-distance-right:9pt;mso-wrap-distance-bottom:0;mso-position-horizontal:absolute;mso-position-horizontal-relative:text;mso-position-vertical:absolute;mso-position-vertical-relative:text;mso-width-percent:0;mso-height-percent:0;mso-width-relative:margin;mso-height-relative:margin" o:gfxdata="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" strokecolor="#156082 [3204]" strokeweight="1.5pt">
+                <v:stroke endarrow="block" joinstyle="miter"/>
+              </v:shape>
+            </w:pict>
+          </mc:Fallback>
+        </mc:AlternateContent>
+      </w:r>
+    </w:p>
+    <w:p>
+      <w:pPr>
+        <w:rPr>
+          <w:rFonts w:ascii="Times New Roman" w:hAnsi="Times New Roman" w:cs="Times New Roman"/>
+          <w:color w:val="215E99" w:themeColor="text2" w:themeTint="BF"/>
+          <w:lang w:val="en-US"/>
+        </w:rPr>
+      </w:pPr>
+      <w:r>
+        <w:rPr>
+          <w:noProof/>
+          <w:color w:val="215E99" w:themeColor="text2" w:themeTint="BF"/>
+          <w:lang w:val="en-US"/>
+        </w:rPr>
+        <mc:AlternateContent>
+          <mc:Choice Requires="wps">
+            <w:drawing>
+              <wp:anchor distT="0" distB="0" distL="114300" distR="114300" simplePos="0" relativeHeight="251714560" behindDoc="1" locked="0" layoutInCell="1" allowOverlap="1" wp14:anchorId="51996514" wp14:editId="79AC752C">
+                <wp:simplePos x="0" y="0"/>
+                <wp:positionH relativeFrom="column">
+                  <wp:posOffset>1073591</wp:posOffset>
+                </wp:positionH>
+                <wp:positionV relativeFrom="paragraph">
+                  <wp:posOffset>7537</wp:posOffset>
+                </wp:positionV>
+                <wp:extent cx="674370" cy="299085"/>
+                <wp:effectExtent l="0" t="0" r="11430" b="24765"/>
+                <wp:wrapNone/>
+                <wp:docPr id="899305247" name="Tekstfelt 4"/>
+                <wp:cNvGraphicFramePr/>
+                <a:graphic xmlns:a="http://schemas.openxmlformats.org/drawingml/2006/main">
+                  <a:graphicData uri="http://schemas.microsoft.com/office/word/2010/wordprocessingShape">
+                    <wps:wsp>
+                      <wps:cNvSpPr txBox="1"/>
+                      <wps:spPr>
+                        <a:xfrm>
+                          <a:off x="0" y="0"/>
+                          <a:ext cx="674370" cy="299085"/>
+                        </a:xfrm>
+                        <a:prstGeom prst="rect">
+                          <a:avLst/>
+                        </a:prstGeom>
+                        <a:solidFill>
+                          <a:schemeClr val="lt1"/>
+                        </a:solidFill>
+                        <a:ln w="6350">
+                          <a:solidFill>
+                            <a:schemeClr val="bg1"/>
+                          </a:solidFill>
+                        </a:ln>
+                      </wps:spPr>
+                      <wps:txbx>
+                        <w:txbxContent>
+                          <w:p>
+                            <w:pPr>
+                              <w:rPr>
+                                <w:rFonts w:ascii="Avenir Next LT Pro" w:hAnsi="Avenir Next LT Pro" w:cs="Courier New"/>
+                                <w:sz w:val="30"/>
+                                <w:szCs w:val="30"/>
+                                <w:lang w:val="en-US"/>
+                              </w:rPr>
+                            </w:pPr>
+                            <w:r>
+                              <w:rPr>
+                                <w:rFonts w:ascii="Calibri" w:hAnsi="Calibri" w:cs="Calibri"/>
+                                <w:sz w:val="30"/>
+                                <w:szCs w:val="30"/>
+                                <w:lang w:val="en-US"/>
+                              </w:rPr>
+                              <w:t>α=5%</w:t>
+                            </w:r>
+                          </w:p>
+                        </w:txbxContent>
+                      </wps:txbx>
+                      <wps:bodyPr rot="0" spcFirstLastPara="0" vertOverflow="overflow" horzOverflow="overflow" vert="horz" wrap="square" lIns="91440" tIns="45720" rIns="91440" bIns="45720" numCol="1" spcCol="0" rtlCol="0" fromWordArt="0" anchor="t" anchorCtr="0" forceAA="0" compatLnSpc="1">
+                        <a:prstTxWarp prst="textNoShape">
+                          <a:avLst/>
+                        </a:prstTxWarp>
+                        <a:noAutofit/>
+                      </wps:bodyPr>
+                    </wps:wsp>
+                  </a:graphicData>
+                </a:graphic>
+                <wp14:sizeRelH relativeFrom="margin">
+                  <wp14:pctWidth>0</wp14:pctWidth>
+                </wp14:sizeRelH>
+                <wp14:sizeRelV relativeFrom="margin">
+                  <wp14:pctHeight>0</wp14:pctHeight>
+                </wp14:sizeRelV>
+              </wp:anchor>
+            </w:drawing>
+          </mc:Choice>
+          <mc:Fallback>
+            <w:pict>
+              <v:shape w14:anchorId="51996514" id="_x0000_s1039" type="#_x0000_t202" style="position:absolute;margin-left:84.55pt;margin-top:.6pt;width:53.1pt;height:23.55pt;z-index:-251601920;visibility:visible;mso-wrap-style:square;mso-width-percent:0;mso-height-percent:0;mso-wrap-distance-left:9pt;mso-wrap-distance-top:0;mso-wrap-distance-right:9pt;mso-wrap-distance-bottom:0;mso-position-horizontal:absolute;mso-position-horizontal-relative:text;mso-position-vertical:absolute;mso-position-vertical-relative:text;mso-width-percent:0;mso-height-percent:0;mso-width-relative:margin;mso-height-relative:margin;v-text-anchor:top" o:gfxdata="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" fillcolor="white [3201]" strokecolor="white [3212]" strokeweight=".5pt">
+                <v:textbox>
+                  <w:txbxContent>
+                    <w:p>
+                      <w:pPr>
+                        <w:rPr>
+                          <w:rFonts w:ascii="Avenir Next LT Pro" w:hAnsi="Avenir Next LT Pro" w:cs="Courier New"/>
+                          <w:sz w:val="30"/>
+                          <w:szCs w:val="30"/>
+                          <w:lang w:val="en-US"/>
+                        </w:rPr>
+                      </w:pPr>
+                      <w:r>
+                        <w:rPr>
+                          <w:rFonts w:ascii="Calibri" w:hAnsi="Calibri" w:cs="Calibri"/>
+                          <w:sz w:val="30"/>
+                          <w:szCs w:val="30"/>
+                          <w:lang w:val="en-US"/>
+                        </w:rPr>
+                        <w:t>α=5%</w:t>
+                      </w:r>
+                    </w:p>
+                  </w:txbxContent>
+                </v:textbox>
+              </v:shape>
+            </w:pict>
+          </mc:Fallback>
+        </mc:AlternateContent>
+      </w:r>
+    </w:p>
+    <w:p>
+      <w:pPr>
+        <w:rPr>
+          <w:color w:val="215E99" w:themeColor="text2" w:themeTint="BF"/>
+          <w:lang w:val="en-US"/>
+        </w:rPr>
+      </w:pPr>
+    </w:p>
+    <w:p>
+      <w:pPr>
+        <w:rPr>
+          <w:color w:val="215E99" w:themeColor="text2" w:themeTint="BF"/>
+          <w:lang w:val="en-US"/>
+        </w:rPr>
+      </w:pPr>
+    </w:p>
+    <w:p>
+      <w:pPr>
+        <w:rPr>
+          <w:color w:val="215E99" w:themeColor="text2" w:themeTint="BF"/>
+          <w:lang w:val="en-US"/>
+        </w:rPr>
+      </w:pPr>
+      <w:r>
+        <w:rPr>
+          <w:noProof/>
+          <w:color w:val="215E99" w:themeColor="text2" w:themeTint="BF"/>
+          <w:lang w:val="en-US"/>
+        </w:rPr>
+        <mc:AlternateContent>
+          <mc:Choice Requires="wps">
+            <w:drawing>
+              <wp:anchor distT="0" distB="0" distL="114300" distR="114300" simplePos="0" relativeHeight="251721728" behindDoc="1" locked="0" layoutInCell="1" allowOverlap="1" wp14:anchorId="527D2D08" wp14:editId="5FDE9F82">
+                <wp:simplePos x="0" y="0"/>
+                <wp:positionH relativeFrom="column">
+                  <wp:posOffset>1056998</wp:posOffset>
+                </wp:positionH>
+                <wp:positionV relativeFrom="paragraph">
+                  <wp:posOffset>6488</wp:posOffset>
                 </wp:positionV>
                 <wp:extent cx="674914" cy="299357"/>
                 <wp:effectExtent l="0" t="0" r="11430" b="24765"/>
@@ -10887,7 +12305,7 @@
           </mc:Choice>
           <mc:Fallback>
             <w:pict>
-              <v:shape w14:anchorId="527D2D08" id="_x0000_s1039" type="#_x0000_t202" style="position:absolute;margin-left:101.1pt;margin-top:35.25pt;width:53.15pt;height:23.55pt;z-index:251721728;visibility:visible;mso-wrap-style:square;mso-width-percent:0;mso-height-percent:0;mso-wrap-distance-left:9pt;mso-wrap-distance-top:0;mso-wrap-distance-right:9pt;mso-wrap-distance-bottom:0;mso-position-horizontal:absolute;mso-position-horizontal-relative:text;mso-position-vertical:absolute;mso-position-vertical-relative:text;mso-width-percent:0;mso-height-percent:0;mso-width-relative:margin;mso-height-relative:margin;v-text-anchor:top" o:gfxdata="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" fillcolor="white [3201]" strokecolor="white [3212]" strokeweight=".5pt">
+              <v:shape w14:anchorId="527D2D08" id="_x0000_s1040" type="#_x0000_t202" style="position:absolute;margin-left:83.25pt;margin-top:.5pt;width:53.15pt;height:23.55pt;z-index:-251594752;visibility:visible;mso-wrap-style:square;mso-width-percent:0;mso-height-percent:0;mso-wrap-distance-left:9pt;mso-wrap-distance-top:0;mso-wrap-distance-right:9pt;mso-wrap-distance-bottom:0;mso-position-horizontal:absolute;mso-position-horizontal-relative:text;mso-position-vertical:absolute;mso-position-vertical-relative:text;mso-width-percent:0;mso-height-percent:0;mso-width-relative:margin;mso-height-relative:margin;v-text-anchor:top" o:gfxdata="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" fillcolor="white [3201]" strokecolor="white [3212]" strokeweight=".5pt">
                 <v:textbox>
                   <w:txbxContent>
                     <w:p>
@@ -10916,341 +12334,35 @@
           </mc:Fallback>
         </mc:AlternateContent>
       </w:r>
-      <w:r>
-        <w:rPr>
-          <w:noProof/>
-          <w:lang w:val="en-US"/>
-        </w:rPr>
-        <mc:AlternateContent>
-          <mc:Choice Requires="wps">
-            <w:drawing>
-              <wp:anchor distT="0" distB="0" distL="114300" distR="114300" simplePos="0" relativeHeight="251716608" behindDoc="0" locked="0" layoutInCell="1" allowOverlap="1" wp14:anchorId="2E9062FE" wp14:editId="7110C0AA">
-                <wp:simplePos x="0" y="0"/>
-                <wp:positionH relativeFrom="column">
-                  <wp:posOffset>854075</wp:posOffset>
-                </wp:positionH>
-                <wp:positionV relativeFrom="paragraph">
-                  <wp:posOffset>432435</wp:posOffset>
-                </wp:positionV>
-                <wp:extent cx="84455" cy="459105"/>
-                <wp:effectExtent l="0" t="0" r="67945" b="55245"/>
-                <wp:wrapNone/>
-                <wp:docPr id="1040163144" name="Lige pilforbindelse 5"/>
-                <wp:cNvGraphicFramePr/>
-                <a:graphic xmlns:a="http://schemas.openxmlformats.org/drawingml/2006/main">
-                  <a:graphicData uri="http://schemas.microsoft.com/office/word/2010/wordprocessingShape">
-                    <wps:wsp>
-                      <wps:cNvCnPr/>
-                      <wps:spPr>
-                        <a:xfrm>
-                          <a:off x="0" y="0"/>
-                          <a:ext cx="84455" cy="459105"/>
-                        </a:xfrm>
-                        <a:prstGeom prst="straightConnector1">
-                          <a:avLst/>
-                        </a:prstGeom>
-                        <a:ln>
-                          <a:tailEnd type="triangle"/>
-                        </a:ln>
-                      </wps:spPr>
-                      <wps:style>
-                        <a:lnRef idx="2">
-                          <a:schemeClr val="accent1"/>
-                        </a:lnRef>
-                        <a:fillRef idx="0">
-                          <a:schemeClr val="accent1"/>
-                        </a:fillRef>
-                        <a:effectRef idx="1">
-                          <a:schemeClr val="accent1"/>
-                        </a:effectRef>
-                        <a:fontRef idx="minor">
-                          <a:schemeClr val="tx1"/>
-                        </a:fontRef>
-                      </wps:style>
-                      <wps:bodyPr/>
-                    </wps:wsp>
-                  </a:graphicData>
-                </a:graphic>
-                <wp14:sizeRelH relativeFrom="margin">
-                  <wp14:pctWidth>0</wp14:pctWidth>
-                </wp14:sizeRelH>
-                <wp14:sizeRelV relativeFrom="margin">
-                  <wp14:pctHeight>0</wp14:pctHeight>
-                </wp14:sizeRelV>
-              </wp:anchor>
-            </w:drawing>
-          </mc:Choice>
-          <mc:Fallback>
-            <w:pict>
-              <v:shape w14:anchorId="280A2C04" id="Lige pilforbindelse 5" o:spid="_x0000_s1026" type="#_x0000_t32" style="position:absolute;margin-left:67.25pt;margin-top:34.05pt;width:6.65pt;height:36.15pt;z-index:251716608;visibility:visible;mso-wrap-style:square;mso-width-percent:0;mso-height-percent:0;mso-wrap-distance-left:9pt;mso-wrap-distance-top:0;mso-wrap-distance-right:9pt;mso-wrap-distance-bottom:0;mso-position-horizontal:absolute;mso-position-horizontal-relative:text;mso-position-vertical:absolute;mso-position-vertical-relative:text;mso-width-percent:0;mso-height-percent:0;mso-width-relative:margin;mso-height-relative:margin" o:gfxdata="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" strokecolor="#156082 [3204]" strokeweight="1.5pt">
-                <v:stroke endarrow="block" joinstyle="miter"/>
-              </v:shape>
-            </w:pict>
-          </mc:Fallback>
-        </mc:AlternateContent>
-      </w:r>
-    </w:p>
-    <w:p>
-      <w:pPr>
-        <w:rPr>
-          <w:lang w:val="en-US"/>
-        </w:rPr>
-      </w:pPr>
-      <w:r>
-        <w:rPr>
-          <w:noProof/>
-          <w:lang w:val="en-US"/>
-        </w:rPr>
-        <mc:AlternateContent>
-          <mc:Choice Requires="wps">
-            <w:drawing>
-              <wp:anchor distT="0" distB="0" distL="114300" distR="114300" simplePos="0" relativeHeight="251718656" behindDoc="1" locked="0" layoutInCell="1" allowOverlap="1" wp14:anchorId="40961316" wp14:editId="7A98E6EF">
-                <wp:simplePos x="0" y="0"/>
-                <wp:positionH relativeFrom="column">
-                  <wp:posOffset>517071</wp:posOffset>
-                </wp:positionH>
-                <wp:positionV relativeFrom="paragraph">
-                  <wp:posOffset>213995</wp:posOffset>
-                </wp:positionV>
-                <wp:extent cx="906780" cy="762000"/>
-                <wp:effectExtent l="0" t="0" r="26670" b="19050"/>
-                <wp:wrapNone/>
-                <wp:docPr id="1736945170" name="Rektangel 3"/>
-                <wp:cNvGraphicFramePr/>
-                <a:graphic xmlns:a="http://schemas.openxmlformats.org/drawingml/2006/main">
-                  <a:graphicData uri="http://schemas.microsoft.com/office/word/2010/wordprocessingShape">
-                    <wps:wsp>
-                      <wps:cNvSpPr/>
-                      <wps:spPr>
-                        <a:xfrm>
-                          <a:off x="0" y="0"/>
-                          <a:ext cx="906780" cy="762000"/>
-                        </a:xfrm>
-                        <a:prstGeom prst="rect">
-                          <a:avLst/>
-                        </a:prstGeom>
-                        <a:solidFill>
-                          <a:schemeClr val="bg1"/>
-                        </a:solidFill>
-                      </wps:spPr>
-                      <wps:style>
-                        <a:lnRef idx="2">
-                          <a:schemeClr val="accent1">
-                            <a:shade val="15000"/>
-                          </a:schemeClr>
-                        </a:lnRef>
-                        <a:fillRef idx="1">
-                          <a:schemeClr val="accent1"/>
-                        </a:fillRef>
-                        <a:effectRef idx="0">
-                          <a:schemeClr val="accent1"/>
-                        </a:effectRef>
-                        <a:fontRef idx="minor">
-                          <a:schemeClr val="lt1"/>
-                        </a:fontRef>
-                      </wps:style>
-                      <wps:bodyPr rot="0" spcFirstLastPara="0" vertOverflow="overflow" horzOverflow="overflow" vert="horz" wrap="square" lIns="91440" tIns="45720" rIns="91440" bIns="45720" numCol="1" spcCol="0" rtlCol="0" fromWordArt="0" anchor="ctr" anchorCtr="0" forceAA="0" compatLnSpc="1">
-                        <a:prstTxWarp prst="textNoShape">
-                          <a:avLst/>
-                        </a:prstTxWarp>
-                        <a:noAutofit/>
-                      </wps:bodyPr>
-                    </wps:wsp>
-                  </a:graphicData>
-                </a:graphic>
-              </wp:anchor>
-            </w:drawing>
-          </mc:Choice>
-          <mc:Fallback>
-            <w:pict>
-              <v:rect w14:anchorId="112DF243" id="Rektangel 3" o:spid="_x0000_s1026" style="position:absolute;margin-left:40.7pt;margin-top:16.85pt;width:71.4pt;height:60pt;z-index:-251597824;visibility:visible;mso-wrap-style:square;mso-wrap-distance-left:9pt;mso-wrap-distance-top:0;mso-wrap-distance-right:9pt;mso-wrap-distance-bottom:0;mso-position-horizontal:absolute;mso-position-horizontal-relative:text;mso-position-vertical:absolute;mso-position-vertical-relative:text;v-text-anchor:middle" o:gfxdata="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" fillcolor="white [3212]" strokecolor="#030e13 [484]" strokeweight="1.5pt"/>
-            </w:pict>
-          </mc:Fallback>
-        </mc:AlternateContent>
-      </w:r>
-    </w:p>
-    <w:p>
-      <w:pPr>
-        <w:rPr>
-          <w:lang w:val="en-US"/>
-        </w:rPr>
-      </w:pPr>
-      <w:r>
-        <w:rPr>
-          <w:noProof/>
-          <w:lang w:val="en-US"/>
-        </w:rPr>
-        <mc:AlternateContent>
-          <mc:Choice Requires="wps">
-            <w:drawing>
-              <wp:anchor distT="0" distB="0" distL="114300" distR="114300" simplePos="0" relativeHeight="251719680" behindDoc="0" locked="0" layoutInCell="1" allowOverlap="1" wp14:anchorId="03BD608E" wp14:editId="22905BC2">
-                <wp:simplePos x="0" y="0"/>
-                <wp:positionH relativeFrom="column">
-                  <wp:posOffset>601255</wp:posOffset>
-                </wp:positionH>
-                <wp:positionV relativeFrom="paragraph">
-                  <wp:posOffset>57150</wp:posOffset>
-                </wp:positionV>
-                <wp:extent cx="701040" cy="480060"/>
-                <wp:effectExtent l="0" t="0" r="22860" b="15240"/>
-                <wp:wrapNone/>
-                <wp:docPr id="764489672" name="Tekstfelt 4"/>
-                <wp:cNvGraphicFramePr/>
-                <a:graphic xmlns:a="http://schemas.openxmlformats.org/drawingml/2006/main">
-                  <a:graphicData uri="http://schemas.microsoft.com/office/word/2010/wordprocessingShape">
-                    <wps:wsp>
-                      <wps:cNvSpPr txBox="1"/>
-                      <wps:spPr>
-                        <a:xfrm>
-                          <a:off x="0" y="0"/>
-                          <a:ext cx="701040" cy="480060"/>
-                        </a:xfrm>
-                        <a:prstGeom prst="rect">
-                          <a:avLst/>
-                        </a:prstGeom>
-                        <a:solidFill>
-                          <a:schemeClr val="lt1"/>
-                        </a:solidFill>
-                        <a:ln w="6350">
-                          <a:solidFill>
-                            <a:schemeClr val="bg1"/>
-                          </a:solidFill>
-                        </a:ln>
-                      </wps:spPr>
-                      <wps:txbx>
-                        <w:txbxContent>
-                          <w:p>
-                            <w:pPr>
-                              <w:rPr>
-                                <w:sz w:val="50"/>
-                                <w:szCs w:val="50"/>
-                                <w:lang w:val="en-US"/>
-                              </w:rPr>
-                            </w:pPr>
-                            <w:r>
-                              <w:rPr>
-                                <w:sz w:val="50"/>
-                                <w:szCs w:val="50"/>
-                                <w:lang w:val="en-US"/>
-                              </w:rPr>
-                              <w:t>H</w:t>
-                            </w:r>
-                            <w:r>
-                              <w:rPr>
-                                <w:sz w:val="50"/>
-                                <w:szCs w:val="50"/>
-                                <w:vertAlign w:val="subscript"/>
-                                <w:lang w:val="en-US"/>
-                              </w:rPr>
-                              <w:t>2</w:t>
-                            </w:r>
-                            <w:r>
-                              <w:rPr>
-                                <w:sz w:val="50"/>
-                                <w:szCs w:val="50"/>
-                                <w:vertAlign w:val="subscript"/>
-                                <w:lang w:val="en-US"/>
-                              </w:rPr>
-                              <w:t>,</w:t>
-                            </w:r>
-                            <w:r>
-                              <w:rPr>
-                                <w:sz w:val="50"/>
-                                <w:szCs w:val="50"/>
-                                <w:vertAlign w:val="subscript"/>
-                                <w:lang w:val="en-US"/>
-                              </w:rPr>
-                              <w:t>3</w:t>
-                            </w:r>
-                          </w:p>
-                        </w:txbxContent>
-                      </wps:txbx>
-                      <wps:bodyPr rot="0" spcFirstLastPara="0" vertOverflow="overflow" horzOverflow="overflow" vert="horz" wrap="square" lIns="91440" tIns="45720" rIns="91440" bIns="45720" numCol="1" spcCol="0" rtlCol="0" fromWordArt="0" anchor="t" anchorCtr="0" forceAA="0" compatLnSpc="1">
-                        <a:prstTxWarp prst="textNoShape">
-                          <a:avLst/>
-                        </a:prstTxWarp>
-                        <a:noAutofit/>
-                      </wps:bodyPr>
-                    </wps:wsp>
-                  </a:graphicData>
-                </a:graphic>
-              </wp:anchor>
-            </w:drawing>
-          </mc:Choice>
-          <mc:Fallback>
-            <w:pict>
-              <v:shape w14:anchorId="03BD608E" id="_x0000_s1040" type="#_x0000_t202" style="position:absolute;margin-left:47.35pt;margin-top:4.5pt;width:55.2pt;height:37.8pt;z-index:251719680;visibility:visible;mso-wrap-style:square;mso-wrap-distance-left:9pt;mso-wrap-distance-top:0;mso-wrap-distance-right:9pt;mso-wrap-distance-bottom:0;mso-position-horizontal:absolute;mso-position-horizontal-relative:text;mso-position-vertical:absolute;mso-position-vertical-relative:text;v-text-anchor:top" o:gfxdata="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" fillcolor="white [3201]" strokecolor="white [3212]" strokeweight=".5pt">
-                <v:textbox>
-                  <w:txbxContent>
-                    <w:p>
-                      <w:pPr>
-                        <w:rPr>
-                          <w:sz w:val="50"/>
-                          <w:szCs w:val="50"/>
-                          <w:lang w:val="en-US"/>
-                        </w:rPr>
-                      </w:pPr>
-                      <w:r>
-                        <w:rPr>
-                          <w:sz w:val="50"/>
-                          <w:szCs w:val="50"/>
-                          <w:lang w:val="en-US"/>
-                        </w:rPr>
-                        <w:t>H</w:t>
-                      </w:r>
-                      <w:r>
-                        <w:rPr>
-                          <w:sz w:val="50"/>
-                          <w:szCs w:val="50"/>
-                          <w:vertAlign w:val="subscript"/>
-                          <w:lang w:val="en-US"/>
-                        </w:rPr>
-                        <w:t>2</w:t>
-                      </w:r>
-                      <w:r>
-                        <w:rPr>
-                          <w:sz w:val="50"/>
-                          <w:szCs w:val="50"/>
-                          <w:vertAlign w:val="subscript"/>
-                          <w:lang w:val="en-US"/>
-                        </w:rPr>
-                        <w:t>,</w:t>
-                      </w:r>
-                      <w:r>
-                        <w:rPr>
-                          <w:sz w:val="50"/>
-                          <w:szCs w:val="50"/>
-                          <w:vertAlign w:val="subscript"/>
-                          <w:lang w:val="en-US"/>
-                        </w:rPr>
-                        <w:t>3</w:t>
-                      </w:r>
-                    </w:p>
-                  </w:txbxContent>
-                </v:textbox>
-              </v:shape>
-            </w:pict>
-          </mc:Fallback>
-        </mc:AlternateContent>
-      </w:r>
-    </w:p>
-    <w:p>
-      <w:pPr>
-        <w:rPr>
-          <w:lang w:val="en-US"/>
-        </w:rPr>
-      </w:pPr>
-    </w:p>
-    <w:p>
-      <w:pPr>
-        <w:rPr>
-          <w:lang w:val="en-US"/>
-        </w:rPr>
-      </w:pPr>
-    </w:p>
-    <w:p>
-      <w:pPr>
-        <w:rPr>
+    </w:p>
+    <w:p>
+      <w:pPr>
+        <w:rPr>
+          <w:color w:val="215E99" w:themeColor="text2" w:themeTint="BF"/>
+          <w:lang w:val="en-US"/>
+        </w:rPr>
+      </w:pPr>
+    </w:p>
+    <w:p>
+      <w:pPr>
+        <w:rPr>
+          <w:color w:val="215E99" w:themeColor="text2" w:themeTint="BF"/>
+          <w:lang w:val="en-US"/>
+        </w:rPr>
+      </w:pPr>
+    </w:p>
+    <w:p>
+      <w:pPr>
+        <w:rPr>
+          <w:color w:val="215E99" w:themeColor="text2" w:themeTint="BF"/>
+          <w:lang w:val="en-US"/>
+        </w:rPr>
+      </w:pPr>
+    </w:p>
+    <w:p>
+      <w:pPr>
+        <w:rPr>
+          <w:color w:val="215E99" w:themeColor="text2" w:themeTint="BF"/>
           <w:lang w:val="en-US"/>
         </w:rPr>
       </w:pPr>
@@ -11353,6 +12465,24 @@
           <w:lang w:val="en-US"/>
         </w:rPr>
         <w:t>of the ranking and intended alpha spending is a good start.</w:t>
+      </w:r>
+    </w:p>
+    <w:p>
+      <w:pPr>
+        <w:rPr>
+          <w:rFonts w:ascii="Times New Roman" w:eastAsiaTheme="majorEastAsia" w:hAnsi="Times New Roman" w:cs="Times New Roman"/>
+          <w:color w:val="0F4761" w:themeColor="accent1" w:themeShade="BF"/>
+          <w:sz w:val="40"/>
+          <w:szCs w:val="40"/>
+          <w:lang w:val="en-US"/>
+        </w:rPr>
+      </w:pPr>
+      <w:r>
+        <w:rPr>
+          <w:rFonts w:ascii="Times New Roman" w:hAnsi="Times New Roman" w:cs="Times New Roman"/>
+          <w:lang w:val="en-US"/>
+        </w:rPr>
+        <w:br w:type="page"/>
       </w:r>
     </w:p>
     <w:p>
@@ -11372,6 +12502,7 @@
           <w:rFonts w:ascii="Times New Roman" w:hAnsi="Times New Roman" w:cs="Times New Roman"/>
           <w:lang w:val="en-US"/>
         </w:rPr>
+        <w:lastRenderedPageBreak/>
         <w:t>3</w:t>
       </w:r>
       <w:r>
@@ -11462,196 +12593,33 @@
     </w:p>
     <w:p>
       <w:pPr>
+        <w:rPr>
+          <w:rFonts w:ascii="Times New Roman" w:eastAsiaTheme="majorEastAsia" w:hAnsi="Times New Roman" w:cs="Times New Roman"/>
+          <w:color w:val="0F4761" w:themeColor="accent1" w:themeShade="BF"/>
+          <w:sz w:val="40"/>
+          <w:szCs w:val="40"/>
+          <w:lang w:val="en-US"/>
+        </w:rPr>
+      </w:pPr>
+      <w:bookmarkStart w:id="27" w:name="_Toc238738638"/>
+      <w:r>
+        <w:rPr>
+          <w:rFonts w:ascii="Times New Roman" w:hAnsi="Times New Roman" w:cs="Times New Roman"/>
+          <w:lang w:val="en-US"/>
+        </w:rPr>
+        <w:br w:type="page"/>
+      </w:r>
+    </w:p>
+    <w:p>
+      <w:pPr>
         <w:pStyle w:val="Overskrift1"/>
         <w:rPr>
           <w:rFonts w:ascii="Times New Roman" w:hAnsi="Times New Roman" w:cs="Times New Roman"/>
           <w:lang w:val="en-US"/>
         </w:rPr>
       </w:pPr>
-      <w:bookmarkStart w:id="27" w:name="_Toc238738638"/>
-      <w:r>
-        <w:rPr>
-          <w:rFonts w:ascii="Times New Roman" w:hAnsi="Times New Roman" w:cs="Times New Roman"/>
-          <w:lang w:val="en-US"/>
-        </w:rPr>
-        <w:t>4</w:t>
-      </w:r>
-      <w:r>
-        <w:rPr>
-          <w:rFonts w:ascii="Times New Roman" w:hAnsi="Times New Roman" w:cs="Times New Roman"/>
-          <w:lang w:val="en-US"/>
-        </w:rPr>
-        <w:t xml:space="preserve">. </w:t>
-      </w:r>
-      <w:r>
-        <w:rPr>
-          <w:rFonts w:ascii="Times New Roman" w:hAnsi="Times New Roman" w:cs="Times New Roman"/>
-          <w:lang w:val="en-US"/>
-        </w:rPr>
-        <w:t>Statistical analyses</w:t>
-      </w:r>
-      <w:bookmarkEnd w:id="27"/>
-    </w:p>
-    <w:p>
-      <w:pPr>
-        <w:pStyle w:val="Overskrift2"/>
-        <w:rPr>
-          <w:rStyle w:val="Svagfremhvning"/>
-          <w:rFonts w:ascii="Times New Roman" w:hAnsi="Times New Roman" w:cs="Times New Roman"/>
-          <w:lang w:val="en-US"/>
-        </w:rPr>
-      </w:pPr>
-      <w:bookmarkStart w:id="28" w:name="_Toc238738639"/>
-      <w:r>
-        <w:rPr>
-          <w:rStyle w:val="Svagfremhvning"/>
-          <w:rFonts w:ascii="Times New Roman" w:hAnsi="Times New Roman" w:cs="Times New Roman"/>
-          <w:lang w:val="en-US"/>
-        </w:rPr>
-        <w:t>4</w:t>
-      </w:r>
-      <w:r>
-        <w:rPr>
-          <w:rStyle w:val="Svagfremhvning"/>
-          <w:rFonts w:ascii="Times New Roman" w:hAnsi="Times New Roman" w:cs="Times New Roman"/>
-          <w:lang w:val="en-US"/>
-        </w:rPr>
-        <w:t xml:space="preserve">.1 </w:t>
-      </w:r>
-      <w:r>
-        <w:rPr>
-          <w:rStyle w:val="Svagfremhvning"/>
-          <w:rFonts w:ascii="Times New Roman" w:hAnsi="Times New Roman" w:cs="Times New Roman"/>
-          <w:lang w:val="en-US"/>
-        </w:rPr>
-        <w:t>General considerations</w:t>
-      </w:r>
-      <w:bookmarkEnd w:id="28"/>
-    </w:p>
-    <w:p>
-      <w:pPr>
-        <w:rPr>
-          <w:lang w:val="en-US"/>
-        </w:rPr>
-      </w:pPr>
-      <w:r>
-        <w:rPr>
-          <w:lang w:val="en-US"/>
-        </w:rPr>
-        <w:t>The primary analyses of efficacy and safety endpoints will be analyzed using the full analysis set (according to the intention-to-treat principle).</w:t>
-      </w:r>
-    </w:p>
-    <w:p>
-      <w:pPr>
-        <w:rPr>
-          <w:lang w:val="en-US"/>
-        </w:rPr>
-      </w:pPr>
-      <w:r>
-        <w:rPr>
-          <w:lang w:val="en-US"/>
-        </w:rPr>
-        <w:t>…</w:t>
-      </w:r>
-    </w:p>
-    <w:p>
-      <w:pPr>
-        <w:rPr>
-          <w:lang w:val="en-US"/>
-        </w:rPr>
-      </w:pPr>
-      <w:r>
-        <w:rPr>
-          <w:lang w:val="en-US"/>
-        </w:rPr>
-        <w:t xml:space="preserve">Hierarchical testing will use as </w:t>
-      </w:r>
-      <w:r>
-        <w:rPr>
-          <w:lang w:val="en-US"/>
-        </w:rPr>
-        <w:t>significance level 5%</w:t>
-      </w:r>
-      <w:r>
-        <w:rPr>
-          <w:lang w:val="en-US"/>
-        </w:rPr>
-        <w:t xml:space="preserve">. Upon failure to reject (p-value greater than 5%) </w:t>
-      </w:r>
-      <w:r>
-        <w:rPr>
-          <w:lang w:val="en-US"/>
-        </w:rPr>
-        <w:t xml:space="preserve"> for a given </w:t>
-      </w:r>
-      <w:r>
-        <w:rPr>
-          <w:lang w:val="en-US"/>
-        </w:rPr>
-        <w:t>hypothesis</w:t>
-      </w:r>
-      <w:r>
-        <w:rPr>
-          <w:lang w:val="en-US"/>
-        </w:rPr>
-        <w:t xml:space="preserve">, the null hypothesis testing will stop. </w:t>
-      </w:r>
-      <w:r>
-        <w:rPr>
-          <w:lang w:val="en-US"/>
-        </w:rPr>
-        <w:t>S</w:t>
-      </w:r>
-      <w:r>
-        <w:rPr>
-          <w:lang w:val="en-US"/>
-        </w:rPr>
-        <w:t xml:space="preserve">ubsequent </w:t>
-      </w:r>
-      <w:r>
-        <w:rPr>
-          <w:lang w:val="en-US"/>
-        </w:rPr>
-        <w:t xml:space="preserve">hypothesis </w:t>
-      </w:r>
-      <w:r>
-        <w:rPr>
-          <w:lang w:val="en-US"/>
-        </w:rPr>
-        <w:t xml:space="preserve">will be reported with estimated treatment contrast and </w:t>
-      </w:r>
-      <w:r>
-        <w:rPr>
-          <w:lang w:val="en-US"/>
-        </w:rPr>
-        <w:t>standard error but</w:t>
-      </w:r>
-      <w:r>
-        <w:rPr>
-          <w:lang w:val="en-US"/>
-        </w:rPr>
-        <w:t xml:space="preserve"> without P values</w:t>
-      </w:r>
-      <w:r>
-        <w:rPr>
-          <w:lang w:val="en-US"/>
-        </w:rPr>
-        <w:t>.</w:t>
-      </w:r>
-    </w:p>
-    <w:p>
-      <w:pPr>
-        <w:pStyle w:val="Overskrift2"/>
-        <w:rPr>
-          <w:rStyle w:val="Svagfremhvning"/>
-          <w:rFonts w:ascii="Times New Roman" w:hAnsi="Times New Roman" w:cs="Times New Roman"/>
-          <w:lang w:val="en-US"/>
-        </w:rPr>
-      </w:pPr>
-      <w:bookmarkStart w:id="29" w:name="_Toc238738640"/>
-      <w:r>
-        <w:rPr>
-          <w:rStyle w:val="Svagfremhvning"/>
+      <w:r>
+        <w:rPr>
           <w:rFonts w:ascii="Times New Roman" w:hAnsi="Times New Roman" w:cs="Times New Roman"/>
           <w:lang w:val="en-US"/>
         </w:rPr>
@@ -11660,18 +12628,199 @@
       </w:r>
       <w:r>
         <w:rPr>
+          <w:rFonts w:ascii="Times New Roman" w:hAnsi="Times New Roman" w:cs="Times New Roman"/>
+          <w:lang w:val="en-US"/>
+        </w:rPr>
+        <w:t xml:space="preserve">. </w:t>
+      </w:r>
+      <w:r>
+        <w:rPr>
+          <w:rFonts w:ascii="Times New Roman" w:hAnsi="Times New Roman" w:cs="Times New Roman"/>
+          <w:lang w:val="en-US"/>
+        </w:rPr>
+        <w:t>Statistical analyses</w:t>
+      </w:r>
+      <w:bookmarkEnd w:id="27"/>
+    </w:p>
+    <w:p>
+      <w:pPr>
+        <w:pStyle w:val="Overskrift2"/>
+        <w:rPr>
           <w:rStyle w:val="Svagfremhvning"/>
           <w:rFonts w:ascii="Times New Roman" w:hAnsi="Times New Roman" w:cs="Times New Roman"/>
           <w:lang w:val="en-US"/>
         </w:rPr>
+      </w:pPr>
+      <w:bookmarkStart w:id="28" w:name="_Toc238738639"/>
+      <w:r>
+        <w:rPr>
+          <w:rStyle w:val="Svagfremhvning"/>
+          <w:rFonts w:ascii="Times New Roman" w:hAnsi="Times New Roman" w:cs="Times New Roman"/>
+          <w:lang w:val="en-US"/>
+        </w:rPr>
+        <w:t>4</w:t>
+      </w:r>
+      <w:r>
+        <w:rPr>
+          <w:rStyle w:val="Svagfremhvning"/>
+          <w:rFonts w:ascii="Times New Roman" w:hAnsi="Times New Roman" w:cs="Times New Roman"/>
+          <w:lang w:val="en-US"/>
+        </w:rPr>
+        <w:t xml:space="preserve">.1 </w:t>
+      </w:r>
+      <w:r>
+        <w:rPr>
+          <w:rStyle w:val="Svagfremhvning"/>
+          <w:rFonts w:ascii="Times New Roman" w:hAnsi="Times New Roman" w:cs="Times New Roman"/>
+          <w:lang w:val="en-US"/>
+        </w:rPr>
+        <w:t>General considerations</w:t>
+      </w:r>
+      <w:bookmarkEnd w:id="28"/>
+    </w:p>
+    <w:p>
+      <w:pPr>
+        <w:rPr>
+          <w:lang w:val="en-US"/>
+        </w:rPr>
+      </w:pPr>
+      <w:r>
+        <w:rPr>
+          <w:lang w:val="en-US"/>
+        </w:rPr>
+        <w:t>The primary analyses of efficacy and safety endpoints will be analyzed using the full analysis set (according to the intention-to-treat principle).</w:t>
+      </w:r>
+    </w:p>
+    <w:p>
+      <w:pPr>
+        <w:rPr>
+          <w:lang w:val="en-US"/>
+        </w:rPr>
+      </w:pPr>
+      <w:r>
+        <w:rPr>
+          <w:lang w:val="en-US"/>
+        </w:rPr>
+        <w:t>…</w:t>
+      </w:r>
+    </w:p>
+    <w:p>
+      <w:pPr>
+        <w:rPr>
+          <w:lang w:val="en-US"/>
+        </w:rPr>
+      </w:pPr>
+      <w:r>
+        <w:rPr>
+          <w:lang w:val="en-US"/>
+        </w:rPr>
+        <w:t xml:space="preserve">Hierarchical testing will use as </w:t>
+      </w:r>
+      <w:r>
+        <w:rPr>
+          <w:lang w:val="en-US"/>
+        </w:rPr>
+        <w:t>significance level 5%</w:t>
+      </w:r>
+      <w:r>
+        <w:rPr>
+          <w:lang w:val="en-US"/>
+        </w:rPr>
+        <w:t xml:space="preserve">. Upon failure to reject (p-value greater than 5%) </w:t>
+      </w:r>
+      <w:r>
+        <w:rPr>
+          <w:lang w:val="en-US"/>
+        </w:rPr>
+        <w:t xml:space="preserve"> for a given </w:t>
+      </w:r>
+      <w:r>
+        <w:rPr>
+          <w:lang w:val="en-US"/>
+        </w:rPr>
+        <w:t>hypothesis</w:t>
+      </w:r>
+      <w:r>
+        <w:rPr>
+          <w:lang w:val="en-US"/>
+        </w:rPr>
+        <w:t xml:space="preserve">, the null hypothesis testing will stop. </w:t>
+      </w:r>
+      <w:r>
+        <w:rPr>
+          <w:lang w:val="en-US"/>
+        </w:rPr>
+        <w:t>S</w:t>
+      </w:r>
+      <w:r>
+        <w:rPr>
+          <w:lang w:val="en-US"/>
+        </w:rPr>
+        <w:t xml:space="preserve">ubsequent </w:t>
+      </w:r>
+      <w:r>
+        <w:rPr>
+          <w:lang w:val="en-US"/>
+        </w:rPr>
+        <w:t xml:space="preserve">hypothesis </w:t>
+      </w:r>
+      <w:r>
+        <w:rPr>
+          <w:lang w:val="en-US"/>
+        </w:rPr>
+        <w:t xml:space="preserve">will be reported with estimated treatment contrast and </w:t>
+      </w:r>
+      <w:r>
+        <w:rPr>
+          <w:lang w:val="en-US"/>
+        </w:rPr>
+        <w:t>standard error but</w:t>
+      </w:r>
+      <w:r>
+        <w:rPr>
+          <w:lang w:val="en-US"/>
+        </w:rPr>
+        <w:t xml:space="preserve"> without P values</w:t>
+      </w:r>
+      <w:r>
+        <w:rPr>
+          <w:lang w:val="en-US"/>
+        </w:rPr>
         <w:t>.</w:t>
       </w:r>
-      <w:r>
+    </w:p>
+    <w:p>
+      <w:pPr>
+        <w:pStyle w:val="Overskrift2"/>
         <w:rPr>
           <w:rStyle w:val="Svagfremhvning"/>
           <w:rFonts w:ascii="Times New Roman" w:hAnsi="Times New Roman" w:cs="Times New Roman"/>
           <w:lang w:val="en-US"/>
         </w:rPr>
+      </w:pPr>
+      <w:bookmarkStart w:id="29" w:name="_Toc238738640"/>
+      <w:r>
+        <w:rPr>
+          <w:rStyle w:val="Svagfremhvning"/>
+          <w:rFonts w:ascii="Times New Roman" w:hAnsi="Times New Roman" w:cs="Times New Roman"/>
+          <w:lang w:val="en-US"/>
+        </w:rPr>
+        <w:t>4</w:t>
+      </w:r>
+      <w:r>
+        <w:rPr>
+          <w:rStyle w:val="Svagfremhvning"/>
+          <w:rFonts w:ascii="Times New Roman" w:hAnsi="Times New Roman" w:cs="Times New Roman"/>
+          <w:lang w:val="en-US"/>
+        </w:rPr>
+        <w:t>.</w:t>
+      </w:r>
+      <w:r>
+        <w:rPr>
+          <w:rStyle w:val="Svagfremhvning"/>
+          <w:rFonts w:ascii="Times New Roman" w:hAnsi="Times New Roman" w:cs="Times New Roman"/>
+          <w:lang w:val="en-US"/>
+        </w:rPr>
         <w:t>2</w:t>
       </w:r>
       <w:r>
@@ -11688,156 +12837,312 @@
           <w:rFonts w:ascii="Times New Roman" w:hAnsi="Times New Roman" w:cs="Times New Roman"/>
           <w:lang w:val="en-US"/>
         </w:rPr>
-        <w:t>Handling of missing data</w:t>
-      </w:r>
-      <w:bookmarkEnd w:id="29"/>
+        <w:t xml:space="preserve">Handling of </w:t>
+      </w:r>
+      <w:r>
+        <w:rPr>
+          <w:rStyle w:val="Svagfremhvning"/>
+          <w:rFonts w:ascii="Times New Roman" w:hAnsi="Times New Roman" w:cs="Times New Roman"/>
+          <w:lang w:val="en-US"/>
+        </w:rPr>
+        <w:t>intercurrent events</w:t>
+      </w:r>
     </w:p>
     <w:p>
       <w:pPr>
         <w:spacing w:line="22" w:lineRule="atLeast"/>
         <w:rPr>
-          <w:lang w:val="en-US"/>
-        </w:rPr>
-      </w:pPr>
-      <w:r>
-        <w:rPr>
-          <w:lang w:val="en-US"/>
-        </w:rPr>
-        <w:t xml:space="preserve">The analysis will aim to emulate the results that would have been obtained had there been no missing data (unrelated to adverse events). </w:t>
-      </w:r>
-      <w:r>
-        <w:rPr>
-          <w:lang w:val="en-US"/>
-        </w:rPr>
-        <w:t xml:space="preserve">These </w:t>
-      </w:r>
-      <w:r>
-        <w:rPr>
-          <w:lang w:val="en-US"/>
-        </w:rPr>
-        <w:t>missing value</w:t>
-      </w:r>
-      <w:r>
-        <w:rPr>
-          <w:lang w:val="en-US"/>
-        </w:rPr>
-        <w:t>s</w:t>
-      </w:r>
-      <w:r>
-        <w:rPr>
+          <w:color w:val="215E99" w:themeColor="text2" w:themeTint="BF"/>
+          <w:lang w:val="en-US"/>
+        </w:rPr>
+      </w:pPr>
+      <w:r>
+        <w:rPr>
+          <w:color w:val="215E99" w:themeColor="text2" w:themeTint="BF"/>
+          <w:lang w:val="en-US"/>
+        </w:rPr>
+        <w:t>For each intercurrent event listed in section 1.5, describe (possibly using the table below) how it will be handled in the analysis</w:t>
+      </w:r>
+      <w:r>
+        <w:rPr>
+          <w:color w:val="215E99" w:themeColor="text2" w:themeTint="BF"/>
+          <w:lang w:val="en-US"/>
+        </w:rPr>
+        <w:t>.</w:t>
+      </w:r>
+    </w:p>
+    <w:p>
+      <w:pPr>
+        <w:pStyle w:val="Listeafsnit"/>
+        <w:numPr>
+          <w:ilvl w:val="0"/>
+          <w:numId w:val="28"/>
+        </w:numPr>
+        <w:spacing w:line="22" w:lineRule="atLeast"/>
+        <w:rPr>
+          <w:color w:val="215E99" w:themeColor="text2" w:themeTint="BF"/>
+          <w:lang w:val="en-US"/>
+        </w:rPr>
+      </w:pPr>
+      <w:r>
+        <w:rPr>
+          <w:color w:val="215E99" w:themeColor="text2" w:themeTint="BF"/>
+          <w:lang w:val="en-US"/>
+        </w:rPr>
+        <w:t>For the intention to treat (ITT) ‘modifying events’ are generally handle using the observed value, i.e. the analysis is made regardless to the occurrence of the intercurrent event (</w:t>
+      </w:r>
+      <w:r>
+        <w:rPr>
+          <w:b/>
+          <w:bCs/>
+          <w:color w:val="215E99" w:themeColor="text2" w:themeTint="BF"/>
+          <w:lang w:val="en-US"/>
+        </w:rPr>
+        <w:t>treatment policy</w:t>
+      </w:r>
+      <w:r>
+        <w:rPr>
+          <w:color w:val="215E99" w:themeColor="text2" w:themeTint="BF"/>
+          <w:lang w:val="en-US"/>
+        </w:rPr>
+        <w:t>)</w:t>
+      </w:r>
+    </w:p>
+    <w:p>
+      <w:pPr>
+        <w:pStyle w:val="Listeafsnit"/>
+        <w:numPr>
+          <w:ilvl w:val="0"/>
+          <w:numId w:val="28"/>
+        </w:numPr>
+        <w:spacing w:line="22" w:lineRule="atLeast"/>
+        <w:rPr>
+          <w:color w:val="215E99" w:themeColor="text2" w:themeTint="BF"/>
+          <w:lang w:val="en-US"/>
+        </w:rPr>
+      </w:pPr>
+      <w:r>
+        <w:rPr>
+          <w:color w:val="215E99" w:themeColor="text2" w:themeTint="BF"/>
+          <w:lang w:val="en-US"/>
+        </w:rPr>
+        <w:t xml:space="preserve">For truncating events, the intention to treat cannot be applied due to the lack of available data. </w:t>
+      </w:r>
+      <w:r>
+        <w:rPr>
+          <w:color w:val="215E99" w:themeColor="text2" w:themeTint="BF"/>
+          <w:lang w:val="en-US"/>
+        </w:rPr>
+        <w:t xml:space="preserve">When the event only prevented the measurement </w:t>
+      </w:r>
+      <w:r>
+        <w:rPr>
+          <w:color w:val="215E99" w:themeColor="text2" w:themeTint="BF"/>
+          <w:lang w:val="en-US"/>
+        </w:rPr>
+        <w:t>from occurring</w:t>
+      </w:r>
+      <w:r>
+        <w:rPr>
+          <w:color w:val="215E99" w:themeColor="text2" w:themeTint="BF"/>
+          <w:lang w:val="en-US"/>
+        </w:rPr>
+        <w:t xml:space="preserve"> but not to exist (e.g. sleep, seizure) one may resort to statistical modeling to obtain values ‘had the intercurrent event not occurred’ (</w:t>
+      </w:r>
+      <w:r>
+        <w:rPr>
+          <w:b/>
+          <w:bCs/>
+          <w:color w:val="215E99" w:themeColor="text2" w:themeTint="BF"/>
+          <w:lang w:val="en-US"/>
+        </w:rPr>
+        <w:t>hypothetical strategy</w:t>
+      </w:r>
+      <w:r>
+        <w:rPr>
+          <w:color w:val="215E99" w:themeColor="text2" w:themeTint="BF"/>
+          <w:lang w:val="en-US"/>
+        </w:rPr>
+        <w:t xml:space="preserve">), though this can be misleading if the </w:t>
+      </w:r>
+      <w:r>
+        <w:rPr>
+          <w:color w:val="215E99" w:themeColor="text2" w:themeTint="BF"/>
+          <w:lang w:val="en-US"/>
+        </w:rPr>
+        <w:t xml:space="preserve">intervention </w:t>
+      </w:r>
+      <w:r>
+        <w:rPr>
+          <w:color w:val="215E99" w:themeColor="text2" w:themeTint="BF"/>
+          <w:lang w:val="en-US"/>
+        </w:rPr>
+        <w:t>influences the occurrence of the intercurrent event.</w:t>
+      </w:r>
+      <w:r>
+        <w:rPr>
+          <w:color w:val="215E99" w:themeColor="text2" w:themeTint="BF"/>
           <w:lang w:val="en-US"/>
         </w:rPr>
         <w:t xml:space="preserve"> </w:t>
       </w:r>
-      <w:r>
-        <w:rPr>
-          <w:lang w:val="en-US"/>
-        </w:rPr>
-        <w:t xml:space="preserve">may arise due to </w:t>
-      </w:r>
-      <w:r>
-        <w:rPr>
-          <w:lang w:val="en-US"/>
-        </w:rPr>
-        <w:t xml:space="preserve">emigration of a </w:t>
-      </w:r>
-      <w:r>
-        <w:rPr>
-          <w:lang w:val="en-US"/>
-        </w:rPr>
-        <w:t>participan</w:t>
-      </w:r>
-      <w:r>
-        <w:rPr>
-          <w:lang w:val="en-US"/>
-        </w:rPr>
-        <w:t>t</w:t>
-      </w:r>
-      <w:r>
-        <w:rPr>
-          <w:lang w:val="en-US"/>
-        </w:rPr>
-        <w:t>, technical issues preventing a measurement, or measurement not satisfying quality control.</w:t>
-      </w:r>
-      <w:r>
-        <w:rPr>
+    </w:p>
+    <w:p>
+      <w:pPr>
+        <w:pStyle w:val="Listeafsnit"/>
+        <w:spacing w:line="22" w:lineRule="atLeast"/>
+        <w:rPr>
+          <w:color w:val="215E99" w:themeColor="text2" w:themeTint="BF"/>
+          <w:lang w:val="en-US"/>
+        </w:rPr>
+      </w:pPr>
+      <w:r>
+        <w:rPr>
+          <w:color w:val="215E99" w:themeColor="text2" w:themeTint="BF"/>
+          <w:lang w:val="en-US"/>
+        </w:rPr>
+        <w:t>Alternatively, one can add the intercurrent event as part of the aim</w:t>
+      </w:r>
+      <w:r>
+        <w:rPr>
+          <w:color w:val="215E99" w:themeColor="text2" w:themeTint="BF"/>
+          <w:lang w:val="en-US"/>
+        </w:rPr>
+        <w:t>, leading to a broader or less precise research question</w:t>
+      </w:r>
+      <w:r>
+        <w:rPr>
+          <w:color w:val="215E99" w:themeColor="text2" w:themeTint="BF"/>
+          <w:lang w:val="en-US"/>
+        </w:rPr>
+        <w:t xml:space="preserve"> (</w:t>
+      </w:r>
+      <w:r>
+        <w:rPr>
+          <w:b/>
+          <w:bCs/>
+          <w:color w:val="215E99" w:themeColor="text2" w:themeTint="BF"/>
+          <w:lang w:val="en-US"/>
+        </w:rPr>
+        <w:t>composite strategy</w:t>
+      </w:r>
+      <w:r>
+        <w:rPr>
+          <w:color w:val="215E99" w:themeColor="text2" w:themeTint="BF"/>
+          <w:lang w:val="en-US"/>
+        </w:rPr>
+        <w:t>)</w:t>
+      </w:r>
+      <w:r>
+        <w:rPr>
+          <w:color w:val="215E99" w:themeColor="text2" w:themeTint="BF"/>
+          <w:lang w:val="en-US"/>
+        </w:rPr>
+        <w:t>. For instance when death occurred while evaluating quality of life (QoL) the first year of treatment one could ask “at a 1 year horizon, is the treatment beneficial in term of survival time or among survivors, in term of quality of life”.</w:t>
+      </w:r>
+    </w:p>
+    <w:p>
+      <w:pPr>
+        <w:pStyle w:val="Listeafsnit"/>
+        <w:spacing w:line="22" w:lineRule="atLeast"/>
+        <w:rPr>
+          <w:color w:val="215E99" w:themeColor="text2" w:themeTint="BF"/>
+          <w:lang w:val="en-US"/>
+        </w:rPr>
+      </w:pPr>
+      <w:r>
+        <w:rPr>
+          <w:color w:val="215E99" w:themeColor="text2" w:themeTint="BF"/>
+          <w:lang w:val="en-US"/>
+        </w:rPr>
+        <w:t>Other strategies may use the last available value before the intercurrent event (</w:t>
+      </w:r>
+      <w:r>
+        <w:rPr>
+          <w:b/>
+          <w:bCs/>
+          <w:color w:val="215E99" w:themeColor="text2" w:themeTint="BF"/>
+          <w:lang w:val="en-US"/>
+        </w:rPr>
+        <w:t>wh</w:t>
+      </w:r>
+      <w:r>
+        <w:rPr>
+          <w:b/>
+          <w:bCs/>
+          <w:color w:val="215E99" w:themeColor="text2" w:themeTint="BF"/>
+          <w:lang w:val="en-US"/>
+        </w:rPr>
+        <w:t>ile alive</w:t>
+      </w:r>
+      <w:r>
+        <w:rPr>
+          <w:color w:val="215E99" w:themeColor="text2" w:themeTint="BF"/>
+          <w:lang w:val="en-US"/>
+        </w:rPr>
+        <w:t>) which can be seen as last observation carried forward (LOCF). This should be used with caution as it could give a misleading view if there is a time trend (e.g. quality of life decreases over time so LOCF ‘provides an advantage’). One can also restrict the analysis to the subgroup not experiencing the intercurrent event</w:t>
+      </w:r>
+      <w:r>
+        <w:rPr>
+          <w:color w:val="215E99" w:themeColor="text2" w:themeTint="BF"/>
+          <w:lang w:val="en-US"/>
+        </w:rPr>
+        <w:t xml:space="preserve">: either observed not to (e.g. survivers) but this can lead to selection bias or that would not have had an intercurrent event under any </w:t>
+      </w:r>
+      <w:r>
+        <w:rPr>
+          <w:color w:val="215E99" w:themeColor="text2" w:themeTint="BF"/>
           <w:lang w:val="en-US"/>
         </w:rPr>
         <w:t xml:space="preserve"> </w:t>
       </w:r>
       <w:r>
         <w:rPr>
-          <w:lang w:val="en-US"/>
-        </w:rPr>
-        <w:t>For the primary and the key secondary analyses only missing outcome values are expected</w:t>
-      </w:r>
-      <w:r>
-        <w:rPr>
-          <w:lang w:val="en-US"/>
-        </w:rPr>
-        <w:t xml:space="preserve"> as the other </w:t>
-      </w:r>
-      <w:commentRangeStart w:id="30"/>
-      <w:r>
-        <w:rPr>
-          <w:lang w:val="en-US"/>
-        </w:rPr>
-        <w:t>variables</w:t>
-      </w:r>
-      <w:r>
-        <w:rPr>
-          <w:lang w:val="en-US"/>
-        </w:rPr>
-        <w:t xml:space="preserve"> </w:t>
-      </w:r>
-      <w:r>
-        <w:rPr>
-          <w:lang w:val="en-US"/>
-        </w:rPr>
-        <w:t>should be measured at baseline</w:t>
-      </w:r>
-      <w:commentRangeEnd w:id="30"/>
-      <w:r>
-        <w:rPr>
-          <w:rStyle w:val="Kommentarhenvisning"/>
-          <w:sz w:val="24"/>
-          <w:szCs w:val="24"/>
-          <w:lang w:val="en-US"/>
-        </w:rPr>
-        <w:commentReference w:id="30"/>
-      </w:r>
-      <w:r>
-        <w:rPr>
-          <w:lang w:val="en-US"/>
-        </w:rPr>
-        <w:t>.</w:t>
-      </w:r>
-    </w:p>
-    <w:p>
-      <w:pPr>
+          <w:color w:val="215E99" w:themeColor="text2" w:themeTint="BF"/>
+          <w:lang w:val="en-US"/>
+        </w:rPr>
+        <w:t xml:space="preserve">treatment </w:t>
+      </w:r>
+      <w:r>
+        <w:rPr>
+          <w:color w:val="215E99" w:themeColor="text2" w:themeTint="BF"/>
+          <w:lang w:val="en-US"/>
+        </w:rPr>
+        <w:t>(</w:t>
+      </w:r>
+      <w:r>
+        <w:rPr>
+          <w:b/>
+          <w:bCs/>
+          <w:color w:val="215E99" w:themeColor="text2" w:themeTint="BF"/>
+          <w:lang w:val="en-US"/>
+        </w:rPr>
+        <w:t>Principal stratum</w:t>
+      </w:r>
+      <w:r>
+        <w:rPr>
+          <w:color w:val="215E99" w:themeColor="text2" w:themeTint="BF"/>
+          <w:lang w:val="en-US"/>
+        </w:rPr>
+        <w:t>)</w:t>
+      </w:r>
+      <w:r>
+        <w:rPr>
+          <w:color w:val="215E99" w:themeColor="text2" w:themeTint="BF"/>
+          <w:lang w:val="en-US"/>
+        </w:rPr>
+        <w:t xml:space="preserve"> – requires extra-assumption and not straightforward to perform.</w:t>
+      </w:r>
+    </w:p>
+    <w:p>
+      <w:pPr>
+        <w:pStyle w:val="Listeafsnit"/>
         <w:spacing w:line="22" w:lineRule="atLeast"/>
         <w:rPr>
-          <w:lang w:val="en-US"/>
-        </w:rPr>
-      </w:pPr>
-      <w:r>
-        <w:rPr>
-          <w:lang w:val="en-US"/>
-        </w:rPr>
-        <w:t>E</w:t>
-      </w:r>
-      <w:r>
-        <w:rPr>
-          <w:lang w:val="en-US"/>
-        </w:rPr>
-        <w:t>vents preceding drop-out</w:t>
-      </w:r>
-      <w:r>
-        <w:rPr>
-          <w:lang w:val="en-US"/>
-        </w:rPr>
-        <w:t xml:space="preserve"> will be used to inform about the likely cause of drop-out and the analytic strategy used to handle this case. Table X summarizes the possible cases:</w:t>
-      </w:r>
+          <w:color w:val="215E99" w:themeColor="text2" w:themeTint="BF"/>
+          <w:lang w:val="en-US"/>
+        </w:rPr>
+      </w:pPr>
     </w:p>
     <w:tbl>
       <w:tblPr>
@@ -11882,21 +13187,14 @@
                 <w:color w:val="215E99" w:themeColor="text2" w:themeTint="BF"/>
                 <w:lang w:val="en-US"/>
               </w:rPr>
-              <w:t>X</w:t>
-            </w:r>
-            <w:r>
-              <w:rPr>
-                <w:color w:val="215E99" w:themeColor="text2" w:themeTint="BF"/>
-                <w:lang w:val="en-US"/>
-              </w:rPr>
-              <w:t xml:space="preserve">. Strategies to handle </w:t>
-            </w:r>
-            <w:r>
-              <w:rPr>
-                <w:color w:val="215E99" w:themeColor="text2" w:themeTint="BF"/>
-                <w:lang w:val="en-US"/>
-              </w:rPr>
-              <w:t>missing data</w:t>
+              <w:t>Y</w:t>
+            </w:r>
+            <w:r>
+              <w:rPr>
+                <w:color w:val="215E99" w:themeColor="text2" w:themeTint="BF"/>
+                <w:lang w:val="en-US"/>
+              </w:rPr>
+              <w:t>. Strategies to handle intercurrent events</w:t>
             </w:r>
           </w:p>
         </w:tc>
@@ -11924,7 +13222,7 @@
                 <w:color w:val="215E99" w:themeColor="text2" w:themeTint="BF"/>
                 <w:lang w:val="en-US"/>
               </w:rPr>
-              <w:t>Cause of missingness</w:t>
+              <w:t>Intercurrent event</w:t>
             </w:r>
           </w:p>
         </w:tc>
@@ -12119,14 +13417,7 @@
                 <w:color w:val="215E99" w:themeColor="text2" w:themeTint="BF"/>
                 <w:lang w:val="en-US"/>
               </w:rPr>
-              <w:t>Unknown</w:t>
-            </w:r>
-            <w:r>
-              <w:rPr>
-                <w:color w:val="215E99" w:themeColor="text2" w:themeTint="BF"/>
-                <w:lang w:val="en-US"/>
-              </w:rPr>
-              <w:t xml:space="preserve"> </w:t>
+              <w:t xml:space="preserve">Nonadherence </w:t>
             </w:r>
           </w:p>
         </w:tc>
@@ -12147,7 +13438,7 @@
                 <w:color w:val="215E99" w:themeColor="text2" w:themeTint="BF"/>
                 <w:lang w:val="en-US"/>
               </w:rPr>
-              <w:t>FIML</w:t>
+              <w:t>Treat. policy</w:t>
             </w:r>
           </w:p>
         </w:tc>
@@ -12168,7 +13459,7 @@
                 <w:color w:val="215E99" w:themeColor="text2" w:themeTint="BF"/>
                 <w:lang w:val="en-US"/>
               </w:rPr>
-              <w:t>FIML</w:t>
+              <w:t>Treat. Policy</w:t>
             </w:r>
           </w:p>
         </w:tc>
@@ -12189,7 +13480,16 @@
                 <w:color w:val="215E99" w:themeColor="text2" w:themeTint="BF"/>
                 <w:lang w:val="en-US"/>
               </w:rPr>
-              <w:t>IPCW</w:t>
+              <w:t>Hypothetical</w:t>
+            </w:r>
+            <w:r>
+              <w:rPr>
+                <w:rFonts w:ascii="Times" w:hAnsi="Times" w:cs="Times"/>
+                <w:color w:val="215E99" w:themeColor="text2" w:themeTint="BF"/>
+                <w:vertAlign w:val="superscript"/>
+                <w:lang w:val="en-US"/>
+              </w:rPr>
+              <w:t>α</w:t>
             </w:r>
           </w:p>
         </w:tc>
@@ -12210,7 +13510,7 @@
                 <w:color w:val="215E99" w:themeColor="text2" w:themeTint="BF"/>
                 <w:lang w:val="en-US"/>
               </w:rPr>
-              <w:t>Cox</w:t>
+              <w:t>Treat. policy</w:t>
             </w:r>
           </w:p>
         </w:tc>
@@ -12238,7 +13538,8 @@
                 <w:color w:val="215E99" w:themeColor="text2" w:themeTint="BF"/>
                 <w:lang w:val="en-US"/>
               </w:rPr>
-              <w:t>Depression worsening</w:t>
+              <w:lastRenderedPageBreak/>
+              <w:t>Treatment crossover</w:t>
             </w:r>
           </w:p>
         </w:tc>
@@ -12259,7 +13560,7 @@
                 <w:color w:val="215E99" w:themeColor="text2" w:themeTint="BF"/>
                 <w:lang w:val="en-US"/>
               </w:rPr>
-              <w:t>LOCF</w:t>
+              <w:t>Treat. policy</w:t>
             </w:r>
           </w:p>
         </w:tc>
@@ -12280,14 +13581,16 @@
                 <w:color w:val="215E99" w:themeColor="text2" w:themeTint="BF"/>
                 <w:lang w:val="en-US"/>
               </w:rPr>
-              <w:t>Worst case</w:t>
-            </w:r>
-            <w:r>
-              <w:rPr>
-                <w:color w:val="215E99" w:themeColor="text2" w:themeTint="BF"/>
-                <w:lang w:val="en-US"/>
-              </w:rPr>
-              <w:t xml:space="preserve"> </w:t>
+              <w:t>Hypothetical</w:t>
+            </w:r>
+            <w:r>
+              <w:rPr>
+                <w:rFonts w:ascii="Times" w:hAnsi="Times" w:cs="Times"/>
+                <w:color w:val="215E99" w:themeColor="text2" w:themeTint="BF"/>
+                <w:vertAlign w:val="superscript"/>
+                <w:lang w:val="en-US"/>
+              </w:rPr>
+              <w:t>α</w:t>
             </w:r>
           </w:p>
         </w:tc>
@@ -12308,7 +13611,16 @@
                 <w:color w:val="215E99" w:themeColor="text2" w:themeTint="BF"/>
                 <w:lang w:val="en-US"/>
               </w:rPr>
-              <w:t>LOCF</w:t>
+              <w:t>Hypothetical</w:t>
+            </w:r>
+            <w:r>
+              <w:rPr>
+                <w:rFonts w:ascii="Times" w:hAnsi="Times" w:cs="Times"/>
+                <w:color w:val="215E99" w:themeColor="text2" w:themeTint="BF"/>
+                <w:vertAlign w:val="superscript"/>
+                <w:lang w:val="en-US"/>
+              </w:rPr>
+              <w:t>α</w:t>
             </w:r>
           </w:p>
         </w:tc>
@@ -12329,7 +13641,7 @@
                 <w:color w:val="215E99" w:themeColor="text2" w:themeTint="BF"/>
                 <w:lang w:val="en-US"/>
               </w:rPr>
-              <w:t>Event at end of follow-up</w:t>
+              <w:t>Treat. policy</w:t>
             </w:r>
           </w:p>
         </w:tc>
@@ -12357,7 +13669,7 @@
                 <w:color w:val="215E99" w:themeColor="text2" w:themeTint="BF"/>
                 <w:lang w:val="en-US"/>
               </w:rPr>
-              <w:t>Depression remission</w:t>
+              <w:t>Pregnancy</w:t>
             </w:r>
           </w:p>
         </w:tc>
@@ -12378,7 +13690,7 @@
                 <w:color w:val="215E99" w:themeColor="text2" w:themeTint="BF"/>
                 <w:lang w:val="en-US"/>
               </w:rPr>
-              <w:t>LOCF</w:t>
+              <w:t>Treat. policy</w:t>
             </w:r>
           </w:p>
         </w:tc>
@@ -12399,14 +13711,7 @@
                 <w:color w:val="215E99" w:themeColor="text2" w:themeTint="BF"/>
                 <w:lang w:val="en-US"/>
               </w:rPr>
-              <w:t>Best case</w:t>
-            </w:r>
-            <w:r>
-              <w:rPr>
-                <w:color w:val="215E99" w:themeColor="text2" w:themeTint="BF"/>
-                <w:lang w:val="en-US"/>
-              </w:rPr>
-              <w:t xml:space="preserve"> </w:t>
+              <w:t>Treat. Policy</w:t>
             </w:r>
           </w:p>
         </w:tc>
@@ -12427,7 +13732,16 @@
                 <w:color w:val="215E99" w:themeColor="text2" w:themeTint="BF"/>
                 <w:lang w:val="en-US"/>
               </w:rPr>
-              <w:t>LOCF</w:t>
+              <w:t>Hypothetical</w:t>
+            </w:r>
+            <w:r>
+              <w:rPr>
+                <w:rFonts w:ascii="Times" w:hAnsi="Times" w:cs="Times"/>
+                <w:color w:val="215E99" w:themeColor="text2" w:themeTint="BF"/>
+                <w:vertAlign w:val="superscript"/>
+                <w:lang w:val="en-US"/>
+              </w:rPr>
+              <w:t>α</w:t>
             </w:r>
           </w:p>
         </w:tc>
@@ -12448,7 +13762,7 @@
                 <w:color w:val="215E99" w:themeColor="text2" w:themeTint="BF"/>
                 <w:lang w:val="en-US"/>
               </w:rPr>
-              <w:t>No event until end of study</w:t>
+              <w:t>Treat. policy</w:t>
             </w:r>
           </w:p>
         </w:tc>
@@ -12476,7 +13790,7 @@
                 <w:color w:val="215E99" w:themeColor="text2" w:themeTint="BF"/>
                 <w:lang w:val="en-US"/>
               </w:rPr>
-              <w:t>…</w:t>
+              <w:t>Suicide</w:t>
             </w:r>
           </w:p>
         </w:tc>
@@ -12492,6 +13806,21 @@
                 <w:lang w:val="en-US"/>
               </w:rPr>
             </w:pPr>
+            <w:r>
+              <w:rPr>
+                <w:color w:val="215E99" w:themeColor="text2" w:themeTint="BF"/>
+                <w:lang w:val="en-US"/>
+              </w:rPr>
+              <w:t>Composite</w:t>
+            </w:r>
+            <w:r>
+              <w:rPr>
+                <w:color w:val="215E99" w:themeColor="text2" w:themeTint="BF"/>
+                <w:vertAlign w:val="superscript"/>
+                <w:lang w:val="en-US"/>
+              </w:rPr>
+              <w:t>β</w:t>
+            </w:r>
           </w:p>
         </w:tc>
         <w:tc>
@@ -12506,6 +13835,13 @@
                 <w:lang w:val="en-US"/>
               </w:rPr>
             </w:pPr>
+            <w:r>
+              <w:rPr>
+                <w:color w:val="215E99" w:themeColor="text2" w:themeTint="BF"/>
+                <w:lang w:val="en-US"/>
+              </w:rPr>
+              <w:t>While-alive</w:t>
+            </w:r>
           </w:p>
         </w:tc>
         <w:tc>
@@ -12520,6 +13856,21 @@
                 <w:lang w:val="en-US"/>
               </w:rPr>
             </w:pPr>
+            <w:r>
+              <w:rPr>
+                <w:color w:val="215E99" w:themeColor="text2" w:themeTint="BF"/>
+                <w:lang w:val="en-US"/>
+              </w:rPr>
+              <w:t>Composite</w:t>
+            </w:r>
+            <w:r>
+              <w:rPr>
+                <w:color w:val="215E99" w:themeColor="text2" w:themeTint="BF"/>
+                <w:vertAlign w:val="superscript"/>
+                <w:lang w:val="en-US"/>
+              </w:rPr>
+              <w:t>β</w:t>
+            </w:r>
           </w:p>
         </w:tc>
         <w:tc>
@@ -12534,6 +13885,21 @@
                 <w:lang w:val="en-US"/>
               </w:rPr>
             </w:pPr>
+            <w:r>
+              <w:rPr>
+                <w:color w:val="215E99" w:themeColor="text2" w:themeTint="BF"/>
+                <w:lang w:val="en-US"/>
+              </w:rPr>
+              <w:t>Composite</w:t>
+            </w:r>
+            <w:r>
+              <w:rPr>
+                <w:color w:val="215E99" w:themeColor="text2" w:themeTint="BF"/>
+                <w:vertAlign w:val="superscript"/>
+                <w:lang w:val="en-US"/>
+              </w:rPr>
+              <w:t>β</w:t>
+            </w:r>
           </w:p>
         </w:tc>
       </w:tr>
@@ -12555,6 +13921,13 @@
                 <w:lang w:val="en-US"/>
               </w:rPr>
             </w:pPr>
+            <w:r>
+              <w:rPr>
+                <w:color w:val="215E99" w:themeColor="text2" w:themeTint="BF"/>
+                <w:lang w:val="en-US"/>
+              </w:rPr>
+              <w:t>Other death</w:t>
+            </w:r>
           </w:p>
         </w:tc>
         <w:tc>
@@ -12569,6 +13942,13 @@
                 <w:lang w:val="en-US"/>
               </w:rPr>
             </w:pPr>
+            <w:r>
+              <w:rPr>
+                <w:color w:val="215E99" w:themeColor="text2" w:themeTint="BF"/>
+                <w:lang w:val="en-US"/>
+              </w:rPr>
+              <w:t>While-alive</w:t>
+            </w:r>
           </w:p>
         </w:tc>
         <w:tc>
@@ -12583,6 +13963,13 @@
                 <w:lang w:val="en-US"/>
               </w:rPr>
             </w:pPr>
+            <w:r>
+              <w:rPr>
+                <w:color w:val="215E99" w:themeColor="text2" w:themeTint="BF"/>
+                <w:lang w:val="en-US"/>
+              </w:rPr>
+              <w:t>While-alive</w:t>
+            </w:r>
           </w:p>
         </w:tc>
         <w:tc>
@@ -12597,6 +13984,13 @@
                 <w:lang w:val="en-US"/>
               </w:rPr>
             </w:pPr>
+            <w:r>
+              <w:rPr>
+                <w:color w:val="215E99" w:themeColor="text2" w:themeTint="BF"/>
+                <w:lang w:val="en-US"/>
+              </w:rPr>
+              <w:t>While-alive</w:t>
+            </w:r>
           </w:p>
         </w:tc>
         <w:tc>
@@ -12611,6 +14005,13 @@
                 <w:lang w:val="en-US"/>
               </w:rPr>
             </w:pPr>
+            <w:r>
+              <w:rPr>
+                <w:color w:val="215E99" w:themeColor="text2" w:themeTint="BF"/>
+                <w:lang w:val="en-US"/>
+              </w:rPr>
+              <w:t>While-alive</w:t>
+            </w:r>
           </w:p>
         </w:tc>
       </w:tr>
@@ -12624,103 +14025,47 @@
       </w:pPr>
       <w:r>
         <w:rPr>
-          <w:color w:val="215E99" w:themeColor="text2" w:themeTint="BF"/>
-          <w:lang w:val="en-US"/>
-        </w:rPr>
-        <w:t>FIML: Full Information Maximum Likelihood via a linear mixed model or a latent variable model. This can be understood as imputing  the average value among subjects with similar covariates and outcome.</w:t>
-      </w:r>
-    </w:p>
-    <w:p>
-      <w:pPr>
-        <w:rPr>
-          <w:color w:val="215E99" w:themeColor="text2" w:themeTint="BF"/>
-          <w:lang w:val="en-US"/>
-        </w:rPr>
-      </w:pPr>
-      <w:r>
-        <w:rPr>
-          <w:color w:val="215E99" w:themeColor="text2" w:themeTint="BF"/>
-          <w:lang w:val="en-US"/>
-        </w:rPr>
-        <w:t>IPCW</w:t>
-      </w:r>
-      <w:r>
-        <w:rPr>
-          <w:color w:val="215E99" w:themeColor="text2" w:themeTint="BF"/>
-          <w:lang w:val="en-US"/>
-        </w:rPr>
-        <w:t>:</w:t>
-      </w:r>
-      <w:r>
-        <w:rPr>
-          <w:color w:val="215E99" w:themeColor="text2" w:themeTint="BF"/>
-          <w:lang w:val="en-US"/>
-        </w:rPr>
-        <w:t xml:space="preserve"> Inverse Probability of Censoring Weights. This can be seen as transferring the weight of subject with missing outcome to those with similar baseline covariates.</w:t>
-      </w:r>
-    </w:p>
-    <w:p>
-      <w:pPr>
-        <w:rPr>
-          <w:color w:val="215E99" w:themeColor="text2" w:themeTint="BF"/>
-          <w:lang w:val="en-US"/>
-        </w:rPr>
-      </w:pPr>
-      <w:r>
-        <w:rPr>
-          <w:color w:val="215E99" w:themeColor="text2" w:themeTint="BF"/>
-          <w:lang w:val="en-US"/>
-        </w:rPr>
-        <w:t xml:space="preserve">Cox: </w:t>
-      </w:r>
-      <w:r>
-        <w:rPr>
-          <w:color w:val="215E99" w:themeColor="text2" w:themeTint="BF"/>
-          <w:lang w:val="en-US"/>
-        </w:rPr>
-        <w:t xml:space="preserve">Cox proportional hazard model which </w:t>
-      </w:r>
-      <w:r>
-        <w:rPr>
-          <w:color w:val="215E99" w:themeColor="text2" w:themeTint="BF"/>
-          <w:lang w:val="en-US"/>
-        </w:rPr>
-        <w:t>assumes that the individual</w:t>
-      </w:r>
-      <w:r>
-        <w:rPr>
-          <w:color w:val="215E99" w:themeColor="text2" w:themeTint="BF"/>
-          <w:lang w:val="en-US"/>
-        </w:rPr>
-        <w:t xml:space="preserve">s </w:t>
-      </w:r>
-      <w:r>
-        <w:rPr>
-          <w:color w:val="215E99" w:themeColor="text2" w:themeTint="BF"/>
-          <w:lang w:val="en-US"/>
-        </w:rPr>
-        <w:t>still at risk can be used to represent those who drop-out of the study</w:t>
-      </w:r>
-      <w:r>
-        <w:rPr>
-          <w:color w:val="215E99" w:themeColor="text2" w:themeTint="BF"/>
-          <w:lang w:val="en-US"/>
-        </w:rPr>
-        <w:t xml:space="preserve">, when </w:t>
-      </w:r>
-      <w:r>
-        <w:rPr>
-          <w:color w:val="215E99" w:themeColor="text2" w:themeTint="BF"/>
-          <w:lang w:val="en-US"/>
-        </w:rPr>
-        <w:t>sharing the same baseline</w:t>
-      </w:r>
-      <w:r>
-        <w:rPr>
-          <w:color w:val="215E99" w:themeColor="text2" w:themeTint="BF"/>
-          <w:lang w:val="en-US"/>
-        </w:rPr>
-        <w:t xml:space="preserve"> covariates</w:t>
+          <w:rFonts w:ascii="Times" w:hAnsi="Times" w:cs="Times"/>
+          <w:color w:val="215E99" w:themeColor="text2" w:themeTint="BF"/>
+          <w:vertAlign w:val="superscript"/>
+          <w:lang w:val="en-US"/>
+        </w:rPr>
+        <w:t>α</w:t>
+      </w:r>
+      <w:r>
+        <w:rPr>
+          <w:color w:val="215E99" w:themeColor="text2" w:themeTint="BF"/>
+          <w:lang w:val="en-US"/>
+        </w:rPr>
+        <w:t>The hypothetical setting for non</w:t>
+      </w:r>
+      <w:r>
+        <w:rPr>
+          <w:color w:val="215E99" w:themeColor="text2" w:themeTint="BF"/>
+          <w:lang w:val="en-US"/>
+        </w:rPr>
+        <w:t>-</w:t>
+      </w:r>
+      <w:r>
+        <w:rPr>
+          <w:color w:val="215E99" w:themeColor="text2" w:themeTint="BF"/>
+          <w:lang w:val="en-US"/>
+        </w:rPr>
+        <w:t>adherence include</w:t>
+      </w:r>
+      <w:r>
+        <w:rPr>
+          <w:color w:val="215E99" w:themeColor="text2" w:themeTint="BF"/>
+          <w:lang w:val="en-US"/>
+        </w:rPr>
+        <w:t>s</w:t>
+      </w:r>
+      <w:r>
+        <w:rPr>
+          <w:color w:val="215E99" w:themeColor="text2" w:themeTint="BF"/>
+          <w:lang w:val="en-US"/>
+        </w:rPr>
+        <w:t xml:space="preserve"> for example if they were reminded every day to take their medication or if it is due to non-severe, treatable side effects, treatments were provided</w:t>
       </w:r>
       <w:r>
         <w:rPr>
@@ -12740,37 +14085,31 @@
       <w:r>
         <w:rPr>
           <w:color w:val="215E99" w:themeColor="text2" w:themeTint="BF"/>
-          <w:lang w:val="en-US"/>
-        </w:rPr>
-        <w:t>LOCF</w:t>
-      </w:r>
-      <w:r>
-        <w:rPr>
-          <w:color w:val="215E99" w:themeColor="text2" w:themeTint="BF"/>
-          <w:lang w:val="en-US"/>
-        </w:rPr>
-        <w:t>: last observation carried forward</w:t>
-      </w:r>
-    </w:p>
-    <w:p>
-      <w:pPr>
-        <w:rPr>
-          <w:color w:val="215E99" w:themeColor="text2" w:themeTint="BF"/>
-          <w:lang w:val="en-US"/>
-        </w:rPr>
-      </w:pPr>
-      <w:r>
-        <w:rPr>
-          <w:color w:val="215E99" w:themeColor="text2" w:themeTint="BF"/>
-          <w:lang w:val="en-US"/>
-        </w:rPr>
-        <w:t>Worse case/Best case: assign the lower limit/upper limit of severe depression/depression remission.</w:t>
-      </w:r>
-    </w:p>
-    <w:p>
-      <w:pPr>
-        <w:rPr>
-          <w:color w:val="215E99" w:themeColor="text2" w:themeTint="BF"/>
+          <w:vertAlign w:val="superscript"/>
+          <w:lang w:val="en-US"/>
+        </w:rPr>
+        <w:t>β</w:t>
+      </w:r>
+      <w:r>
+        <w:rPr>
+          <w:color w:val="215E99" w:themeColor="text2" w:themeTint="BF"/>
+          <w:lang w:val="en-US"/>
+        </w:rPr>
+        <w:t>The composite strategy where patients die by suicide during the study period include assigning them a composite outcome value equal to the maximum</w:t>
+      </w:r>
+      <w:r>
+        <w:rPr>
+          <w:color w:val="215E99" w:themeColor="text2" w:themeTint="BF"/>
+          <w:lang w:val="en-US"/>
+        </w:rPr>
+        <w:t xml:space="preserve"> between their highest clinical score observed during the study period and lower limit of severe depression in the outcome scale used by the estimand (e.g. 12 for the primary estimand).</w:t>
+      </w:r>
+    </w:p>
+    <w:p>
+      <w:pPr>
+        <w:rPr>
+          <w:rStyle w:val="Svagfremhvning"/>
+          <w:rFonts w:ascii="Times New Roman" w:hAnsi="Times New Roman" w:cs="Times New Roman"/>
           <w:lang w:val="en-US"/>
         </w:rPr>
       </w:pPr>
@@ -12822,44 +14161,156 @@
           <w:rFonts w:ascii="Times New Roman" w:hAnsi="Times New Roman" w:cs="Times New Roman"/>
           <w:lang w:val="en-US"/>
         </w:rPr>
-        <w:t xml:space="preserve">Handling of </w:t>
-      </w:r>
-      <w:r>
-        <w:rPr>
-          <w:rStyle w:val="Svagfremhvning"/>
-          <w:rFonts w:ascii="Times New Roman" w:hAnsi="Times New Roman" w:cs="Times New Roman"/>
-          <w:lang w:val="en-US"/>
-        </w:rPr>
-        <w:t>intercurrent events</w:t>
-      </w:r>
-    </w:p>
-    <w:p>
-      <w:pPr>
-        <w:rPr>
-          <w:lang w:val="en-US"/>
-        </w:rPr>
-      </w:pPr>
-      <w:r>
-        <w:rPr>
-          <w:lang w:val="en-US"/>
-        </w:rPr>
-        <w:t>…</w:t>
-      </w:r>
-    </w:p>
-    <w:p>
-      <w:pPr>
-        <w:spacing w:line="22" w:lineRule="atLeast"/>
-        <w:rPr>
-          <w:color w:val="215E99" w:themeColor="text2" w:themeTint="BF"/>
-          <w:lang w:val="en-US"/>
-        </w:rPr>
-      </w:pPr>
-      <w:r>
-        <w:rPr>
-          <w:color w:val="215E99" w:themeColor="text2" w:themeTint="BF"/>
-          <w:lang w:val="en-US"/>
-        </w:rPr>
-        <w:t>Example:</w:t>
+        <w:t>Handling of missing data</w:t>
+      </w:r>
+      <w:bookmarkEnd w:id="29"/>
+    </w:p>
+    <w:p>
+      <w:pPr>
+        <w:rPr>
+          <w:color w:val="215E99" w:themeColor="text2" w:themeTint="BF"/>
+          <w:lang w:val="en-US"/>
+        </w:rPr>
+      </w:pPr>
+      <w:r>
+        <w:rPr>
+          <w:color w:val="215E99" w:themeColor="text2" w:themeTint="BF"/>
+          <w:lang w:val="en-US"/>
+        </w:rPr>
+        <w:t>This section can be confusing at first as it seems to repeat the previous subsection since truncating events leads to missing data. Instead of repeating</w:t>
+      </w:r>
+      <w:r>
+        <w:rPr>
+          <w:color w:val="215E99" w:themeColor="text2" w:themeTint="BF"/>
+          <w:lang w:val="en-US"/>
+        </w:rPr>
+        <w:t>,</w:t>
+      </w:r>
+      <w:r>
+        <w:rPr>
+          <w:color w:val="215E99" w:themeColor="text2" w:themeTint="BF"/>
+          <w:lang w:val="en-US"/>
+        </w:rPr>
+        <w:t xml:space="preserve"> it should clarify:</w:t>
+      </w:r>
+    </w:p>
+    <w:p>
+      <w:pPr>
+        <w:pStyle w:val="Listeafsnit"/>
+        <w:numPr>
+          <w:ilvl w:val="0"/>
+          <w:numId w:val="28"/>
+        </w:numPr>
+        <w:rPr>
+          <w:color w:val="215E99" w:themeColor="text2" w:themeTint="BF"/>
+          <w:lang w:val="en-US"/>
+        </w:rPr>
+      </w:pPr>
+      <w:r>
+        <w:rPr>
+          <w:color w:val="215E99" w:themeColor="text2" w:themeTint="BF"/>
+          <w:lang w:val="en-US"/>
+        </w:rPr>
+        <w:t>what to do with missing data where the cause is unknown (e.g. drop-out). Those were not part of the previous subsection.</w:t>
+      </w:r>
+    </w:p>
+    <w:p>
+      <w:pPr>
+        <w:pStyle w:val="Listeafsnit"/>
+        <w:numPr>
+          <w:ilvl w:val="0"/>
+          <w:numId w:val="28"/>
+        </w:numPr>
+        <w:rPr>
+          <w:color w:val="215E99" w:themeColor="text2" w:themeTint="BF"/>
+          <w:lang w:val="en-US"/>
+        </w:rPr>
+      </w:pPr>
+      <w:r>
+        <w:rPr>
+          <w:color w:val="215E99" w:themeColor="text2" w:themeTint="BF"/>
+          <w:lang w:val="en-US"/>
+        </w:rPr>
+        <w:t>what to do in case of missing data occurring after an intercurrent event for which the treatment policy has been chosen. Because the intercurrent event can be informative for the missing data value, the strategy elaborated in (i) may seems sub-optimal. For instance in a weight loss trial, if the participant stop adhering to treatment, their weight may be expected to increase even though the treatment group has a decreasing weight trajectory.</w:t>
+      </w:r>
+    </w:p>
+    <w:p>
+      <w:pPr>
+        <w:rPr>
+          <w:lang w:val="en-US"/>
+        </w:rPr>
+      </w:pPr>
+      <w:r>
+        <w:rPr>
+          <w:lang w:val="en-US"/>
+        </w:rPr>
+        <w:t>The analysis will aim to emulate the results that would have been obtained had there been no missing data</w:t>
+      </w:r>
+      <w:r>
+        <w:rPr>
+          <w:lang w:val="en-US"/>
+        </w:rPr>
+        <w:t xml:space="preserve">. </w:t>
+      </w:r>
+      <w:r>
+        <w:rPr>
+          <w:lang w:val="en-US"/>
+        </w:rPr>
+        <w:t>These missing value</w:t>
+      </w:r>
+      <w:r>
+        <w:rPr>
+          <w:lang w:val="en-US"/>
+        </w:rPr>
+        <w:t>s</w:t>
+      </w:r>
+      <w:r>
+        <w:rPr>
+          <w:lang w:val="en-US"/>
+        </w:rPr>
+        <w:t xml:space="preserve"> may arise due to emigration of a participant, technical issues preventing a measurement, or measurement not satisfying quality control.</w:t>
+      </w:r>
+      <w:r>
+        <w:rPr>
+          <w:lang w:val="en-US"/>
+        </w:rPr>
+        <w:t xml:space="preserve"> For the primary and the key secondary analyses only missing outcome values are expected as the other </w:t>
+      </w:r>
+      <w:commentRangeStart w:id="30"/>
+      <w:r>
+        <w:rPr>
+          <w:lang w:val="en-US"/>
+        </w:rPr>
+        <w:t>variables should be measured at baseline</w:t>
+      </w:r>
+      <w:commentRangeEnd w:id="30"/>
+      <w:r>
+        <w:rPr>
+          <w:rStyle w:val="Kommentarhenvisning"/>
+          <w:sz w:val="24"/>
+          <w:szCs w:val="24"/>
+          <w:lang w:val="en-US"/>
+        </w:rPr>
+        <w:commentReference w:id="30"/>
+      </w:r>
+      <w:r>
+        <w:rPr>
+          <w:lang w:val="en-US"/>
+        </w:rPr>
+        <w:t>.</w:t>
+      </w:r>
+    </w:p>
+    <w:p>
+      <w:pPr>
+        <w:rPr>
+          <w:lang w:val="en-US"/>
+        </w:rPr>
+      </w:pPr>
+      <w:r>
+        <w:rPr>
+          <w:lang w:val="en-US"/>
+        </w:rPr>
+        <w:t>Events preceding drop-out will be used to inform about the likely cause of drop-out and the analytic strategy used to handle this case. Table X summarizes the possible cases:</w:t>
       </w:r>
     </w:p>
     <w:tbl>
@@ -12887,7 +14338,6 @@
           </w:tcPr>
           <w:p>
             <w:pPr>
-              <w:spacing w:line="22" w:lineRule="atLeast"/>
               <w:rPr>
                 <w:color w:val="215E99" w:themeColor="text2" w:themeTint="BF"/>
                 <w:lang w:val="en-US"/>
@@ -12898,21 +14348,7 @@
                 <w:color w:val="215E99" w:themeColor="text2" w:themeTint="BF"/>
                 <w:lang w:val="en-US"/>
               </w:rPr>
-              <w:t xml:space="preserve">Table </w:t>
-            </w:r>
-            <w:r>
-              <w:rPr>
-                <w:color w:val="215E99" w:themeColor="text2" w:themeTint="BF"/>
-                <w:lang w:val="en-US"/>
-              </w:rPr>
-              <w:t>Y</w:t>
-            </w:r>
-            <w:r>
-              <w:rPr>
-                <w:color w:val="215E99" w:themeColor="text2" w:themeTint="BF"/>
-                <w:lang w:val="en-US"/>
-              </w:rPr>
-              <w:t>. Strategies to handle intercurrent events</w:t>
+              <w:t>Table X. Strategies to handle missing data</w:t>
             </w:r>
           </w:p>
         </w:tc>
@@ -12929,6 +14365,300 @@
           </w:tcPr>
           <w:p>
             <w:pPr>
+              <w:rPr>
+                <w:color w:val="215E99" w:themeColor="text2" w:themeTint="BF"/>
+                <w:lang w:val="en-US"/>
+              </w:rPr>
+            </w:pPr>
+            <w:r>
+              <w:rPr>
+                <w:color w:val="215E99" w:themeColor="text2" w:themeTint="BF"/>
+                <w:lang w:val="en-US"/>
+              </w:rPr>
+              <w:t>Cause of missingness</w:t>
+            </w:r>
+          </w:p>
+        </w:tc>
+        <w:tc>
+          <w:tcPr>
+            <w:tcW w:w="1498" w:type="dxa"/>
+          </w:tcPr>
+          <w:p>
+            <w:pPr>
+              <w:rPr>
+                <w:b/>
+                <w:bCs/>
+                <w:color w:val="215E99" w:themeColor="text2" w:themeTint="BF"/>
+                <w:lang w:val="en-US"/>
+              </w:rPr>
+            </w:pPr>
+            <w:r>
+              <w:rPr>
+                <w:b/>
+                <w:bCs/>
+                <w:color w:val="215E99" w:themeColor="text2" w:themeTint="BF"/>
+                <w:lang w:val="en-US"/>
+              </w:rPr>
+              <w:t>Primary estimand</w:t>
+            </w:r>
+          </w:p>
+        </w:tc>
+        <w:tc>
+          <w:tcPr>
+            <w:tcW w:w="1699" w:type="dxa"/>
+          </w:tcPr>
+          <w:p>
+            <w:pPr>
+              <w:rPr>
+                <w:b/>
+                <w:bCs/>
+                <w:color w:val="215E99" w:themeColor="text2" w:themeTint="BF"/>
+                <w:lang w:val="en-US"/>
+              </w:rPr>
+            </w:pPr>
+            <w:r>
+              <w:rPr>
+                <w:b/>
+                <w:bCs/>
+                <w:color w:val="215E99" w:themeColor="text2" w:themeTint="BF"/>
+                <w:lang w:val="en-US"/>
+              </w:rPr>
+              <w:t xml:space="preserve">Secondary </w:t>
+            </w:r>
+          </w:p>
+          <w:p>
+            <w:pPr>
+              <w:rPr>
+                <w:b/>
+                <w:bCs/>
+                <w:color w:val="215E99" w:themeColor="text2" w:themeTint="BF"/>
+                <w:lang w:val="en-US"/>
+              </w:rPr>
+            </w:pPr>
+            <w:r>
+              <w:rPr>
+                <w:b/>
+                <w:bCs/>
+                <w:color w:val="215E99" w:themeColor="text2" w:themeTint="BF"/>
+                <w:lang w:val="en-US"/>
+              </w:rPr>
+              <w:t>estimand 1</w:t>
+            </w:r>
+          </w:p>
+        </w:tc>
+        <w:tc>
+          <w:tcPr>
+            <w:tcW w:w="1842" w:type="dxa"/>
+          </w:tcPr>
+          <w:p>
+            <w:pPr>
+              <w:rPr>
+                <w:b/>
+                <w:bCs/>
+                <w:color w:val="215E99" w:themeColor="text2" w:themeTint="BF"/>
+                <w:lang w:val="en-US"/>
+              </w:rPr>
+            </w:pPr>
+            <w:r>
+              <w:rPr>
+                <w:b/>
+                <w:bCs/>
+                <w:color w:val="215E99" w:themeColor="text2" w:themeTint="BF"/>
+                <w:lang w:val="en-US"/>
+              </w:rPr>
+              <w:t xml:space="preserve">Secondary </w:t>
+            </w:r>
+          </w:p>
+          <w:p>
+            <w:pPr>
+              <w:rPr>
+                <w:b/>
+                <w:bCs/>
+                <w:color w:val="215E99" w:themeColor="text2" w:themeTint="BF"/>
+                <w:lang w:val="en-US"/>
+              </w:rPr>
+            </w:pPr>
+            <w:r>
+              <w:rPr>
+                <w:b/>
+                <w:bCs/>
+                <w:color w:val="215E99" w:themeColor="text2" w:themeTint="BF"/>
+                <w:lang w:val="en-US"/>
+              </w:rPr>
+              <w:t>estimand 2</w:t>
+            </w:r>
+          </w:p>
+        </w:tc>
+        <w:tc>
+          <w:tcPr>
+            <w:tcW w:w="2552" w:type="dxa"/>
+          </w:tcPr>
+          <w:p>
+            <w:pPr>
+              <w:rPr>
+                <w:b/>
+                <w:bCs/>
+                <w:color w:val="215E99" w:themeColor="text2" w:themeTint="BF"/>
+                <w:lang w:val="en-US"/>
+              </w:rPr>
+            </w:pPr>
+            <w:r>
+              <w:rPr>
+                <w:b/>
+                <w:bCs/>
+                <w:color w:val="215E99" w:themeColor="text2" w:themeTint="BF"/>
+                <w:lang w:val="en-US"/>
+              </w:rPr>
+              <w:t xml:space="preserve">Secondary </w:t>
+            </w:r>
+          </w:p>
+          <w:p>
+            <w:pPr>
+              <w:rPr>
+                <w:b/>
+                <w:bCs/>
+                <w:color w:val="215E99" w:themeColor="text2" w:themeTint="BF"/>
+                <w:lang w:val="en-US"/>
+              </w:rPr>
+            </w:pPr>
+            <w:r>
+              <w:rPr>
+                <w:b/>
+                <w:bCs/>
+                <w:color w:val="215E99" w:themeColor="text2" w:themeTint="BF"/>
+                <w:lang w:val="en-US"/>
+              </w:rPr>
+              <w:t>estimand 3</w:t>
+            </w:r>
+          </w:p>
+        </w:tc>
+      </w:tr>
+      <w:tr>
+        <w:trPr>
+          <w:gridAfter w:val="1"/>
+          <w:wAfter w:w="39" w:type="dxa"/>
+          <w:trHeight w:val="351"/>
+        </w:trPr>
+        <w:tc>
+          <w:tcPr>
+            <w:tcW w:w="1760" w:type="dxa"/>
+          </w:tcPr>
+          <w:p>
+            <w:pPr>
+              <w:rPr>
+                <w:color w:val="215E99" w:themeColor="text2" w:themeTint="BF"/>
+                <w:lang w:val="en-US"/>
+              </w:rPr>
+            </w:pPr>
+            <w:r>
+              <w:rPr>
+                <w:color w:val="215E99" w:themeColor="text2" w:themeTint="BF"/>
+                <w:lang w:val="en-US"/>
+              </w:rPr>
+              <w:t xml:space="preserve">Unknown </w:t>
+            </w:r>
+          </w:p>
+        </w:tc>
+        <w:tc>
+          <w:tcPr>
+            <w:tcW w:w="1498" w:type="dxa"/>
+          </w:tcPr>
+          <w:p>
+            <w:pPr>
+              <w:rPr>
+                <w:color w:val="215E99" w:themeColor="text2" w:themeTint="BF"/>
+                <w:lang w:val="en-US"/>
+              </w:rPr>
+            </w:pPr>
+            <w:r>
+              <w:rPr>
+                <w:color w:val="215E99" w:themeColor="text2" w:themeTint="BF"/>
+                <w:lang w:val="en-US"/>
+              </w:rPr>
+              <w:t>FIML</w:t>
+            </w:r>
+          </w:p>
+        </w:tc>
+        <w:tc>
+          <w:tcPr>
+            <w:tcW w:w="1699" w:type="dxa"/>
+          </w:tcPr>
+          <w:p>
+            <w:pPr>
+              <w:rPr>
+                <w:color w:val="215E99" w:themeColor="text2" w:themeTint="BF"/>
+                <w:lang w:val="en-US"/>
+              </w:rPr>
+            </w:pPr>
+            <w:r>
+              <w:rPr>
+                <w:color w:val="215E99" w:themeColor="text2" w:themeTint="BF"/>
+                <w:lang w:val="en-US"/>
+              </w:rPr>
+              <w:t>FIML</w:t>
+            </w:r>
+          </w:p>
+        </w:tc>
+        <w:tc>
+          <w:tcPr>
+            <w:tcW w:w="1842" w:type="dxa"/>
+          </w:tcPr>
+          <w:p>
+            <w:pPr>
+              <w:rPr>
+                <w:color w:val="215E99" w:themeColor="text2" w:themeTint="BF"/>
+                <w:lang w:val="en-US"/>
+              </w:rPr>
+            </w:pPr>
+            <w:r>
+              <w:rPr>
+                <w:color w:val="215E99" w:themeColor="text2" w:themeTint="BF"/>
+                <w:lang w:val="en-US"/>
+              </w:rPr>
+              <w:t>IPCW</w:t>
+            </w:r>
+            <w:r>
+              <w:rPr>
+                <w:color w:val="215E99" w:themeColor="text2" w:themeTint="BF"/>
+                <w:lang w:val="en-US"/>
+              </w:rPr>
+              <w:t xml:space="preserve"> baseline covariates</w:t>
+            </w:r>
+          </w:p>
+        </w:tc>
+        <w:tc>
+          <w:tcPr>
+            <w:tcW w:w="2552" w:type="dxa"/>
+          </w:tcPr>
+          <w:p>
+            <w:pPr>
+              <w:rPr>
+                <w:color w:val="215E99" w:themeColor="text2" w:themeTint="BF"/>
+                <w:lang w:val="en-US"/>
+              </w:rPr>
+            </w:pPr>
+            <w:r>
+              <w:rPr>
+                <w:color w:val="215E99" w:themeColor="text2" w:themeTint="BF"/>
+                <w:lang w:val="en-US"/>
+              </w:rPr>
+              <w:t>Cox</w:t>
+            </w:r>
+          </w:p>
+        </w:tc>
+      </w:tr>
+      <w:tr>
+        <w:trPr>
+          <w:gridAfter w:val="1"/>
+          <w:wAfter w:w="39" w:type="dxa"/>
+          <w:trHeight w:val="702"/>
+        </w:trPr>
+        <w:tc>
+          <w:tcPr>
+            <w:tcW w:w="1760" w:type="dxa"/>
+          </w:tcPr>
+          <w:p>
+            <w:pPr>
               <w:spacing w:line="22" w:lineRule="atLeast"/>
               <w:rPr>
                 <w:color w:val="215E99" w:themeColor="text2" w:themeTint="BF"/>
@@ -12941,7 +14671,7 @@
                 <w:lang w:val="en-US"/>
               </w:rPr>
               <w:lastRenderedPageBreak/>
-              <w:t>Intercurrent event</w:t>
+              <w:t xml:space="preserve">Nonadherence </w:t>
             </w:r>
           </w:p>
         </w:tc>
@@ -12952,22 +14682,17 @@
           <w:p>
             <w:pPr>
               <w:spacing w:line="22" w:lineRule="atLeast"/>
-              <w:jc w:val="center"/>
-              <w:rPr>
-                <w:b/>
-                <w:bCs/>
+              <w:rPr>
                 <w:color w:val="215E99" w:themeColor="text2" w:themeTint="BF"/>
                 <w:lang w:val="en-US"/>
               </w:rPr>
             </w:pPr>
             <w:r>
               <w:rPr>
-                <w:b/>
-                <w:bCs/>
-                <w:color w:val="215E99" w:themeColor="text2" w:themeTint="BF"/>
-                <w:lang w:val="en-US"/>
-              </w:rPr>
-              <w:t>Primary estimand</w:t>
+                <w:color w:val="215E99" w:themeColor="text2" w:themeTint="BF"/>
+                <w:lang w:val="en-US"/>
+              </w:rPr>
+              <w:t>MI-RD</w:t>
             </w:r>
           </w:p>
         </w:tc>
@@ -12978,43 +14703,17 @@
           <w:p>
             <w:pPr>
               <w:spacing w:line="22" w:lineRule="atLeast"/>
-              <w:jc w:val="center"/>
-              <w:rPr>
-                <w:b/>
-                <w:bCs/>
+              <w:rPr>
                 <w:color w:val="215E99" w:themeColor="text2" w:themeTint="BF"/>
                 <w:lang w:val="en-US"/>
               </w:rPr>
             </w:pPr>
             <w:r>
               <w:rPr>
-                <w:b/>
-                <w:bCs/>
-                <w:color w:val="215E99" w:themeColor="text2" w:themeTint="BF"/>
-                <w:lang w:val="en-US"/>
-              </w:rPr>
-              <w:t xml:space="preserve">Secondary </w:t>
-            </w:r>
-          </w:p>
-          <w:p>
-            <w:pPr>
-              <w:spacing w:line="22" w:lineRule="atLeast"/>
-              <w:jc w:val="center"/>
-              <w:rPr>
-                <w:b/>
-                <w:bCs/>
-                <w:color w:val="215E99" w:themeColor="text2" w:themeTint="BF"/>
-                <w:lang w:val="en-US"/>
-              </w:rPr>
-            </w:pPr>
-            <w:r>
-              <w:rPr>
-                <w:b/>
-                <w:bCs/>
-                <w:color w:val="215E99" w:themeColor="text2" w:themeTint="BF"/>
-                <w:lang w:val="en-US"/>
-              </w:rPr>
-              <w:t>estimand 1</w:t>
+                <w:color w:val="215E99" w:themeColor="text2" w:themeTint="BF"/>
+                <w:lang w:val="en-US"/>
+              </w:rPr>
+              <w:t>MI -RD</w:t>
             </w:r>
           </w:p>
         </w:tc>
@@ -13025,52 +14724,17 @@
           <w:p>
             <w:pPr>
               <w:spacing w:line="22" w:lineRule="atLeast"/>
-              <w:jc w:val="center"/>
-              <w:rPr>
-                <w:b/>
-                <w:bCs/>
+              <w:rPr>
                 <w:color w:val="215E99" w:themeColor="text2" w:themeTint="BF"/>
                 <w:lang w:val="en-US"/>
               </w:rPr>
             </w:pPr>
             <w:r>
               <w:rPr>
-                <w:b/>
-                <w:bCs/>
-                <w:color w:val="215E99" w:themeColor="text2" w:themeTint="BF"/>
-                <w:lang w:val="en-US"/>
-              </w:rPr>
-              <w:t xml:space="preserve">Secondary </w:t>
-            </w:r>
-          </w:p>
-          <w:p>
-            <w:pPr>
-              <w:spacing w:line="22" w:lineRule="atLeast"/>
-              <w:jc w:val="center"/>
-              <w:rPr>
-                <w:b/>
-                <w:bCs/>
-                <w:color w:val="215E99" w:themeColor="text2" w:themeTint="BF"/>
-                <w:lang w:val="en-US"/>
-              </w:rPr>
-            </w:pPr>
-            <w:r>
-              <w:rPr>
-                <w:b/>
-                <w:bCs/>
-                <w:color w:val="215E99" w:themeColor="text2" w:themeTint="BF"/>
-                <w:lang w:val="en-US"/>
-              </w:rPr>
-              <w:t xml:space="preserve">estimand </w:t>
-            </w:r>
-            <w:r>
-              <w:rPr>
-                <w:b/>
-                <w:bCs/>
-                <w:color w:val="215E99" w:themeColor="text2" w:themeTint="BF"/>
-                <w:lang w:val="en-US"/>
-              </w:rPr>
-              <w:t>2</w:t>
+                <w:color w:val="215E99" w:themeColor="text2" w:themeTint="BF"/>
+                <w:lang w:val="en-US"/>
+              </w:rPr>
+              <w:t>-</w:t>
             </w:r>
           </w:p>
         </w:tc>
@@ -13081,52 +14745,17 @@
           <w:p>
             <w:pPr>
               <w:spacing w:line="22" w:lineRule="atLeast"/>
-              <w:jc w:val="center"/>
-              <w:rPr>
-                <w:b/>
-                <w:bCs/>
+              <w:rPr>
                 <w:color w:val="215E99" w:themeColor="text2" w:themeTint="BF"/>
                 <w:lang w:val="en-US"/>
               </w:rPr>
             </w:pPr>
             <w:r>
               <w:rPr>
-                <w:b/>
-                <w:bCs/>
-                <w:color w:val="215E99" w:themeColor="text2" w:themeTint="BF"/>
-                <w:lang w:val="en-US"/>
-              </w:rPr>
-              <w:t xml:space="preserve">Secondary </w:t>
-            </w:r>
-          </w:p>
-          <w:p>
-            <w:pPr>
-              <w:spacing w:line="22" w:lineRule="atLeast"/>
-              <w:jc w:val="center"/>
-              <w:rPr>
-                <w:b/>
-                <w:bCs/>
-                <w:color w:val="215E99" w:themeColor="text2" w:themeTint="BF"/>
-                <w:lang w:val="en-US"/>
-              </w:rPr>
-            </w:pPr>
-            <w:r>
-              <w:rPr>
-                <w:b/>
-                <w:bCs/>
-                <w:color w:val="215E99" w:themeColor="text2" w:themeTint="BF"/>
-                <w:lang w:val="en-US"/>
-              </w:rPr>
-              <w:t xml:space="preserve">estimand </w:t>
-            </w:r>
-            <w:r>
-              <w:rPr>
-                <w:b/>
-                <w:bCs/>
-                <w:color w:val="215E99" w:themeColor="text2" w:themeTint="BF"/>
-                <w:lang w:val="en-US"/>
-              </w:rPr>
-              <w:t>3</w:t>
+                <w:color w:val="215E99" w:themeColor="text2" w:themeTint="BF"/>
+                <w:lang w:val="en-US"/>
+              </w:rPr>
+              <w:t>Time dependent Cox</w:t>
             </w:r>
           </w:p>
         </w:tc>
@@ -13154,7 +14783,7 @@
                 <w:color w:val="215E99" w:themeColor="text2" w:themeTint="BF"/>
                 <w:lang w:val="en-US"/>
               </w:rPr>
-              <w:t xml:space="preserve">Nonadherence </w:t>
+              <w:t>Treatment crossover</w:t>
             </w:r>
           </w:p>
         </w:tc>
@@ -13175,7 +14804,7 @@
                 <w:color w:val="215E99" w:themeColor="text2" w:themeTint="BF"/>
                 <w:lang w:val="en-US"/>
               </w:rPr>
-              <w:t>Treat. policy</w:t>
+              <w:t>MI -RD</w:t>
             </w:r>
           </w:p>
         </w:tc>
@@ -13191,12 +14820,24 @@
                 <w:lang w:val="en-US"/>
               </w:rPr>
             </w:pPr>
-            <w:r>
-              <w:rPr>
-                <w:color w:val="215E99" w:themeColor="text2" w:themeTint="BF"/>
-                <w:lang w:val="en-US"/>
-              </w:rPr>
-              <w:t>Treat. policy</w:t>
+            <w:commentRangeStart w:id="31"/>
+            <w:r>
+              <w:rPr>
+                <w:color w:val="215E99" w:themeColor="text2" w:themeTint="BF"/>
+                <w:lang w:val="en-US"/>
+              </w:rPr>
+              <w:t>-</w:t>
+            </w:r>
+            <w:commentRangeEnd w:id="31"/>
+            <w:r>
+              <w:rPr>
+                <w:rStyle w:val="Kommentarhenvisning"/>
+                <w:color w:val="215E99" w:themeColor="text2" w:themeTint="BF"/>
+                <w:sz w:val="24"/>
+                <w:szCs w:val="24"/>
+                <w:lang w:val="en-US"/>
+              </w:rPr>
+              <w:commentReference w:id="31"/>
             </w:r>
           </w:p>
         </w:tc>
@@ -13217,16 +14858,7 @@
                 <w:color w:val="215E99" w:themeColor="text2" w:themeTint="BF"/>
                 <w:lang w:val="en-US"/>
               </w:rPr>
-              <w:t>Hypothetical</w:t>
-            </w:r>
-            <w:r>
-              <w:rPr>
-                <w:rFonts w:ascii="Times" w:hAnsi="Times" w:cs="Times"/>
-                <w:color w:val="215E99" w:themeColor="text2" w:themeTint="BF"/>
-                <w:vertAlign w:val="superscript"/>
-                <w:lang w:val="en-US"/>
-              </w:rPr>
-              <w:t>α</w:t>
+              <w:t>-</w:t>
             </w:r>
           </w:p>
         </w:tc>
@@ -13247,249 +14879,7 @@
                 <w:color w:val="215E99" w:themeColor="text2" w:themeTint="BF"/>
                 <w:lang w:val="en-US"/>
               </w:rPr>
-              <w:t>Treat. policy</w:t>
-            </w:r>
-          </w:p>
-        </w:tc>
-      </w:tr>
-      <w:tr>
-        <w:trPr>
-          <w:gridAfter w:val="1"/>
-          <w:wAfter w:w="39" w:type="dxa"/>
-          <w:trHeight w:val="702"/>
-        </w:trPr>
-        <w:tc>
-          <w:tcPr>
-            <w:tcW w:w="1760" w:type="dxa"/>
-          </w:tcPr>
-          <w:p>
-            <w:pPr>
-              <w:spacing w:line="22" w:lineRule="atLeast"/>
-              <w:rPr>
-                <w:color w:val="215E99" w:themeColor="text2" w:themeTint="BF"/>
-                <w:lang w:val="en-US"/>
-              </w:rPr>
-            </w:pPr>
-            <w:r>
-              <w:rPr>
-                <w:color w:val="215E99" w:themeColor="text2" w:themeTint="BF"/>
-                <w:lang w:val="en-US"/>
-              </w:rPr>
-              <w:t>Treatment crossover</w:t>
-            </w:r>
-          </w:p>
-        </w:tc>
-        <w:tc>
-          <w:tcPr>
-            <w:tcW w:w="1498" w:type="dxa"/>
-          </w:tcPr>
-          <w:p>
-            <w:pPr>
-              <w:spacing w:line="22" w:lineRule="atLeast"/>
-              <w:rPr>
-                <w:color w:val="215E99" w:themeColor="text2" w:themeTint="BF"/>
-                <w:lang w:val="en-US"/>
-              </w:rPr>
-            </w:pPr>
-            <w:r>
-              <w:rPr>
-                <w:color w:val="215E99" w:themeColor="text2" w:themeTint="BF"/>
-                <w:lang w:val="en-US"/>
-              </w:rPr>
-              <w:t>Treat. policy</w:t>
-            </w:r>
-          </w:p>
-        </w:tc>
-        <w:tc>
-          <w:tcPr>
-            <w:tcW w:w="1699" w:type="dxa"/>
-          </w:tcPr>
-          <w:p>
-            <w:pPr>
-              <w:spacing w:line="22" w:lineRule="atLeast"/>
-              <w:rPr>
-                <w:color w:val="215E99" w:themeColor="text2" w:themeTint="BF"/>
-                <w:lang w:val="en-US"/>
-              </w:rPr>
-            </w:pPr>
-            <w:r>
-              <w:rPr>
-                <w:color w:val="215E99" w:themeColor="text2" w:themeTint="BF"/>
-                <w:lang w:val="en-US"/>
-              </w:rPr>
-              <w:t>Treat. policy</w:t>
-            </w:r>
-          </w:p>
-        </w:tc>
-        <w:tc>
-          <w:tcPr>
-            <w:tcW w:w="1842" w:type="dxa"/>
-          </w:tcPr>
-          <w:p>
-            <w:pPr>
-              <w:spacing w:line="22" w:lineRule="atLeast"/>
-              <w:rPr>
-                <w:color w:val="215E99" w:themeColor="text2" w:themeTint="BF"/>
-                <w:lang w:val="en-US"/>
-              </w:rPr>
-            </w:pPr>
-            <w:r>
-              <w:rPr>
-                <w:color w:val="215E99" w:themeColor="text2" w:themeTint="BF"/>
-                <w:lang w:val="en-US"/>
-              </w:rPr>
-              <w:t>Hypothetical</w:t>
-            </w:r>
-            <w:r>
-              <w:rPr>
-                <w:rFonts w:ascii="Times" w:hAnsi="Times" w:cs="Times"/>
-                <w:color w:val="215E99" w:themeColor="text2" w:themeTint="BF"/>
-                <w:vertAlign w:val="superscript"/>
-                <w:lang w:val="en-US"/>
-              </w:rPr>
-              <w:t>α</w:t>
-            </w:r>
-          </w:p>
-        </w:tc>
-        <w:tc>
-          <w:tcPr>
-            <w:tcW w:w="2552" w:type="dxa"/>
-          </w:tcPr>
-          <w:p>
-            <w:pPr>
-              <w:spacing w:line="22" w:lineRule="atLeast"/>
-              <w:rPr>
-                <w:color w:val="215E99" w:themeColor="text2" w:themeTint="BF"/>
-                <w:lang w:val="en-US"/>
-              </w:rPr>
-            </w:pPr>
-            <w:r>
-              <w:rPr>
-                <w:color w:val="215E99" w:themeColor="text2" w:themeTint="BF"/>
-                <w:lang w:val="en-US"/>
-              </w:rPr>
-              <w:t>Treat. policy</w:t>
-            </w:r>
-          </w:p>
-        </w:tc>
-      </w:tr>
-      <w:tr>
-        <w:trPr>
-          <w:gridAfter w:val="1"/>
-          <w:wAfter w:w="39" w:type="dxa"/>
-          <w:trHeight w:val="351"/>
-        </w:trPr>
-        <w:tc>
-          <w:tcPr>
-            <w:tcW w:w="1760" w:type="dxa"/>
-          </w:tcPr>
-          <w:p>
-            <w:pPr>
-              <w:spacing w:line="22" w:lineRule="atLeast"/>
-              <w:rPr>
-                <w:color w:val="215E99" w:themeColor="text2" w:themeTint="BF"/>
-                <w:lang w:val="en-US"/>
-              </w:rPr>
-            </w:pPr>
-            <w:r>
-              <w:rPr>
-                <w:color w:val="215E99" w:themeColor="text2" w:themeTint="BF"/>
-                <w:lang w:val="en-US"/>
-              </w:rPr>
-              <w:t>Pregnancy</w:t>
-            </w:r>
-          </w:p>
-        </w:tc>
-        <w:tc>
-          <w:tcPr>
-            <w:tcW w:w="1498" w:type="dxa"/>
-          </w:tcPr>
-          <w:p>
-            <w:pPr>
-              <w:spacing w:line="22" w:lineRule="atLeast"/>
-              <w:rPr>
-                <w:color w:val="215E99" w:themeColor="text2" w:themeTint="BF"/>
-                <w:lang w:val="en-US"/>
-              </w:rPr>
-            </w:pPr>
-            <w:r>
-              <w:rPr>
-                <w:color w:val="215E99" w:themeColor="text2" w:themeTint="BF"/>
-                <w:lang w:val="en-US"/>
-              </w:rPr>
-              <w:t>Treat. policy</w:t>
-            </w:r>
-          </w:p>
-        </w:tc>
-        <w:tc>
-          <w:tcPr>
-            <w:tcW w:w="1699" w:type="dxa"/>
-          </w:tcPr>
-          <w:p>
-            <w:pPr>
-              <w:spacing w:line="22" w:lineRule="atLeast"/>
-              <w:rPr>
-                <w:color w:val="215E99" w:themeColor="text2" w:themeTint="BF"/>
-                <w:lang w:val="en-US"/>
-              </w:rPr>
-            </w:pPr>
-            <w:r>
-              <w:rPr>
-                <w:color w:val="215E99" w:themeColor="text2" w:themeTint="BF"/>
-                <w:lang w:val="en-US"/>
-              </w:rPr>
-              <w:t>Treat. policy</w:t>
-            </w:r>
-          </w:p>
-        </w:tc>
-        <w:tc>
-          <w:tcPr>
-            <w:tcW w:w="1842" w:type="dxa"/>
-          </w:tcPr>
-          <w:p>
-            <w:pPr>
-              <w:spacing w:line="22" w:lineRule="atLeast"/>
-              <w:rPr>
-                <w:color w:val="215E99" w:themeColor="text2" w:themeTint="BF"/>
-                <w:lang w:val="en-US"/>
-              </w:rPr>
-            </w:pPr>
-            <w:r>
-              <w:rPr>
-                <w:color w:val="215E99" w:themeColor="text2" w:themeTint="BF"/>
-                <w:lang w:val="en-US"/>
-              </w:rPr>
-              <w:t>Hypothetical</w:t>
-            </w:r>
-            <w:r>
-              <w:rPr>
-                <w:rFonts w:ascii="Times" w:hAnsi="Times" w:cs="Times"/>
-                <w:color w:val="215E99" w:themeColor="text2" w:themeTint="BF"/>
-                <w:vertAlign w:val="superscript"/>
-                <w:lang w:val="en-US"/>
-              </w:rPr>
-              <w:t>α</w:t>
-            </w:r>
-          </w:p>
-        </w:tc>
-        <w:tc>
-          <w:tcPr>
-            <w:tcW w:w="2552" w:type="dxa"/>
-          </w:tcPr>
-          <w:p>
-            <w:pPr>
-              <w:spacing w:line="22" w:lineRule="atLeast"/>
-              <w:rPr>
-                <w:color w:val="215E99" w:themeColor="text2" w:themeTint="BF"/>
-                <w:lang w:val="en-US"/>
-              </w:rPr>
-            </w:pPr>
-            <w:r>
-              <w:rPr>
-                <w:color w:val="215E99" w:themeColor="text2" w:themeTint="BF"/>
-                <w:lang w:val="en-US"/>
-              </w:rPr>
-              <w:t>Treat. policy</w:t>
+              <w:t>Time dependent Cox</w:t>
             </w:r>
           </w:p>
         </w:tc>
@@ -13517,7 +14907,7 @@
                 <w:color w:val="215E99" w:themeColor="text2" w:themeTint="BF"/>
                 <w:lang w:val="en-US"/>
               </w:rPr>
-              <w:t>Suicide</w:t>
+              <w:t>Pregnancy</w:t>
             </w:r>
           </w:p>
         </w:tc>
@@ -13538,15 +14928,7 @@
                 <w:color w:val="215E99" w:themeColor="text2" w:themeTint="BF"/>
                 <w:lang w:val="en-US"/>
               </w:rPr>
-              <w:t>Composite</w:t>
-            </w:r>
-            <w:r>
-              <w:rPr>
-                <w:color w:val="215E99" w:themeColor="text2" w:themeTint="BF"/>
-                <w:vertAlign w:val="superscript"/>
-                <w:lang w:val="en-US"/>
-              </w:rPr>
-              <w:t>β</w:t>
+              <w:t>FIML</w:t>
             </w:r>
           </w:p>
         </w:tc>
@@ -13567,7 +14949,7 @@
                 <w:color w:val="215E99" w:themeColor="text2" w:themeTint="BF"/>
                 <w:lang w:val="en-US"/>
               </w:rPr>
-              <w:t>While-alive</w:t>
+              <w:t>FIML</w:t>
             </w:r>
           </w:p>
         </w:tc>
@@ -13588,15 +14970,7 @@
                 <w:color w:val="215E99" w:themeColor="text2" w:themeTint="BF"/>
                 <w:lang w:val="en-US"/>
               </w:rPr>
-              <w:t>Composite</w:t>
-            </w:r>
-            <w:r>
-              <w:rPr>
-                <w:color w:val="215E99" w:themeColor="text2" w:themeTint="BF"/>
-                <w:vertAlign w:val="superscript"/>
-                <w:lang w:val="en-US"/>
-              </w:rPr>
-              <w:t>β</w:t>
+              <w:t>-</w:t>
             </w:r>
           </w:p>
         </w:tc>
@@ -13617,127 +14991,7 @@
                 <w:color w:val="215E99" w:themeColor="text2" w:themeTint="BF"/>
                 <w:lang w:val="en-US"/>
               </w:rPr>
-              <w:t>Composite</w:t>
-            </w:r>
-            <w:r>
-              <w:rPr>
-                <w:color w:val="215E99" w:themeColor="text2" w:themeTint="BF"/>
-                <w:vertAlign w:val="superscript"/>
-                <w:lang w:val="en-US"/>
-              </w:rPr>
-              <w:t>β</w:t>
-            </w:r>
-          </w:p>
-        </w:tc>
-      </w:tr>
-      <w:tr>
-        <w:trPr>
-          <w:gridAfter w:val="1"/>
-          <w:wAfter w:w="39" w:type="dxa"/>
-          <w:trHeight w:val="336"/>
-        </w:trPr>
-        <w:tc>
-          <w:tcPr>
-            <w:tcW w:w="1760" w:type="dxa"/>
-          </w:tcPr>
-          <w:p>
-            <w:pPr>
-              <w:spacing w:line="22" w:lineRule="atLeast"/>
-              <w:rPr>
-                <w:color w:val="215E99" w:themeColor="text2" w:themeTint="BF"/>
-                <w:lang w:val="en-US"/>
-              </w:rPr>
-            </w:pPr>
-            <w:r>
-              <w:rPr>
-                <w:color w:val="215E99" w:themeColor="text2" w:themeTint="BF"/>
-                <w:lang w:val="en-US"/>
-              </w:rPr>
-              <w:t>Other death</w:t>
-            </w:r>
-          </w:p>
-        </w:tc>
-        <w:tc>
-          <w:tcPr>
-            <w:tcW w:w="1498" w:type="dxa"/>
-          </w:tcPr>
-          <w:p>
-            <w:pPr>
-              <w:spacing w:line="22" w:lineRule="atLeast"/>
-              <w:rPr>
-                <w:color w:val="215E99" w:themeColor="text2" w:themeTint="BF"/>
-                <w:lang w:val="en-US"/>
-              </w:rPr>
-            </w:pPr>
-            <w:r>
-              <w:rPr>
-                <w:color w:val="215E99" w:themeColor="text2" w:themeTint="BF"/>
-                <w:lang w:val="en-US"/>
-              </w:rPr>
-              <w:t>While-alive</w:t>
-            </w:r>
-          </w:p>
-        </w:tc>
-        <w:tc>
-          <w:tcPr>
-            <w:tcW w:w="1699" w:type="dxa"/>
-          </w:tcPr>
-          <w:p>
-            <w:pPr>
-              <w:spacing w:line="22" w:lineRule="atLeast"/>
-              <w:rPr>
-                <w:color w:val="215E99" w:themeColor="text2" w:themeTint="BF"/>
-                <w:lang w:val="en-US"/>
-              </w:rPr>
-            </w:pPr>
-            <w:r>
-              <w:rPr>
-                <w:color w:val="215E99" w:themeColor="text2" w:themeTint="BF"/>
-                <w:lang w:val="en-US"/>
-              </w:rPr>
-              <w:t>While-alive</w:t>
-            </w:r>
-          </w:p>
-        </w:tc>
-        <w:tc>
-          <w:tcPr>
-            <w:tcW w:w="1842" w:type="dxa"/>
-          </w:tcPr>
-          <w:p>
-            <w:pPr>
-              <w:spacing w:line="22" w:lineRule="atLeast"/>
-              <w:rPr>
-                <w:color w:val="215E99" w:themeColor="text2" w:themeTint="BF"/>
-                <w:lang w:val="en-US"/>
-              </w:rPr>
-            </w:pPr>
-            <w:r>
-              <w:rPr>
-                <w:color w:val="215E99" w:themeColor="text2" w:themeTint="BF"/>
-                <w:lang w:val="en-US"/>
-              </w:rPr>
-              <w:t>While-alive</w:t>
-            </w:r>
-          </w:p>
-        </w:tc>
-        <w:tc>
-          <w:tcPr>
-            <w:tcW w:w="2552" w:type="dxa"/>
-          </w:tcPr>
-          <w:p>
-            <w:pPr>
-              <w:spacing w:line="22" w:lineRule="atLeast"/>
-              <w:rPr>
-                <w:color w:val="215E99" w:themeColor="text2" w:themeTint="BF"/>
-                <w:lang w:val="en-US"/>
-              </w:rPr>
-            </w:pPr>
-            <w:r>
-              <w:rPr>
-                <w:color w:val="215E99" w:themeColor="text2" w:themeTint="BF"/>
-                <w:lang w:val="en-US"/>
-              </w:rPr>
-              <w:t>While-alive</w:t>
+              <w:t>Time dependent Cox</w:t>
             </w:r>
           </w:p>
         </w:tc>
@@ -13752,33 +15006,17 @@
       </w:pPr>
       <w:r>
         <w:rPr>
-          <w:rFonts w:ascii="Times" w:hAnsi="Times" w:cs="Times"/>
-          <w:color w:val="215E99" w:themeColor="text2" w:themeTint="BF"/>
-          <w:vertAlign w:val="superscript"/>
-          <w:lang w:val="en-US"/>
-        </w:rPr>
-        <w:t>α</w:t>
-      </w:r>
-      <w:r>
-        <w:rPr>
-          <w:color w:val="215E99" w:themeColor="text2" w:themeTint="BF"/>
-          <w:lang w:val="en-US"/>
-        </w:rPr>
-        <w:t>The hypothetical setting for non</w:t>
-      </w:r>
-      <w:r>
-        <w:rPr>
-          <w:color w:val="215E99" w:themeColor="text2" w:themeTint="BF"/>
-          <w:lang w:val="en-US"/>
-        </w:rPr>
-        <w:t>-</w:t>
-      </w:r>
-      <w:r>
-        <w:rPr>
-          <w:color w:val="215E99" w:themeColor="text2" w:themeTint="BF"/>
-          <w:lang w:val="en-US"/>
-        </w:rPr>
-        <w:t>adherence include for example if they were reminded every day to take their medication or if it is due to non-severe, treatable side effects, treatments were provided</w:t>
+          <w:color w:val="215E99" w:themeColor="text2" w:themeTint="BF"/>
+          <w:lang w:val="en-US"/>
+        </w:rPr>
+        <w:t>FIML: Full Information Maximum Likelihood via a linear mixed model or a latent variable model. This can be understood as imputing the average value among subjects with similar covariates and outcome</w:t>
+      </w:r>
+      <w:r>
+        <w:rPr>
+          <w:color w:val="215E99" w:themeColor="text2" w:themeTint="BF"/>
+          <w:lang w:val="en-US"/>
+        </w:rPr>
+        <w:t xml:space="preserve"> (ignores cause of missingness even if known)</w:t>
       </w:r>
       <w:r>
         <w:rPr>
@@ -13798,31 +15036,81 @@
       <w:r>
         <w:rPr>
           <w:color w:val="215E99" w:themeColor="text2" w:themeTint="BF"/>
-          <w:vertAlign w:val="superscript"/>
-          <w:lang w:val="en-US"/>
-        </w:rPr>
-        <w:t>β</w:t>
-      </w:r>
-      <w:r>
-        <w:rPr>
-          <w:color w:val="215E99" w:themeColor="text2" w:themeTint="BF"/>
-          <w:lang w:val="en-US"/>
-        </w:rPr>
-        <w:t>The composite strategy where patients die by suicide during the study period include assigning them a composite outcome value equal to the maximum</w:t>
-      </w:r>
-      <w:r>
-        <w:rPr>
-          <w:color w:val="215E99" w:themeColor="text2" w:themeTint="BF"/>
-          <w:lang w:val="en-US"/>
-        </w:rPr>
-        <w:t xml:space="preserve"> between their highest clinical score observed during the study period and lower limit of severe depression</w:t>
-      </w:r>
-      <w:r>
-        <w:rPr>
-          <w:color w:val="215E99" w:themeColor="text2" w:themeTint="BF"/>
-          <w:lang w:val="en-US"/>
-        </w:rPr>
-        <w:t xml:space="preserve"> in the outcome scale used by the estimand (e.g. 12 for the primary estimand)</w:t>
+          <w:lang w:val="en-US"/>
+        </w:rPr>
+        <w:t>MI-RD: multiple imputation guided by subject experiencing the intercurrent event but having full follow-up. For instance add an extra group to the linear mixed model with subjects experiencing the intercurrent event to extrapolate the trajectory of those with missing value.</w:t>
+      </w:r>
+    </w:p>
+    <w:p>
+      <w:pPr>
+        <w:rPr>
+          <w:color w:val="215E99" w:themeColor="text2" w:themeTint="BF"/>
+          <w:lang w:val="en-US"/>
+        </w:rPr>
+      </w:pPr>
+      <w:r>
+        <w:rPr>
+          <w:color w:val="215E99" w:themeColor="text2" w:themeTint="BF"/>
+          <w:lang w:val="en-US"/>
+        </w:rPr>
+        <w:t>IPCW: Inverse Probability of Censoring Weights. This can be seen as transferring the weight of subject with missing outcome to those with similar covariates.</w:t>
+      </w:r>
+      <w:r>
+        <w:rPr>
+          <w:color w:val="215E99" w:themeColor="text2" w:themeTint="BF"/>
+          <w:lang w:val="en-US"/>
+        </w:rPr>
+        <w:t xml:space="preserve"> When referring to an intercurrent event, if one has a few subjects with the intercurrent event and full follow-up, one can use those to represent the subjects with missing values.</w:t>
+      </w:r>
+    </w:p>
+    <w:p>
+      <w:pPr>
+        <w:rPr>
+          <w:color w:val="215E99" w:themeColor="text2" w:themeTint="BF"/>
+          <w:lang w:val="en-US"/>
+        </w:rPr>
+      </w:pPr>
+      <w:r>
+        <w:rPr>
+          <w:color w:val="215E99" w:themeColor="text2" w:themeTint="BF"/>
+          <w:lang w:val="en-US"/>
+        </w:rPr>
+        <w:t xml:space="preserve">Cox: </w:t>
+      </w:r>
+      <w:r>
+        <w:rPr>
+          <w:color w:val="215E99" w:themeColor="text2" w:themeTint="BF"/>
+          <w:lang w:val="en-US"/>
+        </w:rPr>
+        <w:t xml:space="preserve">Cox proportional hazard model which </w:t>
+      </w:r>
+      <w:r>
+        <w:rPr>
+          <w:color w:val="215E99" w:themeColor="text2" w:themeTint="BF"/>
+          <w:lang w:val="en-US"/>
+        </w:rPr>
+        <w:t>assumes that the individual</w:t>
+      </w:r>
+      <w:r>
+        <w:rPr>
+          <w:color w:val="215E99" w:themeColor="text2" w:themeTint="BF"/>
+          <w:lang w:val="en-US"/>
+        </w:rPr>
+        <w:t xml:space="preserve">s </w:t>
+      </w:r>
+      <w:r>
+        <w:rPr>
+          <w:color w:val="215E99" w:themeColor="text2" w:themeTint="BF"/>
+          <w:lang w:val="en-US"/>
+        </w:rPr>
+        <w:t>still at risk can be used to represent those who drop-out of the study</w:t>
+      </w:r>
+      <w:r>
+        <w:rPr>
+          <w:color w:val="215E99" w:themeColor="text2" w:themeTint="BF"/>
+          <w:lang w:val="en-US"/>
+        </w:rPr>
+        <w:t>, when sharing the same baseline covariates</w:t>
       </w:r>
       <w:r>
         <w:rPr>
@@ -13831,6 +15119,66 @@
         </w:rPr>
         <w:t>.</w:t>
       </w:r>
+      <w:r>
+        <w:rPr>
+          <w:color w:val="215E99" w:themeColor="text2" w:themeTint="BF"/>
+          <w:lang w:val="en-US"/>
+        </w:rPr>
+        <w:t xml:space="preserve"> The time dependent version split the follow-up before and after the cause of missingness to model a different baseline hazard (relevant when some subjects with the intercurrent event have complete follow-up).</w:t>
+      </w:r>
+    </w:p>
+    <w:p>
+      <w:pPr>
+        <w:rPr>
+          <w:color w:val="215E99" w:themeColor="text2" w:themeTint="BF"/>
+          <w:lang w:val="en-US"/>
+        </w:rPr>
+      </w:pPr>
+      <w:r>
+        <w:rPr>
+          <w:color w:val="215E99" w:themeColor="text2" w:themeTint="BF"/>
+          <w:lang w:val="en-US"/>
+        </w:rPr>
+        <w:t>LOCF: last observation carried forward</w:t>
+      </w:r>
+    </w:p>
+    <w:p>
+      <w:pPr>
+        <w:rPr>
+          <w:color w:val="215E99" w:themeColor="text2" w:themeTint="BF"/>
+          <w:lang w:val="en-US"/>
+        </w:rPr>
+      </w:pPr>
+      <w:r>
+        <w:rPr>
+          <w:color w:val="215E99" w:themeColor="text2" w:themeTint="BF"/>
+          <w:lang w:val="en-US"/>
+        </w:rPr>
+        <w:t>Worse case/Best case: assign the lower limit/upper limit of severe depression/depression remission.</w:t>
+      </w:r>
+    </w:p>
+    <w:p>
+      <w:pPr>
+        <w:rPr>
+          <w:color w:val="215E99" w:themeColor="text2" w:themeTint="BF"/>
+          <w:lang w:val="en-US"/>
+        </w:rPr>
+      </w:pPr>
+      <w:r>
+        <w:rPr>
+          <w:color w:val="215E99" w:themeColor="text2" w:themeTint="BF"/>
+          <w:lang w:val="en-US"/>
+        </w:rPr>
+        <w:t>MI: multiple imputation guided by the cause of missingness.</w:t>
+      </w:r>
+    </w:p>
+    <w:p>
+      <w:pPr>
+        <w:rPr>
+          <w:color w:val="215E99" w:themeColor="text2" w:themeTint="BF"/>
+          <w:lang w:val="en-US"/>
+        </w:rPr>
+      </w:pPr>
     </w:p>
     <w:p>
       <w:pPr>
@@ -13905,14 +15253,7 @@
           <w:color w:val="215E99" w:themeColor="text2" w:themeTint="BF"/>
           <w:lang w:val="en-US"/>
         </w:rPr>
-        <w:t xml:space="preserve">It may be easier to draft </w:t>
-      </w:r>
-      <w:r>
-        <w:rPr>
-          <w:color w:val="215E99" w:themeColor="text2" w:themeTint="BF"/>
-          <w:lang w:val="en-US"/>
-        </w:rPr>
-        <w:t>this part of the SAP assuming no missing data no intercurrent event so to help explicit what you have in mind via standard tests (e.g. t-test).</w:t>
+        <w:t>It may be easier to draft this part of the SAP assuming no missing data no intercurrent event so to help explicit what you have in mind via standard tests (e.g. t-test).</w:t>
       </w:r>
     </w:p>
     <w:p>
@@ -14015,28 +15356,8 @@
           <w:color w:val="215E99" w:themeColor="text2" w:themeTint="BF"/>
           <w:lang w:val="en-US"/>
         </w:rPr>
-        <w:t>For the main analysis, w</w:t>
-      </w:r>
-      <w:r>
-        <w:rPr>
-          <w:color w:val="215E99" w:themeColor="text2" w:themeTint="BF"/>
-          <w:lang w:val="en-US"/>
-        </w:rPr>
-        <w:t>hen the statistical procedure involves</w:t>
-      </w:r>
-      <w:r>
-        <w:rPr>
-          <w:color w:val="215E99" w:themeColor="text2" w:themeTint="BF"/>
-          <w:lang w:val="en-US"/>
-        </w:rPr>
-        <w:t xml:space="preserve"> complex</w:t>
-      </w:r>
-      <w:r>
-        <w:rPr>
-          <w:color w:val="215E99" w:themeColor="text2" w:themeTint="BF"/>
-          <w:lang w:val="en-US"/>
-        </w:rPr>
-        <w:t xml:space="preserve"> iterative procedures (no closed-formed solution), it can be wise to mention a procedure in case of failure of the iterative procedure, e.g.:</w:t>
+        <w:lastRenderedPageBreak/>
+        <w:t>For the main analysis, when the statistical procedure involves complex iterative procedures (no closed-formed solution), it can be wise to mention a procedure in case of failure of the iterative procedure, e.g.:</w:t>
       </w:r>
     </w:p>
     <w:p>
@@ -14142,7 +15463,7 @@
         <w:pStyle w:val="Listeafsnit"/>
         <w:numPr>
           <w:ilvl w:val="0"/>
-          <w:numId w:val="28"/>
+          <w:numId w:val="31"/>
         </w:numPr>
         <w:rPr>
           <w:color w:val="215E99" w:themeColor="text2" w:themeTint="BF"/>
@@ -14162,7 +15483,7 @@
         <w:pStyle w:val="Listeafsnit"/>
         <w:numPr>
           <w:ilvl w:val="0"/>
-          <w:numId w:val="28"/>
+          <w:numId w:val="31"/>
         </w:numPr>
         <w:rPr>
           <w:color w:val="215E99" w:themeColor="text2" w:themeTint="BF"/>
@@ -14174,7 +15495,6 @@
           <w:color w:val="215E99" w:themeColor="text2" w:themeTint="BF"/>
           <w:lang w:val="en-US"/>
         </w:rPr>
-        <w:lastRenderedPageBreak/>
         <w:t>…</w:t>
       </w:r>
     </w:p>
@@ -14284,7 +15604,6 @@
       </w:pPr>
       <w:r>
         <w:rPr>
-          <w:rFonts w:ascii="Times New Roman" w:hAnsi="Times New Roman" w:cs="Times New Roman"/>
           <w:lang w:val="en-US"/>
         </w:rPr>
         <w:br/>
@@ -14292,7 +15611,6 @@
     </w:p>
     <w:p>
       <w:pPr>
-        <w:pStyle w:val="Overskrift2"/>
         <w:rPr>
           <w:rStyle w:val="Svagfremhvning"/>
           <w:rFonts w:ascii="Times New Roman" w:hAnsi="Times New Roman" w:cs="Times New Roman"/>
@@ -14303,7 +15621,6 @@
     <w:p>
       <w:pPr>
         <w:rPr>
-          <w:rFonts w:ascii="Times New Roman" w:hAnsi="Times New Roman" w:cs="Times New Roman"/>
           <w:b/>
           <w:bCs/>
           <w:lang w:val="en-US"/>
@@ -14312,18 +15629,36 @@
     </w:p>
     <w:p>
       <w:pPr>
+        <w:rPr>
+          <w:rFonts w:eastAsiaTheme="majorEastAsia"/>
+          <w:color w:val="0F4761" w:themeColor="accent1" w:themeShade="BF"/>
+          <w:sz w:val="40"/>
+          <w:szCs w:val="40"/>
+          <w:lang w:val="en-US"/>
+        </w:rPr>
+      </w:pPr>
+      <w:bookmarkStart w:id="32" w:name="_Toc238738641"/>
+      <w:r>
+        <w:rPr>
+          <w:lang w:val="en-US"/>
+        </w:rPr>
+        <w:br w:type="page"/>
+      </w:r>
+    </w:p>
+    <w:p>
+      <w:pPr>
         <w:pStyle w:val="Overskrift1"/>
         <w:rPr>
           <w:rFonts w:ascii="Times New Roman" w:hAnsi="Times New Roman" w:cs="Times New Roman"/>
           <w:lang w:val="en-US"/>
         </w:rPr>
       </w:pPr>
-      <w:bookmarkStart w:id="31" w:name="_Toc238738641"/>
-      <w:r>
-        <w:rPr>
-          <w:rFonts w:ascii="Times New Roman" w:hAnsi="Times New Roman" w:cs="Times New Roman"/>
-          <w:lang w:val="en-US"/>
-        </w:rPr>
+      <w:r>
+        <w:rPr>
+          <w:rFonts w:ascii="Times New Roman" w:hAnsi="Times New Roman" w:cs="Times New Roman"/>
+          <w:lang w:val="en-US"/>
+        </w:rPr>
+        <w:lastRenderedPageBreak/>
         <w:t>5</w:t>
       </w:r>
       <w:r>
@@ -14340,7 +15675,7 @@
         </w:rPr>
         <w:t>Supplementary analyses</w:t>
       </w:r>
-      <w:bookmarkEnd w:id="31"/>
+      <w:bookmarkEnd w:id="32"/>
     </w:p>
     <w:p>
       <w:pPr>
@@ -14350,7 +15685,7 @@
           <w:lang w:val="en-US"/>
         </w:rPr>
       </w:pPr>
-      <w:bookmarkStart w:id="32" w:name="_Toc238738642"/>
+      <w:bookmarkStart w:id="33" w:name="_Toc238738642"/>
       <w:r>
         <w:rPr>
           <w:rStyle w:val="Svagfremhvning"/>
@@ -14390,7 +15725,7 @@
         </w:rPr>
         <w:t>Safety evaluations</w:t>
       </w:r>
-      <w:bookmarkEnd w:id="32"/>
+      <w:bookmarkEnd w:id="33"/>
     </w:p>
     <w:p>
       <w:pPr>
@@ -14422,7 +15757,7 @@
           <w:lang w:val="en-US"/>
         </w:rPr>
       </w:pPr>
-      <w:bookmarkStart w:id="33" w:name="_Toc238738643"/>
+      <w:bookmarkStart w:id="34" w:name="_Toc238738643"/>
       <w:r>
         <w:rPr>
           <w:rStyle w:val="Svagfremhvning"/>
@@ -14462,7 +15797,7 @@
         </w:rPr>
         <w:t>Exploratory analyses</w:t>
       </w:r>
-      <w:bookmarkEnd w:id="33"/>
+      <w:bookmarkEnd w:id="34"/>
       <w:r>
         <w:rPr>
           <w:rFonts w:ascii="Times New Roman" w:hAnsi="Times New Roman" w:cs="Times New Roman"/>
@@ -14546,21 +15881,40 @@
     </w:p>
     <w:p>
       <w:pPr>
+        <w:rPr>
+          <w:rFonts w:ascii="Times New Roman" w:eastAsiaTheme="majorEastAsia" w:hAnsi="Times New Roman" w:cs="Times New Roman"/>
+          <w:color w:val="0F4761" w:themeColor="accent1" w:themeShade="BF"/>
+          <w:sz w:val="40"/>
+          <w:szCs w:val="40"/>
+          <w:lang w:val="en-US"/>
+        </w:rPr>
+      </w:pPr>
+      <w:bookmarkStart w:id="35" w:name="_Toc238738644"/>
+      <w:r>
+        <w:rPr>
+          <w:rFonts w:ascii="Times New Roman" w:hAnsi="Times New Roman" w:cs="Times New Roman"/>
+          <w:lang w:val="en-US"/>
+        </w:rPr>
+        <w:br w:type="page"/>
+      </w:r>
+    </w:p>
+    <w:p>
+      <w:pPr>
         <w:pStyle w:val="Overskrift1"/>
         <w:rPr>
           <w:rFonts w:ascii="Times New Roman" w:hAnsi="Times New Roman" w:cs="Times New Roman"/>
           <w:lang w:val="en-US"/>
         </w:rPr>
       </w:pPr>
-      <w:bookmarkStart w:id="34" w:name="_Toc238738644"/>
-      <w:r>
-        <w:rPr>
-          <w:rFonts w:ascii="Times New Roman" w:hAnsi="Times New Roman" w:cs="Times New Roman"/>
-          <w:lang w:val="en-US"/>
-        </w:rPr>
+      <w:r>
+        <w:rPr>
+          <w:rFonts w:ascii="Times New Roman" w:hAnsi="Times New Roman" w:cs="Times New Roman"/>
+          <w:lang w:val="en-US"/>
+        </w:rPr>
+        <w:lastRenderedPageBreak/>
         <w:t>References</w:t>
       </w:r>
-      <w:bookmarkEnd w:id="34"/>
+      <w:bookmarkEnd w:id="35"/>
       <w:r>
         <w:rPr>
           <w:rFonts w:ascii="Times New Roman" w:hAnsi="Times New Roman" w:cs="Times New Roman"/>
@@ -14579,21 +15933,40 @@
     </w:p>
     <w:p>
       <w:pPr>
+        <w:rPr>
+          <w:rFonts w:ascii="Times New Roman" w:eastAsiaTheme="majorEastAsia" w:hAnsi="Times New Roman" w:cs="Times New Roman"/>
+          <w:color w:val="0F4761" w:themeColor="accent1" w:themeShade="BF"/>
+          <w:sz w:val="40"/>
+          <w:szCs w:val="40"/>
+          <w:lang w:val="en-US"/>
+        </w:rPr>
+      </w:pPr>
+      <w:bookmarkStart w:id="36" w:name="_Toc238738645"/>
+      <w:r>
+        <w:rPr>
+          <w:rFonts w:ascii="Times New Roman" w:hAnsi="Times New Roman" w:cs="Times New Roman"/>
+          <w:lang w:val="en-US"/>
+        </w:rPr>
+        <w:br w:type="page"/>
+      </w:r>
+    </w:p>
+    <w:p>
+      <w:pPr>
         <w:pStyle w:val="Overskrift1"/>
         <w:rPr>
           <w:rFonts w:ascii="Times New Roman" w:hAnsi="Times New Roman" w:cs="Times New Roman"/>
           <w:lang w:val="en-US"/>
         </w:rPr>
       </w:pPr>
-      <w:bookmarkStart w:id="35" w:name="_Toc238738645"/>
-      <w:r>
-        <w:rPr>
-          <w:rFonts w:ascii="Times New Roman" w:hAnsi="Times New Roman" w:cs="Times New Roman"/>
-          <w:lang w:val="en-US"/>
-        </w:rPr>
+      <w:r>
+        <w:rPr>
+          <w:rFonts w:ascii="Times New Roman" w:hAnsi="Times New Roman" w:cs="Times New Roman"/>
+          <w:lang w:val="en-US"/>
+        </w:rPr>
+        <w:lastRenderedPageBreak/>
         <w:t>Appendix A. R code for primary outcome analyses</w:t>
       </w:r>
-      <w:bookmarkEnd w:id="35"/>
+      <w:bookmarkEnd w:id="36"/>
       <w:r>
         <w:rPr>
           <w:rFonts w:ascii="Times New Roman" w:hAnsi="Times New Roman" w:cs="Times New Roman"/>
@@ -14662,17 +16035,16 @@
           <w:lang w:val="en-US"/>
         </w:rPr>
       </w:pPr>
-      <w:bookmarkStart w:id="36" w:name="_Toc238738646"/>
+      <w:bookmarkStart w:id="37" w:name="_Toc238738646"/>
       <w:r>
         <w:rPr>
           <w:rStyle w:val="Svagfremhvning"/>
           <w:rFonts w:ascii="Times New Roman" w:hAnsi="Times New Roman" w:cs="Times New Roman"/>
           <w:lang w:val="en-US"/>
         </w:rPr>
-        <w:lastRenderedPageBreak/>
         <w:t>Primary analyses</w:t>
       </w:r>
-      <w:bookmarkEnd w:id="36"/>
+      <w:bookmarkEnd w:id="37"/>
       <w:r>
         <w:rPr>
           <w:rStyle w:val="Svagfremhvning"/>
@@ -15016,6 +16388,22 @@
       </w:r>
       <w:r>
         <w:t>Maybe not true in case of complex measurements (e.g. medical imaging)</w:t>
+      </w:r>
+    </w:p>
+  </w:comment>
+  <w:comment w:id="31" w:author="Brice Maxime Hugues Ozenne" w:date="2026-08-31T17:03:00Z" w:initials="BO">
+    <w:p>
+      <w:pPr>
+        <w:pStyle w:val="Kommentartekst"/>
+      </w:pPr>
+      <w:r>
+        <w:rPr>
+          <w:rStyle w:val="Kommentarhenvisning"/>
+        </w:rPr>
+        <w:annotationRef/>
+      </w:r>
+      <w:r>
+        <w:t>No missing data as handled by a hypothetical strategy</w:t>
       </w:r>
     </w:p>
   </w:comment>
@@ -15037,6 +16425,7 @@
   <w15:commentEx w15:paraId="133F2B65" w15:done="0"/>
   <w15:commentEx w15:paraId="52C691DF" w15:done="0"/>
   <w15:commentEx w15:paraId="760E556B" w15:done="0"/>
+  <w15:commentEx w15:paraId="408FFB4A" w15:done="0"/>
 </w15:commentsEx>
 </file>
 
@@ -15055,6 +16444,7 @@
   <w16cex:commentExtensible w16cex:durableId="2F346FCF" w16cex:dateUtc="2026-08-27T16:01:00Z"/>
   <w16cex:commentExtensible w16cex:durableId="445757C1" w16cex:dateUtc="2026-08-27T16:04:00Z"/>
   <w16cex:commentExtensible w16cex:durableId="0D4B7A44" w16cex:dateUtc="2026-08-27T17:08:00Z"/>
+  <w16cex:commentExtensible w16cex:durableId="442F41BA" w16cex:dateUtc="2026-08-31T15:03:00Z"/>
 </w16cex:commentsExtensible>
 </file>
 
@@ -15073,6 +16463,7 @@
   <w16cid:commentId w16cid:paraId="133F2B65" w16cid:durableId="2F346FCF"/>
   <w16cid:commentId w16cid:paraId="52C691DF" w16cid:durableId="445757C1"/>
   <w16cid:commentId w16cid:paraId="760E556B" w16cid:durableId="0D4B7A44"/>
+  <w16cid:commentId w16cid:paraId="408FFB4A" w16cid:durableId="442F41BA"/>
 </w16cid:commentsIds>
 </file>
 
@@ -16197,6 +17588,96 @@
     </w:lvl>
   </w:abstractNum>
   <w:abstractNum w:abstractNumId="8" w15:restartNumberingAfterBreak="0">
+    <w:nsid w:val="17C7544E"/>
+    <w:multiLevelType w:val="hybridMultilevel"/>
+    <w:tmpl w:val="46324328"/>
+    <w:lvl w:ilvl="0" w:tplc="AB0A2142">
+      <w:start w:val="1"/>
+      <w:numFmt w:val="lowerRoman"/>
+      <w:lvlText w:val="(%1)"/>
+      <w:lvlJc w:val="left"/>
+      <w:pPr>
+        <w:ind w:left="1440" w:hanging="720"/>
+      </w:pPr>
+      <w:rPr>
+        <w:rFonts w:hint="default"/>
+        <w:color w:val="215E99" w:themeColor="text2" w:themeTint="BF"/>
+      </w:rPr>
+    </w:lvl>
+    <w:lvl w:ilvl="1" w:tplc="04060019" w:tentative="1">
+      <w:start w:val="1"/>
+      <w:numFmt w:val="lowerLetter"/>
+      <w:lvlText w:val="%2."/>
+      <w:lvlJc w:val="left"/>
+      <w:pPr>
+        <w:ind w:left="1800" w:hanging="360"/>
+      </w:pPr>
+    </w:lvl>
+    <w:lvl w:ilvl="2" w:tplc="0406001B" w:tentative="1">
+      <w:start w:val="1"/>
+      <w:numFmt w:val="lowerRoman"/>
+      <w:lvlText w:val="%3."/>
+      <w:lvlJc w:val="right"/>
+      <w:pPr>
+        <w:ind w:left="2520" w:hanging="180"/>
+      </w:pPr>
+    </w:lvl>
+    <w:lvl w:ilvl="3" w:tplc="0406000F" w:tentative="1">
+      <w:start w:val="1"/>
+      <w:numFmt w:val="decimal"/>
+      <w:lvlText w:val="%4."/>
+      <w:lvlJc w:val="left"/>
+      <w:pPr>
+        <w:ind w:left="3240" w:hanging="360"/>
+      </w:pPr>
+    </w:lvl>
+    <w:lvl w:ilvl="4" w:tplc="04060019" w:tentative="1">
+      <w:start w:val="1"/>
+      <w:numFmt w:val="lowerLetter"/>
+      <w:lvlText w:val="%5."/>
+      <w:lvlJc w:val="left"/>
+      <w:pPr>
+        <w:ind w:left="3960" w:hanging="360"/>
+      </w:pPr>
+    </w:lvl>
+    <w:lvl w:ilvl="5" w:tplc="0406001B" w:tentative="1">
+      <w:start w:val="1"/>
+      <w:numFmt w:val="lowerRoman"/>
+      <w:lvlText w:val="%6."/>
+      <w:lvlJc w:val="right"/>
+      <w:pPr>
+        <w:ind w:left="4680" w:hanging="180"/>
+      </w:pPr>
+    </w:lvl>
+    <w:lvl w:ilvl="6" w:tplc="0406000F" w:tentative="1">
+      <w:start w:val="1"/>
+      <w:numFmt w:val="decimal"/>
+      <w:lvlText w:val="%7."/>
+      <w:lvlJc w:val="left"/>
+      <w:pPr>
+        <w:ind w:left="5400" w:hanging="360"/>
+      </w:pPr>
+    </w:lvl>
+    <w:lvl w:ilvl="7" w:tplc="04060019" w:tentative="1">
+      <w:start w:val="1"/>
+      <w:numFmt w:val="lowerLetter"/>
+      <w:lvlText w:val="%8."/>
+      <w:lvlJc w:val="left"/>
+      <w:pPr>
+        <w:ind w:left="6120" w:hanging="360"/>
+      </w:pPr>
+    </w:lvl>
+    <w:lvl w:ilvl="8" w:tplc="0406001B" w:tentative="1">
+      <w:start w:val="1"/>
+      <w:numFmt w:val="lowerRoman"/>
+      <w:lvlText w:val="%9."/>
+      <w:lvlJc w:val="right"/>
+      <w:pPr>
+        <w:ind w:left="6840" w:hanging="180"/>
+      </w:pPr>
+    </w:lvl>
+  </w:abstractNum>
+  <w:abstractNum w:abstractNumId="9" w15:restartNumberingAfterBreak="0">
     <w:nsid w:val="1A8E7C8F"/>
     <w:multiLevelType w:val="hybridMultilevel"/>
     <w:tmpl w:val="7E306AAA"/>
@@ -16282,7 +17763,7 @@
       </w:pPr>
     </w:lvl>
   </w:abstractNum>
-  <w:abstractNum w:abstractNumId="9" w15:restartNumberingAfterBreak="0">
+  <w:abstractNum w:abstractNumId="10" w15:restartNumberingAfterBreak="0">
     <w:nsid w:val="2D58531F"/>
     <w:multiLevelType w:val="hybridMultilevel"/>
     <w:tmpl w:val="4A369200"/>
@@ -16368,7 +17849,7 @@
       </w:pPr>
     </w:lvl>
   </w:abstractNum>
-  <w:abstractNum w:abstractNumId="10" w15:restartNumberingAfterBreak="0">
+  <w:abstractNum w:abstractNumId="11" w15:restartNumberingAfterBreak="0">
     <w:nsid w:val="31A67776"/>
     <w:multiLevelType w:val="hybridMultilevel"/>
     <w:tmpl w:val="4B60F4FA"/>
@@ -16457,7 +17938,7 @@
       </w:pPr>
     </w:lvl>
   </w:abstractNum>
-  <w:abstractNum w:abstractNumId="11" w15:restartNumberingAfterBreak="0">
+  <w:abstractNum w:abstractNumId="12" w15:restartNumberingAfterBreak="0">
     <w:nsid w:val="36D834ED"/>
     <w:multiLevelType w:val="hybridMultilevel"/>
     <w:tmpl w:val="70784CD4"/>
@@ -16570,7 +18051,7 @@
       </w:rPr>
     </w:lvl>
   </w:abstractNum>
-  <w:abstractNum w:abstractNumId="12" w15:restartNumberingAfterBreak="0">
+  <w:abstractNum w:abstractNumId="13" w15:restartNumberingAfterBreak="0">
     <w:nsid w:val="370D2859"/>
     <w:multiLevelType w:val="hybridMultilevel"/>
     <w:tmpl w:val="270A2AE6"/>
@@ -16656,7 +18137,7 @@
       </w:pPr>
     </w:lvl>
   </w:abstractNum>
-  <w:abstractNum w:abstractNumId="13" w15:restartNumberingAfterBreak="0">
+  <w:abstractNum w:abstractNumId="14" w15:restartNumberingAfterBreak="0">
     <w:nsid w:val="3F8A5F7A"/>
     <w:multiLevelType w:val="hybridMultilevel"/>
     <w:tmpl w:val="31281960"/>
@@ -16742,7 +18223,7 @@
       </w:pPr>
     </w:lvl>
   </w:abstractNum>
-  <w:abstractNum w:abstractNumId="14" w15:restartNumberingAfterBreak="0">
+  <w:abstractNum w:abstractNumId="15" w15:restartNumberingAfterBreak="0">
     <w:nsid w:val="422F54A4"/>
     <w:multiLevelType w:val="hybridMultilevel"/>
     <w:tmpl w:val="BF907DFC"/>
@@ -16855,7 +18336,7 @@
       </w:rPr>
     </w:lvl>
   </w:abstractNum>
-  <w:abstractNum w:abstractNumId="15" w15:restartNumberingAfterBreak="0">
+  <w:abstractNum w:abstractNumId="16" w15:restartNumberingAfterBreak="0">
     <w:nsid w:val="452010DF"/>
     <w:multiLevelType w:val="hybridMultilevel"/>
     <w:tmpl w:val="74EABCCE"/>
@@ -16968,7 +18449,7 @@
       </w:rPr>
     </w:lvl>
   </w:abstractNum>
-  <w:abstractNum w:abstractNumId="16" w15:restartNumberingAfterBreak="0">
+  <w:abstractNum w:abstractNumId="17" w15:restartNumberingAfterBreak="0">
     <w:nsid w:val="4C00513B"/>
     <w:multiLevelType w:val="multilevel"/>
     <w:tmpl w:val="FA6ED30A"/>
@@ -17117,7 +18598,7 @@
       </w:rPr>
     </w:lvl>
   </w:abstractNum>
-  <w:abstractNum w:abstractNumId="17" w15:restartNumberingAfterBreak="0">
+  <w:abstractNum w:abstractNumId="18" w15:restartNumberingAfterBreak="0">
     <w:nsid w:val="4E8768BF"/>
     <w:multiLevelType w:val="hybridMultilevel"/>
     <w:tmpl w:val="5036B514"/>
@@ -17203,7 +18684,7 @@
       </w:pPr>
     </w:lvl>
   </w:abstractNum>
-  <w:abstractNum w:abstractNumId="18" w15:restartNumberingAfterBreak="0">
+  <w:abstractNum w:abstractNumId="19" w15:restartNumberingAfterBreak="0">
     <w:nsid w:val="532F7260"/>
     <w:multiLevelType w:val="multilevel"/>
     <w:tmpl w:val="49A6C430"/>
@@ -17316,7 +18797,7 @@
       </w:pPr>
     </w:lvl>
   </w:abstractNum>
-  <w:abstractNum w:abstractNumId="19" w15:restartNumberingAfterBreak="0">
+  <w:abstractNum w:abstractNumId="20" w15:restartNumberingAfterBreak="0">
     <w:nsid w:val="54F508A4"/>
     <w:multiLevelType w:val="hybridMultilevel"/>
     <w:tmpl w:val="99586688"/>
@@ -17429,7 +18910,7 @@
       </w:rPr>
     </w:lvl>
   </w:abstractNum>
-  <w:abstractNum w:abstractNumId="20" w15:restartNumberingAfterBreak="0">
+  <w:abstractNum w:abstractNumId="21" w15:restartNumberingAfterBreak="0">
     <w:nsid w:val="59D931F3"/>
     <w:multiLevelType w:val="hybridMultilevel"/>
     <w:tmpl w:val="EC3427E6"/>
@@ -17542,7 +19023,7 @@
       </w:rPr>
     </w:lvl>
   </w:abstractNum>
-  <w:abstractNum w:abstractNumId="21" w15:restartNumberingAfterBreak="0">
+  <w:abstractNum w:abstractNumId="22" w15:restartNumberingAfterBreak="0">
     <w:nsid w:val="64CF1CCC"/>
     <w:multiLevelType w:val="multilevel"/>
     <w:tmpl w:val="FBAECF16"/>
@@ -17691,7 +19172,7 @@
       </w:rPr>
     </w:lvl>
   </w:abstractNum>
-  <w:abstractNum w:abstractNumId="22" w15:restartNumberingAfterBreak="0">
+  <w:abstractNum w:abstractNumId="23" w15:restartNumberingAfterBreak="0">
     <w:nsid w:val="668D0506"/>
     <w:multiLevelType w:val="multilevel"/>
     <w:tmpl w:val="ED2C7782"/>
@@ -17804,7 +19285,97 @@
       </w:pPr>
     </w:lvl>
   </w:abstractNum>
-  <w:abstractNum w:abstractNumId="23" w15:restartNumberingAfterBreak="0">
+  <w:abstractNum w:abstractNumId="24" w15:restartNumberingAfterBreak="0">
+    <w:nsid w:val="6A2D1966"/>
+    <w:multiLevelType w:val="hybridMultilevel"/>
+    <w:tmpl w:val="310C2A1A"/>
+    <w:lvl w:ilvl="0" w:tplc="5A46C272">
+      <w:start w:val="1"/>
+      <w:numFmt w:val="lowerRoman"/>
+      <w:lvlText w:val="(%1)"/>
+      <w:lvlJc w:val="left"/>
+      <w:pPr>
+        <w:ind w:left="1080" w:hanging="720"/>
+      </w:pPr>
+      <w:rPr>
+        <w:rFonts w:hint="default"/>
+        <w:color w:val="215E99" w:themeColor="text2" w:themeTint="BF"/>
+      </w:rPr>
+    </w:lvl>
+    <w:lvl w:ilvl="1" w:tplc="04060019" w:tentative="1">
+      <w:start w:val="1"/>
+      <w:numFmt w:val="lowerLetter"/>
+      <w:lvlText w:val="%2."/>
+      <w:lvlJc w:val="left"/>
+      <w:pPr>
+        <w:ind w:left="1440" w:hanging="360"/>
+      </w:pPr>
+    </w:lvl>
+    <w:lvl w:ilvl="2" w:tplc="0406001B" w:tentative="1">
+      <w:start w:val="1"/>
+      <w:numFmt w:val="lowerRoman"/>
+      <w:lvlText w:val="%3."/>
+      <w:lvlJc w:val="right"/>
+      <w:pPr>
+        <w:ind w:left="2160" w:hanging="180"/>
+      </w:pPr>
+    </w:lvl>
+    <w:lvl w:ilvl="3" w:tplc="0406000F" w:tentative="1">
+      <w:start w:val="1"/>
+      <w:numFmt w:val="decimal"/>
+      <w:lvlText w:val="%4."/>
+      <w:lvlJc w:val="left"/>
+      <w:pPr>
+        <w:ind w:left="2880" w:hanging="360"/>
+      </w:pPr>
+    </w:lvl>
+    <w:lvl w:ilvl="4" w:tplc="04060019" w:tentative="1">
+      <w:start w:val="1"/>
+      <w:numFmt w:val="lowerLetter"/>
+      <w:lvlText w:val="%5."/>
+      <w:lvlJc w:val="left"/>
+      <w:pPr>
+        <w:ind w:left="3600" w:hanging="360"/>
+      </w:pPr>
+    </w:lvl>
+    <w:lvl w:ilvl="5" w:tplc="0406001B" w:tentative="1">
+      <w:start w:val="1"/>
+      <w:numFmt w:val="lowerRoman"/>
+      <w:lvlText w:val="%6."/>
+      <w:lvlJc w:val="right"/>
+      <w:pPr>
+        <w:ind w:left="4320" w:hanging="180"/>
+      </w:pPr>
+    </w:lvl>
+    <w:lvl w:ilvl="6" w:tplc="0406000F" w:tentative="1">
+      <w:start w:val="1"/>
+      <w:numFmt w:val="decimal"/>
+      <w:lvlText w:val="%7."/>
+      <w:lvlJc w:val="left"/>
+      <w:pPr>
+        <w:ind w:left="5040" w:hanging="360"/>
+      </w:pPr>
+    </w:lvl>
+    <w:lvl w:ilvl="7" w:tplc="04060019" w:tentative="1">
+      <w:start w:val="1"/>
+      <w:numFmt w:val="lowerLetter"/>
+      <w:lvlText w:val="%8."/>
+      <w:lvlJc w:val="left"/>
+      <w:pPr>
+        <w:ind w:left="5760" w:hanging="360"/>
+      </w:pPr>
+    </w:lvl>
+    <w:lvl w:ilvl="8" w:tplc="0406001B" w:tentative="1">
+      <w:start w:val="1"/>
+      <w:numFmt w:val="lowerRoman"/>
+      <w:lvlText w:val="%9."/>
+      <w:lvlJc w:val="right"/>
+      <w:pPr>
+        <w:ind w:left="6480" w:hanging="180"/>
+      </w:pPr>
+    </w:lvl>
+  </w:abstractNum>
+  <w:abstractNum w:abstractNumId="25" w15:restartNumberingAfterBreak="0">
     <w:nsid w:val="6E840049"/>
     <w:multiLevelType w:val="hybridMultilevel"/>
     <w:tmpl w:val="27D0B350"/>
@@ -17917,7 +19488,7 @@
       </w:rPr>
     </w:lvl>
   </w:abstractNum>
-  <w:abstractNum w:abstractNumId="24" w15:restartNumberingAfterBreak="0">
+  <w:abstractNum w:abstractNumId="26" w15:restartNumberingAfterBreak="0">
     <w:nsid w:val="775430A6"/>
     <w:multiLevelType w:val="hybridMultilevel"/>
     <w:tmpl w:val="22580632"/>
@@ -18003,7 +19574,7 @@
       </w:pPr>
     </w:lvl>
   </w:abstractNum>
-  <w:abstractNum w:abstractNumId="25" w15:restartNumberingAfterBreak="0">
+  <w:abstractNum w:abstractNumId="27" w15:restartNumberingAfterBreak="0">
     <w:nsid w:val="77ED0522"/>
     <w:multiLevelType w:val="hybridMultilevel"/>
     <w:tmpl w:val="BB8A50C4"/>
@@ -18089,7 +19660,7 @@
       </w:pPr>
     </w:lvl>
   </w:abstractNum>
-  <w:abstractNum w:abstractNumId="26" w15:restartNumberingAfterBreak="0">
+  <w:abstractNum w:abstractNumId="28" w15:restartNumberingAfterBreak="0">
     <w:nsid w:val="78176527"/>
     <w:multiLevelType w:val="hybridMultilevel"/>
     <w:tmpl w:val="99945A50"/>
@@ -18175,7 +19746,7 @@
       </w:pPr>
     </w:lvl>
   </w:abstractNum>
-  <w:abstractNum w:abstractNumId="27" w15:restartNumberingAfterBreak="0">
+  <w:abstractNum w:abstractNumId="29" w15:restartNumberingAfterBreak="0">
     <w:nsid w:val="7B7B705D"/>
     <w:multiLevelType w:val="hybridMultilevel"/>
     <w:tmpl w:val="439C198E"/>
@@ -18288,7 +19859,7 @@
       </w:rPr>
     </w:lvl>
   </w:abstractNum>
-  <w:abstractNum w:abstractNumId="28" w15:restartNumberingAfterBreak="0">
+  <w:abstractNum w:abstractNumId="30" w15:restartNumberingAfterBreak="0">
     <w:nsid w:val="7D1A3170"/>
     <w:multiLevelType w:val="hybridMultilevel"/>
     <w:tmpl w:val="5D50450C"/>
@@ -18378,67 +19949,67 @@
     <w:abstractNumId w:val="3"/>
   </w:num>
   <w:num w:numId="2" w16cid:durableId="64496953">
-    <w:abstractNumId w:val="24"/>
+    <w:abstractNumId w:val="26"/>
   </w:num>
   <w:num w:numId="3" w16cid:durableId="1340230006">
     <w:abstractNumId w:val="4"/>
   </w:num>
   <w:num w:numId="4" w16cid:durableId="173228934">
-    <w:abstractNumId w:val="22"/>
+    <w:abstractNumId w:val="23"/>
   </w:num>
   <w:num w:numId="5" w16cid:durableId="1168447663">
     <w:abstractNumId w:val="0"/>
   </w:num>
   <w:num w:numId="6" w16cid:durableId="23756428">
+    <w:abstractNumId w:val="13"/>
+  </w:num>
+  <w:num w:numId="7" w16cid:durableId="223685014">
+    <w:abstractNumId w:val="25"/>
+  </w:num>
+  <w:num w:numId="8" w16cid:durableId="1805585077">
+    <w:abstractNumId w:val="28"/>
+  </w:num>
+  <w:num w:numId="9" w16cid:durableId="359358968">
     <w:abstractNumId w:val="12"/>
   </w:num>
-  <w:num w:numId="7" w16cid:durableId="223685014">
-    <w:abstractNumId w:val="23"/>
-  </w:num>
-  <w:num w:numId="8" w16cid:durableId="1805585077">
-    <w:abstractNumId w:val="26"/>
-  </w:num>
-  <w:num w:numId="9" w16cid:durableId="359358968">
-    <w:abstractNumId w:val="11"/>
-  </w:num>
   <w:num w:numId="10" w16cid:durableId="319505750">
-    <w:abstractNumId w:val="8"/>
+    <w:abstractNumId w:val="9"/>
   </w:num>
   <w:num w:numId="11" w16cid:durableId="534469490">
-    <w:abstractNumId w:val="14"/>
+    <w:abstractNumId w:val="15"/>
   </w:num>
   <w:num w:numId="12" w16cid:durableId="1627006388">
     <w:abstractNumId w:val="7"/>
   </w:num>
   <w:num w:numId="13" w16cid:durableId="1927110542">
-    <w:abstractNumId w:val="16"/>
+    <w:abstractNumId w:val="17"/>
   </w:num>
   <w:num w:numId="14" w16cid:durableId="377555882">
-    <w:abstractNumId w:val="10"/>
+    <w:abstractNumId w:val="11"/>
   </w:num>
   <w:num w:numId="15" w16cid:durableId="844395624">
-    <w:abstractNumId w:val="27"/>
+    <w:abstractNumId w:val="29"/>
   </w:num>
   <w:num w:numId="16" w16cid:durableId="603222435">
-    <w:abstractNumId w:val="19"/>
+    <w:abstractNumId w:val="20"/>
   </w:num>
   <w:num w:numId="17" w16cid:durableId="1440834415">
-    <w:abstractNumId w:val="20"/>
+    <w:abstractNumId w:val="21"/>
   </w:num>
   <w:num w:numId="18" w16cid:durableId="137308212">
-    <w:abstractNumId w:val="21"/>
+    <w:abstractNumId w:val="22"/>
   </w:num>
   <w:num w:numId="19" w16cid:durableId="825778331">
     <w:abstractNumId w:val="6"/>
   </w:num>
   <w:num w:numId="20" w16cid:durableId="1821800724">
-    <w:abstractNumId w:val="18"/>
+    <w:abstractNumId w:val="19"/>
   </w:num>
   <w:num w:numId="21" w16cid:durableId="125124498">
-    <w:abstractNumId w:val="25"/>
+    <w:abstractNumId w:val="27"/>
   </w:num>
   <w:num w:numId="22" w16cid:durableId="1262180543">
-    <w:abstractNumId w:val="28"/>
+    <w:abstractNumId w:val="30"/>
   </w:num>
   <w:num w:numId="23" w16cid:durableId="15230285">
     <w:abstractNumId w:val="1"/>
@@ -18447,19 +20018,25 @@
     <w:abstractNumId w:val="5"/>
   </w:num>
   <w:num w:numId="25" w16cid:durableId="481119273">
-    <w:abstractNumId w:val="9"/>
+    <w:abstractNumId w:val="10"/>
   </w:num>
   <w:num w:numId="26" w16cid:durableId="350650016">
-    <w:abstractNumId w:val="13"/>
+    <w:abstractNumId w:val="14"/>
   </w:num>
   <w:num w:numId="27" w16cid:durableId="2108453296">
-    <w:abstractNumId w:val="17"/>
+    <w:abstractNumId w:val="18"/>
   </w:num>
   <w:num w:numId="28" w16cid:durableId="561139638">
-    <w:abstractNumId w:val="15"/>
+    <w:abstractNumId w:val="16"/>
   </w:num>
   <w:num w:numId="29" w16cid:durableId="1309703472">
     <w:abstractNumId w:val="2"/>
+  </w:num>
+  <w:num w:numId="30" w16cid:durableId="1206336377">
+    <w:abstractNumId w:val="8"/>
+  </w:num>
+  <w:num w:numId="31" w16cid:durableId="1593975574">
+    <w:abstractNumId w:val="24"/>
   </w:num>
 </w:numbering>
 </file>
@@ -19073,6 +20650,7 @@
   <w:style w:type="character" w:default="1" w:styleId="Standardskrifttypeiafsnit">
     <w:name w:val="Default Paragraph Font"/>
     <w:uiPriority w:val="1"/>
+    <w:semiHidden/>
     <w:unhideWhenUsed/>
   </w:style>
   <w:style w:type="table" w:default="1" w:styleId="Tabel-Normal">

--- a/doc/SAP/StatisticalAnalysisPlan-template.docx
+++ b/doc/SAP/StatisticalAnalysisPlan-template.docx
@@ -7685,7 +7685,7 @@
         <mc:AlternateContent>
           <mc:Choice Requires="wps">
             <w:drawing>
-              <wp:anchor distT="0" distB="0" distL="114300" distR="114300" simplePos="0" relativeHeight="251692032" behindDoc="0" locked="0" layoutInCell="1" allowOverlap="1" wp14:anchorId="7A78382B" wp14:editId="3C50F8F6">
+              <wp:anchor distT="0" distB="0" distL="114300" distR="114300" simplePos="0" relativeHeight="251692032" behindDoc="0" locked="0" layoutInCell="1" allowOverlap="1" wp14:anchorId="7A78382B" wp14:editId="7C20636B">
                 <wp:simplePos x="0" y="0"/>
                 <wp:positionH relativeFrom="column">
                   <wp:posOffset>2302329</wp:posOffset>
@@ -7810,7 +7810,7 @@
         <mc:AlternateContent>
           <mc:Choice Requires="wps">
             <w:drawing>
-              <wp:anchor distT="0" distB="0" distL="114300" distR="114300" simplePos="0" relativeHeight="251702272" behindDoc="0" locked="0" layoutInCell="1" allowOverlap="1" wp14:anchorId="7DC81500" wp14:editId="70152D3A">
+              <wp:anchor distT="0" distB="0" distL="114300" distR="114300" simplePos="0" relativeHeight="251702272" behindDoc="0" locked="0" layoutInCell="1" allowOverlap="1" wp14:anchorId="7DC81500" wp14:editId="09372BC0">
                 <wp:simplePos x="0" y="0"/>
                 <wp:positionH relativeFrom="column">
                   <wp:posOffset>3559228</wp:posOffset>
@@ -8417,7 +8417,7 @@
         <mc:AlternateContent>
           <mc:Choice Requires="wps">
             <w:drawing>
-              <wp:anchor distT="0" distB="0" distL="114300" distR="114300" simplePos="0" relativeHeight="251706368" behindDoc="1" locked="0" layoutInCell="1" allowOverlap="1" wp14:anchorId="3305E3A1" wp14:editId="711ADFE4">
+              <wp:anchor distT="0" distB="0" distL="114300" distR="114300" simplePos="0" relativeHeight="251706368" behindDoc="1" locked="0" layoutInCell="1" allowOverlap="1" wp14:anchorId="3305E3A1" wp14:editId="4635D7B9">
                 <wp:simplePos x="0" y="0"/>
                 <wp:positionH relativeFrom="column">
                   <wp:posOffset>2825321</wp:posOffset>
@@ -8728,7 +8728,7 @@
         <mc:AlternateContent>
           <mc:Choice Requires="wps">
             <w:drawing>
-              <wp:anchor distT="0" distB="0" distL="114300" distR="114300" simplePos="0" relativeHeight="251676672" behindDoc="0" locked="0" layoutInCell="1" allowOverlap="1" wp14:anchorId="38A89D7F" wp14:editId="1C4839B9">
+              <wp:anchor distT="0" distB="0" distL="114300" distR="114300" simplePos="0" relativeHeight="251676672" behindDoc="0" locked="0" layoutInCell="1" allowOverlap="1" wp14:anchorId="38A89D7F" wp14:editId="0C392190">
                 <wp:simplePos x="0" y="0"/>
                 <wp:positionH relativeFrom="column">
                   <wp:posOffset>167691</wp:posOffset>
@@ -9660,6 +9660,67 @@
           <w:color w:val="215E99" w:themeColor="text2" w:themeTint="BF"/>
           <w:lang w:val="en-US"/>
         </w:rPr>
+        <w:drawing>
+          <wp:anchor distT="0" distB="0" distL="114300" distR="114300" simplePos="0" relativeHeight="251722752" behindDoc="0" locked="0" layoutInCell="1" allowOverlap="1" wp14:anchorId="522BF4DC" wp14:editId="1C0A2D46">
+            <wp:simplePos x="0" y="0"/>
+            <wp:positionH relativeFrom="margin">
+              <wp:posOffset>4722495</wp:posOffset>
+            </wp:positionH>
+            <wp:positionV relativeFrom="paragraph">
+              <wp:posOffset>725170</wp:posOffset>
+            </wp:positionV>
+            <wp:extent cx="1755775" cy="1525270"/>
+            <wp:effectExtent l="0" t="0" r="0" b="0"/>
+            <wp:wrapSquare wrapText="bothSides"/>
+            <wp:docPr id="2100943841" name="Billede 1"/>
+            <wp:cNvGraphicFramePr>
+              <a:graphicFrameLocks xmlns:a="http://schemas.openxmlformats.org/drawingml/2006/main" noChangeAspect="1"/>
+            </wp:cNvGraphicFramePr>
+            <a:graphic xmlns:a="http://schemas.openxmlformats.org/drawingml/2006/main">
+              <a:graphicData uri="http://schemas.openxmlformats.org/drawingml/2006/picture">
+                <pic:pic xmlns:pic="http://schemas.openxmlformats.org/drawingml/2006/picture">
+                  <pic:nvPicPr>
+                    <pic:cNvPr id="2100943841" name=""/>
+                    <pic:cNvPicPr/>
+                  </pic:nvPicPr>
+                  <pic:blipFill>
+                    <a:blip r:embed="rId12" cstate="print">
+                      <a:extLst>
+                        <a:ext uri="{28A0092B-C50C-407E-A947-70E740481C1C}">
+                          <a14:useLocalDpi xmlns:a14="http://schemas.microsoft.com/office/drawing/2010/main" val="0"/>
+                        </a:ext>
+                      </a:extLst>
+                    </a:blip>
+                    <a:stretch>
+                      <a:fillRect/>
+                    </a:stretch>
+                  </pic:blipFill>
+                  <pic:spPr>
+                    <a:xfrm>
+                      <a:off x="0" y="0"/>
+                      <a:ext cx="1755775" cy="1525270"/>
+                    </a:xfrm>
+                    <a:prstGeom prst="rect">
+                      <a:avLst/>
+                    </a:prstGeom>
+                  </pic:spPr>
+                </pic:pic>
+              </a:graphicData>
+            </a:graphic>
+            <wp14:sizeRelH relativeFrom="margin">
+              <wp14:pctWidth>0</wp14:pctWidth>
+            </wp14:sizeRelH>
+            <wp14:sizeRelV relativeFrom="margin">
+              <wp14:pctHeight>0</wp14:pctHeight>
+            </wp14:sizeRelV>
+          </wp:anchor>
+        </w:drawing>
+      </w:r>
+      <w:r>
+        <w:rPr>
+          <w:color w:val="215E99" w:themeColor="text2" w:themeTint="BF"/>
+          <w:lang w:val="en-US"/>
+        </w:rPr>
         <w:t>Unfortunately,</w:t>
       </w:r>
       <w:r>
@@ -9795,7 +9856,29 @@
           <w:color w:val="215E99" w:themeColor="text2" w:themeTint="BF"/>
           <w:lang w:val="en-US"/>
         </w:rPr>
-        <w:t>obtain a less conservative adjustment. Can be anti-conservative in small samples and require dedicated software. Adjusted confidence intervals are available.</w:t>
+        <w:t>obtain a less conservative adjustment</w:t>
+      </w:r>
+      <w:r>
+        <w:rPr>
+          <w:color w:val="215E99" w:themeColor="text2" w:themeTint="BF"/>
+          <w:lang w:val="en-US"/>
+        </w:rPr>
+        <w:t xml:space="preserve">. See the figure for an illustration for a raw p-value of 0.0357 which would become 0.107 after Bonferroni adjustment </w:t>
+      </w:r>
+      <w:r>
+        <w:rPr>
+          <w:color w:val="215E99" w:themeColor="text2" w:themeTint="BF"/>
+          <w:lang w:val="en-US"/>
+        </w:rPr>
+        <w:lastRenderedPageBreak/>
+        <w:t xml:space="preserve">for 3 tests (assumed equally correlated) </w:t>
+      </w:r>
+      <w:r>
+        <w:rPr>
+          <w:color w:val="215E99" w:themeColor="text2" w:themeTint="BF"/>
+          <w:lang w:val="en-US"/>
+        </w:rPr>
+        <w:t>. Can be anti-conservative in small samples and require dedicated software. Adjusted confidence intervals are available.</w:t>
       </w:r>
     </w:p>
     <w:p>
@@ -9815,7 +9898,6 @@
           <w:color w:val="215E99" w:themeColor="text2" w:themeTint="BF"/>
           <w:lang w:val="en-US"/>
         </w:rPr>
-        <w:lastRenderedPageBreak/>
         <w:t xml:space="preserve">Step down procedures such as </w:t>
       </w:r>
       <w:r>
@@ -12362,114 +12444,6 @@
     <w:p>
       <w:pPr>
         <w:rPr>
-          <w:color w:val="215E99" w:themeColor="text2" w:themeTint="BF"/>
-          <w:lang w:val="en-US"/>
-        </w:rPr>
-      </w:pPr>
-      <w:r>
-        <w:rPr>
-          <w:color w:val="215E99" w:themeColor="text2" w:themeTint="BF"/>
-          <w:lang w:val="en-US"/>
-        </w:rPr>
-        <w:t>Again gatekeeping can be used in conjunction with other adjustment technics, e.g., Bonferroni adjust H</w:t>
-      </w:r>
-      <w:r>
-        <w:rPr>
-          <w:color w:val="215E99" w:themeColor="text2" w:themeTint="BF"/>
-          <w:vertAlign w:val="subscript"/>
-          <w:lang w:val="en-US"/>
-        </w:rPr>
-        <w:t>2,1</w:t>
-      </w:r>
-      <w:r>
-        <w:rPr>
-          <w:color w:val="215E99" w:themeColor="text2" w:themeTint="BF"/>
-          <w:lang w:val="en-US"/>
-        </w:rPr>
-        <w:t xml:space="preserve"> and H</w:t>
-      </w:r>
-      <w:r>
-        <w:rPr>
-          <w:color w:val="215E99" w:themeColor="text2" w:themeTint="BF"/>
-          <w:vertAlign w:val="subscript"/>
-          <w:lang w:val="en-US"/>
-        </w:rPr>
-        <w:t>2,2</w:t>
-      </w:r>
-      <w:r>
-        <w:rPr>
-          <w:color w:val="215E99" w:themeColor="text2" w:themeTint="BF"/>
-          <w:lang w:val="en-US"/>
-        </w:rPr>
-        <w:t xml:space="preserve"> and if any is rejected Bonferroni adjust H</w:t>
-      </w:r>
-      <w:r>
-        <w:rPr>
-          <w:color w:val="215E99" w:themeColor="text2" w:themeTint="BF"/>
-          <w:vertAlign w:val="subscript"/>
-          <w:lang w:val="en-US"/>
-        </w:rPr>
-        <w:t>2,3</w:t>
-      </w:r>
-      <w:r>
-        <w:rPr>
-          <w:color w:val="215E99" w:themeColor="text2" w:themeTint="BF"/>
-          <w:lang w:val="en-US"/>
-        </w:rPr>
-        <w:t xml:space="preserve"> and H</w:t>
-      </w:r>
-      <w:r>
-        <w:rPr>
-          <w:color w:val="215E99" w:themeColor="text2" w:themeTint="BF"/>
-          <w:vertAlign w:val="subscript"/>
-          <w:lang w:val="en-US"/>
-        </w:rPr>
-        <w:t>2,4</w:t>
-      </w:r>
-      <w:r>
-        <w:rPr>
-          <w:color w:val="215E99" w:themeColor="text2" w:themeTint="BF"/>
-          <w:lang w:val="en-US"/>
-        </w:rPr>
-        <w:t xml:space="preserve">. This </w:t>
-      </w:r>
-      <w:r>
-        <w:rPr>
-          <w:color w:val="215E99" w:themeColor="text2" w:themeTint="BF"/>
-          <w:lang w:val="en-US"/>
-        </w:rPr>
-        <w:t xml:space="preserve">can quickly become technical so a </w:t>
-      </w:r>
-      <w:commentRangeStart w:id="25"/>
-      <w:r>
-        <w:rPr>
-          <w:color w:val="215E99" w:themeColor="text2" w:themeTint="BF"/>
-          <w:lang w:val="en-US"/>
-        </w:rPr>
-        <w:t xml:space="preserve">graphical representation </w:t>
-      </w:r>
-      <w:commentRangeEnd w:id="25"/>
-      <w:r>
-        <w:rPr>
-          <w:rStyle w:val="Kommentarhenvisning"/>
-          <w:color w:val="215E99" w:themeColor="text2" w:themeTint="BF"/>
-          <w:sz w:val="24"/>
-          <w:szCs w:val="24"/>
-          <w:lang w:val="en-US"/>
-        </w:rPr>
-        <w:commentReference w:id="25"/>
-      </w:r>
-      <w:r>
-        <w:rPr>
-          <w:color w:val="215E99" w:themeColor="text2" w:themeTint="BF"/>
-          <w:lang w:val="en-US"/>
-        </w:rPr>
-        <w:t>of the ranking and intended alpha spending is a good start.</w:t>
-      </w:r>
-    </w:p>
-    <w:p>
-      <w:pPr>
-        <w:rPr>
           <w:rFonts w:ascii="Times New Roman" w:eastAsiaTheme="majorEastAsia" w:hAnsi="Times New Roman" w:cs="Times New Roman"/>
           <w:color w:val="0F4761" w:themeColor="accent1" w:themeShade="BF"/>
           <w:sz w:val="40"/>
@@ -12477,6 +12451,106 @@
           <w:lang w:val="en-US"/>
         </w:rPr>
       </w:pPr>
+      <w:r>
+        <w:rPr>
+          <w:color w:val="215E99" w:themeColor="text2" w:themeTint="BF"/>
+          <w:lang w:val="en-US"/>
+        </w:rPr>
+        <w:t>Again gatekeeping can be used in conjunction with other adjustment technics, e.g., Bonferroni adjust H</w:t>
+      </w:r>
+      <w:r>
+        <w:rPr>
+          <w:color w:val="215E99" w:themeColor="text2" w:themeTint="BF"/>
+          <w:vertAlign w:val="subscript"/>
+          <w:lang w:val="en-US"/>
+        </w:rPr>
+        <w:t>2,1</w:t>
+      </w:r>
+      <w:r>
+        <w:rPr>
+          <w:color w:val="215E99" w:themeColor="text2" w:themeTint="BF"/>
+          <w:lang w:val="en-US"/>
+        </w:rPr>
+        <w:t xml:space="preserve"> and H</w:t>
+      </w:r>
+      <w:r>
+        <w:rPr>
+          <w:color w:val="215E99" w:themeColor="text2" w:themeTint="BF"/>
+          <w:vertAlign w:val="subscript"/>
+          <w:lang w:val="en-US"/>
+        </w:rPr>
+        <w:t>2,2</w:t>
+      </w:r>
+      <w:r>
+        <w:rPr>
+          <w:color w:val="215E99" w:themeColor="text2" w:themeTint="BF"/>
+          <w:lang w:val="en-US"/>
+        </w:rPr>
+        <w:t xml:space="preserve"> and if any is rejected Bonferroni adjust H</w:t>
+      </w:r>
+      <w:r>
+        <w:rPr>
+          <w:color w:val="215E99" w:themeColor="text2" w:themeTint="BF"/>
+          <w:vertAlign w:val="subscript"/>
+          <w:lang w:val="en-US"/>
+        </w:rPr>
+        <w:t>2,3</w:t>
+      </w:r>
+      <w:r>
+        <w:rPr>
+          <w:color w:val="215E99" w:themeColor="text2" w:themeTint="BF"/>
+          <w:lang w:val="en-US"/>
+        </w:rPr>
+        <w:t xml:space="preserve"> and H</w:t>
+      </w:r>
+      <w:r>
+        <w:rPr>
+          <w:color w:val="215E99" w:themeColor="text2" w:themeTint="BF"/>
+          <w:vertAlign w:val="subscript"/>
+          <w:lang w:val="en-US"/>
+        </w:rPr>
+        <w:t>2,4</w:t>
+      </w:r>
+      <w:r>
+        <w:rPr>
+          <w:color w:val="215E99" w:themeColor="text2" w:themeTint="BF"/>
+          <w:lang w:val="en-US"/>
+        </w:rPr>
+        <w:t xml:space="preserve">. This </w:t>
+      </w:r>
+      <w:r>
+        <w:rPr>
+          <w:color w:val="215E99" w:themeColor="text2" w:themeTint="BF"/>
+          <w:lang w:val="en-US"/>
+        </w:rPr>
+        <w:t xml:space="preserve">can quickly become technical so a </w:t>
+      </w:r>
+      <w:commentRangeStart w:id="25"/>
+      <w:r>
+        <w:rPr>
+          <w:color w:val="215E99" w:themeColor="text2" w:themeTint="BF"/>
+          <w:lang w:val="en-US"/>
+        </w:rPr>
+        <w:t xml:space="preserve">graphical representation </w:t>
+      </w:r>
+      <w:commentRangeEnd w:id="25"/>
+      <w:r>
+        <w:rPr>
+          <w:rStyle w:val="Kommentarhenvisning"/>
+          <w:color w:val="215E99" w:themeColor="text2" w:themeTint="BF"/>
+          <w:sz w:val="24"/>
+          <w:szCs w:val="24"/>
+          <w:lang w:val="en-US"/>
+        </w:rPr>
+        <w:commentReference w:id="25"/>
+      </w:r>
+      <w:r>
+        <w:rPr>
+          <w:color w:val="215E99" w:themeColor="text2" w:themeTint="BF"/>
+          <w:lang w:val="en-US"/>
+        </w:rPr>
+        <w:t>of the ranking and intended alpha spending is a good start.</w:t>
+      </w:r>
       <w:r>
         <w:rPr>
           <w:rFonts w:ascii="Times New Roman" w:hAnsi="Times New Roman" w:cs="Times New Roman"/>
@@ -16131,8 +16205,8 @@
       </w:pPr>
     </w:p>
     <w:sectPr>
-      <w:headerReference w:type="default" r:id="rId12"/>
-      <w:footerReference w:type="default" r:id="rId13"/>
+      <w:headerReference w:type="default" r:id="rId13"/>
+      <w:footerReference w:type="default" r:id="rId14"/>
       <w:pgSz w:w="11906" w:h="16838"/>
       <w:pgMar w:top="1440" w:right="1440" w:bottom="1440" w:left="1440" w:header="708" w:footer="708" w:gutter="0"/>
       <w:cols w:space="708"/>

--- a/doc/SAP/StatisticalAnalysisPlan-template.docx
+++ b/doc/SAP/StatisticalAnalysisPlan-template.docx
@@ -3376,22 +3376,6 @@
     </w:p>
     <w:p>
       <w:pPr>
-        <w:rPr>
-          <w:rFonts w:ascii="Times New Roman" w:hAnsi="Times New Roman" w:cs="Times New Roman"/>
-          <w:lang w:val="en-US"/>
-        </w:rPr>
-      </w:pPr>
-    </w:p>
-    <w:p>
-      <w:pPr>
-        <w:rPr>
-          <w:rFonts w:ascii="Times New Roman" w:hAnsi="Times New Roman" w:cs="Times New Roman"/>
-          <w:lang w:val="en-US"/>
-        </w:rPr>
-      </w:pPr>
-    </w:p>
-    <w:p>
-      <w:pPr>
         <w:pStyle w:val="Overskrift1"/>
         <w:rPr>
           <w:rFonts w:ascii="Times New Roman" w:hAnsi="Times New Roman" w:cs="Times New Roman"/>
@@ -3404,6 +3388,7 @@
           <w:rFonts w:ascii="Times New Roman" w:hAnsi="Times New Roman" w:cs="Times New Roman"/>
           <w:lang w:val="en-US"/>
         </w:rPr>
+        <w:lastRenderedPageBreak/>
         <w:t xml:space="preserve">1. </w:t>
       </w:r>
       <w:r>
@@ -3762,7 +3747,7 @@
           <w:szCs w:val="24"/>
           <w:lang w:val="en-US"/>
         </w:rPr>
-        <w:t xml:space="preserve">Briefly remind the design. </w:t>
+        <w:t xml:space="preserve">Briefly </w:t>
       </w:r>
       <w:r>
         <w:rPr>
@@ -3772,7 +3757,7 @@
           <w:szCs w:val="24"/>
           <w:lang w:val="en-US"/>
         </w:rPr>
-        <w:t>When there are known subgroups to be recruited (e.g. male, female) indicate the expected proportions.</w:t>
+        <w:t>describe</w:t>
       </w:r>
       <w:r>
         <w:rPr>
@@ -3782,12 +3767,164 @@
           <w:szCs w:val="24"/>
           <w:lang w:val="en-US"/>
         </w:rPr>
-        <w:t xml:space="preserve"> You don’t have to repeat everything, e.g., you can refer a specific section of the protocol if published.</w:t>
+        <w:t xml:space="preserve"> the design</w:t>
+      </w:r>
+      <w:r>
+        <w:rPr>
+          <w:rFonts w:ascii="Times New Roman" w:eastAsiaTheme="minorHAnsi" w:hAnsi="Times New Roman" w:cs="Times New Roman"/>
+          <w:color w:val="215E99" w:themeColor="text2" w:themeTint="BF"/>
+          <w:sz w:val="24"/>
+          <w:szCs w:val="24"/>
+          <w:lang w:val="en-US"/>
+        </w:rPr>
+        <w:t>:</w:t>
+      </w:r>
+    </w:p>
+    <w:p>
+      <w:pPr>
+        <w:pStyle w:val="Listeafsnit"/>
+        <w:numPr>
+          <w:ilvl w:val="0"/>
+          <w:numId w:val="29"/>
+        </w:numPr>
+        <w:rPr>
+          <w:lang w:val="en-US"/>
+        </w:rPr>
+      </w:pPr>
+      <w:r>
+        <w:rPr>
+          <w:rFonts w:ascii="Times New Roman" w:hAnsi="Times New Roman" w:cs="Times New Roman"/>
+          <w:color w:val="215E99" w:themeColor="text2" w:themeTint="BF"/>
+          <w:lang w:val="en-US"/>
+        </w:rPr>
+        <w:t>Including the timing of the measurements (possibly using an illustration, e.g. see table below)</w:t>
       </w:r>
     </w:p>
     <w:p>
       <w:pPr>
         <w:pStyle w:val="Overskrift2"/>
+        <w:numPr>
+          <w:ilvl w:val="0"/>
+          <w:numId w:val="29"/>
+        </w:numPr>
+        <w:rPr>
+          <w:rFonts w:ascii="Times New Roman" w:eastAsiaTheme="minorHAnsi" w:hAnsi="Times New Roman" w:cs="Times New Roman"/>
+          <w:color w:val="215E99" w:themeColor="text2" w:themeTint="BF"/>
+          <w:sz w:val="24"/>
+          <w:szCs w:val="24"/>
+          <w:lang w:val="en-US"/>
+        </w:rPr>
+      </w:pPr>
+      <w:r>
+        <w:rPr>
+          <w:rFonts w:ascii="Times New Roman" w:eastAsiaTheme="minorHAnsi" w:hAnsi="Times New Roman" w:cs="Times New Roman"/>
+          <w:color w:val="215E99" w:themeColor="text2" w:themeTint="BF"/>
+          <w:sz w:val="24"/>
+          <w:szCs w:val="24"/>
+          <w:lang w:val="en-US"/>
+        </w:rPr>
+        <w:t xml:space="preserve">Mention </w:t>
+      </w:r>
+      <w:r>
+        <w:rPr>
+          <w:rFonts w:ascii="Times New Roman" w:eastAsiaTheme="minorHAnsi" w:hAnsi="Times New Roman" w:cs="Times New Roman"/>
+          <w:color w:val="215E99" w:themeColor="text2" w:themeTint="BF"/>
+          <w:sz w:val="24"/>
+          <w:szCs w:val="24"/>
+          <w:lang w:val="en-US"/>
+        </w:rPr>
+        <w:t>anything during the intervention that may compromise the blinding of the research team (e.g. psilocibin treatment vs. placebo)</w:t>
+      </w:r>
+      <w:r>
+        <w:rPr>
+          <w:rFonts w:ascii="Times New Roman" w:eastAsiaTheme="minorHAnsi" w:hAnsi="Times New Roman" w:cs="Times New Roman"/>
+          <w:color w:val="215E99" w:themeColor="text2" w:themeTint="BF"/>
+          <w:sz w:val="24"/>
+          <w:szCs w:val="24"/>
+          <w:lang w:val="en-US"/>
+        </w:rPr>
+        <w:t xml:space="preserve">. It can be an important piece of information at later stage, e.g. </w:t>
+      </w:r>
+      <w:r>
+        <w:rPr>
+          <w:rFonts w:ascii="Times New Roman" w:eastAsiaTheme="minorHAnsi" w:hAnsi="Times New Roman" w:cs="Times New Roman"/>
+          <w:color w:val="215E99" w:themeColor="text2" w:themeTint="BF"/>
+          <w:sz w:val="24"/>
+          <w:szCs w:val="24"/>
+          <w:lang w:val="en-US"/>
+        </w:rPr>
+        <w:t>when choos</w:t>
+      </w:r>
+      <w:r>
+        <w:rPr>
+          <w:rFonts w:ascii="Times New Roman" w:eastAsiaTheme="minorHAnsi" w:hAnsi="Times New Roman" w:cs="Times New Roman"/>
+          <w:color w:val="215E99" w:themeColor="text2" w:themeTint="BF"/>
+          <w:sz w:val="24"/>
+          <w:szCs w:val="24"/>
+          <w:lang w:val="en-US"/>
+        </w:rPr>
+        <w:t>ing</w:t>
+      </w:r>
+      <w:r>
+        <w:rPr>
+          <w:rFonts w:ascii="Times New Roman" w:eastAsiaTheme="minorHAnsi" w:hAnsi="Times New Roman" w:cs="Times New Roman"/>
+          <w:color w:val="215E99" w:themeColor="text2" w:themeTint="BF"/>
+          <w:sz w:val="24"/>
+          <w:szCs w:val="24"/>
+          <w:lang w:val="en-US"/>
+        </w:rPr>
+        <w:t xml:space="preserve"> the person performing the data review.</w:t>
+      </w:r>
+    </w:p>
+    <w:p>
+      <w:pPr>
+        <w:pStyle w:val="Overskrift2"/>
+        <w:numPr>
+          <w:ilvl w:val="0"/>
+          <w:numId w:val="29"/>
+        </w:numPr>
+        <w:rPr>
+          <w:lang w:val="en-US"/>
+        </w:rPr>
+      </w:pPr>
+      <w:r>
+        <w:rPr>
+          <w:rFonts w:ascii="Times New Roman" w:eastAsiaTheme="minorHAnsi" w:hAnsi="Times New Roman" w:cs="Times New Roman"/>
+          <w:color w:val="215E99" w:themeColor="text2" w:themeTint="BF"/>
+          <w:sz w:val="24"/>
+          <w:szCs w:val="24"/>
+          <w:lang w:val="en-US"/>
+        </w:rPr>
+        <w:t xml:space="preserve">Mention </w:t>
+      </w:r>
+      <w:r>
+        <w:rPr>
+          <w:rFonts w:ascii="Times New Roman" w:eastAsiaTheme="minorHAnsi" w:hAnsi="Times New Roman" w:cs="Times New Roman"/>
+          <w:color w:val="215E99" w:themeColor="text2" w:themeTint="BF"/>
+          <w:sz w:val="24"/>
+          <w:szCs w:val="24"/>
+          <w:lang w:val="en-US"/>
+        </w:rPr>
+        <w:t>a</w:t>
+      </w:r>
+      <w:r>
+        <w:rPr>
+          <w:rFonts w:ascii="Times New Roman" w:eastAsiaTheme="minorHAnsi" w:hAnsi="Times New Roman" w:cs="Times New Roman"/>
+          <w:color w:val="215E99" w:themeColor="text2" w:themeTint="BF"/>
+          <w:sz w:val="24"/>
+          <w:szCs w:val="24"/>
+          <w:lang w:val="en-US"/>
+        </w:rPr>
+        <w:t>nything non-standard, e.g., randomization before baseline assessment.</w:t>
+      </w:r>
+    </w:p>
+    <w:p>
+      <w:pPr>
+        <w:pStyle w:val="Overskrift2"/>
+        <w:numPr>
+          <w:ilvl w:val="0"/>
+          <w:numId w:val="29"/>
+        </w:numPr>
         <w:rPr>
           <w:rFonts w:ascii="Times New Roman" w:eastAsiaTheme="minorHAnsi" w:hAnsi="Times New Roman" w:cs="Times New Roman"/>
           <w:color w:val="auto"/>
@@ -3799,14 +3936,57 @@
       <w:r>
         <w:rPr>
           <w:rFonts w:ascii="Times New Roman" w:eastAsiaTheme="minorHAnsi" w:hAnsi="Times New Roman" w:cs="Times New Roman"/>
-          <w:color w:val="auto"/>
+          <w:color w:val="215E99" w:themeColor="text2" w:themeTint="BF"/>
           <w:sz w:val="24"/>
           <w:szCs w:val="24"/>
           <w:lang w:val="en-US"/>
         </w:rPr>
-        <w:t>This is a two-arm, randomized (1:1), parallel</w:t>
-      </w:r>
-      <w:r>
+        <w:t xml:space="preserve">Indicate the expected recruitment proportion of </w:t>
+      </w:r>
+      <w:r>
+        <w:rPr>
+          <w:rFonts w:ascii="Times New Roman" w:eastAsiaTheme="minorHAnsi" w:hAnsi="Times New Roman" w:cs="Times New Roman"/>
+          <w:color w:val="215E99" w:themeColor="text2" w:themeTint="BF"/>
+          <w:sz w:val="24"/>
+          <w:szCs w:val="24"/>
+          <w:lang w:val="en-US"/>
+        </w:rPr>
+        <w:t xml:space="preserve">subgroups </w:t>
+      </w:r>
+      <w:r>
+        <w:rPr>
+          <w:rFonts w:ascii="Times New Roman" w:eastAsiaTheme="minorHAnsi" w:hAnsi="Times New Roman" w:cs="Times New Roman"/>
+          <w:color w:val="215E99" w:themeColor="text2" w:themeTint="BF"/>
+          <w:sz w:val="24"/>
+          <w:szCs w:val="24"/>
+          <w:lang w:val="en-US"/>
+        </w:rPr>
+        <w:t xml:space="preserve">relevant for the analysis </w:t>
+      </w:r>
+      <w:r>
+        <w:rPr>
+          <w:rFonts w:ascii="Times New Roman" w:eastAsiaTheme="minorHAnsi" w:hAnsi="Times New Roman" w:cs="Times New Roman"/>
+          <w:color w:val="215E99" w:themeColor="text2" w:themeTint="BF"/>
+          <w:sz w:val="24"/>
+          <w:szCs w:val="24"/>
+          <w:lang w:val="en-US"/>
+        </w:rPr>
+        <w:t>(e.g. male, female)</w:t>
+      </w:r>
+      <w:r>
+        <w:rPr>
+          <w:rFonts w:ascii="Times New Roman" w:eastAsiaTheme="minorHAnsi" w:hAnsi="Times New Roman" w:cs="Times New Roman"/>
+          <w:color w:val="215E99" w:themeColor="text2" w:themeTint="BF"/>
+          <w:sz w:val="24"/>
+          <w:szCs w:val="24"/>
+          <w:lang w:val="en-US"/>
+        </w:rPr>
+        <w:t xml:space="preserve">. </w:t>
+      </w:r>
+    </w:p>
+    <w:p>
+      <w:pPr>
+        <w:pStyle w:val="Overskrift2"/>
         <w:rPr>
           <w:rFonts w:ascii="Times New Roman" w:eastAsiaTheme="minorHAnsi" w:hAnsi="Times New Roman" w:cs="Times New Roman"/>
           <w:color w:val="auto"/>
@@ -3814,8 +3994,7 @@
           <w:szCs w:val="24"/>
           <w:lang w:val="en-US"/>
         </w:rPr>
-        <w:t>-group, investigator-initiated</w:t>
-      </w:r>
+      </w:pPr>
       <w:r>
         <w:rPr>
           <w:rFonts w:ascii="Times New Roman" w:eastAsiaTheme="minorHAnsi" w:hAnsi="Times New Roman" w:cs="Times New Roman"/>
@@ -3824,12 +4003,9 @@
           <w:szCs w:val="24"/>
           <w:lang w:val="en-US"/>
         </w:rPr>
-        <w:t xml:space="preserve"> clinical trial.</w:t>
-      </w:r>
-    </w:p>
-    <w:p>
-      <w:pPr>
-        <w:pStyle w:val="Overskrift2"/>
+        <w:t>This is a two-arm, randomized (1:1), parallel</w:t>
+      </w:r>
+      <w:r>
         <w:rPr>
           <w:rFonts w:ascii="Times New Roman" w:eastAsiaTheme="minorHAnsi" w:hAnsi="Times New Roman" w:cs="Times New Roman"/>
           <w:color w:val="auto"/>
@@ -3837,7 +4013,8 @@
           <w:szCs w:val="24"/>
           <w:lang w:val="en-US"/>
         </w:rPr>
-      </w:pPr>
+        <w:t>-group, investigator-initiated</w:t>
+      </w:r>
       <w:r>
         <w:rPr>
           <w:rFonts w:ascii="Times New Roman" w:eastAsiaTheme="minorHAnsi" w:hAnsi="Times New Roman" w:cs="Times New Roman"/>
@@ -3846,7 +4023,7 @@
           <w:szCs w:val="24"/>
           <w:lang w:val="en-US"/>
         </w:rPr>
-        <w:t>For details on participant eligibility criteria, see the published protocol paper</w:t>
+        <w:t xml:space="preserve"> clinical trial.</w:t>
       </w:r>
       <w:r>
         <w:rPr>
@@ -3856,7 +4033,7 @@
           <w:szCs w:val="24"/>
           <w:lang w:val="en-US"/>
         </w:rPr>
-        <w:t xml:space="preserve"> [REF], </w:t>
+        <w:t xml:space="preserve"> </w:t>
       </w:r>
       <w:r>
         <w:rPr>
@@ -3866,7 +4043,7 @@
           <w:szCs w:val="24"/>
           <w:lang w:val="en-US"/>
         </w:rPr>
-        <w:t xml:space="preserve">method </w:t>
+        <w:t>For details on participant eligibility criteria, see the published protocol paper</w:t>
       </w:r>
       <w:r>
         <w:rPr>
@@ -3876,7 +4053,7 @@
           <w:szCs w:val="24"/>
           <w:lang w:val="en-US"/>
         </w:rPr>
-        <w:t>section</w:t>
+        <w:t xml:space="preserve"> [REF], </w:t>
       </w:r>
       <w:r>
         <w:rPr>
@@ -3886,7 +4063,7 @@
           <w:szCs w:val="24"/>
           <w:lang w:val="en-US"/>
         </w:rPr>
-        <w:t xml:space="preserve">, subection </w:t>
+        <w:t xml:space="preserve">method </w:t>
       </w:r>
       <w:r>
         <w:rPr>
@@ -3896,7 +4073,7 @@
           <w:szCs w:val="24"/>
           <w:lang w:val="en-US"/>
         </w:rPr>
-        <w:t>population</w:t>
+        <w:t>section</w:t>
       </w:r>
       <w:r>
         <w:rPr>
@@ -3906,71 +4083,81 @@
           <w:szCs w:val="24"/>
           <w:lang w:val="en-US"/>
         </w:rPr>
-        <w:t>.</w:t>
-      </w:r>
-    </w:p>
-    <w:p>
-      <w:pPr>
-        <w:rPr>
-          <w:rFonts w:ascii="Times New Roman" w:hAnsi="Times New Roman" w:cs="Times New Roman"/>
-          <w:lang w:val="en-US"/>
-        </w:rPr>
-      </w:pPr>
-      <w:commentRangeStart w:id="8"/>
-      <w:r>
-        <w:rPr>
-          <w:rFonts w:ascii="Times New Roman" w:hAnsi="Times New Roman" w:cs="Times New Roman"/>
-          <w:lang w:val="en-US"/>
-        </w:rPr>
-        <w:t>No interim analys</w:t>
-      </w:r>
-      <w:r>
-        <w:rPr>
-          <w:rFonts w:ascii="Times New Roman" w:hAnsi="Times New Roman" w:cs="Times New Roman"/>
-          <w:lang w:val="en-US"/>
-        </w:rPr>
-        <w:t>e</w:t>
-      </w:r>
-      <w:r>
-        <w:rPr>
-          <w:rFonts w:ascii="Times New Roman" w:hAnsi="Times New Roman" w:cs="Times New Roman"/>
-          <w:lang w:val="en-US"/>
-        </w:rPr>
-        <w:t>s are planned for the study, and no stopping guidelines were made.</w:t>
-      </w:r>
-      <w:commentRangeEnd w:id="8"/>
-      <w:r>
-        <w:rPr>
-          <w:rStyle w:val="Kommentarhenvisning"/>
-          <w:rFonts w:ascii="Times New Roman" w:hAnsi="Times New Roman" w:cs="Times New Roman"/>
+        <w:t xml:space="preserve">, subection </w:t>
+      </w:r>
+      <w:r>
+        <w:rPr>
+          <w:rFonts w:ascii="Times New Roman" w:eastAsiaTheme="minorHAnsi" w:hAnsi="Times New Roman" w:cs="Times New Roman"/>
+          <w:color w:val="auto"/>
           <w:sz w:val="24"/>
           <w:szCs w:val="24"/>
           <w:lang w:val="en-US"/>
         </w:rPr>
-        <w:commentReference w:id="8"/>
-      </w:r>
-    </w:p>
-    <w:p>
-      <w:pPr>
-        <w:pStyle w:val="Overskrift2"/>
+        <w:t>population</w:t>
+      </w:r>
+      <w:r>
         <w:rPr>
           <w:rFonts w:ascii="Times New Roman" w:eastAsiaTheme="minorHAnsi" w:hAnsi="Times New Roman" w:cs="Times New Roman"/>
-          <w:color w:val="215E99" w:themeColor="text2" w:themeTint="BF"/>
+          <w:color w:val="auto"/>
           <w:sz w:val="24"/>
           <w:szCs w:val="24"/>
           <w:lang w:val="en-US"/>
         </w:rPr>
-      </w:pPr>
-      <w:r>
-        <w:rPr>
-          <w:rFonts w:ascii="Times New Roman" w:eastAsiaTheme="minorHAnsi" w:hAnsi="Times New Roman" w:cs="Times New Roman"/>
-          <w:color w:val="215E99" w:themeColor="text2" w:themeTint="BF"/>
+        <w:t>.</w:t>
+      </w:r>
+    </w:p>
+    <w:p>
+      <w:pPr>
+        <w:rPr>
+          <w:rFonts w:ascii="Times New Roman" w:hAnsi="Times New Roman" w:cs="Times New Roman"/>
+          <w:lang w:val="en-US"/>
+        </w:rPr>
+      </w:pPr>
+      <w:commentRangeStart w:id="8"/>
+      <w:r>
+        <w:rPr>
+          <w:rFonts w:ascii="Times New Roman" w:hAnsi="Times New Roman" w:cs="Times New Roman"/>
+          <w:lang w:val="en-US"/>
+        </w:rPr>
+        <w:t>No interim analys</w:t>
+      </w:r>
+      <w:r>
+        <w:rPr>
+          <w:rFonts w:ascii="Times New Roman" w:hAnsi="Times New Roman" w:cs="Times New Roman"/>
+          <w:lang w:val="en-US"/>
+        </w:rPr>
+        <w:t>e</w:t>
+      </w:r>
+      <w:r>
+        <w:rPr>
+          <w:rFonts w:ascii="Times New Roman" w:hAnsi="Times New Roman" w:cs="Times New Roman"/>
+          <w:lang w:val="en-US"/>
+        </w:rPr>
+        <w:t>s are planned for the study, and no stopping guidelines were made.</w:t>
+      </w:r>
+      <w:commentRangeEnd w:id="8"/>
+      <w:r>
+        <w:rPr>
+          <w:rStyle w:val="Kommentarhenvisning"/>
+          <w:rFonts w:ascii="Times New Roman" w:hAnsi="Times New Roman" w:cs="Times New Roman"/>
           <w:sz w:val="24"/>
           <w:szCs w:val="24"/>
           <w:lang w:val="en-US"/>
         </w:rPr>
-        <w:t>A graphical illustration may help:</w:t>
-      </w:r>
+        <w:commentReference w:id="8"/>
+      </w:r>
+    </w:p>
+    <w:p>
+      <w:pPr>
+        <w:pStyle w:val="Overskrift2"/>
+        <w:rPr>
+          <w:rFonts w:ascii="Times New Roman" w:eastAsiaTheme="minorHAnsi" w:hAnsi="Times New Roman" w:cs="Times New Roman"/>
+          <w:color w:val="215E99" w:themeColor="text2" w:themeTint="BF"/>
+          <w:sz w:val="24"/>
+          <w:szCs w:val="24"/>
+          <w:lang w:val="en-US"/>
+        </w:rPr>
+      </w:pPr>
     </w:p>
     <w:tbl>
       <w:tblPr>
@@ -3981,11 +4168,11 @@
       <w:tblGrid>
         <w:gridCol w:w="1781"/>
         <w:gridCol w:w="1356"/>
-        <w:gridCol w:w="1280"/>
-        <w:gridCol w:w="1125"/>
-        <w:gridCol w:w="1158"/>
-        <w:gridCol w:w="1158"/>
-        <w:gridCol w:w="1158"/>
+        <w:gridCol w:w="1781"/>
+        <w:gridCol w:w="975"/>
+        <w:gridCol w:w="1041"/>
+        <w:gridCol w:w="1041"/>
+        <w:gridCol w:w="1041"/>
       </w:tblGrid>
       <w:tr>
         <w:tc>
@@ -4026,7 +4213,7 @@
         </w:tc>
         <w:tc>
           <w:tcPr>
-            <w:tcW w:w="1280" w:type="dxa"/>
+            <w:tcW w:w="1781" w:type="dxa"/>
             <w:tcBorders>
               <w:top w:val="single" w:sz="12" w:space="0" w:color="auto"/>
             </w:tcBorders>
@@ -4041,13 +4228,13 @@
               <w:rPr>
                 <w:lang w:val="en-US"/>
               </w:rPr>
-              <w:t>Allocation</w:t>
+              <w:t>Randomization</w:t>
             </w:r>
           </w:p>
         </w:tc>
         <w:tc>
           <w:tcPr>
-            <w:tcW w:w="4599" w:type="dxa"/>
+            <w:tcW w:w="4098" w:type="dxa"/>
             <w:gridSpan w:val="4"/>
             <w:tcBorders>
               <w:top w:val="single" w:sz="12" w:space="0" w:color="auto"/>
@@ -4114,7 +4301,7 @@
         </w:tc>
         <w:tc>
           <w:tcPr>
-            <w:tcW w:w="1280" w:type="dxa"/>
+            <w:tcW w:w="1781" w:type="dxa"/>
             <w:tcBorders>
               <w:bottom w:val="single" w:sz="12" w:space="0" w:color="auto"/>
             </w:tcBorders>
@@ -4135,7 +4322,7 @@
         </w:tc>
         <w:tc>
           <w:tcPr>
-            <w:tcW w:w="1125" w:type="dxa"/>
+            <w:tcW w:w="975" w:type="dxa"/>
             <w:tcBorders>
               <w:bottom w:val="single" w:sz="12" w:space="0" w:color="auto"/>
             </w:tcBorders>
@@ -4156,7 +4343,7 @@
         </w:tc>
         <w:tc>
           <w:tcPr>
-            <w:tcW w:w="1158" w:type="dxa"/>
+            <w:tcW w:w="1041" w:type="dxa"/>
             <w:tcBorders>
               <w:bottom w:val="single" w:sz="12" w:space="0" w:color="auto"/>
             </w:tcBorders>
@@ -4177,7 +4364,7 @@
         </w:tc>
         <w:tc>
           <w:tcPr>
-            <w:tcW w:w="1158" w:type="dxa"/>
+            <w:tcW w:w="1041" w:type="dxa"/>
             <w:tcBorders>
               <w:bottom w:val="single" w:sz="12" w:space="0" w:color="auto"/>
             </w:tcBorders>
@@ -4198,7 +4385,7 @@
         </w:tc>
         <w:tc>
           <w:tcPr>
-            <w:tcW w:w="1158" w:type="dxa"/>
+            <w:tcW w:w="1041" w:type="dxa"/>
             <w:tcBorders>
               <w:bottom w:val="single" w:sz="12" w:space="0" w:color="auto"/>
             </w:tcBorders>
@@ -4263,7 +4450,7 @@
         </w:tc>
         <w:tc>
           <w:tcPr>
-            <w:tcW w:w="1280" w:type="dxa"/>
+            <w:tcW w:w="1781" w:type="dxa"/>
             <w:tcBorders>
               <w:top w:val="single" w:sz="12" w:space="0" w:color="auto"/>
             </w:tcBorders>
@@ -4278,7 +4465,7 @@
         </w:tc>
         <w:tc>
           <w:tcPr>
-            <w:tcW w:w="1125" w:type="dxa"/>
+            <w:tcW w:w="975" w:type="dxa"/>
             <w:tcBorders>
               <w:top w:val="single" w:sz="12" w:space="0" w:color="auto"/>
             </w:tcBorders>
@@ -4293,7 +4480,7 @@
         </w:tc>
         <w:tc>
           <w:tcPr>
-            <w:tcW w:w="1158" w:type="dxa"/>
+            <w:tcW w:w="1041" w:type="dxa"/>
             <w:tcBorders>
               <w:top w:val="single" w:sz="12" w:space="0" w:color="auto"/>
             </w:tcBorders>
@@ -4308,7 +4495,7 @@
         </w:tc>
         <w:tc>
           <w:tcPr>
-            <w:tcW w:w="1158" w:type="dxa"/>
+            <w:tcW w:w="1041" w:type="dxa"/>
             <w:tcBorders>
               <w:top w:val="single" w:sz="12" w:space="0" w:color="auto"/>
             </w:tcBorders>
@@ -4323,7 +4510,7 @@
         </w:tc>
         <w:tc>
           <w:tcPr>
-            <w:tcW w:w="1158" w:type="dxa"/>
+            <w:tcW w:w="1041" w:type="dxa"/>
             <w:tcBorders>
               <w:top w:val="single" w:sz="12" w:space="0" w:color="auto"/>
             </w:tcBorders>
@@ -4355,6 +4542,7 @@
               <w:rPr>
                 <w:lang w:val="en-US"/>
               </w:rPr>
+              <w:lastRenderedPageBreak/>
               <w:t>Inform consent</w:t>
             </w:r>
           </w:p>
@@ -4382,7 +4570,7 @@
         </w:tc>
         <w:tc>
           <w:tcPr>
-            <w:tcW w:w="1280" w:type="dxa"/>
+            <w:tcW w:w="1781" w:type="dxa"/>
             <w:tcBorders>
               <w:bottom w:val="single" w:sz="4" w:space="0" w:color="auto"/>
             </w:tcBorders>
@@ -4397,7 +4585,7 @@
         </w:tc>
         <w:tc>
           <w:tcPr>
-            <w:tcW w:w="1125" w:type="dxa"/>
+            <w:tcW w:w="975" w:type="dxa"/>
             <w:tcBorders>
               <w:bottom w:val="single" w:sz="4" w:space="0" w:color="auto"/>
             </w:tcBorders>
@@ -4412,7 +4600,7 @@
         </w:tc>
         <w:tc>
           <w:tcPr>
-            <w:tcW w:w="1158" w:type="dxa"/>
+            <w:tcW w:w="1041" w:type="dxa"/>
             <w:tcBorders>
               <w:bottom w:val="single" w:sz="4" w:space="0" w:color="auto"/>
             </w:tcBorders>
@@ -4427,7 +4615,7 @@
         </w:tc>
         <w:tc>
           <w:tcPr>
-            <w:tcW w:w="1158" w:type="dxa"/>
+            <w:tcW w:w="1041" w:type="dxa"/>
             <w:tcBorders>
               <w:bottom w:val="single" w:sz="4" w:space="0" w:color="auto"/>
             </w:tcBorders>
@@ -4442,7 +4630,7 @@
         </w:tc>
         <w:tc>
           <w:tcPr>
-            <w:tcW w:w="1158" w:type="dxa"/>
+            <w:tcW w:w="1041" w:type="dxa"/>
             <w:tcBorders>
               <w:bottom w:val="single" w:sz="4" w:space="0" w:color="auto"/>
             </w:tcBorders>
@@ -4495,7 +4683,7 @@
         </w:tc>
         <w:tc>
           <w:tcPr>
-            <w:tcW w:w="1280" w:type="dxa"/>
+            <w:tcW w:w="1781" w:type="dxa"/>
             <w:tcBorders>
               <w:bottom w:val="single" w:sz="12" w:space="0" w:color="auto"/>
             </w:tcBorders>
@@ -4516,7 +4704,7 @@
         </w:tc>
         <w:tc>
           <w:tcPr>
-            <w:tcW w:w="1125" w:type="dxa"/>
+            <w:tcW w:w="975" w:type="dxa"/>
             <w:tcBorders>
               <w:bottom w:val="single" w:sz="12" w:space="0" w:color="auto"/>
             </w:tcBorders>
@@ -4531,7 +4719,7 @@
         </w:tc>
         <w:tc>
           <w:tcPr>
-            <w:tcW w:w="1158" w:type="dxa"/>
+            <w:tcW w:w="1041" w:type="dxa"/>
             <w:tcBorders>
               <w:bottom w:val="single" w:sz="12" w:space="0" w:color="auto"/>
             </w:tcBorders>
@@ -4546,7 +4734,7 @@
         </w:tc>
         <w:tc>
           <w:tcPr>
-            <w:tcW w:w="1158" w:type="dxa"/>
+            <w:tcW w:w="1041" w:type="dxa"/>
             <w:tcBorders>
               <w:bottom w:val="single" w:sz="12" w:space="0" w:color="auto"/>
             </w:tcBorders>
@@ -4561,7 +4749,7 @@
         </w:tc>
         <w:tc>
           <w:tcPr>
-            <w:tcW w:w="1158" w:type="dxa"/>
+            <w:tcW w:w="1041" w:type="dxa"/>
             <w:tcBorders>
               <w:bottom w:val="single" w:sz="12" w:space="0" w:color="auto"/>
             </w:tcBorders>
@@ -4594,7 +4782,6 @@
               <w:rPr>
                 <w:lang w:val="en-US"/>
               </w:rPr>
-              <w:lastRenderedPageBreak/>
               <w:t>Intervention: active</w:t>
             </w:r>
           </w:p>
@@ -4617,7 +4804,7 @@
         </w:tc>
         <w:tc>
           <w:tcPr>
-            <w:tcW w:w="1280" w:type="dxa"/>
+            <w:tcW w:w="1781" w:type="dxa"/>
             <w:tcBorders>
               <w:top w:val="single" w:sz="12" w:space="0" w:color="auto"/>
               <w:bottom w:val="single" w:sz="4" w:space="0" w:color="auto"/>
@@ -4633,7 +4820,7 @@
         </w:tc>
         <w:tc>
           <w:tcPr>
-            <w:tcW w:w="1125" w:type="dxa"/>
+            <w:tcW w:w="975" w:type="dxa"/>
             <w:tcBorders>
               <w:top w:val="single" w:sz="12" w:space="0" w:color="auto"/>
               <w:bottom w:val="single" w:sz="4" w:space="0" w:color="auto"/>
@@ -4655,7 +4842,7 @@
         </w:tc>
         <w:tc>
           <w:tcPr>
-            <w:tcW w:w="1158" w:type="dxa"/>
+            <w:tcW w:w="1041" w:type="dxa"/>
             <w:tcBorders>
               <w:top w:val="single" w:sz="12" w:space="0" w:color="auto"/>
               <w:bottom w:val="single" w:sz="4" w:space="0" w:color="auto"/>
@@ -4677,7 +4864,7 @@
         </w:tc>
         <w:tc>
           <w:tcPr>
-            <w:tcW w:w="1158" w:type="dxa"/>
+            <w:tcW w:w="1041" w:type="dxa"/>
             <w:tcBorders>
               <w:top w:val="single" w:sz="12" w:space="0" w:color="auto"/>
               <w:bottom w:val="single" w:sz="4" w:space="0" w:color="auto"/>
@@ -4699,7 +4886,7 @@
         </w:tc>
         <w:tc>
           <w:tcPr>
-            <w:tcW w:w="1158" w:type="dxa"/>
+            <w:tcW w:w="1041" w:type="dxa"/>
             <w:tcBorders>
               <w:top w:val="single" w:sz="12" w:space="0" w:color="auto"/>
               <w:bottom w:val="single" w:sz="4" w:space="0" w:color="auto"/>
@@ -4766,7 +4953,7 @@
         </w:tc>
         <w:tc>
           <w:tcPr>
-            <w:tcW w:w="1280" w:type="dxa"/>
+            <w:tcW w:w="1781" w:type="dxa"/>
             <w:tcBorders>
               <w:bottom w:val="single" w:sz="4" w:space="0" w:color="auto"/>
             </w:tcBorders>
@@ -4781,7 +4968,7 @@
         </w:tc>
         <w:tc>
           <w:tcPr>
-            <w:tcW w:w="1125" w:type="dxa"/>
+            <w:tcW w:w="975" w:type="dxa"/>
             <w:tcBorders>
               <w:bottom w:val="single" w:sz="4" w:space="0" w:color="auto"/>
             </w:tcBorders>
@@ -4802,7 +4989,7 @@
         </w:tc>
         <w:tc>
           <w:tcPr>
-            <w:tcW w:w="1158" w:type="dxa"/>
+            <w:tcW w:w="1041" w:type="dxa"/>
             <w:tcBorders>
               <w:bottom w:val="single" w:sz="4" w:space="0" w:color="auto"/>
             </w:tcBorders>
@@ -4823,7 +5010,7 @@
         </w:tc>
         <w:tc>
           <w:tcPr>
-            <w:tcW w:w="1158" w:type="dxa"/>
+            <w:tcW w:w="1041" w:type="dxa"/>
             <w:tcBorders>
               <w:bottom w:val="single" w:sz="4" w:space="0" w:color="auto"/>
             </w:tcBorders>
@@ -4844,259 +5031,9 @@
         </w:tc>
         <w:tc>
           <w:tcPr>
-            <w:tcW w:w="1158" w:type="dxa"/>
+            <w:tcW w:w="1041" w:type="dxa"/>
             <w:tcBorders>
               <w:bottom w:val="single" w:sz="4" w:space="0" w:color="auto"/>
-            </w:tcBorders>
-          </w:tcPr>
-          <w:p>
-            <w:pPr>
-              <w:rPr>
-                <w:lang w:val="en-US"/>
-              </w:rPr>
-            </w:pPr>
-          </w:p>
-        </w:tc>
-      </w:tr>
-      <w:tr>
-        <w:tc>
-          <w:tcPr>
-            <w:tcW w:w="1781" w:type="dxa"/>
-            <w:tcBorders>
-              <w:top w:val="single" w:sz="4" w:space="0" w:color="auto"/>
-              <w:bottom w:val="single" w:sz="12" w:space="0" w:color="auto"/>
-            </w:tcBorders>
-          </w:tcPr>
-          <w:p>
-            <w:pPr>
-              <w:rPr>
-                <w:lang w:val="en-US"/>
-              </w:rPr>
-            </w:pPr>
-            <w:r>
-              <w:rPr>
-                <w:lang w:val="en-US"/>
-              </w:rPr>
-              <w:t>Full adherence</w:t>
-            </w:r>
-          </w:p>
-          <w:p>
-            <w:pPr>
-              <w:rPr>
-                <w:lang w:val="en-US"/>
-              </w:rPr>
-            </w:pPr>
-            <w:r>
-              <w:rPr>
-                <w:lang w:val="en-US"/>
-              </w:rPr>
-              <w:t>(one of the patterns)</w:t>
-            </w:r>
-          </w:p>
-        </w:tc>
-        <w:tc>
-          <w:tcPr>
-            <w:tcW w:w="1356" w:type="dxa"/>
-            <w:tcBorders>
-              <w:top w:val="single" w:sz="4" w:space="0" w:color="auto"/>
-              <w:bottom w:val="single" w:sz="12" w:space="0" w:color="auto"/>
-            </w:tcBorders>
-          </w:tcPr>
-          <w:p>
-            <w:pPr>
-              <w:rPr>
-                <w:lang w:val="en-US"/>
-              </w:rPr>
-            </w:pPr>
-          </w:p>
-        </w:tc>
-        <w:tc>
-          <w:tcPr>
-            <w:tcW w:w="1280" w:type="dxa"/>
-            <w:tcBorders>
-              <w:top w:val="single" w:sz="4" w:space="0" w:color="auto"/>
-              <w:bottom w:val="single" w:sz="12" w:space="0" w:color="auto"/>
-            </w:tcBorders>
-          </w:tcPr>
-          <w:p>
-            <w:pPr>
-              <w:rPr>
-                <w:lang w:val="en-US"/>
-              </w:rPr>
-            </w:pPr>
-          </w:p>
-        </w:tc>
-        <w:tc>
-          <w:tcPr>
-            <w:tcW w:w="1125" w:type="dxa"/>
-            <w:tcBorders>
-              <w:top w:val="single" w:sz="4" w:space="0" w:color="auto"/>
-              <w:bottom w:val="single" w:sz="12" w:space="0" w:color="auto"/>
-            </w:tcBorders>
-          </w:tcPr>
-          <w:p>
-            <w:pPr>
-              <w:rPr>
-                <w:lang w:val="en-US"/>
-              </w:rPr>
-            </w:pPr>
-            <w:r>
-              <w:rPr>
-                <w:lang w:val="en-US"/>
-              </w:rPr>
-              <w:t>x</w:t>
-            </w:r>
-          </w:p>
-          <w:p>
-            <w:pPr>
-              <w:rPr>
-                <w:lang w:val="en-US"/>
-              </w:rPr>
-            </w:pPr>
-          </w:p>
-          <w:p>
-            <w:pPr>
-              <w:rPr>
-                <w:lang w:val="en-US"/>
-              </w:rPr>
-            </w:pPr>
-            <w:r>
-              <w:rPr>
-                <w:lang w:val="en-US"/>
-              </w:rPr>
-              <w:t>x</w:t>
-            </w:r>
-          </w:p>
-          <w:p>
-            <w:pPr>
-              <w:rPr>
-                <w:lang w:val="en-US"/>
-              </w:rPr>
-            </w:pPr>
-            <w:r>
-              <w:rPr>
-                <w:lang w:val="en-US"/>
-              </w:rPr>
-              <w:t>x</w:t>
-            </w:r>
-          </w:p>
-        </w:tc>
-        <w:tc>
-          <w:tcPr>
-            <w:tcW w:w="1158" w:type="dxa"/>
-            <w:tcBorders>
-              <w:top w:val="single" w:sz="4" w:space="0" w:color="auto"/>
-              <w:bottom w:val="single" w:sz="12" w:space="0" w:color="auto"/>
-            </w:tcBorders>
-          </w:tcPr>
-          <w:p>
-            <w:pPr>
-              <w:rPr>
-                <w:lang w:val="en-US"/>
-              </w:rPr>
-            </w:pPr>
-            <w:r>
-              <w:rPr>
-                <w:lang w:val="en-US"/>
-              </w:rPr>
-              <w:t>x</w:t>
-            </w:r>
-          </w:p>
-          <w:p>
-            <w:pPr>
-              <w:rPr>
-                <w:lang w:val="en-US"/>
-              </w:rPr>
-            </w:pPr>
-            <w:r>
-              <w:rPr>
-                <w:lang w:val="en-US"/>
-              </w:rPr>
-              <w:t>x</w:t>
-            </w:r>
-          </w:p>
-          <w:p>
-            <w:pPr>
-              <w:rPr>
-                <w:lang w:val="en-US"/>
-              </w:rPr>
-            </w:pPr>
-          </w:p>
-          <w:p>
-            <w:pPr>
-              <w:rPr>
-                <w:lang w:val="en-US"/>
-              </w:rPr>
-            </w:pPr>
-            <w:r>
-              <w:rPr>
-                <w:lang w:val="en-US"/>
-              </w:rPr>
-              <w:t>x</w:t>
-            </w:r>
-          </w:p>
-        </w:tc>
-        <w:tc>
-          <w:tcPr>
-            <w:tcW w:w="1158" w:type="dxa"/>
-            <w:tcBorders>
-              <w:top w:val="single" w:sz="4" w:space="0" w:color="auto"/>
-              <w:bottom w:val="single" w:sz="12" w:space="0" w:color="auto"/>
-            </w:tcBorders>
-          </w:tcPr>
-          <w:p>
-            <w:pPr>
-              <w:rPr>
-                <w:lang w:val="en-US"/>
-              </w:rPr>
-            </w:pPr>
-          </w:p>
-          <w:p>
-            <w:pPr>
-              <w:rPr>
-                <w:lang w:val="en-US"/>
-              </w:rPr>
-            </w:pPr>
-            <w:r>
-              <w:rPr>
-                <w:lang w:val="en-US"/>
-              </w:rPr>
-              <w:t>x</w:t>
-            </w:r>
-          </w:p>
-          <w:p>
-            <w:pPr>
-              <w:rPr>
-                <w:lang w:val="en-US"/>
-              </w:rPr>
-            </w:pPr>
-            <w:r>
-              <w:rPr>
-                <w:lang w:val="en-US"/>
-              </w:rPr>
-              <w:t>x</w:t>
-            </w:r>
-          </w:p>
-          <w:p>
-            <w:pPr>
-              <w:rPr>
-                <w:lang w:val="en-US"/>
-              </w:rPr>
-            </w:pPr>
-            <w:r>
-              <w:rPr>
-                <w:lang w:val="en-US"/>
-              </w:rPr>
-              <w:t>x</w:t>
-            </w:r>
-          </w:p>
-        </w:tc>
-        <w:tc>
-          <w:tcPr>
-            <w:tcW w:w="1158" w:type="dxa"/>
-            <w:tcBorders>
-              <w:top w:val="single" w:sz="4" w:space="0" w:color="auto"/>
-              <w:bottom w:val="single" w:sz="12" w:space="0" w:color="auto"/>
             </w:tcBorders>
           </w:tcPr>
           <w:p>
@@ -5147,7 +5084,7 @@
         </w:tc>
         <w:tc>
           <w:tcPr>
-            <w:tcW w:w="1280" w:type="dxa"/>
+            <w:tcW w:w="1781" w:type="dxa"/>
           </w:tcPr>
           <w:p>
             <w:pPr>
@@ -5159,7 +5096,7 @@
         </w:tc>
         <w:tc>
           <w:tcPr>
-            <w:tcW w:w="1125" w:type="dxa"/>
+            <w:tcW w:w="975" w:type="dxa"/>
           </w:tcPr>
           <w:p>
             <w:pPr>
@@ -5171,7 +5108,7 @@
         </w:tc>
         <w:tc>
           <w:tcPr>
-            <w:tcW w:w="1158" w:type="dxa"/>
+            <w:tcW w:w="1041" w:type="dxa"/>
           </w:tcPr>
           <w:p>
             <w:pPr>
@@ -5183,7 +5120,7 @@
         </w:tc>
         <w:tc>
           <w:tcPr>
-            <w:tcW w:w="1158" w:type="dxa"/>
+            <w:tcW w:w="1041" w:type="dxa"/>
           </w:tcPr>
           <w:p>
             <w:pPr>
@@ -5195,7 +5132,7 @@
         </w:tc>
         <w:tc>
           <w:tcPr>
-            <w:tcW w:w="1158" w:type="dxa"/>
+            <w:tcW w:w="1041" w:type="dxa"/>
           </w:tcPr>
           <w:p>
             <w:pPr>
@@ -5245,7 +5182,7 @@
         </w:tc>
         <w:tc>
           <w:tcPr>
-            <w:tcW w:w="1280" w:type="dxa"/>
+            <w:tcW w:w="1781" w:type="dxa"/>
           </w:tcPr>
           <w:p>
             <w:pPr>
@@ -5257,7 +5194,7 @@
         </w:tc>
         <w:tc>
           <w:tcPr>
-            <w:tcW w:w="1125" w:type="dxa"/>
+            <w:tcW w:w="975" w:type="dxa"/>
           </w:tcPr>
           <w:p>
             <w:pPr>
@@ -5275,7 +5212,7 @@
         </w:tc>
         <w:tc>
           <w:tcPr>
-            <w:tcW w:w="1158" w:type="dxa"/>
+            <w:tcW w:w="1041" w:type="dxa"/>
           </w:tcPr>
           <w:p>
             <w:pPr>
@@ -5293,7 +5230,7 @@
         </w:tc>
         <w:tc>
           <w:tcPr>
-            <w:tcW w:w="1158" w:type="dxa"/>
+            <w:tcW w:w="1041" w:type="dxa"/>
           </w:tcPr>
           <w:p>
             <w:pPr>
@@ -5311,7 +5248,7 @@
         </w:tc>
         <w:tc>
           <w:tcPr>
-            <w:tcW w:w="1158" w:type="dxa"/>
+            <w:tcW w:w="1041" w:type="dxa"/>
           </w:tcPr>
           <w:p>
             <w:pPr>
@@ -5380,7 +5317,7 @@
         </w:tc>
         <w:tc>
           <w:tcPr>
-            <w:tcW w:w="1280" w:type="dxa"/>
+            <w:tcW w:w="1781" w:type="dxa"/>
           </w:tcPr>
           <w:p>
             <w:pPr>
@@ -5392,7 +5329,7 @@
         </w:tc>
         <w:tc>
           <w:tcPr>
-            <w:tcW w:w="1125" w:type="dxa"/>
+            <w:tcW w:w="975" w:type="dxa"/>
           </w:tcPr>
           <w:p>
             <w:pPr>
@@ -5410,7 +5347,7 @@
         </w:tc>
         <w:tc>
           <w:tcPr>
-            <w:tcW w:w="1158" w:type="dxa"/>
+            <w:tcW w:w="1041" w:type="dxa"/>
           </w:tcPr>
           <w:p>
             <w:pPr>
@@ -5422,7 +5359,7 @@
         </w:tc>
         <w:tc>
           <w:tcPr>
-            <w:tcW w:w="1158" w:type="dxa"/>
+            <w:tcW w:w="1041" w:type="dxa"/>
           </w:tcPr>
           <w:p>
             <w:pPr>
@@ -5440,7 +5377,7 @@
         </w:tc>
         <w:tc>
           <w:tcPr>
-            <w:tcW w:w="1158" w:type="dxa"/>
+            <w:tcW w:w="1041" w:type="dxa"/>
           </w:tcPr>
           <w:p>
             <w:pPr>
@@ -5461,13 +5398,6 @@
     </w:p>
     <w:p>
       <w:pPr>
-        <w:rPr>
-          <w:lang w:val="en-US"/>
-        </w:rPr>
-      </w:pPr>
-    </w:p>
-    <w:p>
-      <w:pPr>
         <w:pStyle w:val="Overskrift2"/>
         <w:rPr>
           <w:rFonts w:ascii="Times New Roman" w:hAnsi="Times New Roman" w:cs="Times New Roman"/>
@@ -5573,7 +5503,23 @@
           <w:color w:val="215E99" w:themeColor="text2" w:themeTint="BF"/>
           <w:lang w:val="en-US"/>
         </w:rPr>
-        <w:t>important in case of treatment discontinuation (possibly due to side effects), or take of rescue medication to clarify who adhere or not to the treatment strategy in a per protocol analysis.</w:t>
+        <w:t xml:space="preserve">important in case of treatment discontinuation (possibly due to side effects), or take of rescue medication to clarify who </w:t>
+      </w:r>
+      <w:r>
+        <w:rPr>
+          <w:rFonts w:ascii="Times New Roman" w:hAnsi="Times New Roman" w:cs="Times New Roman"/>
+          <w:color w:val="215E99" w:themeColor="text2" w:themeTint="BF"/>
+          <w:lang w:val="en-US"/>
+        </w:rPr>
+        <w:t>adheres</w:t>
+      </w:r>
+      <w:r>
+        <w:rPr>
+          <w:rFonts w:ascii="Times New Roman" w:hAnsi="Times New Roman" w:cs="Times New Roman"/>
+          <w:color w:val="215E99" w:themeColor="text2" w:themeTint="BF"/>
+          <w:lang w:val="en-US"/>
+        </w:rPr>
+        <w:t xml:space="preserve"> or not to the treatment strategy in a per protocol analysis.</w:t>
       </w:r>
     </w:p>
     <w:p>
@@ -6057,90 +6003,90 @@
           <w:rFonts w:ascii="Times New Roman" w:hAnsi="Times New Roman" w:cs="Times New Roman"/>
           <w:lang w:val="en-US"/>
         </w:rPr>
+        <w:t>1</w:t>
+      </w:r>
+      <w:r>
+        <w:rPr>
+          <w:rStyle w:val="Svagfremhvning"/>
+          <w:rFonts w:ascii="Times New Roman" w:hAnsi="Times New Roman" w:cs="Times New Roman"/>
+          <w:lang w:val="en-US"/>
+        </w:rPr>
+        <w:t>.</w:t>
+      </w:r>
+      <w:r>
+        <w:rPr>
+          <w:rStyle w:val="Svagfremhvning"/>
+          <w:rFonts w:ascii="Times New Roman" w:hAnsi="Times New Roman" w:cs="Times New Roman"/>
+          <w:lang w:val="en-US"/>
+        </w:rPr>
+        <w:t>5</w:t>
+      </w:r>
+      <w:r>
+        <w:rPr>
+          <w:rStyle w:val="Svagfremhvning"/>
+          <w:rFonts w:ascii="Times New Roman" w:hAnsi="Times New Roman" w:cs="Times New Roman"/>
+          <w:lang w:val="en-US"/>
+        </w:rPr>
+        <w:t xml:space="preserve"> </w:t>
+      </w:r>
+      <w:r>
+        <w:rPr>
+          <w:rStyle w:val="Svagfremhvning"/>
+          <w:rFonts w:ascii="Times New Roman" w:hAnsi="Times New Roman" w:cs="Times New Roman"/>
+          <w:lang w:val="en-US"/>
+        </w:rPr>
+        <w:t>Intercurrent events</w:t>
+      </w:r>
+      <w:bookmarkEnd w:id="10"/>
+    </w:p>
+    <w:p>
+      <w:pPr>
+        <w:rPr>
+          <w:rFonts w:ascii="Times New Roman" w:hAnsi="Times New Roman" w:cs="Times New Roman"/>
+          <w:color w:val="215E99" w:themeColor="text2" w:themeTint="BF"/>
+          <w:lang w:val="en-US"/>
+        </w:rPr>
+      </w:pPr>
+      <w:r>
+        <w:rPr>
+          <w:rFonts w:ascii="Times New Roman" w:hAnsi="Times New Roman" w:cs="Times New Roman"/>
+          <w:color w:val="215E99" w:themeColor="text2" w:themeTint="BF"/>
+          <w:lang w:val="en-US"/>
+        </w:rPr>
+        <w:t>List intercurrent events that may arise during data collection. For later use they can be classified into tw</w:t>
+      </w:r>
+      <w:r>
+        <w:rPr>
+          <w:rFonts w:ascii="Times New Roman" w:hAnsi="Times New Roman" w:cs="Times New Roman"/>
+          <w:color w:val="215E99" w:themeColor="text2" w:themeTint="BF"/>
+          <w:lang w:val="en-US"/>
+        </w:rPr>
+        <w:t>o</w:t>
+      </w:r>
+      <w:r>
+        <w:rPr>
+          <w:rFonts w:ascii="Times New Roman" w:hAnsi="Times New Roman" w:cs="Times New Roman"/>
+          <w:color w:val="215E99" w:themeColor="text2" w:themeTint="BF"/>
+          <w:lang w:val="en-US"/>
+        </w:rPr>
+        <w:t xml:space="preserve"> categories:</w:t>
+      </w:r>
+    </w:p>
+    <w:p>
+      <w:pPr>
+        <w:rPr>
+          <w:rFonts w:ascii="Times New Roman" w:hAnsi="Times New Roman" w:cs="Times New Roman"/>
+          <w:color w:val="215E99" w:themeColor="text2" w:themeTint="BF"/>
+          <w:lang w:val="en-US"/>
+        </w:rPr>
+      </w:pPr>
+      <w:r>
+        <w:rPr>
+          <w:rFonts w:ascii="Times New Roman" w:hAnsi="Times New Roman" w:cs="Times New Roman"/>
+          <w:color w:val="215E99" w:themeColor="text2" w:themeTint="BF"/>
+          <w:lang w:val="en-US"/>
+        </w:rPr>
         <w:lastRenderedPageBreak/>
-        <w:t>1</w:t>
-      </w:r>
-      <w:r>
-        <w:rPr>
-          <w:rStyle w:val="Svagfremhvning"/>
-          <w:rFonts w:ascii="Times New Roman" w:hAnsi="Times New Roman" w:cs="Times New Roman"/>
-          <w:lang w:val="en-US"/>
-        </w:rPr>
-        <w:t>.</w:t>
-      </w:r>
-      <w:r>
-        <w:rPr>
-          <w:rStyle w:val="Svagfremhvning"/>
-          <w:rFonts w:ascii="Times New Roman" w:hAnsi="Times New Roman" w:cs="Times New Roman"/>
-          <w:lang w:val="en-US"/>
-        </w:rPr>
-        <w:t>5</w:t>
-      </w:r>
-      <w:r>
-        <w:rPr>
-          <w:rStyle w:val="Svagfremhvning"/>
-          <w:rFonts w:ascii="Times New Roman" w:hAnsi="Times New Roman" w:cs="Times New Roman"/>
-          <w:lang w:val="en-US"/>
-        </w:rPr>
-        <w:t xml:space="preserve"> </w:t>
-      </w:r>
-      <w:r>
-        <w:rPr>
-          <w:rStyle w:val="Svagfremhvning"/>
-          <w:rFonts w:ascii="Times New Roman" w:hAnsi="Times New Roman" w:cs="Times New Roman"/>
-          <w:lang w:val="en-US"/>
-        </w:rPr>
-        <w:t>Intercurrent events</w:t>
-      </w:r>
-      <w:bookmarkEnd w:id="10"/>
-    </w:p>
-    <w:p>
-      <w:pPr>
-        <w:rPr>
-          <w:rFonts w:ascii="Times New Roman" w:hAnsi="Times New Roman" w:cs="Times New Roman"/>
-          <w:color w:val="215E99" w:themeColor="text2" w:themeTint="BF"/>
-          <w:lang w:val="en-US"/>
-        </w:rPr>
-      </w:pPr>
-      <w:r>
-        <w:rPr>
-          <w:rFonts w:ascii="Times New Roman" w:hAnsi="Times New Roman" w:cs="Times New Roman"/>
-          <w:color w:val="215E99" w:themeColor="text2" w:themeTint="BF"/>
-          <w:lang w:val="en-US"/>
-        </w:rPr>
-        <w:t>List intercurrent events that may arise during data collection. For later use they can be classified into tw</w:t>
-      </w:r>
-      <w:r>
-        <w:rPr>
-          <w:rFonts w:ascii="Times New Roman" w:hAnsi="Times New Roman" w:cs="Times New Roman"/>
-          <w:color w:val="215E99" w:themeColor="text2" w:themeTint="BF"/>
-          <w:lang w:val="en-US"/>
-        </w:rPr>
-        <w:t>o</w:t>
-      </w:r>
-      <w:r>
-        <w:rPr>
-          <w:rFonts w:ascii="Times New Roman" w:hAnsi="Times New Roman" w:cs="Times New Roman"/>
-          <w:color w:val="215E99" w:themeColor="text2" w:themeTint="BF"/>
-          <w:lang w:val="en-US"/>
-        </w:rPr>
-        <w:t xml:space="preserve"> categories:</w:t>
-      </w:r>
-    </w:p>
-    <w:p>
-      <w:pPr>
-        <w:rPr>
-          <w:rFonts w:ascii="Times New Roman" w:hAnsi="Times New Roman" w:cs="Times New Roman"/>
-          <w:color w:val="215E99" w:themeColor="text2" w:themeTint="BF"/>
-          <w:lang w:val="en-US"/>
-        </w:rPr>
-      </w:pPr>
-      <w:r>
-        <w:rPr>
-          <w:rFonts w:ascii="Times New Roman" w:hAnsi="Times New Roman" w:cs="Times New Roman"/>
-          <w:color w:val="215E99" w:themeColor="text2" w:themeTint="BF"/>
-          <w:lang w:val="en-US"/>
-        </w:rPr>
         <w:t xml:space="preserve">- </w:t>
       </w:r>
       <w:r>
@@ -6749,7 +6695,6 @@
         <w:rPr>
           <w:lang w:val="en-US"/>
         </w:rPr>
-        <w:lastRenderedPageBreak/>
         <w:t xml:space="preserve">b) </w:t>
       </w:r>
       <w:r>
@@ -6798,6 +6743,7 @@
         <w:rPr>
           <w:lang w:val="en-US"/>
         </w:rPr>
+        <w:lastRenderedPageBreak/>
         <w:t>… adherence …</w:t>
       </w:r>
     </w:p>
@@ -6996,7 +6942,7 @@
           <w:color w:val="215E99" w:themeColor="text2" w:themeTint="BF"/>
           <w:lang w:val="en-US"/>
         </w:rPr>
-        <w:t xml:space="preserve">(s) relevant for the primary analysis. That is to say the population, treatment, variable of interest (endpoint), summary measure (e.g. mean difference) and intercurrent event handling (e.g. regardless to adherence to treatment). See </w:t>
+        <w:t>(s) relevant for the primary analysis. That is to say the population, treatment, variable of interest (endpoint), summary measure (e.g. mean difference) and intercurrent event handling (e.g. regardless to adherence to treatment</w:t>
       </w:r>
       <w:commentRangeStart w:id="17"/>
       <w:r>
@@ -7004,7 +6950,7 @@
           <w:color w:val="215E99" w:themeColor="text2" w:themeTint="BF"/>
           <w:lang w:val="en-US"/>
         </w:rPr>
-        <w:t xml:space="preserve">Lawrance et al (2020) </w:t>
+        <w:t>).</w:t>
       </w:r>
       <w:commentRangeEnd w:id="17"/>
       <w:r>
@@ -7022,7 +6968,7 @@
           <w:color w:val="215E99" w:themeColor="text2" w:themeTint="BF"/>
           <w:lang w:val="en-US"/>
         </w:rPr>
-        <w:t>for examples.</w:t>
+        <w:t xml:space="preserve"> </w:t>
       </w:r>
       <w:r>
         <w:rPr>
@@ -9657,11 +9603,12 @@
       </w:pPr>
       <w:r>
         <w:rPr>
+          <w:noProof/>
           <w:color w:val="215E99" w:themeColor="text2" w:themeTint="BF"/>
           <w:lang w:val="en-US"/>
         </w:rPr>
         <w:drawing>
-          <wp:anchor distT="0" distB="0" distL="114300" distR="114300" simplePos="0" relativeHeight="251722752" behindDoc="0" locked="0" layoutInCell="1" allowOverlap="1" wp14:anchorId="522BF4DC" wp14:editId="1C0A2D46">
+          <wp:anchor distT="0" distB="0" distL="114300" distR="114300" simplePos="0" relativeHeight="251722752" behindDoc="0" locked="0" layoutInCell="1" allowOverlap="1" wp14:anchorId="522BF4DC" wp14:editId="1C77CAF7">
             <wp:simplePos x="0" y="0"/>
             <wp:positionH relativeFrom="margin">
               <wp:posOffset>4722495</wp:posOffset>
@@ -15300,7 +15247,7 @@
           <w:szCs w:val="32"/>
           <w:lang w:val="en-US"/>
         </w:rPr>
-        <w:t xml:space="preserve"> Primary </w:t>
+        <w:t xml:space="preserve"> </w:t>
       </w:r>
       <w:r>
         <w:rPr>
@@ -15312,41 +15259,9 @@
           <w:szCs w:val="32"/>
           <w:lang w:val="en-US"/>
         </w:rPr>
-        <w:t>hypotheses</w:t>
-      </w:r>
-    </w:p>
-    <w:p>
-      <w:pPr>
-        <w:rPr>
-          <w:color w:val="215E99" w:themeColor="text2" w:themeTint="BF"/>
-          <w:lang w:val="en-US"/>
-        </w:rPr>
-      </w:pPr>
-      <w:r>
-        <w:rPr>
-          <w:color w:val="215E99" w:themeColor="text2" w:themeTint="BF"/>
-          <w:lang w:val="en-US"/>
-        </w:rPr>
-        <w:t>It may be easier to draft this part of the SAP assuming no missing data no intercurrent event so to help explicit what you have in mind via standard tests (e.g. t-test).</w:t>
-      </w:r>
-    </w:p>
-    <w:p>
-      <w:pPr>
-        <w:rPr>
-          <w:color w:val="215E99" w:themeColor="text2" w:themeTint="BF"/>
-          <w:lang w:val="en-US"/>
-        </w:rPr>
-      </w:pPr>
-      <w:r>
-        <w:rPr>
-          <w:color w:val="215E99" w:themeColor="text2" w:themeTint="BF"/>
-          <w:lang w:val="en-US"/>
-        </w:rPr>
-        <w:t>If so flag the anticipated complication so the statistician can adjust the text such that the ‘less-standard but handling complications’ procedure would match the standard test had there been no complications.</w:t>
-      </w:r>
-    </w:p>
-    <w:p>
-      <w:pPr>
+        <w:t>main</w:t>
+      </w:r>
+      <w:r>
         <w:rPr>
           <w:rFonts w:ascii="Times New Roman" w:eastAsiaTheme="majorEastAsia" w:hAnsi="Times New Roman" w:cs="Times New Roman"/>
           <w:i/>
@@ -15356,8 +15271,177 @@
           <w:szCs w:val="32"/>
           <w:lang w:val="en-US"/>
         </w:rPr>
-      </w:pPr>
-      <w:r>
+        <w:t xml:space="preserve"> analysis</w:t>
+      </w:r>
+    </w:p>
+    <w:p>
+      <w:pPr>
+        <w:rPr>
+          <w:color w:val="215E99" w:themeColor="text2" w:themeTint="BF"/>
+          <w:lang w:val="en-US"/>
+        </w:rPr>
+      </w:pPr>
+      <w:r>
+        <w:rPr>
+          <w:color w:val="215E99" w:themeColor="text2" w:themeTint="BF"/>
+          <w:lang w:val="en-US"/>
+        </w:rPr>
+        <w:t>For the first draft, i</w:t>
+      </w:r>
+      <w:r>
+        <w:rPr>
+          <w:color w:val="215E99" w:themeColor="text2" w:themeTint="BF"/>
+          <w:lang w:val="en-US"/>
+        </w:rPr>
+        <w:t xml:space="preserve">t may be easier </w:t>
+      </w:r>
+      <w:r>
+        <w:rPr>
+          <w:color w:val="215E99" w:themeColor="text2" w:themeTint="BF"/>
+          <w:lang w:val="en-US"/>
+        </w:rPr>
+        <w:t xml:space="preserve">to write having in mind the idealized trial with </w:t>
+      </w:r>
+      <w:r>
+        <w:rPr>
+          <w:color w:val="215E99" w:themeColor="text2" w:themeTint="BF"/>
+          <w:lang w:val="en-US"/>
+        </w:rPr>
+        <w:t xml:space="preserve">no missing data </w:t>
+      </w:r>
+      <w:r>
+        <w:rPr>
+          <w:color w:val="215E99" w:themeColor="text2" w:themeTint="BF"/>
+          <w:lang w:val="en-US"/>
+        </w:rPr>
+        <w:t xml:space="preserve"> and </w:t>
+      </w:r>
+      <w:r>
+        <w:rPr>
+          <w:color w:val="215E99" w:themeColor="text2" w:themeTint="BF"/>
+          <w:lang w:val="en-US"/>
+        </w:rPr>
+        <w:t>no intercurrent event</w:t>
+      </w:r>
+      <w:r>
+        <w:rPr>
+          <w:color w:val="215E99" w:themeColor="text2" w:themeTint="BF"/>
+          <w:lang w:val="en-US"/>
+        </w:rPr>
+        <w:t>.</w:t>
+      </w:r>
+      <w:r>
+        <w:rPr>
+          <w:color w:val="215E99" w:themeColor="text2" w:themeTint="BF"/>
+          <w:lang w:val="en-US"/>
+        </w:rPr>
+        <w:t xml:space="preserve"> </w:t>
+      </w:r>
+      <w:r>
+        <w:rPr>
+          <w:color w:val="215E99" w:themeColor="text2" w:themeTint="BF"/>
+          <w:lang w:val="en-US"/>
+        </w:rPr>
+        <w:t>This should</w:t>
+      </w:r>
+      <w:r>
+        <w:rPr>
+          <w:color w:val="215E99" w:themeColor="text2" w:themeTint="BF"/>
+          <w:lang w:val="en-US"/>
+        </w:rPr>
+        <w:t xml:space="preserve"> help explicit what you have in mind via standard tests (e.g. t-test).</w:t>
+      </w:r>
+    </w:p>
+    <w:p>
+      <w:pPr>
+        <w:rPr>
+          <w:color w:val="215E99" w:themeColor="text2" w:themeTint="BF"/>
+          <w:lang w:val="en-US"/>
+        </w:rPr>
+      </w:pPr>
+      <w:r>
+        <w:rPr>
+          <w:color w:val="215E99" w:themeColor="text2" w:themeTint="BF"/>
+          <w:lang w:val="en-US"/>
+        </w:rPr>
+        <w:t>If doing</w:t>
+      </w:r>
+      <w:r>
+        <w:rPr>
+          <w:color w:val="215E99" w:themeColor="text2" w:themeTint="BF"/>
+          <w:lang w:val="en-US"/>
+        </w:rPr>
+        <w:t xml:space="preserve"> so</w:t>
+      </w:r>
+      <w:r>
+        <w:rPr>
+          <w:color w:val="215E99" w:themeColor="text2" w:themeTint="BF"/>
+          <w:lang w:val="en-US"/>
+        </w:rPr>
+        <w:t>,</w:t>
+      </w:r>
+      <w:r>
+        <w:rPr>
+          <w:color w:val="215E99" w:themeColor="text2" w:themeTint="BF"/>
+          <w:lang w:val="en-US"/>
+        </w:rPr>
+        <w:t xml:space="preserve"> flag the anticipated complication</w:t>
+      </w:r>
+      <w:r>
+        <w:rPr>
+          <w:color w:val="215E99" w:themeColor="text2" w:themeTint="BF"/>
+          <w:lang w:val="en-US"/>
+        </w:rPr>
+        <w:t>(s)</w:t>
+      </w:r>
+      <w:r>
+        <w:rPr>
+          <w:color w:val="215E99" w:themeColor="text2" w:themeTint="BF"/>
+          <w:lang w:val="en-US"/>
+        </w:rPr>
+        <w:t xml:space="preserve"> so the statistician can adjust the text such that the ‘less-standard but handling complications’ procedure would match the standard test had there been no complications.</w:t>
+      </w:r>
+    </w:p>
+    <w:p>
+      <w:pPr>
+        <w:rPr>
+          <w:color w:val="215E99" w:themeColor="text2" w:themeTint="BF"/>
+          <w:lang w:val="en-US"/>
+        </w:rPr>
+      </w:pPr>
+      <w:r>
+        <w:rPr>
+          <w:color w:val="215E99" w:themeColor="text2" w:themeTint="BF"/>
+          <w:lang w:val="en-US"/>
+        </w:rPr>
+        <w:lastRenderedPageBreak/>
+        <w:t>For the main analysis, when the statistical procedure involves complex iterative procedures (no closed-formed solution), it can be wise to mention a procedure in case of failure of the iterative procedure, e.g.:</w:t>
+      </w:r>
+    </w:p>
+    <w:p>
+      <w:pPr>
+        <w:rPr>
+          <w:color w:val="215E99" w:themeColor="text2" w:themeTint="BF"/>
+          <w:lang w:val="en-US"/>
+        </w:rPr>
+      </w:pPr>
+      <w:r>
+        <w:rPr>
+          <w:color w:val="215E99" w:themeColor="text2" w:themeTint="BF"/>
+          <w:lang w:val="en-US"/>
+        </w:rPr>
+        <w:t>The model will employ an unstructured variance–covariance matrix (stratified by randomization group) for within-subject measurements. If convergence issues arise during likelihood optimization, simpler covariance structures will be explored, such as removing stratification or limiting the model to fewer measurement timepoints</w:t>
+      </w:r>
+      <w:r>
+        <w:rPr>
+          <w:color w:val="215E99" w:themeColor="text2" w:themeTint="BF"/>
+          <w:lang w:val="en-US"/>
+        </w:rPr>
+        <w:t>.</w:t>
+      </w:r>
+    </w:p>
+    <w:p>
+      <w:pPr>
         <w:rPr>
           <w:rFonts w:ascii="Times New Roman" w:eastAsiaTheme="majorEastAsia" w:hAnsi="Times New Roman" w:cs="Times New Roman"/>
           <w:i/>
@@ -15367,8 +15451,7 @@
           <w:szCs w:val="32"/>
           <w:lang w:val="en-US"/>
         </w:rPr>
-        <w:t>4.</w:t>
-      </w:r>
+      </w:pPr>
       <w:r>
         <w:rPr>
           <w:rFonts w:ascii="Times New Roman" w:eastAsiaTheme="majorEastAsia" w:hAnsi="Times New Roman" w:cs="Times New Roman"/>
@@ -15379,7 +15462,7 @@
           <w:szCs w:val="32"/>
           <w:lang w:val="en-US"/>
         </w:rPr>
-        <w:t>4.1</w:t>
+        <w:t>4.</w:t>
       </w:r>
       <w:r>
         <w:rPr>
@@ -15391,7 +15474,7 @@
           <w:szCs w:val="32"/>
           <w:lang w:val="en-US"/>
         </w:rPr>
-        <w:t xml:space="preserve"> </w:t>
+        <w:t>5</w:t>
       </w:r>
       <w:r>
         <w:rPr>
@@ -15403,7 +15486,7 @@
           <w:szCs w:val="32"/>
           <w:lang w:val="en-US"/>
         </w:rPr>
-        <w:t>main</w:t>
+        <w:t xml:space="preserve"> </w:t>
       </w:r>
       <w:r>
         <w:rPr>
@@ -15415,49 +15498,88 @@
           <w:szCs w:val="32"/>
           <w:lang w:val="en-US"/>
         </w:rPr>
-        <w:t xml:space="preserve"> analysis</w:t>
-      </w:r>
-    </w:p>
-    <w:p>
-      <w:pPr>
-        <w:rPr>
-          <w:color w:val="215E99" w:themeColor="text2" w:themeTint="BF"/>
-          <w:lang w:val="en-US"/>
-        </w:rPr>
-      </w:pPr>
-      <w:r>
-        <w:rPr>
-          <w:color w:val="215E99" w:themeColor="text2" w:themeTint="BF"/>
-          <w:lang w:val="en-US"/>
-        </w:rPr>
-        <w:lastRenderedPageBreak/>
-        <w:t>For the main analysis, when the statistical procedure involves complex iterative procedures (no closed-formed solution), it can be wise to mention a procedure in case of failure of the iterative procedure, e.g.:</w:t>
-      </w:r>
-    </w:p>
-    <w:p>
-      <w:pPr>
-        <w:rPr>
-          <w:color w:val="215E99" w:themeColor="text2" w:themeTint="BF"/>
-          <w:lang w:val="en-US"/>
-        </w:rPr>
-      </w:pPr>
-      <w:r>
-        <w:rPr>
-          <w:color w:val="215E99" w:themeColor="text2" w:themeTint="BF"/>
-          <w:lang w:val="en-US"/>
-        </w:rPr>
-        <w:t>The model will employ an unstructured variance–covariance matrix (stratified by randomization group) for within-subject measurements. If convergence issues arise during likelihood optimization, simpler covariance structures will be explored, such as removing stratification or limiting the model to fewer measurement timepoints</w:t>
-      </w:r>
-      <w:r>
-        <w:rPr>
-          <w:color w:val="215E99" w:themeColor="text2" w:themeTint="BF"/>
-          <w:lang w:val="en-US"/>
-        </w:rPr>
-        <w:t>.</w:t>
-      </w:r>
-    </w:p>
-    <w:p>
-      <w:pPr>
+        <w:t>sensitivity analyses</w:t>
+      </w:r>
+    </w:p>
+    <w:p>
+      <w:pPr>
+        <w:rPr>
+          <w:color w:val="215E99" w:themeColor="text2" w:themeTint="BF"/>
+          <w:lang w:val="en-US"/>
+        </w:rPr>
+      </w:pPr>
+      <w:r>
+        <w:rPr>
+          <w:color w:val="215E99" w:themeColor="text2" w:themeTint="BF"/>
+          <w:lang w:val="en-US"/>
+        </w:rPr>
+        <w:t>Sensitivity analyses will be conducted to evaluate the robustness of the results to the approach used to handle missing data. These sensitivity analyses include:</w:t>
+      </w:r>
+    </w:p>
+    <w:p>
+      <w:pPr>
+        <w:pStyle w:val="Listeafsnit"/>
+        <w:numPr>
+          <w:ilvl w:val="0"/>
+          <w:numId w:val="31"/>
+        </w:numPr>
+        <w:rPr>
+          <w:color w:val="215E99" w:themeColor="text2" w:themeTint="BF"/>
+          <w:lang w:val="en-US"/>
+        </w:rPr>
+      </w:pPr>
+      <w:r>
+        <w:rPr>
+          <w:color w:val="215E99" w:themeColor="text2" w:themeTint="BF"/>
+          <w:lang w:val="en-US"/>
+        </w:rPr>
+        <w:t>Jump to reference: subject discontinuing the active treatment will be imputed as if they belonged to the control group after drop-out.</w:t>
+      </w:r>
+    </w:p>
+    <w:p>
+      <w:pPr>
+        <w:pStyle w:val="Listeafsnit"/>
+        <w:numPr>
+          <w:ilvl w:val="0"/>
+          <w:numId w:val="31"/>
+        </w:numPr>
+        <w:rPr>
+          <w:color w:val="215E99" w:themeColor="text2" w:themeTint="BF"/>
+          <w:lang w:val="en-US"/>
+        </w:rPr>
+      </w:pPr>
+      <w:r>
+        <w:rPr>
+          <w:color w:val="215E99" w:themeColor="text2" w:themeTint="BF"/>
+          <w:lang w:val="en-US"/>
+        </w:rPr>
+        <w:t>…</w:t>
+      </w:r>
+    </w:p>
+    <w:p>
+      <w:pPr>
+        <w:rPr>
+          <w:rStyle w:val="Svagfremhvning"/>
+          <w:rFonts w:ascii="Times New Roman" w:hAnsi="Times New Roman" w:cs="Times New Roman"/>
+          <w:i w:val="0"/>
+          <w:iCs w:val="0"/>
+          <w:color w:val="auto"/>
+          <w:lang w:val="en-US"/>
+        </w:rPr>
+      </w:pPr>
+    </w:p>
+    <w:p>
+      <w:pPr>
+        <w:rPr>
+          <w:rStyle w:val="Svagfremhvning"/>
+          <w:rFonts w:ascii="Times New Roman" w:hAnsi="Times New Roman" w:cs="Times New Roman"/>
+          <w:i w:val="0"/>
+          <w:iCs w:val="0"/>
+          <w:color w:val="auto"/>
+          <w:lang w:val="en-US"/>
+        </w:rPr>
+      </w:pPr>
+      <w:r>
         <w:rPr>
           <w:rFonts w:ascii="Times New Roman" w:eastAsiaTheme="majorEastAsia" w:hAnsi="Times New Roman" w:cs="Times New Roman"/>
           <w:i/>
@@ -15467,7 +15589,8 @@
           <w:szCs w:val="32"/>
           <w:lang w:val="en-US"/>
         </w:rPr>
-      </w:pPr>
+        <w:t>4.</w:t>
+      </w:r>
       <w:r>
         <w:rPr>
           <w:rFonts w:ascii="Times New Roman" w:eastAsiaTheme="majorEastAsia" w:hAnsi="Times New Roman" w:cs="Times New Roman"/>
@@ -15478,146 +15601,7 @@
           <w:szCs w:val="32"/>
           <w:lang w:val="en-US"/>
         </w:rPr>
-        <w:t>4.</w:t>
-      </w:r>
-      <w:r>
-        <w:rPr>
-          <w:rFonts w:ascii="Times New Roman" w:eastAsiaTheme="majorEastAsia" w:hAnsi="Times New Roman" w:cs="Times New Roman"/>
-          <w:i/>
-          <w:iCs/>
-          <w:color w:val="404040" w:themeColor="text1" w:themeTint="BF"/>
-          <w:sz w:val="32"/>
-          <w:szCs w:val="32"/>
-          <w:lang w:val="en-US"/>
-        </w:rPr>
-        <w:t>4.2</w:t>
-      </w:r>
-      <w:r>
-        <w:rPr>
-          <w:rFonts w:ascii="Times New Roman" w:eastAsiaTheme="majorEastAsia" w:hAnsi="Times New Roman" w:cs="Times New Roman"/>
-          <w:i/>
-          <w:iCs/>
-          <w:color w:val="404040" w:themeColor="text1" w:themeTint="BF"/>
-          <w:sz w:val="32"/>
-          <w:szCs w:val="32"/>
-          <w:lang w:val="en-US"/>
-        </w:rPr>
-        <w:t xml:space="preserve"> </w:t>
-      </w:r>
-      <w:r>
-        <w:rPr>
-          <w:rFonts w:ascii="Times New Roman" w:eastAsiaTheme="majorEastAsia" w:hAnsi="Times New Roman" w:cs="Times New Roman"/>
-          <w:i/>
-          <w:iCs/>
-          <w:color w:val="404040" w:themeColor="text1" w:themeTint="BF"/>
-          <w:sz w:val="32"/>
-          <w:szCs w:val="32"/>
-          <w:lang w:val="en-US"/>
-        </w:rPr>
-        <w:t>sensitivity analyses</w:t>
-      </w:r>
-    </w:p>
-    <w:p>
-      <w:pPr>
-        <w:rPr>
-          <w:color w:val="215E99" w:themeColor="text2" w:themeTint="BF"/>
-          <w:lang w:val="en-US"/>
-        </w:rPr>
-      </w:pPr>
-      <w:r>
-        <w:rPr>
-          <w:color w:val="215E99" w:themeColor="text2" w:themeTint="BF"/>
-          <w:lang w:val="en-US"/>
-        </w:rPr>
-        <w:t>Sensitivity analyses will be conducted to evaluate the robustness of the results to the approach used to handle missing data. These sensitivity analyses include:</w:t>
-      </w:r>
-    </w:p>
-    <w:p>
-      <w:pPr>
-        <w:pStyle w:val="Listeafsnit"/>
-        <w:numPr>
-          <w:ilvl w:val="0"/>
-          <w:numId w:val="31"/>
-        </w:numPr>
-        <w:rPr>
-          <w:color w:val="215E99" w:themeColor="text2" w:themeTint="BF"/>
-          <w:lang w:val="en-US"/>
-        </w:rPr>
-      </w:pPr>
-      <w:r>
-        <w:rPr>
-          <w:color w:val="215E99" w:themeColor="text2" w:themeTint="BF"/>
-          <w:lang w:val="en-US"/>
-        </w:rPr>
-        <w:t>Jump to reference: subject discontinuing the active treatment will be imputed as if they belonged to the control group after drop-out.</w:t>
-      </w:r>
-    </w:p>
-    <w:p>
-      <w:pPr>
-        <w:pStyle w:val="Listeafsnit"/>
-        <w:numPr>
-          <w:ilvl w:val="0"/>
-          <w:numId w:val="31"/>
-        </w:numPr>
-        <w:rPr>
-          <w:color w:val="215E99" w:themeColor="text2" w:themeTint="BF"/>
-          <w:lang w:val="en-US"/>
-        </w:rPr>
-      </w:pPr>
-      <w:r>
-        <w:rPr>
-          <w:color w:val="215E99" w:themeColor="text2" w:themeTint="BF"/>
-          <w:lang w:val="en-US"/>
-        </w:rPr>
-        <w:t>…</w:t>
-      </w:r>
-    </w:p>
-    <w:p>
-      <w:pPr>
-        <w:rPr>
-          <w:rStyle w:val="Svagfremhvning"/>
-          <w:rFonts w:ascii="Times New Roman" w:hAnsi="Times New Roman" w:cs="Times New Roman"/>
-          <w:i w:val="0"/>
-          <w:iCs w:val="0"/>
-          <w:color w:val="auto"/>
-          <w:lang w:val="en-US"/>
-        </w:rPr>
-      </w:pPr>
-    </w:p>
-    <w:p>
-      <w:pPr>
-        <w:rPr>
-          <w:rStyle w:val="Svagfremhvning"/>
-          <w:rFonts w:ascii="Times New Roman" w:hAnsi="Times New Roman" w:cs="Times New Roman"/>
-          <w:i w:val="0"/>
-          <w:iCs w:val="0"/>
-          <w:color w:val="auto"/>
-          <w:lang w:val="en-US"/>
-        </w:rPr>
-      </w:pPr>
-      <w:r>
-        <w:rPr>
-          <w:rFonts w:ascii="Times New Roman" w:eastAsiaTheme="majorEastAsia" w:hAnsi="Times New Roman" w:cs="Times New Roman"/>
-          <w:i/>
-          <w:iCs/>
-          <w:color w:val="404040" w:themeColor="text1" w:themeTint="BF"/>
-          <w:sz w:val="32"/>
-          <w:szCs w:val="32"/>
-          <w:lang w:val="en-US"/>
-        </w:rPr>
-        <w:t>4.</w:t>
-      </w:r>
-      <w:r>
-        <w:rPr>
-          <w:rFonts w:ascii="Times New Roman" w:eastAsiaTheme="majorEastAsia" w:hAnsi="Times New Roman" w:cs="Times New Roman"/>
-          <w:i/>
-          <w:iCs/>
-          <w:color w:val="404040" w:themeColor="text1" w:themeTint="BF"/>
-          <w:sz w:val="32"/>
-          <w:szCs w:val="32"/>
-          <w:lang w:val="en-US"/>
-        </w:rPr>
-        <w:t>5</w:t>
+        <w:t>6</w:t>
       </w:r>
       <w:r>
         <w:rPr>
@@ -16326,7 +16310,7 @@
       </w:r>
     </w:p>
   </w:comment>
-  <w:comment w:id="17" w:author="Brice Maxime Hugues Ozenne" w:date="2026-08-26T18:59:00Z" w:initials="BO">
+  <w:comment w:id="17" w:author="Brice Maxime Hugues Ozenne" w:date="2026-09-02T18:52:00Z" w:initials="BO">
     <w:p>
       <w:pPr>
         <w:pStyle w:val="Kommentartekst"/>
@@ -16338,8 +16322,43 @@
         <w:annotationRef/>
       </w:r>
       <w:r>
-        <w:t xml:space="preserve">https://doi.org/10.1186/s41687-020-00218-5 </w:t>
-      </w:r>
+        <w:t xml:space="preserve">See Lawrance et al. (2020) </w:t>
+      </w:r>
+      <w:hyperlink r:id="rId3" w:history="1">
+        <w:r>
+          <w:rPr>
+            <w:rStyle w:val="Hyperlink"/>
+          </w:rPr>
+          <w:t>https://doi.org/10.1186/s41687-020-00218-5</w:t>
+        </w:r>
+      </w:hyperlink>
+      <w:r>
+        <w:t xml:space="preserve"> </w:t>
+      </w:r>
+    </w:p>
+    <w:p>
+      <w:pPr>
+        <w:pStyle w:val="Kommentartekst"/>
+      </w:pPr>
+      <w:r>
+        <w:t xml:space="preserve">And section ’example of parameter of interest’ of the blog post  </w:t>
+      </w:r>
+      <w:hyperlink r:id="rId4" w:history="1">
+        <w:r>
+          <w:rPr>
+            <w:rStyle w:val="Hyperlink"/>
+          </w:rPr>
+          <w:t>https://bozenne.github.io/jekyll/update/2023/08/07/SIM.html</w:t>
+        </w:r>
+      </w:hyperlink>
+      <w:r>
+        <w:t xml:space="preserve"> for examples</w:t>
+      </w:r>
+    </w:p>
+    <w:p>
+      <w:pPr>
+        <w:pStyle w:val="Kommentartekst"/>
+      </w:pPr>
     </w:p>
   </w:comment>
   <w:comment w:id="21" w:author="Brice Maxime Hugues Ozenne" w:date="2026-08-27T17:13:00Z" w:initials="BO">
@@ -16391,7 +16410,7 @@
       <w:r>
         <w:t xml:space="preserve">Possible reference: </w:t>
       </w:r>
-      <w:hyperlink r:id="rId3" w:history="1">
+      <w:hyperlink r:id="rId5" w:history="1">
         <w:r>
           <w:rPr>
             <w:rStyle w:val="Hyperlink"/>
@@ -16491,7 +16510,7 @@
   <w15:commentEx w15:paraId="49694F5B" w15:done="0"/>
   <w15:commentEx w15:paraId="06FD0C1F" w15:done="0"/>
   <w15:commentEx w15:paraId="632F49E5" w15:done="0"/>
-  <w15:commentEx w15:paraId="6C988A44" w15:done="0"/>
+  <w15:commentEx w15:paraId="74A5A44D" w15:done="0"/>
   <w15:commentEx w15:paraId="357397E7" w15:done="0"/>
   <w15:commentEx w15:paraId="7CDD97E1" w15:done="0"/>
   <w15:commentEx w15:paraId="12A14254" w15:done="0"/>
@@ -16510,7 +16529,7 @@
   <w16cex:commentExtensible w16cex:durableId="0BA16B1E" w16cex:dateUtc="2026-08-27T16:42:00Z"/>
   <w16cex:commentExtensible w16cex:durableId="697CB470" w16cex:dateUtc="2026-08-27T17:10:00Z"/>
   <w16cex:commentExtensible w16cex:durableId="7FCCFB31" w16cex:dateUtc="2026-08-26T17:00:00Z"/>
-  <w16cex:commentExtensible w16cex:durableId="16B5C547" w16cex:dateUtc="2026-08-26T16:59:00Z"/>
+  <w16cex:commentExtensible w16cex:durableId="6CDF0530" w16cex:dateUtc="2026-09-02T16:52:00Z"/>
   <w16cex:commentExtensible w16cex:durableId="048618A2" w16cex:dateUtc="2026-08-27T15:13:00Z"/>
   <w16cex:commentExtensible w16cex:durableId="0E0D3E79" w16cex:dateUtc="2026-08-27T15:42:00Z"/>
   <w16cex:commentExtensible w16cex:durableId="260EA4E1" w16cex:dateUtc="2026-08-27T15:29:00Z"/>
@@ -16529,7 +16548,7 @@
   <w16cid:commentId w16cid:paraId="49694F5B" w16cid:durableId="0BA16B1E"/>
   <w16cid:commentId w16cid:paraId="06FD0C1F" w16cid:durableId="697CB470"/>
   <w16cid:commentId w16cid:paraId="632F49E5" w16cid:durableId="7FCCFB31"/>
-  <w16cid:commentId w16cid:paraId="6C988A44" w16cid:durableId="16B5C547"/>
+  <w16cid:commentId w16cid:paraId="74A5A44D" w16cid:durableId="6CDF0530"/>
   <w16cid:commentId w16cid:paraId="357397E7" w16cid:durableId="048618A2"/>
   <w16cid:commentId w16cid:paraId="7CDD97E1" w16cid:durableId="0E0D3E79"/>
   <w16cid:commentId w16cid:paraId="12A14254" w16cid:durableId="260EA4E1"/>

--- a/doc/SAP/StatisticalAnalysisPlan-template.docx
+++ b/doc/SAP/StatisticalAnalysisPlan-template.docx
@@ -828,9 +828,135 @@
       <w:pPr>
         <w:rPr>
           <w:rFonts w:ascii="Times New Roman" w:hAnsi="Times New Roman" w:cs="Times New Roman"/>
-          <w:lang w:val="en-US"/>
-        </w:rPr>
-      </w:pPr>
+          <w:b/>
+          <w:bCs/>
+          <w:lang w:val="en-US"/>
+        </w:rPr>
+      </w:pPr>
+      <w:r>
+        <w:rPr>
+          <w:rFonts w:ascii="Times New Roman" w:hAnsi="Times New Roman" w:cs="Times New Roman"/>
+          <w:b/>
+          <w:bCs/>
+          <w:lang w:val="en-US"/>
+        </w:rPr>
+        <w:t>Timeline</w:t>
+      </w:r>
+    </w:p>
+    <w:p>
+      <w:pPr>
+        <w:pStyle w:val="Listeafsnit"/>
+        <w:numPr>
+          <w:ilvl w:val="0"/>
+          <w:numId w:val="34"/>
+        </w:numPr>
+        <w:rPr>
+          <w:rFonts w:ascii="Times New Roman" w:hAnsi="Times New Roman" w:cs="Times New Roman"/>
+          <w:lang w:val="en-US"/>
+        </w:rPr>
+      </w:pPr>
+      <w:r>
+        <w:rPr>
+          <w:rFonts w:ascii="Times New Roman" w:hAnsi="Times New Roman" w:cs="Times New Roman"/>
+          <w:lang w:val="en-US"/>
+        </w:rPr>
+        <w:t>Start of data collection</w:t>
+      </w:r>
+      <w:r>
+        <w:rPr>
+          <w:rFonts w:ascii="Times New Roman" w:hAnsi="Times New Roman" w:cs="Times New Roman"/>
+          <w:lang w:val="en-US"/>
+        </w:rPr>
+        <w:t xml:space="preserve">: </w:t>
+      </w:r>
+      <w:r>
+        <w:rPr>
+          <w:rFonts w:ascii="Times New Roman" w:hAnsi="Times New Roman" w:cs="Times New Roman"/>
+          <w:lang w:val="en-US"/>
+        </w:rPr>
+        <w:t>XX/XX/20XX</w:t>
+      </w:r>
+    </w:p>
+    <w:p>
+      <w:pPr>
+        <w:pStyle w:val="Listeafsnit"/>
+        <w:numPr>
+          <w:ilvl w:val="0"/>
+          <w:numId w:val="34"/>
+        </w:numPr>
+        <w:rPr>
+          <w:rFonts w:ascii="Times New Roman" w:hAnsi="Times New Roman" w:cs="Times New Roman"/>
+          <w:lang w:val="en-US"/>
+        </w:rPr>
+      </w:pPr>
+      <w:r>
+        <w:rPr>
+          <w:rFonts w:ascii="Times New Roman" w:hAnsi="Times New Roman" w:cs="Times New Roman"/>
+          <w:lang w:val="en-US"/>
+        </w:rPr>
+        <w:t>End of data collection</w:t>
+      </w:r>
+      <w:r>
+        <w:rPr>
+          <w:rFonts w:ascii="Times New Roman" w:hAnsi="Times New Roman" w:cs="Times New Roman"/>
+          <w:lang w:val="en-US"/>
+        </w:rPr>
+        <w:t>: XX/XX/20XX</w:t>
+      </w:r>
+    </w:p>
+    <w:p>
+      <w:pPr>
+        <w:pStyle w:val="Listeafsnit"/>
+        <w:numPr>
+          <w:ilvl w:val="0"/>
+          <w:numId w:val="34"/>
+        </w:numPr>
+        <w:rPr>
+          <w:rFonts w:ascii="Times New Roman" w:hAnsi="Times New Roman" w:cs="Times New Roman"/>
+          <w:lang w:val="en-US"/>
+        </w:rPr>
+      </w:pPr>
+      <w:r>
+        <w:rPr>
+          <w:rFonts w:ascii="Times New Roman" w:hAnsi="Times New Roman" w:cs="Times New Roman"/>
+          <w:lang w:val="en-US"/>
+        </w:rPr>
+        <w:t>Data review</w:t>
+      </w:r>
+      <w:r>
+        <w:rPr>
+          <w:rFonts w:ascii="Times New Roman" w:hAnsi="Times New Roman" w:cs="Times New Roman"/>
+          <w:lang w:val="en-US"/>
+        </w:rPr>
+        <w:t>: XX/XX/20XX</w:t>
+      </w:r>
+    </w:p>
+    <w:p>
+      <w:pPr>
+        <w:pStyle w:val="Listeafsnit"/>
+        <w:numPr>
+          <w:ilvl w:val="0"/>
+          <w:numId w:val="34"/>
+        </w:numPr>
+        <w:rPr>
+          <w:rFonts w:ascii="Times New Roman" w:hAnsi="Times New Roman" w:cs="Times New Roman"/>
+          <w:lang w:val="en-US"/>
+        </w:rPr>
+      </w:pPr>
+      <w:r>
+        <w:rPr>
+          <w:rFonts w:ascii="Times New Roman" w:hAnsi="Times New Roman" w:cs="Times New Roman"/>
+          <w:lang w:val="en-US"/>
+        </w:rPr>
+        <w:t xml:space="preserve">Unblinding: </w:t>
+      </w:r>
+      <w:r>
+        <w:rPr>
+          <w:rFonts w:ascii="Times New Roman" w:hAnsi="Times New Roman" w:cs="Times New Roman"/>
+          <w:lang w:val="en-US"/>
+        </w:rPr>
+        <w:t>XX/XX/20XX</w:t>
+      </w:r>
     </w:p>
     <w:p>
       <w:pPr>
@@ -3110,6 +3236,7 @@
           <w:lang w:val="en-US"/>
         </w:rPr>
       </w:pPr>
+      <w:commentRangeStart w:id="3"/>
       <w:r>
         <w:rPr>
           <w:rFonts w:ascii="Times New Roman" w:hAnsi="Times New Roman" w:cs="Times New Roman"/>
@@ -3117,23 +3244,6 @@
           <w:lang w:val="en-US"/>
         </w:rPr>
         <w:t>WARNING</w:t>
-      </w:r>
-      <w:r>
-        <w:rPr>
-          <w:rFonts w:ascii="Times New Roman" w:hAnsi="Times New Roman" w:cs="Times New Roman"/>
-          <w:color w:val="0070C0"/>
-          <w:lang w:val="en-US"/>
-        </w:rPr>
-        <w:t xml:space="preserve">: I would recommend against using the abbreviation PP for per-protocol and </w:t>
-      </w:r>
-      <w:commentRangeStart w:id="3"/>
-      <w:r>
-        <w:rPr>
-          <w:rFonts w:ascii="Times New Roman" w:hAnsi="Times New Roman" w:cs="Times New Roman"/>
-          <w:color w:val="0070C0"/>
-          <w:lang w:val="en-US"/>
-        </w:rPr>
-        <w:t>using the terminology per-protocol all together</w:t>
       </w:r>
       <w:commentRangeEnd w:id="3"/>
       <w:r>
@@ -3146,6 +3256,35 @@
           <w:lang w:val="en-US"/>
         </w:rPr>
         <w:commentReference w:id="3"/>
+      </w:r>
+      <w:r>
+        <w:rPr>
+          <w:rFonts w:ascii="Times New Roman" w:hAnsi="Times New Roman" w:cs="Times New Roman"/>
+          <w:color w:val="0070C0"/>
+          <w:lang w:val="en-US"/>
+        </w:rPr>
+        <w:t xml:space="preserve">: I would recommend against using the abbreviation PP for per-protocol and </w:t>
+      </w:r>
+      <w:commentRangeStart w:id="4"/>
+      <w:r>
+        <w:rPr>
+          <w:rFonts w:ascii="Times New Roman" w:hAnsi="Times New Roman" w:cs="Times New Roman"/>
+          <w:color w:val="0070C0"/>
+          <w:lang w:val="en-US"/>
+        </w:rPr>
+        <w:t>using the terminology per-protocol all together</w:t>
+      </w:r>
+      <w:commentRangeEnd w:id="4"/>
+      <w:r>
+        <w:rPr>
+          <w:rStyle w:val="Kommentarhenvisning"/>
+          <w:rFonts w:ascii="Times New Roman" w:hAnsi="Times New Roman" w:cs="Times New Roman"/>
+          <w:color w:val="0070C0"/>
+          <w:sz w:val="24"/>
+          <w:szCs w:val="24"/>
+          <w:lang w:val="en-US"/>
+        </w:rPr>
+        <w:commentReference w:id="4"/>
       </w:r>
       <w:r>
         <w:rPr>
@@ -3382,7 +3521,7 @@
           <w:lang w:val="en-US"/>
         </w:rPr>
       </w:pPr>
-      <w:bookmarkStart w:id="4" w:name="_Toc238738624"/>
+      <w:bookmarkStart w:id="5" w:name="_Toc238738624"/>
       <w:r>
         <w:rPr>
           <w:rFonts w:ascii="Times New Roman" w:hAnsi="Times New Roman" w:cs="Times New Roman"/>
@@ -3398,7 +3537,7 @@
         </w:rPr>
         <w:t>Introduction</w:t>
       </w:r>
-      <w:bookmarkEnd w:id="4"/>
+      <w:bookmarkEnd w:id="5"/>
       <w:r>
         <w:rPr>
           <w:rFonts w:ascii="Times New Roman" w:hAnsi="Times New Roman" w:cs="Times New Roman"/>
@@ -3553,7 +3692,7 @@
           <w:lang w:val="en-US"/>
         </w:rPr>
       </w:pPr>
-      <w:bookmarkStart w:id="5" w:name="_Toc238738625"/>
+      <w:bookmarkStart w:id="6" w:name="_Toc238738625"/>
       <w:r>
         <w:rPr>
           <w:rStyle w:val="Svagfremhvning"/>
@@ -3578,7 +3717,7 @@
         </w:rPr>
         <w:t>Research questions</w:t>
       </w:r>
-      <w:bookmarkEnd w:id="5"/>
+      <w:bookmarkEnd w:id="6"/>
       <w:r>
         <w:rPr>
           <w:rStyle w:val="Svagfremhvning"/>
@@ -3676,7 +3815,7 @@
           <w:lang w:val="en-US"/>
         </w:rPr>
       </w:pPr>
-      <w:bookmarkStart w:id="6" w:name="_Toc238738626"/>
+      <w:bookmarkStart w:id="7" w:name="_Toc238738626"/>
       <w:r>
         <w:rPr>
           <w:rStyle w:val="Svagfremhvning"/>
@@ -3717,7 +3856,7 @@
         </w:rPr>
         <w:t>Trial design</w:t>
       </w:r>
-      <w:bookmarkEnd w:id="6"/>
+      <w:bookmarkEnd w:id="7"/>
       <w:r>
         <w:rPr>
           <w:rStyle w:val="Svagfremhvning"/>
@@ -3738,7 +3877,7 @@
           <w:lang w:val="en-US"/>
         </w:rPr>
       </w:pPr>
-      <w:bookmarkStart w:id="7" w:name="_Toc238738627"/>
+      <w:bookmarkStart w:id="8" w:name="_Toc238738627"/>
       <w:r>
         <w:rPr>
           <w:rFonts w:ascii="Times New Roman" w:eastAsiaTheme="minorHAnsi" w:hAnsi="Times New Roman" w:cs="Times New Roman"/>
@@ -3788,144 +3927,324 @@
           <w:numId w:val="29"/>
         </w:numPr>
         <w:rPr>
-          <w:lang w:val="en-US"/>
-        </w:rPr>
-      </w:pPr>
-      <w:r>
-        <w:rPr>
-          <w:rFonts w:ascii="Times New Roman" w:hAnsi="Times New Roman" w:cs="Times New Roman"/>
-          <w:color w:val="215E99" w:themeColor="text2" w:themeTint="BF"/>
-          <w:lang w:val="en-US"/>
-        </w:rPr>
-        <w:t>Including the timing of the measurements (possibly using an illustration, e.g. see table below)</w:t>
-      </w:r>
-    </w:p>
-    <w:p>
-      <w:pPr>
-        <w:pStyle w:val="Overskrift2"/>
+          <w:rFonts w:ascii="Times New Roman" w:hAnsi="Times New Roman" w:cs="Times New Roman"/>
+          <w:color w:val="215E99" w:themeColor="text2" w:themeTint="BF"/>
+          <w:lang w:val="en-US"/>
+        </w:rPr>
+      </w:pPr>
+      <w:r>
+        <w:rPr>
+          <w:rFonts w:ascii="Times New Roman" w:hAnsi="Times New Roman" w:cs="Times New Roman"/>
+          <w:color w:val="215E99" w:themeColor="text2" w:themeTint="BF"/>
+          <w:lang w:val="en-US"/>
+        </w:rPr>
+        <w:t>Number of treatment arms and randomization ratio.</w:t>
+      </w:r>
+      <w:r>
+        <w:rPr>
+          <w:rFonts w:ascii="Times New Roman" w:hAnsi="Times New Roman" w:cs="Times New Roman"/>
+          <w:color w:val="215E99" w:themeColor="text2" w:themeTint="BF"/>
+          <w:lang w:val="en-US"/>
+        </w:rPr>
+        <w:t xml:space="preserve"> </w:t>
+      </w:r>
+      <w:r>
+        <w:rPr>
+          <w:rFonts w:ascii="Times New Roman" w:hAnsi="Times New Roman" w:cs="Times New Roman"/>
+          <w:color w:val="215E99" w:themeColor="text2" w:themeTint="BF"/>
+          <w:lang w:val="en-US"/>
+        </w:rPr>
+        <w:t>Also mention any variable used to performed randomization, e.g. when using block-randomization.</w:t>
+      </w:r>
+    </w:p>
+    <w:p>
+      <w:pPr>
+        <w:pStyle w:val="Listeafsnit"/>
         <w:numPr>
           <w:ilvl w:val="0"/>
           <w:numId w:val="29"/>
         </w:numPr>
         <w:rPr>
-          <w:rFonts w:ascii="Times New Roman" w:eastAsiaTheme="minorHAnsi" w:hAnsi="Times New Roman" w:cs="Times New Roman"/>
-          <w:color w:val="215E99" w:themeColor="text2" w:themeTint="BF"/>
-          <w:sz w:val="24"/>
-          <w:szCs w:val="24"/>
-          <w:lang w:val="en-US"/>
-        </w:rPr>
-      </w:pPr>
-      <w:r>
-        <w:rPr>
-          <w:rFonts w:ascii="Times New Roman" w:eastAsiaTheme="minorHAnsi" w:hAnsi="Times New Roman" w:cs="Times New Roman"/>
-          <w:color w:val="215E99" w:themeColor="text2" w:themeTint="BF"/>
-          <w:sz w:val="24"/>
-          <w:szCs w:val="24"/>
-          <w:lang w:val="en-US"/>
-        </w:rPr>
-        <w:t xml:space="preserve">Mention </w:t>
-      </w:r>
-      <w:r>
-        <w:rPr>
-          <w:rFonts w:ascii="Times New Roman" w:eastAsiaTheme="minorHAnsi" w:hAnsi="Times New Roman" w:cs="Times New Roman"/>
-          <w:color w:val="215E99" w:themeColor="text2" w:themeTint="BF"/>
-          <w:sz w:val="24"/>
-          <w:szCs w:val="24"/>
-          <w:lang w:val="en-US"/>
-        </w:rPr>
-        <w:t>anything during the intervention that may compromise the blinding of the research team (e.g. psilocibin treatment vs. placebo)</w:t>
-      </w:r>
-      <w:r>
-        <w:rPr>
-          <w:rFonts w:ascii="Times New Roman" w:eastAsiaTheme="minorHAnsi" w:hAnsi="Times New Roman" w:cs="Times New Roman"/>
-          <w:color w:val="215E99" w:themeColor="text2" w:themeTint="BF"/>
-          <w:sz w:val="24"/>
-          <w:szCs w:val="24"/>
-          <w:lang w:val="en-US"/>
-        </w:rPr>
-        <w:t xml:space="preserve">. It can be an important piece of information at later stage, e.g. </w:t>
-      </w:r>
-      <w:r>
-        <w:rPr>
-          <w:rFonts w:ascii="Times New Roman" w:eastAsiaTheme="minorHAnsi" w:hAnsi="Times New Roman" w:cs="Times New Roman"/>
-          <w:color w:val="215E99" w:themeColor="text2" w:themeTint="BF"/>
-          <w:sz w:val="24"/>
-          <w:szCs w:val="24"/>
-          <w:lang w:val="en-US"/>
-        </w:rPr>
-        <w:t>when choos</w:t>
-      </w:r>
-      <w:r>
-        <w:rPr>
-          <w:rFonts w:ascii="Times New Roman" w:eastAsiaTheme="minorHAnsi" w:hAnsi="Times New Roman" w:cs="Times New Roman"/>
-          <w:color w:val="215E99" w:themeColor="text2" w:themeTint="BF"/>
-          <w:sz w:val="24"/>
-          <w:szCs w:val="24"/>
-          <w:lang w:val="en-US"/>
-        </w:rPr>
-        <w:t>ing</w:t>
-      </w:r>
-      <w:r>
-        <w:rPr>
-          <w:rFonts w:ascii="Times New Roman" w:eastAsiaTheme="minorHAnsi" w:hAnsi="Times New Roman" w:cs="Times New Roman"/>
-          <w:color w:val="215E99" w:themeColor="text2" w:themeTint="BF"/>
-          <w:sz w:val="24"/>
-          <w:szCs w:val="24"/>
-          <w:lang w:val="en-US"/>
-        </w:rPr>
-        <w:t xml:space="preserve"> the person performing the data review.</w:t>
-      </w:r>
-    </w:p>
-    <w:p>
-      <w:pPr>
-        <w:pStyle w:val="Overskrift2"/>
+          <w:rFonts w:ascii="Times New Roman" w:hAnsi="Times New Roman" w:cs="Times New Roman"/>
+          <w:color w:val="215E99" w:themeColor="text2" w:themeTint="BF"/>
+          <w:lang w:val="en-US"/>
+        </w:rPr>
+      </w:pPr>
+      <w:r>
+        <w:rPr>
+          <w:rFonts w:ascii="Times New Roman" w:hAnsi="Times New Roman" w:cs="Times New Roman"/>
+          <w:color w:val="215E99" w:themeColor="text2" w:themeTint="BF"/>
+          <w:lang w:val="en-US"/>
+        </w:rPr>
+        <w:t>Blinding, including</w:t>
+      </w:r>
+      <w:r>
+        <w:rPr>
+          <w:rFonts w:ascii="Times New Roman" w:hAnsi="Times New Roman" w:cs="Times New Roman"/>
+          <w:color w:val="215E99" w:themeColor="text2" w:themeTint="BF"/>
+          <w:lang w:val="en-US"/>
+        </w:rPr>
+        <w:t xml:space="preserve"> anything that may compromise the blinding of the research team (e.g. </w:t>
+      </w:r>
+      <w:r>
+        <w:rPr>
+          <w:rFonts w:ascii="Times New Roman" w:hAnsi="Times New Roman" w:cs="Times New Roman"/>
+          <w:color w:val="215E99" w:themeColor="text2" w:themeTint="BF"/>
+          <w:lang w:val="en-US"/>
+        </w:rPr>
+        <w:t>if treatment is psilocybin</w:t>
+      </w:r>
+      <w:r>
+        <w:rPr>
+          <w:rFonts w:ascii="Times New Roman" w:hAnsi="Times New Roman" w:cs="Times New Roman"/>
+          <w:color w:val="215E99" w:themeColor="text2" w:themeTint="BF"/>
+          <w:lang w:val="en-US"/>
+        </w:rPr>
+        <w:t xml:space="preserve"> vs. placebo</w:t>
+      </w:r>
+      <w:r>
+        <w:rPr>
+          <w:rFonts w:ascii="Times New Roman" w:hAnsi="Times New Roman" w:cs="Times New Roman"/>
+          <w:color w:val="215E99" w:themeColor="text2" w:themeTint="BF"/>
+          <w:lang w:val="en-US"/>
+        </w:rPr>
+        <w:t>, presence of a member of the research team presents a risk for blinding</w:t>
+      </w:r>
+      <w:r>
+        <w:rPr>
+          <w:rFonts w:ascii="Times New Roman" w:hAnsi="Times New Roman" w:cs="Times New Roman"/>
+          <w:color w:val="215E99" w:themeColor="text2" w:themeTint="BF"/>
+          <w:lang w:val="en-US"/>
+        </w:rPr>
+        <w:t>). It can be an important piece of information at later stage, e.g. when choosing the person performing the data review.</w:t>
+      </w:r>
+    </w:p>
+    <w:p>
+      <w:pPr>
+        <w:pStyle w:val="Listeafsnit"/>
         <w:numPr>
           <w:ilvl w:val="0"/>
           <w:numId w:val="29"/>
         </w:numPr>
         <w:rPr>
-          <w:lang w:val="en-US"/>
-        </w:rPr>
-      </w:pPr>
-      <w:r>
-        <w:rPr>
-          <w:rFonts w:ascii="Times New Roman" w:eastAsiaTheme="minorHAnsi" w:hAnsi="Times New Roman" w:cs="Times New Roman"/>
+          <w:rFonts w:ascii="Times New Roman" w:hAnsi="Times New Roman" w:cs="Times New Roman"/>
+          <w:color w:val="215E99" w:themeColor="text2" w:themeTint="BF"/>
+          <w:lang w:val="en-US"/>
+        </w:rPr>
+      </w:pPr>
+      <w:r>
+        <w:rPr>
+          <w:rFonts w:ascii="Times New Roman" w:hAnsi="Times New Roman" w:cs="Times New Roman"/>
+          <w:color w:val="215E99" w:themeColor="text2" w:themeTint="BF"/>
+          <w:lang w:val="en-US"/>
+        </w:rPr>
+        <w:t xml:space="preserve">Type of trial (primary endpoint): </w:t>
+      </w:r>
+      <w:commentRangeStart w:id="9"/>
+      <w:r>
+        <w:rPr>
+          <w:rFonts w:ascii="Times New Roman" w:hAnsi="Times New Roman" w:cs="Times New Roman"/>
+          <w:color w:val="215E99" w:themeColor="text2" w:themeTint="BF"/>
+          <w:lang w:val="en-US"/>
+        </w:rPr>
+        <w:t>superiority</w:t>
+      </w:r>
+      <w:commentRangeEnd w:id="9"/>
+      <w:r>
+        <w:rPr>
+          <w:rStyle w:val="Kommentarhenvisning"/>
+          <w:rFonts w:ascii="Times New Roman" w:hAnsi="Times New Roman" w:cs="Times New Roman"/>
           <w:color w:val="215E99" w:themeColor="text2" w:themeTint="BF"/>
           <w:sz w:val="24"/>
           <w:szCs w:val="24"/>
           <w:lang w:val="en-US"/>
         </w:rPr>
-        <w:t xml:space="preserve">Mention </w:t>
-      </w:r>
-      <w:r>
-        <w:rPr>
-          <w:rFonts w:ascii="Times New Roman" w:eastAsiaTheme="minorHAnsi" w:hAnsi="Times New Roman" w:cs="Times New Roman"/>
+        <w:commentReference w:id="9"/>
+      </w:r>
+      <w:r>
+        <w:rPr>
+          <w:rFonts w:ascii="Times New Roman" w:hAnsi="Times New Roman" w:cs="Times New Roman"/>
+          <w:color w:val="215E99" w:themeColor="text2" w:themeTint="BF"/>
+          <w:lang w:val="en-US"/>
+        </w:rPr>
+        <w:t xml:space="preserve">, </w:t>
+      </w:r>
+      <w:commentRangeStart w:id="10"/>
+      <w:r>
+        <w:rPr>
+          <w:rFonts w:ascii="Times New Roman" w:hAnsi="Times New Roman" w:cs="Times New Roman"/>
+          <w:color w:val="215E99" w:themeColor="text2" w:themeTint="BF"/>
+          <w:lang w:val="en-US"/>
+        </w:rPr>
+        <w:t>equivalence/non-inferiority</w:t>
+      </w:r>
+      <w:commentRangeEnd w:id="10"/>
+      <w:r>
+        <w:rPr>
+          <w:rStyle w:val="Kommentarhenvisning"/>
+          <w:rFonts w:ascii="Times New Roman" w:hAnsi="Times New Roman" w:cs="Times New Roman"/>
           <w:color w:val="215E99" w:themeColor="text2" w:themeTint="BF"/>
           <w:sz w:val="24"/>
           <w:szCs w:val="24"/>
           <w:lang w:val="en-US"/>
         </w:rPr>
-        <w:t>a</w:t>
-      </w:r>
-      <w:r>
-        <w:rPr>
-          <w:rFonts w:ascii="Times New Roman" w:eastAsiaTheme="minorHAnsi" w:hAnsi="Times New Roman" w:cs="Times New Roman"/>
-          <w:color w:val="215E99" w:themeColor="text2" w:themeTint="BF"/>
-          <w:sz w:val="24"/>
-          <w:szCs w:val="24"/>
-          <w:lang w:val="en-US"/>
-        </w:rPr>
-        <w:t>nything non-standard, e.g., randomization before baseline assessment.</w:t>
-      </w:r>
-    </w:p>
-    <w:p>
-      <w:pPr>
-        <w:pStyle w:val="Overskrift2"/>
+        <w:commentReference w:id="10"/>
+      </w:r>
+      <w:r>
+        <w:rPr>
+          <w:rFonts w:ascii="Times New Roman" w:hAnsi="Times New Roman" w:cs="Times New Roman"/>
+          <w:color w:val="215E99" w:themeColor="text2" w:themeTint="BF"/>
+          <w:lang w:val="en-US"/>
+        </w:rPr>
+        <w:t>, dose response</w:t>
+      </w:r>
+    </w:p>
+    <w:p>
+      <w:pPr>
+        <w:pStyle w:val="Listeafsnit"/>
         <w:numPr>
           <w:ilvl w:val="0"/>
           <w:numId w:val="29"/>
         </w:numPr>
         <w:rPr>
+          <w:rFonts w:ascii="Times New Roman" w:hAnsi="Times New Roman" w:cs="Times New Roman"/>
+          <w:color w:val="215E99" w:themeColor="text2" w:themeTint="BF"/>
+          <w:lang w:val="en-US"/>
+        </w:rPr>
+      </w:pPr>
+      <w:r>
+        <w:rPr>
+          <w:rFonts w:ascii="Times New Roman" w:hAnsi="Times New Roman" w:cs="Times New Roman"/>
+          <w:color w:val="215E99" w:themeColor="text2" w:themeTint="BF"/>
+          <w:lang w:val="en-US"/>
+        </w:rPr>
+        <w:t>Study duration and t</w:t>
+      </w:r>
+      <w:r>
+        <w:rPr>
+          <w:rFonts w:ascii="Times New Roman" w:hAnsi="Times New Roman" w:cs="Times New Roman"/>
+          <w:color w:val="215E99" w:themeColor="text2" w:themeTint="BF"/>
+          <w:lang w:val="en-US"/>
+        </w:rPr>
+        <w:t>iming of the measurements (possibly using an illustration, e.g. see table below)</w:t>
+      </w:r>
+    </w:p>
+    <w:p>
+      <w:pPr>
+        <w:pStyle w:val="Listeafsnit"/>
+        <w:numPr>
+          <w:ilvl w:val="0"/>
+          <w:numId w:val="29"/>
+        </w:numPr>
+        <w:rPr>
+          <w:rFonts w:ascii="Times New Roman" w:hAnsi="Times New Roman" w:cs="Times New Roman"/>
+          <w:color w:val="215E99" w:themeColor="text2" w:themeTint="BF"/>
+          <w:lang w:val="en-US"/>
+        </w:rPr>
+      </w:pPr>
+      <w:r>
+        <w:rPr>
+          <w:rFonts w:ascii="Times New Roman" w:hAnsi="Times New Roman" w:cs="Times New Roman"/>
+          <w:color w:val="215E99" w:themeColor="text2" w:themeTint="BF"/>
+          <w:lang w:val="en-US"/>
+        </w:rPr>
+        <w:t>If some subgroups (defined by baseline characteristics) are of importance for some research questions, indicate the expected recruitment proportion.</w:t>
+      </w:r>
+    </w:p>
+    <w:p>
+      <w:pPr>
+        <w:pStyle w:val="Listeafsnit"/>
+        <w:numPr>
+          <w:ilvl w:val="0"/>
+          <w:numId w:val="29"/>
+        </w:numPr>
+        <w:rPr>
+          <w:rFonts w:ascii="Times New Roman" w:hAnsi="Times New Roman" w:cs="Times New Roman"/>
+          <w:color w:val="215E99" w:themeColor="text2" w:themeTint="BF"/>
+          <w:lang w:val="en-US"/>
+        </w:rPr>
+      </w:pPr>
+      <w:r>
+        <w:rPr>
+          <w:rFonts w:ascii="Times New Roman" w:hAnsi="Times New Roman" w:cs="Times New Roman"/>
+          <w:color w:val="215E99" w:themeColor="text2" w:themeTint="BF"/>
+          <w:lang w:val="en-US"/>
+        </w:rPr>
+        <w:t xml:space="preserve">Mention anything non-standard, e.g., </w:t>
+      </w:r>
+      <w:commentRangeStart w:id="11"/>
+      <w:r>
+        <w:rPr>
+          <w:rFonts w:ascii="Times New Roman" w:hAnsi="Times New Roman" w:cs="Times New Roman"/>
+          <w:color w:val="215E99" w:themeColor="text2" w:themeTint="BF"/>
+          <w:lang w:val="en-US"/>
+        </w:rPr>
+        <w:t>randomization before baseline assessment</w:t>
+      </w:r>
+      <w:commentRangeEnd w:id="11"/>
+      <w:r>
+        <w:rPr>
+          <w:rStyle w:val="Kommentarhenvisning"/>
+          <w:rFonts w:ascii="Times New Roman" w:hAnsi="Times New Roman" w:cs="Times New Roman"/>
+          <w:color w:val="215E99" w:themeColor="text2" w:themeTint="BF"/>
+          <w:sz w:val="24"/>
+          <w:szCs w:val="24"/>
+          <w:lang w:val="en-US"/>
+        </w:rPr>
+        <w:commentReference w:id="11"/>
+      </w:r>
+      <w:r>
+        <w:rPr>
+          <w:rFonts w:ascii="Times New Roman" w:hAnsi="Times New Roman" w:cs="Times New Roman"/>
+          <w:color w:val="215E99" w:themeColor="text2" w:themeTint="BF"/>
+          <w:lang w:val="en-US"/>
+        </w:rPr>
+        <w:t xml:space="preserve">, </w:t>
+      </w:r>
+      <w:commentRangeStart w:id="12"/>
+      <w:r>
+        <w:rPr>
+          <w:rFonts w:ascii="Times New Roman" w:hAnsi="Times New Roman" w:cs="Times New Roman"/>
+          <w:color w:val="215E99" w:themeColor="text2" w:themeTint="BF"/>
+          <w:lang w:val="en-US"/>
+        </w:rPr>
+        <w:t>adaptive design/interim analyses</w:t>
+      </w:r>
+      <w:commentRangeEnd w:id="12"/>
+      <w:r>
+        <w:rPr>
+          <w:rStyle w:val="Kommentarhenvisning"/>
+          <w:rFonts w:ascii="Times New Roman" w:hAnsi="Times New Roman" w:cs="Times New Roman"/>
+          <w:color w:val="215E99" w:themeColor="text2" w:themeTint="BF"/>
+          <w:sz w:val="24"/>
+          <w:szCs w:val="24"/>
+          <w:lang w:val="en-US"/>
+        </w:rPr>
+        <w:commentReference w:id="12"/>
+      </w:r>
+      <w:r>
+        <w:rPr>
+          <w:rFonts w:ascii="Times New Roman" w:hAnsi="Times New Roman" w:cs="Times New Roman"/>
+          <w:color w:val="215E99" w:themeColor="text2" w:themeTint="BF"/>
+          <w:lang w:val="en-US"/>
+        </w:rPr>
+        <w:t>.</w:t>
+      </w:r>
+    </w:p>
+    <w:p>
+      <w:pPr>
+        <w:pStyle w:val="Listeafsnit"/>
+        <w:rPr>
+          <w:rFonts w:ascii="Times New Roman" w:hAnsi="Times New Roman" w:cs="Times New Roman"/>
+          <w:color w:val="215E99" w:themeColor="text2" w:themeTint="BF"/>
+          <w:lang w:val="en-US"/>
+        </w:rPr>
+      </w:pPr>
+    </w:p>
+    <w:p>
+      <w:pPr>
+        <w:pStyle w:val="Overskrift2"/>
+        <w:rPr>
           <w:rFonts w:ascii="Times New Roman" w:eastAsiaTheme="minorHAnsi" w:hAnsi="Times New Roman" w:cs="Times New Roman"/>
           <w:color w:val="auto"/>
           <w:sz w:val="24"/>
@@ -3936,57 +4255,15 @@
       <w:r>
         <w:rPr>
           <w:rFonts w:ascii="Times New Roman" w:eastAsiaTheme="minorHAnsi" w:hAnsi="Times New Roman" w:cs="Times New Roman"/>
-          <w:color w:val="215E99" w:themeColor="text2" w:themeTint="BF"/>
+          <w:color w:val="auto"/>
           <w:sz w:val="24"/>
           <w:szCs w:val="24"/>
           <w:lang w:val="en-US"/>
         </w:rPr>
-        <w:t xml:space="preserve">Indicate the expected recruitment proportion of </w:t>
-      </w:r>
-      <w:r>
-        <w:rPr>
-          <w:rFonts w:ascii="Times New Roman" w:eastAsiaTheme="minorHAnsi" w:hAnsi="Times New Roman" w:cs="Times New Roman"/>
-          <w:color w:val="215E99" w:themeColor="text2" w:themeTint="BF"/>
-          <w:sz w:val="24"/>
-          <w:szCs w:val="24"/>
-          <w:lang w:val="en-US"/>
-        </w:rPr>
-        <w:t xml:space="preserve">subgroups </w:t>
-      </w:r>
-      <w:r>
-        <w:rPr>
-          <w:rFonts w:ascii="Times New Roman" w:eastAsiaTheme="minorHAnsi" w:hAnsi="Times New Roman" w:cs="Times New Roman"/>
-          <w:color w:val="215E99" w:themeColor="text2" w:themeTint="BF"/>
-          <w:sz w:val="24"/>
-          <w:szCs w:val="24"/>
-          <w:lang w:val="en-US"/>
-        </w:rPr>
-        <w:t xml:space="preserve">relevant for the analysis </w:t>
-      </w:r>
-      <w:r>
-        <w:rPr>
-          <w:rFonts w:ascii="Times New Roman" w:eastAsiaTheme="minorHAnsi" w:hAnsi="Times New Roman" w:cs="Times New Roman"/>
-          <w:color w:val="215E99" w:themeColor="text2" w:themeTint="BF"/>
-          <w:sz w:val="24"/>
-          <w:szCs w:val="24"/>
-          <w:lang w:val="en-US"/>
-        </w:rPr>
-        <w:t>(e.g. male, female)</w:t>
-      </w:r>
-      <w:r>
-        <w:rPr>
-          <w:rFonts w:ascii="Times New Roman" w:eastAsiaTheme="minorHAnsi" w:hAnsi="Times New Roman" w:cs="Times New Roman"/>
-          <w:color w:val="215E99" w:themeColor="text2" w:themeTint="BF"/>
-          <w:sz w:val="24"/>
-          <w:szCs w:val="24"/>
-          <w:lang w:val="en-US"/>
-        </w:rPr>
-        <w:t xml:space="preserve">. </w:t>
-      </w:r>
-    </w:p>
-    <w:p>
-      <w:pPr>
-        <w:pStyle w:val="Overskrift2"/>
+        <w:lastRenderedPageBreak/>
+        <w:t>This is a two-arm, randomized (1:1), parallel-group</w:t>
+      </w:r>
+      <w:r>
         <w:rPr>
           <w:rFonts w:ascii="Times New Roman" w:eastAsiaTheme="minorHAnsi" w:hAnsi="Times New Roman" w:cs="Times New Roman"/>
           <w:color w:val="auto"/>
@@ -3994,7 +4271,8 @@
           <w:szCs w:val="24"/>
           <w:lang w:val="en-US"/>
         </w:rPr>
-      </w:pPr>
+        <w:t>, double blind</w:t>
+      </w:r>
       <w:r>
         <w:rPr>
           <w:rFonts w:ascii="Times New Roman" w:eastAsiaTheme="minorHAnsi" w:hAnsi="Times New Roman" w:cs="Times New Roman"/>
@@ -4003,7 +4281,7 @@
           <w:szCs w:val="24"/>
           <w:lang w:val="en-US"/>
         </w:rPr>
-        <w:t>This is a two-arm, randomized (1:1), parallel</w:t>
+        <w:t>, investigator-initiated clinical trial</w:t>
       </w:r>
       <w:r>
         <w:rPr>
@@ -4013,8 +4291,9 @@
           <w:szCs w:val="24"/>
           <w:lang w:val="en-US"/>
         </w:rPr>
-        <w:t>-group, investigator-initiated</w:t>
-      </w:r>
+        <w:t xml:space="preserve">. The sample size in each arm is XXX. Each study participant has a </w:t>
+      </w:r>
+      <w:commentRangeStart w:id="13"/>
       <w:r>
         <w:rPr>
           <w:rFonts w:ascii="Times New Roman" w:eastAsiaTheme="minorHAnsi" w:hAnsi="Times New Roman" w:cs="Times New Roman"/>
@@ -4023,17 +4302,19 @@
           <w:szCs w:val="24"/>
           <w:lang w:val="en-US"/>
         </w:rPr>
-        <w:t xml:space="preserve"> clinical trial.</w:t>
-      </w:r>
-      <w:r>
-        <w:rPr>
+        <w:t xml:space="preserve">screening/baseline </w:t>
+      </w:r>
+      <w:commentRangeEnd w:id="13"/>
+      <w:r>
+        <w:rPr>
+          <w:rStyle w:val="Kommentarhenvisning"/>
           <w:rFonts w:ascii="Times New Roman" w:eastAsiaTheme="minorHAnsi" w:hAnsi="Times New Roman" w:cs="Times New Roman"/>
           <w:color w:val="auto"/>
           <w:sz w:val="24"/>
           <w:szCs w:val="24"/>
           <w:lang w:val="en-US"/>
         </w:rPr>
-        <w:t xml:space="preserve"> </w:t>
+        <w:commentReference w:id="13"/>
       </w:r>
       <w:r>
         <w:rPr>
@@ -4043,7 +4324,7 @@
           <w:szCs w:val="24"/>
           <w:lang w:val="en-US"/>
         </w:rPr>
-        <w:t>For details on participant eligibility criteria, see the published protocol paper</w:t>
+        <w:t>visit</w:t>
       </w:r>
       <w:r>
         <w:rPr>
@@ -4053,7 +4334,7 @@
           <w:szCs w:val="24"/>
           <w:lang w:val="en-US"/>
         </w:rPr>
-        <w:t xml:space="preserve"> [REF], </w:t>
+        <w:t>, later randomized, and then followed for 8 weeks (see details in table below)</w:t>
       </w:r>
       <w:r>
         <w:rPr>
@@ -4063,7 +4344,7 @@
           <w:szCs w:val="24"/>
           <w:lang w:val="en-US"/>
         </w:rPr>
-        <w:t xml:space="preserve">method </w:t>
+        <w:t>.</w:t>
       </w:r>
       <w:r>
         <w:rPr>
@@ -4073,7 +4354,7 @@
           <w:szCs w:val="24"/>
           <w:lang w:val="en-US"/>
         </w:rPr>
-        <w:t>section</w:t>
+        <w:t xml:space="preserve"> </w:t>
       </w:r>
       <w:r>
         <w:rPr>
@@ -4083,7 +4364,7 @@
           <w:szCs w:val="24"/>
           <w:lang w:val="en-US"/>
         </w:rPr>
-        <w:t xml:space="preserve">, subection </w:t>
+        <w:t>For details on participant eligibility criteria, see the published protocol paper</w:t>
       </w:r>
       <w:r>
         <w:rPr>
@@ -4093,7 +4374,7 @@
           <w:szCs w:val="24"/>
           <w:lang w:val="en-US"/>
         </w:rPr>
-        <w:t>population</w:t>
+        <w:t xml:space="preserve"> [REF], method </w:t>
       </w:r>
       <w:r>
         <w:rPr>
@@ -4103,58 +4384,73 @@
           <w:szCs w:val="24"/>
           <w:lang w:val="en-US"/>
         </w:rPr>
-        <w:t>.</w:t>
-      </w:r>
-    </w:p>
-    <w:p>
-      <w:pPr>
-        <w:rPr>
-          <w:rFonts w:ascii="Times New Roman" w:hAnsi="Times New Roman" w:cs="Times New Roman"/>
-          <w:lang w:val="en-US"/>
-        </w:rPr>
-      </w:pPr>
-      <w:commentRangeStart w:id="8"/>
-      <w:r>
-        <w:rPr>
-          <w:rFonts w:ascii="Times New Roman" w:hAnsi="Times New Roman" w:cs="Times New Roman"/>
-          <w:lang w:val="en-US"/>
-        </w:rPr>
-        <w:t>No interim analys</w:t>
-      </w:r>
-      <w:r>
-        <w:rPr>
-          <w:rFonts w:ascii="Times New Roman" w:hAnsi="Times New Roman" w:cs="Times New Roman"/>
-          <w:lang w:val="en-US"/>
-        </w:rPr>
-        <w:t>e</w:t>
-      </w:r>
-      <w:r>
-        <w:rPr>
-          <w:rFonts w:ascii="Times New Roman" w:hAnsi="Times New Roman" w:cs="Times New Roman"/>
-          <w:lang w:val="en-US"/>
-        </w:rPr>
-        <w:t>s are planned for the study, and no stopping guidelines were made.</w:t>
-      </w:r>
-      <w:commentRangeEnd w:id="8"/>
-      <w:r>
-        <w:rPr>
-          <w:rStyle w:val="Kommentarhenvisning"/>
-          <w:rFonts w:ascii="Times New Roman" w:hAnsi="Times New Roman" w:cs="Times New Roman"/>
+        <w:t>section</w:t>
+      </w:r>
+      <w:r>
+        <w:rPr>
+          <w:rFonts w:ascii="Times New Roman" w:eastAsiaTheme="minorHAnsi" w:hAnsi="Times New Roman" w:cs="Times New Roman"/>
+          <w:color w:val="auto"/>
           <w:sz w:val="24"/>
           <w:szCs w:val="24"/>
           <w:lang w:val="en-US"/>
         </w:rPr>
-        <w:commentReference w:id="8"/>
-      </w:r>
-    </w:p>
-    <w:p>
-      <w:pPr>
-        <w:pStyle w:val="Overskrift2"/>
+        <w:t>, subection population</w:t>
+      </w:r>
+      <w:r>
         <w:rPr>
           <w:rFonts w:ascii="Times New Roman" w:eastAsiaTheme="minorHAnsi" w:hAnsi="Times New Roman" w:cs="Times New Roman"/>
-          <w:color w:val="215E99" w:themeColor="text2" w:themeTint="BF"/>
+          <w:color w:val="auto"/>
           <w:sz w:val="24"/>
           <w:szCs w:val="24"/>
+          <w:lang w:val="en-US"/>
+        </w:rPr>
+        <w:t>.</w:t>
+      </w:r>
+    </w:p>
+    <w:p>
+      <w:pPr>
+        <w:rPr>
+          <w:rFonts w:ascii="Times New Roman" w:hAnsi="Times New Roman" w:cs="Times New Roman"/>
+          <w:lang w:val="en-US"/>
+        </w:rPr>
+      </w:pPr>
+      <w:r>
+        <w:rPr>
+          <w:rFonts w:ascii="Times New Roman" w:hAnsi="Times New Roman" w:cs="Times New Roman"/>
+          <w:lang w:val="en-US"/>
+        </w:rPr>
+        <w:t>No interim analys</w:t>
+      </w:r>
+      <w:r>
+        <w:rPr>
+          <w:rFonts w:ascii="Times New Roman" w:hAnsi="Times New Roman" w:cs="Times New Roman"/>
+          <w:lang w:val="en-US"/>
+        </w:rPr>
+        <w:t>e</w:t>
+      </w:r>
+      <w:r>
+        <w:rPr>
+          <w:rFonts w:ascii="Times New Roman" w:hAnsi="Times New Roman" w:cs="Times New Roman"/>
+          <w:lang w:val="en-US"/>
+        </w:rPr>
+        <w:t>s are planned for the study, and no stopping guidelines were made.</w:t>
+      </w:r>
+    </w:p>
+    <w:p>
+      <w:pPr>
+        <w:pStyle w:val="Overskrift2"/>
+        <w:rPr>
+          <w:rFonts w:ascii="Times New Roman" w:eastAsiaTheme="minorHAnsi" w:hAnsi="Times New Roman" w:cs="Times New Roman"/>
+          <w:color w:val="215E99" w:themeColor="text2" w:themeTint="BF"/>
+          <w:sz w:val="24"/>
+          <w:szCs w:val="24"/>
+          <w:lang w:val="en-US"/>
+        </w:rPr>
+      </w:pPr>
+    </w:p>
+    <w:p>
+      <w:pPr>
+        <w:rPr>
           <w:lang w:val="en-US"/>
         </w:rPr>
       </w:pPr>
@@ -4167,12 +4463,12 @@
       </w:tblPr>
       <w:tblGrid>
         <w:gridCol w:w="1781"/>
-        <w:gridCol w:w="1356"/>
-        <w:gridCol w:w="1781"/>
-        <w:gridCol w:w="975"/>
-        <w:gridCol w:w="1041"/>
-        <w:gridCol w:w="1041"/>
-        <w:gridCol w:w="1041"/>
+        <w:gridCol w:w="1900"/>
+        <w:gridCol w:w="1968"/>
+        <w:gridCol w:w="757"/>
+        <w:gridCol w:w="870"/>
+        <w:gridCol w:w="870"/>
+        <w:gridCol w:w="870"/>
       </w:tblGrid>
       <w:tr>
         <w:tc>
@@ -4192,7 +4488,7 @@
         </w:tc>
         <w:tc>
           <w:tcPr>
-            <w:tcW w:w="1356" w:type="dxa"/>
+            <w:tcW w:w="1900" w:type="dxa"/>
             <w:tcBorders>
               <w:top w:val="single" w:sz="12" w:space="0" w:color="auto"/>
             </w:tcBorders>
@@ -4203,17 +4499,41 @@
                 <w:lang w:val="en-US"/>
               </w:rPr>
             </w:pPr>
+            <w:commentRangeStart w:id="14"/>
             <w:r>
               <w:rPr>
                 <w:lang w:val="en-US"/>
               </w:rPr>
               <w:t>Enrollment</w:t>
+            </w:r>
+          </w:p>
+          <w:p>
+            <w:pPr>
+              <w:rPr>
+                <w:lang w:val="en-US"/>
+              </w:rPr>
+            </w:pPr>
+            <w:r>
+              <w:rPr>
+                <w:lang w:val="en-US"/>
+              </w:rPr>
+              <w:t>/Baseline</w:t>
+            </w:r>
+            <w:commentRangeEnd w:id="14"/>
+            <w:r>
+              <w:rPr>
+                <w:rStyle w:val="Kommentarhenvisning"/>
+                <w:sz w:val="24"/>
+                <w:szCs w:val="24"/>
+                <w:lang w:val="en-US"/>
+              </w:rPr>
+              <w:commentReference w:id="14"/>
             </w:r>
           </w:p>
         </w:tc>
         <w:tc>
           <w:tcPr>
-            <w:tcW w:w="1781" w:type="dxa"/>
+            <w:tcW w:w="1968" w:type="dxa"/>
             <w:tcBorders>
               <w:top w:val="single" w:sz="12" w:space="0" w:color="auto"/>
             </w:tcBorders>
@@ -4234,7 +4554,7 @@
         </w:tc>
         <w:tc>
           <w:tcPr>
-            <w:tcW w:w="4098" w:type="dxa"/>
+            <w:tcW w:w="3367" w:type="dxa"/>
             <w:gridSpan w:val="4"/>
             <w:tcBorders>
               <w:top w:val="single" w:sz="12" w:space="0" w:color="auto"/>
@@ -4280,7 +4600,7 @@
         </w:tc>
         <w:tc>
           <w:tcPr>
-            <w:tcW w:w="1356" w:type="dxa"/>
+            <w:tcW w:w="1900" w:type="dxa"/>
             <w:tcBorders>
               <w:bottom w:val="single" w:sz="12" w:space="0" w:color="auto"/>
             </w:tcBorders>
@@ -4301,7 +4621,7 @@
         </w:tc>
         <w:tc>
           <w:tcPr>
-            <w:tcW w:w="1781" w:type="dxa"/>
+            <w:tcW w:w="1968" w:type="dxa"/>
             <w:tcBorders>
               <w:bottom w:val="single" w:sz="12" w:space="0" w:color="auto"/>
             </w:tcBorders>
@@ -4322,7 +4642,7 @@
         </w:tc>
         <w:tc>
           <w:tcPr>
-            <w:tcW w:w="975" w:type="dxa"/>
+            <w:tcW w:w="757" w:type="dxa"/>
             <w:tcBorders>
               <w:bottom w:val="single" w:sz="12" w:space="0" w:color="auto"/>
             </w:tcBorders>
@@ -4343,7 +4663,7 @@
         </w:tc>
         <w:tc>
           <w:tcPr>
-            <w:tcW w:w="1041" w:type="dxa"/>
+            <w:tcW w:w="870" w:type="dxa"/>
             <w:tcBorders>
               <w:bottom w:val="single" w:sz="12" w:space="0" w:color="auto"/>
             </w:tcBorders>
@@ -4364,7 +4684,7 @@
         </w:tc>
         <w:tc>
           <w:tcPr>
-            <w:tcW w:w="1041" w:type="dxa"/>
+            <w:tcW w:w="870" w:type="dxa"/>
             <w:tcBorders>
               <w:bottom w:val="single" w:sz="12" w:space="0" w:color="auto"/>
             </w:tcBorders>
@@ -4385,7 +4705,7 @@
         </w:tc>
         <w:tc>
           <w:tcPr>
-            <w:tcW w:w="1041" w:type="dxa"/>
+            <w:tcW w:w="870" w:type="dxa"/>
             <w:tcBorders>
               <w:bottom w:val="single" w:sz="12" w:space="0" w:color="auto"/>
             </w:tcBorders>
@@ -4429,7 +4749,7 @@
         </w:tc>
         <w:tc>
           <w:tcPr>
-            <w:tcW w:w="1356" w:type="dxa"/>
+            <w:tcW w:w="1900" w:type="dxa"/>
             <w:tcBorders>
               <w:top w:val="single" w:sz="12" w:space="0" w:color="auto"/>
             </w:tcBorders>
@@ -4444,13 +4764,13 @@
               <w:rPr>
                 <w:lang w:val="en-US"/>
               </w:rPr>
-              <w:t>x</w:t>
+              <w:t>X</w:t>
             </w:r>
           </w:p>
         </w:tc>
         <w:tc>
           <w:tcPr>
-            <w:tcW w:w="1781" w:type="dxa"/>
+            <w:tcW w:w="1968" w:type="dxa"/>
             <w:tcBorders>
               <w:top w:val="single" w:sz="12" w:space="0" w:color="auto"/>
             </w:tcBorders>
@@ -4465,7 +4785,7 @@
         </w:tc>
         <w:tc>
           <w:tcPr>
-            <w:tcW w:w="975" w:type="dxa"/>
+            <w:tcW w:w="757" w:type="dxa"/>
             <w:tcBorders>
               <w:top w:val="single" w:sz="12" w:space="0" w:color="auto"/>
             </w:tcBorders>
@@ -4480,7 +4800,7 @@
         </w:tc>
         <w:tc>
           <w:tcPr>
-            <w:tcW w:w="1041" w:type="dxa"/>
+            <w:tcW w:w="870" w:type="dxa"/>
             <w:tcBorders>
               <w:top w:val="single" w:sz="12" w:space="0" w:color="auto"/>
             </w:tcBorders>
@@ -4495,7 +4815,7 @@
         </w:tc>
         <w:tc>
           <w:tcPr>
-            <w:tcW w:w="1041" w:type="dxa"/>
+            <w:tcW w:w="870" w:type="dxa"/>
             <w:tcBorders>
               <w:top w:val="single" w:sz="12" w:space="0" w:color="auto"/>
             </w:tcBorders>
@@ -4510,7 +4830,7 @@
         </w:tc>
         <w:tc>
           <w:tcPr>
-            <w:tcW w:w="1041" w:type="dxa"/>
+            <w:tcW w:w="870" w:type="dxa"/>
             <w:tcBorders>
               <w:top w:val="single" w:sz="12" w:space="0" w:color="auto"/>
             </w:tcBorders>
@@ -4542,14 +4862,13 @@
               <w:rPr>
                 <w:lang w:val="en-US"/>
               </w:rPr>
-              <w:lastRenderedPageBreak/>
               <w:t>Inform consent</w:t>
             </w:r>
           </w:p>
         </w:tc>
         <w:tc>
           <w:tcPr>
-            <w:tcW w:w="1356" w:type="dxa"/>
+            <w:tcW w:w="1900" w:type="dxa"/>
             <w:tcBorders>
               <w:bottom w:val="single" w:sz="4" w:space="0" w:color="auto"/>
             </w:tcBorders>
@@ -4564,13 +4883,13 @@
               <w:rPr>
                 <w:lang w:val="en-US"/>
               </w:rPr>
-              <w:t>x</w:t>
+              <w:t>X</w:t>
             </w:r>
           </w:p>
         </w:tc>
         <w:tc>
           <w:tcPr>
-            <w:tcW w:w="1781" w:type="dxa"/>
+            <w:tcW w:w="1968" w:type="dxa"/>
             <w:tcBorders>
               <w:bottom w:val="single" w:sz="4" w:space="0" w:color="auto"/>
             </w:tcBorders>
@@ -4585,7 +4904,7 @@
         </w:tc>
         <w:tc>
           <w:tcPr>
-            <w:tcW w:w="975" w:type="dxa"/>
+            <w:tcW w:w="757" w:type="dxa"/>
             <w:tcBorders>
               <w:bottom w:val="single" w:sz="4" w:space="0" w:color="auto"/>
             </w:tcBorders>
@@ -4600,7 +4919,7 @@
         </w:tc>
         <w:tc>
           <w:tcPr>
-            <w:tcW w:w="1041" w:type="dxa"/>
+            <w:tcW w:w="870" w:type="dxa"/>
             <w:tcBorders>
               <w:bottom w:val="single" w:sz="4" w:space="0" w:color="auto"/>
             </w:tcBorders>
@@ -4615,7 +4934,7 @@
         </w:tc>
         <w:tc>
           <w:tcPr>
-            <w:tcW w:w="1041" w:type="dxa"/>
+            <w:tcW w:w="870" w:type="dxa"/>
             <w:tcBorders>
               <w:bottom w:val="single" w:sz="4" w:space="0" w:color="auto"/>
             </w:tcBorders>
@@ -4630,7 +4949,7 @@
         </w:tc>
         <w:tc>
           <w:tcPr>
-            <w:tcW w:w="1041" w:type="dxa"/>
+            <w:tcW w:w="870" w:type="dxa"/>
             <w:tcBorders>
               <w:bottom w:val="single" w:sz="4" w:space="0" w:color="auto"/>
             </w:tcBorders>
@@ -4668,7 +4987,7 @@
         </w:tc>
         <w:tc>
           <w:tcPr>
-            <w:tcW w:w="1356" w:type="dxa"/>
+            <w:tcW w:w="1900" w:type="dxa"/>
             <w:tcBorders>
               <w:bottom w:val="single" w:sz="12" w:space="0" w:color="auto"/>
             </w:tcBorders>
@@ -4683,7 +5002,7 @@
         </w:tc>
         <w:tc>
           <w:tcPr>
-            <w:tcW w:w="1781" w:type="dxa"/>
+            <w:tcW w:w="1968" w:type="dxa"/>
             <w:tcBorders>
               <w:bottom w:val="single" w:sz="12" w:space="0" w:color="auto"/>
             </w:tcBorders>
@@ -4704,7 +5023,7 @@
         </w:tc>
         <w:tc>
           <w:tcPr>
-            <w:tcW w:w="975" w:type="dxa"/>
+            <w:tcW w:w="757" w:type="dxa"/>
             <w:tcBorders>
               <w:bottom w:val="single" w:sz="12" w:space="0" w:color="auto"/>
             </w:tcBorders>
@@ -4719,7 +5038,7 @@
         </w:tc>
         <w:tc>
           <w:tcPr>
-            <w:tcW w:w="1041" w:type="dxa"/>
+            <w:tcW w:w="870" w:type="dxa"/>
             <w:tcBorders>
               <w:bottom w:val="single" w:sz="12" w:space="0" w:color="auto"/>
             </w:tcBorders>
@@ -4734,7 +5053,7 @@
         </w:tc>
         <w:tc>
           <w:tcPr>
-            <w:tcW w:w="1041" w:type="dxa"/>
+            <w:tcW w:w="870" w:type="dxa"/>
             <w:tcBorders>
               <w:bottom w:val="single" w:sz="12" w:space="0" w:color="auto"/>
             </w:tcBorders>
@@ -4749,7 +5068,7 @@
         </w:tc>
         <w:tc>
           <w:tcPr>
-            <w:tcW w:w="1041" w:type="dxa"/>
+            <w:tcW w:w="870" w:type="dxa"/>
             <w:tcBorders>
               <w:bottom w:val="single" w:sz="12" w:space="0" w:color="auto"/>
             </w:tcBorders>
@@ -4788,7 +5107,7 @@
         </w:tc>
         <w:tc>
           <w:tcPr>
-            <w:tcW w:w="1356" w:type="dxa"/>
+            <w:tcW w:w="1900" w:type="dxa"/>
             <w:tcBorders>
               <w:top w:val="single" w:sz="12" w:space="0" w:color="auto"/>
               <w:bottom w:val="single" w:sz="4" w:space="0" w:color="auto"/>
@@ -4804,7 +5123,7 @@
         </w:tc>
         <w:tc>
           <w:tcPr>
-            <w:tcW w:w="1781" w:type="dxa"/>
+            <w:tcW w:w="1968" w:type="dxa"/>
             <w:tcBorders>
               <w:top w:val="single" w:sz="12" w:space="0" w:color="auto"/>
               <w:bottom w:val="single" w:sz="4" w:space="0" w:color="auto"/>
@@ -4820,7 +5139,7 @@
         </w:tc>
         <w:tc>
           <w:tcPr>
-            <w:tcW w:w="975" w:type="dxa"/>
+            <w:tcW w:w="757" w:type="dxa"/>
             <w:tcBorders>
               <w:top w:val="single" w:sz="12" w:space="0" w:color="auto"/>
               <w:bottom w:val="single" w:sz="4" w:space="0" w:color="auto"/>
@@ -4842,7 +5161,7 @@
         </w:tc>
         <w:tc>
           <w:tcPr>
-            <w:tcW w:w="1041" w:type="dxa"/>
+            <w:tcW w:w="870" w:type="dxa"/>
             <w:tcBorders>
               <w:top w:val="single" w:sz="12" w:space="0" w:color="auto"/>
               <w:bottom w:val="single" w:sz="4" w:space="0" w:color="auto"/>
@@ -4864,7 +5183,7 @@
         </w:tc>
         <w:tc>
           <w:tcPr>
-            <w:tcW w:w="1041" w:type="dxa"/>
+            <w:tcW w:w="870" w:type="dxa"/>
             <w:tcBorders>
               <w:top w:val="single" w:sz="12" w:space="0" w:color="auto"/>
               <w:bottom w:val="single" w:sz="4" w:space="0" w:color="auto"/>
@@ -4886,7 +5205,7 @@
         </w:tc>
         <w:tc>
           <w:tcPr>
-            <w:tcW w:w="1041" w:type="dxa"/>
+            <w:tcW w:w="870" w:type="dxa"/>
             <w:tcBorders>
               <w:top w:val="single" w:sz="12" w:space="0" w:color="auto"/>
               <w:bottom w:val="single" w:sz="4" w:space="0" w:color="auto"/>
@@ -4906,7 +5225,7 @@
           <w:tcPr>
             <w:tcW w:w="1781" w:type="dxa"/>
             <w:tcBorders>
-              <w:bottom w:val="single" w:sz="4" w:space="0" w:color="auto"/>
+              <w:bottom w:val="single" w:sz="12" w:space="0" w:color="auto"/>
             </w:tcBorders>
           </w:tcPr>
           <w:p>
@@ -4938,9 +5257,9 @@
         </w:tc>
         <w:tc>
           <w:tcPr>
-            <w:tcW w:w="1356" w:type="dxa"/>
+            <w:tcW w:w="1900" w:type="dxa"/>
             <w:tcBorders>
-              <w:bottom w:val="single" w:sz="4" w:space="0" w:color="auto"/>
+              <w:bottom w:val="single" w:sz="12" w:space="0" w:color="auto"/>
             </w:tcBorders>
           </w:tcPr>
           <w:p>
@@ -4953,9 +5272,9 @@
         </w:tc>
         <w:tc>
           <w:tcPr>
-            <w:tcW w:w="1781" w:type="dxa"/>
+            <w:tcW w:w="1968" w:type="dxa"/>
             <w:tcBorders>
-              <w:bottom w:val="single" w:sz="4" w:space="0" w:color="auto"/>
+              <w:bottom w:val="single" w:sz="12" w:space="0" w:color="auto"/>
             </w:tcBorders>
           </w:tcPr>
           <w:p>
@@ -4968,9 +5287,9 @@
         </w:tc>
         <w:tc>
           <w:tcPr>
-            <w:tcW w:w="975" w:type="dxa"/>
+            <w:tcW w:w="757" w:type="dxa"/>
             <w:tcBorders>
-              <w:bottom w:val="single" w:sz="4" w:space="0" w:color="auto"/>
+              <w:bottom w:val="single" w:sz="12" w:space="0" w:color="auto"/>
             </w:tcBorders>
           </w:tcPr>
           <w:p>
@@ -4989,9 +5308,9 @@
         </w:tc>
         <w:tc>
           <w:tcPr>
-            <w:tcW w:w="1041" w:type="dxa"/>
+            <w:tcW w:w="870" w:type="dxa"/>
             <w:tcBorders>
-              <w:bottom w:val="single" w:sz="4" w:space="0" w:color="auto"/>
+              <w:bottom w:val="single" w:sz="12" w:space="0" w:color="auto"/>
             </w:tcBorders>
           </w:tcPr>
           <w:p>
@@ -5010,9 +5329,9 @@
         </w:tc>
         <w:tc>
           <w:tcPr>
-            <w:tcW w:w="1041" w:type="dxa"/>
+            <w:tcW w:w="870" w:type="dxa"/>
             <w:tcBorders>
-              <w:bottom w:val="single" w:sz="4" w:space="0" w:color="auto"/>
+              <w:bottom w:val="single" w:sz="12" w:space="0" w:color="auto"/>
             </w:tcBorders>
           </w:tcPr>
           <w:p>
@@ -5031,9 +5350,128 @@
         </w:tc>
         <w:tc>
           <w:tcPr>
-            <w:tcW w:w="1041" w:type="dxa"/>
+            <w:tcW w:w="870" w:type="dxa"/>
             <w:tcBorders>
-              <w:bottom w:val="single" w:sz="4" w:space="0" w:color="auto"/>
+              <w:bottom w:val="single" w:sz="12" w:space="0" w:color="auto"/>
+            </w:tcBorders>
+          </w:tcPr>
+          <w:p>
+            <w:pPr>
+              <w:rPr>
+                <w:lang w:val="en-US"/>
+              </w:rPr>
+            </w:pPr>
+          </w:p>
+        </w:tc>
+      </w:tr>
+      <w:tr>
+        <w:tc>
+          <w:tcPr>
+            <w:tcW w:w="1781" w:type="dxa"/>
+            <w:tcBorders>
+              <w:top w:val="single" w:sz="12" w:space="0" w:color="auto"/>
+            </w:tcBorders>
+          </w:tcPr>
+          <w:p>
+            <w:pPr>
+              <w:rPr>
+                <w:lang w:val="en-US"/>
+              </w:rPr>
+            </w:pPr>
+            <w:r>
+              <w:rPr>
+                <w:lang w:val="en-US"/>
+              </w:rPr>
+              <w:t>Baseline covariates</w:t>
+            </w:r>
+          </w:p>
+        </w:tc>
+        <w:tc>
+          <w:tcPr>
+            <w:tcW w:w="1900" w:type="dxa"/>
+            <w:tcBorders>
+              <w:top w:val="single" w:sz="12" w:space="0" w:color="auto"/>
+            </w:tcBorders>
+          </w:tcPr>
+          <w:p>
+            <w:pPr>
+              <w:rPr>
+                <w:lang w:val="en-US"/>
+              </w:rPr>
+            </w:pPr>
+            <w:r>
+              <w:rPr>
+                <w:lang w:val="en-US"/>
+              </w:rPr>
+              <w:t>x</w:t>
+            </w:r>
+          </w:p>
+        </w:tc>
+        <w:tc>
+          <w:tcPr>
+            <w:tcW w:w="1968" w:type="dxa"/>
+            <w:tcBorders>
+              <w:top w:val="single" w:sz="12" w:space="0" w:color="auto"/>
+            </w:tcBorders>
+          </w:tcPr>
+          <w:p>
+            <w:pPr>
+              <w:rPr>
+                <w:lang w:val="en-US"/>
+              </w:rPr>
+            </w:pPr>
+          </w:p>
+        </w:tc>
+        <w:tc>
+          <w:tcPr>
+            <w:tcW w:w="757" w:type="dxa"/>
+            <w:tcBorders>
+              <w:top w:val="single" w:sz="12" w:space="0" w:color="auto"/>
+            </w:tcBorders>
+          </w:tcPr>
+          <w:p>
+            <w:pPr>
+              <w:rPr>
+                <w:lang w:val="en-US"/>
+              </w:rPr>
+            </w:pPr>
+          </w:p>
+        </w:tc>
+        <w:tc>
+          <w:tcPr>
+            <w:tcW w:w="870" w:type="dxa"/>
+            <w:tcBorders>
+              <w:top w:val="single" w:sz="12" w:space="0" w:color="auto"/>
+            </w:tcBorders>
+          </w:tcPr>
+          <w:p>
+            <w:pPr>
+              <w:rPr>
+                <w:lang w:val="en-US"/>
+              </w:rPr>
+            </w:pPr>
+          </w:p>
+        </w:tc>
+        <w:tc>
+          <w:tcPr>
+            <w:tcW w:w="870" w:type="dxa"/>
+            <w:tcBorders>
+              <w:top w:val="single" w:sz="12" w:space="0" w:color="auto"/>
+            </w:tcBorders>
+          </w:tcPr>
+          <w:p>
+            <w:pPr>
+              <w:rPr>
+                <w:lang w:val="en-US"/>
+              </w:rPr>
+            </w:pPr>
+          </w:p>
+        </w:tc>
+        <w:tc>
+          <w:tcPr>
+            <w:tcW w:w="870" w:type="dxa"/>
+            <w:tcBorders>
+              <w:top w:val="single" w:sz="12" w:space="0" w:color="auto"/>
             </w:tcBorders>
           </w:tcPr>
           <w:p>
@@ -5060,13 +5498,13 @@
               <w:rPr>
                 <w:lang w:val="en-US"/>
               </w:rPr>
-              <w:t>Baseline covariates</w:t>
+              <w:t xml:space="preserve">HAMD6 (primary outcome) </w:t>
             </w:r>
           </w:p>
         </w:tc>
         <w:tc>
           <w:tcPr>
-            <w:tcW w:w="1356" w:type="dxa"/>
+            <w:tcW w:w="1900" w:type="dxa"/>
           </w:tcPr>
           <w:p>
             <w:pPr>
@@ -5084,7 +5522,7 @@
         </w:tc>
         <w:tc>
           <w:tcPr>
-            <w:tcW w:w="1781" w:type="dxa"/>
+            <w:tcW w:w="1968" w:type="dxa"/>
           </w:tcPr>
           <w:p>
             <w:pPr>
@@ -5096,7 +5534,7 @@
         </w:tc>
         <w:tc>
           <w:tcPr>
-            <w:tcW w:w="975" w:type="dxa"/>
+            <w:tcW w:w="757" w:type="dxa"/>
           </w:tcPr>
           <w:p>
             <w:pPr>
@@ -5104,11 +5542,17 @@
                 <w:lang w:val="en-US"/>
               </w:rPr>
             </w:pPr>
+            <w:r>
+              <w:rPr>
+                <w:lang w:val="en-US"/>
+              </w:rPr>
+              <w:t>x</w:t>
+            </w:r>
           </w:p>
         </w:tc>
         <w:tc>
           <w:tcPr>
-            <w:tcW w:w="1041" w:type="dxa"/>
+            <w:tcW w:w="870" w:type="dxa"/>
           </w:tcPr>
           <w:p>
             <w:pPr>
@@ -5116,11 +5560,17 @@
                 <w:lang w:val="en-US"/>
               </w:rPr>
             </w:pPr>
+            <w:r>
+              <w:rPr>
+                <w:lang w:val="en-US"/>
+              </w:rPr>
+              <w:t>x</w:t>
+            </w:r>
           </w:p>
         </w:tc>
         <w:tc>
           <w:tcPr>
-            <w:tcW w:w="1041" w:type="dxa"/>
+            <w:tcW w:w="870" w:type="dxa"/>
           </w:tcPr>
           <w:p>
             <w:pPr>
@@ -5128,11 +5578,17 @@
                 <w:lang w:val="en-US"/>
               </w:rPr>
             </w:pPr>
+            <w:r>
+              <w:rPr>
+                <w:lang w:val="en-US"/>
+              </w:rPr>
+              <w:t>x</w:t>
+            </w:r>
           </w:p>
         </w:tc>
         <w:tc>
           <w:tcPr>
-            <w:tcW w:w="1041" w:type="dxa"/>
+            <w:tcW w:w="870" w:type="dxa"/>
           </w:tcPr>
           <w:p>
             <w:pPr>
@@ -5140,6 +5596,12 @@
                 <w:lang w:val="en-US"/>
               </w:rPr>
             </w:pPr>
+            <w:r>
+              <w:rPr>
+                <w:lang w:val="en-US"/>
+              </w:rPr>
+              <w:t>x</w:t>
+            </w:r>
           </w:p>
         </w:tc>
       </w:tr>
@@ -5158,13 +5620,26 @@
               <w:rPr>
                 <w:lang w:val="en-US"/>
               </w:rPr>
-              <w:t xml:space="preserve">HAMD6 (primary outcome) </w:t>
+              <w:t>EPDS</w:t>
+            </w:r>
+          </w:p>
+          <w:p>
+            <w:pPr>
+              <w:rPr>
+                <w:lang w:val="en-US"/>
+              </w:rPr>
+            </w:pPr>
+            <w:r>
+              <w:rPr>
+                <w:lang w:val="en-US"/>
+              </w:rPr>
+              <w:t>(secondary outcome)</w:t>
             </w:r>
           </w:p>
         </w:tc>
         <w:tc>
           <w:tcPr>
-            <w:tcW w:w="1356" w:type="dxa"/>
+            <w:tcW w:w="1900" w:type="dxa"/>
           </w:tcPr>
           <w:p>
             <w:pPr>
@@ -5182,7 +5657,7 @@
         </w:tc>
         <w:tc>
           <w:tcPr>
-            <w:tcW w:w="1781" w:type="dxa"/>
+            <w:tcW w:w="1968" w:type="dxa"/>
           </w:tcPr>
           <w:p>
             <w:pPr>
@@ -5194,7 +5669,7 @@
         </w:tc>
         <w:tc>
           <w:tcPr>
-            <w:tcW w:w="975" w:type="dxa"/>
+            <w:tcW w:w="757" w:type="dxa"/>
           </w:tcPr>
           <w:p>
             <w:pPr>
@@ -5212,112 +5687,7 @@
         </w:tc>
         <w:tc>
           <w:tcPr>
-            <w:tcW w:w="1041" w:type="dxa"/>
-          </w:tcPr>
-          <w:p>
-            <w:pPr>
-              <w:rPr>
-                <w:lang w:val="en-US"/>
-              </w:rPr>
-            </w:pPr>
-            <w:r>
-              <w:rPr>
-                <w:lang w:val="en-US"/>
-              </w:rPr>
-              <w:t>x</w:t>
-            </w:r>
-          </w:p>
-        </w:tc>
-        <w:tc>
-          <w:tcPr>
-            <w:tcW w:w="1041" w:type="dxa"/>
-          </w:tcPr>
-          <w:p>
-            <w:pPr>
-              <w:rPr>
-                <w:lang w:val="en-US"/>
-              </w:rPr>
-            </w:pPr>
-            <w:r>
-              <w:rPr>
-                <w:lang w:val="en-US"/>
-              </w:rPr>
-              <w:t>x</w:t>
-            </w:r>
-          </w:p>
-        </w:tc>
-        <w:tc>
-          <w:tcPr>
-            <w:tcW w:w="1041" w:type="dxa"/>
-          </w:tcPr>
-          <w:p>
-            <w:pPr>
-              <w:rPr>
-                <w:lang w:val="en-US"/>
-              </w:rPr>
-            </w:pPr>
-            <w:r>
-              <w:rPr>
-                <w:lang w:val="en-US"/>
-              </w:rPr>
-              <w:t>x</w:t>
-            </w:r>
-          </w:p>
-        </w:tc>
-      </w:tr>
-      <w:tr>
-        <w:tc>
-          <w:tcPr>
-            <w:tcW w:w="1781" w:type="dxa"/>
-          </w:tcPr>
-          <w:p>
-            <w:pPr>
-              <w:rPr>
-                <w:lang w:val="en-US"/>
-              </w:rPr>
-            </w:pPr>
-            <w:r>
-              <w:rPr>
-                <w:lang w:val="en-US"/>
-              </w:rPr>
-              <w:t>EPDS</w:t>
-            </w:r>
-          </w:p>
-          <w:p>
-            <w:pPr>
-              <w:rPr>
-                <w:lang w:val="en-US"/>
-              </w:rPr>
-            </w:pPr>
-            <w:r>
-              <w:rPr>
-                <w:lang w:val="en-US"/>
-              </w:rPr>
-              <w:t>(secondary outcome)</w:t>
-            </w:r>
-          </w:p>
-        </w:tc>
-        <w:tc>
-          <w:tcPr>
-            <w:tcW w:w="1356" w:type="dxa"/>
-          </w:tcPr>
-          <w:p>
-            <w:pPr>
-              <w:rPr>
-                <w:lang w:val="en-US"/>
-              </w:rPr>
-            </w:pPr>
-            <w:r>
-              <w:rPr>
-                <w:lang w:val="en-US"/>
-              </w:rPr>
-              <w:t>x</w:t>
-            </w:r>
-          </w:p>
-        </w:tc>
-        <w:tc>
-          <w:tcPr>
-            <w:tcW w:w="1781" w:type="dxa"/>
+            <w:tcW w:w="870" w:type="dxa"/>
           </w:tcPr>
           <w:p>
             <w:pPr>
@@ -5329,7 +5699,7 @@
         </w:tc>
         <w:tc>
           <w:tcPr>
-            <w:tcW w:w="975" w:type="dxa"/>
+            <w:tcW w:w="870" w:type="dxa"/>
           </w:tcPr>
           <w:p>
             <w:pPr>
@@ -5347,37 +5717,7 @@
         </w:tc>
         <w:tc>
           <w:tcPr>
-            <w:tcW w:w="1041" w:type="dxa"/>
-          </w:tcPr>
-          <w:p>
-            <w:pPr>
-              <w:rPr>
-                <w:lang w:val="en-US"/>
-              </w:rPr>
-            </w:pPr>
-          </w:p>
-        </w:tc>
-        <w:tc>
-          <w:tcPr>
-            <w:tcW w:w="1041" w:type="dxa"/>
-          </w:tcPr>
-          <w:p>
-            <w:pPr>
-              <w:rPr>
-                <w:lang w:val="en-US"/>
-              </w:rPr>
-            </w:pPr>
-            <w:r>
-              <w:rPr>
-                <w:lang w:val="en-US"/>
-              </w:rPr>
-              <w:t>x</w:t>
-            </w:r>
-          </w:p>
-        </w:tc>
-        <w:tc>
-          <w:tcPr>
-            <w:tcW w:w="1041" w:type="dxa"/>
+            <w:tcW w:w="870" w:type="dxa"/>
           </w:tcPr>
           <w:p>
             <w:pPr>
@@ -5391,10 +5731,689 @@
     </w:tbl>
     <w:p>
       <w:pPr>
-        <w:rPr>
-          <w:lang w:val="en-US"/>
-        </w:rPr>
-      </w:pPr>
+        <w:pStyle w:val="Overskrift2"/>
+        <w:numPr>
+          <w:ilvl w:val="1"/>
+          <w:numId w:val="32"/>
+        </w:numPr>
+        <w:rPr>
+          <w:rStyle w:val="Svagfremhvning"/>
+          <w:rFonts w:ascii="Times New Roman" w:hAnsi="Times New Roman" w:cs="Times New Roman"/>
+          <w:lang w:val="en-US"/>
+        </w:rPr>
+      </w:pPr>
+      <w:r>
+        <w:rPr>
+          <w:rStyle w:val="Svagfremhvning"/>
+          <w:rFonts w:ascii="Times New Roman" w:hAnsi="Times New Roman" w:cs="Times New Roman"/>
+          <w:lang w:val="en-US"/>
+        </w:rPr>
+        <w:t xml:space="preserve"> </w:t>
+      </w:r>
+      <w:r>
+        <w:rPr>
+          <w:rStyle w:val="Svagfremhvning"/>
+          <w:rFonts w:ascii="Times New Roman" w:hAnsi="Times New Roman" w:cs="Times New Roman"/>
+          <w:lang w:val="en-US"/>
+        </w:rPr>
+        <w:t>Interventions</w:t>
+      </w:r>
+      <w:bookmarkEnd w:id="8"/>
+      <w:r>
+        <w:rPr>
+          <w:rStyle w:val="Svagfremhvning"/>
+          <w:rFonts w:ascii="Times New Roman" w:hAnsi="Times New Roman" w:cs="Times New Roman"/>
+          <w:lang w:val="en-US"/>
+        </w:rPr>
+        <w:t xml:space="preserve"> </w:t>
+      </w:r>
+    </w:p>
+    <w:p>
+      <w:pPr>
+        <w:rPr>
+          <w:rFonts w:ascii="Times New Roman" w:hAnsi="Times New Roman" w:cs="Times New Roman"/>
+          <w:color w:val="215E99" w:themeColor="text2" w:themeTint="BF"/>
+          <w:lang w:val="en-US"/>
+        </w:rPr>
+      </w:pPr>
+      <w:r>
+        <w:rPr>
+          <w:rFonts w:ascii="Times New Roman" w:hAnsi="Times New Roman" w:cs="Times New Roman"/>
+          <w:color w:val="215E99" w:themeColor="text2" w:themeTint="BF"/>
+          <w:lang w:val="en-US"/>
+        </w:rPr>
+        <w:t>I</w:t>
+      </w:r>
+      <w:r>
+        <w:rPr>
+          <w:rFonts w:ascii="Times New Roman" w:hAnsi="Times New Roman" w:cs="Times New Roman"/>
+          <w:color w:val="215E99" w:themeColor="text2" w:themeTint="BF"/>
+          <w:lang w:val="en-US"/>
+        </w:rPr>
+        <w:t>f you ONLY want to perform intention to treat (ITT) analyses and completely disregard adherence to treatment (including use of rescue medications), this section may not be so important</w:t>
+      </w:r>
+      <w:r>
+        <w:rPr>
+          <w:rFonts w:ascii="Times New Roman" w:hAnsi="Times New Roman" w:cs="Times New Roman"/>
+          <w:color w:val="215E99" w:themeColor="text2" w:themeTint="BF"/>
+          <w:lang w:val="en-US"/>
+        </w:rPr>
+        <w:t xml:space="preserve"> as the only important variable is which group each subject has been randomized to</w:t>
+      </w:r>
+      <w:r>
+        <w:rPr>
+          <w:rFonts w:ascii="Times New Roman" w:hAnsi="Times New Roman" w:cs="Times New Roman"/>
+          <w:color w:val="215E99" w:themeColor="text2" w:themeTint="BF"/>
+          <w:lang w:val="en-US"/>
+        </w:rPr>
+        <w:t xml:space="preserve">. </w:t>
+      </w:r>
+    </w:p>
+    <w:p>
+      <w:pPr>
+        <w:rPr>
+          <w:lang w:val="en-US"/>
+        </w:rPr>
+      </w:pPr>
+      <w:r>
+        <w:rPr>
+          <w:rFonts w:ascii="Times New Roman" w:hAnsi="Times New Roman" w:cs="Times New Roman"/>
+          <w:color w:val="215E99" w:themeColor="text2" w:themeTint="BF"/>
+          <w:lang w:val="en-US"/>
+        </w:rPr>
+        <w:t>I</w:t>
+      </w:r>
+      <w:r>
+        <w:rPr>
+          <w:rFonts w:ascii="Times New Roman" w:hAnsi="Times New Roman" w:cs="Times New Roman"/>
+          <w:color w:val="215E99" w:themeColor="text2" w:themeTint="BF"/>
+          <w:lang w:val="en-US"/>
+        </w:rPr>
+        <w:t>f you are concerned about lack of adherence, treatment discontinuation, rescue medication and would like to quantify the treatment effect among only subjects who complied to the treatment, this section is very important. The previously mentioned analysis often referred to as ‘per protocol analysis’ and this section clarified what the ‘protocol’ is.</w:t>
+      </w:r>
+    </w:p>
+    <w:p>
+      <w:pPr>
+        <w:rPr>
+          <w:rFonts w:ascii="Times New Roman" w:hAnsi="Times New Roman" w:cs="Times New Roman"/>
+          <w:b/>
+          <w:bCs/>
+          <w:lang w:val="en-US"/>
+        </w:rPr>
+      </w:pPr>
+      <w:r>
+        <w:rPr>
+          <w:rFonts w:ascii="Times New Roman" w:hAnsi="Times New Roman" w:cs="Times New Roman"/>
+          <w:b/>
+          <w:bCs/>
+          <w:lang w:val="en-US"/>
+        </w:rPr>
+        <w:t>Trial intervention</w:t>
+      </w:r>
+      <w:r>
+        <w:rPr>
+          <w:rFonts w:ascii="Times New Roman" w:hAnsi="Times New Roman" w:cs="Times New Roman"/>
+          <w:b/>
+          <w:bCs/>
+          <w:lang w:val="en-US"/>
+        </w:rPr>
+        <w:t>s</w:t>
+      </w:r>
+      <w:r>
+        <w:rPr>
+          <w:rFonts w:ascii="Times New Roman" w:hAnsi="Times New Roman" w:cs="Times New Roman"/>
+          <w:b/>
+          <w:bCs/>
+          <w:lang w:val="en-US"/>
+        </w:rPr>
+        <w:t>:</w:t>
+      </w:r>
+    </w:p>
+    <w:p>
+      <w:pPr>
+        <w:pStyle w:val="Listeafsnit"/>
+        <w:numPr>
+          <w:ilvl w:val="0"/>
+          <w:numId w:val="29"/>
+        </w:numPr>
+        <w:rPr>
+          <w:rFonts w:ascii="Times New Roman" w:hAnsi="Times New Roman" w:cs="Times New Roman"/>
+          <w:lang w:val="en-US"/>
+        </w:rPr>
+      </w:pPr>
+      <w:r>
+        <w:rPr>
+          <w:rFonts w:ascii="Times New Roman" w:hAnsi="Times New Roman" w:cs="Times New Roman"/>
+          <w:lang w:val="en-US"/>
+        </w:rPr>
+        <w:t>SSRI</w:t>
+      </w:r>
+      <w:r>
+        <w:rPr>
+          <w:rFonts w:ascii="Times New Roman" w:hAnsi="Times New Roman" w:cs="Times New Roman"/>
+          <w:lang w:val="en-US"/>
+        </w:rPr>
+        <w:t xml:space="preserve"> + psychotherapy</w:t>
+      </w:r>
+      <w:r>
+        <w:rPr>
+          <w:rFonts w:ascii="Times New Roman" w:hAnsi="Times New Roman" w:cs="Times New Roman"/>
+          <w:lang w:val="en-US"/>
+        </w:rPr>
+        <w:t xml:space="preserve"> (e</w:t>
+      </w:r>
+      <w:r>
+        <w:rPr>
+          <w:rFonts w:ascii="Times New Roman" w:hAnsi="Times New Roman" w:cs="Times New Roman"/>
+          <w:lang w:val="en-US"/>
+        </w:rPr>
+        <w:t>xperimental arm</w:t>
+      </w:r>
+      <w:r>
+        <w:rPr>
+          <w:rFonts w:ascii="Times New Roman" w:hAnsi="Times New Roman" w:cs="Times New Roman"/>
+          <w:lang w:val="en-US"/>
+        </w:rPr>
+        <w:t xml:space="preserve"> protocol</w:t>
+      </w:r>
+      <w:r>
+        <w:rPr>
+          <w:rFonts w:ascii="Times New Roman" w:hAnsi="Times New Roman" w:cs="Times New Roman"/>
+          <w:lang w:val="en-US"/>
+        </w:rPr>
+        <w:t>)</w:t>
+      </w:r>
+      <w:r>
+        <w:rPr>
+          <w:rFonts w:ascii="Times New Roman" w:hAnsi="Times New Roman" w:cs="Times New Roman"/>
+          <w:lang w:val="en-US"/>
+        </w:rPr>
+        <w:t xml:space="preserve">. </w:t>
+      </w:r>
+      <w:r>
+        <w:rPr>
+          <w:rFonts w:ascii="Times New Roman" w:hAnsi="Times New Roman" w:cs="Times New Roman"/>
+          <w:lang w:val="en-US"/>
+        </w:rPr>
+        <w:t xml:space="preserve">SSRI </w:t>
+      </w:r>
+      <w:r>
+        <w:rPr>
+          <w:rFonts w:ascii="Times New Roman" w:hAnsi="Times New Roman" w:cs="Times New Roman"/>
+          <w:lang w:val="en-US"/>
+        </w:rPr>
+        <w:t>dosage is increased during the follow-up</w:t>
+      </w:r>
+      <w:r>
+        <w:rPr>
+          <w:rFonts w:ascii="Times New Roman" w:hAnsi="Times New Roman" w:cs="Times New Roman"/>
+          <w:lang w:val="en-US"/>
+        </w:rPr>
+        <w:t xml:space="preserve"> with adjustment </w:t>
+      </w:r>
+      <w:r>
+        <w:rPr>
+          <w:rFonts w:ascii="Times New Roman" w:hAnsi="Times New Roman" w:cs="Times New Roman"/>
+          <w:lang w:val="en-US"/>
+        </w:rPr>
+        <w:t>depending on s</w:t>
+      </w:r>
+      <w:r>
+        <w:rPr>
+          <w:rFonts w:ascii="Times New Roman" w:hAnsi="Times New Roman" w:cs="Times New Roman"/>
+          <w:lang w:val="en-US"/>
+        </w:rPr>
+        <w:t>ide effects</w:t>
+      </w:r>
+      <w:r>
+        <w:rPr>
+          <w:rFonts w:ascii="Times New Roman" w:hAnsi="Times New Roman" w:cs="Times New Roman"/>
+          <w:lang w:val="en-US"/>
+        </w:rPr>
+        <w:t>:</w:t>
+      </w:r>
+      <w:r>
+        <w:rPr>
+          <w:rFonts w:ascii="Times New Roman" w:hAnsi="Times New Roman" w:cs="Times New Roman"/>
+          <w:lang w:val="en-US"/>
+        </w:rPr>
+        <w:t xml:space="preserve"> </w:t>
+      </w:r>
+      <w:r>
+        <w:rPr>
+          <w:rFonts w:ascii="Times New Roman" w:hAnsi="Times New Roman" w:cs="Times New Roman"/>
+          <w:lang w:val="en-US"/>
+        </w:rPr>
+        <w:t>s</w:t>
+      </w:r>
+      <w:r>
+        <w:rPr>
+          <w:rFonts w:ascii="Times New Roman" w:hAnsi="Times New Roman" w:cs="Times New Roman"/>
+          <w:lang w:val="en-US"/>
+        </w:rPr>
+        <w:t>tarts at 5mg for 3-5 days</w:t>
+      </w:r>
+      <w:r>
+        <w:rPr>
+          <w:rFonts w:ascii="Times New Roman" w:hAnsi="Times New Roman" w:cs="Times New Roman"/>
+          <w:lang w:val="en-US"/>
+        </w:rPr>
+        <w:t xml:space="preserve"> </w:t>
+      </w:r>
+      <w:r>
+        <w:rPr>
+          <w:rFonts w:ascii="Times New Roman" w:hAnsi="Times New Roman" w:cs="Times New Roman"/>
+          <w:lang w:val="en-US"/>
+        </w:rPr>
+        <w:lastRenderedPageBreak/>
+        <w:t xml:space="preserve">then </w:t>
+      </w:r>
+      <w:r>
+        <w:rPr>
+          <w:rFonts w:ascii="Times New Roman" w:hAnsi="Times New Roman" w:cs="Times New Roman"/>
+          <w:lang w:val="en-US"/>
+        </w:rPr>
+        <w:t>10mg for … Psychotherapy is provided at each planned follow-up: 1 week, 2 weeks, …</w:t>
+      </w:r>
+    </w:p>
+    <w:p>
+      <w:pPr>
+        <w:pStyle w:val="Listeafsnit"/>
+        <w:numPr>
+          <w:ilvl w:val="0"/>
+          <w:numId w:val="29"/>
+        </w:numPr>
+        <w:rPr>
+          <w:rFonts w:ascii="Times New Roman" w:hAnsi="Times New Roman" w:cs="Times New Roman"/>
+          <w:lang w:val="en-US"/>
+        </w:rPr>
+      </w:pPr>
+      <w:r>
+        <w:rPr>
+          <w:rFonts w:ascii="Times New Roman" w:hAnsi="Times New Roman" w:cs="Times New Roman"/>
+          <w:lang w:val="en-US"/>
+        </w:rPr>
+        <w:t>P</w:t>
+      </w:r>
+      <w:r>
+        <w:rPr>
+          <w:rFonts w:ascii="Times New Roman" w:hAnsi="Times New Roman" w:cs="Times New Roman"/>
+          <w:lang w:val="en-US"/>
+        </w:rPr>
+        <w:t>lacebo + psychotherapy</w:t>
+      </w:r>
+      <w:r>
+        <w:rPr>
+          <w:rFonts w:ascii="Times New Roman" w:hAnsi="Times New Roman" w:cs="Times New Roman"/>
+          <w:lang w:val="en-US"/>
+        </w:rPr>
+        <w:t xml:space="preserve"> (c</w:t>
+      </w:r>
+      <w:r>
+        <w:rPr>
+          <w:rFonts w:ascii="Times New Roman" w:hAnsi="Times New Roman" w:cs="Times New Roman"/>
+          <w:lang w:val="en-US"/>
+        </w:rPr>
+        <w:t>ontrol arm</w:t>
+      </w:r>
+      <w:r>
+        <w:rPr>
+          <w:rFonts w:ascii="Times New Roman" w:hAnsi="Times New Roman" w:cs="Times New Roman"/>
+          <w:lang w:val="en-US"/>
+        </w:rPr>
+        <w:t xml:space="preserve"> </w:t>
+      </w:r>
+      <w:r>
+        <w:rPr>
+          <w:rFonts w:ascii="Times New Roman" w:hAnsi="Times New Roman" w:cs="Times New Roman"/>
+          <w:lang w:val="en-US"/>
+        </w:rPr>
+        <w:t>protocol</w:t>
+      </w:r>
+      <w:r>
+        <w:rPr>
+          <w:rFonts w:ascii="Times New Roman" w:hAnsi="Times New Roman" w:cs="Times New Roman"/>
+          <w:lang w:val="en-US"/>
+        </w:rPr>
+        <w:t>)</w:t>
+      </w:r>
+      <w:r>
+        <w:rPr>
+          <w:rFonts w:ascii="Times New Roman" w:hAnsi="Times New Roman" w:cs="Times New Roman"/>
+          <w:lang w:val="en-US"/>
+        </w:rPr>
+        <w:t>: …</w:t>
+      </w:r>
+    </w:p>
+    <w:p>
+      <w:pPr>
+        <w:rPr>
+          <w:rFonts w:ascii="Times New Roman" w:hAnsi="Times New Roman" w:cs="Times New Roman"/>
+          <w:color w:val="215E99" w:themeColor="text2" w:themeTint="BF"/>
+          <w:lang w:val="en-US"/>
+        </w:rPr>
+      </w:pPr>
+      <w:r>
+        <w:rPr>
+          <w:rFonts w:ascii="Times New Roman" w:hAnsi="Times New Roman" w:cs="Times New Roman"/>
+          <w:color w:val="215E99" w:themeColor="text2" w:themeTint="BF"/>
+          <w:lang w:val="en-US"/>
+        </w:rPr>
+        <w:t>Clarify the posology of the intervention and possible</w:t>
+      </w:r>
+      <w:r>
+        <w:rPr>
+          <w:rFonts w:ascii="Times New Roman" w:hAnsi="Times New Roman" w:cs="Times New Roman"/>
+          <w:color w:val="215E99" w:themeColor="text2" w:themeTint="BF"/>
+          <w:lang w:val="en-US"/>
+        </w:rPr>
+        <w:t xml:space="preserve"> treatment breaks in case of side effects or switch of treatment in case side effects or lack of efficacy</w:t>
+      </w:r>
+      <w:r>
+        <w:rPr>
+          <w:rFonts w:ascii="Times New Roman" w:hAnsi="Times New Roman" w:cs="Times New Roman"/>
+          <w:color w:val="215E99" w:themeColor="text2" w:themeTint="BF"/>
+          <w:lang w:val="en-US"/>
+        </w:rPr>
+        <w:t xml:space="preserve">, those should be specified too. For instance in the </w:t>
+      </w:r>
+      <w:commentRangeStart w:id="15"/>
+      <w:r>
+        <w:rPr>
+          <w:rFonts w:ascii="Times New Roman" w:hAnsi="Times New Roman" w:cs="Times New Roman"/>
+          <w:color w:val="215E99" w:themeColor="text2" w:themeTint="BF"/>
+          <w:lang w:val="en-US"/>
+        </w:rPr>
+        <w:t>Neuropharm trial</w:t>
+      </w:r>
+      <w:commentRangeEnd w:id="15"/>
+      <w:r>
+        <w:rPr>
+          <w:rStyle w:val="Kommentarhenvisning"/>
+          <w:rFonts w:ascii="Times New Roman" w:hAnsi="Times New Roman" w:cs="Times New Roman"/>
+          <w:color w:val="215E99" w:themeColor="text2" w:themeTint="BF"/>
+          <w:sz w:val="24"/>
+          <w:szCs w:val="24"/>
+          <w:lang w:val="en-US"/>
+        </w:rPr>
+        <w:commentReference w:id="15"/>
+      </w:r>
+      <w:r>
+        <w:rPr>
+          <w:rFonts w:ascii="Times New Roman" w:hAnsi="Times New Roman" w:cs="Times New Roman"/>
+          <w:color w:val="215E99" w:themeColor="text2" w:themeTint="BF"/>
+          <w:lang w:val="en-US"/>
+        </w:rPr>
+        <w:t>:</w:t>
+      </w:r>
+    </w:p>
+    <w:p>
+      <w:pPr>
+        <w:rPr>
+          <w:rFonts w:ascii="Times New Roman" w:hAnsi="Times New Roman" w:cs="Times New Roman"/>
+          <w:color w:val="215E99" w:themeColor="text2" w:themeTint="BF"/>
+          <w:lang w:val="en-US"/>
+        </w:rPr>
+      </w:pPr>
+      <w:r>
+        <w:rPr>
+          <w:rFonts w:ascii="Times New Roman" w:hAnsi="Times New Roman" w:cs="Times New Roman"/>
+          <w:color w:val="215E99" w:themeColor="text2" w:themeTint="BF"/>
+          <w:lang w:val="en-US"/>
+        </w:rPr>
+        <w:t>‘</w:t>
+      </w:r>
+      <w:r>
+        <w:rPr>
+          <w:rFonts w:ascii="Times New Roman" w:hAnsi="Times New Roman" w:cs="Times New Roman"/>
+          <w:color w:val="215E99" w:themeColor="text2" w:themeTint="BF"/>
+          <w:lang w:val="en-US"/>
+        </w:rPr>
+        <w:t>Patients will be treated with escitalopram, and in case of non-response at week 4 or intolerable side effects, offered to switch to a second line treatment with duloxetine.</w:t>
+      </w:r>
+      <w:r>
+        <w:rPr>
+          <w:rFonts w:ascii="Times New Roman" w:hAnsi="Times New Roman" w:cs="Times New Roman"/>
+          <w:color w:val="215E99" w:themeColor="text2" w:themeTint="BF"/>
+          <w:lang w:val="en-US"/>
+        </w:rPr>
+        <w:t>’</w:t>
+      </w:r>
+    </w:p>
+    <w:p>
+      <w:pPr>
+        <w:rPr>
+          <w:rFonts w:ascii="Times New Roman" w:hAnsi="Times New Roman" w:cs="Times New Roman"/>
+          <w:b/>
+          <w:bCs/>
+          <w:lang w:val="en-US"/>
+        </w:rPr>
+      </w:pPr>
+      <w:commentRangeStart w:id="16"/>
+      <w:r>
+        <w:rPr>
+          <w:rFonts w:ascii="Times New Roman" w:hAnsi="Times New Roman" w:cs="Times New Roman"/>
+          <w:b/>
+          <w:bCs/>
+          <w:lang w:val="en-US"/>
+        </w:rPr>
+        <w:t xml:space="preserve">Hypothetical </w:t>
+      </w:r>
+      <w:commentRangeEnd w:id="16"/>
+      <w:r>
+        <w:rPr>
+          <w:rStyle w:val="Kommentarhenvisning"/>
+          <w:rFonts w:ascii="Times New Roman" w:hAnsi="Times New Roman" w:cs="Times New Roman"/>
+          <w:b/>
+          <w:bCs/>
+          <w:sz w:val="24"/>
+          <w:szCs w:val="24"/>
+          <w:lang w:val="en-US"/>
+        </w:rPr>
+        <w:commentReference w:id="16"/>
+      </w:r>
+      <w:r>
+        <w:rPr>
+          <w:rFonts w:ascii="Times New Roman" w:hAnsi="Times New Roman" w:cs="Times New Roman"/>
+          <w:b/>
+          <w:bCs/>
+          <w:lang w:val="en-US"/>
+        </w:rPr>
+        <w:t>intervention</w:t>
+      </w:r>
+      <w:r>
+        <w:rPr>
+          <w:rFonts w:ascii="Times New Roman" w:hAnsi="Times New Roman" w:cs="Times New Roman"/>
+          <w:b/>
+          <w:bCs/>
+          <w:lang w:val="en-US"/>
+        </w:rPr>
+        <w:t>s</w:t>
+      </w:r>
+      <w:r>
+        <w:rPr>
+          <w:rFonts w:ascii="Times New Roman" w:hAnsi="Times New Roman" w:cs="Times New Roman"/>
+          <w:b/>
+          <w:bCs/>
+          <w:lang w:val="en-US"/>
+        </w:rPr>
+        <w:t>:</w:t>
+      </w:r>
+    </w:p>
+    <w:p>
+      <w:pPr>
+        <w:pStyle w:val="Listeafsnit"/>
+        <w:numPr>
+          <w:ilvl w:val="0"/>
+          <w:numId w:val="29"/>
+        </w:numPr>
+        <w:rPr>
+          <w:rFonts w:ascii="Times New Roman" w:hAnsi="Times New Roman" w:cs="Times New Roman"/>
+          <w:lang w:val="en-US"/>
+        </w:rPr>
+      </w:pPr>
+      <w:r>
+        <w:rPr>
+          <w:rFonts w:ascii="Times New Roman" w:hAnsi="Times New Roman" w:cs="Times New Roman"/>
+          <w:lang w:val="en-US"/>
+        </w:rPr>
+        <w:t xml:space="preserve">Full adherence intervention: patients stay on the treatment they are randomized to during 8 weeks, without switching to another drug or starting rescue medication. </w:t>
+      </w:r>
+      <w:r>
+        <w:rPr>
+          <w:rFonts w:ascii="Times New Roman" w:hAnsi="Times New Roman" w:cs="Times New Roman"/>
+          <w:lang w:val="en-US"/>
+        </w:rPr>
+        <w:t>No treatment break is allowed even in case of side effect.</w:t>
+      </w:r>
+    </w:p>
+    <w:p>
+      <w:pPr>
+        <w:pStyle w:val="Listeafsnit"/>
+        <w:numPr>
+          <w:ilvl w:val="0"/>
+          <w:numId w:val="29"/>
+        </w:numPr>
+        <w:rPr>
+          <w:rFonts w:ascii="Times New Roman" w:hAnsi="Times New Roman" w:cs="Times New Roman"/>
+          <w:lang w:val="en-US"/>
+        </w:rPr>
+      </w:pPr>
+      <w:r>
+        <w:rPr>
+          <w:rFonts w:ascii="Times New Roman" w:hAnsi="Times New Roman" w:cs="Times New Roman"/>
+          <w:lang w:val="en-US"/>
+        </w:rPr>
+        <w:t>Feasible f</w:t>
+      </w:r>
+      <w:r>
+        <w:rPr>
+          <w:rFonts w:ascii="Times New Roman" w:hAnsi="Times New Roman" w:cs="Times New Roman"/>
+          <w:lang w:val="en-US"/>
+        </w:rPr>
+        <w:t xml:space="preserve">ull adherence intervention: patients stay on the treatment they are randomized to during 8 weeks, without switching to another drug or starting rescue medication. </w:t>
+      </w:r>
+      <w:r>
+        <w:rPr>
+          <w:rFonts w:ascii="Times New Roman" w:hAnsi="Times New Roman" w:cs="Times New Roman"/>
+          <w:lang w:val="en-US"/>
+        </w:rPr>
+        <w:t>T</w:t>
+      </w:r>
+      <w:r>
+        <w:rPr>
+          <w:rFonts w:ascii="Times New Roman" w:hAnsi="Times New Roman" w:cs="Times New Roman"/>
+          <w:lang w:val="en-US"/>
+        </w:rPr>
+        <w:t>reatment break is allowed in case of side effect</w:t>
+      </w:r>
+      <w:r>
+        <w:rPr>
+          <w:rFonts w:ascii="Times New Roman" w:hAnsi="Times New Roman" w:cs="Times New Roman"/>
+          <w:lang w:val="en-US"/>
+        </w:rPr>
+        <w:t xml:space="preserve"> (max XX weeks)</w:t>
+      </w:r>
+      <w:r>
+        <w:rPr>
+          <w:rFonts w:ascii="Times New Roman" w:hAnsi="Times New Roman" w:cs="Times New Roman"/>
+          <w:lang w:val="en-US"/>
+        </w:rPr>
+        <w:t>.</w:t>
+      </w:r>
+    </w:p>
+    <w:p>
+      <w:pPr>
+        <w:pStyle w:val="Listeafsnit"/>
+        <w:numPr>
+          <w:ilvl w:val="0"/>
+          <w:numId w:val="29"/>
+        </w:numPr>
+        <w:rPr>
+          <w:rFonts w:ascii="Times New Roman" w:hAnsi="Times New Roman" w:cs="Times New Roman"/>
+          <w:lang w:val="en-US"/>
+        </w:rPr>
+      </w:pPr>
+      <w:r>
+        <w:rPr>
+          <w:rFonts w:ascii="Times New Roman" w:hAnsi="Times New Roman" w:cs="Times New Roman"/>
+          <w:lang w:val="en-US"/>
+        </w:rPr>
+        <w:t>…</w:t>
+      </w:r>
+    </w:p>
+    <w:p>
+      <w:pPr>
+        <w:rPr>
+          <w:rFonts w:ascii="Times New Roman" w:hAnsi="Times New Roman" w:cs="Times New Roman"/>
+          <w:color w:val="215E99" w:themeColor="text2" w:themeTint="BF"/>
+          <w:lang w:val="en-US"/>
+        </w:rPr>
+      </w:pPr>
+      <w:r>
+        <w:rPr>
+          <w:rFonts w:ascii="Times New Roman" w:hAnsi="Times New Roman" w:cs="Times New Roman"/>
+          <w:color w:val="215E99" w:themeColor="text2" w:themeTint="BF"/>
+          <w:lang w:val="en-US"/>
+        </w:rPr>
+        <w:t>W</w:t>
+      </w:r>
+      <w:r>
+        <w:rPr>
+          <w:rFonts w:ascii="Times New Roman" w:hAnsi="Times New Roman" w:cs="Times New Roman"/>
+          <w:color w:val="215E99" w:themeColor="text2" w:themeTint="BF"/>
+          <w:lang w:val="en-US"/>
+        </w:rPr>
+        <w:t xml:space="preserve">hen the intervention defined in the protocol differs from the ‘ideal’ intervention the investigator has in mind, the term ‘per protocol analysis’ </w:t>
+      </w:r>
+      <w:r>
+        <w:rPr>
+          <w:rFonts w:ascii="Times New Roman" w:hAnsi="Times New Roman" w:cs="Times New Roman"/>
+          <w:color w:val="215E99" w:themeColor="text2" w:themeTint="BF"/>
+          <w:lang w:val="en-US"/>
+        </w:rPr>
+        <w:t>may be inappropriate. For instance in the Neuropharm trial, the investigator may want to assess the intervention: ‘stay on escitalopram for 8 weeks vs. placebo’, i.e., not allow for treatment switch. An analysis excluding subjects switching treatment should not be called per-protocol analysis (and often rely on unrealistic assumptions of independence between treatment switching and clinical outcome, but that’s another topic</w:t>
+      </w:r>
+      <w:r>
+        <w:rPr>
+          <w:rFonts w:ascii="Times New Roman" w:hAnsi="Times New Roman" w:cs="Times New Roman"/>
+          <w:color w:val="215E99" w:themeColor="text2" w:themeTint="BF"/>
+          <w:lang w:val="en-US"/>
+        </w:rPr>
+        <w:t xml:space="preserve">. These ‘extra/ideal’ </w:t>
+      </w:r>
+      <w:r>
+        <w:rPr>
+          <w:rFonts w:ascii="Times New Roman" w:hAnsi="Times New Roman" w:cs="Times New Roman"/>
+          <w:color w:val="215E99" w:themeColor="text2" w:themeTint="BF"/>
+          <w:lang w:val="en-US"/>
+        </w:rPr>
+        <w:t>intervention</w:t>
+      </w:r>
+      <w:r>
+        <w:rPr>
+          <w:rFonts w:ascii="Times New Roman" w:hAnsi="Times New Roman" w:cs="Times New Roman"/>
+          <w:color w:val="215E99" w:themeColor="text2" w:themeTint="BF"/>
+          <w:lang w:val="en-US"/>
+        </w:rPr>
+        <w:t>s</w:t>
+      </w:r>
+      <w:r>
+        <w:rPr>
+          <w:rFonts w:ascii="Times New Roman" w:hAnsi="Times New Roman" w:cs="Times New Roman"/>
+          <w:color w:val="215E99" w:themeColor="text2" w:themeTint="BF"/>
+          <w:lang w:val="en-US"/>
+        </w:rPr>
+        <w:t xml:space="preserve"> should be defined </w:t>
+      </w:r>
+      <w:r>
+        <w:rPr>
+          <w:rFonts w:ascii="Times New Roman" w:hAnsi="Times New Roman" w:cs="Times New Roman"/>
+          <w:color w:val="215E99" w:themeColor="text2" w:themeTint="BF"/>
+          <w:lang w:val="en-US"/>
+        </w:rPr>
+        <w:t>in the SAP, for instance here.</w:t>
+      </w:r>
     </w:p>
     <w:p>
       <w:pPr>
@@ -5407,6 +6426,7 @@
           <w:lang w:val="en-US"/>
         </w:rPr>
       </w:pPr>
+      <w:bookmarkStart w:id="17" w:name="_Toc238738628"/>
       <w:r>
         <w:rPr>
           <w:rStyle w:val="Svagfremhvning"/>
@@ -5429,7 +6449,7 @@
           <w:rFonts w:ascii="Times New Roman" w:hAnsi="Times New Roman" w:cs="Times New Roman"/>
           <w:lang w:val="en-US"/>
         </w:rPr>
-        <w:t>3</w:t>
+        <w:t>4</w:t>
       </w:r>
       <w:r>
         <w:rPr>
@@ -5445,136 +6465,9 @@
           <w:rFonts w:ascii="Times New Roman" w:hAnsi="Times New Roman" w:cs="Times New Roman"/>
           <w:lang w:val="en-US"/>
         </w:rPr>
-        <w:t>Interventions</w:t>
-      </w:r>
-      <w:bookmarkEnd w:id="7"/>
-      <w:r>
-        <w:rPr>
-          <w:rStyle w:val="Svagfremhvning"/>
-          <w:rFonts w:ascii="Times New Roman" w:hAnsi="Times New Roman" w:cs="Times New Roman"/>
-          <w:lang w:val="en-US"/>
-        </w:rPr>
-        <w:t xml:space="preserve"> </w:t>
-      </w:r>
-    </w:p>
-    <w:p>
-      <w:pPr>
-        <w:rPr>
-          <w:color w:val="215E99" w:themeColor="text2" w:themeTint="BF"/>
-          <w:lang w:val="en-US"/>
-        </w:rPr>
-      </w:pPr>
-      <w:r>
-        <w:rPr>
-          <w:rFonts w:ascii="Times New Roman" w:hAnsi="Times New Roman" w:cs="Times New Roman"/>
-          <w:color w:val="215E99" w:themeColor="text2" w:themeTint="BF"/>
-          <w:lang w:val="en-US"/>
-        </w:rPr>
-        <w:t>If the intervention is anti-depressant drug + psychotherapy vs. placebo + psychotherapy, what is precisely mean by drug (dosage, posology) or psychotherapy (number and duration of the session)</w:t>
-      </w:r>
-    </w:p>
-    <w:p>
-      <w:pPr>
-        <w:rPr>
-          <w:rFonts w:ascii="Times New Roman" w:hAnsi="Times New Roman" w:cs="Times New Roman"/>
-          <w:color w:val="215E99" w:themeColor="text2" w:themeTint="BF"/>
-          <w:lang w:val="en-US"/>
-        </w:rPr>
-      </w:pPr>
-      <w:r>
-        <w:rPr>
-          <w:rFonts w:ascii="Times New Roman" w:hAnsi="Times New Roman" w:cs="Times New Roman"/>
-          <w:color w:val="215E99" w:themeColor="text2" w:themeTint="BF"/>
-          <w:lang w:val="en-US"/>
-        </w:rPr>
-        <w:t xml:space="preserve">This </w:t>
-      </w:r>
-      <w:r>
-        <w:rPr>
-          <w:rFonts w:ascii="Times New Roman" w:hAnsi="Times New Roman" w:cs="Times New Roman"/>
-          <w:color w:val="215E99" w:themeColor="text2" w:themeTint="BF"/>
-          <w:lang w:val="en-US"/>
-        </w:rPr>
-        <w:t xml:space="preserve">will be </w:t>
-      </w:r>
-      <w:r>
-        <w:rPr>
-          <w:rFonts w:ascii="Times New Roman" w:hAnsi="Times New Roman" w:cs="Times New Roman"/>
-          <w:color w:val="215E99" w:themeColor="text2" w:themeTint="BF"/>
-          <w:lang w:val="en-US"/>
-        </w:rPr>
-        <w:t xml:space="preserve">important in case of treatment discontinuation (possibly due to side effects), or take of rescue medication to clarify who </w:t>
-      </w:r>
-      <w:r>
-        <w:rPr>
-          <w:rFonts w:ascii="Times New Roman" w:hAnsi="Times New Roman" w:cs="Times New Roman"/>
-          <w:color w:val="215E99" w:themeColor="text2" w:themeTint="BF"/>
-          <w:lang w:val="en-US"/>
-        </w:rPr>
-        <w:t>adheres</w:t>
-      </w:r>
-      <w:r>
-        <w:rPr>
-          <w:rFonts w:ascii="Times New Roman" w:hAnsi="Times New Roman" w:cs="Times New Roman"/>
-          <w:color w:val="215E99" w:themeColor="text2" w:themeTint="BF"/>
-          <w:lang w:val="en-US"/>
-        </w:rPr>
-        <w:t xml:space="preserve"> or not to the treatment strategy in a per protocol analysis.</w:t>
-      </w:r>
-    </w:p>
-    <w:p>
-      <w:pPr>
-        <w:pStyle w:val="Overskrift2"/>
-        <w:rPr>
-          <w:rFonts w:ascii="Times New Roman" w:hAnsi="Times New Roman" w:cs="Times New Roman"/>
-          <w:i/>
-          <w:iCs/>
-          <w:color w:val="404040" w:themeColor="text1" w:themeTint="BF"/>
-          <w:lang w:val="en-US"/>
-        </w:rPr>
-      </w:pPr>
-      <w:bookmarkStart w:id="9" w:name="_Toc238738628"/>
-      <w:r>
-        <w:rPr>
-          <w:rStyle w:val="Svagfremhvning"/>
-          <w:rFonts w:ascii="Times New Roman" w:hAnsi="Times New Roman" w:cs="Times New Roman"/>
-          <w:lang w:val="en-US"/>
-        </w:rPr>
-        <w:t>1</w:t>
-      </w:r>
-      <w:r>
-        <w:rPr>
-          <w:rStyle w:val="Svagfremhvning"/>
-          <w:rFonts w:ascii="Times New Roman" w:hAnsi="Times New Roman" w:cs="Times New Roman"/>
-          <w:lang w:val="en-US"/>
-        </w:rPr>
-        <w:t>.</w:t>
-      </w:r>
-      <w:r>
-        <w:rPr>
-          <w:rStyle w:val="Svagfremhvning"/>
-          <w:rFonts w:ascii="Times New Roman" w:hAnsi="Times New Roman" w:cs="Times New Roman"/>
-          <w:lang w:val="en-US"/>
-        </w:rPr>
-        <w:t>4</w:t>
-      </w:r>
-      <w:r>
-        <w:rPr>
-          <w:rStyle w:val="Svagfremhvning"/>
-          <w:rFonts w:ascii="Times New Roman" w:hAnsi="Times New Roman" w:cs="Times New Roman"/>
-          <w:lang w:val="en-US"/>
-        </w:rPr>
-        <w:t xml:space="preserve"> </w:t>
-      </w:r>
-      <w:r>
-        <w:rPr>
-          <w:rStyle w:val="Svagfremhvning"/>
-          <w:rFonts w:ascii="Times New Roman" w:hAnsi="Times New Roman" w:cs="Times New Roman"/>
-          <w:lang w:val="en-US"/>
-        </w:rPr>
         <w:t>Outcome</w:t>
       </w:r>
-      <w:bookmarkEnd w:id="9"/>
+      <w:bookmarkEnd w:id="17"/>
     </w:p>
     <w:tbl>
       <w:tblPr>
@@ -5638,16 +6531,7 @@
                 <w:bCs/>
                 <w:lang w:val="en-US"/>
               </w:rPr>
-              <w:t xml:space="preserve">Description </w:t>
-            </w:r>
-            <w:r>
-              <w:rPr>
-                <w:rFonts w:ascii="Times New Roman" w:hAnsi="Times New Roman" w:cs="Times New Roman"/>
-                <w:b/>
-                <w:bCs/>
-                <w:lang w:val="en-US"/>
-              </w:rPr>
-              <w:t>(e.g. when is it measured)</w:t>
+              <w:t>Possible values/unit</w:t>
             </w:r>
           </w:p>
         </w:tc>
@@ -5695,7 +6579,7 @@
                 <w:bCs/>
                 <w:lang w:val="en-US"/>
               </w:rPr>
-              <w:t>Possible values/unit</w:t>
+              <w:t>Other information</w:t>
             </w:r>
           </w:p>
         </w:tc>
@@ -5894,437 +6778,18 @@
           <w:color w:val="215E99" w:themeColor="text2" w:themeTint="BF"/>
           <w:lang w:val="en-US"/>
         </w:rPr>
-        <w:t>Note: an outcome typically denotes something that one can measure while an endpoint operationalizes it</w:t>
-      </w:r>
-      <w:r>
-        <w:rPr>
-          <w:rFonts w:ascii="Times New Roman" w:hAnsi="Times New Roman" w:cs="Times New Roman"/>
-          <w:color w:val="215E99" w:themeColor="text2" w:themeTint="BF"/>
-          <w:lang w:val="en-US"/>
-        </w:rPr>
-        <w:t>:</w:t>
-      </w:r>
-    </w:p>
-    <w:p>
-      <w:pPr>
-        <w:rPr>
-          <w:rFonts w:ascii="Times New Roman" w:hAnsi="Times New Roman" w:cs="Times New Roman"/>
-          <w:color w:val="215E99" w:themeColor="text2" w:themeTint="BF"/>
-          <w:lang w:val="en-US"/>
-        </w:rPr>
-      </w:pPr>
-      <w:r>
-        <w:rPr>
-          <w:rFonts w:ascii="Times New Roman" w:hAnsi="Times New Roman" w:cs="Times New Roman"/>
-          <w:color w:val="215E99" w:themeColor="text2" w:themeTint="BF"/>
-          <w:lang w:val="en-US"/>
-        </w:rPr>
-        <w:t>- the outcome may be HAMD measured over time while the endpoint is the relative change from baseline in 8 weeks HAMD6.</w:t>
-      </w:r>
-    </w:p>
-    <w:p>
-      <w:pPr>
-        <w:rPr>
-          <w:rFonts w:ascii="Times New Roman" w:hAnsi="Times New Roman" w:cs="Times New Roman"/>
-          <w:color w:val="215E99" w:themeColor="text2" w:themeTint="BF"/>
-          <w:lang w:val="en-US"/>
-        </w:rPr>
-      </w:pPr>
-      <w:r>
-        <w:rPr>
-          <w:rFonts w:ascii="Times New Roman" w:hAnsi="Times New Roman" w:cs="Times New Roman"/>
-          <w:color w:val="215E99" w:themeColor="text2" w:themeTint="BF"/>
-          <w:lang w:val="en-US"/>
-        </w:rPr>
-        <w:t>-</w:t>
-      </w:r>
-      <w:r>
-        <w:rPr>
-          <w:rFonts w:ascii="Times New Roman" w:hAnsi="Times New Roman" w:cs="Times New Roman"/>
-          <w:color w:val="215E99" w:themeColor="text2" w:themeTint="BF"/>
-          <w:lang w:val="en-US"/>
-        </w:rPr>
-        <w:t xml:space="preserve"> </w:t>
-      </w:r>
-      <w:r>
-        <w:rPr>
-          <w:rFonts w:ascii="Times New Roman" w:hAnsi="Times New Roman" w:cs="Times New Roman"/>
-          <w:color w:val="215E99" w:themeColor="text2" w:themeTint="BF"/>
-          <w:lang w:val="en-US"/>
-        </w:rPr>
-        <w:t>another common example is</w:t>
-      </w:r>
-      <w:r>
-        <w:rPr>
-          <w:rFonts w:ascii="Times New Roman" w:hAnsi="Times New Roman" w:cs="Times New Roman"/>
-          <w:color w:val="215E99" w:themeColor="text2" w:themeTint="BF"/>
-          <w:lang w:val="en-US"/>
-        </w:rPr>
-        <w:t xml:space="preserve"> categorization</w:t>
-      </w:r>
-      <w:r>
-        <w:rPr>
-          <w:rFonts w:ascii="Times New Roman" w:hAnsi="Times New Roman" w:cs="Times New Roman"/>
-          <w:color w:val="215E99" w:themeColor="text2" w:themeTint="BF"/>
-          <w:lang w:val="en-US"/>
-        </w:rPr>
-        <w:t xml:space="preserve">: endpoint is </w:t>
-      </w:r>
-      <w:r>
-        <w:rPr>
-          <w:rFonts w:ascii="Times New Roman" w:hAnsi="Times New Roman" w:cs="Times New Roman"/>
-          <w:color w:val="215E99" w:themeColor="text2" w:themeTint="BF"/>
-          <w:lang w:val="en-US"/>
-        </w:rPr>
-        <w:t>depressed vs. non-depressed</w:t>
-      </w:r>
-      <w:r>
-        <w:rPr>
-          <w:rFonts w:ascii="Times New Roman" w:hAnsi="Times New Roman" w:cs="Times New Roman"/>
-          <w:color w:val="215E99" w:themeColor="text2" w:themeTint="BF"/>
-          <w:lang w:val="en-US"/>
-        </w:rPr>
-        <w:t xml:space="preserve"> obtained assessing HAMD&gt;4.</w:t>
-      </w:r>
-    </w:p>
-    <w:p>
-      <w:pPr>
-        <w:pStyle w:val="Overskrift2"/>
-        <w:rPr>
-          <w:rStyle w:val="Svagfremhvning"/>
-          <w:rFonts w:ascii="Times New Roman" w:hAnsi="Times New Roman" w:cs="Times New Roman"/>
-          <w:lang w:val="en-US"/>
-        </w:rPr>
-      </w:pPr>
-      <w:bookmarkStart w:id="10" w:name="_Toc238738629"/>
-      <w:r>
-        <w:rPr>
-          <w:rStyle w:val="Svagfremhvning"/>
-          <w:rFonts w:ascii="Times New Roman" w:hAnsi="Times New Roman" w:cs="Times New Roman"/>
-          <w:lang w:val="en-US"/>
-        </w:rPr>
-        <w:t>1</w:t>
-      </w:r>
-      <w:r>
-        <w:rPr>
-          <w:rStyle w:val="Svagfremhvning"/>
-          <w:rFonts w:ascii="Times New Roman" w:hAnsi="Times New Roman" w:cs="Times New Roman"/>
-          <w:lang w:val="en-US"/>
-        </w:rPr>
-        <w:t>.</w:t>
-      </w:r>
-      <w:r>
-        <w:rPr>
-          <w:rStyle w:val="Svagfremhvning"/>
-          <w:rFonts w:ascii="Times New Roman" w:hAnsi="Times New Roman" w:cs="Times New Roman"/>
-          <w:lang w:val="en-US"/>
-        </w:rPr>
-        <w:t>5</w:t>
-      </w:r>
-      <w:r>
-        <w:rPr>
-          <w:rStyle w:val="Svagfremhvning"/>
-          <w:rFonts w:ascii="Times New Roman" w:hAnsi="Times New Roman" w:cs="Times New Roman"/>
-          <w:lang w:val="en-US"/>
-        </w:rPr>
-        <w:t xml:space="preserve"> </w:t>
-      </w:r>
-      <w:r>
-        <w:rPr>
-          <w:rStyle w:val="Svagfremhvning"/>
-          <w:rFonts w:ascii="Times New Roman" w:hAnsi="Times New Roman" w:cs="Times New Roman"/>
-          <w:lang w:val="en-US"/>
-        </w:rPr>
-        <w:t>Intercurrent events</w:t>
-      </w:r>
-      <w:bookmarkEnd w:id="10"/>
-    </w:p>
-    <w:p>
-      <w:pPr>
-        <w:rPr>
-          <w:rFonts w:ascii="Times New Roman" w:hAnsi="Times New Roman" w:cs="Times New Roman"/>
-          <w:color w:val="215E99" w:themeColor="text2" w:themeTint="BF"/>
-          <w:lang w:val="en-US"/>
-        </w:rPr>
-      </w:pPr>
-      <w:r>
-        <w:rPr>
-          <w:rFonts w:ascii="Times New Roman" w:hAnsi="Times New Roman" w:cs="Times New Roman"/>
-          <w:color w:val="215E99" w:themeColor="text2" w:themeTint="BF"/>
-          <w:lang w:val="en-US"/>
-        </w:rPr>
-        <w:t>List intercurrent events that may arise during data collection. For later use they can be classified into tw</w:t>
-      </w:r>
-      <w:r>
-        <w:rPr>
-          <w:rFonts w:ascii="Times New Roman" w:hAnsi="Times New Roman" w:cs="Times New Roman"/>
-          <w:color w:val="215E99" w:themeColor="text2" w:themeTint="BF"/>
-          <w:lang w:val="en-US"/>
-        </w:rPr>
-        <w:t>o</w:t>
-      </w:r>
-      <w:r>
-        <w:rPr>
-          <w:rFonts w:ascii="Times New Roman" w:hAnsi="Times New Roman" w:cs="Times New Roman"/>
-          <w:color w:val="215E99" w:themeColor="text2" w:themeTint="BF"/>
-          <w:lang w:val="en-US"/>
-        </w:rPr>
-        <w:t xml:space="preserve"> categories:</w:t>
-      </w:r>
-    </w:p>
-    <w:p>
-      <w:pPr>
-        <w:rPr>
-          <w:rFonts w:ascii="Times New Roman" w:hAnsi="Times New Roman" w:cs="Times New Roman"/>
-          <w:color w:val="215E99" w:themeColor="text2" w:themeTint="BF"/>
-          <w:lang w:val="en-US"/>
-        </w:rPr>
-      </w:pPr>
-      <w:r>
-        <w:rPr>
-          <w:rFonts w:ascii="Times New Roman" w:hAnsi="Times New Roman" w:cs="Times New Roman"/>
-          <w:color w:val="215E99" w:themeColor="text2" w:themeTint="BF"/>
-          <w:lang w:val="en-US"/>
-        </w:rPr>
-        <w:lastRenderedPageBreak/>
-        <w:t xml:space="preserve">- </w:t>
-      </w:r>
-      <w:r>
-        <w:rPr>
-          <w:rFonts w:ascii="Times New Roman" w:hAnsi="Times New Roman" w:cs="Times New Roman"/>
-          <w:color w:val="215E99" w:themeColor="text2" w:themeTint="BF"/>
-          <w:lang w:val="en-US"/>
-        </w:rPr>
-        <w:t xml:space="preserve">truncating event: stop measurements from existing (e.g. death, there is no point trying to measure memory after it) or being possible to measure (e.g. subject fall asleep or got </w:t>
-      </w:r>
-      <w:r>
-        <w:rPr>
-          <w:rFonts w:ascii="Times New Roman" w:hAnsi="Times New Roman" w:cs="Times New Roman"/>
-          <w:color w:val="215E99" w:themeColor="text2" w:themeTint="BF"/>
-          <w:lang w:val="en-US"/>
-        </w:rPr>
-        <w:t>seizure</w:t>
-      </w:r>
-      <w:r>
-        <w:rPr>
-          <w:rFonts w:ascii="Times New Roman" w:hAnsi="Times New Roman" w:cs="Times New Roman"/>
-          <w:color w:val="215E99" w:themeColor="text2" w:themeTint="BF"/>
-          <w:lang w:val="en-US"/>
-        </w:rPr>
-        <w:t xml:space="preserve"> preventing him from answering memory questionnaire). The later category can be seen as informative missing data.</w:t>
-      </w:r>
-    </w:p>
-    <w:p>
-      <w:pPr>
-        <w:rPr>
-          <w:rFonts w:ascii="Times New Roman" w:hAnsi="Times New Roman" w:cs="Times New Roman"/>
-          <w:color w:val="215E99" w:themeColor="text2" w:themeTint="BF"/>
-          <w:lang w:val="en-US"/>
-        </w:rPr>
-      </w:pPr>
-      <w:r>
-        <w:rPr>
-          <w:rFonts w:ascii="Times New Roman" w:hAnsi="Times New Roman" w:cs="Times New Roman"/>
-          <w:color w:val="215E99" w:themeColor="text2" w:themeTint="BF"/>
-          <w:lang w:val="en-US"/>
-        </w:rPr>
-        <w:t xml:space="preserve">- </w:t>
-      </w:r>
-      <w:r>
-        <w:rPr>
-          <w:rFonts w:ascii="Times New Roman" w:hAnsi="Times New Roman" w:cs="Times New Roman"/>
-          <w:color w:val="215E99" w:themeColor="text2" w:themeTint="BF"/>
-          <w:lang w:val="en-US"/>
-        </w:rPr>
-        <w:t xml:space="preserve">modifying event: </w:t>
-      </w:r>
-      <w:r>
-        <w:rPr>
-          <w:rFonts w:ascii="Times New Roman" w:hAnsi="Times New Roman" w:cs="Times New Roman"/>
-          <w:color w:val="215E99" w:themeColor="text2" w:themeTint="BF"/>
-          <w:lang w:val="en-US"/>
-        </w:rPr>
-        <w:t>measurement</w:t>
-      </w:r>
-      <w:r>
-        <w:rPr>
-          <w:rFonts w:ascii="Times New Roman" w:hAnsi="Times New Roman" w:cs="Times New Roman"/>
-          <w:color w:val="215E99" w:themeColor="text2" w:themeTint="BF"/>
-          <w:lang w:val="en-US"/>
-        </w:rPr>
-        <w:t>s</w:t>
-      </w:r>
-      <w:r>
-        <w:rPr>
-          <w:rFonts w:ascii="Times New Roman" w:hAnsi="Times New Roman" w:cs="Times New Roman"/>
-          <w:color w:val="215E99" w:themeColor="text2" w:themeTint="BF"/>
-          <w:lang w:val="en-US"/>
-        </w:rPr>
-        <w:t xml:space="preserve"> </w:t>
-      </w:r>
-      <w:r>
-        <w:rPr>
-          <w:rFonts w:ascii="Times New Roman" w:hAnsi="Times New Roman" w:cs="Times New Roman"/>
-          <w:color w:val="215E99" w:themeColor="text2" w:themeTint="BF"/>
-          <w:lang w:val="en-US"/>
-        </w:rPr>
-        <w:t xml:space="preserve">are available </w:t>
-      </w:r>
-      <w:r>
-        <w:rPr>
-          <w:rFonts w:ascii="Times New Roman" w:hAnsi="Times New Roman" w:cs="Times New Roman"/>
-          <w:color w:val="215E99" w:themeColor="text2" w:themeTint="BF"/>
-          <w:lang w:val="en-US"/>
-        </w:rPr>
-        <w:t xml:space="preserve">but </w:t>
-      </w:r>
-      <w:r>
-        <w:rPr>
-          <w:rFonts w:ascii="Times New Roman" w:hAnsi="Times New Roman" w:cs="Times New Roman"/>
-          <w:color w:val="215E99" w:themeColor="text2" w:themeTint="BF"/>
-          <w:lang w:val="en-US"/>
-        </w:rPr>
-        <w:t>no longer</w:t>
-      </w:r>
-      <w:r>
-        <w:rPr>
-          <w:rFonts w:ascii="Times New Roman" w:hAnsi="Times New Roman" w:cs="Times New Roman"/>
-          <w:color w:val="215E99" w:themeColor="text2" w:themeTint="BF"/>
-          <w:lang w:val="en-US"/>
-        </w:rPr>
-        <w:t xml:space="preserve"> meaningful for the study</w:t>
-      </w:r>
-      <w:r>
-        <w:rPr>
-          <w:rFonts w:ascii="Times New Roman" w:hAnsi="Times New Roman" w:cs="Times New Roman"/>
-          <w:color w:val="215E99" w:themeColor="text2" w:themeTint="BF"/>
-          <w:lang w:val="en-US"/>
-        </w:rPr>
-        <w:t xml:space="preserve"> because of an intermediate event. A typical example is a </w:t>
-      </w:r>
-      <w:r>
-        <w:rPr>
-          <w:rFonts w:ascii="Times New Roman" w:hAnsi="Times New Roman" w:cs="Times New Roman"/>
-          <w:color w:val="215E99" w:themeColor="text2" w:themeTint="BF"/>
-          <w:lang w:val="en-US"/>
-        </w:rPr>
-        <w:t xml:space="preserve">subject </w:t>
-      </w:r>
-      <w:r>
-        <w:rPr>
-          <w:rFonts w:ascii="Times New Roman" w:hAnsi="Times New Roman" w:cs="Times New Roman"/>
-          <w:color w:val="215E99" w:themeColor="text2" w:themeTint="BF"/>
-          <w:lang w:val="en-US"/>
-        </w:rPr>
-        <w:t xml:space="preserve">that stops taking the treatment or that </w:t>
-      </w:r>
-      <w:r>
-        <w:rPr>
-          <w:rFonts w:ascii="Times New Roman" w:hAnsi="Times New Roman" w:cs="Times New Roman"/>
-          <w:color w:val="215E99" w:themeColor="text2" w:themeTint="BF"/>
-          <w:lang w:val="en-US"/>
-        </w:rPr>
-        <w:t>t</w:t>
-      </w:r>
-      <w:r>
-        <w:rPr>
-          <w:rFonts w:ascii="Times New Roman" w:hAnsi="Times New Roman" w:cs="Times New Roman"/>
-          <w:color w:val="215E99" w:themeColor="text2" w:themeTint="BF"/>
-          <w:lang w:val="en-US"/>
-        </w:rPr>
-        <w:t>a</w:t>
-      </w:r>
-      <w:r>
-        <w:rPr>
-          <w:rFonts w:ascii="Times New Roman" w:hAnsi="Times New Roman" w:cs="Times New Roman"/>
-          <w:color w:val="215E99" w:themeColor="text2" w:themeTint="BF"/>
-          <w:lang w:val="en-US"/>
-        </w:rPr>
-        <w:t>k</w:t>
-      </w:r>
-      <w:r>
-        <w:rPr>
-          <w:rFonts w:ascii="Times New Roman" w:hAnsi="Times New Roman" w:cs="Times New Roman"/>
-          <w:color w:val="215E99" w:themeColor="text2" w:themeTint="BF"/>
-          <w:lang w:val="en-US"/>
-        </w:rPr>
-        <w:t>es</w:t>
-      </w:r>
-      <w:r>
-        <w:rPr>
-          <w:rFonts w:ascii="Times New Roman" w:hAnsi="Times New Roman" w:cs="Times New Roman"/>
-          <w:color w:val="215E99" w:themeColor="text2" w:themeTint="BF"/>
-          <w:lang w:val="en-US"/>
-        </w:rPr>
-        <w:t xml:space="preserve"> </w:t>
-      </w:r>
-      <w:r>
-        <w:rPr>
-          <w:rFonts w:ascii="Times New Roman" w:hAnsi="Times New Roman" w:cs="Times New Roman"/>
-          <w:color w:val="215E99" w:themeColor="text2" w:themeTint="BF"/>
-          <w:lang w:val="en-US"/>
-        </w:rPr>
-        <w:t xml:space="preserve">extra </w:t>
-      </w:r>
-      <w:r>
-        <w:rPr>
-          <w:rFonts w:ascii="Times New Roman" w:hAnsi="Times New Roman" w:cs="Times New Roman"/>
-          <w:color w:val="215E99" w:themeColor="text2" w:themeTint="BF"/>
-          <w:lang w:val="en-US"/>
-        </w:rPr>
-        <w:t>treatment</w:t>
-      </w:r>
-      <w:r>
-        <w:rPr>
-          <w:rFonts w:ascii="Times New Roman" w:hAnsi="Times New Roman" w:cs="Times New Roman"/>
-          <w:color w:val="215E99" w:themeColor="text2" w:themeTint="BF"/>
-          <w:lang w:val="en-US"/>
-        </w:rPr>
-        <w:t xml:space="preserve">s: the observed value after that is contaminated by non-adherence to the treatment strategy and thus, while relevant for the Intention </w:t>
-      </w:r>
-      <w:r>
-        <w:rPr>
-          <w:rFonts w:ascii="Times New Roman" w:hAnsi="Times New Roman" w:cs="Times New Roman"/>
-          <w:color w:val="215E99" w:themeColor="text2" w:themeTint="BF"/>
-          <w:lang w:val="en-US"/>
-        </w:rPr>
-        <w:t>t</w:t>
-      </w:r>
-      <w:r>
-        <w:rPr>
-          <w:rFonts w:ascii="Times New Roman" w:hAnsi="Times New Roman" w:cs="Times New Roman"/>
-          <w:color w:val="215E99" w:themeColor="text2" w:themeTint="BF"/>
-          <w:lang w:val="en-US"/>
-        </w:rPr>
-        <w:t xml:space="preserve">o Treat analysis, they are not relevant for assessing the ‘pure’ treatment effect (i.e. had all subjects fully adhered). </w:t>
-      </w:r>
-    </w:p>
-    <w:p>
-      <w:pPr>
-        <w:rPr>
-          <w:rFonts w:ascii="Times New Roman" w:hAnsi="Times New Roman" w:cs="Times New Roman"/>
-          <w:color w:val="215E99" w:themeColor="text2" w:themeTint="BF"/>
-          <w:lang w:val="en-US"/>
-        </w:rPr>
-      </w:pPr>
-      <w:r>
-        <w:rPr>
-          <w:rFonts w:ascii="Times New Roman" w:hAnsi="Times New Roman" w:cs="Times New Roman"/>
-          <w:color w:val="215E99" w:themeColor="text2" w:themeTint="BF"/>
-          <w:lang w:val="en-US"/>
-        </w:rPr>
-        <w:t xml:space="preserve">See </w:t>
-      </w:r>
-      <w:commentRangeStart w:id="11"/>
-      <w:r>
-        <w:rPr>
-          <w:rFonts w:ascii="Times New Roman" w:hAnsi="Times New Roman" w:cs="Times New Roman"/>
-          <w:color w:val="215E99" w:themeColor="text2" w:themeTint="BF"/>
-          <w:lang w:val="en-US"/>
-        </w:rPr>
-        <w:t xml:space="preserve">Kahan et al. 2024 </w:t>
-      </w:r>
-      <w:commentRangeEnd w:id="11"/>
+        <w:t xml:space="preserve">Note: </w:t>
+      </w:r>
+      <w:commentRangeStart w:id="18"/>
+      <w:r>
+        <w:rPr>
+          <w:rFonts w:ascii="Times New Roman" w:hAnsi="Times New Roman" w:cs="Times New Roman"/>
+          <w:color w:val="215E99" w:themeColor="text2" w:themeTint="BF"/>
+          <w:lang w:val="en-US"/>
+        </w:rPr>
+        <w:t>an outcome typically denotes something that one can measure while an endpoint operationalizes it</w:t>
+      </w:r>
+      <w:commentRangeEnd w:id="18"/>
       <w:r>
         <w:rPr>
           <w:rStyle w:val="Kommentarhenvisning"/>
@@ -6334,7 +6799,490 @@
           <w:szCs w:val="24"/>
           <w:lang w:val="en-US"/>
         </w:rPr>
-        <w:commentReference w:id="11"/>
+        <w:commentReference w:id="18"/>
+      </w:r>
+      <w:r>
+        <w:rPr>
+          <w:rFonts w:ascii="Times New Roman" w:hAnsi="Times New Roman" w:cs="Times New Roman"/>
+          <w:color w:val="215E99" w:themeColor="text2" w:themeTint="BF"/>
+          <w:lang w:val="en-US"/>
+        </w:rPr>
+        <w:t xml:space="preserve"> (what is measured, when it is measured, how it is summarized)</w:t>
+      </w:r>
+      <w:r>
+        <w:rPr>
+          <w:rFonts w:ascii="Times New Roman" w:hAnsi="Times New Roman" w:cs="Times New Roman"/>
+          <w:color w:val="215E99" w:themeColor="text2" w:themeTint="BF"/>
+          <w:lang w:val="en-US"/>
+        </w:rPr>
+        <w:t>:</w:t>
+      </w:r>
+    </w:p>
+    <w:p>
+      <w:pPr>
+        <w:rPr>
+          <w:rFonts w:ascii="Times New Roman" w:hAnsi="Times New Roman" w:cs="Times New Roman"/>
+          <w:color w:val="215E99" w:themeColor="text2" w:themeTint="BF"/>
+          <w:lang w:val="en-US"/>
+        </w:rPr>
+      </w:pPr>
+      <w:r>
+        <w:rPr>
+          <w:rFonts w:ascii="Times New Roman" w:hAnsi="Times New Roman" w:cs="Times New Roman"/>
+          <w:color w:val="215E99" w:themeColor="text2" w:themeTint="BF"/>
+          <w:lang w:val="en-US"/>
+        </w:rPr>
+        <w:t>- the outcome may be HAMD measured over time while the endpoint is the relative change from baseline in 8 weeks HAMD6.</w:t>
+      </w:r>
+    </w:p>
+    <w:p>
+      <w:pPr>
+        <w:rPr>
+          <w:rFonts w:ascii="Times New Roman" w:hAnsi="Times New Roman" w:cs="Times New Roman"/>
+          <w:color w:val="215E99" w:themeColor="text2" w:themeTint="BF"/>
+          <w:lang w:val="en-US"/>
+        </w:rPr>
+      </w:pPr>
+      <w:r>
+        <w:rPr>
+          <w:rFonts w:ascii="Times New Roman" w:hAnsi="Times New Roman" w:cs="Times New Roman"/>
+          <w:color w:val="215E99" w:themeColor="text2" w:themeTint="BF"/>
+          <w:lang w:val="en-US"/>
+        </w:rPr>
+        <w:t>-</w:t>
+      </w:r>
+      <w:r>
+        <w:rPr>
+          <w:rFonts w:ascii="Times New Roman" w:hAnsi="Times New Roman" w:cs="Times New Roman"/>
+          <w:color w:val="215E99" w:themeColor="text2" w:themeTint="BF"/>
+          <w:lang w:val="en-US"/>
+        </w:rPr>
+        <w:t xml:space="preserve"> </w:t>
+      </w:r>
+      <w:r>
+        <w:rPr>
+          <w:rFonts w:ascii="Times New Roman" w:hAnsi="Times New Roman" w:cs="Times New Roman"/>
+          <w:color w:val="215E99" w:themeColor="text2" w:themeTint="BF"/>
+          <w:lang w:val="en-US"/>
+        </w:rPr>
+        <w:t>another common example is</w:t>
+      </w:r>
+      <w:r>
+        <w:rPr>
+          <w:rFonts w:ascii="Times New Roman" w:hAnsi="Times New Roman" w:cs="Times New Roman"/>
+          <w:color w:val="215E99" w:themeColor="text2" w:themeTint="BF"/>
+          <w:lang w:val="en-US"/>
+        </w:rPr>
+        <w:t xml:space="preserve"> categorization</w:t>
+      </w:r>
+      <w:r>
+        <w:rPr>
+          <w:rFonts w:ascii="Times New Roman" w:hAnsi="Times New Roman" w:cs="Times New Roman"/>
+          <w:color w:val="215E99" w:themeColor="text2" w:themeTint="BF"/>
+          <w:lang w:val="en-US"/>
+        </w:rPr>
+        <w:t xml:space="preserve">: endpoint is </w:t>
+      </w:r>
+      <w:r>
+        <w:rPr>
+          <w:rFonts w:ascii="Times New Roman" w:hAnsi="Times New Roman" w:cs="Times New Roman"/>
+          <w:color w:val="215E99" w:themeColor="text2" w:themeTint="BF"/>
+          <w:lang w:val="en-US"/>
+        </w:rPr>
+        <w:t>depressed vs. non-depressed</w:t>
+      </w:r>
+      <w:r>
+        <w:rPr>
+          <w:rFonts w:ascii="Times New Roman" w:hAnsi="Times New Roman" w:cs="Times New Roman"/>
+          <w:color w:val="215E99" w:themeColor="text2" w:themeTint="BF"/>
+          <w:lang w:val="en-US"/>
+        </w:rPr>
+        <w:t xml:space="preserve"> obtained assessing HAMD&gt;4</w:t>
+      </w:r>
+      <w:r>
+        <w:rPr>
+          <w:rFonts w:ascii="Times New Roman" w:hAnsi="Times New Roman" w:cs="Times New Roman"/>
+          <w:color w:val="215E99" w:themeColor="text2" w:themeTint="BF"/>
+          <w:lang w:val="en-US"/>
+        </w:rPr>
+        <w:t xml:space="preserve"> at week 8</w:t>
+      </w:r>
+      <w:r>
+        <w:rPr>
+          <w:rFonts w:ascii="Times New Roman" w:hAnsi="Times New Roman" w:cs="Times New Roman"/>
+          <w:color w:val="215E99" w:themeColor="text2" w:themeTint="BF"/>
+          <w:lang w:val="en-US"/>
+        </w:rPr>
+        <w:t>.</w:t>
+      </w:r>
+    </w:p>
+    <w:p>
+      <w:pPr>
+        <w:pStyle w:val="Overskrift2"/>
+        <w:rPr>
+          <w:rStyle w:val="Svagfremhvning"/>
+          <w:rFonts w:ascii="Times New Roman" w:hAnsi="Times New Roman" w:cs="Times New Roman"/>
+          <w:lang w:val="en-US"/>
+        </w:rPr>
+      </w:pPr>
+      <w:bookmarkStart w:id="19" w:name="_Toc238738629"/>
+      <w:r>
+        <w:rPr>
+          <w:rStyle w:val="Svagfremhvning"/>
+          <w:rFonts w:ascii="Times New Roman" w:hAnsi="Times New Roman" w:cs="Times New Roman"/>
+          <w:lang w:val="en-US"/>
+        </w:rPr>
+        <w:lastRenderedPageBreak/>
+        <w:t>1</w:t>
+      </w:r>
+      <w:r>
+        <w:rPr>
+          <w:rStyle w:val="Svagfremhvning"/>
+          <w:rFonts w:ascii="Times New Roman" w:hAnsi="Times New Roman" w:cs="Times New Roman"/>
+          <w:lang w:val="en-US"/>
+        </w:rPr>
+        <w:t>.</w:t>
+      </w:r>
+      <w:r>
+        <w:rPr>
+          <w:rStyle w:val="Svagfremhvning"/>
+          <w:rFonts w:ascii="Times New Roman" w:hAnsi="Times New Roman" w:cs="Times New Roman"/>
+          <w:lang w:val="en-US"/>
+        </w:rPr>
+        <w:t>5</w:t>
+      </w:r>
+      <w:r>
+        <w:rPr>
+          <w:rStyle w:val="Svagfremhvning"/>
+          <w:rFonts w:ascii="Times New Roman" w:hAnsi="Times New Roman" w:cs="Times New Roman"/>
+          <w:lang w:val="en-US"/>
+        </w:rPr>
+        <w:t xml:space="preserve"> </w:t>
+      </w:r>
+      <w:r>
+        <w:rPr>
+          <w:rStyle w:val="Svagfremhvning"/>
+          <w:rFonts w:ascii="Times New Roman" w:hAnsi="Times New Roman" w:cs="Times New Roman"/>
+          <w:lang w:val="en-US"/>
+        </w:rPr>
+        <w:t>Intercurrent events</w:t>
+      </w:r>
+      <w:bookmarkEnd w:id="19"/>
+    </w:p>
+    <w:p>
+      <w:pPr>
+        <w:rPr>
+          <w:rFonts w:ascii="Times New Roman" w:hAnsi="Times New Roman" w:cs="Times New Roman"/>
+          <w:color w:val="215E99" w:themeColor="text2" w:themeTint="BF"/>
+          <w:lang w:val="en-US"/>
+        </w:rPr>
+      </w:pPr>
+      <w:r>
+        <w:rPr>
+          <w:rFonts w:ascii="Times New Roman" w:hAnsi="Times New Roman" w:cs="Times New Roman"/>
+          <w:color w:val="215E99" w:themeColor="text2" w:themeTint="BF"/>
+          <w:lang w:val="en-US"/>
+        </w:rPr>
+        <w:t>List intercurrent events that may arise during data collection. For later use they can be classified into tw</w:t>
+      </w:r>
+      <w:r>
+        <w:rPr>
+          <w:rFonts w:ascii="Times New Roman" w:hAnsi="Times New Roman" w:cs="Times New Roman"/>
+          <w:color w:val="215E99" w:themeColor="text2" w:themeTint="BF"/>
+          <w:lang w:val="en-US"/>
+        </w:rPr>
+        <w:t>o</w:t>
+      </w:r>
+      <w:r>
+        <w:rPr>
+          <w:rFonts w:ascii="Times New Roman" w:hAnsi="Times New Roman" w:cs="Times New Roman"/>
+          <w:color w:val="215E99" w:themeColor="text2" w:themeTint="BF"/>
+          <w:lang w:val="en-US"/>
+        </w:rPr>
+        <w:t xml:space="preserve"> categories:</w:t>
+      </w:r>
+    </w:p>
+    <w:p>
+      <w:pPr>
+        <w:rPr>
+          <w:rFonts w:ascii="Times New Roman" w:hAnsi="Times New Roman" w:cs="Times New Roman"/>
+          <w:color w:val="215E99" w:themeColor="text2" w:themeTint="BF"/>
+          <w:lang w:val="en-US"/>
+        </w:rPr>
+      </w:pPr>
+      <w:r>
+        <w:rPr>
+          <w:rFonts w:ascii="Times New Roman" w:hAnsi="Times New Roman" w:cs="Times New Roman"/>
+          <w:b/>
+          <w:bCs/>
+          <w:lang w:val="en-US"/>
+        </w:rPr>
+        <w:t xml:space="preserve">- </w:t>
+      </w:r>
+      <w:r>
+        <w:rPr>
+          <w:rFonts w:ascii="Times New Roman" w:hAnsi="Times New Roman" w:cs="Times New Roman"/>
+          <w:b/>
+          <w:bCs/>
+          <w:lang w:val="en-US"/>
+        </w:rPr>
+        <w:t>truncating event</w:t>
+      </w:r>
+      <w:r>
+        <w:rPr>
+          <w:rFonts w:ascii="Times New Roman" w:hAnsi="Times New Roman" w:cs="Times New Roman"/>
+          <w:color w:val="215E99" w:themeColor="text2" w:themeTint="BF"/>
+          <w:lang w:val="en-US"/>
+        </w:rPr>
+        <w:t xml:space="preserve">: stop measurements from existing (e.g. death, there is no point trying to measure memory after it) or being possible to measure (e.g. subject fall asleep or got </w:t>
+      </w:r>
+      <w:r>
+        <w:rPr>
+          <w:rFonts w:ascii="Times New Roman" w:hAnsi="Times New Roman" w:cs="Times New Roman"/>
+          <w:color w:val="215E99" w:themeColor="text2" w:themeTint="BF"/>
+          <w:lang w:val="en-US"/>
+        </w:rPr>
+        <w:t>seizure</w:t>
+      </w:r>
+      <w:r>
+        <w:rPr>
+          <w:rFonts w:ascii="Times New Roman" w:hAnsi="Times New Roman" w:cs="Times New Roman"/>
+          <w:color w:val="215E99" w:themeColor="text2" w:themeTint="BF"/>
+          <w:lang w:val="en-US"/>
+        </w:rPr>
+        <w:t xml:space="preserve"> preventing him from answering memory questionnaire). The later category can be seen as informative missing data.</w:t>
+      </w:r>
+    </w:p>
+    <w:p>
+      <w:pPr>
+        <w:rPr>
+          <w:rFonts w:ascii="Times New Roman" w:hAnsi="Times New Roman" w:cs="Times New Roman"/>
+          <w:color w:val="215E99" w:themeColor="text2" w:themeTint="BF"/>
+          <w:lang w:val="en-US"/>
+        </w:rPr>
+      </w:pPr>
+      <w:r>
+        <w:rPr>
+          <w:rFonts w:ascii="Times New Roman" w:hAnsi="Times New Roman" w:cs="Times New Roman"/>
+          <w:b/>
+          <w:bCs/>
+          <w:lang w:val="en-US"/>
+        </w:rPr>
+        <w:t xml:space="preserve">- </w:t>
+      </w:r>
+      <w:r>
+        <w:rPr>
+          <w:rFonts w:ascii="Times New Roman" w:hAnsi="Times New Roman" w:cs="Times New Roman"/>
+          <w:b/>
+          <w:bCs/>
+          <w:lang w:val="en-US"/>
+        </w:rPr>
+        <w:t>modifying event:</w:t>
+      </w:r>
+      <w:r>
+        <w:rPr>
+          <w:rFonts w:ascii="Times New Roman" w:hAnsi="Times New Roman" w:cs="Times New Roman"/>
+          <w:lang w:val="en-US"/>
+        </w:rPr>
+        <w:t xml:space="preserve"> </w:t>
+      </w:r>
+      <w:r>
+        <w:rPr>
+          <w:rFonts w:ascii="Times New Roman" w:hAnsi="Times New Roman" w:cs="Times New Roman"/>
+          <w:color w:val="215E99" w:themeColor="text2" w:themeTint="BF"/>
+          <w:lang w:val="en-US"/>
+        </w:rPr>
+        <w:t>measurement</w:t>
+      </w:r>
+      <w:r>
+        <w:rPr>
+          <w:rFonts w:ascii="Times New Roman" w:hAnsi="Times New Roman" w:cs="Times New Roman"/>
+          <w:color w:val="215E99" w:themeColor="text2" w:themeTint="BF"/>
+          <w:lang w:val="en-US"/>
+        </w:rPr>
+        <w:t>s</w:t>
+      </w:r>
+      <w:r>
+        <w:rPr>
+          <w:rFonts w:ascii="Times New Roman" w:hAnsi="Times New Roman" w:cs="Times New Roman"/>
+          <w:color w:val="215E99" w:themeColor="text2" w:themeTint="BF"/>
+          <w:lang w:val="en-US"/>
+        </w:rPr>
+        <w:t xml:space="preserve"> </w:t>
+      </w:r>
+      <w:r>
+        <w:rPr>
+          <w:rFonts w:ascii="Times New Roman" w:hAnsi="Times New Roman" w:cs="Times New Roman"/>
+          <w:color w:val="215E99" w:themeColor="text2" w:themeTint="BF"/>
+          <w:lang w:val="en-US"/>
+        </w:rPr>
+        <w:t xml:space="preserve">are available </w:t>
+      </w:r>
+      <w:r>
+        <w:rPr>
+          <w:rFonts w:ascii="Times New Roman" w:hAnsi="Times New Roman" w:cs="Times New Roman"/>
+          <w:color w:val="215E99" w:themeColor="text2" w:themeTint="BF"/>
+          <w:lang w:val="en-US"/>
+        </w:rPr>
+        <w:t xml:space="preserve">but </w:t>
+      </w:r>
+      <w:r>
+        <w:rPr>
+          <w:rFonts w:ascii="Times New Roman" w:hAnsi="Times New Roman" w:cs="Times New Roman"/>
+          <w:color w:val="215E99" w:themeColor="text2" w:themeTint="BF"/>
+          <w:lang w:val="en-US"/>
+        </w:rPr>
+        <w:t>no longer</w:t>
+      </w:r>
+      <w:r>
+        <w:rPr>
+          <w:rFonts w:ascii="Times New Roman" w:hAnsi="Times New Roman" w:cs="Times New Roman"/>
+          <w:color w:val="215E99" w:themeColor="text2" w:themeTint="BF"/>
+          <w:lang w:val="en-US"/>
+        </w:rPr>
+        <w:t xml:space="preserve"> meaningful for the study</w:t>
+      </w:r>
+      <w:r>
+        <w:rPr>
+          <w:rFonts w:ascii="Times New Roman" w:hAnsi="Times New Roman" w:cs="Times New Roman"/>
+          <w:color w:val="215E99" w:themeColor="text2" w:themeTint="BF"/>
+          <w:lang w:val="en-US"/>
+        </w:rPr>
+        <w:t xml:space="preserve"> because of an intermediate event. A typical example is a </w:t>
+      </w:r>
+      <w:r>
+        <w:rPr>
+          <w:rFonts w:ascii="Times New Roman" w:hAnsi="Times New Roman" w:cs="Times New Roman"/>
+          <w:color w:val="215E99" w:themeColor="text2" w:themeTint="BF"/>
+          <w:lang w:val="en-US"/>
+        </w:rPr>
+        <w:t xml:space="preserve">subject </w:t>
+      </w:r>
+      <w:r>
+        <w:rPr>
+          <w:rFonts w:ascii="Times New Roman" w:hAnsi="Times New Roman" w:cs="Times New Roman"/>
+          <w:color w:val="215E99" w:themeColor="text2" w:themeTint="BF"/>
+          <w:lang w:val="en-US"/>
+        </w:rPr>
+        <w:t xml:space="preserve">that stops taking the treatment or that </w:t>
+      </w:r>
+      <w:r>
+        <w:rPr>
+          <w:rFonts w:ascii="Times New Roman" w:hAnsi="Times New Roman" w:cs="Times New Roman"/>
+          <w:color w:val="215E99" w:themeColor="text2" w:themeTint="BF"/>
+          <w:lang w:val="en-US"/>
+        </w:rPr>
+        <w:t>t</w:t>
+      </w:r>
+      <w:r>
+        <w:rPr>
+          <w:rFonts w:ascii="Times New Roman" w:hAnsi="Times New Roman" w:cs="Times New Roman"/>
+          <w:color w:val="215E99" w:themeColor="text2" w:themeTint="BF"/>
+          <w:lang w:val="en-US"/>
+        </w:rPr>
+        <w:t>a</w:t>
+      </w:r>
+      <w:r>
+        <w:rPr>
+          <w:rFonts w:ascii="Times New Roman" w:hAnsi="Times New Roman" w:cs="Times New Roman"/>
+          <w:color w:val="215E99" w:themeColor="text2" w:themeTint="BF"/>
+          <w:lang w:val="en-US"/>
+        </w:rPr>
+        <w:t>k</w:t>
+      </w:r>
+      <w:r>
+        <w:rPr>
+          <w:rFonts w:ascii="Times New Roman" w:hAnsi="Times New Roman" w:cs="Times New Roman"/>
+          <w:color w:val="215E99" w:themeColor="text2" w:themeTint="BF"/>
+          <w:lang w:val="en-US"/>
+        </w:rPr>
+        <w:t>es</w:t>
+      </w:r>
+      <w:r>
+        <w:rPr>
+          <w:rFonts w:ascii="Times New Roman" w:hAnsi="Times New Roman" w:cs="Times New Roman"/>
+          <w:color w:val="215E99" w:themeColor="text2" w:themeTint="BF"/>
+          <w:lang w:val="en-US"/>
+        </w:rPr>
+        <w:t xml:space="preserve"> </w:t>
+      </w:r>
+      <w:r>
+        <w:rPr>
+          <w:rFonts w:ascii="Times New Roman" w:hAnsi="Times New Roman" w:cs="Times New Roman"/>
+          <w:color w:val="215E99" w:themeColor="text2" w:themeTint="BF"/>
+          <w:lang w:val="en-US"/>
+        </w:rPr>
+        <w:t xml:space="preserve">extra </w:t>
+      </w:r>
+      <w:r>
+        <w:rPr>
+          <w:rFonts w:ascii="Times New Roman" w:hAnsi="Times New Roman" w:cs="Times New Roman"/>
+          <w:color w:val="215E99" w:themeColor="text2" w:themeTint="BF"/>
+          <w:lang w:val="en-US"/>
+        </w:rPr>
+        <w:t>treatment</w:t>
+      </w:r>
+      <w:r>
+        <w:rPr>
+          <w:rFonts w:ascii="Times New Roman" w:hAnsi="Times New Roman" w:cs="Times New Roman"/>
+          <w:color w:val="215E99" w:themeColor="text2" w:themeTint="BF"/>
+          <w:lang w:val="en-US"/>
+        </w:rPr>
+        <w:t xml:space="preserve">s: the observed value after that is contaminated by non-adherence to the treatment strategy and thus, while relevant for the Intention </w:t>
+      </w:r>
+      <w:r>
+        <w:rPr>
+          <w:rFonts w:ascii="Times New Roman" w:hAnsi="Times New Roman" w:cs="Times New Roman"/>
+          <w:color w:val="215E99" w:themeColor="text2" w:themeTint="BF"/>
+          <w:lang w:val="en-US"/>
+        </w:rPr>
+        <w:t>t</w:t>
+      </w:r>
+      <w:r>
+        <w:rPr>
+          <w:rFonts w:ascii="Times New Roman" w:hAnsi="Times New Roman" w:cs="Times New Roman"/>
+          <w:color w:val="215E99" w:themeColor="text2" w:themeTint="BF"/>
+          <w:lang w:val="en-US"/>
+        </w:rPr>
+        <w:t xml:space="preserve">o Treat analysis, they are not relevant for assessing the ‘pure’ treatment effect (i.e. had all subjects fully adhered). </w:t>
+      </w:r>
+    </w:p>
+    <w:p>
+      <w:pPr>
+        <w:rPr>
+          <w:rFonts w:ascii="Times New Roman" w:hAnsi="Times New Roman" w:cs="Times New Roman"/>
+          <w:color w:val="215E99" w:themeColor="text2" w:themeTint="BF"/>
+          <w:lang w:val="en-US"/>
+        </w:rPr>
+      </w:pPr>
+      <w:r>
+        <w:rPr>
+          <w:rFonts w:ascii="Times New Roman" w:hAnsi="Times New Roman" w:cs="Times New Roman"/>
+          <w:color w:val="215E99" w:themeColor="text2" w:themeTint="BF"/>
+          <w:lang w:val="en-US"/>
+        </w:rPr>
+        <w:t xml:space="preserve">See </w:t>
+      </w:r>
+      <w:commentRangeStart w:id="20"/>
+      <w:r>
+        <w:rPr>
+          <w:rFonts w:ascii="Times New Roman" w:hAnsi="Times New Roman" w:cs="Times New Roman"/>
+          <w:color w:val="215E99" w:themeColor="text2" w:themeTint="BF"/>
+          <w:lang w:val="en-US"/>
+        </w:rPr>
+        <w:t xml:space="preserve">Kahan et al. 2024 </w:t>
+      </w:r>
+      <w:commentRangeEnd w:id="20"/>
+      <w:r>
+        <w:rPr>
+          <w:rStyle w:val="Kommentarhenvisning"/>
+          <w:rFonts w:ascii="Times New Roman" w:hAnsi="Times New Roman" w:cs="Times New Roman"/>
+          <w:color w:val="215E99" w:themeColor="text2" w:themeTint="BF"/>
+          <w:sz w:val="24"/>
+          <w:szCs w:val="24"/>
+          <w:lang w:val="en-US"/>
+        </w:rPr>
+        <w:commentReference w:id="20"/>
       </w:r>
       <w:r>
         <w:rPr>
@@ -6362,7 +7310,7 @@
           <w:lang w:val="en-US"/>
         </w:rPr>
       </w:pPr>
-      <w:bookmarkStart w:id="12" w:name="_Toc238738630"/>
+      <w:bookmarkStart w:id="21" w:name="_Toc238738630"/>
       <w:r>
         <w:rPr>
           <w:rStyle w:val="Svagfremhvning"/>
@@ -6403,23 +7351,55 @@
         </w:rPr>
         <w:t>Covariates</w:t>
       </w:r>
-      <w:bookmarkEnd w:id="12"/>
-    </w:p>
-    <w:p>
-      <w:pPr>
-        <w:rPr>
-          <w:rFonts w:ascii="Times New Roman" w:hAnsi="Times New Roman" w:cs="Times New Roman"/>
-          <w:color w:val="215E99" w:themeColor="text2" w:themeTint="BF"/>
-          <w:lang w:val="en-US"/>
-        </w:rPr>
-      </w:pPr>
-      <w:r>
-        <w:rPr>
-          <w:rFonts w:ascii="Times New Roman" w:hAnsi="Times New Roman" w:cs="Times New Roman"/>
-          <w:color w:val="215E99" w:themeColor="text2" w:themeTint="BF"/>
-          <w:lang w:val="en-US"/>
-        </w:rPr>
-        <w:t>[optional] Describe any covariable (as in 1.4) relevant for the analysis.</w:t>
+      <w:bookmarkEnd w:id="21"/>
+    </w:p>
+    <w:p>
+      <w:pPr>
+        <w:rPr>
+          <w:rFonts w:ascii="Times New Roman" w:hAnsi="Times New Roman" w:cs="Times New Roman"/>
+          <w:color w:val="215E99" w:themeColor="text2" w:themeTint="BF"/>
+          <w:lang w:val="en-US"/>
+        </w:rPr>
+      </w:pPr>
+      <w:r>
+        <w:rPr>
+          <w:rFonts w:ascii="Times New Roman" w:hAnsi="Times New Roman" w:cs="Times New Roman"/>
+          <w:color w:val="215E99" w:themeColor="text2" w:themeTint="BF"/>
+          <w:lang w:val="en-US"/>
+        </w:rPr>
+        <w:t xml:space="preserve">[optional] </w:t>
+      </w:r>
+      <w:r>
+        <w:rPr>
+          <w:rFonts w:ascii="Times New Roman" w:hAnsi="Times New Roman" w:cs="Times New Roman"/>
+          <w:color w:val="215E99" w:themeColor="text2" w:themeTint="BF"/>
+          <w:lang w:val="en-US"/>
+        </w:rPr>
+        <w:t>List</w:t>
+      </w:r>
+      <w:r>
+        <w:rPr>
+          <w:rFonts w:ascii="Times New Roman" w:hAnsi="Times New Roman" w:cs="Times New Roman"/>
+          <w:color w:val="215E99" w:themeColor="text2" w:themeTint="BF"/>
+          <w:lang w:val="en-US"/>
+        </w:rPr>
+        <w:t xml:space="preserve"> any covaria</w:t>
+      </w:r>
+      <w:r>
+        <w:rPr>
+          <w:rFonts w:ascii="Times New Roman" w:hAnsi="Times New Roman" w:cs="Times New Roman"/>
+          <w:color w:val="215E99" w:themeColor="text2" w:themeTint="BF"/>
+          <w:lang w:val="en-US"/>
+        </w:rPr>
+        <w:t>t</w:t>
+      </w:r>
+      <w:r>
+        <w:rPr>
+          <w:rFonts w:ascii="Times New Roman" w:hAnsi="Times New Roman" w:cs="Times New Roman"/>
+          <w:color w:val="215E99" w:themeColor="text2" w:themeTint="BF"/>
+          <w:lang w:val="en-US"/>
+        </w:rPr>
+        <w:t>e (as in 1.4) relevant for the analysis.</w:t>
       </w:r>
     </w:p>
     <w:p>
@@ -6433,7 +7413,7 @@
           <w:lang w:val="en-US"/>
         </w:rPr>
       </w:pPr>
-      <w:bookmarkStart w:id="13" w:name="_Toc238738631"/>
+      <w:bookmarkStart w:id="22" w:name="_Toc238738631"/>
       <w:r>
         <w:rPr>
           <w:rStyle w:val="Svagfremhvning"/>
@@ -6474,7 +7454,7 @@
         </w:rPr>
         <w:t>Calculations</w:t>
       </w:r>
-      <w:bookmarkEnd w:id="13"/>
+      <w:bookmarkEnd w:id="22"/>
       <w:r>
         <w:rPr>
           <w:rStyle w:val="Svagfremhvning"/>
@@ -6531,7 +7511,36 @@
           <w:color w:val="215E99" w:themeColor="text2" w:themeTint="BF"/>
           <w:lang w:val="en-US"/>
         </w:rPr>
-        <w:t>This is especially important in time to event analysis / survival analysis / multi-state analysis where the definition of what defines time 0 should be clarified (usually randomization but could be start of treatment, inclusion in the trial, …). Also what triggers ends of follow-up, especially regarding ‘right-censoring’ (emigration, left the hospital, …). Did not answer a phone call leads to an upper bound of when drop-out occurred which is not exactly what is required in standard survival analysis.</w:t>
+        <w:t xml:space="preserve">This is especially important in time to event analysis / survival analysis / multi-state analysis where the definition of what defines time 0 should be clarified (usually randomization but could be </w:t>
+      </w:r>
+      <w:commentRangeStart w:id="23"/>
+      <w:r>
+        <w:rPr>
+          <w:rFonts w:ascii="Times New Roman" w:hAnsi="Times New Roman" w:cs="Times New Roman"/>
+          <w:color w:val="215E99" w:themeColor="text2" w:themeTint="BF"/>
+          <w:lang w:val="en-US"/>
+        </w:rPr>
+        <w:t>start of treatment</w:t>
+      </w:r>
+      <w:commentRangeEnd w:id="23"/>
+      <w:r>
+        <w:rPr>
+          <w:rStyle w:val="Kommentarhenvisning"/>
+          <w:rFonts w:ascii="Times New Roman" w:hAnsi="Times New Roman" w:cs="Times New Roman"/>
+          <w:color w:val="215E99" w:themeColor="text2" w:themeTint="BF"/>
+          <w:sz w:val="24"/>
+          <w:szCs w:val="24"/>
+          <w:lang w:val="en-US"/>
+        </w:rPr>
+        <w:commentReference w:id="23"/>
+      </w:r>
+      <w:r>
+        <w:rPr>
+          <w:rFonts w:ascii="Times New Roman" w:hAnsi="Times New Roman" w:cs="Times New Roman"/>
+          <w:color w:val="215E99" w:themeColor="text2" w:themeTint="BF"/>
+          <w:lang w:val="en-US"/>
+        </w:rPr>
+        <w:t>, …). Also what triggers ends of follow-up, especially regarding ‘right-censoring’ (emigration, left the hospital, …). Did not answer a phone call leads to an upper bound of when drop-out occurred which is not exactly what is required in standard survival analysis.</w:t>
       </w:r>
     </w:p>
     <w:p>
@@ -6568,7 +7577,7 @@
           <w:lang w:val="en-US"/>
         </w:rPr>
       </w:pPr>
-      <w:bookmarkStart w:id="14" w:name="_Toc238738632"/>
+      <w:bookmarkStart w:id="24" w:name="_Toc238738632"/>
       <w:r>
         <w:rPr>
           <w:rStyle w:val="Svagfremhvning"/>
@@ -6609,7 +7618,7 @@
         </w:rPr>
         <w:t>Execution of the data management and data analysis</w:t>
       </w:r>
-      <w:bookmarkEnd w:id="14"/>
+      <w:bookmarkEnd w:id="24"/>
     </w:p>
     <w:p>
       <w:pPr>
@@ -6669,45 +7678,7 @@
         <w:rPr>
           <w:lang w:val="en-US"/>
         </w:rPr>
-        <w:t>…</w:t>
-      </w:r>
-    </w:p>
-    <w:p>
-      <w:pPr>
-        <w:rPr>
-          <w:lang w:val="en-US"/>
-        </w:rPr>
-      </w:pPr>
-      <w:r>
-        <w:rPr>
-          <w:lang w:val="en-US"/>
-        </w:rPr>
-        <w:t xml:space="preserve">Any modification of the original database will be documented in YYY. </w:t>
-      </w:r>
-    </w:p>
-    <w:p>
-      <w:pPr>
-        <w:rPr>
-          <w:lang w:val="en-US"/>
-        </w:rPr>
-      </w:pPr>
-      <w:r>
-        <w:rPr>
-          <w:lang w:val="en-US"/>
-        </w:rPr>
-        <w:t xml:space="preserve">b) </w:t>
-      </w:r>
-      <w:r>
-        <w:rPr>
-          <w:lang w:val="en-US"/>
-        </w:rPr>
-        <w:t>Descriptive statistics w</w:t>
-      </w:r>
-      <w:r>
-        <w:rPr>
-          <w:lang w:val="en-US"/>
-        </w:rPr>
-        <w:t>ill be performed by XXX on the curated dataset of the entire cohort:</w:t>
+        <w:t>Missing data will be reviewed to verify that the data are indeed missing.</w:t>
       </w:r>
     </w:p>
     <w:p>
@@ -6721,11 +7692,61 @@
           <w:lang w:val="en-US"/>
         </w:rPr>
       </w:pPr>
-      <w:r>
-        <w:rPr>
-          <w:lang w:val="en-US"/>
-        </w:rPr>
-        <w:t>Presence/percentage of missing data in the … outcome</w:t>
+      <w:commentRangeStart w:id="25"/>
+      <w:r>
+        <w:rPr>
+          <w:lang w:val="en-US"/>
+        </w:rPr>
+        <w:t>Abnormal values in outcome XXX will be reviewed.</w:t>
+      </w:r>
+      <w:commentRangeEnd w:id="25"/>
+      <w:r>
+        <w:rPr>
+          <w:rStyle w:val="Kommentarhenvisning"/>
+          <w:sz w:val="24"/>
+          <w:szCs w:val="24"/>
+          <w:lang w:val="en-US"/>
+        </w:rPr>
+        <w:commentReference w:id="25"/>
+      </w:r>
+    </w:p>
+    <w:p>
+      <w:pPr>
+        <w:rPr>
+          <w:lang w:val="en-US"/>
+        </w:rPr>
+      </w:pPr>
+      <w:r>
+        <w:rPr>
+          <w:lang w:val="en-US"/>
+        </w:rPr>
+        <w:lastRenderedPageBreak/>
+        <w:t xml:space="preserve">Any modification of the original database will be documented in YYY. </w:t>
+      </w:r>
+    </w:p>
+    <w:p>
+      <w:pPr>
+        <w:rPr>
+          <w:lang w:val="en-US"/>
+        </w:rPr>
+      </w:pPr>
+      <w:r>
+        <w:rPr>
+          <w:lang w:val="en-US"/>
+        </w:rPr>
+        <w:t xml:space="preserve">b) </w:t>
+      </w:r>
+      <w:r>
+        <w:rPr>
+          <w:lang w:val="en-US"/>
+        </w:rPr>
+        <w:t>Descriptive statistics w</w:t>
+      </w:r>
+      <w:r>
+        <w:rPr>
+          <w:lang w:val="en-US"/>
+        </w:rPr>
+        <w:t>ill be performed by XXX on the curated dataset of the entire cohort:</w:t>
       </w:r>
     </w:p>
     <w:p>
@@ -6743,7 +7764,24 @@
         <w:rPr>
           <w:lang w:val="en-US"/>
         </w:rPr>
-        <w:lastRenderedPageBreak/>
+        <w:t>Presence/percentage of missing data in the … outcome</w:t>
+      </w:r>
+    </w:p>
+    <w:p>
+      <w:pPr>
+        <w:pStyle w:val="Listeafsnit"/>
+        <w:numPr>
+          <w:ilvl w:val="0"/>
+          <w:numId w:val="28"/>
+        </w:numPr>
+        <w:rPr>
+          <w:lang w:val="en-US"/>
+        </w:rPr>
+      </w:pPr>
+      <w:r>
+        <w:rPr>
+          <w:lang w:val="en-US"/>
+        </w:rPr>
         <w:t>… adherence …</w:t>
       </w:r>
     </w:p>
@@ -6837,7 +7875,7 @@
           <w:lang w:val="en-US"/>
         </w:rPr>
       </w:pPr>
-      <w:bookmarkStart w:id="15" w:name="_Toc238738633"/>
+      <w:bookmarkStart w:id="26" w:name="_Toc238738633"/>
       <w:r>
         <w:rPr>
           <w:rFonts w:ascii="Times New Roman" w:hAnsi="Times New Roman" w:cs="Times New Roman"/>
@@ -6869,7 +7907,7 @@
         </w:rPr>
         <w:t>Statistical hypotheses</w:t>
       </w:r>
-      <w:bookmarkEnd w:id="15"/>
+      <w:bookmarkEnd w:id="26"/>
     </w:p>
     <w:p>
       <w:pPr>
@@ -6880,7 +7918,7 @@
           <w:lang w:val="en-US"/>
         </w:rPr>
       </w:pPr>
-      <w:bookmarkStart w:id="16" w:name="_Toc238738634"/>
+      <w:bookmarkStart w:id="27" w:name="_Toc238738634"/>
       <w:r>
         <w:rPr>
           <w:rStyle w:val="Svagfremhvning"/>
@@ -6913,7 +7951,7 @@
         </w:rPr>
         <w:t>Primary analysis</w:t>
       </w:r>
-      <w:bookmarkEnd w:id="16"/>
+      <w:bookmarkEnd w:id="27"/>
       <w:r>
         <w:rPr>
           <w:rStyle w:val="Svagfremhvning"/>
@@ -6944,7 +7982,7 @@
         </w:rPr>
         <w:t>(s) relevant for the primary analysis. That is to say the population, treatment, variable of interest (endpoint), summary measure (e.g. mean difference) and intercurrent event handling (e.g. regardless to adherence to treatment</w:t>
       </w:r>
-      <w:commentRangeStart w:id="17"/>
+      <w:commentRangeStart w:id="28"/>
       <w:r>
         <w:rPr>
           <w:color w:val="215E99" w:themeColor="text2" w:themeTint="BF"/>
@@ -6952,7 +7990,7 @@
         </w:rPr>
         <w:t>).</w:t>
       </w:r>
-      <w:commentRangeEnd w:id="17"/>
+      <w:commentRangeEnd w:id="28"/>
       <w:r>
         <w:rPr>
           <w:rStyle w:val="Kommentarhenvisning"/>
@@ -6961,7 +7999,7 @@
           <w:szCs w:val="24"/>
           <w:lang w:val="en-US"/>
         </w:rPr>
-        <w:commentReference w:id="17"/>
+        <w:commentReference w:id="28"/>
       </w:r>
       <w:r>
         <w:rPr>
@@ -7151,7 +8189,7 @@
           <w:lang w:val="en-US"/>
         </w:rPr>
       </w:pPr>
-      <w:bookmarkStart w:id="18" w:name="_Toc238738635"/>
+      <w:bookmarkStart w:id="29" w:name="_Toc238738635"/>
       <w:r>
         <w:rPr>
           <w:rStyle w:val="Svagfremhvning"/>
@@ -7184,7 +8222,7 @@
         </w:rPr>
         <w:t>(key) Secondary analyses</w:t>
       </w:r>
-      <w:bookmarkEnd w:id="18"/>
+      <w:bookmarkEnd w:id="29"/>
       <w:r>
         <w:rPr>
           <w:rStyle w:val="Svagfremhvning"/>
@@ -7404,7 +8442,7 @@
           <w:lang w:val="en-US"/>
         </w:rPr>
       </w:pPr>
-      <w:bookmarkStart w:id="19" w:name="_Toc238738636"/>
+      <w:bookmarkStart w:id="30" w:name="_Toc238738636"/>
       <w:r>
         <w:rPr>
           <w:rStyle w:val="Svagfremhvning"/>
@@ -7438,7 +8476,7 @@
         </w:rPr>
         <w:t>Multiplicity adjustment</w:t>
       </w:r>
-      <w:bookmarkEnd w:id="19"/>
+      <w:bookmarkEnd w:id="30"/>
       <w:r>
         <w:rPr>
           <w:rStyle w:val="Svagfremhvning"/>
@@ -9576,7 +10614,7 @@
           <w:lang w:val="en-US"/>
         </w:rPr>
       </w:pPr>
-      <w:bookmarkStart w:id="20" w:name="_Toc238738637"/>
+      <w:bookmarkStart w:id="31" w:name="_Toc238738637"/>
     </w:p>
     <w:p>
       <w:pPr>
@@ -9608,7 +10646,7 @@
           <w:lang w:val="en-US"/>
         </w:rPr>
         <w:drawing>
-          <wp:anchor distT="0" distB="0" distL="114300" distR="114300" simplePos="0" relativeHeight="251722752" behindDoc="0" locked="0" layoutInCell="1" allowOverlap="1" wp14:anchorId="522BF4DC" wp14:editId="1C77CAF7">
+          <wp:anchor distT="0" distB="0" distL="114300" distR="114300" simplePos="0" relativeHeight="251722752" behindDoc="0" locked="0" layoutInCell="1" allowOverlap="1" wp14:anchorId="522BF4DC" wp14:editId="154F65B0">
             <wp:simplePos x="0" y="0"/>
             <wp:positionH relativeFrom="margin">
               <wp:posOffset>4722495</wp:posOffset>
@@ -9732,7 +10770,7 @@
           <w:lang w:val="en-US"/>
         </w:rPr>
       </w:pPr>
-      <w:commentRangeStart w:id="21"/>
+      <w:commentRangeStart w:id="32"/>
       <w:r>
         <w:rPr>
           <w:color w:val="215E99" w:themeColor="text2" w:themeTint="BF"/>
@@ -9740,7 +10778,7 @@
         </w:rPr>
         <w:t xml:space="preserve">Max-test adjustment </w:t>
       </w:r>
-      <w:commentRangeEnd w:id="21"/>
+      <w:commentRangeEnd w:id="32"/>
       <w:r>
         <w:rPr>
           <w:rStyle w:val="Kommentarhenvisning"/>
@@ -9749,7 +10787,7 @@
           <w:szCs w:val="24"/>
           <w:lang w:val="en-US"/>
         </w:rPr>
-        <w:commentReference w:id="21"/>
+        <w:commentReference w:id="32"/>
       </w:r>
       <w:r>
         <w:rPr>
@@ -9758,7 +10796,7 @@
         </w:rPr>
         <w:t xml:space="preserve">or </w:t>
       </w:r>
-      <w:commentRangeStart w:id="22"/>
+      <w:commentRangeStart w:id="33"/>
       <w:r>
         <w:rPr>
           <w:color w:val="215E99" w:themeColor="text2" w:themeTint="BF"/>
@@ -9766,7 +10804,7 @@
         </w:rPr>
         <w:t>Dunnett adjustment</w:t>
       </w:r>
-      <w:commentRangeEnd w:id="22"/>
+      <w:commentRangeEnd w:id="33"/>
       <w:r>
         <w:rPr>
           <w:rStyle w:val="Kommentarhenvisning"/>
@@ -9775,7 +10813,7 @@
           <w:szCs w:val="24"/>
           <w:lang w:val="en-US"/>
         </w:rPr>
-        <w:commentReference w:id="22"/>
+        <w:commentReference w:id="33"/>
       </w:r>
       <w:r>
         <w:rPr>
@@ -9868,7 +10906,7 @@
         </w:rPr>
         <w:t xml:space="preserve">for the lowest p-value but less conservative second lowest, third lowest, … p-values. Easy to implement but </w:t>
       </w:r>
-      <w:commentRangeStart w:id="23"/>
+      <w:commentRangeStart w:id="34"/>
       <w:r>
         <w:rPr>
           <w:color w:val="215E99" w:themeColor="text2" w:themeTint="BF"/>
@@ -9883,7 +10921,7 @@
         </w:rPr>
         <w:t>s compatible with the p-value and that are informative is still a research topic</w:t>
       </w:r>
-      <w:commentRangeEnd w:id="23"/>
+      <w:commentRangeEnd w:id="34"/>
       <w:r>
         <w:rPr>
           <w:rStyle w:val="Kommentarhenvisning"/>
@@ -9892,7 +10930,7 @@
           <w:szCs w:val="24"/>
           <w:lang w:val="en-US"/>
         </w:rPr>
-        <w:commentReference w:id="23"/>
+        <w:commentReference w:id="34"/>
       </w:r>
       <w:r>
         <w:rPr>
@@ -9921,7 +10959,7 @@
         </w:rPr>
         <w:t xml:space="preserve">Step up procedures such as </w:t>
       </w:r>
-      <w:commentRangeStart w:id="24"/>
+      <w:commentRangeStart w:id="35"/>
       <w:r>
         <w:rPr>
           <w:color w:val="215E99" w:themeColor="text2" w:themeTint="BF"/>
@@ -9929,7 +10967,7 @@
         </w:rPr>
         <w:t>Hochberg</w:t>
       </w:r>
-      <w:commentRangeEnd w:id="24"/>
+      <w:commentRangeEnd w:id="35"/>
       <w:r>
         <w:rPr>
           <w:rStyle w:val="Kommentarhenvisning"/>
@@ -9938,7 +10976,7 @@
           <w:szCs w:val="24"/>
           <w:lang w:val="en-US"/>
         </w:rPr>
-        <w:commentReference w:id="24"/>
+        <w:commentReference w:id="35"/>
       </w:r>
       <w:r>
         <w:rPr>
@@ -12472,7 +13510,7 @@
         </w:rPr>
         <w:t xml:space="preserve">can quickly become technical so a </w:t>
       </w:r>
-      <w:commentRangeStart w:id="25"/>
+      <w:commentRangeStart w:id="36"/>
       <w:r>
         <w:rPr>
           <w:color w:val="215E99" w:themeColor="text2" w:themeTint="BF"/>
@@ -12480,7 +13518,7 @@
         </w:rPr>
         <w:t xml:space="preserve">graphical representation </w:t>
       </w:r>
-      <w:commentRangeEnd w:id="25"/>
+      <w:commentRangeEnd w:id="36"/>
       <w:r>
         <w:rPr>
           <w:rStyle w:val="Kommentarhenvisning"/>
@@ -12489,7 +13527,7 @@
           <w:szCs w:val="24"/>
           <w:lang w:val="en-US"/>
         </w:rPr>
-        <w:commentReference w:id="25"/>
+        <w:commentReference w:id="36"/>
       </w:r>
       <w:r>
         <w:rPr>
@@ -12540,7 +13578,7 @@
         </w:rPr>
         <w:t>Analysis set</w:t>
       </w:r>
-      <w:bookmarkEnd w:id="20"/>
+      <w:bookmarkEnd w:id="31"/>
     </w:p>
     <w:p>
       <w:pPr>
@@ -12556,7 +13594,7 @@
         </w:rPr>
         <w:t xml:space="preserve">Full analysis set: </w:t>
       </w:r>
-      <w:commentRangeStart w:id="26"/>
+      <w:commentRangeStart w:id="37"/>
       <w:r>
         <w:rPr>
           <w:rFonts w:ascii="Times New Roman" w:hAnsi="Times New Roman" w:cs="Times New Roman"/>
@@ -12564,7 +13602,7 @@
         </w:rPr>
         <w:t>all randomized subjects</w:t>
       </w:r>
-      <w:commentRangeEnd w:id="26"/>
+      <w:commentRangeEnd w:id="37"/>
       <w:r>
         <w:rPr>
           <w:rStyle w:val="Kommentarhenvisning"/>
@@ -12573,44 +13611,314 @@
           <w:szCs w:val="24"/>
           <w:lang w:val="en-US"/>
         </w:rPr>
-        <w:commentReference w:id="26"/>
-      </w:r>
-    </w:p>
-    <w:p>
-      <w:pPr>
-        <w:rPr>
-          <w:lang w:val="en-US"/>
-        </w:rPr>
-      </w:pPr>
-      <w:r>
-        <w:rPr>
-          <w:color w:val="215E99" w:themeColor="text2" w:themeTint="BF"/>
-          <w:lang w:val="en-US"/>
-        </w:rPr>
-        <w:t>Others?</w:t>
-      </w:r>
-      <w:r>
-        <w:rPr>
-          <w:color w:val="215E99" w:themeColor="text2" w:themeTint="BF"/>
-          <w:lang w:val="en-US"/>
-        </w:rPr>
-        <w:t xml:space="preserve"> Full adherence set?</w:t>
-      </w:r>
-      <w:r>
-        <w:rPr>
-          <w:color w:val="215E99" w:themeColor="text2" w:themeTint="BF"/>
-          <w:lang w:val="en-US"/>
-        </w:rPr>
-        <w:t xml:space="preserve"> Subgroups?</w:t>
-      </w:r>
-    </w:p>
-    <w:p>
-      <w:pPr>
-        <w:rPr>
-          <w:rFonts w:ascii="Times New Roman" w:hAnsi="Times New Roman" w:cs="Times New Roman"/>
-          <w:lang w:val="en-US"/>
-        </w:rPr>
-      </w:pPr>
+        <w:commentReference w:id="37"/>
+      </w:r>
+    </w:p>
+    <w:p>
+      <w:pPr>
+        <w:rPr>
+          <w:rFonts w:ascii="Times New Roman" w:hAnsi="Times New Roman" w:cs="Times New Roman"/>
+          <w:lang w:val="en-US"/>
+        </w:rPr>
+      </w:pPr>
+      <w:commentRangeStart w:id="38"/>
+      <w:r>
+        <w:rPr>
+          <w:rFonts w:ascii="Times New Roman" w:hAnsi="Times New Roman" w:cs="Times New Roman"/>
+          <w:lang w:val="en-US"/>
+        </w:rPr>
+        <w:t xml:space="preserve">Efficacy </w:t>
+      </w:r>
+      <w:r>
+        <w:rPr>
+          <w:rFonts w:ascii="Times New Roman" w:hAnsi="Times New Roman" w:cs="Times New Roman"/>
+          <w:lang w:val="en-US"/>
+        </w:rPr>
+        <w:t>set</w:t>
+      </w:r>
+      <w:commentRangeEnd w:id="38"/>
+      <w:r>
+        <w:rPr>
+          <w:rStyle w:val="Kommentarhenvisning"/>
+          <w:rFonts w:ascii="Times New Roman" w:hAnsi="Times New Roman" w:cs="Times New Roman"/>
+          <w:sz w:val="24"/>
+          <w:szCs w:val="24"/>
+          <w:lang w:val="en-US"/>
+        </w:rPr>
+        <w:commentReference w:id="38"/>
+      </w:r>
+      <w:r>
+        <w:rPr>
+          <w:rFonts w:ascii="Times New Roman" w:hAnsi="Times New Roman" w:cs="Times New Roman"/>
+          <w:lang w:val="en-US"/>
+        </w:rPr>
+        <w:t>:</w:t>
+      </w:r>
+      <w:r>
+        <w:rPr>
+          <w:rFonts w:ascii="Times New Roman" w:hAnsi="Times New Roman" w:cs="Times New Roman"/>
+          <w:lang w:val="en-US"/>
+        </w:rPr>
+        <w:t xml:space="preserve"> all subjects who received at least treatment dose </w:t>
+      </w:r>
+    </w:p>
+    <w:p>
+      <w:pPr>
+        <w:rPr>
+          <w:rFonts w:ascii="Times New Roman" w:hAnsi="Times New Roman" w:cs="Times New Roman"/>
+          <w:lang w:val="en-US"/>
+        </w:rPr>
+      </w:pPr>
+      <w:r>
+        <w:rPr>
+          <w:rFonts w:ascii="Times New Roman" w:hAnsi="Times New Roman" w:cs="Times New Roman"/>
+          <w:lang w:val="en-US"/>
+        </w:rPr>
+        <w:t>…</w:t>
+      </w:r>
+    </w:p>
+    <w:p>
+      <w:pPr>
+        <w:pStyle w:val="pf0"/>
+        <w:rPr>
+          <w:rFonts w:ascii="Arial" w:hAnsi="Arial" w:cs="Arial"/>
+          <w:sz w:val="20"/>
+          <w:szCs w:val="20"/>
+          <w:lang w:val="en-US"/>
+        </w:rPr>
+      </w:pPr>
+      <w:commentRangeStart w:id="39"/>
+      <w:r>
+        <w:rPr>
+          <w:rFonts w:asciiTheme="minorHAnsi" w:eastAsiaTheme="minorHAnsi" w:hAnsiTheme="minorHAnsi" w:cstheme="minorBidi"/>
+          <w:color w:val="215E99" w:themeColor="text2" w:themeTint="BF"/>
+          <w:kern w:val="2"/>
+          <w:lang w:val="en-US" w:eastAsia="en-US"/>
+          <w14:ligatures w14:val="standardContextual"/>
+        </w:rPr>
+        <w:t>From FDA guidelines</w:t>
+      </w:r>
+      <w:r>
+        <w:rPr>
+          <w:rStyle w:val="cf01"/>
+          <w:lang w:val="en-US"/>
+        </w:rPr>
+        <w:t xml:space="preserve"> </w:t>
+      </w:r>
+      <w:commentRangeEnd w:id="39"/>
+      <w:r>
+        <w:rPr>
+          <w:rStyle w:val="Kommentarhenvisning"/>
+          <w:rFonts w:ascii="Arial" w:hAnsi="Arial" w:cs="Arial"/>
+          <w:sz w:val="20"/>
+          <w:szCs w:val="20"/>
+          <w:lang w:val="en-US"/>
+        </w:rPr>
+        <w:commentReference w:id="39"/>
+      </w:r>
+    </w:p>
+    <w:p>
+      <w:pPr>
+        <w:rPr>
+          <w:color w:val="215E99" w:themeColor="text2" w:themeTint="BF"/>
+          <w:lang w:val="en-US"/>
+        </w:rPr>
+      </w:pPr>
+      <w:r>
+        <w:rPr>
+          <w:color w:val="215E99" w:themeColor="text2" w:themeTint="BF"/>
+          <w:lang w:val="en-US"/>
+        </w:rPr>
+        <w:t>“There are a limited number of circumstances that might lead to excluding randomized subjects from the full analysis set, including the failure to satisfy major entry criteria (eligibility violations), the failure to take at least one dose of trial medication, and the lack of any data post randomization. Such exclusions should</w:t>
+      </w:r>
+    </w:p>
+    <w:p>
+      <w:pPr>
+        <w:rPr>
+          <w:color w:val="215E99" w:themeColor="text2" w:themeTint="BF"/>
+          <w:lang w:val="en-US"/>
+        </w:rPr>
+      </w:pPr>
+      <w:r>
+        <w:rPr>
+          <w:color w:val="215E99" w:themeColor="text2" w:themeTint="BF"/>
+          <w:lang w:val="en-US"/>
+        </w:rPr>
+        <w:t>always be justified. Subjects who fail to satisfy an entry criterion may be excluded from the analysis without the possibility of introducing bias only under the</w:t>
+      </w:r>
+      <w:r>
+        <w:rPr>
+          <w:color w:val="215E99" w:themeColor="text2" w:themeTint="BF"/>
+          <w:lang w:val="en-US"/>
+        </w:rPr>
+        <w:t xml:space="preserve"> </w:t>
+      </w:r>
+      <w:r>
+        <w:rPr>
+          <w:color w:val="215E99" w:themeColor="text2" w:themeTint="BF"/>
+          <w:lang w:val="en-US"/>
+        </w:rPr>
+        <w:t>following circumstances:</w:t>
+      </w:r>
+    </w:p>
+    <w:p>
+      <w:pPr>
+        <w:rPr>
+          <w:color w:val="215E99" w:themeColor="text2" w:themeTint="BF"/>
+          <w:lang w:val="en-US"/>
+        </w:rPr>
+      </w:pPr>
+      <w:r>
+        <w:rPr>
+          <w:color w:val="215E99" w:themeColor="text2" w:themeTint="BF"/>
+          <w:lang w:val="en-US"/>
+        </w:rPr>
+        <w:t xml:space="preserve">(a) </w:t>
+      </w:r>
+      <w:r>
+        <w:rPr>
+          <w:color w:val="215E99" w:themeColor="text2" w:themeTint="BF"/>
+          <w:lang w:val="en-US"/>
+        </w:rPr>
+        <w:t xml:space="preserve">The entry criterion was measured prior to randomization. </w:t>
+      </w:r>
+    </w:p>
+    <w:p>
+      <w:pPr>
+        <w:rPr>
+          <w:color w:val="215E99" w:themeColor="text2" w:themeTint="BF"/>
+          <w:lang w:val="en-US"/>
+        </w:rPr>
+      </w:pPr>
+      <w:r>
+        <w:rPr>
+          <w:color w:val="215E99" w:themeColor="text2" w:themeTint="BF"/>
+          <w:lang w:val="en-US"/>
+        </w:rPr>
+        <w:t xml:space="preserve">(b) The detection of the relevant eligibility violations can be made completely objectively. </w:t>
+      </w:r>
+    </w:p>
+    <w:p>
+      <w:pPr>
+        <w:rPr>
+          <w:color w:val="215E99" w:themeColor="text2" w:themeTint="BF"/>
+          <w:lang w:val="en-US"/>
+        </w:rPr>
+      </w:pPr>
+      <w:r>
+        <w:rPr>
+          <w:color w:val="215E99" w:themeColor="text2" w:themeTint="BF"/>
+          <w:lang w:val="en-US"/>
+        </w:rPr>
+        <w:t>(c)</w:t>
+      </w:r>
+      <w:r>
+        <w:rPr>
+          <w:color w:val="215E99" w:themeColor="text2" w:themeTint="BF"/>
+          <w:lang w:val="en-US"/>
+        </w:rPr>
+        <w:t xml:space="preserve"> All subjects receive equal scrutiny for eligibility violations. (This may be difficult to ensure in an open-label study, or even in a double-blind study if the data are unblinded prior to this scrutiny, emphasizing the importance of the blind review.) </w:t>
+      </w:r>
+    </w:p>
+    <w:p>
+      <w:pPr>
+        <w:rPr>
+          <w:color w:val="215E99" w:themeColor="text2" w:themeTint="BF"/>
+          <w:lang w:val="en-US"/>
+        </w:rPr>
+      </w:pPr>
+      <w:r>
+        <w:rPr>
+          <w:color w:val="215E99" w:themeColor="text2" w:themeTint="BF"/>
+          <w:lang w:val="en-US"/>
+        </w:rPr>
+        <w:t>(</w:t>
+      </w:r>
+      <w:r>
+        <w:rPr>
+          <w:color w:val="215E99" w:themeColor="text2" w:themeTint="BF"/>
+          <w:lang w:val="en-US"/>
+        </w:rPr>
+        <w:t>d</w:t>
+      </w:r>
+      <w:r>
+        <w:rPr>
+          <w:color w:val="215E99" w:themeColor="text2" w:themeTint="BF"/>
+          <w:lang w:val="en-US"/>
+        </w:rPr>
+        <w:t>) All detected violations of the particular entry criterion are excluded.</w:t>
+      </w:r>
+      <w:r>
+        <w:rPr>
+          <w:color w:val="215E99" w:themeColor="text2" w:themeTint="BF"/>
+          <w:lang w:val="en-US"/>
+        </w:rPr>
+        <w:t>”</w:t>
+      </w:r>
+    </w:p>
+    <w:p>
+      <w:pPr>
+        <w:rPr>
+          <w:color w:val="215E99" w:themeColor="text2" w:themeTint="BF"/>
+          <w:lang w:val="en-US"/>
+        </w:rPr>
+      </w:pPr>
+      <w:r>
+        <w:rPr>
+          <w:color w:val="215E99" w:themeColor="text2" w:themeTint="BF"/>
+          <w:lang w:val="en-US"/>
+        </w:rPr>
+        <w:t>Because of the unpredictability of some problems, it may sometimes be preferable</w:t>
+      </w:r>
+      <w:r>
+        <w:rPr>
+          <w:color w:val="215E99" w:themeColor="text2" w:themeTint="BF"/>
+          <w:lang w:val="en-US"/>
+        </w:rPr>
+        <w:t xml:space="preserve"> </w:t>
+      </w:r>
+      <w:r>
+        <w:rPr>
+          <w:color w:val="215E99" w:themeColor="text2" w:themeTint="BF"/>
+          <w:lang w:val="en-US"/>
+        </w:rPr>
+        <w:t>to defer detailed consideration of the manner of dealing with irregularities until the</w:t>
+      </w:r>
+      <w:r>
+        <w:rPr>
+          <w:color w:val="215E99" w:themeColor="text2" w:themeTint="BF"/>
+          <w:lang w:val="en-US"/>
+        </w:rPr>
+        <w:t xml:space="preserve"> </w:t>
+      </w:r>
+      <w:r>
+        <w:rPr>
+          <w:color w:val="215E99" w:themeColor="text2" w:themeTint="BF"/>
+          <w:lang w:val="en-US"/>
+        </w:rPr>
+        <w:t>blind review of the data at the end of the trial, and, if so, this should be stated in the</w:t>
+      </w:r>
+      <w:r>
+        <w:rPr>
+          <w:color w:val="215E99" w:themeColor="text2" w:themeTint="BF"/>
+          <w:lang w:val="en-US"/>
+        </w:rPr>
+        <w:t xml:space="preserve"> </w:t>
+      </w:r>
+      <w:r>
+        <w:rPr>
+          <w:color w:val="215E99" w:themeColor="text2" w:themeTint="BF"/>
+          <w:lang w:val="en-US"/>
+        </w:rPr>
+        <w:t>protocol</w:t>
+      </w:r>
+      <w:r>
+        <w:rPr>
+          <w:color w:val="215E99" w:themeColor="text2" w:themeTint="BF"/>
+          <w:lang w:val="en-US"/>
+        </w:rPr>
+        <w:t>”</w:t>
+      </w:r>
     </w:p>
     <w:p>
       <w:pPr>
@@ -12622,7 +13930,7 @@
           <w:lang w:val="en-US"/>
         </w:rPr>
       </w:pPr>
-      <w:bookmarkStart w:id="27" w:name="_Toc238738638"/>
+      <w:bookmarkStart w:id="40" w:name="_Toc238738638"/>
       <w:r>
         <w:rPr>
           <w:rFonts w:ascii="Times New Roman" w:hAnsi="Times New Roman" w:cs="Times New Roman"/>
@@ -12661,7 +13969,7 @@
         </w:rPr>
         <w:t>Statistical analyses</w:t>
       </w:r>
-      <w:bookmarkEnd w:id="27"/>
+      <w:bookmarkEnd w:id="40"/>
     </w:p>
     <w:p>
       <w:pPr>
@@ -12672,7 +13980,7 @@
           <w:lang w:val="en-US"/>
         </w:rPr>
       </w:pPr>
-      <w:bookmarkStart w:id="28" w:name="_Toc238738639"/>
+      <w:bookmarkStart w:id="41" w:name="_Toc238738639"/>
       <w:r>
         <w:rPr>
           <w:rStyle w:val="Svagfremhvning"/>
@@ -12697,7 +14005,7 @@
         </w:rPr>
         <w:t>General considerations</w:t>
       </w:r>
-      <w:bookmarkEnd w:id="28"/>
+      <w:bookmarkEnd w:id="41"/>
     </w:p>
     <w:p>
       <w:pPr>
@@ -12731,6 +14039,7 @@
           <w:lang w:val="en-US"/>
         </w:rPr>
       </w:pPr>
+      <w:commentRangeStart w:id="42"/>
       <w:r>
         <w:rPr>
           <w:lang w:val="en-US"/>
@@ -12807,8 +14116,136 @@
         <w:rPr>
           <w:lang w:val="en-US"/>
         </w:rPr>
+        <w:t>. No decision or claim will be made regarding these hypotheses &amp; endpoints, they may only be used descriptively</w:t>
+      </w:r>
+      <w:r>
+        <w:rPr>
+          <w:lang w:val="en-US"/>
+        </w:rPr>
         <w:t>.</w:t>
       </w:r>
+      <w:commentRangeEnd w:id="42"/>
+      <w:r>
+        <w:rPr>
+          <w:rStyle w:val="Kommentarhenvisning"/>
+          <w:sz w:val="24"/>
+          <w:szCs w:val="24"/>
+          <w:lang w:val="en-US"/>
+        </w:rPr>
+        <w:commentReference w:id="42"/>
+      </w:r>
+    </w:p>
+    <w:p>
+      <w:pPr>
+        <w:rPr>
+          <w:lang w:val="en-US"/>
+        </w:rPr>
+      </w:pPr>
+      <w:r>
+        <w:rPr>
+          <w:lang w:val="en-US"/>
+        </w:rPr>
+        <w:t>…</w:t>
+      </w:r>
+    </w:p>
+    <w:p>
+      <w:pPr>
+        <w:rPr>
+          <w:lang w:val="en-US"/>
+        </w:rPr>
+      </w:pPr>
+      <w:r>
+        <w:rPr>
+          <w:lang w:val="en-US"/>
+        </w:rPr>
+        <w:t xml:space="preserve">All tests that will be performed will be two-sided even when the research question or background knowledge corresponds to a directional hypothesis.  This is to ensure logical consistency between p-values and confidence intervals (CIs) while </w:t>
+      </w:r>
+      <w:commentRangeStart w:id="43"/>
+      <w:r>
+        <w:rPr>
+          <w:lang w:val="en-US"/>
+        </w:rPr>
+        <w:t>having CIs with a finite lower and upper bound</w:t>
+      </w:r>
+      <w:commentRangeEnd w:id="43"/>
+      <w:r>
+        <w:rPr>
+          <w:rStyle w:val="Kommentarhenvisning"/>
+          <w:sz w:val="24"/>
+          <w:szCs w:val="24"/>
+          <w:lang w:val="en-US"/>
+        </w:rPr>
+        <w:commentReference w:id="43"/>
+      </w:r>
+      <w:r>
+        <w:rPr>
+          <w:lang w:val="en-US"/>
+        </w:rPr>
+        <w:t>. Unadjusted p-values</w:t>
+      </w:r>
+      <w:r>
+        <w:rPr>
+          <w:lang w:val="en-US"/>
+        </w:rPr>
+        <w:t xml:space="preserve"> will be reported as p=… and p-values  adjusted for multiple testing as p</w:t>
+      </w:r>
+      <w:r>
+        <w:rPr>
+          <w:vertAlign w:val="subscript"/>
+          <w:lang w:val="en-US"/>
+        </w:rPr>
+        <w:t>adj</w:t>
+      </w:r>
+      <w:r>
+        <w:rPr>
+          <w:lang w:val="en-US"/>
+        </w:rPr>
+        <w:t xml:space="preserve">=…. </w:t>
+      </w:r>
+      <w:r>
+        <w:rPr>
+          <w:lang w:val="en-US"/>
+        </w:rPr>
+        <w:t xml:space="preserve">Two sided confidence intervals will be reported as [lower bound; upper bound] at level 95%. When adjusted for multiple testing they will be reported as </w:t>
+      </w:r>
+      <w:r>
+        <w:rPr>
+          <w:lang w:val="en-US"/>
+        </w:rPr>
+        <w:t>[lower bound; upper bound]</w:t>
+      </w:r>
+      <w:r>
+        <w:rPr>
+          <w:vertAlign w:val="subscript"/>
+          <w:lang w:val="en-US"/>
+        </w:rPr>
+        <w:t>adj</w:t>
+      </w:r>
+      <w:r>
+        <w:rPr>
+          <w:lang w:val="en-US"/>
+        </w:rPr>
+        <w:t>.</w:t>
+      </w:r>
+      <w:r>
+        <w:rPr>
+          <w:lang w:val="en-US"/>
+        </w:rPr>
+        <w:t xml:space="preserve"> </w:t>
+      </w:r>
+    </w:p>
+    <w:p>
+      <w:pPr>
+        <w:rPr>
+          <w:lang w:val="en-US"/>
+        </w:rPr>
+      </w:pPr>
+      <w:r>
+        <w:rPr>
+          <w:lang w:val="en-US"/>
+        </w:rPr>
+        <w:t>…</w:t>
+      </w:r>
     </w:p>
     <w:p>
       <w:pPr>
@@ -12819,7 +14256,6 @@
           <w:lang w:val="en-US"/>
         </w:rPr>
       </w:pPr>
-      <w:bookmarkStart w:id="29" w:name="_Toc238738640"/>
       <w:r>
         <w:rPr>
           <w:rStyle w:val="Svagfremhvning"/>
@@ -12843,6 +14279,197 @@
           <w:lang w:val="en-US"/>
         </w:rPr>
         <w:t>2</w:t>
+      </w:r>
+      <w:r>
+        <w:rPr>
+          <w:rStyle w:val="Svagfremhvning"/>
+          <w:rFonts w:ascii="Times New Roman" w:hAnsi="Times New Roman" w:cs="Times New Roman"/>
+          <w:lang w:val="en-US"/>
+        </w:rPr>
+        <w:t xml:space="preserve"> </w:t>
+      </w:r>
+      <w:r>
+        <w:rPr>
+          <w:rStyle w:val="Svagfremhvning"/>
+          <w:rFonts w:ascii="Times New Roman" w:hAnsi="Times New Roman" w:cs="Times New Roman"/>
+          <w:lang w:val="en-US"/>
+        </w:rPr>
+        <w:t>Software</w:t>
+      </w:r>
+    </w:p>
+    <w:p>
+      <w:pPr>
+        <w:rPr>
+          <w:lang w:val="en-US"/>
+        </w:rPr>
+      </w:pPr>
+      <w:r>
+        <w:rPr>
+          <w:lang w:val="en-US"/>
+        </w:rPr>
+        <w:t xml:space="preserve">The </w:t>
+      </w:r>
+      <w:r>
+        <w:rPr>
+          <w:lang w:val="en-US"/>
+        </w:rPr>
+        <w:t xml:space="preserve">R </w:t>
+      </w:r>
+      <w:r>
+        <w:rPr>
+          <w:lang w:val="en-US"/>
+        </w:rPr>
+        <w:t xml:space="preserve">software </w:t>
+      </w:r>
+      <w:r>
+        <w:rPr>
+          <w:lang w:val="en-US"/>
+        </w:rPr>
+        <w:t xml:space="preserve">version </w:t>
+      </w:r>
+      <w:r>
+        <w:rPr>
+          <w:lang w:val="en-US"/>
+        </w:rPr>
+        <w:t>X</w:t>
+      </w:r>
+      <w:r>
+        <w:rPr>
+          <w:lang w:val="en-US"/>
+        </w:rPr>
+        <w:t>.</w:t>
+      </w:r>
+      <w:r>
+        <w:rPr>
+          <w:lang w:val="en-US"/>
+        </w:rPr>
+        <w:t>X</w:t>
+      </w:r>
+      <w:r>
+        <w:rPr>
+          <w:lang w:val="en-US"/>
+        </w:rPr>
+        <w:t>.</w:t>
+      </w:r>
+      <w:r>
+        <w:rPr>
+          <w:lang w:val="en-US"/>
+        </w:rPr>
+        <w:t>X</w:t>
+      </w:r>
+      <w:r>
+        <w:rPr>
+          <w:lang w:val="en-US"/>
+        </w:rPr>
+        <w:t xml:space="preserve"> or newer</w:t>
+      </w:r>
+      <w:r>
+        <w:rPr>
+          <w:lang w:val="en-US"/>
+        </w:rPr>
+        <w:t xml:space="preserve"> will be used for the analysis using R extensions (</w:t>
+      </w:r>
+      <w:r>
+        <w:rPr>
+          <w:lang w:val="en-US"/>
+        </w:rPr>
+        <w:t xml:space="preserve">add-on </w:t>
+      </w:r>
+      <w:r>
+        <w:rPr>
+          <w:lang w:val="en-US"/>
+        </w:rPr>
+        <w:t>packages) available on CRAN</w:t>
+      </w:r>
+      <w:r>
+        <w:rPr>
+          <w:lang w:val="en-US"/>
+        </w:rPr>
+        <w:t xml:space="preserve"> (</w:t>
+      </w:r>
+      <w:hyperlink r:id="rId13" w:history="1">
+        <w:r>
+          <w:rPr>
+            <w:rStyle w:val="Hyperlink"/>
+            <w:lang w:val="en-US"/>
+          </w:rPr>
+          <w:t>https://cran.r-project.org/</w:t>
+        </w:r>
+      </w:hyperlink>
+      <w:r>
+        <w:rPr>
+          <w:lang w:val="en-US"/>
+        </w:rPr>
+        <w:t>)</w:t>
+      </w:r>
+      <w:r>
+        <w:rPr>
+          <w:lang w:val="en-US"/>
+        </w:rPr>
+        <w:t>.</w:t>
+      </w:r>
+    </w:p>
+    <w:p>
+      <w:pPr>
+        <w:rPr>
+          <w:lang w:val="en-US"/>
+        </w:rPr>
+      </w:pPr>
+      <w:r>
+        <w:rPr>
+          <w:color w:val="215E99" w:themeColor="text2" w:themeTint="BF"/>
+          <w:lang w:val="en-US"/>
+        </w:rPr>
+        <w:t>One could provide much more details, e.g. software for data storage, but I haven’t seen it being very relevant</w:t>
+      </w:r>
+      <w:r>
+        <w:rPr>
+          <w:color w:val="215E99" w:themeColor="text2" w:themeTint="BF"/>
+          <w:lang w:val="en-US"/>
+        </w:rPr>
+        <w:t xml:space="preserve"> (yet?)</w:t>
+      </w:r>
+      <w:r>
+        <w:rPr>
+          <w:color w:val="215E99" w:themeColor="text2" w:themeTint="BF"/>
+          <w:lang w:val="en-US"/>
+        </w:rPr>
+        <w:t>. In case of complicated data (images) it can be useful to specify the format in which the data will be exchanged. This is mostly so that all actors part of the analysis agree on it.</w:t>
+      </w:r>
+    </w:p>
+    <w:p>
+      <w:pPr>
+        <w:pStyle w:val="Overskrift2"/>
+        <w:rPr>
+          <w:rStyle w:val="Svagfremhvning"/>
+          <w:rFonts w:ascii="Times New Roman" w:hAnsi="Times New Roman" w:cs="Times New Roman"/>
+          <w:lang w:val="en-US"/>
+        </w:rPr>
+      </w:pPr>
+      <w:bookmarkStart w:id="44" w:name="_Toc238738640"/>
+      <w:r>
+        <w:rPr>
+          <w:rStyle w:val="Svagfremhvning"/>
+          <w:rFonts w:ascii="Times New Roman" w:hAnsi="Times New Roman" w:cs="Times New Roman"/>
+          <w:lang w:val="en-US"/>
+        </w:rPr>
+        <w:t>4</w:t>
+      </w:r>
+      <w:r>
+        <w:rPr>
+          <w:rStyle w:val="Svagfremhvning"/>
+          <w:rFonts w:ascii="Times New Roman" w:hAnsi="Times New Roman" w:cs="Times New Roman"/>
+          <w:lang w:val="en-US"/>
+        </w:rPr>
+        <w:t>.</w:t>
+      </w:r>
+      <w:r>
+        <w:rPr>
+          <w:rStyle w:val="Svagfremhvning"/>
+          <w:rFonts w:ascii="Times New Roman" w:hAnsi="Times New Roman" w:cs="Times New Roman"/>
+          <w:lang w:val="en-US"/>
+        </w:rPr>
+        <w:t>3</w:t>
       </w:r>
       <w:r>
         <w:rPr>
@@ -12968,7 +14595,15 @@
           <w:color w:val="215E99" w:themeColor="text2" w:themeTint="BF"/>
           <w:lang w:val="en-US"/>
         </w:rPr>
-        <w:t xml:space="preserve"> but not to exist (e.g. sleep, seizure) one may resort to statistical modeling to obtain values ‘had the intercurrent event not occurred’ (</w:t>
+        <w:t xml:space="preserve"> but not to exist (e.g. sleep, seizure) one may resort to statistical modeling to </w:t>
+      </w:r>
+      <w:r>
+        <w:rPr>
+          <w:color w:val="215E99" w:themeColor="text2" w:themeTint="BF"/>
+          <w:lang w:val="en-US"/>
+        </w:rPr>
+        <w:lastRenderedPageBreak/>
+        <w:t>obtain values ‘had the intercurrent event not occurred’ (</w:t>
       </w:r>
       <w:r>
         <w:rPr>
@@ -13559,7 +15194,6 @@
                 <w:color w:val="215E99" w:themeColor="text2" w:themeTint="BF"/>
                 <w:lang w:val="en-US"/>
               </w:rPr>
-              <w:lastRenderedPageBreak/>
               <w:t>Treatment crossover</w:t>
             </w:r>
           </w:p>
@@ -14166,7 +15800,7 @@
           <w:rFonts w:ascii="Times New Roman" w:hAnsi="Times New Roman" w:cs="Times New Roman"/>
           <w:lang w:val="en-US"/>
         </w:rPr>
-        <w:t>3</w:t>
+        <w:t>4</w:t>
       </w:r>
       <w:r>
         <w:rPr>
@@ -14184,7 +15818,7 @@
         </w:rPr>
         <w:t>Handling of missing data</w:t>
       </w:r>
-      <w:bookmarkEnd w:id="29"/>
+      <w:bookmarkEnd w:id="44"/>
     </w:p>
     <w:p>
       <w:pPr>
@@ -14232,6 +15866,7 @@
           <w:color w:val="215E99" w:themeColor="text2" w:themeTint="BF"/>
           <w:lang w:val="en-US"/>
         </w:rPr>
+        <w:lastRenderedPageBreak/>
         <w:t>what to do with missing data where the cause is unknown (e.g. drop-out). Those were not part of the previous subsection.</w:t>
       </w:r>
     </w:p>
@@ -14297,14 +15932,14 @@
         </w:rPr>
         <w:t xml:space="preserve"> For the primary and the key secondary analyses only missing outcome values are expected as the other </w:t>
       </w:r>
-      <w:commentRangeStart w:id="30"/>
+      <w:commentRangeStart w:id="45"/>
       <w:r>
         <w:rPr>
           <w:lang w:val="en-US"/>
         </w:rPr>
         <w:t>variables should be measured at baseline</w:t>
       </w:r>
-      <w:commentRangeEnd w:id="30"/>
+      <w:commentRangeEnd w:id="45"/>
       <w:r>
         <w:rPr>
           <w:rStyle w:val="Kommentarhenvisning"/>
@@ -14312,7 +15947,7 @@
           <w:szCs w:val="24"/>
           <w:lang w:val="en-US"/>
         </w:rPr>
-        <w:commentReference w:id="30"/>
+        <w:commentReference w:id="45"/>
       </w:r>
       <w:r>
         <w:rPr>
@@ -14691,7 +16326,6 @@
                 <w:color w:val="215E99" w:themeColor="text2" w:themeTint="BF"/>
                 <w:lang w:val="en-US"/>
               </w:rPr>
-              <w:lastRenderedPageBreak/>
               <w:t xml:space="preserve">Nonadherence </w:t>
             </w:r>
           </w:p>
@@ -14841,7 +16475,7 @@
                 <w:lang w:val="en-US"/>
               </w:rPr>
             </w:pPr>
-            <w:commentRangeStart w:id="31"/>
+            <w:commentRangeStart w:id="46"/>
             <w:r>
               <w:rPr>
                 <w:color w:val="215E99" w:themeColor="text2" w:themeTint="BF"/>
@@ -14849,7 +16483,7 @@
               </w:rPr>
               <w:t>-</w:t>
             </w:r>
-            <w:commentRangeEnd w:id="31"/>
+            <w:commentRangeEnd w:id="46"/>
             <w:r>
               <w:rPr>
                 <w:rStyle w:val="Kommentarhenvisning"/>
@@ -14858,7 +16492,7 @@
                 <w:szCs w:val="24"/>
                 <w:lang w:val="en-US"/>
               </w:rPr>
-              <w:commentReference w:id="31"/>
+              <w:commentReference w:id="46"/>
             </w:r>
           </w:p>
         </w:tc>
@@ -15131,7 +16765,15 @@
           <w:color w:val="215E99" w:themeColor="text2" w:themeTint="BF"/>
           <w:lang w:val="en-US"/>
         </w:rPr>
-        <w:t>, when sharing the same baseline covariates</w:t>
+        <w:t xml:space="preserve">, when sharing the same baseline </w:t>
+      </w:r>
+      <w:r>
+        <w:rPr>
+          <w:color w:val="215E99" w:themeColor="text2" w:themeTint="BF"/>
+          <w:lang w:val="en-US"/>
+        </w:rPr>
+        <w:lastRenderedPageBreak/>
+        <w:t>covariates</w:t>
       </w:r>
       <w:r>
         <w:rPr>
@@ -15192,14 +16834,6 @@
         </w:rPr>
         <w:t>MI: multiple imputation guided by the cause of missingness.</w:t>
       </w:r>
-    </w:p>
-    <w:p>
-      <w:pPr>
-        <w:rPr>
-          <w:color w:val="215E99" w:themeColor="text2" w:themeTint="BF"/>
-          <w:lang w:val="en-US"/>
-        </w:rPr>
-      </w:pPr>
     </w:p>
     <w:p>
       <w:pPr>
@@ -15235,7 +16869,7 @@
           <w:szCs w:val="32"/>
           <w:lang w:val="en-US"/>
         </w:rPr>
-        <w:t>4</w:t>
+        <w:t>5</w:t>
       </w:r>
       <w:r>
         <w:rPr>
@@ -15286,135 +16920,36 @@
           <w:color w:val="215E99" w:themeColor="text2" w:themeTint="BF"/>
           <w:lang w:val="en-US"/>
         </w:rPr>
-        <w:t>For the first draft, i</w:t>
-      </w:r>
-      <w:r>
-        <w:rPr>
-          <w:color w:val="215E99" w:themeColor="text2" w:themeTint="BF"/>
-          <w:lang w:val="en-US"/>
-        </w:rPr>
-        <w:t xml:space="preserve">t may be easier </w:t>
-      </w:r>
-      <w:r>
-        <w:rPr>
-          <w:color w:val="215E99" w:themeColor="text2" w:themeTint="BF"/>
-          <w:lang w:val="en-US"/>
-        </w:rPr>
-        <w:t xml:space="preserve">to write having in mind the idealized trial with </w:t>
-      </w:r>
-      <w:r>
-        <w:rPr>
-          <w:color w:val="215E99" w:themeColor="text2" w:themeTint="BF"/>
-          <w:lang w:val="en-US"/>
-        </w:rPr>
-        <w:t xml:space="preserve">no missing data </w:t>
-      </w:r>
-      <w:r>
-        <w:rPr>
-          <w:color w:val="215E99" w:themeColor="text2" w:themeTint="BF"/>
-          <w:lang w:val="en-US"/>
-        </w:rPr>
-        <w:t xml:space="preserve"> and </w:t>
-      </w:r>
-      <w:r>
-        <w:rPr>
-          <w:color w:val="215E99" w:themeColor="text2" w:themeTint="BF"/>
-          <w:lang w:val="en-US"/>
-        </w:rPr>
-        <w:t>no intercurrent event</w:t>
-      </w:r>
-      <w:r>
-        <w:rPr>
-          <w:color w:val="215E99" w:themeColor="text2" w:themeTint="BF"/>
-          <w:lang w:val="en-US"/>
-        </w:rPr>
-        <w:t>.</w:t>
-      </w:r>
-      <w:r>
-        <w:rPr>
-          <w:color w:val="215E99" w:themeColor="text2" w:themeTint="BF"/>
-          <w:lang w:val="en-US"/>
-        </w:rPr>
-        <w:t xml:space="preserve"> </w:t>
-      </w:r>
-      <w:r>
-        <w:rPr>
-          <w:color w:val="215E99" w:themeColor="text2" w:themeTint="BF"/>
-          <w:lang w:val="en-US"/>
-        </w:rPr>
-        <w:t>This should</w:t>
-      </w:r>
-      <w:r>
-        <w:rPr>
-          <w:color w:val="215E99" w:themeColor="text2" w:themeTint="BF"/>
-          <w:lang w:val="en-US"/>
-        </w:rPr>
-        <w:t xml:space="preserve"> help explicit what you have in mind via standard tests (e.g. t-test).</w:t>
-      </w:r>
-    </w:p>
-    <w:p>
-      <w:pPr>
-        <w:rPr>
-          <w:color w:val="215E99" w:themeColor="text2" w:themeTint="BF"/>
-          <w:lang w:val="en-US"/>
-        </w:rPr>
-      </w:pPr>
-      <w:r>
-        <w:rPr>
-          <w:color w:val="215E99" w:themeColor="text2" w:themeTint="BF"/>
-          <w:lang w:val="en-US"/>
-        </w:rPr>
-        <w:t>If doing</w:t>
-      </w:r>
-      <w:r>
-        <w:rPr>
-          <w:color w:val="215E99" w:themeColor="text2" w:themeTint="BF"/>
-          <w:lang w:val="en-US"/>
-        </w:rPr>
-        <w:t xml:space="preserve"> so</w:t>
-      </w:r>
-      <w:r>
-        <w:rPr>
-          <w:color w:val="215E99" w:themeColor="text2" w:themeTint="BF"/>
-          <w:lang w:val="en-US"/>
-        </w:rPr>
-        <w:t>,</w:t>
-      </w:r>
-      <w:r>
-        <w:rPr>
-          <w:color w:val="215E99" w:themeColor="text2" w:themeTint="BF"/>
-          <w:lang w:val="en-US"/>
-        </w:rPr>
-        <w:t xml:space="preserve"> flag the anticipated complication</w:t>
-      </w:r>
-      <w:r>
-        <w:rPr>
-          <w:color w:val="215E99" w:themeColor="text2" w:themeTint="BF"/>
-          <w:lang w:val="en-US"/>
-        </w:rPr>
-        <w:t>(s)</w:t>
-      </w:r>
-      <w:r>
-        <w:rPr>
-          <w:color w:val="215E99" w:themeColor="text2" w:themeTint="BF"/>
-          <w:lang w:val="en-US"/>
-        </w:rPr>
-        <w:t xml:space="preserve"> so the statistician can adjust the text such that the ‘less-standard but handling complications’ procedure would match the standard test had there been no complications.</w:t>
-      </w:r>
-    </w:p>
-    <w:p>
-      <w:pPr>
-        <w:rPr>
-          <w:color w:val="215E99" w:themeColor="text2" w:themeTint="BF"/>
-          <w:lang w:val="en-US"/>
-        </w:rPr>
-      </w:pPr>
-      <w:r>
-        <w:rPr>
-          <w:color w:val="215E99" w:themeColor="text2" w:themeTint="BF"/>
-          <w:lang w:val="en-US"/>
-        </w:rPr>
-        <w:lastRenderedPageBreak/>
+        <w:t>For the first draft, it may be easier to write having in mind the idealized trial with no missing data  and no intercurrent event. This should help explicit what you have in mind via standard tests (e.g. t-test).</w:t>
+      </w:r>
+    </w:p>
+    <w:p>
+      <w:pPr>
+        <w:rPr>
+          <w:color w:val="215E99" w:themeColor="text2" w:themeTint="BF"/>
+          <w:lang w:val="en-US"/>
+        </w:rPr>
+      </w:pPr>
+      <w:r>
+        <w:rPr>
+          <w:color w:val="215E99" w:themeColor="text2" w:themeTint="BF"/>
+          <w:lang w:val="en-US"/>
+        </w:rPr>
+        <w:t>If doing so, flag the anticipated complication(s) so the statistician can adjust the text such that the ‘less-standard but handling complications’ procedure would match the standard test had there been no complications.</w:t>
+      </w:r>
+    </w:p>
+    <w:p>
+      <w:pPr>
+        <w:rPr>
+          <w:color w:val="215E99" w:themeColor="text2" w:themeTint="BF"/>
+          <w:lang w:val="en-US"/>
+        </w:rPr>
+      </w:pPr>
+      <w:r>
+        <w:rPr>
+          <w:color w:val="215E99" w:themeColor="text2" w:themeTint="BF"/>
+          <w:lang w:val="en-US"/>
+        </w:rPr>
         <w:t>For the main analysis, when the statistical procedure involves complex iterative procedures (no closed-formed solution), it can be wise to mention a procedure in case of failure of the iterative procedure, e.g.:</w:t>
       </w:r>
     </w:p>
@@ -15474,7 +17009,7 @@
           <w:szCs w:val="32"/>
           <w:lang w:val="en-US"/>
         </w:rPr>
-        <w:t>5</w:t>
+        <w:t>6</w:t>
       </w:r>
       <w:r>
         <w:rPr>
@@ -15498,87 +17033,8 @@
           <w:szCs w:val="32"/>
           <w:lang w:val="en-US"/>
         </w:rPr>
-        <w:t>sensitivity analyses</w:t>
-      </w:r>
-    </w:p>
-    <w:p>
-      <w:pPr>
-        <w:rPr>
-          <w:color w:val="215E99" w:themeColor="text2" w:themeTint="BF"/>
-          <w:lang w:val="en-US"/>
-        </w:rPr>
-      </w:pPr>
-      <w:r>
-        <w:rPr>
-          <w:color w:val="215E99" w:themeColor="text2" w:themeTint="BF"/>
-          <w:lang w:val="en-US"/>
-        </w:rPr>
-        <w:t>Sensitivity analyses will be conducted to evaluate the robustness of the results to the approach used to handle missing data. These sensitivity analyses include:</w:t>
-      </w:r>
-    </w:p>
-    <w:p>
-      <w:pPr>
-        <w:pStyle w:val="Listeafsnit"/>
-        <w:numPr>
-          <w:ilvl w:val="0"/>
-          <w:numId w:val="31"/>
-        </w:numPr>
-        <w:rPr>
-          <w:color w:val="215E99" w:themeColor="text2" w:themeTint="BF"/>
-          <w:lang w:val="en-US"/>
-        </w:rPr>
-      </w:pPr>
-      <w:r>
-        <w:rPr>
-          <w:color w:val="215E99" w:themeColor="text2" w:themeTint="BF"/>
-          <w:lang w:val="en-US"/>
-        </w:rPr>
-        <w:t>Jump to reference: subject discontinuing the active treatment will be imputed as if they belonged to the control group after drop-out.</w:t>
-      </w:r>
-    </w:p>
-    <w:p>
-      <w:pPr>
-        <w:pStyle w:val="Listeafsnit"/>
-        <w:numPr>
-          <w:ilvl w:val="0"/>
-          <w:numId w:val="31"/>
-        </w:numPr>
-        <w:rPr>
-          <w:color w:val="215E99" w:themeColor="text2" w:themeTint="BF"/>
-          <w:lang w:val="en-US"/>
-        </w:rPr>
-      </w:pPr>
-      <w:r>
-        <w:rPr>
-          <w:color w:val="215E99" w:themeColor="text2" w:themeTint="BF"/>
-          <w:lang w:val="en-US"/>
-        </w:rPr>
-        <w:t>…</w:t>
-      </w:r>
-    </w:p>
-    <w:p>
-      <w:pPr>
-        <w:rPr>
-          <w:rStyle w:val="Svagfremhvning"/>
-          <w:rFonts w:ascii="Times New Roman" w:hAnsi="Times New Roman" w:cs="Times New Roman"/>
-          <w:i w:val="0"/>
-          <w:iCs w:val="0"/>
-          <w:color w:val="auto"/>
-          <w:lang w:val="en-US"/>
-        </w:rPr>
-      </w:pPr>
-    </w:p>
-    <w:p>
-      <w:pPr>
-        <w:rPr>
-          <w:rStyle w:val="Svagfremhvning"/>
-          <w:rFonts w:ascii="Times New Roman" w:hAnsi="Times New Roman" w:cs="Times New Roman"/>
-          <w:i w:val="0"/>
-          <w:iCs w:val="0"/>
-          <w:color w:val="auto"/>
-          <w:lang w:val="en-US"/>
-        </w:rPr>
-      </w:pPr>
+        <w:t>S</w:t>
+      </w:r>
       <w:r>
         <w:rPr>
           <w:rFonts w:ascii="Times New Roman" w:eastAsiaTheme="majorEastAsia" w:hAnsi="Times New Roman" w:cs="Times New Roman"/>
@@ -15589,8 +17045,160 @@
           <w:szCs w:val="32"/>
           <w:lang w:val="en-US"/>
         </w:rPr>
-        <w:t>4.</w:t>
-      </w:r>
+        <w:t>ensitivity analyses</w:t>
+      </w:r>
+    </w:p>
+    <w:p>
+      <w:pPr>
+        <w:rPr>
+          <w:color w:val="215E99" w:themeColor="text2" w:themeTint="BF"/>
+          <w:lang w:val="en-US"/>
+        </w:rPr>
+      </w:pPr>
+      <w:r>
+        <w:rPr>
+          <w:color w:val="215E99" w:themeColor="text2" w:themeTint="BF"/>
+          <w:lang w:val="en-US"/>
+        </w:rPr>
+        <w:t>Sensitivity analyses will be conducted to evaluate the robustness of the results to the approach used to handle missing data. These sensitivity analyses include:</w:t>
+      </w:r>
+    </w:p>
+    <w:p>
+      <w:pPr>
+        <w:pStyle w:val="Listeafsnit"/>
+        <w:numPr>
+          <w:ilvl w:val="0"/>
+          <w:numId w:val="31"/>
+        </w:numPr>
+        <w:rPr>
+          <w:color w:val="215E99" w:themeColor="text2" w:themeTint="BF"/>
+          <w:lang w:val="en-US"/>
+        </w:rPr>
+      </w:pPr>
+      <w:r>
+        <w:rPr>
+          <w:color w:val="215E99" w:themeColor="text2" w:themeTint="BF"/>
+          <w:lang w:val="en-US"/>
+        </w:rPr>
+        <w:t>Jump to reference: subject discontinuing the active treatment will be imputed as if they belonged to the control group after drop-out.</w:t>
+      </w:r>
+    </w:p>
+    <w:p>
+      <w:pPr>
+        <w:pStyle w:val="Listeafsnit"/>
+        <w:numPr>
+          <w:ilvl w:val="0"/>
+          <w:numId w:val="31"/>
+        </w:numPr>
+        <w:rPr>
+          <w:color w:val="215E99" w:themeColor="text2" w:themeTint="BF"/>
+          <w:lang w:val="en-US"/>
+        </w:rPr>
+      </w:pPr>
+      <w:r>
+        <w:rPr>
+          <w:color w:val="215E99" w:themeColor="text2" w:themeTint="BF"/>
+          <w:lang w:val="en-US"/>
+        </w:rPr>
+        <w:t>…</w:t>
+      </w:r>
+    </w:p>
+    <w:p>
+      <w:pPr>
+        <w:rPr>
+          <w:color w:val="215E99" w:themeColor="text2" w:themeTint="BF"/>
+          <w:lang w:val="en-US"/>
+        </w:rPr>
+      </w:pPr>
+      <w:r>
+        <w:rPr>
+          <w:color w:val="215E99" w:themeColor="text2" w:themeTint="BF"/>
+          <w:lang w:val="en-US"/>
+        </w:rPr>
+        <w:t>T</w:t>
+      </w:r>
+      <w:r>
+        <w:rPr>
+          <w:color w:val="215E99" w:themeColor="text2" w:themeTint="BF"/>
+          <w:lang w:val="en-US"/>
+        </w:rPr>
+        <w:t xml:space="preserve">he robustness to the </w:t>
+      </w:r>
+      <w:r>
+        <w:rPr>
+          <w:color w:val="215E99" w:themeColor="text2" w:themeTint="BF"/>
+          <w:lang w:val="en-US"/>
+        </w:rPr>
+        <w:t>intervention, e.g. using per protocol or full adherence intervention instead of intention to treat, can also be evaluated.</w:t>
+      </w:r>
+    </w:p>
+    <w:p>
+      <w:pPr>
+        <w:rPr>
+          <w:color w:val="215E99" w:themeColor="text2" w:themeTint="BF"/>
+          <w:lang w:val="en-US"/>
+        </w:rPr>
+      </w:pPr>
+      <w:r>
+        <w:rPr>
+          <w:color w:val="215E99" w:themeColor="text2" w:themeTint="BF"/>
+          <w:lang w:val="en-US"/>
+        </w:rPr>
+        <w:t>Other sensitivity analyses may investigate the</w:t>
+      </w:r>
+      <w:r>
+        <w:rPr>
+          <w:color w:val="215E99" w:themeColor="text2" w:themeTint="BF"/>
+          <w:lang w:val="en-US"/>
+        </w:rPr>
+        <w:t xml:space="preserve"> robustness to </w:t>
+      </w:r>
+      <w:r>
+        <w:rPr>
+          <w:color w:val="215E99" w:themeColor="text2" w:themeTint="BF"/>
+          <w:lang w:val="en-US"/>
+        </w:rPr>
+        <w:t>the strategies used to hand intercurrent events</w:t>
+      </w:r>
+      <w:r>
+        <w:rPr>
+          <w:color w:val="215E99" w:themeColor="text2" w:themeTint="BF"/>
+          <w:lang w:val="en-US"/>
+        </w:rPr>
+        <w:t>.</w:t>
+      </w:r>
+    </w:p>
+    <w:p>
+      <w:pPr>
+        <w:rPr>
+          <w:color w:val="215E99" w:themeColor="text2" w:themeTint="BF"/>
+          <w:lang w:val="en-US"/>
+        </w:rPr>
+      </w:pPr>
+    </w:p>
+    <w:p>
+      <w:pPr>
+        <w:rPr>
+          <w:rStyle w:val="Svagfremhvning"/>
+          <w:rFonts w:ascii="Times New Roman" w:hAnsi="Times New Roman" w:cs="Times New Roman"/>
+          <w:i w:val="0"/>
+          <w:iCs w:val="0"/>
+          <w:color w:val="auto"/>
+          <w:lang w:val="en-US"/>
+        </w:rPr>
+      </w:pPr>
+    </w:p>
+    <w:p>
+      <w:pPr>
+        <w:rPr>
+          <w:rStyle w:val="Svagfremhvning"/>
+          <w:rFonts w:ascii="Times New Roman" w:hAnsi="Times New Roman" w:cs="Times New Roman"/>
+          <w:i w:val="0"/>
+          <w:iCs w:val="0"/>
+          <w:color w:val="auto"/>
+          <w:lang w:val="en-US"/>
+        </w:rPr>
+      </w:pPr>
       <w:r>
         <w:rPr>
           <w:rFonts w:ascii="Times New Roman" w:eastAsiaTheme="majorEastAsia" w:hAnsi="Times New Roman" w:cs="Times New Roman"/>
@@ -15601,7 +17209,8 @@
           <w:szCs w:val="32"/>
           <w:lang w:val="en-US"/>
         </w:rPr>
-        <w:t>6</w:t>
+        <w:lastRenderedPageBreak/>
+        <w:t>4.</w:t>
       </w:r>
       <w:r>
         <w:rPr>
@@ -15613,7 +17222,7 @@
           <w:szCs w:val="32"/>
           <w:lang w:val="en-US"/>
         </w:rPr>
-        <w:t xml:space="preserve"> </w:t>
+        <w:t>7</w:t>
       </w:r>
       <w:r>
         <w:rPr>
@@ -15625,7 +17234,7 @@
           <w:szCs w:val="32"/>
           <w:lang w:val="en-US"/>
         </w:rPr>
-        <w:t>Secondary</w:t>
+        <w:t xml:space="preserve"> </w:t>
       </w:r>
       <w:r>
         <w:rPr>
@@ -15637,7 +17246,7 @@
           <w:szCs w:val="32"/>
           <w:lang w:val="en-US"/>
         </w:rPr>
-        <w:t xml:space="preserve"> </w:t>
+        <w:t>Secondary</w:t>
       </w:r>
       <w:r>
         <w:rPr>
@@ -15649,6 +17258,18 @@
           <w:szCs w:val="32"/>
           <w:lang w:val="en-US"/>
         </w:rPr>
+        <w:t xml:space="preserve"> </w:t>
+      </w:r>
+      <w:r>
+        <w:rPr>
+          <w:rFonts w:ascii="Times New Roman" w:eastAsiaTheme="majorEastAsia" w:hAnsi="Times New Roman" w:cs="Times New Roman"/>
+          <w:i/>
+          <w:iCs/>
+          <w:color w:val="404040" w:themeColor="text1" w:themeTint="BF"/>
+          <w:sz w:val="32"/>
+          <w:szCs w:val="32"/>
+          <w:lang w:val="en-US"/>
+        </w:rPr>
         <w:t>hypotheses</w:t>
       </w:r>
     </w:p>
@@ -15695,7 +17316,7 @@
           <w:lang w:val="en-US"/>
         </w:rPr>
       </w:pPr>
-      <w:bookmarkStart w:id="32" w:name="_Toc238738641"/>
+      <w:bookmarkStart w:id="47" w:name="_Toc238738641"/>
       <w:r>
         <w:rPr>
           <w:lang w:val="en-US"/>
@@ -15711,6 +17332,8 @@
           <w:lang w:val="en-US"/>
         </w:rPr>
       </w:pPr>
+      <w:bookmarkStart w:id="48" w:name="_Toc238738642"/>
+      <w:bookmarkEnd w:id="47"/>
       <w:r>
         <w:rPr>
           <w:rFonts w:ascii="Times New Roman" w:hAnsi="Times New Roman" w:cs="Times New Roman"/>
@@ -15733,7 +17356,6 @@
         </w:rPr>
         <w:t>Supplementary analyses</w:t>
       </w:r>
-      <w:bookmarkEnd w:id="32"/>
     </w:p>
     <w:p>
       <w:pPr>
@@ -15743,7 +17365,6 @@
           <w:lang w:val="en-US"/>
         </w:rPr>
       </w:pPr>
-      <w:bookmarkStart w:id="33" w:name="_Toc238738642"/>
       <w:r>
         <w:rPr>
           <w:rStyle w:val="Svagfremhvning"/>
@@ -15783,7 +17404,7 @@
         </w:rPr>
         <w:t>Safety evaluations</w:t>
       </w:r>
-      <w:bookmarkEnd w:id="33"/>
+      <w:bookmarkEnd w:id="48"/>
     </w:p>
     <w:p>
       <w:pPr>
@@ -15815,7 +17436,7 @@
           <w:lang w:val="en-US"/>
         </w:rPr>
       </w:pPr>
-      <w:bookmarkStart w:id="34" w:name="_Toc238738643"/>
+      <w:bookmarkStart w:id="49" w:name="_Toc238738643"/>
       <w:r>
         <w:rPr>
           <w:rStyle w:val="Svagfremhvning"/>
@@ -15855,7 +17476,7 @@
         </w:rPr>
         <w:t>Exploratory analyses</w:t>
       </w:r>
-      <w:bookmarkEnd w:id="34"/>
+      <w:bookmarkEnd w:id="49"/>
       <w:r>
         <w:rPr>
           <w:rFonts w:ascii="Times New Roman" w:hAnsi="Times New Roman" w:cs="Times New Roman"/>
@@ -15899,11 +17520,634 @@
     </w:p>
     <w:p>
       <w:pPr>
-        <w:rPr>
-          <w:rFonts w:ascii="Times New Roman" w:hAnsi="Times New Roman" w:cs="Times New Roman"/>
-          <w:lang w:val="en-US"/>
-        </w:rPr>
-      </w:pPr>
+        <w:pStyle w:val="Overskrift1"/>
+        <w:rPr>
+          <w:rFonts w:ascii="Times New Roman" w:hAnsi="Times New Roman" w:cs="Times New Roman"/>
+          <w:lang w:val="en-US"/>
+        </w:rPr>
+      </w:pPr>
+      <w:r>
+        <w:rPr>
+          <w:rFonts w:ascii="Times New Roman" w:hAnsi="Times New Roman" w:cs="Times New Roman"/>
+          <w:lang w:val="en-US"/>
+        </w:rPr>
+        <w:t>6</w:t>
+      </w:r>
+      <w:r>
+        <w:rPr>
+          <w:rFonts w:ascii="Times New Roman" w:hAnsi="Times New Roman" w:cs="Times New Roman"/>
+          <w:lang w:val="en-US"/>
+        </w:rPr>
+        <w:t xml:space="preserve">. </w:t>
+      </w:r>
+      <w:r>
+        <w:rPr>
+          <w:rFonts w:ascii="Times New Roman" w:hAnsi="Times New Roman" w:cs="Times New Roman"/>
+          <w:lang w:val="en-US"/>
+        </w:rPr>
+        <w:t>Trial monitoring and Interim analyses</w:t>
+      </w:r>
+    </w:p>
+    <w:p>
+      <w:pPr>
+        <w:rPr>
+          <w:rFonts w:ascii="Times New Roman" w:hAnsi="Times New Roman" w:cs="Times New Roman"/>
+          <w:color w:val="215E99" w:themeColor="text2" w:themeTint="BF"/>
+          <w:lang w:val="en-US"/>
+        </w:rPr>
+      </w:pPr>
+      <w:r>
+        <w:rPr>
+          <w:rFonts w:ascii="Times New Roman" w:hAnsi="Times New Roman" w:cs="Times New Roman"/>
+          <w:color w:val="215E99" w:themeColor="text2" w:themeTint="BF"/>
+          <w:lang w:val="en-US"/>
+        </w:rPr>
+        <w:t xml:space="preserve">[optional] </w:t>
+      </w:r>
+      <w:r>
+        <w:rPr>
+          <w:rFonts w:ascii="Times New Roman" w:hAnsi="Times New Roman" w:cs="Times New Roman"/>
+          <w:color w:val="215E99" w:themeColor="text2" w:themeTint="BF"/>
+          <w:lang w:val="en-US"/>
+        </w:rPr>
+        <w:t>Two types of monitoring:</w:t>
+      </w:r>
+    </w:p>
+    <w:p>
+      <w:pPr>
+        <w:rPr>
+          <w:rFonts w:ascii="Times New Roman" w:hAnsi="Times New Roman" w:cs="Times New Roman"/>
+          <w:color w:val="215E99" w:themeColor="text2" w:themeTint="BF"/>
+          <w:lang w:val="en-US"/>
+        </w:rPr>
+      </w:pPr>
+      <w:r>
+        <w:rPr>
+          <w:rFonts w:ascii="Times New Roman" w:hAnsi="Times New Roman" w:cs="Times New Roman"/>
+          <w:b/>
+          <w:bCs/>
+          <w:color w:val="215E99" w:themeColor="text2" w:themeTint="BF"/>
+          <w:lang w:val="en-US"/>
+        </w:rPr>
+        <w:t>Quality check</w:t>
+      </w:r>
+      <w:r>
+        <w:rPr>
+          <w:rFonts w:ascii="Times New Roman" w:hAnsi="Times New Roman" w:cs="Times New Roman"/>
+          <w:color w:val="215E99" w:themeColor="text2" w:themeTint="BF"/>
+          <w:lang w:val="en-US"/>
+        </w:rPr>
+        <w:t xml:space="preserve"> (no need to break blinding): review the dat</w:t>
+      </w:r>
+      <w:r>
+        <w:rPr>
+          <w:rFonts w:ascii="Times New Roman" w:hAnsi="Times New Roman" w:cs="Times New Roman"/>
+          <w:color w:val="215E99" w:themeColor="text2" w:themeTint="BF"/>
+          <w:lang w:val="en-US"/>
+        </w:rPr>
+        <w:t>a</w:t>
+      </w:r>
+      <w:r>
+        <w:rPr>
+          <w:rFonts w:ascii="Times New Roman" w:hAnsi="Times New Roman" w:cs="Times New Roman"/>
+          <w:color w:val="215E99" w:themeColor="text2" w:themeTint="BF"/>
+          <w:lang w:val="en-US"/>
+        </w:rPr>
+        <w:t xml:space="preserve">, </w:t>
+      </w:r>
+      <w:commentRangeStart w:id="50"/>
+      <w:r>
+        <w:rPr>
+          <w:rFonts w:ascii="Times New Roman" w:hAnsi="Times New Roman" w:cs="Times New Roman"/>
+          <w:color w:val="215E99" w:themeColor="text2" w:themeTint="BF"/>
+          <w:lang w:val="en-US"/>
+        </w:rPr>
+        <w:t>e.g.</w:t>
+      </w:r>
+      <w:commentRangeEnd w:id="50"/>
+      <w:r>
+        <w:rPr>
+          <w:rStyle w:val="Kommentarhenvisning"/>
+          <w:rFonts w:ascii="Times New Roman" w:hAnsi="Times New Roman" w:cs="Times New Roman"/>
+          <w:color w:val="215E99" w:themeColor="text2" w:themeTint="BF"/>
+          <w:sz w:val="24"/>
+          <w:szCs w:val="24"/>
+          <w:lang w:val="en-US"/>
+        </w:rPr>
+        <w:commentReference w:id="50"/>
+      </w:r>
+      <w:r>
+        <w:rPr>
+          <w:rFonts w:ascii="Times New Roman" w:hAnsi="Times New Roman" w:cs="Times New Roman"/>
+          <w:color w:val="215E99" w:themeColor="text2" w:themeTint="BF"/>
+          <w:lang w:val="en-US"/>
+        </w:rPr>
+        <w:t>:</w:t>
+      </w:r>
+      <w:r>
+        <w:rPr>
+          <w:rFonts w:ascii="Times New Roman" w:hAnsi="Times New Roman" w:cs="Times New Roman"/>
+          <w:color w:val="215E99" w:themeColor="text2" w:themeTint="BF"/>
+          <w:lang w:val="en-US"/>
+        </w:rPr>
+        <w:t xml:space="preserve"> </w:t>
+      </w:r>
+    </w:p>
+    <w:p>
+      <w:pPr>
+        <w:pStyle w:val="Listeafsnit"/>
+        <w:numPr>
+          <w:ilvl w:val="0"/>
+          <w:numId w:val="28"/>
+        </w:numPr>
+        <w:rPr>
+          <w:rFonts w:ascii="Times New Roman" w:hAnsi="Times New Roman" w:cs="Times New Roman"/>
+          <w:color w:val="215E99" w:themeColor="text2" w:themeTint="BF"/>
+          <w:lang w:val="en-US"/>
+        </w:rPr>
+      </w:pPr>
+      <w:r>
+        <w:rPr>
+          <w:rFonts w:ascii="Times New Roman" w:hAnsi="Times New Roman" w:cs="Times New Roman"/>
+          <w:color w:val="215E99" w:themeColor="text2" w:themeTint="BF"/>
+          <w:lang w:val="en-US"/>
+        </w:rPr>
+        <w:t>whether the protocol is being followed</w:t>
+      </w:r>
+    </w:p>
+    <w:p>
+      <w:pPr>
+        <w:pStyle w:val="Listeafsnit"/>
+        <w:numPr>
+          <w:ilvl w:val="0"/>
+          <w:numId w:val="28"/>
+        </w:numPr>
+        <w:rPr>
+          <w:rFonts w:ascii="Times New Roman" w:hAnsi="Times New Roman" w:cs="Times New Roman"/>
+          <w:color w:val="215E99" w:themeColor="text2" w:themeTint="BF"/>
+          <w:lang w:val="en-US"/>
+        </w:rPr>
+      </w:pPr>
+      <w:r>
+        <w:rPr>
+          <w:rFonts w:ascii="Times New Roman" w:hAnsi="Times New Roman" w:cs="Times New Roman"/>
+          <w:color w:val="215E99" w:themeColor="text2" w:themeTint="BF"/>
+          <w:lang w:val="en-US"/>
+        </w:rPr>
+        <w:t>the acceptability of data</w:t>
+      </w:r>
+      <w:r>
+        <w:rPr>
+          <w:rFonts w:ascii="Times New Roman" w:hAnsi="Times New Roman" w:cs="Times New Roman"/>
+          <w:color w:val="215E99" w:themeColor="text2" w:themeTint="BF"/>
+          <w:lang w:val="en-US"/>
+        </w:rPr>
+        <w:t xml:space="preserve"> </w:t>
+      </w:r>
+      <w:r>
+        <w:rPr>
+          <w:rFonts w:ascii="Times New Roman" w:hAnsi="Times New Roman" w:cs="Times New Roman"/>
+          <w:color w:val="215E99" w:themeColor="text2" w:themeTint="BF"/>
+          <w:lang w:val="en-US"/>
+        </w:rPr>
+        <w:t>being accrued</w:t>
+      </w:r>
+    </w:p>
+    <w:p>
+      <w:pPr>
+        <w:pStyle w:val="Listeafsnit"/>
+        <w:numPr>
+          <w:ilvl w:val="0"/>
+          <w:numId w:val="28"/>
+        </w:numPr>
+        <w:rPr>
+          <w:rFonts w:ascii="Times New Roman" w:hAnsi="Times New Roman" w:cs="Times New Roman"/>
+          <w:color w:val="215E99" w:themeColor="text2" w:themeTint="BF"/>
+          <w:lang w:val="en-US"/>
+        </w:rPr>
+      </w:pPr>
+      <w:r>
+        <w:rPr>
+          <w:rFonts w:ascii="Times New Roman" w:hAnsi="Times New Roman" w:cs="Times New Roman"/>
+          <w:color w:val="215E99" w:themeColor="text2" w:themeTint="BF"/>
+          <w:lang w:val="en-US"/>
+        </w:rPr>
+        <w:t xml:space="preserve">success of planned accrual targets, </w:t>
+      </w:r>
+    </w:p>
+    <w:p>
+      <w:pPr>
+        <w:pStyle w:val="Listeafsnit"/>
+        <w:numPr>
+          <w:ilvl w:val="0"/>
+          <w:numId w:val="28"/>
+        </w:numPr>
+        <w:rPr>
+          <w:rFonts w:ascii="Times New Roman" w:hAnsi="Times New Roman" w:cs="Times New Roman"/>
+          <w:color w:val="215E99" w:themeColor="text2" w:themeTint="BF"/>
+          <w:lang w:val="en-US"/>
+        </w:rPr>
+      </w:pPr>
+      <w:r>
+        <w:rPr>
+          <w:rFonts w:ascii="Times New Roman" w:hAnsi="Times New Roman" w:cs="Times New Roman"/>
+          <w:color w:val="215E99" w:themeColor="text2" w:themeTint="BF"/>
+          <w:lang w:val="en-US"/>
+        </w:rPr>
+        <w:t>appropriateness of the design</w:t>
+      </w:r>
+      <w:r>
+        <w:rPr>
+          <w:rFonts w:ascii="Times New Roman" w:hAnsi="Times New Roman" w:cs="Times New Roman"/>
+          <w:color w:val="215E99" w:themeColor="text2" w:themeTint="BF"/>
+          <w:lang w:val="en-US"/>
+        </w:rPr>
+        <w:t xml:space="preserve"> </w:t>
+      </w:r>
+      <w:r>
+        <w:rPr>
+          <w:rFonts w:ascii="Times New Roman" w:hAnsi="Times New Roman" w:cs="Times New Roman"/>
+          <w:color w:val="215E99" w:themeColor="text2" w:themeTint="BF"/>
+          <w:lang w:val="en-US"/>
+        </w:rPr>
+        <w:t>assumptions</w:t>
+      </w:r>
+    </w:p>
+    <w:p>
+      <w:pPr>
+        <w:pStyle w:val="Listeafsnit"/>
+        <w:numPr>
+          <w:ilvl w:val="0"/>
+          <w:numId w:val="28"/>
+        </w:numPr>
+        <w:rPr>
+          <w:rFonts w:ascii="Times New Roman" w:hAnsi="Times New Roman" w:cs="Times New Roman"/>
+          <w:color w:val="215E99" w:themeColor="text2" w:themeTint="BF"/>
+          <w:lang w:val="en-US"/>
+        </w:rPr>
+      </w:pPr>
+      <w:r>
+        <w:rPr>
+          <w:rFonts w:ascii="Times New Roman" w:hAnsi="Times New Roman" w:cs="Times New Roman"/>
+          <w:color w:val="215E99" w:themeColor="text2" w:themeTint="BF"/>
+          <w:lang w:val="en-US"/>
+        </w:rPr>
+        <w:t>success in keeping patients in the trials</w:t>
+      </w:r>
+    </w:p>
+    <w:p>
+      <w:pPr>
+        <w:rPr>
+          <w:rFonts w:ascii="Times New Roman" w:hAnsi="Times New Roman" w:cs="Times New Roman"/>
+          <w:color w:val="215E99" w:themeColor="text2" w:themeTint="BF"/>
+          <w:lang w:val="en-US"/>
+        </w:rPr>
+      </w:pPr>
+      <w:r>
+        <w:rPr>
+          <w:rFonts w:ascii="Times New Roman" w:hAnsi="Times New Roman" w:cs="Times New Roman"/>
+          <w:color w:val="215E99" w:themeColor="text2" w:themeTint="BF"/>
+          <w:lang w:val="en-US"/>
+        </w:rPr>
+        <w:t>to possibly adjust</w:t>
+      </w:r>
+      <w:r>
+        <w:rPr>
+          <w:rFonts w:ascii="Times New Roman" w:hAnsi="Times New Roman" w:cs="Times New Roman"/>
+          <w:color w:val="215E99" w:themeColor="text2" w:themeTint="BF"/>
+          <w:lang w:val="en-US"/>
+        </w:rPr>
+        <w:t xml:space="preserve"> </w:t>
+      </w:r>
+      <w:r>
+        <w:rPr>
+          <w:rFonts w:ascii="Times New Roman" w:hAnsi="Times New Roman" w:cs="Times New Roman"/>
+          <w:color w:val="215E99" w:themeColor="text2" w:themeTint="BF"/>
+          <w:lang w:val="en-US"/>
+        </w:rPr>
+        <w:t>the data collection procedure</w:t>
+      </w:r>
+      <w:r>
+        <w:rPr>
+          <w:rFonts w:ascii="Times New Roman" w:hAnsi="Times New Roman" w:cs="Times New Roman"/>
+          <w:color w:val="215E99" w:themeColor="text2" w:themeTint="BF"/>
+          <w:lang w:val="en-US"/>
+        </w:rPr>
+        <w:t>:</w:t>
+      </w:r>
+    </w:p>
+    <w:p>
+      <w:pPr>
+        <w:pStyle w:val="Listeafsnit"/>
+        <w:numPr>
+          <w:ilvl w:val="0"/>
+          <w:numId w:val="28"/>
+        </w:numPr>
+        <w:rPr>
+          <w:rFonts w:ascii="Times New Roman" w:hAnsi="Times New Roman" w:cs="Times New Roman"/>
+          <w:color w:val="215E99" w:themeColor="text2" w:themeTint="BF"/>
+          <w:lang w:val="en-US"/>
+        </w:rPr>
+      </w:pPr>
+      <w:r>
+        <w:rPr>
+          <w:rFonts w:ascii="Times New Roman" w:hAnsi="Times New Roman" w:cs="Times New Roman"/>
+          <w:color w:val="215E99" w:themeColor="text2" w:themeTint="BF"/>
+          <w:lang w:val="en-US"/>
+        </w:rPr>
+        <w:t xml:space="preserve"> e.g., reduce or increase the number of salivary samples to measure cortisol depending on the observed noise level or feedback from participants (too many measurements may lead to drop-out and thus compromise the trial)</w:t>
+      </w:r>
+      <w:r>
+        <w:rPr>
+          <w:rFonts w:ascii="Times New Roman" w:hAnsi="Times New Roman" w:cs="Times New Roman"/>
+          <w:color w:val="215E99" w:themeColor="text2" w:themeTint="BF"/>
+          <w:lang w:val="en-US"/>
+        </w:rPr>
+        <w:t xml:space="preserve">. </w:t>
+      </w:r>
+    </w:p>
+    <w:p>
+      <w:pPr>
+        <w:pStyle w:val="Listeafsnit"/>
+        <w:rPr>
+          <w:rFonts w:ascii="Times New Roman" w:hAnsi="Times New Roman" w:cs="Times New Roman"/>
+          <w:color w:val="215E99" w:themeColor="text2" w:themeTint="BF"/>
+          <w:lang w:val="en-US"/>
+        </w:rPr>
+      </w:pPr>
+    </w:p>
+    <w:p>
+      <w:pPr>
+        <w:rPr>
+          <w:rFonts w:ascii="Times New Roman" w:hAnsi="Times New Roman" w:cs="Times New Roman"/>
+          <w:color w:val="215E99" w:themeColor="text2" w:themeTint="BF"/>
+          <w:lang w:val="en-US"/>
+        </w:rPr>
+      </w:pPr>
+      <w:r>
+        <w:rPr>
+          <w:rFonts w:ascii="Times New Roman" w:hAnsi="Times New Roman" w:cs="Times New Roman"/>
+          <w:b/>
+          <w:bCs/>
+          <w:color w:val="215E99" w:themeColor="text2" w:themeTint="BF"/>
+          <w:lang w:val="en-US"/>
+        </w:rPr>
+        <w:t xml:space="preserve">Interim analysis </w:t>
+      </w:r>
+      <w:r>
+        <w:rPr>
+          <w:rFonts w:ascii="Times New Roman" w:hAnsi="Times New Roman" w:cs="Times New Roman"/>
+          <w:color w:val="215E99" w:themeColor="text2" w:themeTint="BF"/>
+          <w:lang w:val="en-US"/>
+        </w:rPr>
+        <w:t xml:space="preserve">(break blinding): test the primary hypothesis to stop the trial early for efficacy or futility. </w:t>
+      </w:r>
+      <w:r>
+        <w:rPr>
+          <w:rFonts w:ascii="Times New Roman" w:hAnsi="Times New Roman" w:cs="Times New Roman"/>
+          <w:color w:val="215E99" w:themeColor="text2" w:themeTint="BF"/>
+          <w:lang w:val="en-US"/>
+        </w:rPr>
+        <w:t xml:space="preserve">Prone to bias and type 1 error inflation if not </w:t>
+      </w:r>
+      <w:r>
+        <w:rPr>
+          <w:rFonts w:ascii="Times New Roman" w:hAnsi="Times New Roman" w:cs="Times New Roman"/>
+          <w:color w:val="215E99" w:themeColor="text2" w:themeTint="BF"/>
+          <w:lang w:val="en-US"/>
+        </w:rPr>
+        <w:t xml:space="preserve">dedicated </w:t>
+      </w:r>
+      <w:r>
+        <w:rPr>
+          <w:rFonts w:ascii="Times New Roman" w:hAnsi="Times New Roman" w:cs="Times New Roman"/>
+          <w:color w:val="215E99" w:themeColor="text2" w:themeTint="BF"/>
+          <w:lang w:val="en-US"/>
+        </w:rPr>
+        <w:t>statistical plan is pre-specified. This may include:</w:t>
+      </w:r>
+    </w:p>
+    <w:p>
+      <w:pPr>
+        <w:pStyle w:val="Listeafsnit"/>
+        <w:numPr>
+          <w:ilvl w:val="0"/>
+          <w:numId w:val="28"/>
+        </w:numPr>
+        <w:rPr>
+          <w:rFonts w:ascii="Times New Roman" w:hAnsi="Times New Roman" w:cs="Times New Roman"/>
+          <w:color w:val="215E99" w:themeColor="text2" w:themeTint="BF"/>
+          <w:lang w:val="en-US"/>
+        </w:rPr>
+      </w:pPr>
+      <w:r>
+        <w:rPr>
+          <w:rFonts w:ascii="Times New Roman" w:hAnsi="Times New Roman" w:cs="Times New Roman"/>
+          <w:color w:val="215E99" w:themeColor="text2" w:themeTint="BF"/>
+          <w:lang w:val="en-US"/>
+        </w:rPr>
+        <w:t>the number of interim analyses</w:t>
+      </w:r>
+    </w:p>
+    <w:p>
+      <w:pPr>
+        <w:pStyle w:val="Listeafsnit"/>
+        <w:numPr>
+          <w:ilvl w:val="0"/>
+          <w:numId w:val="28"/>
+        </w:numPr>
+        <w:rPr>
+          <w:rFonts w:ascii="Times New Roman" w:hAnsi="Times New Roman" w:cs="Times New Roman"/>
+          <w:color w:val="215E99" w:themeColor="text2" w:themeTint="BF"/>
+          <w:lang w:val="en-US"/>
+        </w:rPr>
+      </w:pPr>
+      <w:r>
+        <w:rPr>
+          <w:rFonts w:ascii="Times New Roman" w:hAnsi="Times New Roman" w:cs="Times New Roman"/>
+          <w:color w:val="215E99" w:themeColor="text2" w:themeTint="BF"/>
+          <w:lang w:val="en-US"/>
+        </w:rPr>
+        <w:t>what event triggers the interim analysis: calendar time, number of participants recruited, number of events observed (e.g. death, depression), …</w:t>
+      </w:r>
+    </w:p>
+    <w:p>
+      <w:pPr>
+        <w:pStyle w:val="Listeafsnit"/>
+        <w:numPr>
+          <w:ilvl w:val="0"/>
+          <w:numId w:val="28"/>
+        </w:numPr>
+        <w:rPr>
+          <w:rFonts w:ascii="Times New Roman" w:hAnsi="Times New Roman" w:cs="Times New Roman"/>
+          <w:color w:val="215E99" w:themeColor="text2" w:themeTint="BF"/>
+          <w:lang w:val="en-US"/>
+        </w:rPr>
+      </w:pPr>
+      <w:r>
+        <w:rPr>
+          <w:rFonts w:ascii="Times New Roman" w:hAnsi="Times New Roman" w:cs="Times New Roman"/>
+          <w:color w:val="215E99" w:themeColor="text2" w:themeTint="BF"/>
+          <w:lang w:val="en-US"/>
+        </w:rPr>
+        <w:t xml:space="preserve">who will perform the analysis at interim, ideally a data safety and monitoring committee independent (DSMB) of the sponsor/research team. </w:t>
+      </w:r>
+      <w:r>
+        <w:rPr>
+          <w:rFonts w:ascii="Times New Roman" w:hAnsi="Times New Roman" w:cs="Times New Roman"/>
+          <w:color w:val="215E99" w:themeColor="text2" w:themeTint="BF"/>
+          <w:lang w:val="en-US"/>
+        </w:rPr>
+        <w:t>They may not only look at efficacy but also safety</w:t>
+      </w:r>
+      <w:r>
+        <w:rPr>
+          <w:rFonts w:ascii="Times New Roman" w:hAnsi="Times New Roman" w:cs="Times New Roman"/>
+          <w:color w:val="215E99" w:themeColor="text2" w:themeTint="BF"/>
+          <w:lang w:val="en-US"/>
+        </w:rPr>
+        <w:t>/secondary endpoint</w:t>
+      </w:r>
+      <w:r>
+        <w:rPr>
+          <w:rFonts w:ascii="Times New Roman" w:hAnsi="Times New Roman" w:cs="Times New Roman"/>
+          <w:color w:val="215E99" w:themeColor="text2" w:themeTint="BF"/>
+          <w:lang w:val="en-US"/>
+        </w:rPr>
+        <w:t xml:space="preserve"> so enough data needs to be accumulated for both to successfully stop the trial</w:t>
+      </w:r>
+      <w:r>
+        <w:rPr>
+          <w:rFonts w:ascii="Times New Roman" w:hAnsi="Times New Roman" w:cs="Times New Roman"/>
+          <w:color w:val="215E99" w:themeColor="text2" w:themeTint="BF"/>
+          <w:lang w:val="en-US"/>
+        </w:rPr>
+        <w:t xml:space="preserve"> (even though formally only safety may be tested)</w:t>
+      </w:r>
+      <w:r>
+        <w:rPr>
+          <w:rFonts w:ascii="Times New Roman" w:hAnsi="Times New Roman" w:cs="Times New Roman"/>
+          <w:color w:val="215E99" w:themeColor="text2" w:themeTint="BF"/>
+          <w:lang w:val="en-US"/>
+        </w:rPr>
+        <w:t>.</w:t>
+      </w:r>
+      <w:r>
+        <w:rPr>
+          <w:rFonts w:ascii="Times New Roman" w:hAnsi="Times New Roman" w:cs="Times New Roman"/>
+          <w:color w:val="215E99" w:themeColor="text2" w:themeTint="BF"/>
+          <w:lang w:val="en-US"/>
+        </w:rPr>
+        <w:t xml:space="preserve"> The DSMB should be made aware of the study design &amp; methodology for interim analyses, have the possibility to comment and suggest revisions, and </w:t>
+      </w:r>
+      <w:r>
+        <w:rPr>
+          <w:rFonts w:ascii="Times New Roman" w:hAnsi="Times New Roman" w:cs="Times New Roman"/>
+          <w:color w:val="215E99" w:themeColor="text2" w:themeTint="BF"/>
+          <w:lang w:val="en-US"/>
+        </w:rPr>
+        <w:lastRenderedPageBreak/>
+        <w:t>ultimately approve it.</w:t>
+      </w:r>
+      <w:r>
+        <w:rPr>
+          <w:rFonts w:ascii="Times New Roman" w:hAnsi="Times New Roman" w:cs="Times New Roman"/>
+          <w:color w:val="215E99" w:themeColor="text2" w:themeTint="BF"/>
+          <w:lang w:val="en-US"/>
+        </w:rPr>
+        <w:t xml:space="preserve"> ONLY the DSMB should be unblinded at interim and it should not be expected to provide results at interim that can unblind the sponsor/research team. </w:t>
+      </w:r>
+      <w:commentRangeStart w:id="51"/>
+      <w:r>
+        <w:rPr>
+          <w:rFonts w:ascii="Times New Roman" w:hAnsi="Times New Roman" w:cs="Times New Roman"/>
+          <w:color w:val="215E99" w:themeColor="text2" w:themeTint="BF"/>
+          <w:lang w:val="en-US"/>
+        </w:rPr>
+        <w:t>They will ‘just’ say stop or continue the trial without further detail about the magnitude or statistical significance of the estimated intervention effect</w:t>
+      </w:r>
+      <w:commentRangeEnd w:id="51"/>
+      <w:r>
+        <w:rPr>
+          <w:rStyle w:val="Kommentarhenvisning"/>
+          <w:rFonts w:ascii="Times New Roman" w:hAnsi="Times New Roman" w:cs="Times New Roman"/>
+          <w:color w:val="215E99" w:themeColor="text2" w:themeTint="BF"/>
+          <w:sz w:val="24"/>
+          <w:szCs w:val="24"/>
+          <w:lang w:val="en-US"/>
+        </w:rPr>
+        <w:commentReference w:id="51"/>
+      </w:r>
+      <w:r>
+        <w:rPr>
+          <w:rFonts w:ascii="Times New Roman" w:hAnsi="Times New Roman" w:cs="Times New Roman"/>
+          <w:color w:val="215E99" w:themeColor="text2" w:themeTint="BF"/>
+          <w:lang w:val="en-US"/>
+        </w:rPr>
+        <w:t>.</w:t>
+      </w:r>
+    </w:p>
+    <w:p>
+      <w:pPr>
+        <w:pStyle w:val="Listeafsnit"/>
+        <w:numPr>
+          <w:ilvl w:val="0"/>
+          <w:numId w:val="28"/>
+        </w:numPr>
+        <w:rPr>
+          <w:rFonts w:ascii="Times New Roman" w:hAnsi="Times New Roman" w:cs="Times New Roman"/>
+          <w:lang w:val="en-US"/>
+        </w:rPr>
+      </w:pPr>
+      <w:r>
+        <w:rPr>
+          <w:rFonts w:ascii="Times New Roman" w:hAnsi="Times New Roman" w:cs="Times New Roman"/>
+          <w:color w:val="215E99" w:themeColor="text2" w:themeTint="BF"/>
+          <w:lang w:val="en-US"/>
+        </w:rPr>
+        <w:t>methodology used to adjust for multiple testing of the p-value/confidence intervals/estimates at interim and final analysis.</w:t>
+      </w:r>
+    </w:p>
+    <w:p>
+      <w:pPr>
+        <w:pStyle w:val="Listeafsnit"/>
+        <w:numPr>
+          <w:ilvl w:val="0"/>
+          <w:numId w:val="28"/>
+        </w:numPr>
+        <w:rPr>
+          <w:rFonts w:ascii="Times New Roman" w:hAnsi="Times New Roman" w:cs="Times New Roman"/>
+          <w:lang w:val="en-US"/>
+        </w:rPr>
+      </w:pPr>
+      <w:r>
+        <w:rPr>
+          <w:rFonts w:ascii="Times New Roman" w:hAnsi="Times New Roman" w:cs="Times New Roman"/>
+          <w:color w:val="215E99" w:themeColor="text2" w:themeTint="BF"/>
+          <w:lang w:val="en-US"/>
+        </w:rPr>
+        <w:t>i</w:t>
+      </w:r>
+      <w:commentRangeStart w:id="52"/>
+      <w:r>
+        <w:rPr>
+          <w:rFonts w:ascii="Times New Roman" w:hAnsi="Times New Roman" w:cs="Times New Roman"/>
+          <w:color w:val="215E99" w:themeColor="text2" w:themeTint="BF"/>
+          <w:lang w:val="en-US"/>
+        </w:rPr>
+        <w:t>ncomplete data at interim (pipeline patients) and need for a decision analysis.</w:t>
+      </w:r>
+      <w:commentRangeEnd w:id="52"/>
+      <w:r>
+        <w:rPr>
+          <w:rStyle w:val="Kommentarhenvisning"/>
+          <w:rFonts w:ascii="Times New Roman" w:hAnsi="Times New Roman" w:cs="Times New Roman"/>
+          <w:sz w:val="24"/>
+          <w:szCs w:val="24"/>
+          <w:lang w:val="en-US"/>
+        </w:rPr>
+        <w:commentReference w:id="52"/>
+      </w:r>
     </w:p>
     <w:p>
       <w:pPr>
@@ -15947,7 +18191,7 @@
           <w:lang w:val="en-US"/>
         </w:rPr>
       </w:pPr>
-      <w:bookmarkStart w:id="35" w:name="_Toc238738644"/>
+      <w:bookmarkStart w:id="53" w:name="_Toc238738644"/>
       <w:r>
         <w:rPr>
           <w:rFonts w:ascii="Times New Roman" w:hAnsi="Times New Roman" w:cs="Times New Roman"/>
@@ -15972,7 +18216,7 @@
         <w:lastRenderedPageBreak/>
         <w:t>References</w:t>
       </w:r>
-      <w:bookmarkEnd w:id="35"/>
+      <w:bookmarkEnd w:id="53"/>
       <w:r>
         <w:rPr>
           <w:rFonts w:ascii="Times New Roman" w:hAnsi="Times New Roman" w:cs="Times New Roman"/>
@@ -15999,7 +18243,7 @@
           <w:lang w:val="en-US"/>
         </w:rPr>
       </w:pPr>
-      <w:bookmarkStart w:id="36" w:name="_Toc238738645"/>
+      <w:bookmarkStart w:id="54" w:name="_Toc238738645"/>
       <w:r>
         <w:rPr>
           <w:rFonts w:ascii="Times New Roman" w:hAnsi="Times New Roman" w:cs="Times New Roman"/>
@@ -16024,7 +18268,7 @@
         <w:lastRenderedPageBreak/>
         <w:t>Appendix A. R code for primary outcome analyses</w:t>
       </w:r>
-      <w:bookmarkEnd w:id="36"/>
+      <w:bookmarkEnd w:id="54"/>
       <w:r>
         <w:rPr>
           <w:rFonts w:ascii="Times New Roman" w:hAnsi="Times New Roman" w:cs="Times New Roman"/>
@@ -16093,7 +18337,7 @@
           <w:lang w:val="en-US"/>
         </w:rPr>
       </w:pPr>
-      <w:bookmarkStart w:id="37" w:name="_Toc238738646"/>
+      <w:bookmarkStart w:id="55" w:name="_Toc238738646"/>
       <w:r>
         <w:rPr>
           <w:rStyle w:val="Svagfremhvning"/>
@@ -16102,7 +18346,7 @@
         </w:rPr>
         <w:t>Primary analyses</w:t>
       </w:r>
-      <w:bookmarkEnd w:id="37"/>
+      <w:bookmarkEnd w:id="55"/>
       <w:r>
         <w:rPr>
           <w:rStyle w:val="Svagfremhvning"/>
@@ -16189,8 +18433,8 @@
       </w:pPr>
     </w:p>
     <w:sectPr>
-      <w:headerReference w:type="default" r:id="rId13"/>
-      <w:footerReference w:type="default" r:id="rId14"/>
+      <w:headerReference w:type="default" r:id="rId14"/>
+      <w:footerReference w:type="default" r:id="rId15"/>
       <w:pgSz w:w="11906" w:h="16838"/>
       <w:pgMar w:top="1440" w:right="1440" w:bottom="1440" w:left="1440" w:header="708" w:footer="708" w:gutter="0"/>
       <w:cols w:space="708"/>
@@ -16243,7 +18487,23 @@
       </w:r>
     </w:p>
   </w:comment>
-  <w:comment w:id="3" w:author="Brice Maxime Hugues Ozenne" w:date="2026-08-27T18:42:00Z" w:initials="BO">
+  <w:comment w:id="3" w:author="Brice Maxime Hugues Ozenne" w:date="2026-09-03T09:55:00Z" w:initials="BO">
+    <w:p>
+      <w:pPr>
+        <w:pStyle w:val="Kommentartekst"/>
+      </w:pPr>
+      <w:r>
+        <w:rPr>
+          <w:rStyle w:val="Kommentarhenvisning"/>
+        </w:rPr>
+        <w:annotationRef/>
+      </w:r>
+      <w:r>
+        <w:t xml:space="preserve">The text in blue provides explanation and is not meant to be kept in the SAP. </w:t>
+      </w:r>
+    </w:p>
+  </w:comment>
+  <w:comment w:id="4" w:author="Brice Maxime Hugues Ozenne" w:date="2026-08-27T18:42:00Z" w:initials="BO">
     <w:p>
       <w:pPr>
         <w:pStyle w:val="Kommentartekst"/>
@@ -16270,7 +18530,7 @@
       </w:r>
     </w:p>
   </w:comment>
-  <w:comment w:id="8" w:author="Brice Maxime Hugues Ozenne" w:date="2026-08-27T19:10:00Z" w:initials="BO">
+  <w:comment w:id="9" w:author="Brice Maxime Hugues Ozenne" w:date="2026-09-03T11:18:00Z" w:initials="BO">
     <w:p>
       <w:pPr>
         <w:pStyle w:val="Kommentartekst"/>
@@ -16282,11 +18542,11 @@
         <w:annotationRef/>
       </w:r>
       <w:r>
-        <w:t>Otherwise it requires its own section</w:t>
+        <w:t>Most common one. This SAP template is written for a superiority trial.</w:t>
       </w:r>
     </w:p>
   </w:comment>
-  <w:comment w:id="11" w:author="Brice Maxime Hugues Ozenne" w:date="2026-08-26T19:00:00Z" w:initials="BO">
+  <w:comment w:id="10" w:author="Brice Maxime Hugues Ozenne" w:date="2026-09-03T11:19:00Z" w:initials="BO">
     <w:p>
       <w:pPr>
         <w:pStyle w:val="Kommentartekst"/>
@@ -16297,7 +18557,172 @@
         </w:rPr>
         <w:annotationRef/>
       </w:r>
+      <w:r>
+        <w:t>Very important to specify the equivalence margin (its value) in the SAP</w:t>
+      </w:r>
+    </w:p>
+  </w:comment>
+  <w:comment w:id="11" w:author="Brice Maxime Hugues Ozenne" w:date="2026-09-03T10:45:00Z" w:initials="BO">
+    <w:p>
+      <w:pPr>
+        <w:pStyle w:val="Kommentartekst"/>
+      </w:pPr>
+      <w:r>
+        <w:rPr>
+          <w:rStyle w:val="Kommentarhenvisning"/>
+        </w:rPr>
+        <w:annotationRef/>
+      </w:r>
+      <w:r>
+        <w:t>The most problematic aspect is that this is more prone to post-randomization selection, e.g. if a subject refuse some of the baseline measurement or they could not be performed for technical reasons. Also one may realize that some inclusion / exclusion criteria are no more valid.</w:t>
+      </w:r>
+    </w:p>
+    <w:p>
+      <w:pPr>
+        <w:pStyle w:val="Kommentartekst"/>
+      </w:pPr>
+      <w:r>
+        <w:t>---&gt; generally more screening failure is preferable to post-randomization exclusion as only the later may be prone to selection bias (between the randomization arms).</w:t>
+      </w:r>
+    </w:p>
+    <w:p>
+      <w:pPr>
+        <w:pStyle w:val="Kommentartekst"/>
+      </w:pPr>
+    </w:p>
+    <w:p>
+      <w:pPr>
+        <w:pStyle w:val="Kommentartekst"/>
+      </w:pPr>
+      <w:r>
+        <w:t>Another problem is that technically the assessment is no more a baseline measurement. Even if the subject has not received the treatment yet, there is a (maybe small) risk that investigators or subjects manage to infer the treatment they have been randomized to. So it become a follow-up (post randomization, pre treatment ) measurement.</w:t>
+      </w:r>
+    </w:p>
+  </w:comment>
+  <w:comment w:id="12" w:author="Brice Maxime Hugues Ozenne" w:date="2026-09-03T11:21:00Z" w:initials="BO">
+    <w:p>
+      <w:pPr>
+        <w:pStyle w:val="Kommentartekst"/>
+      </w:pPr>
+      <w:r>
+        <w:rPr>
+          <w:rStyle w:val="Kommentarhenvisning"/>
+        </w:rPr>
+        <w:annotationRef/>
+      </w:r>
+      <w:r>
+        <w:t>Requires its own section where it is described in great details</w:t>
+      </w:r>
+    </w:p>
+  </w:comment>
+  <w:comment w:id="13" w:author="Brice Maxime Hugues Ozenne" w:date="2026-09-03T10:00:00Z" w:initials="BO">
+    <w:p>
+      <w:pPr>
+        <w:pStyle w:val="Kommentartekst"/>
+      </w:pPr>
+      <w:r>
+        <w:rPr>
+          <w:rStyle w:val="Kommentarhenvisning"/>
+        </w:rPr>
+        <w:annotationRef/>
+      </w:r>
+      <w:r>
+        <w:t>Those could be at two different times, if so clarify.</w:t>
+      </w:r>
+    </w:p>
+    <w:p>
+      <w:pPr>
+        <w:pStyle w:val="Kommentartekst"/>
+      </w:pPr>
+      <w:r>
+        <w:t>There could also be no baseline. If so mention it explicitely as it is important for the statistician to know that there whether there are baseline measurement to leverage. It’s a good idea in that case to put a one line explanation why the screening measurements should not be used, e.g. acquired at different times from an event (birth, disease diagnosis) so not comparable across study participants.</w:t>
+      </w:r>
+    </w:p>
+  </w:comment>
+  <w:comment w:id="14" w:author="Brice Maxime Hugues Ozenne" w:date="2026-09-03T10:48:00Z" w:initials="BO">
+    <w:p>
+      <w:pPr>
+        <w:pStyle w:val="Kommentartekst"/>
+      </w:pPr>
+      <w:r>
+        <w:rPr>
+          <w:rStyle w:val="Kommentarhenvisning"/>
+        </w:rPr>
+        <w:annotationRef/>
+      </w:r>
+      <w:r>
+        <w:t>Possibly two columns as they may be two different timepoitns.</w:t>
+      </w:r>
+    </w:p>
+  </w:comment>
+  <w:comment w:id="15" w:author="Brice Maxime Hugues Ozenne" w:date="2026-09-03T10:14:00Z" w:initials="BO">
+    <w:p>
+      <w:pPr>
+        <w:pStyle w:val="Kommentartekst"/>
+      </w:pPr>
+      <w:r>
+        <w:rPr>
+          <w:rStyle w:val="Kommentarhenvisning"/>
+        </w:rPr>
+        <w:annotationRef/>
+      </w:r>
       <w:hyperlink r:id="rId2" w:history="1">
+        <w:r>
+          <w:rPr>
+            <w:rStyle w:val="Hyperlink"/>
+          </w:rPr>
+          <w:t>https://doi.org/10.3389/fpsyt.2020.00641</w:t>
+        </w:r>
+      </w:hyperlink>
+      <w:r>
+        <w:t xml:space="preserve"> </w:t>
+      </w:r>
+    </w:p>
+  </w:comment>
+  <w:comment w:id="16" w:author="Brice Maxime Hugues Ozenne" w:date="2026-09-03T10:34:00Z" w:initials="BO">
+    <w:p>
+      <w:pPr>
+        <w:pStyle w:val="Kommentartekst"/>
+      </w:pPr>
+      <w:r>
+        <w:rPr>
+          <w:rStyle w:val="Kommentarhenvisning"/>
+        </w:rPr>
+        <w:annotationRef/>
+      </w:r>
+      <w:r>
+        <w:t xml:space="preserve">To make it very clear that those where not the ones implemented during the trial. </w:t>
+      </w:r>
+    </w:p>
+  </w:comment>
+  <w:comment w:id="18" w:author="Brice Maxime Hugues Ozenne" w:date="2026-09-03T10:37:00Z" w:initials="BO">
+    <w:p>
+      <w:pPr>
+        <w:pStyle w:val="Kommentartekst"/>
+      </w:pPr>
+      <w:r>
+        <w:rPr>
+          <w:rStyle w:val="Kommentarhenvisning"/>
+        </w:rPr>
+        <w:annotationRef/>
+      </w:r>
+      <w:r>
+        <w:t>I’m myself often confused about this terminology. That’s also why I wrote it down to have something to refer to and to be more consistent. If you prefer the other way around all good just mention it somewhere in the SAP</w:t>
+      </w:r>
+    </w:p>
+  </w:comment>
+  <w:comment w:id="20" w:author="Brice Maxime Hugues Ozenne" w:date="2026-08-26T19:00:00Z" w:initials="BO">
+    <w:p>
+      <w:pPr>
+        <w:pStyle w:val="Kommentartekst"/>
+      </w:pPr>
+      <w:r>
+        <w:rPr>
+          <w:rStyle w:val="Kommentarhenvisning"/>
+        </w:rPr>
+        <w:annotationRef/>
+      </w:r>
+      <w:hyperlink r:id="rId3" w:history="1">
         <w:r>
           <w:rPr>
             <w:rStyle w:val="Hyperlink"/>
@@ -16310,7 +18735,7 @@
       </w:r>
     </w:p>
   </w:comment>
-  <w:comment w:id="17" w:author="Brice Maxime Hugues Ozenne" w:date="2026-09-02T18:52:00Z" w:initials="BO">
+  <w:comment w:id="23" w:author="Brice Maxime Hugues Ozenne" w:date="2026-09-03T10:52:00Z" w:initials="BO">
     <w:p>
       <w:pPr>
         <w:pStyle w:val="Kommentartekst"/>
@@ -16322,9 +18747,41 @@
         <w:annotationRef/>
       </w:r>
       <w:r>
+        <w:t>But if a treatment is ‘easier’ to start this may compromise the comparability between the treatment groups, e.g. via immortal time bias (Salimah et al 2008, JASN, 10.1681/ASN.2007121354).</w:t>
+      </w:r>
+    </w:p>
+  </w:comment>
+  <w:comment w:id="25" w:author="Brice Maxime Hugues Ozenne" w:date="2026-09-03T10:56:00Z" w:initials="BO">
+    <w:p>
+      <w:pPr>
+        <w:pStyle w:val="Kommentartekst"/>
+      </w:pPr>
+      <w:r>
+        <w:rPr>
+          <w:rStyle w:val="Kommentarhenvisning"/>
+        </w:rPr>
+        <w:annotationRef/>
+      </w:r>
+      <w:r>
+        <w:t>This is very vague and should be made more specific for each study but typically one reviews the primary outcome (and secondary if times permit) values to check they are plausible (e.g. unit is correct and the same for all)</w:t>
+      </w:r>
+    </w:p>
+  </w:comment>
+  <w:comment w:id="28" w:author="Brice Maxime Hugues Ozenne" w:date="2026-09-02T18:52:00Z" w:initials="BO">
+    <w:p>
+      <w:pPr>
+        <w:pStyle w:val="Kommentartekst"/>
+      </w:pPr>
+      <w:r>
+        <w:rPr>
+          <w:rStyle w:val="Kommentarhenvisning"/>
+        </w:rPr>
+        <w:annotationRef/>
+      </w:r>
+      <w:r>
         <w:t xml:space="preserve">See Lawrance et al. (2020) </w:t>
       </w:r>
-      <w:hyperlink r:id="rId3" w:history="1">
+      <w:hyperlink r:id="rId4" w:history="1">
         <w:r>
           <w:rPr>
             <w:rStyle w:val="Hyperlink"/>
@@ -16343,7 +18800,7 @@
       <w:r>
         <w:t xml:space="preserve">And section ’example of parameter of interest’ of the blog post  </w:t>
       </w:r>
-      <w:hyperlink r:id="rId4" w:history="1">
+      <w:hyperlink r:id="rId5" w:history="1">
         <w:r>
           <w:rPr>
             <w:rStyle w:val="Hyperlink"/>
@@ -16361,7 +18818,7 @@
       </w:pPr>
     </w:p>
   </w:comment>
-  <w:comment w:id="21" w:author="Brice Maxime Hugues Ozenne" w:date="2026-08-27T17:13:00Z" w:initials="BO">
+  <w:comment w:id="32" w:author="Brice Maxime Hugues Ozenne" w:date="2026-08-27T17:13:00Z" w:initials="BO">
     <w:p>
       <w:pPr>
         <w:pStyle w:val="Kommentartekst"/>
@@ -16380,7 +18837,7 @@
       </w:r>
     </w:p>
   </w:comment>
-  <w:comment w:id="22" w:author="Brice Maxime Hugues Ozenne" w:date="2026-08-27T17:42:00Z" w:initials="BO">
+  <w:comment w:id="33" w:author="Brice Maxime Hugues Ozenne" w:date="2026-08-27T17:42:00Z" w:initials="BO">
     <w:p>
       <w:pPr>
         <w:pStyle w:val="Kommentartekst"/>
@@ -16396,7 +18853,7 @@
       </w:r>
     </w:p>
   </w:comment>
-  <w:comment w:id="23" w:author="Brice Maxime Hugues Ozenne" w:date="2026-08-27T17:29:00Z" w:initials="BO">
+  <w:comment w:id="34" w:author="Brice Maxime Hugues Ozenne" w:date="2026-08-27T17:29:00Z" w:initials="BO">
     <w:p>
       <w:pPr>
         <w:pStyle w:val="Kommentartekst"/>
@@ -16410,7 +18867,7 @@
       <w:r>
         <w:t xml:space="preserve">Possible reference: </w:t>
       </w:r>
-      <w:hyperlink r:id="rId5" w:history="1">
+      <w:hyperlink r:id="rId6" w:history="1">
         <w:r>
           <w:rPr>
             <w:rStyle w:val="Hyperlink"/>
@@ -16420,7 +18877,7 @@
       </w:hyperlink>
     </w:p>
   </w:comment>
-  <w:comment w:id="24" w:author="Brice Maxime Hugues Ozenne" w:date="2026-08-27T17:43:00Z" w:initials="BO">
+  <w:comment w:id="35" w:author="Brice Maxime Hugues Ozenne" w:date="2026-08-27T17:43:00Z" w:initials="BO">
     <w:p>
       <w:pPr>
         <w:pStyle w:val="Kommentartekst"/>
@@ -16436,7 +18893,7 @@
       </w:r>
     </w:p>
   </w:comment>
-  <w:comment w:id="25" w:author="Brice Maxime Hugues Ozenne" w:date="2026-08-27T18:01:00Z" w:initials="BO">
+  <w:comment w:id="36" w:author="Brice Maxime Hugues Ozenne" w:date="2026-08-27T18:01:00Z" w:initials="BO">
     <w:p>
       <w:pPr>
         <w:pStyle w:val="Kommentartekst"/>
@@ -16452,7 +18909,7 @@
       </w:r>
     </w:p>
   </w:comment>
-  <w:comment w:id="26" w:author="Brice Maxime Hugues Ozenne" w:date="2026-08-27T18:04:00Z" w:initials="BO">
+  <w:comment w:id="37" w:author="Brice Maxime Hugues Ozenne" w:date="2026-09-03T11:08:00Z" w:initials="BO">
     <w:p>
       <w:pPr>
         <w:pStyle w:val="Kommentartekst"/>
@@ -16464,11 +18921,11 @@
         <w:annotationRef/>
       </w:r>
       <w:r>
-        <w:t>If there is a concern about missing baseline data, one may only randomize subjects with sufficient baseline data or re-acquire baseline data before randomization.</w:t>
+        <w:t>When not true, e.g. due to post-randomized exclusion, then add ‘Randomized set’ or ‘post-randomized exclusion’ including all randomized subjects that will be used for descriptive.</w:t>
       </w:r>
     </w:p>
   </w:comment>
-  <w:comment w:id="30" w:author="Brice Maxime Hugues Ozenne" w:date="2026-08-27T19:08:00Z" w:initials="BO">
+  <w:comment w:id="38" w:author="Brice Maxime Hugues Ozenne" w:date="2026-09-03T11:50:00Z" w:initials="BO">
     <w:p>
       <w:pPr>
         <w:pStyle w:val="Kommentartekst"/>
@@ -16480,11 +18937,136 @@
         <w:annotationRef/>
       </w:r>
       <w:r>
+        <w:t>In superiority trials, ‘the use of the full analysis set provides a conservative strategy […] However, in an equivalence or noninferiority trial, use of the full analysis set is generally not conservative and its</w:t>
+      </w:r>
+    </w:p>
+    <w:p>
+      <w:pPr>
+        <w:pStyle w:val="Kommentartekst"/>
+      </w:pPr>
+      <w:r>
+        <w:t>role should be considered very carefully’ (</w:t>
+      </w:r>
+      <w:hyperlink r:id="rId7" w:history="1">
+        <w:r>
+          <w:rPr>
+            <w:rStyle w:val="Hyperlink"/>
+          </w:rPr>
+          <w:t>https://www.fda.gov/media/71336/download</w:t>
+        </w:r>
+      </w:hyperlink>
+      <w:r>
+        <w:t>)</w:t>
+      </w:r>
+    </w:p>
+    <w:p>
+      <w:pPr>
+        <w:pStyle w:val="Kommentartekst"/>
+      </w:pPr>
+    </w:p>
+    <w:p>
+      <w:pPr>
+        <w:pStyle w:val="Kommentartekst"/>
+      </w:pPr>
+      <w:r>
+        <w:t>Intuitively if there substantial and similar deviation to treatment protocol in both group, one may have ITT equivalence but this is more based on deviation than on the treatment comparison itself.</w:t>
+      </w:r>
+    </w:p>
+  </w:comment>
+  <w:comment w:id="39" w:author="Brice Maxime Hugues Ozenne" w:date="2026-09-03T11:15:00Z" w:initials="BO">
+    <w:p>
+      <w:pPr>
+        <w:pStyle w:val="Kommentartekst"/>
+      </w:pPr>
+      <w:r>
+        <w:rPr>
+          <w:rStyle w:val="Kommentarhenvisning"/>
+        </w:rPr>
+        <w:annotationRef/>
+      </w:r>
+      <w:r>
+        <w:t>E9 Statistical Principles for Clinical</w:t>
+      </w:r>
+    </w:p>
+    <w:p>
+      <w:pPr>
+        <w:pStyle w:val="Kommentartekst"/>
+      </w:pPr>
+      <w:r>
+        <w:t>Trials</w:t>
+      </w:r>
+    </w:p>
+    <w:p>
+      <w:pPr>
+        <w:pStyle w:val="Kommentartekst"/>
+      </w:pPr>
+      <w:hyperlink r:id="rId8" w:history="1">
+        <w:r>
+          <w:rPr>
+            <w:rStyle w:val="Hyperlink"/>
+          </w:rPr>
+          <w:t>https://www.fda.gov/media/71336/download</w:t>
+        </w:r>
+      </w:hyperlink>
+    </w:p>
+  </w:comment>
+  <w:comment w:id="42" w:author="Brice Maxime Hugues Ozenne" w:date="2026-09-03T11:02:00Z" w:initials="BO">
+    <w:p>
+      <w:pPr>
+        <w:pStyle w:val="Kommentartekst"/>
+      </w:pPr>
+      <w:r>
+        <w:rPr>
+          <w:rStyle w:val="Kommentarhenvisning"/>
+        </w:rPr>
+        <w:annotationRef/>
+      </w:r>
+      <w:r>
+        <w:t>If used what to do upon failure should be clarified</w:t>
+      </w:r>
+    </w:p>
+  </w:comment>
+  <w:comment w:id="43" w:author="Brice Maxime Hugues Ozenne" w:date="2026-09-03T11:04:00Z" w:initials="BO">
+    <w:p>
+      <w:pPr>
+        <w:pStyle w:val="Kommentartekst"/>
+      </w:pPr>
+      <w:r>
+        <w:rPr>
+          <w:rStyle w:val="Kommentarhenvisning"/>
+        </w:rPr>
+        <w:annotationRef/>
+      </w:r>
+      <w:r>
+        <w:t>CIs for one sided tests are half open, i.e. the upper bound (when testing for superiority) is + \infty.</w:t>
+      </w:r>
+    </w:p>
+    <w:p>
+      <w:pPr>
+        <w:pStyle w:val="Kommentartekst"/>
+      </w:pPr>
+      <w:r>
+        <w:t>Testing one-sided but reporting two sided Cis can lead to a CI containing 0 (i.e. no rejection) while p&lt;0.05 (i.e.) rejection which is confusing.</w:t>
+      </w:r>
+    </w:p>
+  </w:comment>
+  <w:comment w:id="45" w:author="Brice Maxime Hugues Ozenne" w:date="2026-08-27T19:08:00Z" w:initials="BO">
+    <w:p>
+      <w:pPr>
+        <w:pStyle w:val="Kommentartekst"/>
+      </w:pPr>
+      <w:r>
+        <w:rPr>
+          <w:rStyle w:val="Kommentarhenvisning"/>
+        </w:rPr>
+        <w:annotationRef/>
+      </w:r>
+      <w:r>
         <w:t>Maybe not true in case of complex measurements (e.g. medical imaging)</w:t>
       </w:r>
     </w:p>
   </w:comment>
-  <w:comment w:id="31" w:author="Brice Maxime Hugues Ozenne" w:date="2026-08-31T17:03:00Z" w:initials="BO">
+  <w:comment w:id="46" w:author="Brice Maxime Hugues Ozenne" w:date="2026-08-31T17:03:00Z" w:initials="BO">
     <w:p>
       <w:pPr>
         <w:pStyle w:val="Kommentartekst"/>
@@ -16497,6 +19079,73 @@
       </w:r>
       <w:r>
         <w:t>No missing data as handled by a hypothetical strategy</w:t>
+      </w:r>
+    </w:p>
+  </w:comment>
+  <w:comment w:id="50" w:author="Brice Maxime Hugues Ozenne" w:date="2026-09-03T11:29:00Z" w:initials="BO">
+    <w:p>
+      <w:pPr>
+        <w:pStyle w:val="Kommentartekst"/>
+      </w:pPr>
+      <w:r>
+        <w:rPr>
+          <w:rStyle w:val="Kommentarhenvisning"/>
+        </w:rPr>
+        <w:annotationRef/>
+      </w:r>
+      <w:r>
+        <w:t xml:space="preserve">From </w:t>
+      </w:r>
+      <w:hyperlink r:id="rId9" w:history="1">
+        <w:r>
+          <w:rPr>
+            <w:rStyle w:val="Hyperlink"/>
+          </w:rPr>
+          <w:t>https://www.fda.gov/media/71336/download</w:t>
+        </w:r>
+      </w:hyperlink>
+    </w:p>
+  </w:comment>
+  <w:comment w:id="51" w:author="Brice Maxime Hugues Ozenne" w:date="2026-09-03T11:44:00Z" w:initials="BO">
+    <w:p>
+      <w:pPr>
+        <w:pStyle w:val="Kommentartekst"/>
+      </w:pPr>
+      <w:r>
+        <w:rPr>
+          <w:rStyle w:val="Kommentarhenvisning"/>
+        </w:rPr>
+        <w:annotationRef/>
+      </w:r>
+      <w:r>
+        <w:t>‘Investigators should be informed only about the decision to continue or to discontinue the trial, or to implement modifications to trial procedures.’  (</w:t>
+      </w:r>
+      <w:hyperlink r:id="rId10" w:history="1">
+        <w:r>
+          <w:rPr>
+            <w:rStyle w:val="Hyperlink"/>
+          </w:rPr>
+          <w:t>https://www.fda.gov/media/71336/download</w:t>
+        </w:r>
+      </w:hyperlink>
+      <w:r>
+        <w:t>)</w:t>
+      </w:r>
+    </w:p>
+  </w:comment>
+  <w:comment w:id="52" w:author="Brice Maxime Hugues Ozenne" w:date="2026-09-03T11:34:00Z" w:initials="BO">
+    <w:p>
+      <w:pPr>
+        <w:pStyle w:val="Kommentartekst"/>
+      </w:pPr>
+      <w:r>
+        <w:rPr>
+          <w:rStyle w:val="Kommentarhenvisning"/>
+        </w:rPr>
+        <w:annotationRef/>
+      </w:r>
+      <w:r>
+        <w:t xml:space="preserve">e.g. see Baayen 2025, Stat Med, 10.1002/sim.70130 </w:t>
       </w:r>
     </w:p>
   </w:comment>
@@ -16507,18 +19156,36 @@
 <w15:commentsEx xmlns:wpc="http://schemas.microsoft.com/office/word/2010/wordprocessingCanvas" xmlns:cx="http://schemas.microsoft.com/office/drawing/2014/chartex" xmlns:cx1="http://schemas.microsoft.com/office/drawing/2015/9/8/chartex" xmlns:cx2="http://schemas.microsoft.com/office/drawing/2015/10/21/chartex" xmlns:cx3="http://schemas.microsoft.com/office/drawing/2016/5/9/chartex" xmlns:cx4="http://schemas.microsoft.com/office/drawing/2016/5/10/chartex" xmlns:cx5="http://schemas.microsoft.com/office/drawing/2016/5/11/chartex" xmlns:cx6="http://schemas.microsoft.com/office/drawing/2016/5/12/chartex" xmlns:cx7="http://schemas.microsoft.com/office/drawing/2016/5/13/chartex" xmlns:cx8="http://schemas.microsoft.com/office/drawing/2016/5/14/chartex" xmlns:mc="http://schemas.openxmlformats.org/markup-compatibility/2006" xmlns:aink="http://schemas.microsoft.com/office/drawing/2016/ink" xmlns:am3d="http://schemas.microsoft.com/office/drawing/2017/model3d" xmlns:o="urn:schemas-microsoft-com:office:office" xmlns:oel="http://schemas.microsoft.com/office/2019/extlst" xmlns:r="http://schemas.openxmlformats.org/officeDocument/2006/relationships" xmlns:m="http://schemas.openxmlformats.org/officeDocument/2006/math" xmlns:v="urn:schemas-microsoft-com:vml" xmlns:wp14="http://schemas.microsoft.com/office/word/2010/wordprocessingDrawing" xmlns:wp="http://schemas.openxmlformats.org/drawingml/2006/wordprocessingDrawing" xmlns:w10="urn:schemas-microsoft-com:office:word" xmlns:w="http://schemas.openxmlformats.org/wordprocessingml/2006/main" xmlns:w14="http://schemas.microsoft.com/office/word/2010/wordml" xmlns:w15="http://schemas.microsoft.com/office/word/2012/wordml" xmlns:w16cex="http://schemas.microsoft.com/office/word/2018/wordml/cex" xmlns:w16cid="http://schemas.microsoft.com/office/word/2016/wordml/cid" xmlns:w16="http://schemas.microsoft.com/office/word/2018/wordml" xmlns:w16du="http://schemas.microsoft.com/office/word/2023/wordml/word16du" xmlns:w16sdtdh="http://schemas.microsoft.com/office/word/2020/wordml/sdtdatahash" xmlns:w16sdtfl="http://schemas.microsoft.com/office/word/2024/wordml/sdtformatlock" xmlns:w16se="http://schemas.microsoft.com/office/word/2015/wordml/symex" xmlns:wpg="http://schemas.microsoft.com/office/word/2010/wordprocessingGroup" xmlns:wpi="http://schemas.microsoft.com/office/word/2010/wordprocessingInk" xmlns:wne="http://schemas.microsoft.com/office/word/2006/wordml" xmlns:wps="http://schemas.microsoft.com/office/word/2010/wordprocessingShape" mc:Ignorable="w14 w15 w16se w16cid w16 w16cex w16sdtdh w16sdtfl w16du wp14">
   <w15:commentEx w15:paraId="1C2661FC" w15:done="0"/>
   <w15:commentEx w15:paraId="11F4103C" w15:paraIdParent="1C2661FC" w15:done="0"/>
+  <w15:commentEx w15:paraId="2360C85A" w15:done="0"/>
   <w15:commentEx w15:paraId="49694F5B" w15:done="0"/>
-  <w15:commentEx w15:paraId="06FD0C1F" w15:done="0"/>
+  <w15:commentEx w15:paraId="61D4C599" w15:done="0"/>
+  <w15:commentEx w15:paraId="1635E392" w15:done="0"/>
+  <w15:commentEx w15:paraId="3DF3ABF4" w15:done="0"/>
+  <w15:commentEx w15:paraId="17913C91" w15:done="0"/>
+  <w15:commentEx w15:paraId="24B6E624" w15:done="0"/>
+  <w15:commentEx w15:paraId="73EFA5C5" w15:done="0"/>
+  <w15:commentEx w15:paraId="32CE1FCB" w15:done="0"/>
+  <w15:commentEx w15:paraId="131F3EF0" w15:done="0"/>
+  <w15:commentEx w15:paraId="39E56DFA" w15:done="0"/>
   <w15:commentEx w15:paraId="632F49E5" w15:done="0"/>
+  <w15:commentEx w15:paraId="42B08910" w15:done="0"/>
+  <w15:commentEx w15:paraId="606ACADF" w15:done="0"/>
   <w15:commentEx w15:paraId="74A5A44D" w15:done="0"/>
   <w15:commentEx w15:paraId="357397E7" w15:done="0"/>
   <w15:commentEx w15:paraId="7CDD97E1" w15:done="0"/>
   <w15:commentEx w15:paraId="12A14254" w15:done="0"/>
   <w15:commentEx w15:paraId="553AAB44" w15:done="0"/>
   <w15:commentEx w15:paraId="133F2B65" w15:done="0"/>
-  <w15:commentEx w15:paraId="52C691DF" w15:done="0"/>
+  <w15:commentEx w15:paraId="6DE7A37D" w15:done="0"/>
+  <w15:commentEx w15:paraId="2BB23DB4" w15:done="0"/>
+  <w15:commentEx w15:paraId="1C6FD897" w15:done="0"/>
+  <w15:commentEx w15:paraId="19726FE8" w15:done="0"/>
+  <w15:commentEx w15:paraId="76413441" w15:done="0"/>
   <w15:commentEx w15:paraId="760E556B" w15:done="0"/>
   <w15:commentEx w15:paraId="408FFB4A" w15:done="0"/>
+  <w15:commentEx w15:paraId="268FEFD7" w15:done="0"/>
+  <w15:commentEx w15:paraId="63D2EE37" w15:done="0"/>
+  <w15:commentEx w15:paraId="6576171D" w15:done="0"/>
 </w15:commentsEx>
 </file>
 
@@ -16526,18 +19193,36 @@
 <w16cex:commentsExtensible xmlns:wpc="http://schemas.microsoft.com/office/word/2010/wordprocessingCanvas" xmlns:cx="http://schemas.microsoft.com/office/drawing/2014/chartex" xmlns:cx1="http://schemas.microsoft.com/office/drawing/2015/9/8/chartex" xmlns:cx2="http://schemas.microsoft.com/office/drawing/2015/10/21/chartex" xmlns:cx3="http://schemas.microsoft.com/office/drawing/2016/5/9/chartex" xmlns:cx4="http://schemas.microsoft.com/office/drawing/2016/5/10/chartex" xmlns:cx5="http://schemas.microsoft.com/office/drawing/2016/5/11/chartex" xmlns:cx6="http://schemas.microsoft.com/office/drawing/2016/5/12/chartex" xmlns:cx7="http://schemas.microsoft.com/office/drawing/2016/5/13/chartex" xmlns:cx8="http://schemas.microsoft.com/office/drawing/2016/5/14/chartex" xmlns:cr="http://schemas.microsoft.com/office/comments/2020/reactions" xmlns:mc="http://schemas.openxmlformats.org/markup-compatibility/2006" xmlns:aink="http://schemas.microsoft.com/office/drawing/2016/ink" xmlns:am3d="http://schemas.microsoft.com/office/drawing/2017/model3d" xmlns:o="urn:schemas-microsoft-com:office:office" xmlns:oel="http://schemas.microsoft.com/office/2019/extlst" xmlns:r="http://schemas.openxmlformats.org/officeDocument/2006/relationships" xmlns:m="http://schemas.openxmlformats.org/officeDocument/2006/math" xmlns:v="urn:schemas-microsoft-com:vml" xmlns:wp14="http://schemas.microsoft.com/office/word/2010/wordprocessingDrawing" xmlns:wp="http://schemas.openxmlformats.org/drawingml/2006/wordprocessingDrawing" xmlns:w10="urn:schemas-microsoft-com:office:word" xmlns:w="http://schemas.openxmlformats.org/wordprocessingml/2006/main" xmlns:w14="http://schemas.microsoft.com/office/word/2010/wordml" xmlns:w15="http://schemas.microsoft.com/office/word/2012/wordml" xmlns:w16cex="http://schemas.microsoft.com/office/word/2018/wordml/cex" xmlns:w16cid="http://schemas.microsoft.com/office/word/2016/wordml/cid" xmlns:w16="http://schemas.microsoft.com/office/word/2018/wordml" xmlns:w16du="http://schemas.microsoft.com/office/word/2023/wordml/word16du" xmlns:w16sdtdh="http://schemas.microsoft.com/office/word/2020/wordml/sdtdatahash" xmlns:w16sdtfl="http://schemas.microsoft.com/office/word/2024/wordml/sdtformatlock" xmlns:w16se="http://schemas.microsoft.com/office/word/2015/wordml/symex" xmlns:wpg="http://schemas.microsoft.com/office/word/2010/wordprocessingGroup" xmlns:wpi="http://schemas.microsoft.com/office/word/2010/wordprocessingInk" xmlns:wne="http://schemas.microsoft.com/office/word/2006/wordml" xmlns:wps="http://schemas.microsoft.com/office/word/2010/wordprocessingShape" mc:Ignorable="w14 w15 w16se w16cid w16 w16cex w16sdtdh w16sdtfl cr w16du wp14">
   <w16cex:commentExtensible w16cex:durableId="66B355EB" w16cex:dateUtc="2026-08-26T16:52:00Z"/>
   <w16cex:commentExtensible w16cex:durableId="2F30E00F" w16cex:dateUtc="2026-08-26T16:56:00Z"/>
+  <w16cex:commentExtensible w16cex:durableId="645F286E" w16cex:dateUtc="2026-09-03T07:55:00Z"/>
   <w16cex:commentExtensible w16cex:durableId="0BA16B1E" w16cex:dateUtc="2026-08-27T16:42:00Z"/>
-  <w16cex:commentExtensible w16cex:durableId="697CB470" w16cex:dateUtc="2026-08-27T17:10:00Z"/>
+  <w16cex:commentExtensible w16cex:durableId="4F186D74" w16cex:dateUtc="2026-09-03T09:18:00Z"/>
+  <w16cex:commentExtensible w16cex:durableId="4C270800" w16cex:dateUtc="2026-09-03T09:19:00Z"/>
+  <w16cex:commentExtensible w16cex:durableId="73754B15" w16cex:dateUtc="2026-09-03T08:45:00Z"/>
+  <w16cex:commentExtensible w16cex:durableId="1AE8AC74" w16cex:dateUtc="2026-09-03T09:21:00Z"/>
+  <w16cex:commentExtensible w16cex:durableId="6FE989CE" w16cex:dateUtc="2026-09-03T08:00:00Z"/>
+  <w16cex:commentExtensible w16cex:durableId="55FD7D62" w16cex:dateUtc="2026-09-03T08:48:00Z"/>
+  <w16cex:commentExtensible w16cex:durableId="50FCF43F" w16cex:dateUtc="2026-09-03T08:14:00Z"/>
+  <w16cex:commentExtensible w16cex:durableId="55A95FBB" w16cex:dateUtc="2026-09-03T08:34:00Z"/>
+  <w16cex:commentExtensible w16cex:durableId="7C9814D9" w16cex:dateUtc="2026-09-03T08:37:00Z"/>
   <w16cex:commentExtensible w16cex:durableId="7FCCFB31" w16cex:dateUtc="2026-08-26T17:00:00Z"/>
+  <w16cex:commentExtensible w16cex:durableId="769BDC3F" w16cex:dateUtc="2026-09-03T08:52:00Z"/>
+  <w16cex:commentExtensible w16cex:durableId="3FDA6621" w16cex:dateUtc="2026-09-03T08:56:00Z"/>
   <w16cex:commentExtensible w16cex:durableId="6CDF0530" w16cex:dateUtc="2026-09-02T16:52:00Z"/>
   <w16cex:commentExtensible w16cex:durableId="048618A2" w16cex:dateUtc="2026-08-27T15:13:00Z"/>
   <w16cex:commentExtensible w16cex:durableId="0E0D3E79" w16cex:dateUtc="2026-08-27T15:42:00Z"/>
   <w16cex:commentExtensible w16cex:durableId="260EA4E1" w16cex:dateUtc="2026-08-27T15:29:00Z"/>
   <w16cex:commentExtensible w16cex:durableId="7301888E" w16cex:dateUtc="2026-08-27T15:43:00Z"/>
   <w16cex:commentExtensible w16cex:durableId="2F346FCF" w16cex:dateUtc="2026-08-27T16:01:00Z"/>
-  <w16cex:commentExtensible w16cex:durableId="445757C1" w16cex:dateUtc="2026-08-27T16:04:00Z"/>
+  <w16cex:commentExtensible w16cex:durableId="49D6C74E" w16cex:dateUtc="2026-09-03T09:08:00Z"/>
+  <w16cex:commentExtensible w16cex:durableId="3796E69E" w16cex:dateUtc="2026-09-03T09:50:00Z"/>
+  <w16cex:commentExtensible w16cex:durableId="443360E0" w16cex:dateUtc="2026-09-03T09:15:00Z"/>
+  <w16cex:commentExtensible w16cex:durableId="0A1FB04C" w16cex:dateUtc="2026-09-03T09:02:00Z"/>
+  <w16cex:commentExtensible w16cex:durableId="5B89B957" w16cex:dateUtc="2026-09-03T09:04:00Z"/>
   <w16cex:commentExtensible w16cex:durableId="0D4B7A44" w16cex:dateUtc="2026-08-27T17:08:00Z"/>
   <w16cex:commentExtensible w16cex:durableId="442F41BA" w16cex:dateUtc="2026-08-31T15:03:00Z"/>
+  <w16cex:commentExtensible w16cex:durableId="71A1E93D" w16cex:dateUtc="2026-09-03T09:29:00Z"/>
+  <w16cex:commentExtensible w16cex:durableId="5EE7E330" w16cex:dateUtc="2026-09-03T09:44:00Z"/>
+  <w16cex:commentExtensible w16cex:durableId="2F576A3E" w16cex:dateUtc="2026-09-03T09:34:00Z"/>
 </w16cex:commentsExtensible>
 </file>
 
@@ -16545,18 +19230,36 @@
 <w16cid:commentsIds xmlns:wpc="http://schemas.microsoft.com/office/word/2010/wordprocessingCanvas" xmlns:cx="http://schemas.microsoft.com/office/drawing/2014/chartex" xmlns:cx1="http://schemas.microsoft.com/office/drawing/2015/9/8/chartex" xmlns:cx2="http://schemas.microsoft.com/office/drawing/2015/10/21/chartex" xmlns:cx3="http://schemas.microsoft.com/office/drawing/2016/5/9/chartex" xmlns:cx4="http://schemas.microsoft.com/office/drawing/2016/5/10/chartex" xmlns:cx5="http://schemas.microsoft.com/office/drawing/2016/5/11/chartex" xmlns:cx6="http://schemas.microsoft.com/office/drawing/2016/5/12/chartex" xmlns:cx7="http://schemas.microsoft.com/office/drawing/2016/5/13/chartex" xmlns:cx8="http://schemas.microsoft.com/office/drawing/2016/5/14/chartex" xmlns:mc="http://schemas.openxmlformats.org/markup-compatibility/2006" xmlns:aink="http://schemas.microsoft.com/office/drawing/2016/ink" xmlns:am3d="http://schemas.microsoft.com/office/drawing/2017/model3d" xmlns:o="urn:schemas-microsoft-com:office:office" xmlns:oel="http://schemas.microsoft.com/office/2019/extlst" xmlns:r="http://schemas.openxmlformats.org/officeDocument/2006/relationships" xmlns:m="http://schemas.openxmlformats.org/officeDocument/2006/math" xmlns:v="urn:schemas-microsoft-com:vml" xmlns:wp14="http://schemas.microsoft.com/office/word/2010/wordprocessingDrawing" xmlns:wp="http://schemas.openxmlformats.org/drawingml/2006/wordprocessingDrawing" xmlns:w10="urn:schemas-microsoft-com:office:word" xmlns:w="http://schemas.openxmlformats.org/wordprocessingml/2006/main" xmlns:w14="http://schemas.microsoft.com/office/word/2010/wordml" xmlns:w15="http://schemas.microsoft.com/office/word/2012/wordml" xmlns:w16cex="http://schemas.microsoft.com/office/word/2018/wordml/cex" xmlns:w16cid="http://schemas.microsoft.com/office/word/2016/wordml/cid" xmlns:w16="http://schemas.microsoft.com/office/word/2018/wordml" xmlns:w16du="http://schemas.microsoft.com/office/word/2023/wordml/word16du" xmlns:w16sdtdh="http://schemas.microsoft.com/office/word/2020/wordml/sdtdatahash" xmlns:w16sdtfl="http://schemas.microsoft.com/office/word/2024/wordml/sdtformatlock" xmlns:w16se="http://schemas.microsoft.com/office/word/2015/wordml/symex" xmlns:wpg="http://schemas.microsoft.com/office/word/2010/wordprocessingGroup" xmlns:wpi="http://schemas.microsoft.com/office/word/2010/wordprocessingInk" xmlns:wne="http://schemas.microsoft.com/office/word/2006/wordml" xmlns:wps="http://schemas.microsoft.com/office/word/2010/wordprocessingShape" mc:Ignorable="w14 w15 w16se w16cid w16 w16cex w16sdtdh w16sdtfl w16du wp14">
   <w16cid:commentId w16cid:paraId="1C2661FC" w16cid:durableId="66B355EB"/>
   <w16cid:commentId w16cid:paraId="11F4103C" w16cid:durableId="2F30E00F"/>
+  <w16cid:commentId w16cid:paraId="2360C85A" w16cid:durableId="645F286E"/>
   <w16cid:commentId w16cid:paraId="49694F5B" w16cid:durableId="0BA16B1E"/>
-  <w16cid:commentId w16cid:paraId="06FD0C1F" w16cid:durableId="697CB470"/>
+  <w16cid:commentId w16cid:paraId="61D4C599" w16cid:durableId="4F186D74"/>
+  <w16cid:commentId w16cid:paraId="1635E392" w16cid:durableId="4C270800"/>
+  <w16cid:commentId w16cid:paraId="3DF3ABF4" w16cid:durableId="73754B15"/>
+  <w16cid:commentId w16cid:paraId="17913C91" w16cid:durableId="1AE8AC74"/>
+  <w16cid:commentId w16cid:paraId="24B6E624" w16cid:durableId="6FE989CE"/>
+  <w16cid:commentId w16cid:paraId="73EFA5C5" w16cid:durableId="55FD7D62"/>
+  <w16cid:commentId w16cid:paraId="32CE1FCB" w16cid:durableId="50FCF43F"/>
+  <w16cid:commentId w16cid:paraId="131F3EF0" w16cid:durableId="55A95FBB"/>
+  <w16cid:commentId w16cid:paraId="39E56DFA" w16cid:durableId="7C9814D9"/>
   <w16cid:commentId w16cid:paraId="632F49E5" w16cid:durableId="7FCCFB31"/>
+  <w16cid:commentId w16cid:paraId="42B08910" w16cid:durableId="769BDC3F"/>
+  <w16cid:commentId w16cid:paraId="606ACADF" w16cid:durableId="3FDA6621"/>
   <w16cid:commentId w16cid:paraId="74A5A44D" w16cid:durableId="6CDF0530"/>
   <w16cid:commentId w16cid:paraId="357397E7" w16cid:durableId="048618A2"/>
   <w16cid:commentId w16cid:paraId="7CDD97E1" w16cid:durableId="0E0D3E79"/>
   <w16cid:commentId w16cid:paraId="12A14254" w16cid:durableId="260EA4E1"/>
   <w16cid:commentId w16cid:paraId="553AAB44" w16cid:durableId="7301888E"/>
   <w16cid:commentId w16cid:paraId="133F2B65" w16cid:durableId="2F346FCF"/>
-  <w16cid:commentId w16cid:paraId="52C691DF" w16cid:durableId="445757C1"/>
+  <w16cid:commentId w16cid:paraId="6DE7A37D" w16cid:durableId="49D6C74E"/>
+  <w16cid:commentId w16cid:paraId="2BB23DB4" w16cid:durableId="3796E69E"/>
+  <w16cid:commentId w16cid:paraId="1C6FD897" w16cid:durableId="443360E0"/>
+  <w16cid:commentId w16cid:paraId="19726FE8" w16cid:durableId="0A1FB04C"/>
+  <w16cid:commentId w16cid:paraId="76413441" w16cid:durableId="5B89B957"/>
   <w16cid:commentId w16cid:paraId="760E556B" w16cid:durableId="0D4B7A44"/>
   <w16cid:commentId w16cid:paraId="408FFB4A" w16cid:durableId="442F41BA"/>
+  <w16cid:commentId w16cid:paraId="268FEFD7" w16cid:durableId="71A1E93D"/>
+  <w16cid:commentId w16cid:paraId="63D2EE37" w16cid:durableId="5EE7E330"/>
+  <w16cid:commentId w16cid:paraId="6576171D" w16cid:durableId="2F576A3E"/>
 </w16cid:commentsIds>
 </file>
 
@@ -17857,6 +20560,119 @@
     </w:lvl>
   </w:abstractNum>
   <w:abstractNum w:abstractNumId="10" w15:restartNumberingAfterBreak="0">
+    <w:nsid w:val="2C154B41"/>
+    <w:multiLevelType w:val="hybridMultilevel"/>
+    <w:tmpl w:val="2B0A8514"/>
+    <w:lvl w:ilvl="0" w:tplc="201ADA82">
+      <w:start w:val="4"/>
+      <w:numFmt w:val="bullet"/>
+      <w:lvlText w:val="-"/>
+      <w:lvlJc w:val="left"/>
+      <w:pPr>
+        <w:ind w:left="720" w:hanging="360"/>
+      </w:pPr>
+      <w:rPr>
+        <w:rFonts w:ascii="Times New Roman" w:eastAsiaTheme="minorHAnsi" w:hAnsi="Times New Roman" w:cs="Times New Roman" w:hint="default"/>
+      </w:rPr>
+    </w:lvl>
+    <w:lvl w:ilvl="1" w:tplc="04060003" w:tentative="1">
+      <w:start w:val="1"/>
+      <w:numFmt w:val="bullet"/>
+      <w:lvlText w:val="o"/>
+      <w:lvlJc w:val="left"/>
+      <w:pPr>
+        <w:ind w:left="1440" w:hanging="360"/>
+      </w:pPr>
+      <w:rPr>
+        <w:rFonts w:ascii="Courier New" w:hAnsi="Courier New" w:cs="Courier New" w:hint="default"/>
+      </w:rPr>
+    </w:lvl>
+    <w:lvl w:ilvl="2" w:tplc="04060005" w:tentative="1">
+      <w:start w:val="1"/>
+      <w:numFmt w:val="bullet"/>
+      <w:lvlText w:val=""/>
+      <w:lvlJc w:val="left"/>
+      <w:pPr>
+        <w:ind w:left="2160" w:hanging="360"/>
+      </w:pPr>
+      <w:rPr>
+        <w:rFonts w:ascii="Wingdings" w:hAnsi="Wingdings" w:hint="default"/>
+      </w:rPr>
+    </w:lvl>
+    <w:lvl w:ilvl="3" w:tplc="04060001" w:tentative="1">
+      <w:start w:val="1"/>
+      <w:numFmt w:val="bullet"/>
+      <w:lvlText w:val=""/>
+      <w:lvlJc w:val="left"/>
+      <w:pPr>
+        <w:ind w:left="2880" w:hanging="360"/>
+      </w:pPr>
+      <w:rPr>
+        <w:rFonts w:ascii="Symbol" w:hAnsi="Symbol" w:hint="default"/>
+      </w:rPr>
+    </w:lvl>
+    <w:lvl w:ilvl="4" w:tplc="04060003" w:tentative="1">
+      <w:start w:val="1"/>
+      <w:numFmt w:val="bullet"/>
+      <w:lvlText w:val="o"/>
+      <w:lvlJc w:val="left"/>
+      <w:pPr>
+        <w:ind w:left="3600" w:hanging="360"/>
+      </w:pPr>
+      <w:rPr>
+        <w:rFonts w:ascii="Courier New" w:hAnsi="Courier New" w:cs="Courier New" w:hint="default"/>
+      </w:rPr>
+    </w:lvl>
+    <w:lvl w:ilvl="5" w:tplc="04060005" w:tentative="1">
+      <w:start w:val="1"/>
+      <w:numFmt w:val="bullet"/>
+      <w:lvlText w:val=""/>
+      <w:lvlJc w:val="left"/>
+      <w:pPr>
+        <w:ind w:left="4320" w:hanging="360"/>
+      </w:pPr>
+      <w:rPr>
+        <w:rFonts w:ascii="Wingdings" w:hAnsi="Wingdings" w:hint="default"/>
+      </w:rPr>
+    </w:lvl>
+    <w:lvl w:ilvl="6" w:tplc="04060001" w:tentative="1">
+      <w:start w:val="1"/>
+      <w:numFmt w:val="bullet"/>
+      <w:lvlText w:val=""/>
+      <w:lvlJc w:val="left"/>
+      <w:pPr>
+        <w:ind w:left="5040" w:hanging="360"/>
+      </w:pPr>
+      <w:rPr>
+        <w:rFonts w:ascii="Symbol" w:hAnsi="Symbol" w:hint="default"/>
+      </w:rPr>
+    </w:lvl>
+    <w:lvl w:ilvl="7" w:tplc="04060003" w:tentative="1">
+      <w:start w:val="1"/>
+      <w:numFmt w:val="bullet"/>
+      <w:lvlText w:val="o"/>
+      <w:lvlJc w:val="left"/>
+      <w:pPr>
+        <w:ind w:left="5760" w:hanging="360"/>
+      </w:pPr>
+      <w:rPr>
+        <w:rFonts w:ascii="Courier New" w:hAnsi="Courier New" w:cs="Courier New" w:hint="default"/>
+      </w:rPr>
+    </w:lvl>
+    <w:lvl w:ilvl="8" w:tplc="04060005" w:tentative="1">
+      <w:start w:val="1"/>
+      <w:numFmt w:val="bullet"/>
+      <w:lvlText w:val=""/>
+      <w:lvlJc w:val="left"/>
+      <w:pPr>
+        <w:ind w:left="6480" w:hanging="360"/>
+      </w:pPr>
+      <w:rPr>
+        <w:rFonts w:ascii="Wingdings" w:hAnsi="Wingdings" w:hint="default"/>
+      </w:rPr>
+    </w:lvl>
+  </w:abstractNum>
+  <w:abstractNum w:abstractNumId="11" w15:restartNumberingAfterBreak="0">
     <w:nsid w:val="2D58531F"/>
     <w:multiLevelType w:val="hybridMultilevel"/>
     <w:tmpl w:val="4A369200"/>
@@ -17942,7 +20758,7 @@
       </w:pPr>
     </w:lvl>
   </w:abstractNum>
-  <w:abstractNum w:abstractNumId="11" w15:restartNumberingAfterBreak="0">
+  <w:abstractNum w:abstractNumId="12" w15:restartNumberingAfterBreak="0">
     <w:nsid w:val="31A67776"/>
     <w:multiLevelType w:val="hybridMultilevel"/>
     <w:tmpl w:val="4B60F4FA"/>
@@ -18031,7 +20847,7 @@
       </w:pPr>
     </w:lvl>
   </w:abstractNum>
-  <w:abstractNum w:abstractNumId="12" w15:restartNumberingAfterBreak="0">
+  <w:abstractNum w:abstractNumId="13" w15:restartNumberingAfterBreak="0">
     <w:nsid w:val="36D834ED"/>
     <w:multiLevelType w:val="hybridMultilevel"/>
     <w:tmpl w:val="70784CD4"/>
@@ -18144,7 +20960,7 @@
       </w:rPr>
     </w:lvl>
   </w:abstractNum>
-  <w:abstractNum w:abstractNumId="13" w15:restartNumberingAfterBreak="0">
+  <w:abstractNum w:abstractNumId="14" w15:restartNumberingAfterBreak="0">
     <w:nsid w:val="370D2859"/>
     <w:multiLevelType w:val="hybridMultilevel"/>
     <w:tmpl w:val="270A2AE6"/>
@@ -18230,7 +21046,120 @@
       </w:pPr>
     </w:lvl>
   </w:abstractNum>
-  <w:abstractNum w:abstractNumId="14" w15:restartNumberingAfterBreak="0">
+  <w:abstractNum w:abstractNumId="15" w15:restartNumberingAfterBreak="0">
+    <w:nsid w:val="37D81330"/>
+    <w:multiLevelType w:val="multilevel"/>
+    <w:tmpl w:val="A356CA60"/>
+    <w:lvl w:ilvl="0">
+      <w:start w:val="1"/>
+      <w:numFmt w:val="decimal"/>
+      <w:lvlText w:val="%1."/>
+      <w:lvlJc w:val="left"/>
+      <w:pPr>
+        <w:tabs>
+          <w:tab w:val="num" w:pos="720"/>
+        </w:tabs>
+        <w:ind w:left="720" w:hanging="360"/>
+      </w:pPr>
+    </w:lvl>
+    <w:lvl w:ilvl="1" w:tentative="1">
+      <w:start w:val="1"/>
+      <w:numFmt w:val="decimal"/>
+      <w:lvlText w:val="%2."/>
+      <w:lvlJc w:val="left"/>
+      <w:pPr>
+        <w:tabs>
+          <w:tab w:val="num" w:pos="1440"/>
+        </w:tabs>
+        <w:ind w:left="1440" w:hanging="360"/>
+      </w:pPr>
+    </w:lvl>
+    <w:lvl w:ilvl="2" w:tentative="1">
+      <w:start w:val="1"/>
+      <w:numFmt w:val="decimal"/>
+      <w:lvlText w:val="%3."/>
+      <w:lvlJc w:val="left"/>
+      <w:pPr>
+        <w:tabs>
+          <w:tab w:val="num" w:pos="2160"/>
+        </w:tabs>
+        <w:ind w:left="2160" w:hanging="360"/>
+      </w:pPr>
+    </w:lvl>
+    <w:lvl w:ilvl="3" w:tentative="1">
+      <w:start w:val="1"/>
+      <w:numFmt w:val="decimal"/>
+      <w:lvlText w:val="%4."/>
+      <w:lvlJc w:val="left"/>
+      <w:pPr>
+        <w:tabs>
+          <w:tab w:val="num" w:pos="2880"/>
+        </w:tabs>
+        <w:ind w:left="2880" w:hanging="360"/>
+      </w:pPr>
+    </w:lvl>
+    <w:lvl w:ilvl="4" w:tentative="1">
+      <w:start w:val="1"/>
+      <w:numFmt w:val="decimal"/>
+      <w:lvlText w:val="%5."/>
+      <w:lvlJc w:val="left"/>
+      <w:pPr>
+        <w:tabs>
+          <w:tab w:val="num" w:pos="3600"/>
+        </w:tabs>
+        <w:ind w:left="3600" w:hanging="360"/>
+      </w:pPr>
+    </w:lvl>
+    <w:lvl w:ilvl="5" w:tentative="1">
+      <w:start w:val="1"/>
+      <w:numFmt w:val="decimal"/>
+      <w:lvlText w:val="%6."/>
+      <w:lvlJc w:val="left"/>
+      <w:pPr>
+        <w:tabs>
+          <w:tab w:val="num" w:pos="4320"/>
+        </w:tabs>
+        <w:ind w:left="4320" w:hanging="360"/>
+      </w:pPr>
+    </w:lvl>
+    <w:lvl w:ilvl="6" w:tentative="1">
+      <w:start w:val="1"/>
+      <w:numFmt w:val="decimal"/>
+      <w:lvlText w:val="%7."/>
+      <w:lvlJc w:val="left"/>
+      <w:pPr>
+        <w:tabs>
+          <w:tab w:val="num" w:pos="5040"/>
+        </w:tabs>
+        <w:ind w:left="5040" w:hanging="360"/>
+      </w:pPr>
+    </w:lvl>
+    <w:lvl w:ilvl="7" w:tentative="1">
+      <w:start w:val="1"/>
+      <w:numFmt w:val="decimal"/>
+      <w:lvlText w:val="%8."/>
+      <w:lvlJc w:val="left"/>
+      <w:pPr>
+        <w:tabs>
+          <w:tab w:val="num" w:pos="5760"/>
+        </w:tabs>
+        <w:ind w:left="5760" w:hanging="360"/>
+      </w:pPr>
+    </w:lvl>
+    <w:lvl w:ilvl="8" w:tentative="1">
+      <w:start w:val="1"/>
+      <w:numFmt w:val="decimal"/>
+      <w:lvlText w:val="%9."/>
+      <w:lvlJc w:val="left"/>
+      <w:pPr>
+        <w:tabs>
+          <w:tab w:val="num" w:pos="6480"/>
+        </w:tabs>
+        <w:ind w:left="6480" w:hanging="360"/>
+      </w:pPr>
+    </w:lvl>
+  </w:abstractNum>
+  <w:abstractNum w:abstractNumId="16" w15:restartNumberingAfterBreak="0">
     <w:nsid w:val="3F8A5F7A"/>
     <w:multiLevelType w:val="hybridMultilevel"/>
     <w:tmpl w:val="31281960"/>
@@ -18316,7 +21245,7 @@
       </w:pPr>
     </w:lvl>
   </w:abstractNum>
-  <w:abstractNum w:abstractNumId="15" w15:restartNumberingAfterBreak="0">
+  <w:abstractNum w:abstractNumId="17" w15:restartNumberingAfterBreak="0">
     <w:nsid w:val="422F54A4"/>
     <w:multiLevelType w:val="hybridMultilevel"/>
     <w:tmpl w:val="BF907DFC"/>
@@ -18429,7 +21358,7 @@
       </w:rPr>
     </w:lvl>
   </w:abstractNum>
-  <w:abstractNum w:abstractNumId="16" w15:restartNumberingAfterBreak="0">
+  <w:abstractNum w:abstractNumId="18" w15:restartNumberingAfterBreak="0">
     <w:nsid w:val="452010DF"/>
     <w:multiLevelType w:val="hybridMultilevel"/>
     <w:tmpl w:val="74EABCCE"/>
@@ -18542,7 +21471,7 @@
       </w:rPr>
     </w:lvl>
   </w:abstractNum>
-  <w:abstractNum w:abstractNumId="17" w15:restartNumberingAfterBreak="0">
+  <w:abstractNum w:abstractNumId="19" w15:restartNumberingAfterBreak="0">
     <w:nsid w:val="4C00513B"/>
     <w:multiLevelType w:val="multilevel"/>
     <w:tmpl w:val="FA6ED30A"/>
@@ -18691,7 +21620,7 @@
       </w:rPr>
     </w:lvl>
   </w:abstractNum>
-  <w:abstractNum w:abstractNumId="18" w15:restartNumberingAfterBreak="0">
+  <w:abstractNum w:abstractNumId="20" w15:restartNumberingAfterBreak="0">
     <w:nsid w:val="4E8768BF"/>
     <w:multiLevelType w:val="hybridMultilevel"/>
     <w:tmpl w:val="5036B514"/>
@@ -18777,7 +21706,7 @@
       </w:pPr>
     </w:lvl>
   </w:abstractNum>
-  <w:abstractNum w:abstractNumId="19" w15:restartNumberingAfterBreak="0">
+  <w:abstractNum w:abstractNumId="21" w15:restartNumberingAfterBreak="0">
     <w:nsid w:val="532F7260"/>
     <w:multiLevelType w:val="multilevel"/>
     <w:tmpl w:val="49A6C430"/>
@@ -18890,7 +21819,7 @@
       </w:pPr>
     </w:lvl>
   </w:abstractNum>
-  <w:abstractNum w:abstractNumId="20" w15:restartNumberingAfterBreak="0">
+  <w:abstractNum w:abstractNumId="22" w15:restartNumberingAfterBreak="0">
     <w:nsid w:val="54F508A4"/>
     <w:multiLevelType w:val="hybridMultilevel"/>
     <w:tmpl w:val="99586688"/>
@@ -19003,7 +21932,7 @@
       </w:rPr>
     </w:lvl>
   </w:abstractNum>
-  <w:abstractNum w:abstractNumId="21" w15:restartNumberingAfterBreak="0">
+  <w:abstractNum w:abstractNumId="23" w15:restartNumberingAfterBreak="0">
     <w:nsid w:val="59D931F3"/>
     <w:multiLevelType w:val="hybridMultilevel"/>
     <w:tmpl w:val="EC3427E6"/>
@@ -19116,7 +22045,7 @@
       </w:rPr>
     </w:lvl>
   </w:abstractNum>
-  <w:abstractNum w:abstractNumId="22" w15:restartNumberingAfterBreak="0">
+  <w:abstractNum w:abstractNumId="24" w15:restartNumberingAfterBreak="0">
     <w:nsid w:val="64CF1CCC"/>
     <w:multiLevelType w:val="multilevel"/>
     <w:tmpl w:val="FBAECF16"/>
@@ -19265,7 +22194,7 @@
       </w:rPr>
     </w:lvl>
   </w:abstractNum>
-  <w:abstractNum w:abstractNumId="23" w15:restartNumberingAfterBreak="0">
+  <w:abstractNum w:abstractNumId="25" w15:restartNumberingAfterBreak="0">
     <w:nsid w:val="668D0506"/>
     <w:multiLevelType w:val="multilevel"/>
     <w:tmpl w:val="ED2C7782"/>
@@ -19378,7 +22307,120 @@
       </w:pPr>
     </w:lvl>
   </w:abstractNum>
-  <w:abstractNum w:abstractNumId="24" w15:restartNumberingAfterBreak="0">
+  <w:abstractNum w:abstractNumId="26" w15:restartNumberingAfterBreak="0">
+    <w:nsid w:val="68827F40"/>
+    <w:multiLevelType w:val="multilevel"/>
+    <w:tmpl w:val="1E6EE536"/>
+    <w:lvl w:ilvl="0">
+      <w:start w:val="1"/>
+      <w:numFmt w:val="decimal"/>
+      <w:lvlText w:val="%1"/>
+      <w:lvlJc w:val="left"/>
+      <w:pPr>
+        <w:ind w:left="400" w:hanging="400"/>
+      </w:pPr>
+      <w:rPr>
+        <w:rFonts w:hint="default"/>
+      </w:rPr>
+    </w:lvl>
+    <w:lvl w:ilvl="1">
+      <w:start w:val="3"/>
+      <w:numFmt w:val="decimal"/>
+      <w:lvlText w:val="%1.%2"/>
+      <w:lvlJc w:val="left"/>
+      <w:pPr>
+        <w:ind w:left="400" w:hanging="400"/>
+      </w:pPr>
+      <w:rPr>
+        <w:rFonts w:hint="default"/>
+      </w:rPr>
+    </w:lvl>
+    <w:lvl w:ilvl="2">
+      <w:start w:val="1"/>
+      <w:numFmt w:val="decimal"/>
+      <w:lvlText w:val="%1.%2.%3"/>
+      <w:lvlJc w:val="left"/>
+      <w:pPr>
+        <w:ind w:left="720" w:hanging="720"/>
+      </w:pPr>
+      <w:rPr>
+        <w:rFonts w:hint="default"/>
+      </w:rPr>
+    </w:lvl>
+    <w:lvl w:ilvl="3">
+      <w:start w:val="1"/>
+      <w:numFmt w:val="decimal"/>
+      <w:lvlText w:val="%1.%2.%3.%4"/>
+      <w:lvlJc w:val="left"/>
+      <w:pPr>
+        <w:ind w:left="720" w:hanging="720"/>
+      </w:pPr>
+      <w:rPr>
+        <w:rFonts w:hint="default"/>
+      </w:rPr>
+    </w:lvl>
+    <w:lvl w:ilvl="4">
+      <w:start w:val="1"/>
+      <w:numFmt w:val="decimal"/>
+      <w:lvlText w:val="%1.%2.%3.%4.%5"/>
+      <w:lvlJc w:val="left"/>
+      <w:pPr>
+        <w:ind w:left="1080" w:hanging="1080"/>
+      </w:pPr>
+      <w:rPr>
+        <w:rFonts w:hint="default"/>
+      </w:rPr>
+    </w:lvl>
+    <w:lvl w:ilvl="5">
+      <w:start w:val="1"/>
+      <w:numFmt w:val="decimal"/>
+      <w:lvlText w:val="%1.%2.%3.%4.%5.%6"/>
+      <w:lvlJc w:val="left"/>
+      <w:pPr>
+        <w:ind w:left="1080" w:hanging="1080"/>
+      </w:pPr>
+      <w:rPr>
+        <w:rFonts w:hint="default"/>
+      </w:rPr>
+    </w:lvl>
+    <w:lvl w:ilvl="6">
+      <w:start w:val="1"/>
+      <w:numFmt w:val="decimal"/>
+      <w:lvlText w:val="%1.%2.%3.%4.%5.%6.%7"/>
+      <w:lvlJc w:val="left"/>
+      <w:pPr>
+        <w:ind w:left="1440" w:hanging="1440"/>
+      </w:pPr>
+      <w:rPr>
+        <w:rFonts w:hint="default"/>
+      </w:rPr>
+    </w:lvl>
+    <w:lvl w:ilvl="7">
+      <w:start w:val="1"/>
+      <w:numFmt w:val="decimal"/>
+      <w:lvlText w:val="%1.%2.%3.%4.%5.%6.%7.%8"/>
+      <w:lvlJc w:val="left"/>
+      <w:pPr>
+        <w:ind w:left="1440" w:hanging="1440"/>
+      </w:pPr>
+      <w:rPr>
+        <w:rFonts w:hint="default"/>
+      </w:rPr>
+    </w:lvl>
+    <w:lvl w:ilvl="8">
+      <w:start w:val="1"/>
+      <w:numFmt w:val="decimal"/>
+      <w:lvlText w:val="%1.%2.%3.%4.%5.%6.%7.%8.%9"/>
+      <w:lvlJc w:val="left"/>
+      <w:pPr>
+        <w:ind w:left="1800" w:hanging="1800"/>
+      </w:pPr>
+      <w:rPr>
+        <w:rFonts w:hint="default"/>
+      </w:rPr>
+    </w:lvl>
+  </w:abstractNum>
+  <w:abstractNum w:abstractNumId="27" w15:restartNumberingAfterBreak="0">
     <w:nsid w:val="6A2D1966"/>
     <w:multiLevelType w:val="hybridMultilevel"/>
     <w:tmpl w:val="310C2A1A"/>
@@ -19468,7 +22510,7 @@
       </w:pPr>
     </w:lvl>
   </w:abstractNum>
-  <w:abstractNum w:abstractNumId="25" w15:restartNumberingAfterBreak="0">
+  <w:abstractNum w:abstractNumId="28" w15:restartNumberingAfterBreak="0">
     <w:nsid w:val="6E840049"/>
     <w:multiLevelType w:val="hybridMultilevel"/>
     <w:tmpl w:val="27D0B350"/>
@@ -19581,7 +22623,7 @@
       </w:rPr>
     </w:lvl>
   </w:abstractNum>
-  <w:abstractNum w:abstractNumId="26" w15:restartNumberingAfterBreak="0">
+  <w:abstractNum w:abstractNumId="29" w15:restartNumberingAfterBreak="0">
     <w:nsid w:val="775430A6"/>
     <w:multiLevelType w:val="hybridMultilevel"/>
     <w:tmpl w:val="22580632"/>
@@ -19667,7 +22709,7 @@
       </w:pPr>
     </w:lvl>
   </w:abstractNum>
-  <w:abstractNum w:abstractNumId="27" w15:restartNumberingAfterBreak="0">
+  <w:abstractNum w:abstractNumId="30" w15:restartNumberingAfterBreak="0">
     <w:nsid w:val="77ED0522"/>
     <w:multiLevelType w:val="hybridMultilevel"/>
     <w:tmpl w:val="BB8A50C4"/>
@@ -19753,7 +22795,7 @@
       </w:pPr>
     </w:lvl>
   </w:abstractNum>
-  <w:abstractNum w:abstractNumId="28" w15:restartNumberingAfterBreak="0">
+  <w:abstractNum w:abstractNumId="31" w15:restartNumberingAfterBreak="0">
     <w:nsid w:val="78176527"/>
     <w:multiLevelType w:val="hybridMultilevel"/>
     <w:tmpl w:val="99945A50"/>
@@ -19839,7 +22881,7 @@
       </w:pPr>
     </w:lvl>
   </w:abstractNum>
-  <w:abstractNum w:abstractNumId="29" w15:restartNumberingAfterBreak="0">
+  <w:abstractNum w:abstractNumId="32" w15:restartNumberingAfterBreak="0">
     <w:nsid w:val="7B7B705D"/>
     <w:multiLevelType w:val="hybridMultilevel"/>
     <w:tmpl w:val="439C198E"/>
@@ -19952,7 +22994,7 @@
       </w:rPr>
     </w:lvl>
   </w:abstractNum>
-  <w:abstractNum w:abstractNumId="30" w15:restartNumberingAfterBreak="0">
+  <w:abstractNum w:abstractNumId="33" w15:restartNumberingAfterBreak="0">
     <w:nsid w:val="7D1A3170"/>
     <w:multiLevelType w:val="hybridMultilevel"/>
     <w:tmpl w:val="5D50450C"/>
@@ -20042,67 +23084,67 @@
     <w:abstractNumId w:val="3"/>
   </w:num>
   <w:num w:numId="2" w16cid:durableId="64496953">
-    <w:abstractNumId w:val="26"/>
+    <w:abstractNumId w:val="29"/>
   </w:num>
   <w:num w:numId="3" w16cid:durableId="1340230006">
     <w:abstractNumId w:val="4"/>
   </w:num>
   <w:num w:numId="4" w16cid:durableId="173228934">
-    <w:abstractNumId w:val="23"/>
+    <w:abstractNumId w:val="25"/>
   </w:num>
   <w:num w:numId="5" w16cid:durableId="1168447663">
     <w:abstractNumId w:val="0"/>
   </w:num>
   <w:num w:numId="6" w16cid:durableId="23756428">
-    <w:abstractNumId w:val="13"/>
+    <w:abstractNumId w:val="14"/>
   </w:num>
   <w:num w:numId="7" w16cid:durableId="223685014">
-    <w:abstractNumId w:val="25"/>
+    <w:abstractNumId w:val="28"/>
   </w:num>
   <w:num w:numId="8" w16cid:durableId="1805585077">
-    <w:abstractNumId w:val="28"/>
+    <w:abstractNumId w:val="31"/>
   </w:num>
   <w:num w:numId="9" w16cid:durableId="359358968">
-    <w:abstractNumId w:val="12"/>
+    <w:abstractNumId w:val="13"/>
   </w:num>
   <w:num w:numId="10" w16cid:durableId="319505750">
     <w:abstractNumId w:val="9"/>
   </w:num>
   <w:num w:numId="11" w16cid:durableId="534469490">
-    <w:abstractNumId w:val="15"/>
+    <w:abstractNumId w:val="17"/>
   </w:num>
   <w:num w:numId="12" w16cid:durableId="1627006388">
     <w:abstractNumId w:val="7"/>
   </w:num>
   <w:num w:numId="13" w16cid:durableId="1927110542">
-    <w:abstractNumId w:val="17"/>
+    <w:abstractNumId w:val="19"/>
   </w:num>
   <w:num w:numId="14" w16cid:durableId="377555882">
-    <w:abstractNumId w:val="11"/>
+    <w:abstractNumId w:val="12"/>
   </w:num>
   <w:num w:numId="15" w16cid:durableId="844395624">
-    <w:abstractNumId w:val="29"/>
+    <w:abstractNumId w:val="32"/>
   </w:num>
   <w:num w:numId="16" w16cid:durableId="603222435">
-    <w:abstractNumId w:val="20"/>
+    <w:abstractNumId w:val="22"/>
   </w:num>
   <w:num w:numId="17" w16cid:durableId="1440834415">
-    <w:abstractNumId w:val="21"/>
+    <w:abstractNumId w:val="23"/>
   </w:num>
   <w:num w:numId="18" w16cid:durableId="137308212">
-    <w:abstractNumId w:val="22"/>
+    <w:abstractNumId w:val="24"/>
   </w:num>
   <w:num w:numId="19" w16cid:durableId="825778331">
     <w:abstractNumId w:val="6"/>
   </w:num>
   <w:num w:numId="20" w16cid:durableId="1821800724">
-    <w:abstractNumId w:val="19"/>
+    <w:abstractNumId w:val="21"/>
   </w:num>
   <w:num w:numId="21" w16cid:durableId="125124498">
-    <w:abstractNumId w:val="27"/>
+    <w:abstractNumId w:val="30"/>
   </w:num>
   <w:num w:numId="22" w16cid:durableId="1262180543">
-    <w:abstractNumId w:val="30"/>
+    <w:abstractNumId w:val="33"/>
   </w:num>
   <w:num w:numId="23" w16cid:durableId="15230285">
     <w:abstractNumId w:val="1"/>
@@ -20111,16 +23153,16 @@
     <w:abstractNumId w:val="5"/>
   </w:num>
   <w:num w:numId="25" w16cid:durableId="481119273">
-    <w:abstractNumId w:val="10"/>
+    <w:abstractNumId w:val="11"/>
   </w:num>
   <w:num w:numId="26" w16cid:durableId="350650016">
-    <w:abstractNumId w:val="14"/>
+    <w:abstractNumId w:val="16"/>
   </w:num>
   <w:num w:numId="27" w16cid:durableId="2108453296">
-    <w:abstractNumId w:val="18"/>
+    <w:abstractNumId w:val="20"/>
   </w:num>
   <w:num w:numId="28" w16cid:durableId="561139638">
-    <w:abstractNumId w:val="16"/>
+    <w:abstractNumId w:val="18"/>
   </w:num>
   <w:num w:numId="29" w16cid:durableId="1309703472">
     <w:abstractNumId w:val="2"/>
@@ -20129,7 +23171,23 @@
     <w:abstractNumId w:val="8"/>
   </w:num>
   <w:num w:numId="31" w16cid:durableId="1593975574">
-    <w:abstractNumId w:val="24"/>
+    <w:abstractNumId w:val="27"/>
+  </w:num>
+  <w:num w:numId="32" w16cid:durableId="2041781742">
+    <w:abstractNumId w:val="26"/>
+  </w:num>
+  <w:num w:numId="33" w16cid:durableId="994266098">
+    <w:abstractNumId w:val="15"/>
+    <w:lvlOverride w:ilvl="0">
+      <w:lvl w:ilvl="0">
+        <w:numFmt w:val="lowerLetter"/>
+        <w:lvlText w:val="%1."/>
+        <w:lvlJc w:val="left"/>
+      </w:lvl>
+    </w:lvlOverride>
+  </w:num>
+  <w:num w:numId="34" w16cid:durableId="1707169784">
+    <w:abstractNumId w:val="10"/>
   </w:num>
 </w:numbering>
 </file>
@@ -20743,7 +23801,6 @@
   <w:style w:type="character" w:default="1" w:styleId="Standardskrifttypeiafsnit">
     <w:name w:val="Default Paragraph Font"/>
     <w:uiPriority w:val="1"/>
-    <w:semiHidden/>
     <w:unhideWhenUsed/>
   </w:style>
   <w:style w:type="table" w:default="1" w:styleId="Tabel-Normal">
@@ -21286,6 +24343,45 @@
       <w:shd w:val="clear" w:color="auto" w:fill="E1DFDD"/>
     </w:rPr>
   </w:style>
+  <w:style w:type="paragraph" w:customStyle="1" w:styleId="pf1">
+    <w:name w:val="pf1"/>
+    <w:basedOn w:val="Normal"/>
+    <w:rsid w:val="00FF2A2B"/>
+    <w:pPr>
+      <w:spacing w:before="100" w:beforeAutospacing="1" w:after="100" w:afterAutospacing="1" w:line="240" w:lineRule="auto"/>
+      <w:ind w:left="300" w:hanging="300"/>
+    </w:pPr>
+    <w:rPr>
+      <w:rFonts w:ascii="Times New Roman" w:eastAsia="Times New Roman" w:hAnsi="Times New Roman" w:cs="Times New Roman"/>
+      <w:kern w:val="0"/>
+      <w:lang w:eastAsia="da-DK"/>
+      <w14:ligatures w14:val="none"/>
+    </w:rPr>
+  </w:style>
+  <w:style w:type="paragraph" w:customStyle="1" w:styleId="pf0">
+    <w:name w:val="pf0"/>
+    <w:basedOn w:val="Normal"/>
+    <w:rsid w:val="00FF2A2B"/>
+    <w:pPr>
+      <w:spacing w:before="100" w:beforeAutospacing="1" w:after="100" w:afterAutospacing="1" w:line="240" w:lineRule="auto"/>
+    </w:pPr>
+    <w:rPr>
+      <w:rFonts w:ascii="Times New Roman" w:eastAsia="Times New Roman" w:hAnsi="Times New Roman" w:cs="Times New Roman"/>
+      <w:kern w:val="0"/>
+      <w:lang w:eastAsia="da-DK"/>
+      <w14:ligatures w14:val="none"/>
+    </w:rPr>
+  </w:style>
+  <w:style w:type="character" w:customStyle="1" w:styleId="cf01">
+    <w:name w:val="cf01"/>
+    <w:basedOn w:val="Standardskrifttypeiafsnit"/>
+    <w:rsid w:val="00FF2A2B"/>
+    <w:rPr>
+      <w:rFonts w:ascii="Segoe UI" w:hAnsi="Segoe UI" w:cs="Segoe UI" w:hint="default"/>
+      <w:sz w:val="18"/>
+      <w:szCs w:val="18"/>
+    </w:rPr>
+  </w:style>
 </w:styles>
 </file>
 

--- a/doc/SAP/StatisticalAnalysisPlan-template.docx
+++ b/doc/SAP/StatisticalAnalysisPlan-template.docx
@@ -867,14 +867,7 @@
           <w:rFonts w:ascii="Times New Roman" w:hAnsi="Times New Roman" w:cs="Times New Roman"/>
           <w:lang w:val="en-US"/>
         </w:rPr>
-        <w:t xml:space="preserve">: </w:t>
-      </w:r>
-      <w:r>
-        <w:rPr>
-          <w:rFonts w:ascii="Times New Roman" w:hAnsi="Times New Roman" w:cs="Times New Roman"/>
-          <w:lang w:val="en-US"/>
-        </w:rPr>
-        <w:t>XX/XX/20XX</w:t>
+        <w:t>: XX/XX/20XX</w:t>
       </w:r>
     </w:p>
     <w:p>
@@ -921,14 +914,7 @@
           <w:rFonts w:ascii="Times New Roman" w:hAnsi="Times New Roman" w:cs="Times New Roman"/>
           <w:lang w:val="en-US"/>
         </w:rPr>
-        <w:t>Data review</w:t>
-      </w:r>
-      <w:r>
-        <w:rPr>
-          <w:rFonts w:ascii="Times New Roman" w:hAnsi="Times New Roman" w:cs="Times New Roman"/>
-          <w:lang w:val="en-US"/>
-        </w:rPr>
-        <w:t>: XX/XX/20XX</w:t>
+        <w:t>Data review: XX/XX/20XX</w:t>
       </w:r>
     </w:p>
     <w:p>
@@ -948,14 +934,7 @@
           <w:rFonts w:ascii="Times New Roman" w:hAnsi="Times New Roman" w:cs="Times New Roman"/>
           <w:lang w:val="en-US"/>
         </w:rPr>
-        <w:t xml:space="preserve">Unblinding: </w:t>
-      </w:r>
-      <w:r>
-        <w:rPr>
-          <w:rFonts w:ascii="Times New Roman" w:hAnsi="Times New Roman" w:cs="Times New Roman"/>
-          <w:lang w:val="en-US"/>
-        </w:rPr>
-        <w:t>XX/XX/20XX</w:t>
+        <w:t>Unblinding: XX/XX/20XX</w:t>
       </w:r>
     </w:p>
     <w:p>
@@ -999,22 +978,6 @@
         </w:rPr>
         <w:t xml:space="preserve"> </w:t>
       </w:r>
-    </w:p>
-    <w:p>
-      <w:pPr>
-        <w:rPr>
-          <w:rFonts w:ascii="Times New Roman" w:hAnsi="Times New Roman" w:cs="Times New Roman"/>
-          <w:lang w:val="en-US"/>
-        </w:rPr>
-      </w:pPr>
-    </w:p>
-    <w:p>
-      <w:pPr>
-        <w:rPr>
-          <w:rFonts w:ascii="Times New Roman" w:hAnsi="Times New Roman" w:cs="Times New Roman"/>
-          <w:lang w:val="en-US"/>
-        </w:rPr>
-      </w:pPr>
     </w:p>
     <w:p>
       <w:pPr>
@@ -1205,7 +1168,7 @@
             </w:rPr>
             <w:fldChar w:fldCharType="separate"/>
           </w:r>
-          <w:hyperlink w:anchor="_Toc238738623" w:history="1">
+          <w:hyperlink w:anchor="_Toc239334264" w:history="1">
             <w:r>
               <w:rPr>
                 <w:rStyle w:val="Hyperlink"/>
@@ -1234,7 +1197,7 @@
                 <w:noProof/>
                 <w:webHidden/>
               </w:rPr>
-              <w:instrText xml:space="preserve"> PAGEREF _Toc238738623 \h </w:instrText>
+              <w:instrText xml:space="preserve"> PAGEREF _Toc239334264 \h </w:instrText>
             </w:r>
             <w:r>
               <w:rPr>
@@ -1254,7 +1217,7 @@
                 <w:noProof/>
                 <w:webHidden/>
               </w:rPr>
-              <w:t>3</w:t>
+              <w:t>4</w:t>
             </w:r>
             <w:r>
               <w:rPr>
@@ -1277,7 +1240,7 @@
               <w:lang w:eastAsia="da-DK"/>
             </w:rPr>
           </w:pPr>
-          <w:hyperlink w:anchor="_Toc238738624" w:history="1">
+          <w:hyperlink w:anchor="_Toc239334265" w:history="1">
             <w:r>
               <w:rPr>
                 <w:rStyle w:val="Hyperlink"/>
@@ -1306,7 +1269,7 @@
                 <w:noProof/>
                 <w:webHidden/>
               </w:rPr>
-              <w:instrText xml:space="preserve"> PAGEREF _Toc238738624 \h </w:instrText>
+              <w:instrText xml:space="preserve"> PAGEREF _Toc239334265 \h </w:instrText>
             </w:r>
             <w:r>
               <w:rPr>
@@ -1326,7 +1289,7 @@
                 <w:noProof/>
                 <w:webHidden/>
               </w:rPr>
-              <w:t>4</w:t>
+              <w:t>5</w:t>
             </w:r>
             <w:r>
               <w:rPr>
@@ -1349,7 +1312,7 @@
               <w:lang w:eastAsia="da-DK"/>
             </w:rPr>
           </w:pPr>
-          <w:hyperlink w:anchor="_Toc238738625" w:history="1">
+          <w:hyperlink w:anchor="_Toc239334266" w:history="1">
             <w:r>
               <w:rPr>
                 <w:rStyle w:val="Hyperlink"/>
@@ -1380,7 +1343,7 @@
                 <w:noProof/>
                 <w:webHidden/>
               </w:rPr>
-              <w:instrText xml:space="preserve"> PAGEREF _Toc238738625 \h </w:instrText>
+              <w:instrText xml:space="preserve"> PAGEREF _Toc239334266 \h </w:instrText>
             </w:r>
             <w:r>
               <w:rPr>
@@ -1400,7 +1363,7 @@
                 <w:noProof/>
                 <w:webHidden/>
               </w:rPr>
-              <w:t>4</w:t>
+              <w:t>5</w:t>
             </w:r>
             <w:r>
               <w:rPr>
@@ -1423,7 +1386,7 @@
               <w:lang w:eastAsia="da-DK"/>
             </w:rPr>
           </w:pPr>
-          <w:hyperlink w:anchor="_Toc238738626" w:history="1">
+          <w:hyperlink w:anchor="_Toc239334267" w:history="1">
             <w:r>
               <w:rPr>
                 <w:rStyle w:val="Hyperlink"/>
@@ -1454,7 +1417,7 @@
                 <w:noProof/>
                 <w:webHidden/>
               </w:rPr>
-              <w:instrText xml:space="preserve"> PAGEREF _Toc238738626 \h </w:instrText>
+              <w:instrText xml:space="preserve"> PAGEREF _Toc239334267 \h </w:instrText>
             </w:r>
             <w:r>
               <w:rPr>
@@ -1475,6 +1438,100 @@
                 <w:webHidden/>
               </w:rPr>
               <w:t>5</w:t>
+            </w:r>
+            <w:r>
+              <w:rPr>
+                <w:noProof/>
+                <w:webHidden/>
+              </w:rPr>
+              <w:fldChar w:fldCharType="end"/>
+            </w:r>
+          </w:hyperlink>
+        </w:p>
+        <w:p>
+          <w:pPr>
+            <w:pStyle w:val="Indholdsfortegnelse2"/>
+            <w:tabs>
+              <w:tab w:val="left" w:pos="960"/>
+              <w:tab w:val="right" w:leader="dot" w:pos="9016"/>
+            </w:tabs>
+            <w:rPr>
+              <w:rFonts w:eastAsiaTheme="minorEastAsia"/>
+              <w:noProof/>
+              <w:lang w:eastAsia="da-DK"/>
+            </w:rPr>
+          </w:pPr>
+          <w:hyperlink w:anchor="_Toc239334268" w:history="1">
+            <w:r>
+              <w:rPr>
+                <w:rStyle w:val="Hyperlink"/>
+                <w:rFonts w:ascii="Times New Roman" w:hAnsi="Times New Roman" w:cs="Times New Roman"/>
+                <w:i/>
+                <w:iCs/>
+                <w:noProof/>
+                <w:lang w:val="en-US"/>
+              </w:rPr>
+              <w:t>1.3</w:t>
+            </w:r>
+            <w:r>
+              <w:rPr>
+                <w:rFonts w:eastAsiaTheme="minorEastAsia"/>
+                <w:noProof/>
+                <w:lang w:eastAsia="da-DK"/>
+              </w:rPr>
+              <w:tab/>
+            </w:r>
+            <w:r>
+              <w:rPr>
+                <w:rStyle w:val="Hyperlink"/>
+                <w:rFonts w:ascii="Times New Roman" w:hAnsi="Times New Roman" w:cs="Times New Roman"/>
+                <w:i/>
+                <w:iCs/>
+                <w:noProof/>
+                <w:lang w:val="en-US"/>
+              </w:rPr>
+              <w:t>Interventions</w:t>
+            </w:r>
+            <w:r>
+              <w:rPr>
+                <w:noProof/>
+                <w:webHidden/>
+              </w:rPr>
+              <w:tab/>
+            </w:r>
+            <w:r>
+              <w:rPr>
+                <w:noProof/>
+                <w:webHidden/>
+              </w:rPr>
+              <w:fldChar w:fldCharType="begin"/>
+            </w:r>
+            <w:r>
+              <w:rPr>
+                <w:noProof/>
+                <w:webHidden/>
+              </w:rPr>
+              <w:instrText xml:space="preserve"> PAGEREF _Toc239334268 \h </w:instrText>
+            </w:r>
+            <w:r>
+              <w:rPr>
+                <w:noProof/>
+                <w:webHidden/>
+              </w:rPr>
+            </w:r>
+            <w:r>
+              <w:rPr>
+                <w:noProof/>
+                <w:webHidden/>
+              </w:rPr>
+              <w:fldChar w:fldCharType="separate"/>
+            </w:r>
+            <w:r>
+              <w:rPr>
+                <w:noProof/>
+                <w:webHidden/>
+              </w:rPr>
+              <w:t>6</w:t>
             </w:r>
             <w:r>
               <w:rPr>
@@ -1497,7 +1554,7 @@
               <w:lang w:eastAsia="da-DK"/>
             </w:rPr>
           </w:pPr>
-          <w:hyperlink w:anchor="_Toc238738627" w:history="1">
+          <w:hyperlink w:anchor="_Toc239334269" w:history="1">
             <w:r>
               <w:rPr>
                 <w:rStyle w:val="Hyperlink"/>
@@ -1507,7 +1564,7 @@
                 <w:noProof/>
                 <w:lang w:val="en-US"/>
               </w:rPr>
-              <w:t>1.3 Interventions</w:t>
+              <w:t>1.4 Outcome</w:t>
             </w:r>
             <w:r>
               <w:rPr>
@@ -1528,7 +1585,7 @@
                 <w:noProof/>
                 <w:webHidden/>
               </w:rPr>
-              <w:instrText xml:space="preserve"> PAGEREF _Toc238738627 \h </w:instrText>
+              <w:instrText xml:space="preserve"> PAGEREF _Toc239334269 \h </w:instrText>
             </w:r>
             <w:r>
               <w:rPr>
@@ -1548,7 +1605,7 @@
                 <w:noProof/>
                 <w:webHidden/>
               </w:rPr>
-              <w:t>5</w:t>
+              <w:t>7</w:t>
             </w:r>
             <w:r>
               <w:rPr>
@@ -1571,7 +1628,7 @@
               <w:lang w:eastAsia="da-DK"/>
             </w:rPr>
           </w:pPr>
-          <w:hyperlink w:anchor="_Toc238738628" w:history="1">
+          <w:hyperlink w:anchor="_Toc239334270" w:history="1">
             <w:r>
               <w:rPr>
                 <w:rStyle w:val="Hyperlink"/>
@@ -1581,7 +1638,7 @@
                 <w:noProof/>
                 <w:lang w:val="en-US"/>
               </w:rPr>
-              <w:t>1.4 Outcome</w:t>
+              <w:t>1.5 Intercurrent events</w:t>
             </w:r>
             <w:r>
               <w:rPr>
@@ -1602,7 +1659,7 @@
                 <w:noProof/>
                 <w:webHidden/>
               </w:rPr>
-              <w:instrText xml:space="preserve"> PAGEREF _Toc238738628 \h </w:instrText>
+              <w:instrText xml:space="preserve"> PAGEREF _Toc239334270 \h </w:instrText>
             </w:r>
             <w:r>
               <w:rPr>
@@ -1622,7 +1679,7 @@
                 <w:noProof/>
                 <w:webHidden/>
               </w:rPr>
-              <w:t>5</w:t>
+              <w:t>7</w:t>
             </w:r>
             <w:r>
               <w:rPr>
@@ -1645,7 +1702,7 @@
               <w:lang w:eastAsia="da-DK"/>
             </w:rPr>
           </w:pPr>
-          <w:hyperlink w:anchor="_Toc238738629" w:history="1">
+          <w:hyperlink w:anchor="_Toc239334271" w:history="1">
             <w:r>
               <w:rPr>
                 <w:rStyle w:val="Hyperlink"/>
@@ -1655,7 +1712,7 @@
                 <w:noProof/>
                 <w:lang w:val="en-US"/>
               </w:rPr>
-              <w:t>1.5 Intercurrent events</w:t>
+              <w:t>1.6 Covariates</w:t>
             </w:r>
             <w:r>
               <w:rPr>
@@ -1676,7 +1733,7 @@
                 <w:noProof/>
                 <w:webHidden/>
               </w:rPr>
-              <w:instrText xml:space="preserve"> PAGEREF _Toc238738629 \h </w:instrText>
+              <w:instrText xml:space="preserve"> PAGEREF _Toc239334271 \h </w:instrText>
             </w:r>
             <w:r>
               <w:rPr>
@@ -1696,7 +1753,7 @@
                 <w:noProof/>
                 <w:webHidden/>
               </w:rPr>
-              <w:t>5</w:t>
+              <w:t>8</w:t>
             </w:r>
             <w:r>
               <w:rPr>
@@ -1719,7 +1776,7 @@
               <w:lang w:eastAsia="da-DK"/>
             </w:rPr>
           </w:pPr>
-          <w:hyperlink w:anchor="_Toc238738630" w:history="1">
+          <w:hyperlink w:anchor="_Toc239334272" w:history="1">
             <w:r>
               <w:rPr>
                 <w:rStyle w:val="Hyperlink"/>
@@ -1729,7 +1786,7 @@
                 <w:noProof/>
                 <w:lang w:val="en-US"/>
               </w:rPr>
-              <w:t>1.6 Covariates</w:t>
+              <w:t>1.7 Calculations</w:t>
             </w:r>
             <w:r>
               <w:rPr>
@@ -1750,7 +1807,7 @@
                 <w:noProof/>
                 <w:webHidden/>
               </w:rPr>
-              <w:instrText xml:space="preserve"> PAGEREF _Toc238738630 \h </w:instrText>
+              <w:instrText xml:space="preserve"> PAGEREF _Toc239334272 \h </w:instrText>
             </w:r>
             <w:r>
               <w:rPr>
@@ -1770,7 +1827,7 @@
                 <w:noProof/>
                 <w:webHidden/>
               </w:rPr>
-              <w:t>6</w:t>
+              <w:t>8</w:t>
             </w:r>
             <w:r>
               <w:rPr>
@@ -1793,7 +1850,7 @@
               <w:lang w:eastAsia="da-DK"/>
             </w:rPr>
           </w:pPr>
-          <w:hyperlink w:anchor="_Toc238738631" w:history="1">
+          <w:hyperlink w:anchor="_Toc239334273" w:history="1">
             <w:r>
               <w:rPr>
                 <w:rStyle w:val="Hyperlink"/>
@@ -1803,7 +1860,7 @@
                 <w:noProof/>
                 <w:lang w:val="en-US"/>
               </w:rPr>
-              <w:t>1.7 Calculations</w:t>
+              <w:t>1.8 Execution of the data management and data analysis</w:t>
             </w:r>
             <w:r>
               <w:rPr>
@@ -1824,7 +1881,7 @@
                 <w:noProof/>
                 <w:webHidden/>
               </w:rPr>
-              <w:instrText xml:space="preserve"> PAGEREF _Toc238738631 \h </w:instrText>
+              <w:instrText xml:space="preserve"> PAGEREF _Toc239334273 \h </w:instrText>
             </w:r>
             <w:r>
               <w:rPr>
@@ -1844,7 +1901,79 @@
                 <w:noProof/>
                 <w:webHidden/>
               </w:rPr>
-              <w:t>6</w:t>
+              <w:t>8</w:t>
+            </w:r>
+            <w:r>
+              <w:rPr>
+                <w:noProof/>
+                <w:webHidden/>
+              </w:rPr>
+              <w:fldChar w:fldCharType="end"/>
+            </w:r>
+          </w:hyperlink>
+        </w:p>
+        <w:p>
+          <w:pPr>
+            <w:pStyle w:val="Indholdsfortegnelse1"/>
+            <w:tabs>
+              <w:tab w:val="right" w:leader="dot" w:pos="9016"/>
+            </w:tabs>
+            <w:rPr>
+              <w:rFonts w:eastAsiaTheme="minorEastAsia"/>
+              <w:noProof/>
+              <w:lang w:eastAsia="da-DK"/>
+            </w:rPr>
+          </w:pPr>
+          <w:hyperlink w:anchor="_Toc239334274" w:history="1">
+            <w:r>
+              <w:rPr>
+                <w:rStyle w:val="Hyperlink"/>
+                <w:rFonts w:ascii="Times New Roman" w:hAnsi="Times New Roman" w:cs="Times New Roman"/>
+                <w:noProof/>
+                <w:lang w:val="en-US"/>
+              </w:rPr>
+              <w:t>2. Statistical hypotheses</w:t>
+            </w:r>
+            <w:r>
+              <w:rPr>
+                <w:noProof/>
+                <w:webHidden/>
+              </w:rPr>
+              <w:tab/>
+            </w:r>
+            <w:r>
+              <w:rPr>
+                <w:noProof/>
+                <w:webHidden/>
+              </w:rPr>
+              <w:fldChar w:fldCharType="begin"/>
+            </w:r>
+            <w:r>
+              <w:rPr>
+                <w:noProof/>
+                <w:webHidden/>
+              </w:rPr>
+              <w:instrText xml:space="preserve"> PAGEREF _Toc239334274 \h </w:instrText>
+            </w:r>
+            <w:r>
+              <w:rPr>
+                <w:noProof/>
+                <w:webHidden/>
+              </w:rPr>
+            </w:r>
+            <w:r>
+              <w:rPr>
+                <w:noProof/>
+                <w:webHidden/>
+              </w:rPr>
+              <w:fldChar w:fldCharType="separate"/>
+            </w:r>
+            <w:r>
+              <w:rPr>
+                <w:noProof/>
+                <w:webHidden/>
+              </w:rPr>
+              <w:t>10</w:t>
             </w:r>
             <w:r>
               <w:rPr>
@@ -1867,7 +1996,7 @@
               <w:lang w:eastAsia="da-DK"/>
             </w:rPr>
           </w:pPr>
-          <w:hyperlink w:anchor="_Toc238738632" w:history="1">
+          <w:hyperlink w:anchor="_Toc239334275" w:history="1">
             <w:r>
               <w:rPr>
                 <w:rStyle w:val="Hyperlink"/>
@@ -1877,7 +2006,7 @@
                 <w:noProof/>
                 <w:lang w:val="en-US"/>
               </w:rPr>
-              <w:t>1.8 Execution of the data management and data analysis</w:t>
+              <w:t>2.1 Primary analysis</w:t>
             </w:r>
             <w:r>
               <w:rPr>
@@ -1898,7 +2027,7 @@
                 <w:noProof/>
                 <w:webHidden/>
               </w:rPr>
-              <w:instrText xml:space="preserve"> PAGEREF _Toc238738632 \h </w:instrText>
+              <w:instrText xml:space="preserve"> PAGEREF _Toc239334275 \h </w:instrText>
             </w:r>
             <w:r>
               <w:rPr>
@@ -1918,7 +2047,155 @@
                 <w:noProof/>
                 <w:webHidden/>
               </w:rPr>
-              <w:t>6</w:t>
+              <w:t>10</w:t>
+            </w:r>
+            <w:r>
+              <w:rPr>
+                <w:noProof/>
+                <w:webHidden/>
+              </w:rPr>
+              <w:fldChar w:fldCharType="end"/>
+            </w:r>
+          </w:hyperlink>
+        </w:p>
+        <w:p>
+          <w:pPr>
+            <w:pStyle w:val="Indholdsfortegnelse2"/>
+            <w:tabs>
+              <w:tab w:val="right" w:leader="dot" w:pos="9016"/>
+            </w:tabs>
+            <w:rPr>
+              <w:rFonts w:eastAsiaTheme="minorEastAsia"/>
+              <w:noProof/>
+              <w:lang w:eastAsia="da-DK"/>
+            </w:rPr>
+          </w:pPr>
+          <w:hyperlink w:anchor="_Toc239334276" w:history="1">
+            <w:r>
+              <w:rPr>
+                <w:rStyle w:val="Hyperlink"/>
+                <w:rFonts w:ascii="Times New Roman" w:hAnsi="Times New Roman" w:cs="Times New Roman"/>
+                <w:i/>
+                <w:iCs/>
+                <w:noProof/>
+                <w:lang w:val="en-US"/>
+              </w:rPr>
+              <w:t>2.2 (key) Secondary analyses</w:t>
+            </w:r>
+            <w:r>
+              <w:rPr>
+                <w:noProof/>
+                <w:webHidden/>
+              </w:rPr>
+              <w:tab/>
+            </w:r>
+            <w:r>
+              <w:rPr>
+                <w:noProof/>
+                <w:webHidden/>
+              </w:rPr>
+              <w:fldChar w:fldCharType="begin"/>
+            </w:r>
+            <w:r>
+              <w:rPr>
+                <w:noProof/>
+                <w:webHidden/>
+              </w:rPr>
+              <w:instrText xml:space="preserve"> PAGEREF _Toc239334276 \h </w:instrText>
+            </w:r>
+            <w:r>
+              <w:rPr>
+                <w:noProof/>
+                <w:webHidden/>
+              </w:rPr>
+            </w:r>
+            <w:r>
+              <w:rPr>
+                <w:noProof/>
+                <w:webHidden/>
+              </w:rPr>
+              <w:fldChar w:fldCharType="separate"/>
+            </w:r>
+            <w:r>
+              <w:rPr>
+                <w:noProof/>
+                <w:webHidden/>
+              </w:rPr>
+              <w:t>10</w:t>
+            </w:r>
+            <w:r>
+              <w:rPr>
+                <w:noProof/>
+                <w:webHidden/>
+              </w:rPr>
+              <w:fldChar w:fldCharType="end"/>
+            </w:r>
+          </w:hyperlink>
+        </w:p>
+        <w:p>
+          <w:pPr>
+            <w:pStyle w:val="Indholdsfortegnelse2"/>
+            <w:tabs>
+              <w:tab w:val="right" w:leader="dot" w:pos="9016"/>
+            </w:tabs>
+            <w:rPr>
+              <w:rFonts w:eastAsiaTheme="minorEastAsia"/>
+              <w:noProof/>
+              <w:lang w:eastAsia="da-DK"/>
+            </w:rPr>
+          </w:pPr>
+          <w:hyperlink w:anchor="_Toc239334277" w:history="1">
+            <w:r>
+              <w:rPr>
+                <w:rStyle w:val="Hyperlink"/>
+                <w:rFonts w:ascii="Times New Roman" w:hAnsi="Times New Roman" w:cs="Times New Roman"/>
+                <w:i/>
+                <w:iCs/>
+                <w:noProof/>
+                <w:lang w:val="en-US"/>
+              </w:rPr>
+              <w:t>2.3 Multiplicity adjustment</w:t>
+            </w:r>
+            <w:r>
+              <w:rPr>
+                <w:noProof/>
+                <w:webHidden/>
+              </w:rPr>
+              <w:tab/>
+            </w:r>
+            <w:r>
+              <w:rPr>
+                <w:noProof/>
+                <w:webHidden/>
+              </w:rPr>
+              <w:fldChar w:fldCharType="begin"/>
+            </w:r>
+            <w:r>
+              <w:rPr>
+                <w:noProof/>
+                <w:webHidden/>
+              </w:rPr>
+              <w:instrText xml:space="preserve"> PAGEREF _Toc239334277 \h </w:instrText>
+            </w:r>
+            <w:r>
+              <w:rPr>
+                <w:noProof/>
+                <w:webHidden/>
+              </w:rPr>
+            </w:r>
+            <w:r>
+              <w:rPr>
+                <w:noProof/>
+                <w:webHidden/>
+              </w:rPr>
+              <w:fldChar w:fldCharType="separate"/>
+            </w:r>
+            <w:r>
+              <w:rPr>
+                <w:noProof/>
+                <w:webHidden/>
+              </w:rPr>
+              <w:t>11</w:t>
             </w:r>
             <w:r>
               <w:rPr>
@@ -1941,7 +2218,7 @@
               <w:lang w:eastAsia="da-DK"/>
             </w:rPr>
           </w:pPr>
-          <w:hyperlink w:anchor="_Toc238738633" w:history="1">
+          <w:hyperlink w:anchor="_Toc239334278" w:history="1">
             <w:r>
               <w:rPr>
                 <w:rStyle w:val="Hyperlink"/>
@@ -1949,7 +2226,7 @@
                 <w:noProof/>
                 <w:lang w:val="en-US"/>
               </w:rPr>
-              <w:t>2. Statistical hypotheses</w:t>
+              <w:t>3. Analysis set</w:t>
             </w:r>
             <w:r>
               <w:rPr>
@@ -1970,7 +2247,7 @@
                 <w:noProof/>
                 <w:webHidden/>
               </w:rPr>
-              <w:instrText xml:space="preserve"> PAGEREF _Toc238738633 \h </w:instrText>
+              <w:instrText xml:space="preserve"> PAGEREF _Toc239334278 \h </w:instrText>
             </w:r>
             <w:r>
               <w:rPr>
@@ -1990,7 +2267,79 @@
                 <w:noProof/>
                 <w:webHidden/>
               </w:rPr>
-              <w:t>6</w:t>
+              <w:t>13</w:t>
+            </w:r>
+            <w:r>
+              <w:rPr>
+                <w:noProof/>
+                <w:webHidden/>
+              </w:rPr>
+              <w:fldChar w:fldCharType="end"/>
+            </w:r>
+          </w:hyperlink>
+        </w:p>
+        <w:p>
+          <w:pPr>
+            <w:pStyle w:val="Indholdsfortegnelse1"/>
+            <w:tabs>
+              <w:tab w:val="right" w:leader="dot" w:pos="9016"/>
+            </w:tabs>
+            <w:rPr>
+              <w:rFonts w:eastAsiaTheme="minorEastAsia"/>
+              <w:noProof/>
+              <w:lang w:eastAsia="da-DK"/>
+            </w:rPr>
+          </w:pPr>
+          <w:hyperlink w:anchor="_Toc239334279" w:history="1">
+            <w:r>
+              <w:rPr>
+                <w:rStyle w:val="Hyperlink"/>
+                <w:rFonts w:ascii="Times New Roman" w:hAnsi="Times New Roman" w:cs="Times New Roman"/>
+                <w:noProof/>
+                <w:lang w:val="en-US"/>
+              </w:rPr>
+              <w:t>4. Statistical analyses</w:t>
+            </w:r>
+            <w:r>
+              <w:rPr>
+                <w:noProof/>
+                <w:webHidden/>
+              </w:rPr>
+              <w:tab/>
+            </w:r>
+            <w:r>
+              <w:rPr>
+                <w:noProof/>
+                <w:webHidden/>
+              </w:rPr>
+              <w:fldChar w:fldCharType="begin"/>
+            </w:r>
+            <w:r>
+              <w:rPr>
+                <w:noProof/>
+                <w:webHidden/>
+              </w:rPr>
+              <w:instrText xml:space="preserve"> PAGEREF _Toc239334279 \h </w:instrText>
+            </w:r>
+            <w:r>
+              <w:rPr>
+                <w:noProof/>
+                <w:webHidden/>
+              </w:rPr>
+            </w:r>
+            <w:r>
+              <w:rPr>
+                <w:noProof/>
+                <w:webHidden/>
+              </w:rPr>
+              <w:fldChar w:fldCharType="separate"/>
+            </w:r>
+            <w:r>
+              <w:rPr>
+                <w:noProof/>
+                <w:webHidden/>
+              </w:rPr>
+              <w:t>14</w:t>
             </w:r>
             <w:r>
               <w:rPr>
@@ -2013,7 +2362,7 @@
               <w:lang w:eastAsia="da-DK"/>
             </w:rPr>
           </w:pPr>
-          <w:hyperlink w:anchor="_Toc238738634" w:history="1">
+          <w:hyperlink w:anchor="_Toc239334280" w:history="1">
             <w:r>
               <w:rPr>
                 <w:rStyle w:val="Hyperlink"/>
@@ -2023,7 +2372,7 @@
                 <w:noProof/>
                 <w:lang w:val="en-US"/>
               </w:rPr>
-              <w:t>2.1 Primary analysis</w:t>
+              <w:t>4.1 General considerations</w:t>
             </w:r>
             <w:r>
               <w:rPr>
@@ -2044,7 +2393,7 @@
                 <w:noProof/>
                 <w:webHidden/>
               </w:rPr>
-              <w:instrText xml:space="preserve"> PAGEREF _Toc238738634 \h </w:instrText>
+              <w:instrText xml:space="preserve"> PAGEREF _Toc239334280 \h </w:instrText>
             </w:r>
             <w:r>
               <w:rPr>
@@ -2064,7 +2413,7 @@
                 <w:noProof/>
                 <w:webHidden/>
               </w:rPr>
-              <w:t>6</w:t>
+              <w:t>14</w:t>
             </w:r>
             <w:r>
               <w:rPr>
@@ -2087,7 +2436,7 @@
               <w:lang w:eastAsia="da-DK"/>
             </w:rPr>
           </w:pPr>
-          <w:hyperlink w:anchor="_Toc238738635" w:history="1">
+          <w:hyperlink w:anchor="_Toc239334281" w:history="1">
             <w:r>
               <w:rPr>
                 <w:rStyle w:val="Hyperlink"/>
@@ -2097,7 +2446,7 @@
                 <w:noProof/>
                 <w:lang w:val="en-US"/>
               </w:rPr>
-              <w:t>2.2 (key) Secondary analyses</w:t>
+              <w:t>4.2 Software</w:t>
             </w:r>
             <w:r>
               <w:rPr>
@@ -2118,7 +2467,7 @@
                 <w:noProof/>
                 <w:webHidden/>
               </w:rPr>
-              <w:instrText xml:space="preserve"> PAGEREF _Toc238738635 \h </w:instrText>
+              <w:instrText xml:space="preserve"> PAGEREF _Toc239334281 \h </w:instrText>
             </w:r>
             <w:r>
               <w:rPr>
@@ -2138,7 +2487,7 @@
                 <w:noProof/>
                 <w:webHidden/>
               </w:rPr>
-              <w:t>7</w:t>
+              <w:t>14</w:t>
             </w:r>
             <w:r>
               <w:rPr>
@@ -2161,7 +2510,7 @@
               <w:lang w:eastAsia="da-DK"/>
             </w:rPr>
           </w:pPr>
-          <w:hyperlink w:anchor="_Toc238738636" w:history="1">
+          <w:hyperlink w:anchor="_Toc239334282" w:history="1">
             <w:r>
               <w:rPr>
                 <w:rStyle w:val="Hyperlink"/>
@@ -2171,7 +2520,7 @@
                 <w:noProof/>
                 <w:lang w:val="en-US"/>
               </w:rPr>
-              <w:t>2.3 Multiplicity adjustment</w:t>
+              <w:t>4.3 Handling of intercurrent events</w:t>
             </w:r>
             <w:r>
               <w:rPr>
@@ -2192,7 +2541,7 @@
                 <w:noProof/>
                 <w:webHidden/>
               </w:rPr>
-              <w:instrText xml:space="preserve"> PAGEREF _Toc238738636 \h </w:instrText>
+              <w:instrText xml:space="preserve"> PAGEREF _Toc239334282 \h </w:instrText>
             </w:r>
             <w:r>
               <w:rPr>
@@ -2212,7 +2561,81 @@
                 <w:noProof/>
                 <w:webHidden/>
               </w:rPr>
-              <w:t>7</w:t>
+              <w:t>14</w:t>
+            </w:r>
+            <w:r>
+              <w:rPr>
+                <w:noProof/>
+                <w:webHidden/>
+              </w:rPr>
+              <w:fldChar w:fldCharType="end"/>
+            </w:r>
+          </w:hyperlink>
+        </w:p>
+        <w:p>
+          <w:pPr>
+            <w:pStyle w:val="Indholdsfortegnelse2"/>
+            <w:tabs>
+              <w:tab w:val="right" w:leader="dot" w:pos="9016"/>
+            </w:tabs>
+            <w:rPr>
+              <w:rFonts w:eastAsiaTheme="minorEastAsia"/>
+              <w:noProof/>
+              <w:lang w:eastAsia="da-DK"/>
+            </w:rPr>
+          </w:pPr>
+          <w:hyperlink w:anchor="_Toc239334283" w:history="1">
+            <w:r>
+              <w:rPr>
+                <w:rStyle w:val="Hyperlink"/>
+                <w:rFonts w:ascii="Times New Roman" w:hAnsi="Times New Roman" w:cs="Times New Roman"/>
+                <w:i/>
+                <w:iCs/>
+                <w:noProof/>
+                <w:lang w:val="en-US"/>
+              </w:rPr>
+              <w:t>4.4 Handling of missing data</w:t>
+            </w:r>
+            <w:r>
+              <w:rPr>
+                <w:noProof/>
+                <w:webHidden/>
+              </w:rPr>
+              <w:tab/>
+            </w:r>
+            <w:r>
+              <w:rPr>
+                <w:noProof/>
+                <w:webHidden/>
+              </w:rPr>
+              <w:fldChar w:fldCharType="begin"/>
+            </w:r>
+            <w:r>
+              <w:rPr>
+                <w:noProof/>
+                <w:webHidden/>
+              </w:rPr>
+              <w:instrText xml:space="preserve"> PAGEREF _Toc239334283 \h </w:instrText>
+            </w:r>
+            <w:r>
+              <w:rPr>
+                <w:noProof/>
+                <w:webHidden/>
+              </w:rPr>
+            </w:r>
+            <w:r>
+              <w:rPr>
+                <w:noProof/>
+                <w:webHidden/>
+              </w:rPr>
+              <w:fldChar w:fldCharType="separate"/>
+            </w:r>
+            <w:r>
+              <w:rPr>
+                <w:noProof/>
+                <w:webHidden/>
+              </w:rPr>
+              <w:t>15</w:t>
             </w:r>
             <w:r>
               <w:rPr>
@@ -2235,7 +2658,7 @@
               <w:lang w:eastAsia="da-DK"/>
             </w:rPr>
           </w:pPr>
-          <w:hyperlink w:anchor="_Toc238738637" w:history="1">
+          <w:hyperlink w:anchor="_Toc239334284" w:history="1">
             <w:r>
               <w:rPr>
                 <w:rStyle w:val="Hyperlink"/>
@@ -2243,7 +2666,7 @@
                 <w:noProof/>
                 <w:lang w:val="en-US"/>
               </w:rPr>
-              <w:t>3. Analysis set</w:t>
+              <w:t>5. Supplementary analyses</w:t>
             </w:r>
             <w:r>
               <w:rPr>
@@ -2264,7 +2687,7 @@
                 <w:noProof/>
                 <w:webHidden/>
               </w:rPr>
-              <w:instrText xml:space="preserve"> PAGEREF _Toc238738637 \h </w:instrText>
+              <w:instrText xml:space="preserve"> PAGEREF _Toc239334284 \h </w:instrText>
             </w:r>
             <w:r>
               <w:rPr>
@@ -2284,7 +2707,173 @@
                 <w:noProof/>
                 <w:webHidden/>
               </w:rPr>
-              <w:t>8</w:t>
+              <w:t>19</w:t>
+            </w:r>
+            <w:r>
+              <w:rPr>
+                <w:noProof/>
+                <w:webHidden/>
+              </w:rPr>
+              <w:fldChar w:fldCharType="end"/>
+            </w:r>
+          </w:hyperlink>
+        </w:p>
+        <w:p>
+          <w:pPr>
+            <w:pStyle w:val="Indholdsfortegnelse2"/>
+            <w:tabs>
+              <w:tab w:val="right" w:leader="dot" w:pos="9016"/>
+            </w:tabs>
+            <w:rPr>
+              <w:rFonts w:eastAsiaTheme="minorEastAsia"/>
+              <w:noProof/>
+              <w:lang w:eastAsia="da-DK"/>
+            </w:rPr>
+          </w:pPr>
+          <w:hyperlink w:anchor="_Toc239334285" w:history="1">
+            <w:r>
+              <w:rPr>
+                <w:rStyle w:val="Hyperlink"/>
+                <w:rFonts w:ascii="Times New Roman" w:hAnsi="Times New Roman" w:cs="Times New Roman"/>
+                <w:i/>
+                <w:iCs/>
+                <w:noProof/>
+                <w:lang w:val="en-US"/>
+              </w:rPr>
+              <w:t xml:space="preserve">5.1 </w:t>
+            </w:r>
+            <w:r>
+              <w:rPr>
+                <w:rStyle w:val="Hyperlink"/>
+                <w:rFonts w:ascii="Times New Roman" w:hAnsi="Times New Roman" w:cs="Times New Roman"/>
+                <w:noProof/>
+                <w:lang w:val="en-US"/>
+              </w:rPr>
+              <w:t>Safety evaluations</w:t>
+            </w:r>
+            <w:r>
+              <w:rPr>
+                <w:noProof/>
+                <w:webHidden/>
+              </w:rPr>
+              <w:tab/>
+            </w:r>
+            <w:r>
+              <w:rPr>
+                <w:noProof/>
+                <w:webHidden/>
+              </w:rPr>
+              <w:fldChar w:fldCharType="begin"/>
+            </w:r>
+            <w:r>
+              <w:rPr>
+                <w:noProof/>
+                <w:webHidden/>
+              </w:rPr>
+              <w:instrText xml:space="preserve"> PAGEREF _Toc239334285 \h </w:instrText>
+            </w:r>
+            <w:r>
+              <w:rPr>
+                <w:noProof/>
+                <w:webHidden/>
+              </w:rPr>
+            </w:r>
+            <w:r>
+              <w:rPr>
+                <w:noProof/>
+                <w:webHidden/>
+              </w:rPr>
+              <w:fldChar w:fldCharType="separate"/>
+            </w:r>
+            <w:r>
+              <w:rPr>
+                <w:noProof/>
+                <w:webHidden/>
+              </w:rPr>
+              <w:t>19</w:t>
+            </w:r>
+            <w:r>
+              <w:rPr>
+                <w:noProof/>
+                <w:webHidden/>
+              </w:rPr>
+              <w:fldChar w:fldCharType="end"/>
+            </w:r>
+          </w:hyperlink>
+        </w:p>
+        <w:p>
+          <w:pPr>
+            <w:pStyle w:val="Indholdsfortegnelse2"/>
+            <w:tabs>
+              <w:tab w:val="right" w:leader="dot" w:pos="9016"/>
+            </w:tabs>
+            <w:rPr>
+              <w:rFonts w:eastAsiaTheme="minorEastAsia"/>
+              <w:noProof/>
+              <w:lang w:eastAsia="da-DK"/>
+            </w:rPr>
+          </w:pPr>
+          <w:hyperlink w:anchor="_Toc239334286" w:history="1">
+            <w:r>
+              <w:rPr>
+                <w:rStyle w:val="Hyperlink"/>
+                <w:rFonts w:ascii="Times New Roman" w:hAnsi="Times New Roman" w:cs="Times New Roman"/>
+                <w:i/>
+                <w:iCs/>
+                <w:noProof/>
+                <w:lang w:val="en-US"/>
+              </w:rPr>
+              <w:t xml:space="preserve">5.2 </w:t>
+            </w:r>
+            <w:r>
+              <w:rPr>
+                <w:rStyle w:val="Hyperlink"/>
+                <w:rFonts w:ascii="Times New Roman" w:hAnsi="Times New Roman" w:cs="Times New Roman"/>
+                <w:noProof/>
+                <w:lang w:val="en-US"/>
+              </w:rPr>
+              <w:t>Exploratory analyses</w:t>
+            </w:r>
+            <w:r>
+              <w:rPr>
+                <w:noProof/>
+                <w:webHidden/>
+              </w:rPr>
+              <w:tab/>
+            </w:r>
+            <w:r>
+              <w:rPr>
+                <w:noProof/>
+                <w:webHidden/>
+              </w:rPr>
+              <w:fldChar w:fldCharType="begin"/>
+            </w:r>
+            <w:r>
+              <w:rPr>
+                <w:noProof/>
+                <w:webHidden/>
+              </w:rPr>
+              <w:instrText xml:space="preserve"> PAGEREF _Toc239334286 \h </w:instrText>
+            </w:r>
+            <w:r>
+              <w:rPr>
+                <w:noProof/>
+                <w:webHidden/>
+              </w:rPr>
+            </w:r>
+            <w:r>
+              <w:rPr>
+                <w:noProof/>
+                <w:webHidden/>
+              </w:rPr>
+              <w:fldChar w:fldCharType="separate"/>
+            </w:r>
+            <w:r>
+              <w:rPr>
+                <w:noProof/>
+                <w:webHidden/>
+              </w:rPr>
+              <w:t>19</w:t>
             </w:r>
             <w:r>
               <w:rPr>
@@ -2307,7 +2896,7 @@
               <w:lang w:eastAsia="da-DK"/>
             </w:rPr>
           </w:pPr>
-          <w:hyperlink w:anchor="_Toc238738638" w:history="1">
+          <w:hyperlink w:anchor="_Toc239334287" w:history="1">
             <w:r>
               <w:rPr>
                 <w:rStyle w:val="Hyperlink"/>
@@ -2315,7 +2904,7 @@
                 <w:noProof/>
                 <w:lang w:val="en-US"/>
               </w:rPr>
-              <w:t>4. Statistical analyses</w:t>
+              <w:t>6. Trial monitoring and Interim analyses</w:t>
             </w:r>
             <w:r>
               <w:rPr>
@@ -2336,7 +2925,7 @@
                 <w:noProof/>
                 <w:webHidden/>
               </w:rPr>
-              <w:instrText xml:space="preserve"> PAGEREF _Toc238738638 \h </w:instrText>
+              <w:instrText xml:space="preserve"> PAGEREF _Toc239334287 \h </w:instrText>
             </w:r>
             <w:r>
               <w:rPr>
@@ -2356,7 +2945,151 @@
                 <w:noProof/>
                 <w:webHidden/>
               </w:rPr>
-              <w:t>8</w:t>
+              <w:t>19</w:t>
+            </w:r>
+            <w:r>
+              <w:rPr>
+                <w:noProof/>
+                <w:webHidden/>
+              </w:rPr>
+              <w:fldChar w:fldCharType="end"/>
+            </w:r>
+          </w:hyperlink>
+        </w:p>
+        <w:p>
+          <w:pPr>
+            <w:pStyle w:val="Indholdsfortegnelse1"/>
+            <w:tabs>
+              <w:tab w:val="right" w:leader="dot" w:pos="9016"/>
+            </w:tabs>
+            <w:rPr>
+              <w:rFonts w:eastAsiaTheme="minorEastAsia"/>
+              <w:noProof/>
+              <w:lang w:eastAsia="da-DK"/>
+            </w:rPr>
+          </w:pPr>
+          <w:hyperlink w:anchor="_Toc239334288" w:history="1">
+            <w:r>
+              <w:rPr>
+                <w:rStyle w:val="Hyperlink"/>
+                <w:rFonts w:ascii="Times New Roman" w:hAnsi="Times New Roman" w:cs="Times New Roman"/>
+                <w:noProof/>
+                <w:lang w:val="en-US"/>
+              </w:rPr>
+              <w:t>References</w:t>
+            </w:r>
+            <w:r>
+              <w:rPr>
+                <w:noProof/>
+                <w:webHidden/>
+              </w:rPr>
+              <w:tab/>
+            </w:r>
+            <w:r>
+              <w:rPr>
+                <w:noProof/>
+                <w:webHidden/>
+              </w:rPr>
+              <w:fldChar w:fldCharType="begin"/>
+            </w:r>
+            <w:r>
+              <w:rPr>
+                <w:noProof/>
+                <w:webHidden/>
+              </w:rPr>
+              <w:instrText xml:space="preserve"> PAGEREF _Toc239334288 \h </w:instrText>
+            </w:r>
+            <w:r>
+              <w:rPr>
+                <w:noProof/>
+                <w:webHidden/>
+              </w:rPr>
+            </w:r>
+            <w:r>
+              <w:rPr>
+                <w:noProof/>
+                <w:webHidden/>
+              </w:rPr>
+              <w:fldChar w:fldCharType="separate"/>
+            </w:r>
+            <w:r>
+              <w:rPr>
+                <w:noProof/>
+                <w:webHidden/>
+              </w:rPr>
+              <w:t>21</w:t>
+            </w:r>
+            <w:r>
+              <w:rPr>
+                <w:noProof/>
+                <w:webHidden/>
+              </w:rPr>
+              <w:fldChar w:fldCharType="end"/>
+            </w:r>
+          </w:hyperlink>
+        </w:p>
+        <w:p>
+          <w:pPr>
+            <w:pStyle w:val="Indholdsfortegnelse1"/>
+            <w:tabs>
+              <w:tab w:val="right" w:leader="dot" w:pos="9016"/>
+            </w:tabs>
+            <w:rPr>
+              <w:rFonts w:eastAsiaTheme="minorEastAsia"/>
+              <w:noProof/>
+              <w:lang w:eastAsia="da-DK"/>
+            </w:rPr>
+          </w:pPr>
+          <w:hyperlink w:anchor="_Toc239334289" w:history="1">
+            <w:r>
+              <w:rPr>
+                <w:rStyle w:val="Hyperlink"/>
+                <w:rFonts w:ascii="Times New Roman" w:hAnsi="Times New Roman" w:cs="Times New Roman"/>
+                <w:noProof/>
+                <w:lang w:val="en-US"/>
+              </w:rPr>
+              <w:t>Appendix A. R code for primary outcome analyses</w:t>
+            </w:r>
+            <w:r>
+              <w:rPr>
+                <w:noProof/>
+                <w:webHidden/>
+              </w:rPr>
+              <w:tab/>
+            </w:r>
+            <w:r>
+              <w:rPr>
+                <w:noProof/>
+                <w:webHidden/>
+              </w:rPr>
+              <w:fldChar w:fldCharType="begin"/>
+            </w:r>
+            <w:r>
+              <w:rPr>
+                <w:noProof/>
+                <w:webHidden/>
+              </w:rPr>
+              <w:instrText xml:space="preserve"> PAGEREF _Toc239334289 \h </w:instrText>
+            </w:r>
+            <w:r>
+              <w:rPr>
+                <w:noProof/>
+                <w:webHidden/>
+              </w:rPr>
+            </w:r>
+            <w:r>
+              <w:rPr>
+                <w:noProof/>
+                <w:webHidden/>
+              </w:rPr>
+              <w:fldChar w:fldCharType="separate"/>
+            </w:r>
+            <w:r>
+              <w:rPr>
+                <w:noProof/>
+                <w:webHidden/>
+              </w:rPr>
+              <w:t>22</w:t>
             </w:r>
             <w:r>
               <w:rPr>
@@ -2379,7 +3112,7 @@
               <w:lang w:eastAsia="da-DK"/>
             </w:rPr>
           </w:pPr>
-          <w:hyperlink w:anchor="_Toc238738639" w:history="1">
+          <w:hyperlink w:anchor="_Toc239334290" w:history="1">
             <w:r>
               <w:rPr>
                 <w:rStyle w:val="Hyperlink"/>
@@ -2389,7 +3122,7 @@
                 <w:noProof/>
                 <w:lang w:val="en-US"/>
               </w:rPr>
-              <w:t>4.1 General considerations</w:t>
+              <w:t>Primary analyses</w:t>
             </w:r>
             <w:r>
               <w:rPr>
@@ -2410,7 +3143,7 @@
                 <w:noProof/>
                 <w:webHidden/>
               </w:rPr>
-              <w:instrText xml:space="preserve"> PAGEREF _Toc238738639 \h </w:instrText>
+              <w:instrText xml:space="preserve"> PAGEREF _Toc239334290 \h </w:instrText>
             </w:r>
             <w:r>
               <w:rPr>
@@ -2430,545 +3163,7 @@
                 <w:noProof/>
                 <w:webHidden/>
               </w:rPr>
-              <w:t>8</w:t>
-            </w:r>
-            <w:r>
-              <w:rPr>
-                <w:noProof/>
-                <w:webHidden/>
-              </w:rPr>
-              <w:fldChar w:fldCharType="end"/>
-            </w:r>
-          </w:hyperlink>
-        </w:p>
-        <w:p>
-          <w:pPr>
-            <w:pStyle w:val="Indholdsfortegnelse2"/>
-            <w:tabs>
-              <w:tab w:val="right" w:leader="dot" w:pos="9016"/>
-            </w:tabs>
-            <w:rPr>
-              <w:rFonts w:eastAsiaTheme="minorEastAsia"/>
-              <w:noProof/>
-              <w:lang w:eastAsia="da-DK"/>
-            </w:rPr>
-          </w:pPr>
-          <w:hyperlink w:anchor="_Toc238738640" w:history="1">
-            <w:r>
-              <w:rPr>
-                <w:rStyle w:val="Hyperlink"/>
-                <w:rFonts w:ascii="Times New Roman" w:hAnsi="Times New Roman" w:cs="Times New Roman"/>
-                <w:i/>
-                <w:iCs/>
-                <w:noProof/>
-                <w:lang w:val="en-US"/>
-              </w:rPr>
-              <w:t xml:space="preserve">4.2 </w:t>
-            </w:r>
-            <w:r>
-              <w:rPr>
-                <w:rStyle w:val="Hyperlink"/>
-                <w:noProof/>
-                <w:lang w:val="en-US"/>
-              </w:rPr>
-              <w:t>Handling of missing data</w:t>
-            </w:r>
-            <w:r>
-              <w:rPr>
-                <w:noProof/>
-                <w:webHidden/>
-              </w:rPr>
-              <w:tab/>
-            </w:r>
-            <w:r>
-              <w:rPr>
-                <w:noProof/>
-                <w:webHidden/>
-              </w:rPr>
-              <w:fldChar w:fldCharType="begin"/>
-            </w:r>
-            <w:r>
-              <w:rPr>
-                <w:noProof/>
-                <w:webHidden/>
-              </w:rPr>
-              <w:instrText xml:space="preserve"> PAGEREF _Toc238738640 \h </w:instrText>
-            </w:r>
-            <w:r>
-              <w:rPr>
-                <w:noProof/>
-                <w:webHidden/>
-              </w:rPr>
-            </w:r>
-            <w:r>
-              <w:rPr>
-                <w:noProof/>
-                <w:webHidden/>
-              </w:rPr>
-              <w:fldChar w:fldCharType="separate"/>
-            </w:r>
-            <w:r>
-              <w:rPr>
-                <w:noProof/>
-                <w:webHidden/>
-              </w:rPr>
-              <w:t>8</w:t>
-            </w:r>
-            <w:r>
-              <w:rPr>
-                <w:noProof/>
-                <w:webHidden/>
-              </w:rPr>
-              <w:fldChar w:fldCharType="end"/>
-            </w:r>
-          </w:hyperlink>
-        </w:p>
-        <w:p>
-          <w:pPr>
-            <w:pStyle w:val="Indholdsfortegnelse1"/>
-            <w:tabs>
-              <w:tab w:val="right" w:leader="dot" w:pos="9016"/>
-            </w:tabs>
-            <w:rPr>
-              <w:rFonts w:eastAsiaTheme="minorEastAsia"/>
-              <w:noProof/>
-              <w:lang w:eastAsia="da-DK"/>
-            </w:rPr>
-          </w:pPr>
-          <w:hyperlink w:anchor="_Toc238738641" w:history="1">
-            <w:r>
-              <w:rPr>
-                <w:rStyle w:val="Hyperlink"/>
-                <w:rFonts w:ascii="Times New Roman" w:hAnsi="Times New Roman" w:cs="Times New Roman"/>
-                <w:noProof/>
-                <w:lang w:val="en-US"/>
-              </w:rPr>
-              <w:t>5. Supplementary analyses</w:t>
-            </w:r>
-            <w:r>
-              <w:rPr>
-                <w:noProof/>
-                <w:webHidden/>
-              </w:rPr>
-              <w:tab/>
-            </w:r>
-            <w:r>
-              <w:rPr>
-                <w:noProof/>
-                <w:webHidden/>
-              </w:rPr>
-              <w:fldChar w:fldCharType="begin"/>
-            </w:r>
-            <w:r>
-              <w:rPr>
-                <w:noProof/>
-                <w:webHidden/>
-              </w:rPr>
-              <w:instrText xml:space="preserve"> PAGEREF _Toc238738641 \h </w:instrText>
-            </w:r>
-            <w:r>
-              <w:rPr>
-                <w:noProof/>
-                <w:webHidden/>
-              </w:rPr>
-            </w:r>
-            <w:r>
-              <w:rPr>
-                <w:noProof/>
-                <w:webHidden/>
-              </w:rPr>
-              <w:fldChar w:fldCharType="separate"/>
-            </w:r>
-            <w:r>
-              <w:rPr>
-                <w:noProof/>
-                <w:webHidden/>
-              </w:rPr>
-              <w:t>9</w:t>
-            </w:r>
-            <w:r>
-              <w:rPr>
-                <w:noProof/>
-                <w:webHidden/>
-              </w:rPr>
-              <w:fldChar w:fldCharType="end"/>
-            </w:r>
-          </w:hyperlink>
-        </w:p>
-        <w:p>
-          <w:pPr>
-            <w:pStyle w:val="Indholdsfortegnelse2"/>
-            <w:tabs>
-              <w:tab w:val="right" w:leader="dot" w:pos="9016"/>
-            </w:tabs>
-            <w:rPr>
-              <w:rFonts w:eastAsiaTheme="minorEastAsia"/>
-              <w:noProof/>
-              <w:lang w:eastAsia="da-DK"/>
-            </w:rPr>
-          </w:pPr>
-          <w:hyperlink w:anchor="_Toc238738642" w:history="1">
-            <w:r>
-              <w:rPr>
-                <w:rStyle w:val="Hyperlink"/>
-                <w:rFonts w:ascii="Times New Roman" w:hAnsi="Times New Roman" w:cs="Times New Roman"/>
-                <w:i/>
-                <w:iCs/>
-                <w:noProof/>
-                <w:lang w:val="en-US"/>
-              </w:rPr>
-              <w:t xml:space="preserve">5.1 </w:t>
-            </w:r>
-            <w:r>
-              <w:rPr>
-                <w:rStyle w:val="Hyperlink"/>
-                <w:rFonts w:ascii="Times New Roman" w:hAnsi="Times New Roman" w:cs="Times New Roman"/>
-                <w:noProof/>
-                <w:lang w:val="en-US"/>
-              </w:rPr>
-              <w:t>Safety evaluations</w:t>
-            </w:r>
-            <w:r>
-              <w:rPr>
-                <w:noProof/>
-                <w:webHidden/>
-              </w:rPr>
-              <w:tab/>
-            </w:r>
-            <w:r>
-              <w:rPr>
-                <w:noProof/>
-                <w:webHidden/>
-              </w:rPr>
-              <w:fldChar w:fldCharType="begin"/>
-            </w:r>
-            <w:r>
-              <w:rPr>
-                <w:noProof/>
-                <w:webHidden/>
-              </w:rPr>
-              <w:instrText xml:space="preserve"> PAGEREF _Toc238738642 \h </w:instrText>
-            </w:r>
-            <w:r>
-              <w:rPr>
-                <w:noProof/>
-                <w:webHidden/>
-              </w:rPr>
-            </w:r>
-            <w:r>
-              <w:rPr>
-                <w:noProof/>
-                <w:webHidden/>
-              </w:rPr>
-              <w:fldChar w:fldCharType="separate"/>
-            </w:r>
-            <w:r>
-              <w:rPr>
-                <w:noProof/>
-                <w:webHidden/>
-              </w:rPr>
-              <w:t>9</w:t>
-            </w:r>
-            <w:r>
-              <w:rPr>
-                <w:noProof/>
-                <w:webHidden/>
-              </w:rPr>
-              <w:fldChar w:fldCharType="end"/>
-            </w:r>
-          </w:hyperlink>
-        </w:p>
-        <w:p>
-          <w:pPr>
-            <w:pStyle w:val="Indholdsfortegnelse2"/>
-            <w:tabs>
-              <w:tab w:val="right" w:leader="dot" w:pos="9016"/>
-            </w:tabs>
-            <w:rPr>
-              <w:rFonts w:eastAsiaTheme="minorEastAsia"/>
-              <w:noProof/>
-              <w:lang w:eastAsia="da-DK"/>
-            </w:rPr>
-          </w:pPr>
-          <w:hyperlink w:anchor="_Toc238738643" w:history="1">
-            <w:r>
-              <w:rPr>
-                <w:rStyle w:val="Hyperlink"/>
-                <w:rFonts w:ascii="Times New Roman" w:hAnsi="Times New Roman" w:cs="Times New Roman"/>
-                <w:i/>
-                <w:iCs/>
-                <w:noProof/>
-                <w:lang w:val="en-US"/>
-              </w:rPr>
-              <w:t xml:space="preserve">5.2 </w:t>
-            </w:r>
-            <w:r>
-              <w:rPr>
-                <w:rStyle w:val="Hyperlink"/>
-                <w:rFonts w:ascii="Times New Roman" w:hAnsi="Times New Roman" w:cs="Times New Roman"/>
-                <w:noProof/>
-                <w:lang w:val="en-US"/>
-              </w:rPr>
-              <w:t>Exploratory analyses</w:t>
-            </w:r>
-            <w:r>
-              <w:rPr>
-                <w:noProof/>
-                <w:webHidden/>
-              </w:rPr>
-              <w:tab/>
-            </w:r>
-            <w:r>
-              <w:rPr>
-                <w:noProof/>
-                <w:webHidden/>
-              </w:rPr>
-              <w:fldChar w:fldCharType="begin"/>
-            </w:r>
-            <w:r>
-              <w:rPr>
-                <w:noProof/>
-                <w:webHidden/>
-              </w:rPr>
-              <w:instrText xml:space="preserve"> PAGEREF _Toc238738643 \h </w:instrText>
-            </w:r>
-            <w:r>
-              <w:rPr>
-                <w:noProof/>
-                <w:webHidden/>
-              </w:rPr>
-            </w:r>
-            <w:r>
-              <w:rPr>
-                <w:noProof/>
-                <w:webHidden/>
-              </w:rPr>
-              <w:fldChar w:fldCharType="separate"/>
-            </w:r>
-            <w:r>
-              <w:rPr>
-                <w:noProof/>
-                <w:webHidden/>
-              </w:rPr>
-              <w:t>9</w:t>
-            </w:r>
-            <w:r>
-              <w:rPr>
-                <w:noProof/>
-                <w:webHidden/>
-              </w:rPr>
-              <w:fldChar w:fldCharType="end"/>
-            </w:r>
-          </w:hyperlink>
-        </w:p>
-        <w:p>
-          <w:pPr>
-            <w:pStyle w:val="Indholdsfortegnelse1"/>
-            <w:tabs>
-              <w:tab w:val="right" w:leader="dot" w:pos="9016"/>
-            </w:tabs>
-            <w:rPr>
-              <w:rFonts w:eastAsiaTheme="minorEastAsia"/>
-              <w:noProof/>
-              <w:lang w:eastAsia="da-DK"/>
-            </w:rPr>
-          </w:pPr>
-          <w:hyperlink w:anchor="_Toc238738644" w:history="1">
-            <w:r>
-              <w:rPr>
-                <w:rStyle w:val="Hyperlink"/>
-                <w:rFonts w:ascii="Times New Roman" w:hAnsi="Times New Roman" w:cs="Times New Roman"/>
-                <w:noProof/>
-                <w:lang w:val="en-US"/>
-              </w:rPr>
-              <w:t>References</w:t>
-            </w:r>
-            <w:r>
-              <w:rPr>
-                <w:noProof/>
-                <w:webHidden/>
-              </w:rPr>
-              <w:tab/>
-            </w:r>
-            <w:r>
-              <w:rPr>
-                <w:noProof/>
-                <w:webHidden/>
-              </w:rPr>
-              <w:fldChar w:fldCharType="begin"/>
-            </w:r>
-            <w:r>
-              <w:rPr>
-                <w:noProof/>
-                <w:webHidden/>
-              </w:rPr>
-              <w:instrText xml:space="preserve"> PAGEREF _Toc238738644 \h </w:instrText>
-            </w:r>
-            <w:r>
-              <w:rPr>
-                <w:noProof/>
-                <w:webHidden/>
-              </w:rPr>
-            </w:r>
-            <w:r>
-              <w:rPr>
-                <w:noProof/>
-                <w:webHidden/>
-              </w:rPr>
-              <w:fldChar w:fldCharType="separate"/>
-            </w:r>
-            <w:r>
-              <w:rPr>
-                <w:noProof/>
-                <w:webHidden/>
-              </w:rPr>
-              <w:t>9</w:t>
-            </w:r>
-            <w:r>
-              <w:rPr>
-                <w:noProof/>
-                <w:webHidden/>
-              </w:rPr>
-              <w:fldChar w:fldCharType="end"/>
-            </w:r>
-          </w:hyperlink>
-        </w:p>
-        <w:p>
-          <w:pPr>
-            <w:pStyle w:val="Indholdsfortegnelse1"/>
-            <w:tabs>
-              <w:tab w:val="right" w:leader="dot" w:pos="9016"/>
-            </w:tabs>
-            <w:rPr>
-              <w:rFonts w:eastAsiaTheme="minorEastAsia"/>
-              <w:noProof/>
-              <w:lang w:eastAsia="da-DK"/>
-            </w:rPr>
-          </w:pPr>
-          <w:hyperlink w:anchor="_Toc238738645" w:history="1">
-            <w:r>
-              <w:rPr>
-                <w:rStyle w:val="Hyperlink"/>
-                <w:rFonts w:ascii="Times New Roman" w:hAnsi="Times New Roman" w:cs="Times New Roman"/>
-                <w:noProof/>
-                <w:lang w:val="en-US"/>
-              </w:rPr>
-              <w:t>Appendix A. R code for primary outcome analyses</w:t>
-            </w:r>
-            <w:r>
-              <w:rPr>
-                <w:noProof/>
-                <w:webHidden/>
-              </w:rPr>
-              <w:tab/>
-            </w:r>
-            <w:r>
-              <w:rPr>
-                <w:noProof/>
-                <w:webHidden/>
-              </w:rPr>
-              <w:fldChar w:fldCharType="begin"/>
-            </w:r>
-            <w:r>
-              <w:rPr>
-                <w:noProof/>
-                <w:webHidden/>
-              </w:rPr>
-              <w:instrText xml:space="preserve"> PAGEREF _Toc238738645 \h </w:instrText>
-            </w:r>
-            <w:r>
-              <w:rPr>
-                <w:noProof/>
-                <w:webHidden/>
-              </w:rPr>
-            </w:r>
-            <w:r>
-              <w:rPr>
-                <w:noProof/>
-                <w:webHidden/>
-              </w:rPr>
-              <w:fldChar w:fldCharType="separate"/>
-            </w:r>
-            <w:r>
-              <w:rPr>
-                <w:noProof/>
-                <w:webHidden/>
-              </w:rPr>
-              <w:t>10</w:t>
-            </w:r>
-            <w:r>
-              <w:rPr>
-                <w:noProof/>
-                <w:webHidden/>
-              </w:rPr>
-              <w:fldChar w:fldCharType="end"/>
-            </w:r>
-          </w:hyperlink>
-        </w:p>
-        <w:p>
-          <w:pPr>
-            <w:pStyle w:val="Indholdsfortegnelse2"/>
-            <w:tabs>
-              <w:tab w:val="right" w:leader="dot" w:pos="9016"/>
-            </w:tabs>
-            <w:rPr>
-              <w:rFonts w:eastAsiaTheme="minorEastAsia"/>
-              <w:noProof/>
-              <w:lang w:eastAsia="da-DK"/>
-            </w:rPr>
-          </w:pPr>
-          <w:hyperlink w:anchor="_Toc238738646" w:history="1">
-            <w:r>
-              <w:rPr>
-                <w:rStyle w:val="Hyperlink"/>
-                <w:rFonts w:ascii="Times New Roman" w:hAnsi="Times New Roman" w:cs="Times New Roman"/>
-                <w:i/>
-                <w:iCs/>
-                <w:noProof/>
-                <w:lang w:val="en-US"/>
-              </w:rPr>
-              <w:t>Primary analyses</w:t>
-            </w:r>
-            <w:r>
-              <w:rPr>
-                <w:noProof/>
-                <w:webHidden/>
-              </w:rPr>
-              <w:tab/>
-            </w:r>
-            <w:r>
-              <w:rPr>
-                <w:noProof/>
-                <w:webHidden/>
-              </w:rPr>
-              <w:fldChar w:fldCharType="begin"/>
-            </w:r>
-            <w:r>
-              <w:rPr>
-                <w:noProof/>
-                <w:webHidden/>
-              </w:rPr>
-              <w:instrText xml:space="preserve"> PAGEREF _Toc238738646 \h </w:instrText>
-            </w:r>
-            <w:r>
-              <w:rPr>
-                <w:noProof/>
-                <w:webHidden/>
-              </w:rPr>
-            </w:r>
-            <w:r>
-              <w:rPr>
-                <w:noProof/>
-                <w:webHidden/>
-              </w:rPr>
-              <w:fldChar w:fldCharType="separate"/>
-            </w:r>
-            <w:r>
-              <w:rPr>
-                <w:noProof/>
-                <w:webHidden/>
-              </w:rPr>
-              <w:t>10</w:t>
+              <w:t>22</w:t>
             </w:r>
             <w:r>
               <w:rPr>
@@ -3018,7 +3213,6 @@
           <w:lang w:val="en-US"/>
         </w:rPr>
       </w:pPr>
-      <w:bookmarkStart w:id="2" w:name="_Toc238738623"/>
       <w:r>
         <w:rPr>
           <w:rFonts w:ascii="Times New Roman" w:hAnsi="Times New Roman" w:cs="Times New Roman"/>
@@ -3035,6 +3229,7 @@
           <w:lang w:val="en-US"/>
         </w:rPr>
       </w:pPr>
+      <w:bookmarkStart w:id="2" w:name="_Toc239334264"/>
       <w:r>
         <w:rPr>
           <w:rFonts w:ascii="Times New Roman" w:hAnsi="Times New Roman" w:cs="Times New Roman"/>
@@ -3521,7 +3716,7 @@
           <w:lang w:val="en-US"/>
         </w:rPr>
       </w:pPr>
-      <w:bookmarkStart w:id="5" w:name="_Toc238738624"/>
+      <w:bookmarkStart w:id="5" w:name="_Toc239334265"/>
       <w:r>
         <w:rPr>
           <w:rFonts w:ascii="Times New Roman" w:hAnsi="Times New Roman" w:cs="Times New Roman"/>
@@ -3692,7 +3887,7 @@
           <w:lang w:val="en-US"/>
         </w:rPr>
       </w:pPr>
-      <w:bookmarkStart w:id="6" w:name="_Toc238738625"/>
+      <w:bookmarkStart w:id="6" w:name="_Toc239334266"/>
       <w:r>
         <w:rPr>
           <w:rStyle w:val="Svagfremhvning"/>
@@ -3815,7 +4010,7 @@
           <w:lang w:val="en-US"/>
         </w:rPr>
       </w:pPr>
-      <w:bookmarkStart w:id="7" w:name="_Toc238738626"/>
+      <w:bookmarkStart w:id="7" w:name="_Toc239334267"/>
       <w:r>
         <w:rPr>
           <w:rStyle w:val="Svagfremhvning"/>
@@ -3868,52 +4063,40 @@
     </w:p>
     <w:p>
       <w:pPr>
-        <w:pStyle w:val="Overskrift2"/>
-        <w:rPr>
-          <w:rFonts w:ascii="Times New Roman" w:eastAsiaTheme="minorHAnsi" w:hAnsi="Times New Roman" w:cs="Times New Roman"/>
-          <w:color w:val="215E99" w:themeColor="text2" w:themeTint="BF"/>
-          <w:sz w:val="24"/>
-          <w:szCs w:val="24"/>
-          <w:lang w:val="en-US"/>
-        </w:rPr>
-      </w:pPr>
-      <w:bookmarkStart w:id="8" w:name="_Toc238738627"/>
-      <w:r>
-        <w:rPr>
-          <w:rFonts w:ascii="Times New Roman" w:eastAsiaTheme="minorHAnsi" w:hAnsi="Times New Roman" w:cs="Times New Roman"/>
-          <w:color w:val="215E99" w:themeColor="text2" w:themeTint="BF"/>
-          <w:sz w:val="24"/>
-          <w:szCs w:val="24"/>
+        <w:rPr>
+          <w:rFonts w:ascii="Times New Roman" w:hAnsi="Times New Roman" w:cs="Times New Roman"/>
+          <w:color w:val="215E99" w:themeColor="text2" w:themeTint="BF"/>
+          <w:lang w:val="en-US"/>
+        </w:rPr>
+      </w:pPr>
+      <w:r>
+        <w:rPr>
+          <w:rFonts w:ascii="Times New Roman" w:hAnsi="Times New Roman" w:cs="Times New Roman"/>
+          <w:color w:val="215E99" w:themeColor="text2" w:themeTint="BF"/>
           <w:lang w:val="en-US"/>
         </w:rPr>
         <w:t xml:space="preserve">Briefly </w:t>
       </w:r>
       <w:r>
         <w:rPr>
-          <w:rFonts w:ascii="Times New Roman" w:eastAsiaTheme="minorHAnsi" w:hAnsi="Times New Roman" w:cs="Times New Roman"/>
-          <w:color w:val="215E99" w:themeColor="text2" w:themeTint="BF"/>
-          <w:sz w:val="24"/>
-          <w:szCs w:val="24"/>
+          <w:rFonts w:ascii="Times New Roman" w:hAnsi="Times New Roman" w:cs="Times New Roman"/>
+          <w:color w:val="215E99" w:themeColor="text2" w:themeTint="BF"/>
           <w:lang w:val="en-US"/>
         </w:rPr>
         <w:t>describe</w:t>
       </w:r>
       <w:r>
         <w:rPr>
-          <w:rFonts w:ascii="Times New Roman" w:eastAsiaTheme="minorHAnsi" w:hAnsi="Times New Roman" w:cs="Times New Roman"/>
-          <w:color w:val="215E99" w:themeColor="text2" w:themeTint="BF"/>
-          <w:sz w:val="24"/>
-          <w:szCs w:val="24"/>
+          <w:rFonts w:ascii="Times New Roman" w:hAnsi="Times New Roman" w:cs="Times New Roman"/>
+          <w:color w:val="215E99" w:themeColor="text2" w:themeTint="BF"/>
           <w:lang w:val="en-US"/>
         </w:rPr>
         <w:t xml:space="preserve"> the design</w:t>
       </w:r>
       <w:r>
         <w:rPr>
-          <w:rFonts w:ascii="Times New Roman" w:eastAsiaTheme="minorHAnsi" w:hAnsi="Times New Roman" w:cs="Times New Roman"/>
-          <w:color w:val="215E99" w:themeColor="text2" w:themeTint="BF"/>
-          <w:sz w:val="24"/>
-          <w:szCs w:val="24"/>
+          <w:rFonts w:ascii="Times New Roman" w:hAnsi="Times New Roman" w:cs="Times New Roman"/>
+          <w:color w:val="215E99" w:themeColor="text2" w:themeTint="BF"/>
           <w:lang w:val="en-US"/>
         </w:rPr>
         <w:t>:</w:t>
@@ -3976,47 +4159,7 @@
           <w:color w:val="215E99" w:themeColor="text2" w:themeTint="BF"/>
           <w:lang w:val="en-US"/>
         </w:rPr>
-        <w:t>Blinding, including</w:t>
-      </w:r>
-      <w:r>
-        <w:rPr>
-          <w:rFonts w:ascii="Times New Roman" w:hAnsi="Times New Roman" w:cs="Times New Roman"/>
-          <w:color w:val="215E99" w:themeColor="text2" w:themeTint="BF"/>
-          <w:lang w:val="en-US"/>
-        </w:rPr>
-        <w:t xml:space="preserve"> anything that may compromise the blinding of the research team (e.g. </w:t>
-      </w:r>
-      <w:r>
-        <w:rPr>
-          <w:rFonts w:ascii="Times New Roman" w:hAnsi="Times New Roman" w:cs="Times New Roman"/>
-          <w:color w:val="215E99" w:themeColor="text2" w:themeTint="BF"/>
-          <w:lang w:val="en-US"/>
-        </w:rPr>
-        <w:t>if treatment is psilocybin</w:t>
-      </w:r>
-      <w:r>
-        <w:rPr>
-          <w:rFonts w:ascii="Times New Roman" w:hAnsi="Times New Roman" w:cs="Times New Roman"/>
-          <w:color w:val="215E99" w:themeColor="text2" w:themeTint="BF"/>
-          <w:lang w:val="en-US"/>
-        </w:rPr>
-        <w:t xml:space="preserve"> vs. placebo</w:t>
-      </w:r>
-      <w:r>
-        <w:rPr>
-          <w:rFonts w:ascii="Times New Roman" w:hAnsi="Times New Roman" w:cs="Times New Roman"/>
-          <w:color w:val="215E99" w:themeColor="text2" w:themeTint="BF"/>
-          <w:lang w:val="en-US"/>
-        </w:rPr>
-        <w:t>, presence of a member of the research team presents a risk for blinding</w:t>
-      </w:r>
-      <w:r>
-        <w:rPr>
-          <w:rFonts w:ascii="Times New Roman" w:hAnsi="Times New Roman" w:cs="Times New Roman"/>
-          <w:color w:val="215E99" w:themeColor="text2" w:themeTint="BF"/>
-          <w:lang w:val="en-US"/>
-        </w:rPr>
-        <w:t>). It can be an important piece of information at later stage, e.g. when choosing the person performing the data review.</w:t>
+        <w:t>Blinding, including anything that may compromise the blinding of the research team (e.g. if treatment is psilocybin vs. placebo, presence of a member of the research team presents a risk for blinding). It can be an important piece of information at later stage, e.g. when choosing the person performing the data review.</w:t>
       </w:r>
     </w:p>
     <w:p>
@@ -4040,7 +4183,7 @@
         </w:rPr>
         <w:t xml:space="preserve">Type of trial (primary endpoint): </w:t>
       </w:r>
-      <w:commentRangeStart w:id="9"/>
+      <w:commentRangeStart w:id="8"/>
       <w:r>
         <w:rPr>
           <w:rFonts w:ascii="Times New Roman" w:hAnsi="Times New Roman" w:cs="Times New Roman"/>
@@ -4049,7 +4192,7 @@
         </w:rPr>
         <w:t>superiority</w:t>
       </w:r>
-      <w:commentRangeEnd w:id="9"/>
+      <w:commentRangeEnd w:id="8"/>
       <w:r>
         <w:rPr>
           <w:rStyle w:val="Kommentarhenvisning"/>
@@ -4059,7 +4202,7 @@
           <w:szCs w:val="24"/>
           <w:lang w:val="en-US"/>
         </w:rPr>
-        <w:commentReference w:id="9"/>
+        <w:commentReference w:id="8"/>
       </w:r>
       <w:r>
         <w:rPr>
@@ -4069,7 +4212,7 @@
         </w:rPr>
         <w:t xml:space="preserve">, </w:t>
       </w:r>
-      <w:commentRangeStart w:id="10"/>
+      <w:commentRangeStart w:id="9"/>
       <w:r>
         <w:rPr>
           <w:rFonts w:ascii="Times New Roman" w:hAnsi="Times New Roman" w:cs="Times New Roman"/>
@@ -4078,7 +4221,7 @@
         </w:rPr>
         <w:t>equivalence/non-inferiority</w:t>
       </w:r>
-      <w:commentRangeEnd w:id="10"/>
+      <w:commentRangeEnd w:id="9"/>
       <w:r>
         <w:rPr>
           <w:rStyle w:val="Kommentarhenvisning"/>
@@ -4088,7 +4231,7 @@
           <w:szCs w:val="24"/>
           <w:lang w:val="en-US"/>
         </w:rPr>
-        <w:commentReference w:id="10"/>
+        <w:commentReference w:id="9"/>
       </w:r>
       <w:r>
         <w:rPr>
@@ -4172,7 +4315,7 @@
         </w:rPr>
         <w:t xml:space="preserve">Mention anything non-standard, e.g., </w:t>
       </w:r>
-      <w:commentRangeStart w:id="11"/>
+      <w:commentRangeStart w:id="10"/>
       <w:r>
         <w:rPr>
           <w:rFonts w:ascii="Times New Roman" w:hAnsi="Times New Roman" w:cs="Times New Roman"/>
@@ -4181,7 +4324,7 @@
         </w:rPr>
         <w:t>randomization before baseline assessment</w:t>
       </w:r>
-      <w:commentRangeEnd w:id="11"/>
+      <w:commentRangeEnd w:id="10"/>
       <w:r>
         <w:rPr>
           <w:rStyle w:val="Kommentarhenvisning"/>
@@ -4191,7 +4334,7 @@
           <w:szCs w:val="24"/>
           <w:lang w:val="en-US"/>
         </w:rPr>
-        <w:commentReference w:id="11"/>
+        <w:commentReference w:id="10"/>
       </w:r>
       <w:r>
         <w:rPr>
@@ -4201,7 +4344,7 @@
         </w:rPr>
         <w:t xml:space="preserve">, </w:t>
       </w:r>
-      <w:commentRangeStart w:id="12"/>
+      <w:commentRangeStart w:id="11"/>
       <w:r>
         <w:rPr>
           <w:rFonts w:ascii="Times New Roman" w:hAnsi="Times New Roman" w:cs="Times New Roman"/>
@@ -4210,7 +4353,7 @@
         </w:rPr>
         <w:t>adaptive design/interim analyses</w:t>
       </w:r>
-      <w:commentRangeEnd w:id="12"/>
+      <w:commentRangeEnd w:id="11"/>
       <w:r>
         <w:rPr>
           <w:rStyle w:val="Kommentarhenvisning"/>
@@ -4220,7 +4363,7 @@
           <w:szCs w:val="24"/>
           <w:lang w:val="en-US"/>
         </w:rPr>
-        <w:commentReference w:id="12"/>
+        <w:commentReference w:id="11"/>
       </w:r>
       <w:r>
         <w:rPr>
@@ -4243,194 +4386,121 @@
     </w:p>
     <w:p>
       <w:pPr>
-        <w:pStyle w:val="Overskrift2"/>
-        <w:rPr>
-          <w:rFonts w:ascii="Times New Roman" w:eastAsiaTheme="minorHAnsi" w:hAnsi="Times New Roman" w:cs="Times New Roman"/>
-          <w:color w:val="auto"/>
+        <w:rPr>
+          <w:lang w:val="en-US"/>
+        </w:rPr>
+      </w:pPr>
+      <w:r>
+        <w:rPr>
+          <w:lang w:val="en-US"/>
+        </w:rPr>
+        <w:t>This is a two-arm, randomized (1:1), parallel-group</w:t>
+      </w:r>
+      <w:r>
+        <w:rPr>
+          <w:lang w:val="en-US"/>
+        </w:rPr>
+        <w:t>, double blind</w:t>
+      </w:r>
+      <w:r>
+        <w:rPr>
+          <w:lang w:val="en-US"/>
+        </w:rPr>
+        <w:t>, investigator-initiated clinical trial</w:t>
+      </w:r>
+      <w:r>
+        <w:rPr>
+          <w:lang w:val="en-US"/>
+        </w:rPr>
+        <w:t xml:space="preserve">. The sample size in each arm is XXX. Each study participant has a </w:t>
+      </w:r>
+      <w:commentRangeStart w:id="12"/>
+      <w:r>
+        <w:rPr>
+          <w:lang w:val="en-US"/>
+        </w:rPr>
+        <w:t xml:space="preserve">screening/baseline </w:t>
+      </w:r>
+      <w:commentRangeEnd w:id="12"/>
+      <w:r>
+        <w:rPr>
+          <w:rStyle w:val="Kommentarhenvisning"/>
           <w:sz w:val="24"/>
           <w:szCs w:val="24"/>
           <w:lang w:val="en-US"/>
         </w:rPr>
-      </w:pPr>
-      <w:r>
-        <w:rPr>
-          <w:rFonts w:ascii="Times New Roman" w:eastAsiaTheme="minorHAnsi" w:hAnsi="Times New Roman" w:cs="Times New Roman"/>
-          <w:color w:val="auto"/>
-          <w:sz w:val="24"/>
-          <w:szCs w:val="24"/>
+        <w:commentReference w:id="12"/>
+      </w:r>
+      <w:r>
+        <w:rPr>
+          <w:lang w:val="en-US"/>
+        </w:rPr>
+        <w:t>visit, later randomized, and then followed for 8 weeks (see details in table below)</w:t>
+      </w:r>
+      <w:r>
+        <w:rPr>
+          <w:lang w:val="en-US"/>
+        </w:rPr>
+        <w:t>.</w:t>
+      </w:r>
+      <w:r>
+        <w:rPr>
+          <w:lang w:val="en-US"/>
+        </w:rPr>
+        <w:t xml:space="preserve"> </w:t>
+      </w:r>
+      <w:r>
+        <w:rPr>
+          <w:lang w:val="en-US"/>
+        </w:rPr>
+        <w:t>For details on participant eligibility criteria, see the published protocol paper</w:t>
+      </w:r>
+      <w:r>
+        <w:rPr>
+          <w:lang w:val="en-US"/>
+        </w:rPr>
+        <w:t xml:space="preserve"> [REF], method </w:t>
+      </w:r>
+      <w:r>
+        <w:rPr>
+          <w:lang w:val="en-US"/>
+        </w:rPr>
+        <w:t>section</w:t>
+      </w:r>
+      <w:r>
+        <w:rPr>
+          <w:lang w:val="en-US"/>
+        </w:rPr>
+        <w:t>, subection population</w:t>
+      </w:r>
+      <w:r>
+        <w:rPr>
+          <w:lang w:val="en-US"/>
+        </w:rPr>
+        <w:t>.</w:t>
+      </w:r>
+    </w:p>
+    <w:p>
+      <w:pPr>
+        <w:rPr>
+          <w:lang w:val="en-US"/>
+        </w:rPr>
+      </w:pPr>
+      <w:r>
+        <w:rPr>
           <w:lang w:val="en-US"/>
         </w:rPr>
         <w:lastRenderedPageBreak/>
-        <w:t>This is a two-arm, randomized (1:1), parallel-group</w:t>
-      </w:r>
-      <w:r>
-        <w:rPr>
-          <w:rFonts w:ascii="Times New Roman" w:eastAsiaTheme="minorHAnsi" w:hAnsi="Times New Roman" w:cs="Times New Roman"/>
-          <w:color w:val="auto"/>
-          <w:sz w:val="24"/>
-          <w:szCs w:val="24"/>
-          <w:lang w:val="en-US"/>
-        </w:rPr>
-        <w:t>, double blind</w:t>
-      </w:r>
-      <w:r>
-        <w:rPr>
-          <w:rFonts w:ascii="Times New Roman" w:eastAsiaTheme="minorHAnsi" w:hAnsi="Times New Roman" w:cs="Times New Roman"/>
-          <w:color w:val="auto"/>
-          <w:sz w:val="24"/>
-          <w:szCs w:val="24"/>
-          <w:lang w:val="en-US"/>
-        </w:rPr>
-        <w:t>, investigator-initiated clinical trial</w:t>
-      </w:r>
-      <w:r>
-        <w:rPr>
-          <w:rFonts w:ascii="Times New Roman" w:eastAsiaTheme="minorHAnsi" w:hAnsi="Times New Roman" w:cs="Times New Roman"/>
-          <w:color w:val="auto"/>
-          <w:sz w:val="24"/>
-          <w:szCs w:val="24"/>
-          <w:lang w:val="en-US"/>
-        </w:rPr>
-        <w:t xml:space="preserve">. The sample size in each arm is XXX. Each study participant has a </w:t>
-      </w:r>
-      <w:commentRangeStart w:id="13"/>
-      <w:r>
-        <w:rPr>
-          <w:rFonts w:ascii="Times New Roman" w:eastAsiaTheme="minorHAnsi" w:hAnsi="Times New Roman" w:cs="Times New Roman"/>
-          <w:color w:val="auto"/>
-          <w:sz w:val="24"/>
-          <w:szCs w:val="24"/>
-          <w:lang w:val="en-US"/>
-        </w:rPr>
-        <w:t xml:space="preserve">screening/baseline </w:t>
-      </w:r>
-      <w:commentRangeEnd w:id="13"/>
-      <w:r>
-        <w:rPr>
-          <w:rStyle w:val="Kommentarhenvisning"/>
-          <w:rFonts w:ascii="Times New Roman" w:eastAsiaTheme="minorHAnsi" w:hAnsi="Times New Roman" w:cs="Times New Roman"/>
-          <w:color w:val="auto"/>
-          <w:sz w:val="24"/>
-          <w:szCs w:val="24"/>
-          <w:lang w:val="en-US"/>
-        </w:rPr>
-        <w:commentReference w:id="13"/>
-      </w:r>
-      <w:r>
-        <w:rPr>
-          <w:rFonts w:ascii="Times New Roman" w:eastAsiaTheme="minorHAnsi" w:hAnsi="Times New Roman" w:cs="Times New Roman"/>
-          <w:color w:val="auto"/>
-          <w:sz w:val="24"/>
-          <w:szCs w:val="24"/>
-          <w:lang w:val="en-US"/>
-        </w:rPr>
-        <w:t>visit</w:t>
-      </w:r>
-      <w:r>
-        <w:rPr>
-          <w:rFonts w:ascii="Times New Roman" w:eastAsiaTheme="minorHAnsi" w:hAnsi="Times New Roman" w:cs="Times New Roman"/>
-          <w:color w:val="auto"/>
-          <w:sz w:val="24"/>
-          <w:szCs w:val="24"/>
-          <w:lang w:val="en-US"/>
-        </w:rPr>
-        <w:t>, later randomized, and then followed for 8 weeks (see details in table below)</w:t>
-      </w:r>
-      <w:r>
-        <w:rPr>
-          <w:rFonts w:ascii="Times New Roman" w:eastAsiaTheme="minorHAnsi" w:hAnsi="Times New Roman" w:cs="Times New Roman"/>
-          <w:color w:val="auto"/>
-          <w:sz w:val="24"/>
-          <w:szCs w:val="24"/>
-          <w:lang w:val="en-US"/>
-        </w:rPr>
-        <w:t>.</w:t>
-      </w:r>
-      <w:r>
-        <w:rPr>
-          <w:rFonts w:ascii="Times New Roman" w:eastAsiaTheme="minorHAnsi" w:hAnsi="Times New Roman" w:cs="Times New Roman"/>
-          <w:color w:val="auto"/>
-          <w:sz w:val="24"/>
-          <w:szCs w:val="24"/>
-          <w:lang w:val="en-US"/>
-        </w:rPr>
-        <w:t xml:space="preserve"> </w:t>
-      </w:r>
-      <w:r>
-        <w:rPr>
-          <w:rFonts w:ascii="Times New Roman" w:eastAsiaTheme="minorHAnsi" w:hAnsi="Times New Roman" w:cs="Times New Roman"/>
-          <w:color w:val="auto"/>
-          <w:sz w:val="24"/>
-          <w:szCs w:val="24"/>
-          <w:lang w:val="en-US"/>
-        </w:rPr>
-        <w:t>For details on participant eligibility criteria, see the published protocol paper</w:t>
-      </w:r>
-      <w:r>
-        <w:rPr>
-          <w:rFonts w:ascii="Times New Roman" w:eastAsiaTheme="minorHAnsi" w:hAnsi="Times New Roman" w:cs="Times New Roman"/>
-          <w:color w:val="auto"/>
-          <w:sz w:val="24"/>
-          <w:szCs w:val="24"/>
-          <w:lang w:val="en-US"/>
-        </w:rPr>
-        <w:t xml:space="preserve"> [REF], method </w:t>
-      </w:r>
-      <w:r>
-        <w:rPr>
-          <w:rFonts w:ascii="Times New Roman" w:eastAsiaTheme="minorHAnsi" w:hAnsi="Times New Roman" w:cs="Times New Roman"/>
-          <w:color w:val="auto"/>
-          <w:sz w:val="24"/>
-          <w:szCs w:val="24"/>
-          <w:lang w:val="en-US"/>
-        </w:rPr>
-        <w:t>section</w:t>
-      </w:r>
-      <w:r>
-        <w:rPr>
-          <w:rFonts w:ascii="Times New Roman" w:eastAsiaTheme="minorHAnsi" w:hAnsi="Times New Roman" w:cs="Times New Roman"/>
-          <w:color w:val="auto"/>
-          <w:sz w:val="24"/>
-          <w:szCs w:val="24"/>
-          <w:lang w:val="en-US"/>
-        </w:rPr>
-        <w:t>, subection population</w:t>
-      </w:r>
-      <w:r>
-        <w:rPr>
-          <w:rFonts w:ascii="Times New Roman" w:eastAsiaTheme="minorHAnsi" w:hAnsi="Times New Roman" w:cs="Times New Roman"/>
-          <w:color w:val="auto"/>
-          <w:sz w:val="24"/>
-          <w:szCs w:val="24"/>
-          <w:lang w:val="en-US"/>
-        </w:rPr>
-        <w:t>.</w:t>
-      </w:r>
-    </w:p>
-    <w:p>
-      <w:pPr>
-        <w:rPr>
-          <w:rFonts w:ascii="Times New Roman" w:hAnsi="Times New Roman" w:cs="Times New Roman"/>
-          <w:lang w:val="en-US"/>
-        </w:rPr>
-      </w:pPr>
-      <w:r>
-        <w:rPr>
-          <w:rFonts w:ascii="Times New Roman" w:hAnsi="Times New Roman" w:cs="Times New Roman"/>
-          <w:lang w:val="en-US"/>
-        </w:rPr>
         <w:t>No interim analys</w:t>
       </w:r>
       <w:r>
         <w:rPr>
-          <w:rFonts w:ascii="Times New Roman" w:hAnsi="Times New Roman" w:cs="Times New Roman"/>
           <w:lang w:val="en-US"/>
         </w:rPr>
         <w:t>e</w:t>
       </w:r>
       <w:r>
         <w:rPr>
-          <w:rFonts w:ascii="Times New Roman" w:hAnsi="Times New Roman" w:cs="Times New Roman"/>
           <w:lang w:val="en-US"/>
         </w:rPr>
         <w:t>s are planned for the study, and no stopping guidelines were made.</w:t>
@@ -4463,8 +4533,8 @@
       </w:tblPr>
       <w:tblGrid>
         <w:gridCol w:w="1781"/>
-        <w:gridCol w:w="1900"/>
-        <w:gridCol w:w="1968"/>
+        <w:gridCol w:w="1909"/>
+        <w:gridCol w:w="1959"/>
         <w:gridCol w:w="757"/>
         <w:gridCol w:w="870"/>
         <w:gridCol w:w="870"/>
@@ -4499,7 +4569,7 @@
                 <w:lang w:val="en-US"/>
               </w:rPr>
             </w:pPr>
-            <w:commentRangeStart w:id="14"/>
+            <w:commentRangeStart w:id="13"/>
             <w:r>
               <w:rPr>
                 <w:lang w:val="en-US"/>
@@ -4519,7 +4589,7 @@
               </w:rPr>
               <w:t>/Baseline</w:t>
             </w:r>
-            <w:commentRangeEnd w:id="14"/>
+            <w:commentRangeEnd w:id="13"/>
             <w:r>
               <w:rPr>
                 <w:rStyle w:val="Kommentarhenvisning"/>
@@ -4527,7 +4597,7 @@
                 <w:szCs w:val="24"/>
                 <w:lang w:val="en-US"/>
               </w:rPr>
-              <w:commentReference w:id="14"/>
+              <w:commentReference w:id="13"/>
             </w:r>
           </w:p>
         </w:tc>
@@ -5750,6 +5820,7 @@
         </w:rPr>
         <w:t xml:space="preserve"> </w:t>
       </w:r>
+      <w:bookmarkStart w:id="14" w:name="_Toc239334268"/>
       <w:r>
         <w:rPr>
           <w:rStyle w:val="Svagfremhvning"/>
@@ -5758,7 +5829,7 @@
         </w:rPr>
         <w:t>Interventions</w:t>
       </w:r>
-      <w:bookmarkEnd w:id="8"/>
+      <w:bookmarkEnd w:id="14"/>
       <w:r>
         <w:rPr>
           <w:rStyle w:val="Svagfremhvning"/>
@@ -5963,14 +6034,7 @@
           <w:rFonts w:ascii="Times New Roman" w:hAnsi="Times New Roman" w:cs="Times New Roman"/>
           <w:lang w:val="en-US"/>
         </w:rPr>
-        <w:t>ide effects</w:t>
-      </w:r>
-      <w:r>
-        <w:rPr>
-          <w:rFonts w:ascii="Times New Roman" w:hAnsi="Times New Roman" w:cs="Times New Roman"/>
-          <w:lang w:val="en-US"/>
-        </w:rPr>
-        <w:t>:</w:t>
+        <w:t>ide effects:</w:t>
       </w:r>
       <w:r>
         <w:rPr>
@@ -5998,15 +6062,7 @@
           <w:rFonts w:ascii="Times New Roman" w:hAnsi="Times New Roman" w:cs="Times New Roman"/>
           <w:lang w:val="en-US"/>
         </w:rPr>
-        <w:t xml:space="preserve"> </w:t>
-      </w:r>
-      <w:r>
-        <w:rPr>
-          <w:rFonts w:ascii="Times New Roman" w:hAnsi="Times New Roman" w:cs="Times New Roman"/>
-          <w:lang w:val="en-US"/>
-        </w:rPr>
-        <w:lastRenderedPageBreak/>
-        <w:t xml:space="preserve">then </w:t>
+        <w:t xml:space="preserve"> then </w:t>
       </w:r>
       <w:r>
         <w:rPr>
@@ -6099,6 +6155,7 @@
           <w:color w:val="215E99" w:themeColor="text2" w:themeTint="BF"/>
           <w:lang w:val="en-US"/>
         </w:rPr>
+        <w:lastRenderedPageBreak/>
         <w:t>Clarify the posology of the intervention and possible</w:t>
       </w:r>
       <w:r>
@@ -6107,15 +6164,7 @@
           <w:color w:val="215E99" w:themeColor="text2" w:themeTint="BF"/>
           <w:lang w:val="en-US"/>
         </w:rPr>
-        <w:t xml:space="preserve"> treatment breaks in case of side effects or switch of treatment in case side effects or lack of efficacy</w:t>
-      </w:r>
-      <w:r>
-        <w:rPr>
-          <w:rFonts w:ascii="Times New Roman" w:hAnsi="Times New Roman" w:cs="Times New Roman"/>
-          <w:color w:val="215E99" w:themeColor="text2" w:themeTint="BF"/>
-          <w:lang w:val="en-US"/>
-        </w:rPr>
-        <w:t xml:space="preserve">, those should be specified too. For instance in the </w:t>
+        <w:t xml:space="preserve"> treatment breaks in case of side effects or switch of treatment in case side effects or lack of efficacy, those should be specified too. For instance in the </w:t>
       </w:r>
       <w:commentRangeStart w:id="15"/>
       <w:r>
@@ -6219,25 +6268,7 @@
           <w:bCs/>
           <w:lang w:val="en-US"/>
         </w:rPr>
-        <w:t>intervention</w:t>
-      </w:r>
-      <w:r>
-        <w:rPr>
-          <w:rFonts w:ascii="Times New Roman" w:hAnsi="Times New Roman" w:cs="Times New Roman"/>
-          <w:b/>
-          <w:bCs/>
-          <w:lang w:val="en-US"/>
-        </w:rPr>
-        <w:t>s</w:t>
-      </w:r>
-      <w:r>
-        <w:rPr>
-          <w:rFonts w:ascii="Times New Roman" w:hAnsi="Times New Roman" w:cs="Times New Roman"/>
-          <w:b/>
-          <w:bCs/>
-          <w:lang w:val="en-US"/>
-        </w:rPr>
-        <w:t>:</w:t>
+        <w:t>interventions:</w:t>
       </w:r>
     </w:p>
     <w:p>
@@ -6298,28 +6329,7 @@
           <w:rFonts w:ascii="Times New Roman" w:hAnsi="Times New Roman" w:cs="Times New Roman"/>
           <w:lang w:val="en-US"/>
         </w:rPr>
-        <w:t>T</w:t>
-      </w:r>
-      <w:r>
-        <w:rPr>
-          <w:rFonts w:ascii="Times New Roman" w:hAnsi="Times New Roman" w:cs="Times New Roman"/>
-          <w:lang w:val="en-US"/>
-        </w:rPr>
-        <w:t>reatment break is allowed in case of side effect</w:t>
-      </w:r>
-      <w:r>
-        <w:rPr>
-          <w:rFonts w:ascii="Times New Roman" w:hAnsi="Times New Roman" w:cs="Times New Roman"/>
-          <w:lang w:val="en-US"/>
-        </w:rPr>
-        <w:t xml:space="preserve"> (max XX weeks)</w:t>
-      </w:r>
-      <w:r>
-        <w:rPr>
-          <w:rFonts w:ascii="Times New Roman" w:hAnsi="Times New Roman" w:cs="Times New Roman"/>
-          <w:lang w:val="en-US"/>
-        </w:rPr>
-        <w:t>.</w:t>
+        <w:t>Treatment break is allowed in case of side effect (max XX weeks).</w:t>
       </w:r>
     </w:p>
     <w:p>
@@ -6426,7 +6436,7 @@
           <w:lang w:val="en-US"/>
         </w:rPr>
       </w:pPr>
-      <w:bookmarkStart w:id="17" w:name="_Toc238738628"/>
+      <w:bookmarkStart w:id="17" w:name="_Toc239334269"/>
       <w:r>
         <w:rPr>
           <w:rStyle w:val="Svagfremhvning"/>
@@ -6925,14 +6935,13 @@
           <w:lang w:val="en-US"/>
         </w:rPr>
       </w:pPr>
-      <w:bookmarkStart w:id="19" w:name="_Toc238738629"/>
+      <w:bookmarkStart w:id="19" w:name="_Toc239334270"/>
       <w:r>
         <w:rPr>
           <w:rStyle w:val="Svagfremhvning"/>
           <w:rFonts w:ascii="Times New Roman" w:hAnsi="Times New Roman" w:cs="Times New Roman"/>
           <w:lang w:val="en-US"/>
         </w:rPr>
-        <w:lastRenderedPageBreak/>
         <w:t>1</w:t>
       </w:r>
       <w:r>
@@ -7017,6 +7026,7 @@
           <w:bCs/>
           <w:lang w:val="en-US"/>
         </w:rPr>
+        <w:lastRenderedPageBreak/>
         <w:t xml:space="preserve">- </w:t>
       </w:r>
       <w:r>
@@ -7310,7 +7320,7 @@
           <w:lang w:val="en-US"/>
         </w:rPr>
       </w:pPr>
-      <w:bookmarkStart w:id="21" w:name="_Toc238738630"/>
+      <w:bookmarkStart w:id="21" w:name="_Toc239334271"/>
       <w:r>
         <w:rPr>
           <w:rStyle w:val="Svagfremhvning"/>
@@ -7413,7 +7423,7 @@
           <w:lang w:val="en-US"/>
         </w:rPr>
       </w:pPr>
-      <w:bookmarkStart w:id="22" w:name="_Toc238738631"/>
+      <w:bookmarkStart w:id="22" w:name="_Toc239334272"/>
       <w:r>
         <w:rPr>
           <w:rStyle w:val="Svagfremhvning"/>
@@ -7577,7 +7587,7 @@
           <w:lang w:val="en-US"/>
         </w:rPr>
       </w:pPr>
-      <w:bookmarkStart w:id="24" w:name="_Toc238738632"/>
+      <w:bookmarkStart w:id="24" w:name="_Toc239334273"/>
       <w:r>
         <w:rPr>
           <w:rStyle w:val="Svagfremhvning"/>
@@ -7720,7 +7730,6 @@
         <w:rPr>
           <w:lang w:val="en-US"/>
         </w:rPr>
-        <w:lastRenderedPageBreak/>
         <w:t xml:space="preserve">Any modification of the original database will be documented in YYY. </w:t>
       </w:r>
     </w:p>
@@ -7764,6 +7773,7 @@
         <w:rPr>
           <w:lang w:val="en-US"/>
         </w:rPr>
+        <w:lastRenderedPageBreak/>
         <w:t>Presence/percentage of missing data in the … outcome</w:t>
       </w:r>
     </w:p>
@@ -7875,7 +7885,6 @@
           <w:lang w:val="en-US"/>
         </w:rPr>
       </w:pPr>
-      <w:bookmarkStart w:id="26" w:name="_Toc238738633"/>
       <w:r>
         <w:rPr>
           <w:rFonts w:ascii="Times New Roman" w:hAnsi="Times New Roman" w:cs="Times New Roman"/>
@@ -7892,6 +7901,7 @@
           <w:lang w:val="en-US"/>
         </w:rPr>
       </w:pPr>
+      <w:bookmarkStart w:id="26" w:name="_Toc239334274"/>
       <w:r>
         <w:rPr>
           <w:rFonts w:ascii="Times New Roman" w:hAnsi="Times New Roman" w:cs="Times New Roman"/>
@@ -7918,7 +7928,7 @@
           <w:lang w:val="en-US"/>
         </w:rPr>
       </w:pPr>
-      <w:bookmarkStart w:id="27" w:name="_Toc238738634"/>
+      <w:bookmarkStart w:id="27" w:name="_Toc239334275"/>
       <w:r>
         <w:rPr>
           <w:rStyle w:val="Svagfremhvning"/>
@@ -8189,7 +8199,7 @@
           <w:lang w:val="en-US"/>
         </w:rPr>
       </w:pPr>
-      <w:bookmarkStart w:id="29" w:name="_Toc238738635"/>
+      <w:bookmarkStart w:id="29" w:name="_Toc239334276"/>
       <w:r>
         <w:rPr>
           <w:rStyle w:val="Svagfremhvning"/>
@@ -8442,7 +8452,7 @@
           <w:lang w:val="en-US"/>
         </w:rPr>
       </w:pPr>
-      <w:bookmarkStart w:id="30" w:name="_Toc238738636"/>
+      <w:bookmarkStart w:id="30" w:name="_Toc239334277"/>
       <w:r>
         <w:rPr>
           <w:rStyle w:val="Svagfremhvning"/>
@@ -10614,7 +10624,6 @@
           <w:lang w:val="en-US"/>
         </w:rPr>
       </w:pPr>
-      <w:bookmarkStart w:id="31" w:name="_Toc238738637"/>
     </w:p>
     <w:p>
       <w:pPr>
@@ -10646,7 +10655,7 @@
           <w:lang w:val="en-US"/>
         </w:rPr>
         <w:drawing>
-          <wp:anchor distT="0" distB="0" distL="114300" distR="114300" simplePos="0" relativeHeight="251722752" behindDoc="0" locked="0" layoutInCell="1" allowOverlap="1" wp14:anchorId="522BF4DC" wp14:editId="154F65B0">
+          <wp:anchor distT="0" distB="0" distL="114300" distR="114300" simplePos="0" relativeHeight="251722752" behindDoc="0" locked="0" layoutInCell="1" allowOverlap="1" wp14:anchorId="522BF4DC" wp14:editId="7CF33CF6">
             <wp:simplePos x="0" y="0"/>
             <wp:positionH relativeFrom="margin">
               <wp:posOffset>4722495</wp:posOffset>
@@ -10770,7 +10779,7 @@
           <w:lang w:val="en-US"/>
         </w:rPr>
       </w:pPr>
-      <w:commentRangeStart w:id="32"/>
+      <w:commentRangeStart w:id="31"/>
       <w:r>
         <w:rPr>
           <w:color w:val="215E99" w:themeColor="text2" w:themeTint="BF"/>
@@ -10778,7 +10787,7 @@
         </w:rPr>
         <w:t xml:space="preserve">Max-test adjustment </w:t>
       </w:r>
-      <w:commentRangeEnd w:id="32"/>
+      <w:commentRangeEnd w:id="31"/>
       <w:r>
         <w:rPr>
           <w:rStyle w:val="Kommentarhenvisning"/>
@@ -10787,7 +10796,7 @@
           <w:szCs w:val="24"/>
           <w:lang w:val="en-US"/>
         </w:rPr>
-        <w:commentReference w:id="32"/>
+        <w:commentReference w:id="31"/>
       </w:r>
       <w:r>
         <w:rPr>
@@ -10796,7 +10805,7 @@
         </w:rPr>
         <w:t xml:space="preserve">or </w:t>
       </w:r>
-      <w:commentRangeStart w:id="33"/>
+      <w:commentRangeStart w:id="32"/>
       <w:r>
         <w:rPr>
           <w:color w:val="215E99" w:themeColor="text2" w:themeTint="BF"/>
@@ -10804,7 +10813,7 @@
         </w:rPr>
         <w:t>Dunnett adjustment</w:t>
       </w:r>
-      <w:commentRangeEnd w:id="33"/>
+      <w:commentRangeEnd w:id="32"/>
       <w:r>
         <w:rPr>
           <w:rStyle w:val="Kommentarhenvisning"/>
@@ -10813,7 +10822,7 @@
           <w:szCs w:val="24"/>
           <w:lang w:val="en-US"/>
         </w:rPr>
-        <w:commentReference w:id="33"/>
+        <w:commentReference w:id="32"/>
       </w:r>
       <w:r>
         <w:rPr>
@@ -10906,7 +10915,7 @@
         </w:rPr>
         <w:t xml:space="preserve">for the lowest p-value but less conservative second lowest, third lowest, … p-values. Easy to implement but </w:t>
       </w:r>
-      <w:commentRangeStart w:id="34"/>
+      <w:commentRangeStart w:id="33"/>
       <w:r>
         <w:rPr>
           <w:color w:val="215E99" w:themeColor="text2" w:themeTint="BF"/>
@@ -10921,7 +10930,7 @@
         </w:rPr>
         <w:t>s compatible with the p-value and that are informative is still a research topic</w:t>
       </w:r>
-      <w:commentRangeEnd w:id="34"/>
+      <w:commentRangeEnd w:id="33"/>
       <w:r>
         <w:rPr>
           <w:rStyle w:val="Kommentarhenvisning"/>
@@ -10930,7 +10939,7 @@
           <w:szCs w:val="24"/>
           <w:lang w:val="en-US"/>
         </w:rPr>
-        <w:commentReference w:id="34"/>
+        <w:commentReference w:id="33"/>
       </w:r>
       <w:r>
         <w:rPr>
@@ -10959,7 +10968,7 @@
         </w:rPr>
         <w:t xml:space="preserve">Step up procedures such as </w:t>
       </w:r>
-      <w:commentRangeStart w:id="35"/>
+      <w:commentRangeStart w:id="34"/>
       <w:r>
         <w:rPr>
           <w:color w:val="215E99" w:themeColor="text2" w:themeTint="BF"/>
@@ -10967,7 +10976,7 @@
         </w:rPr>
         <w:t>Hochberg</w:t>
       </w:r>
-      <w:commentRangeEnd w:id="35"/>
+      <w:commentRangeEnd w:id="34"/>
       <w:r>
         <w:rPr>
           <w:rStyle w:val="Kommentarhenvisning"/>
@@ -10976,7 +10985,7 @@
           <w:szCs w:val="24"/>
           <w:lang w:val="en-US"/>
         </w:rPr>
-        <w:commentReference w:id="35"/>
+        <w:commentReference w:id="34"/>
       </w:r>
       <w:r>
         <w:rPr>
@@ -13510,7 +13519,7 @@
         </w:rPr>
         <w:t xml:space="preserve">can quickly become technical so a </w:t>
       </w:r>
-      <w:commentRangeStart w:id="36"/>
+      <w:commentRangeStart w:id="35"/>
       <w:r>
         <w:rPr>
           <w:color w:val="215E99" w:themeColor="text2" w:themeTint="BF"/>
@@ -13518,7 +13527,7 @@
         </w:rPr>
         <w:t xml:space="preserve">graphical representation </w:t>
       </w:r>
-      <w:commentRangeEnd w:id="36"/>
+      <w:commentRangeEnd w:id="35"/>
       <w:r>
         <w:rPr>
           <w:rStyle w:val="Kommentarhenvisning"/>
@@ -13527,7 +13536,7 @@
           <w:szCs w:val="24"/>
           <w:lang w:val="en-US"/>
         </w:rPr>
-        <w:commentReference w:id="36"/>
+        <w:commentReference w:id="35"/>
       </w:r>
       <w:r>
         <w:rPr>
@@ -13556,6 +13565,7 @@
           <w:lang w:val="en-US"/>
         </w:rPr>
       </w:pPr>
+      <w:bookmarkStart w:id="36" w:name="_Toc239334278"/>
       <w:r>
         <w:rPr>
           <w:rFonts w:ascii="Times New Roman" w:hAnsi="Times New Roman" w:cs="Times New Roman"/>
@@ -13578,7 +13588,7 @@
         </w:rPr>
         <w:t>Analysis set</w:t>
       </w:r>
-      <w:bookmarkEnd w:id="31"/>
+      <w:bookmarkEnd w:id="36"/>
     </w:p>
     <w:p>
       <w:pPr>
@@ -13627,14 +13637,7 @@
           <w:rFonts w:ascii="Times New Roman" w:hAnsi="Times New Roman" w:cs="Times New Roman"/>
           <w:lang w:val="en-US"/>
         </w:rPr>
-        <w:t xml:space="preserve">Efficacy </w:t>
-      </w:r>
-      <w:r>
-        <w:rPr>
-          <w:rFonts w:ascii="Times New Roman" w:hAnsi="Times New Roman" w:cs="Times New Roman"/>
-          <w:lang w:val="en-US"/>
-        </w:rPr>
-        <w:t>set</w:t>
+        <w:t>Efficacy set</w:t>
       </w:r>
       <w:commentRangeEnd w:id="38"/>
       <w:r>
@@ -13652,14 +13655,7 @@
           <w:rFonts w:ascii="Times New Roman" w:hAnsi="Times New Roman" w:cs="Times New Roman"/>
           <w:lang w:val="en-US"/>
         </w:rPr>
-        <w:t>:</w:t>
-      </w:r>
-      <w:r>
-        <w:rPr>
-          <w:rFonts w:ascii="Times New Roman" w:hAnsi="Times New Roman" w:cs="Times New Roman"/>
-          <w:lang w:val="en-US"/>
-        </w:rPr>
-        <w:t xml:space="preserve"> all subjects who received at least treatment dose </w:t>
+        <w:t xml:space="preserve">: all subjects who received at least treatment dose </w:t>
       </w:r>
     </w:p>
     <w:p>
@@ -13697,6 +13693,16 @@
           <w14:ligatures w14:val="standardContextual"/>
         </w:rPr>
         <w:t>From FDA guidelines</w:t>
+      </w:r>
+      <w:r>
+        <w:rPr>
+          <w:rFonts w:asciiTheme="minorHAnsi" w:eastAsiaTheme="minorHAnsi" w:hAnsiTheme="minorHAnsi" w:cstheme="minorBidi"/>
+          <w:color w:val="215E99" w:themeColor="text2" w:themeTint="BF"/>
+          <w:kern w:val="2"/>
+          <w:lang w:val="en-US" w:eastAsia="en-US"/>
+          <w14:ligatures w14:val="standardContextual"/>
+        </w:rPr>
+        <w:t xml:space="preserve"> on post-randomization exclusion</w:t>
       </w:r>
       <w:r>
         <w:rPr>
@@ -13923,6 +13929,121 @@
     <w:p>
       <w:pPr>
         <w:rPr>
+          <w:color w:val="215E99" w:themeColor="text2" w:themeTint="BF"/>
+          <w:lang w:val="en-US"/>
+        </w:rPr>
+      </w:pPr>
+      <w:r>
+        <w:rPr>
+          <w:color w:val="215E99" w:themeColor="text2" w:themeTint="BF"/>
+          <w:lang w:val="en-US"/>
+        </w:rPr>
+        <w:t>From FDA guidelines</w:t>
+      </w:r>
+      <w:r>
+        <w:rPr>
+          <w:color w:val="215E99" w:themeColor="text2" w:themeTint="BF"/>
+          <w:lang w:val="en-US"/>
+        </w:rPr>
+        <w:t xml:space="preserve"> on </w:t>
+      </w:r>
+      <w:r>
+        <w:rPr>
+          <w:color w:val="215E99" w:themeColor="text2" w:themeTint="BF"/>
+          <w:lang w:val="en-US"/>
+        </w:rPr>
+        <w:t>full analysis set vs. efficacy set:</w:t>
+      </w:r>
+      <w:r>
+        <w:rPr>
+          <w:color w:val="215E99" w:themeColor="text2" w:themeTint="BF"/>
+          <w:lang w:val="en-US"/>
+        </w:rPr>
+        <w:t xml:space="preserve"> </w:t>
+      </w:r>
+    </w:p>
+    <w:p>
+      <w:pPr>
+        <w:rPr>
+          <w:color w:val="215E99" w:themeColor="text2" w:themeTint="BF"/>
+          <w:lang w:val="en-US"/>
+        </w:rPr>
+      </w:pPr>
+      <w:r>
+        <w:rPr>
+          <w:color w:val="215E99" w:themeColor="text2" w:themeTint="BF"/>
+          <w:lang w:val="en-US"/>
+        </w:rPr>
+        <w:t>[</w:t>
+      </w:r>
+      <w:r>
+        <w:rPr>
+          <w:color w:val="215E99" w:themeColor="text2" w:themeTint="BF"/>
+          <w:lang w:val="en-US"/>
+        </w:rPr>
+        <w:t>In superiority trials</w:t>
+      </w:r>
+      <w:r>
+        <w:rPr>
+          <w:color w:val="215E99" w:themeColor="text2" w:themeTint="BF"/>
+          <w:lang w:val="en-US"/>
+        </w:rPr>
+        <w:t>] ‘</w:t>
+      </w:r>
+      <w:r>
+        <w:rPr>
+          <w:color w:val="215E99" w:themeColor="text2" w:themeTint="BF"/>
+          <w:lang w:val="en-US"/>
+        </w:rPr>
+        <w:t>the use of the full analysis set provides a conservative strategy […] However, in an equivalence or noninferiority trial, use of the full analysis set is generally not conservative and its</w:t>
+      </w:r>
+      <w:r>
+        <w:rPr>
+          <w:color w:val="215E99" w:themeColor="text2" w:themeTint="BF"/>
+          <w:lang w:val="en-US"/>
+        </w:rPr>
+        <w:t xml:space="preserve"> </w:t>
+      </w:r>
+      <w:r>
+        <w:rPr>
+          <w:color w:val="215E99" w:themeColor="text2" w:themeTint="BF"/>
+          <w:lang w:val="en-US"/>
+        </w:rPr>
+        <w:t xml:space="preserve">role should be considered very carefully’ </w:t>
+      </w:r>
+    </w:p>
+    <w:p>
+      <w:pPr>
+        <w:rPr>
+          <w:color w:val="215E99" w:themeColor="text2" w:themeTint="BF"/>
+          <w:lang w:val="en-US"/>
+        </w:rPr>
+      </w:pPr>
+      <w:r>
+        <w:rPr>
+          <w:color w:val="215E99" w:themeColor="text2" w:themeTint="BF"/>
+          <w:lang w:val="en-US"/>
+        </w:rPr>
+        <w:t xml:space="preserve">Intuitively if there </w:t>
+      </w:r>
+      <w:r>
+        <w:rPr>
+          <w:color w:val="215E99" w:themeColor="text2" w:themeTint="BF"/>
+          <w:lang w:val="en-US"/>
+        </w:rPr>
+        <w:t>is a substantial</w:t>
+      </w:r>
+      <w:r>
+        <w:rPr>
+          <w:color w:val="215E99" w:themeColor="text2" w:themeTint="BF"/>
+          <w:lang w:val="en-US"/>
+        </w:rPr>
+        <w:t xml:space="preserve"> and similar deviation to treatment protocol in both group, one may have ITT equivalence but this is more based on deviation than on the treatment comparison itself.</w:t>
+      </w:r>
+    </w:p>
+    <w:p>
+      <w:pPr>
+        <w:rPr>
           <w:rFonts w:ascii="Times New Roman" w:eastAsiaTheme="majorEastAsia" w:hAnsi="Times New Roman" w:cs="Times New Roman"/>
           <w:color w:val="0F4761" w:themeColor="accent1" w:themeShade="BF"/>
           <w:sz w:val="40"/>
@@ -13930,7 +14051,6 @@
           <w:lang w:val="en-US"/>
         </w:rPr>
       </w:pPr>
-      <w:bookmarkStart w:id="40" w:name="_Toc238738638"/>
       <w:r>
         <w:rPr>
           <w:rFonts w:ascii="Times New Roman" w:hAnsi="Times New Roman" w:cs="Times New Roman"/>
@@ -13947,6 +14067,7 @@
           <w:lang w:val="en-US"/>
         </w:rPr>
       </w:pPr>
+      <w:bookmarkStart w:id="40" w:name="_Toc239334279"/>
       <w:r>
         <w:rPr>
           <w:rFonts w:ascii="Times New Roman" w:hAnsi="Times New Roman" w:cs="Times New Roman"/>
@@ -13980,7 +14101,7 @@
           <w:lang w:val="en-US"/>
         </w:rPr>
       </w:pPr>
-      <w:bookmarkStart w:id="41" w:name="_Toc238738639"/>
+      <w:bookmarkStart w:id="41" w:name="_Toc239334280"/>
       <w:r>
         <w:rPr>
           <w:rStyle w:val="Svagfremhvning"/>
@@ -14206,13 +14327,7 @@
         <w:rPr>
           <w:lang w:val="en-US"/>
         </w:rPr>
-        <w:t xml:space="preserve">Two sided confidence intervals will be reported as [lower bound; upper bound] at level 95%. When adjusted for multiple testing they will be reported as </w:t>
-      </w:r>
-      <w:r>
-        <w:rPr>
-          <w:lang w:val="en-US"/>
-        </w:rPr>
-        <w:t>[lower bound; upper bound]</w:t>
+        <w:t>Two sided confidence intervals will be reported as [lower bound; upper bound] at level 95%. When adjusted for multiple testing they will be reported as [lower bound; upper bound]</w:t>
       </w:r>
       <w:r>
         <w:rPr>
@@ -14256,6 +14371,7 @@
           <w:lang w:val="en-US"/>
         </w:rPr>
       </w:pPr>
+      <w:bookmarkStart w:id="44" w:name="_Toc239334281"/>
       <w:r>
         <w:rPr>
           <w:rStyle w:val="Svagfremhvning"/>
@@ -14296,6 +14412,7 @@
         </w:rPr>
         <w:t>Software</w:t>
       </w:r>
+      <w:bookmarkEnd w:id="44"/>
     </w:p>
     <w:p>
       <w:pPr>
@@ -14313,19 +14430,7 @@
         <w:rPr>
           <w:lang w:val="en-US"/>
         </w:rPr>
-        <w:t xml:space="preserve">R </w:t>
-      </w:r>
-      <w:r>
-        <w:rPr>
-          <w:lang w:val="en-US"/>
-        </w:rPr>
-        <w:t xml:space="preserve">software </w:t>
-      </w:r>
-      <w:r>
-        <w:rPr>
-          <w:lang w:val="en-US"/>
-        </w:rPr>
-        <w:t xml:space="preserve">version </w:t>
+        <w:t xml:space="preserve">R software version </w:t>
       </w:r>
       <w:r>
         <w:rPr>
@@ -14446,7 +14551,7 @@
           <w:lang w:val="en-US"/>
         </w:rPr>
       </w:pPr>
-      <w:bookmarkStart w:id="44" w:name="_Toc238738640"/>
+      <w:bookmarkStart w:id="45" w:name="_Toc239334282"/>
       <w:r>
         <w:rPr>
           <w:rStyle w:val="Svagfremhvning"/>
@@ -14495,6 +14600,7 @@
         </w:rPr>
         <w:t>intercurrent events</w:t>
       </w:r>
+      <w:bookmarkEnd w:id="45"/>
     </w:p>
     <w:p>
       <w:pPr>
@@ -15778,6 +15884,7 @@
           <w:lang w:val="en-US"/>
         </w:rPr>
       </w:pPr>
+      <w:bookmarkStart w:id="46" w:name="_Toc239334283"/>
       <w:r>
         <w:rPr>
           <w:rStyle w:val="Svagfremhvning"/>
@@ -15818,7 +15925,7 @@
         </w:rPr>
         <w:t>Handling of missing data</w:t>
       </w:r>
-      <w:bookmarkEnd w:id="44"/>
+      <w:bookmarkEnd w:id="46"/>
     </w:p>
     <w:p>
       <w:pPr>
@@ -15932,14 +16039,14 @@
         </w:rPr>
         <w:t xml:space="preserve"> For the primary and the key secondary analyses only missing outcome values are expected as the other </w:t>
       </w:r>
-      <w:commentRangeStart w:id="45"/>
+      <w:commentRangeStart w:id="47"/>
       <w:r>
         <w:rPr>
           <w:lang w:val="en-US"/>
         </w:rPr>
         <w:t>variables should be measured at baseline</w:t>
       </w:r>
-      <w:commentRangeEnd w:id="45"/>
+      <w:commentRangeEnd w:id="47"/>
       <w:r>
         <w:rPr>
           <w:rStyle w:val="Kommentarhenvisning"/>
@@ -15947,7 +16054,7 @@
           <w:szCs w:val="24"/>
           <w:lang w:val="en-US"/>
         </w:rPr>
-        <w:commentReference w:id="45"/>
+        <w:commentReference w:id="47"/>
       </w:r>
       <w:r>
         <w:rPr>
@@ -16475,7 +16582,7 @@
                 <w:lang w:val="en-US"/>
               </w:rPr>
             </w:pPr>
-            <w:commentRangeStart w:id="46"/>
+            <w:commentRangeStart w:id="48"/>
             <w:r>
               <w:rPr>
                 <w:color w:val="215E99" w:themeColor="text2" w:themeTint="BF"/>
@@ -16483,7 +16590,7 @@
               </w:rPr>
               <w:t>-</w:t>
             </w:r>
-            <w:commentRangeEnd w:id="46"/>
+            <w:commentRangeEnd w:id="48"/>
             <w:r>
               <w:rPr>
                 <w:rStyle w:val="Kommentarhenvisning"/>
@@ -16492,7 +16599,7 @@
                 <w:szCs w:val="24"/>
                 <w:lang w:val="en-US"/>
               </w:rPr>
-              <w:commentReference w:id="46"/>
+              <w:commentReference w:id="48"/>
             </w:r>
           </w:p>
         </w:tc>
@@ -17158,14 +17265,7 @@
           <w:color w:val="215E99" w:themeColor="text2" w:themeTint="BF"/>
           <w:lang w:val="en-US"/>
         </w:rPr>
-        <w:t>the strategies used to hand intercurrent events</w:t>
-      </w:r>
-      <w:r>
-        <w:rPr>
-          <w:color w:val="215E99" w:themeColor="text2" w:themeTint="BF"/>
-          <w:lang w:val="en-US"/>
-        </w:rPr>
-        <w:t>.</w:t>
+        <w:t>the strategies used to hand intercurrent events.</w:t>
       </w:r>
     </w:p>
     <w:p>
@@ -17316,7 +17416,6 @@
           <w:lang w:val="en-US"/>
         </w:rPr>
       </w:pPr>
-      <w:bookmarkStart w:id="47" w:name="_Toc238738641"/>
       <w:r>
         <w:rPr>
           <w:lang w:val="en-US"/>
@@ -17332,8 +17431,7 @@
           <w:lang w:val="en-US"/>
         </w:rPr>
       </w:pPr>
-      <w:bookmarkStart w:id="48" w:name="_Toc238738642"/>
-      <w:bookmarkEnd w:id="47"/>
+      <w:bookmarkStart w:id="49" w:name="_Toc239334284"/>
       <w:r>
         <w:rPr>
           <w:rFonts w:ascii="Times New Roman" w:hAnsi="Times New Roman" w:cs="Times New Roman"/>
@@ -17356,6 +17454,7 @@
         </w:rPr>
         <w:t>Supplementary analyses</w:t>
       </w:r>
+      <w:bookmarkEnd w:id="49"/>
     </w:p>
     <w:p>
       <w:pPr>
@@ -17365,6 +17464,7 @@
           <w:lang w:val="en-US"/>
         </w:rPr>
       </w:pPr>
+      <w:bookmarkStart w:id="50" w:name="_Toc239334285"/>
       <w:r>
         <w:rPr>
           <w:rStyle w:val="Svagfremhvning"/>
@@ -17404,7 +17504,7 @@
         </w:rPr>
         <w:t>Safety evaluations</w:t>
       </w:r>
-      <w:bookmarkEnd w:id="48"/>
+      <w:bookmarkEnd w:id="50"/>
     </w:p>
     <w:p>
       <w:pPr>
@@ -17436,7 +17536,7 @@
           <w:lang w:val="en-US"/>
         </w:rPr>
       </w:pPr>
-      <w:bookmarkStart w:id="49" w:name="_Toc238738643"/>
+      <w:bookmarkStart w:id="51" w:name="_Toc239334286"/>
       <w:r>
         <w:rPr>
           <w:rStyle w:val="Svagfremhvning"/>
@@ -17476,7 +17576,7 @@
         </w:rPr>
         <w:t>Exploratory analyses</w:t>
       </w:r>
-      <w:bookmarkEnd w:id="49"/>
+      <w:bookmarkEnd w:id="51"/>
       <w:r>
         <w:rPr>
           <w:rFonts w:ascii="Times New Roman" w:hAnsi="Times New Roman" w:cs="Times New Roman"/>
@@ -17526,6 +17626,7 @@
           <w:lang w:val="en-US"/>
         </w:rPr>
       </w:pPr>
+      <w:bookmarkStart w:id="52" w:name="_Toc239334287"/>
       <w:r>
         <w:rPr>
           <w:rFonts w:ascii="Times New Roman" w:hAnsi="Times New Roman" w:cs="Times New Roman"/>
@@ -17547,6 +17648,7 @@
         </w:rPr>
         <w:t>Trial monitoring and Interim analyses</w:t>
       </w:r>
+      <w:bookmarkEnd w:id="52"/>
     </w:p>
     <w:p>
       <w:pPr>
@@ -17615,7 +17717,7 @@
         </w:rPr>
         <w:t xml:space="preserve">, </w:t>
       </w:r>
-      <w:commentRangeStart w:id="50"/>
+      <w:commentRangeStart w:id="53"/>
       <w:r>
         <w:rPr>
           <w:rFonts w:ascii="Times New Roman" w:hAnsi="Times New Roman" w:cs="Times New Roman"/>
@@ -17624,7 +17726,7 @@
         </w:rPr>
         <w:t>e.g.</w:t>
       </w:r>
-      <w:commentRangeEnd w:id="50"/>
+      <w:commentRangeEnd w:id="53"/>
       <w:r>
         <w:rPr>
           <w:rStyle w:val="Kommentarhenvisning"/>
@@ -17634,7 +17736,7 @@
           <w:szCs w:val="24"/>
           <w:lang w:val="en-US"/>
         </w:rPr>
-        <w:commentReference w:id="50"/>
+        <w:commentReference w:id="53"/>
       </w:r>
       <w:r>
         <w:rPr>
@@ -17809,23 +17911,7 @@
           <w:color w:val="215E99" w:themeColor="text2" w:themeTint="BF"/>
           <w:lang w:val="en-US"/>
         </w:rPr>
-        <w:t>to possibly adjust</w:t>
-      </w:r>
-      <w:r>
-        <w:rPr>
-          <w:rFonts w:ascii="Times New Roman" w:hAnsi="Times New Roman" w:cs="Times New Roman"/>
-          <w:color w:val="215E99" w:themeColor="text2" w:themeTint="BF"/>
-          <w:lang w:val="en-US"/>
-        </w:rPr>
-        <w:t xml:space="preserve"> </w:t>
-      </w:r>
-      <w:r>
-        <w:rPr>
-          <w:rFonts w:ascii="Times New Roman" w:hAnsi="Times New Roman" w:cs="Times New Roman"/>
-          <w:color w:val="215E99" w:themeColor="text2" w:themeTint="BF"/>
-          <w:lang w:val="en-US"/>
-        </w:rPr>
-        <w:t>the data collection procedure</w:t>
+        <w:t>to possibly adjust the data collection procedure</w:t>
       </w:r>
       <w:r>
         <w:rPr>
@@ -18057,7 +18143,7 @@
         </w:rPr>
         <w:t xml:space="preserve"> ONLY the DSMB should be unblinded at interim and it should not be expected to provide results at interim that can unblind the sponsor/research team. </w:t>
       </w:r>
-      <w:commentRangeStart w:id="51"/>
+      <w:commentRangeStart w:id="54"/>
       <w:r>
         <w:rPr>
           <w:rFonts w:ascii="Times New Roman" w:hAnsi="Times New Roman" w:cs="Times New Roman"/>
@@ -18066,7 +18152,7 @@
         </w:rPr>
         <w:t>They will ‘just’ say stop or continue the trial without further detail about the magnitude or statistical significance of the estimated intervention effect</w:t>
       </w:r>
-      <w:commentRangeEnd w:id="51"/>
+      <w:commentRangeEnd w:id="54"/>
       <w:r>
         <w:rPr>
           <w:rStyle w:val="Kommentarhenvisning"/>
@@ -18076,7 +18162,7 @@
           <w:szCs w:val="24"/>
           <w:lang w:val="en-US"/>
         </w:rPr>
-        <w:commentReference w:id="51"/>
+        <w:commentReference w:id="54"/>
       </w:r>
       <w:r>
         <w:rPr>
@@ -18128,7 +18214,7 @@
         </w:rPr>
         <w:t>i</w:t>
       </w:r>
-      <w:commentRangeStart w:id="52"/>
+      <w:commentRangeStart w:id="55"/>
       <w:r>
         <w:rPr>
           <w:rFonts w:ascii="Times New Roman" w:hAnsi="Times New Roman" w:cs="Times New Roman"/>
@@ -18137,7 +18223,7 @@
         </w:rPr>
         <w:t>ncomplete data at interim (pipeline patients) and need for a decision analysis.</w:t>
       </w:r>
-      <w:commentRangeEnd w:id="52"/>
+      <w:commentRangeEnd w:id="55"/>
       <w:r>
         <w:rPr>
           <w:rStyle w:val="Kommentarhenvisning"/>
@@ -18146,7 +18232,7 @@
           <w:szCs w:val="24"/>
           <w:lang w:val="en-US"/>
         </w:rPr>
-        <w:commentReference w:id="52"/>
+        <w:commentReference w:id="55"/>
       </w:r>
     </w:p>
     <w:p>
@@ -18191,7 +18277,6 @@
           <w:lang w:val="en-US"/>
         </w:rPr>
       </w:pPr>
-      <w:bookmarkStart w:id="53" w:name="_Toc238738644"/>
       <w:r>
         <w:rPr>
           <w:rFonts w:ascii="Times New Roman" w:hAnsi="Times New Roman" w:cs="Times New Roman"/>
@@ -18208,6 +18293,7 @@
           <w:lang w:val="en-US"/>
         </w:rPr>
       </w:pPr>
+      <w:bookmarkStart w:id="56" w:name="_Toc239334288"/>
       <w:r>
         <w:rPr>
           <w:rFonts w:ascii="Times New Roman" w:hAnsi="Times New Roman" w:cs="Times New Roman"/>
@@ -18216,7 +18302,7 @@
         <w:lastRenderedPageBreak/>
         <w:t>References</w:t>
       </w:r>
-      <w:bookmarkEnd w:id="53"/>
+      <w:bookmarkEnd w:id="56"/>
       <w:r>
         <w:rPr>
           <w:rFonts w:ascii="Times New Roman" w:hAnsi="Times New Roman" w:cs="Times New Roman"/>
@@ -18243,7 +18329,6 @@
           <w:lang w:val="en-US"/>
         </w:rPr>
       </w:pPr>
-      <w:bookmarkStart w:id="54" w:name="_Toc238738645"/>
       <w:r>
         <w:rPr>
           <w:rFonts w:ascii="Times New Roman" w:hAnsi="Times New Roman" w:cs="Times New Roman"/>
@@ -18260,6 +18345,7 @@
           <w:lang w:val="en-US"/>
         </w:rPr>
       </w:pPr>
+      <w:bookmarkStart w:id="57" w:name="_Toc239334289"/>
       <w:r>
         <w:rPr>
           <w:rFonts w:ascii="Times New Roman" w:hAnsi="Times New Roman" w:cs="Times New Roman"/>
@@ -18268,7 +18354,7 @@
         <w:lastRenderedPageBreak/>
         <w:t>Appendix A. R code for primary outcome analyses</w:t>
       </w:r>
-      <w:bookmarkEnd w:id="54"/>
+      <w:bookmarkEnd w:id="57"/>
       <w:r>
         <w:rPr>
           <w:rFonts w:ascii="Times New Roman" w:hAnsi="Times New Roman" w:cs="Times New Roman"/>
@@ -18337,7 +18423,7 @@
           <w:lang w:val="en-US"/>
         </w:rPr>
       </w:pPr>
-      <w:bookmarkStart w:id="55" w:name="_Toc238738646"/>
+      <w:bookmarkStart w:id="58" w:name="_Toc239334290"/>
       <w:r>
         <w:rPr>
           <w:rStyle w:val="Svagfremhvning"/>
@@ -18346,7 +18432,7 @@
         </w:rPr>
         <w:t>Primary analyses</w:t>
       </w:r>
-      <w:bookmarkEnd w:id="55"/>
+      <w:bookmarkEnd w:id="58"/>
       <w:r>
         <w:rPr>
           <w:rStyle w:val="Svagfremhvning"/>
@@ -18530,7 +18616,7 @@
       </w:r>
     </w:p>
   </w:comment>
-  <w:comment w:id="9" w:author="Brice Maxime Hugues Ozenne" w:date="2026-09-03T11:18:00Z" w:initials="BO">
+  <w:comment w:id="8" w:author="Brice Maxime Hugues Ozenne" w:date="2026-09-03T11:18:00Z" w:initials="BO">
     <w:p>
       <w:pPr>
         <w:pStyle w:val="Kommentartekst"/>
@@ -18546,7 +18632,7 @@
       </w:r>
     </w:p>
   </w:comment>
-  <w:comment w:id="10" w:author="Brice Maxime Hugues Ozenne" w:date="2026-09-03T11:19:00Z" w:initials="BO">
+  <w:comment w:id="9" w:author="Brice Maxime Hugues Ozenne" w:date="2026-09-03T11:19:00Z" w:initials="BO">
     <w:p>
       <w:pPr>
         <w:pStyle w:val="Kommentartekst"/>
@@ -18562,7 +18648,7 @@
       </w:r>
     </w:p>
   </w:comment>
-  <w:comment w:id="11" w:author="Brice Maxime Hugues Ozenne" w:date="2026-09-03T10:45:00Z" w:initials="BO">
+  <w:comment w:id="10" w:author="Brice Maxime Hugues Ozenne" w:date="2026-09-03T10:45:00Z" w:initials="BO">
     <w:p>
       <w:pPr>
         <w:pStyle w:val="Kommentartekst"/>
@@ -18599,7 +18685,7 @@
       </w:r>
     </w:p>
   </w:comment>
-  <w:comment w:id="12" w:author="Brice Maxime Hugues Ozenne" w:date="2026-09-03T11:21:00Z" w:initials="BO">
+  <w:comment w:id="11" w:author="Brice Maxime Hugues Ozenne" w:date="2026-09-03T11:21:00Z" w:initials="BO">
     <w:p>
       <w:pPr>
         <w:pStyle w:val="Kommentartekst"/>
@@ -18615,7 +18701,7 @@
       </w:r>
     </w:p>
   </w:comment>
-  <w:comment w:id="13" w:author="Brice Maxime Hugues Ozenne" w:date="2026-09-03T10:00:00Z" w:initials="BO">
+  <w:comment w:id="12" w:author="Brice Maxime Hugues Ozenne" w:date="2026-09-03T10:00:00Z" w:initials="BO">
     <w:p>
       <w:pPr>
         <w:pStyle w:val="Kommentartekst"/>
@@ -18639,7 +18725,7 @@
       </w:r>
     </w:p>
   </w:comment>
-  <w:comment w:id="14" w:author="Brice Maxime Hugues Ozenne" w:date="2026-09-03T10:48:00Z" w:initials="BO">
+  <w:comment w:id="13" w:author="Brice Maxime Hugues Ozenne" w:date="2026-09-03T10:48:00Z" w:initials="BO">
     <w:p>
       <w:pPr>
         <w:pStyle w:val="Kommentartekst"/>
@@ -18818,7 +18904,7 @@
       </w:pPr>
     </w:p>
   </w:comment>
-  <w:comment w:id="32" w:author="Brice Maxime Hugues Ozenne" w:date="2026-08-27T17:13:00Z" w:initials="BO">
+  <w:comment w:id="31" w:author="Brice Maxime Hugues Ozenne" w:date="2026-08-27T17:13:00Z" w:initials="BO">
     <w:p>
       <w:pPr>
         <w:pStyle w:val="Kommentartekst"/>
@@ -18837,7 +18923,7 @@
       </w:r>
     </w:p>
   </w:comment>
-  <w:comment w:id="33" w:author="Brice Maxime Hugues Ozenne" w:date="2026-08-27T17:42:00Z" w:initials="BO">
+  <w:comment w:id="32" w:author="Brice Maxime Hugues Ozenne" w:date="2026-08-27T17:42:00Z" w:initials="BO">
     <w:p>
       <w:pPr>
         <w:pStyle w:val="Kommentartekst"/>
@@ -18853,7 +18939,7 @@
       </w:r>
     </w:p>
   </w:comment>
-  <w:comment w:id="34" w:author="Brice Maxime Hugues Ozenne" w:date="2026-08-27T17:29:00Z" w:initials="BO">
+  <w:comment w:id="33" w:author="Brice Maxime Hugues Ozenne" w:date="2026-08-27T17:29:00Z" w:initials="BO">
     <w:p>
       <w:pPr>
         <w:pStyle w:val="Kommentartekst"/>
@@ -18877,7 +18963,7 @@
       </w:hyperlink>
     </w:p>
   </w:comment>
-  <w:comment w:id="35" w:author="Brice Maxime Hugues Ozenne" w:date="2026-08-27T17:43:00Z" w:initials="BO">
+  <w:comment w:id="34" w:author="Brice Maxime Hugues Ozenne" w:date="2026-08-27T17:43:00Z" w:initials="BO">
     <w:p>
       <w:pPr>
         <w:pStyle w:val="Kommentartekst"/>
@@ -18893,7 +18979,7 @@
       </w:r>
     </w:p>
   </w:comment>
-  <w:comment w:id="36" w:author="Brice Maxime Hugues Ozenne" w:date="2026-08-27T18:01:00Z" w:initials="BO">
+  <w:comment w:id="35" w:author="Brice Maxime Hugues Ozenne" w:date="2026-08-27T18:01:00Z" w:initials="BO">
     <w:p>
       <w:pPr>
         <w:pStyle w:val="Kommentartekst"/>
@@ -18937,7 +19023,7 @@
         <w:annotationRef/>
       </w:r>
       <w:r>
-        <w:t>In superiority trials, ‘the use of the full analysis set provides a conservative strategy […] However, in an equivalence or noninferiority trial, use of the full analysis set is generally not conservative and its</w:t>
+        <w:t>Efficacy measures how well an intervention works under ideal, controlled conditions, while effectiveness measures how well it works in everyday, real-world use.</w:t>
       </w:r>
     </w:p>
     <w:p>
@@ -18945,8 +19031,37 @@
         <w:pStyle w:val="Kommentartekst"/>
       </w:pPr>
       <w:r>
-        <w:t>role should be considered very carefully’ (</w:t>
-      </w:r>
+        <w:t>So the full analysis set could also be called effectiveness set.</w:t>
+      </w:r>
+    </w:p>
+  </w:comment>
+  <w:comment w:id="39" w:author="Brice Maxime Hugues Ozenne" w:date="2026-09-03T11:15:00Z" w:initials="BO">
+    <w:p>
+      <w:pPr>
+        <w:pStyle w:val="Kommentartekst"/>
+      </w:pPr>
+      <w:r>
+        <w:rPr>
+          <w:rStyle w:val="Kommentarhenvisning"/>
+        </w:rPr>
+        <w:annotationRef/>
+      </w:r>
+      <w:r>
+        <w:t>E9 Statistical Principles for Clinical</w:t>
+      </w:r>
+    </w:p>
+    <w:p>
+      <w:pPr>
+        <w:pStyle w:val="Kommentartekst"/>
+      </w:pPr>
+      <w:r>
+        <w:t>Trials</w:t>
+      </w:r>
+    </w:p>
+    <w:p>
+      <w:pPr>
+        <w:pStyle w:val="Kommentartekst"/>
+      </w:pPr>
       <w:hyperlink r:id="rId7" w:history="1">
         <w:r>
           <w:rPr>
@@ -18955,25 +19070,49 @@
           <w:t>https://www.fda.gov/media/71336/download</w:t>
         </w:r>
       </w:hyperlink>
-      <w:r>
-        <w:t>)</w:t>
-      </w:r>
-    </w:p>
+    </w:p>
+  </w:comment>
+  <w:comment w:id="42" w:author="Brice Maxime Hugues Ozenne" w:date="2026-09-03T11:02:00Z" w:initials="BO">
     <w:p>
       <w:pPr>
         <w:pStyle w:val="Kommentartekst"/>
       </w:pPr>
-    </w:p>
+      <w:r>
+        <w:rPr>
+          <w:rStyle w:val="Kommentarhenvisning"/>
+        </w:rPr>
+        <w:annotationRef/>
+      </w:r>
+      <w:r>
+        <w:t>If used what to do upon failure should be clarified</w:t>
+      </w:r>
+    </w:p>
+  </w:comment>
+  <w:comment w:id="43" w:author="Brice Maxime Hugues Ozenne" w:date="2026-09-03T11:04:00Z" w:initials="BO">
     <w:p>
       <w:pPr>
         <w:pStyle w:val="Kommentartekst"/>
       </w:pPr>
       <w:r>
-        <w:t>Intuitively if there substantial and similar deviation to treatment protocol in both group, one may have ITT equivalence but this is more based on deviation than on the treatment comparison itself.</w:t>
+        <w:rPr>
+          <w:rStyle w:val="Kommentarhenvisning"/>
+        </w:rPr>
+        <w:annotationRef/>
+      </w:r>
+      <w:r>
+        <w:t>CIs for one sided tests are half open, i.e. the upper bound (when testing for superiority) is + \infty.</w:t>
+      </w:r>
+    </w:p>
+    <w:p>
+      <w:pPr>
+        <w:pStyle w:val="Kommentartekst"/>
+      </w:pPr>
+      <w:r>
+        <w:t>Testing one-sided but reporting two sided Cis can lead to a CI containing 0 (i.e. no rejection) while p&lt;0.05 (i.e.) rejection which is confusing.</w:t>
       </w:r>
     </w:p>
   </w:comment>
-  <w:comment w:id="39" w:author="Brice Maxime Hugues Ozenne" w:date="2026-09-03T11:15:00Z" w:initials="BO">
+  <w:comment w:id="47" w:author="Brice Maxime Hugues Ozenne" w:date="2026-08-27T19:08:00Z" w:initials="BO">
     <w:p>
       <w:pPr>
         <w:pStyle w:val="Kommentartekst"/>
@@ -18985,21 +19124,40 @@
         <w:annotationRef/>
       </w:r>
       <w:r>
-        <w:t>E9 Statistical Principles for Clinical</w:t>
-      </w:r>
-    </w:p>
+        <w:t>Maybe not true in case of complex measurements (e.g. medical imaging)</w:t>
+      </w:r>
+    </w:p>
+  </w:comment>
+  <w:comment w:id="48" w:author="Brice Maxime Hugues Ozenne" w:date="2026-08-31T17:03:00Z" w:initials="BO">
     <w:p>
       <w:pPr>
         <w:pStyle w:val="Kommentartekst"/>
       </w:pPr>
       <w:r>
-        <w:t>Trials</w:t>
-      </w:r>
-    </w:p>
+        <w:rPr>
+          <w:rStyle w:val="Kommentarhenvisning"/>
+        </w:rPr>
+        <w:annotationRef/>
+      </w:r>
+      <w:r>
+        <w:t>No missing data as handled by a hypothetical strategy</w:t>
+      </w:r>
+    </w:p>
+  </w:comment>
+  <w:comment w:id="53" w:author="Brice Maxime Hugues Ozenne" w:date="2026-09-03T11:29:00Z" w:initials="BO">
     <w:p>
       <w:pPr>
         <w:pStyle w:val="Kommentartekst"/>
       </w:pPr>
+      <w:r>
+        <w:rPr>
+          <w:rStyle w:val="Kommentarhenvisning"/>
+        </w:rPr>
+        <w:annotationRef/>
+      </w:r>
+      <w:r>
+        <w:t xml:space="preserve">From </w:t>
+      </w:r>
       <w:hyperlink r:id="rId8" w:history="1">
         <w:r>
           <w:rPr>
@@ -19010,7 +19168,7 @@
       </w:hyperlink>
     </w:p>
   </w:comment>
-  <w:comment w:id="42" w:author="Brice Maxime Hugues Ozenne" w:date="2026-09-03T11:02:00Z" w:initials="BO">
+  <w:comment w:id="54" w:author="Brice Maxime Hugues Ozenne" w:date="2026-09-03T11:44:00Z" w:initials="BO">
     <w:p>
       <w:pPr>
         <w:pStyle w:val="Kommentartekst"/>
@@ -19022,79 +19180,7 @@
         <w:annotationRef/>
       </w:r>
       <w:r>
-        <w:t>If used what to do upon failure should be clarified</w:t>
-      </w:r>
-    </w:p>
-  </w:comment>
-  <w:comment w:id="43" w:author="Brice Maxime Hugues Ozenne" w:date="2026-09-03T11:04:00Z" w:initials="BO">
-    <w:p>
-      <w:pPr>
-        <w:pStyle w:val="Kommentartekst"/>
-      </w:pPr>
-      <w:r>
-        <w:rPr>
-          <w:rStyle w:val="Kommentarhenvisning"/>
-        </w:rPr>
-        <w:annotationRef/>
-      </w:r>
-      <w:r>
-        <w:t>CIs for one sided tests are half open, i.e. the upper bound (when testing for superiority) is + \infty.</w:t>
-      </w:r>
-    </w:p>
-    <w:p>
-      <w:pPr>
-        <w:pStyle w:val="Kommentartekst"/>
-      </w:pPr>
-      <w:r>
-        <w:t>Testing one-sided but reporting two sided Cis can lead to a CI containing 0 (i.e. no rejection) while p&lt;0.05 (i.e.) rejection which is confusing.</w:t>
-      </w:r>
-    </w:p>
-  </w:comment>
-  <w:comment w:id="45" w:author="Brice Maxime Hugues Ozenne" w:date="2026-08-27T19:08:00Z" w:initials="BO">
-    <w:p>
-      <w:pPr>
-        <w:pStyle w:val="Kommentartekst"/>
-      </w:pPr>
-      <w:r>
-        <w:rPr>
-          <w:rStyle w:val="Kommentarhenvisning"/>
-        </w:rPr>
-        <w:annotationRef/>
-      </w:r>
-      <w:r>
-        <w:t>Maybe not true in case of complex measurements (e.g. medical imaging)</w:t>
-      </w:r>
-    </w:p>
-  </w:comment>
-  <w:comment w:id="46" w:author="Brice Maxime Hugues Ozenne" w:date="2026-08-31T17:03:00Z" w:initials="BO">
-    <w:p>
-      <w:pPr>
-        <w:pStyle w:val="Kommentartekst"/>
-      </w:pPr>
-      <w:r>
-        <w:rPr>
-          <w:rStyle w:val="Kommentarhenvisning"/>
-        </w:rPr>
-        <w:annotationRef/>
-      </w:r>
-      <w:r>
-        <w:t>No missing data as handled by a hypothetical strategy</w:t>
-      </w:r>
-    </w:p>
-  </w:comment>
-  <w:comment w:id="50" w:author="Brice Maxime Hugues Ozenne" w:date="2026-09-03T11:29:00Z" w:initials="BO">
-    <w:p>
-      <w:pPr>
-        <w:pStyle w:val="Kommentartekst"/>
-      </w:pPr>
-      <w:r>
-        <w:rPr>
-          <w:rStyle w:val="Kommentarhenvisning"/>
-        </w:rPr>
-        <w:annotationRef/>
-      </w:r>
-      <w:r>
-        <w:t xml:space="preserve">From </w:t>
+        <w:t>‘Investigators should be informed only about the decision to continue or to discontinue the trial, or to implement modifications to trial procedures.’  (</w:t>
       </w:r>
       <w:hyperlink r:id="rId9" w:history="1">
         <w:r>
@@ -19104,36 +19190,12 @@
           <w:t>https://www.fda.gov/media/71336/download</w:t>
         </w:r>
       </w:hyperlink>
+      <w:r>
+        <w:t>)</w:t>
+      </w:r>
     </w:p>
   </w:comment>
-  <w:comment w:id="51" w:author="Brice Maxime Hugues Ozenne" w:date="2026-09-03T11:44:00Z" w:initials="BO">
-    <w:p>
-      <w:pPr>
-        <w:pStyle w:val="Kommentartekst"/>
-      </w:pPr>
-      <w:r>
-        <w:rPr>
-          <w:rStyle w:val="Kommentarhenvisning"/>
-        </w:rPr>
-        <w:annotationRef/>
-      </w:r>
-      <w:r>
-        <w:t>‘Investigators should be informed only about the decision to continue or to discontinue the trial, or to implement modifications to trial procedures.’  (</w:t>
-      </w:r>
-      <w:hyperlink r:id="rId10" w:history="1">
-        <w:r>
-          <w:rPr>
-            <w:rStyle w:val="Hyperlink"/>
-          </w:rPr>
-          <w:t>https://www.fda.gov/media/71336/download</w:t>
-        </w:r>
-      </w:hyperlink>
-      <w:r>
-        <w:t>)</w:t>
-      </w:r>
-    </w:p>
-  </w:comment>
-  <w:comment w:id="52" w:author="Brice Maxime Hugues Ozenne" w:date="2026-09-03T11:34:00Z" w:initials="BO">
+  <w:comment w:id="55" w:author="Brice Maxime Hugues Ozenne" w:date="2026-09-03T11:34:00Z" w:initials="BO">
     <w:p>
       <w:pPr>
         <w:pStyle w:val="Kommentartekst"/>

--- a/doc/SAP/StatisticalAnalysisPlan-template.docx
+++ b/doc/SAP/StatisticalAnalysisPlan-template.docx
@@ -3427,67 +3427,591 @@
       <w:pPr>
         <w:rPr>
           <w:rFonts w:ascii="Times New Roman" w:hAnsi="Times New Roman" w:cs="Times New Roman"/>
-          <w:color w:val="0070C0"/>
-          <w:lang w:val="en-US"/>
-        </w:rPr>
-      </w:pPr>
-      <w:commentRangeStart w:id="3"/>
-      <w:r>
-        <w:rPr>
-          <w:rFonts w:ascii="Times New Roman" w:hAnsi="Times New Roman" w:cs="Times New Roman"/>
-          <w:color w:val="0070C0"/>
-          <w:lang w:val="en-US"/>
-        </w:rPr>
-        <w:t>WARNING</w:t>
-      </w:r>
-      <w:commentRangeEnd w:id="3"/>
+          <w:lang w:val="en-US"/>
+        </w:rPr>
+      </w:pPr>
+      <w:r>
+        <w:rPr>
+          <w:rFonts w:ascii="Times New Roman" w:hAnsi="Times New Roman" w:cs="Times New Roman"/>
+          <w:lang w:val="en-US"/>
+        </w:rPr>
+        <w:tab/>
+      </w:r>
+      <w:r>
+        <w:rPr>
+          <w:rFonts w:ascii="Times New Roman" w:hAnsi="Times New Roman" w:cs="Times New Roman"/>
+          <w:lang w:val="en-US"/>
+        </w:rPr>
+        <w:tab/>
+        <w:t xml:space="preserve"> </w:t>
+      </w:r>
+    </w:p>
+    <w:p>
+      <w:pPr>
+        <w:rPr>
+          <w:rFonts w:ascii="Times New Roman" w:hAnsi="Times New Roman" w:cs="Times New Roman"/>
+          <w:lang w:val="en-US"/>
+        </w:rPr>
+      </w:pPr>
+      <w:r>
+        <w:rPr>
+          <w:rFonts w:ascii="Times New Roman" w:hAnsi="Times New Roman" w:cs="Times New Roman"/>
+          <w:lang w:val="en-US"/>
+        </w:rPr>
+        <w:tab/>
+      </w:r>
+      <w:r>
+        <w:rPr>
+          <w:rFonts w:ascii="Times New Roman" w:hAnsi="Times New Roman" w:cs="Times New Roman"/>
+          <w:lang w:val="en-US"/>
+        </w:rPr>
+        <w:tab/>
+        <w:t xml:space="preserve"> </w:t>
+      </w:r>
+    </w:p>
+    <w:p>
+      <w:pPr>
+        <w:rPr>
+          <w:rFonts w:ascii="Times New Roman" w:hAnsi="Times New Roman" w:cs="Times New Roman"/>
+          <w:lang w:val="en-US"/>
+        </w:rPr>
+      </w:pPr>
+    </w:p>
+    <w:p>
+      <w:pPr>
+        <w:rPr>
+          <w:rFonts w:ascii="Times New Roman" w:hAnsi="Times New Roman" w:cs="Times New Roman"/>
+          <w:lang w:val="en-US"/>
+        </w:rPr>
+      </w:pPr>
+    </w:p>
+    <w:p>
+      <w:pPr>
+        <w:rPr>
+          <w:rFonts w:ascii="Times New Roman" w:hAnsi="Times New Roman" w:cs="Times New Roman"/>
+          <w:lang w:val="en-US"/>
+        </w:rPr>
+      </w:pPr>
+    </w:p>
+    <w:p>
+      <w:pPr>
+        <w:rPr>
+          <w:rFonts w:ascii="Times New Roman" w:hAnsi="Times New Roman" w:cs="Times New Roman"/>
+          <w:lang w:val="en-US"/>
+        </w:rPr>
+      </w:pPr>
+    </w:p>
+    <w:p>
+      <w:pPr>
+        <w:rPr>
+          <w:rFonts w:ascii="Times New Roman" w:hAnsi="Times New Roman" w:cs="Times New Roman"/>
+          <w:lang w:val="en-US"/>
+        </w:rPr>
+      </w:pPr>
+    </w:p>
+    <w:p>
+      <w:pPr>
+        <w:rPr>
+          <w:rFonts w:ascii="Times New Roman" w:hAnsi="Times New Roman" w:cs="Times New Roman"/>
+          <w:lang w:val="en-US"/>
+        </w:rPr>
+      </w:pPr>
+    </w:p>
+    <w:p>
+      <w:pPr>
+        <w:rPr>
+          <w:rFonts w:ascii="Times New Roman" w:hAnsi="Times New Roman" w:cs="Times New Roman"/>
+          <w:lang w:val="en-US"/>
+        </w:rPr>
+      </w:pPr>
+    </w:p>
+    <w:p>
+      <w:pPr>
+        <w:rPr>
+          <w:rFonts w:ascii="Times New Roman" w:hAnsi="Times New Roman" w:cs="Times New Roman"/>
+          <w:lang w:val="en-US"/>
+        </w:rPr>
+      </w:pPr>
+    </w:p>
+    <w:p>
+      <w:pPr>
+        <w:rPr>
+          <w:rFonts w:ascii="Times New Roman" w:hAnsi="Times New Roman" w:cs="Times New Roman"/>
+          <w:lang w:val="en-US"/>
+        </w:rPr>
+      </w:pPr>
+    </w:p>
+    <w:p>
+      <w:pPr>
+        <w:rPr>
+          <w:rFonts w:ascii="Times New Roman" w:hAnsi="Times New Roman" w:cs="Times New Roman"/>
+          <w:lang w:val="en-US"/>
+        </w:rPr>
+      </w:pPr>
+    </w:p>
+    <w:p>
+      <w:pPr>
+        <w:rPr>
+          <w:rFonts w:ascii="Times New Roman" w:hAnsi="Times New Roman" w:cs="Times New Roman"/>
+          <w:lang w:val="en-US"/>
+        </w:rPr>
+      </w:pPr>
+    </w:p>
+    <w:p>
+      <w:pPr>
+        <w:rPr>
+          <w:rFonts w:ascii="Times New Roman" w:hAnsi="Times New Roman" w:cs="Times New Roman"/>
+          <w:lang w:val="en-US"/>
+        </w:rPr>
+      </w:pPr>
+    </w:p>
+    <w:p>
+      <w:pPr>
+        <w:rPr>
+          <w:rFonts w:ascii="Times New Roman" w:hAnsi="Times New Roman" w:cs="Times New Roman"/>
+          <w:lang w:val="en-US"/>
+        </w:rPr>
+      </w:pPr>
+    </w:p>
+    <w:p>
+      <w:pPr>
+        <w:rPr>
+          <w:rFonts w:ascii="Times New Roman" w:hAnsi="Times New Roman" w:cs="Times New Roman"/>
+          <w:lang w:val="en-US"/>
+        </w:rPr>
+      </w:pPr>
+    </w:p>
+    <w:p>
+      <w:pPr>
+        <w:rPr>
+          <w:rFonts w:ascii="Times New Roman" w:hAnsi="Times New Roman" w:cs="Times New Roman"/>
+          <w:lang w:val="en-US"/>
+        </w:rPr>
+      </w:pPr>
+    </w:p>
+    <w:p>
+      <w:pPr>
+        <w:rPr>
+          <w:rFonts w:ascii="Times New Roman" w:eastAsiaTheme="majorEastAsia" w:hAnsi="Times New Roman" w:cs="Times New Roman"/>
+          <w:color w:val="0F4761" w:themeColor="accent1" w:themeShade="BF"/>
+          <w:sz w:val="40"/>
+          <w:szCs w:val="40"/>
+          <w:lang w:val="en-US"/>
+        </w:rPr>
+      </w:pPr>
+      <w:bookmarkStart w:id="3" w:name="_Toc239334265"/>
+      <w:r>
+        <w:rPr>
+          <w:rFonts w:ascii="Times New Roman" w:hAnsi="Times New Roman" w:cs="Times New Roman"/>
+          <w:lang w:val="en-US"/>
+        </w:rPr>
+        <w:br w:type="page"/>
+      </w:r>
+    </w:p>
+    <w:p>
+      <w:pPr>
+        <w:pStyle w:val="Overskrift1"/>
+        <w:rPr>
+          <w:rFonts w:ascii="Times New Roman" w:hAnsi="Times New Roman" w:cs="Times New Roman"/>
+          <w:lang w:val="en-US"/>
+        </w:rPr>
+      </w:pPr>
+      <w:r>
+        <w:rPr>
+          <w:rFonts w:ascii="Times New Roman" w:hAnsi="Times New Roman" w:cs="Times New Roman"/>
+          <w:lang w:val="en-US"/>
+        </w:rPr>
+        <w:lastRenderedPageBreak/>
+        <w:t xml:space="preserve">1. </w:t>
+      </w:r>
+      <w:r>
+        <w:rPr>
+          <w:rFonts w:ascii="Times New Roman" w:hAnsi="Times New Roman" w:cs="Times New Roman"/>
+          <w:lang w:val="en-US"/>
+        </w:rPr>
+        <w:t>Introduction</w:t>
+      </w:r>
+      <w:bookmarkEnd w:id="3"/>
+      <w:r>
+        <w:rPr>
+          <w:rFonts w:ascii="Times New Roman" w:hAnsi="Times New Roman" w:cs="Times New Roman"/>
+          <w:lang w:val="en-US"/>
+        </w:rPr>
+        <w:t xml:space="preserve"> </w:t>
+      </w:r>
+    </w:p>
+    <w:p>
+      <w:pPr>
+        <w:rPr>
+          <w:rFonts w:ascii="Times New Roman" w:hAnsi="Times New Roman" w:cs="Times New Roman"/>
+          <w:lang w:val="en-US"/>
+        </w:rPr>
+      </w:pPr>
+      <w:r>
+        <w:rPr>
+          <w:rFonts w:ascii="Times New Roman" w:hAnsi="Times New Roman" w:cs="Times New Roman"/>
+          <w:lang w:val="en-US"/>
+        </w:rPr>
+        <w:t xml:space="preserve">This document constitutes the Statistical Analysis Plan (SAP) for the </w:t>
+      </w:r>
+      <w:r>
+        <w:rPr>
+          <w:rFonts w:ascii="Times New Roman" w:hAnsi="Times New Roman" w:cs="Times New Roman"/>
+          <w:lang w:val="en-US"/>
+        </w:rPr>
+        <w:t>XXXX</w:t>
+      </w:r>
+      <w:r>
+        <w:rPr>
+          <w:rFonts w:ascii="Times New Roman" w:hAnsi="Times New Roman" w:cs="Times New Roman"/>
+          <w:lang w:val="en-US"/>
+        </w:rPr>
+        <w:t xml:space="preserve"> Trial</w:t>
+      </w:r>
+      <w:r>
+        <w:rPr>
+          <w:rFonts w:ascii="Times New Roman" w:hAnsi="Times New Roman" w:cs="Times New Roman"/>
+          <w:lang w:val="en-US"/>
+        </w:rPr>
+        <w:t>.</w:t>
+      </w:r>
+      <w:r>
+        <w:rPr>
+          <w:rFonts w:ascii="Times New Roman" w:hAnsi="Times New Roman" w:cs="Times New Roman"/>
+          <w:lang w:val="en-US"/>
+        </w:rPr>
+        <w:t xml:space="preserve"> </w:t>
+      </w:r>
+      <w:r>
+        <w:rPr>
+          <w:rFonts w:ascii="Times New Roman" w:hAnsi="Times New Roman" w:cs="Times New Roman"/>
+          <w:lang w:val="en-US"/>
+        </w:rPr>
+        <w:t>In</w:t>
+      </w:r>
+      <w:r>
+        <w:rPr>
+          <w:rFonts w:ascii="Times New Roman" w:hAnsi="Times New Roman" w:cs="Times New Roman"/>
+          <w:lang w:val="en-US"/>
+        </w:rPr>
+        <w:t xml:space="preserve"> an</w:t>
+      </w:r>
+      <w:r>
+        <w:rPr>
+          <w:rFonts w:ascii="Times New Roman" w:hAnsi="Times New Roman" w:cs="Times New Roman"/>
+          <w:lang w:val="en-US"/>
+        </w:rPr>
+        <w:t xml:space="preserve"> </w:t>
+      </w:r>
+      <w:r>
+        <w:rPr>
+          <w:rFonts w:ascii="Times New Roman" w:hAnsi="Times New Roman" w:cs="Times New Roman"/>
+          <w:lang w:val="en-US"/>
+        </w:rPr>
+        <w:t>appendix</w:t>
+      </w:r>
+      <w:r>
+        <w:rPr>
+          <w:rFonts w:ascii="Times New Roman" w:hAnsi="Times New Roman" w:cs="Times New Roman"/>
+          <w:lang w:val="en-US"/>
+        </w:rPr>
+        <w:t xml:space="preserve"> we also provide R-code for </w:t>
+      </w:r>
+      <w:r>
+        <w:rPr>
+          <w:rFonts w:ascii="Times New Roman" w:hAnsi="Times New Roman" w:cs="Times New Roman"/>
+          <w:lang w:val="en-US"/>
+        </w:rPr>
+        <w:t>these</w:t>
+      </w:r>
+      <w:r>
+        <w:rPr>
+          <w:rFonts w:ascii="Times New Roman" w:hAnsi="Times New Roman" w:cs="Times New Roman"/>
+          <w:lang w:val="en-US"/>
+        </w:rPr>
+        <w:t xml:space="preserve"> analys</w:t>
+      </w:r>
+      <w:r>
+        <w:rPr>
+          <w:rFonts w:ascii="Times New Roman" w:hAnsi="Times New Roman" w:cs="Times New Roman"/>
+          <w:lang w:val="en-US"/>
+        </w:rPr>
+        <w:t>e</w:t>
+      </w:r>
+      <w:r>
+        <w:rPr>
+          <w:rFonts w:ascii="Times New Roman" w:hAnsi="Times New Roman" w:cs="Times New Roman"/>
+          <w:lang w:val="en-US"/>
+        </w:rPr>
+        <w:t xml:space="preserve">s (appendix </w:t>
+      </w:r>
+      <w:r>
+        <w:rPr>
+          <w:rFonts w:ascii="Times New Roman" w:hAnsi="Times New Roman" w:cs="Times New Roman"/>
+          <w:lang w:val="en-US"/>
+        </w:rPr>
+        <w:t>A</w:t>
+      </w:r>
+      <w:r>
+        <w:rPr>
+          <w:rFonts w:ascii="Times New Roman" w:hAnsi="Times New Roman" w:cs="Times New Roman"/>
+          <w:lang w:val="en-US"/>
+        </w:rPr>
+        <w:t xml:space="preserve">). </w:t>
+      </w:r>
+    </w:p>
+    <w:p>
+      <w:pPr>
+        <w:rPr>
+          <w:rFonts w:ascii="Times New Roman" w:hAnsi="Times New Roman" w:cs="Times New Roman"/>
+          <w:lang w:val="en-US"/>
+        </w:rPr>
+      </w:pPr>
+      <w:r>
+        <w:rPr>
+          <w:rFonts w:ascii="Times New Roman" w:hAnsi="Times New Roman" w:cs="Times New Roman"/>
+          <w:lang w:val="en-US"/>
+        </w:rPr>
+        <w:t>The SAP will be finalized, approved, and signed prior to data unblinding.</w:t>
+      </w:r>
+    </w:p>
+    <w:p>
+      <w:pPr>
+        <w:pStyle w:val="Overskrift2"/>
+        <w:rPr>
+          <w:rFonts w:ascii="Times New Roman" w:hAnsi="Times New Roman" w:cs="Times New Roman"/>
+          <w:i/>
+          <w:iCs/>
+          <w:color w:val="404040" w:themeColor="text1" w:themeTint="BF"/>
+          <w:lang w:val="en-US"/>
+        </w:rPr>
+      </w:pPr>
+      <w:bookmarkStart w:id="4" w:name="_Toc239334266"/>
+      <w:r>
+        <w:rPr>
+          <w:rStyle w:val="Svagfremhvning"/>
+          <w:rFonts w:ascii="Times New Roman" w:hAnsi="Times New Roman" w:cs="Times New Roman"/>
+          <w:lang w:val="en-US"/>
+        </w:rPr>
+        <w:t>1</w:t>
+      </w:r>
+      <w:r>
+        <w:rPr>
+          <w:rStyle w:val="Svagfremhvning"/>
+          <w:rFonts w:ascii="Times New Roman" w:hAnsi="Times New Roman" w:cs="Times New Roman"/>
+          <w:lang w:val="en-US"/>
+        </w:rPr>
+        <w:t xml:space="preserve">.1 </w:t>
+      </w:r>
+      <w:r>
+        <w:rPr>
+          <w:rStyle w:val="Svagfremhvning"/>
+          <w:rFonts w:ascii="Times New Roman" w:hAnsi="Times New Roman" w:cs="Times New Roman"/>
+          <w:lang w:val="en-US"/>
+        </w:rPr>
+        <w:t>Research questions</w:t>
+      </w:r>
+      <w:bookmarkEnd w:id="4"/>
+      <w:r>
+        <w:rPr>
+          <w:rStyle w:val="Svagfremhvning"/>
+          <w:rFonts w:ascii="Times New Roman" w:hAnsi="Times New Roman" w:cs="Times New Roman"/>
+          <w:lang w:val="en-US"/>
+        </w:rPr>
+        <w:t xml:space="preserve"> </w:t>
+      </w:r>
+    </w:p>
+    <w:p>
+      <w:pPr>
+        <w:rPr>
+          <w:rFonts w:ascii="Times New Roman" w:hAnsi="Times New Roman" w:cs="Times New Roman"/>
+          <w:color w:val="215E99" w:themeColor="text2" w:themeTint="BF"/>
+          <w:lang w:val="en-US"/>
+        </w:rPr>
+      </w:pPr>
+      <w:commentRangeStart w:id="5"/>
+      <w:r>
+        <w:rPr>
+          <w:rFonts w:ascii="Times New Roman" w:hAnsi="Times New Roman" w:cs="Times New Roman"/>
+          <w:color w:val="215E99" w:themeColor="text2" w:themeTint="BF"/>
+          <w:lang w:val="en-US"/>
+        </w:rPr>
+        <w:t>The term research questions is preferred to ‘hypotheses’ as the latter refer to ‘scientific hypotheses’ (e.g. the treatment is effective in preventing depression) which can create confusion with the ‘null hypothesis’ (statistical hypothesis), e.g. the average change in HAMD6 score is equal in the active and placebo group. In some cases, answering a research question / proving a scientific hypothesis may require rejecting several null hypotheses.</w:t>
+      </w:r>
+      <w:commentRangeEnd w:id="5"/>
       <w:r>
         <w:rPr>
           <w:rStyle w:val="Kommentarhenvisning"/>
           <w:rFonts w:ascii="Times New Roman" w:hAnsi="Times New Roman" w:cs="Times New Roman"/>
-          <w:color w:val="0070C0"/>
+          <w:color w:val="215E99" w:themeColor="text2" w:themeTint="BF"/>
           <w:sz w:val="24"/>
           <w:szCs w:val="24"/>
           <w:lang w:val="en-US"/>
         </w:rPr>
-        <w:commentReference w:id="3"/>
-      </w:r>
-      <w:r>
-        <w:rPr>
-          <w:rFonts w:ascii="Times New Roman" w:hAnsi="Times New Roman" w:cs="Times New Roman"/>
-          <w:color w:val="0070C0"/>
-          <w:lang w:val="en-US"/>
-        </w:rPr>
-        <w:t xml:space="preserve">: I would recommend against using the abbreviation PP for per-protocol and </w:t>
-      </w:r>
-      <w:commentRangeStart w:id="4"/>
-      <w:r>
-        <w:rPr>
-          <w:rFonts w:ascii="Times New Roman" w:hAnsi="Times New Roman" w:cs="Times New Roman"/>
-          <w:color w:val="0070C0"/>
-          <w:lang w:val="en-US"/>
-        </w:rPr>
-        <w:t>using the terminology per-protocol all together</w:t>
-      </w:r>
-      <w:commentRangeEnd w:id="4"/>
-      <w:r>
-        <w:rPr>
-          <w:rStyle w:val="Kommentarhenvisning"/>
-          <w:rFonts w:ascii="Times New Roman" w:hAnsi="Times New Roman" w:cs="Times New Roman"/>
-          <w:color w:val="0070C0"/>
-          <w:sz w:val="24"/>
-          <w:szCs w:val="24"/>
-          <w:lang w:val="en-US"/>
-        </w:rPr>
-        <w:commentReference w:id="4"/>
-      </w:r>
-      <w:r>
-        <w:rPr>
-          <w:rFonts w:ascii="Times New Roman" w:hAnsi="Times New Roman" w:cs="Times New Roman"/>
-          <w:color w:val="0070C0"/>
-          <w:lang w:val="en-US"/>
-        </w:rPr>
-        <w:t>. Instead specify what treatment regime you want to emulate, e.g.:</w:t>
+        <w:commentReference w:id="5"/>
+      </w:r>
+    </w:p>
+    <w:p>
+      <w:pPr>
+        <w:rPr>
+          <w:rFonts w:ascii="Times New Roman" w:hAnsi="Times New Roman" w:cs="Times New Roman"/>
+          <w:lang w:val="en-US"/>
+        </w:rPr>
+      </w:pPr>
+      <w:r>
+        <w:rPr>
+          <w:rFonts w:ascii="Times New Roman" w:hAnsi="Times New Roman" w:cs="Times New Roman"/>
+          <w:lang w:val="en-US"/>
+        </w:rPr>
+        <w:t>Primary research question:</w:t>
+      </w:r>
+    </w:p>
+    <w:p>
+      <w:pPr>
+        <w:rPr>
+          <w:rFonts w:ascii="Times New Roman" w:hAnsi="Times New Roman" w:cs="Times New Roman"/>
+          <w:lang w:val="en-US"/>
+        </w:rPr>
+      </w:pPr>
+      <w:r>
+        <w:rPr>
+          <w:rFonts w:ascii="Times New Roman" w:hAnsi="Times New Roman" w:cs="Times New Roman"/>
+          <w:lang w:val="en-US"/>
+        </w:rPr>
+        <w:t>-</w:t>
+      </w:r>
+    </w:p>
+    <w:p>
+      <w:pPr>
+        <w:rPr>
+          <w:rFonts w:ascii="Times New Roman" w:hAnsi="Times New Roman" w:cs="Times New Roman"/>
+          <w:lang w:val="en-US"/>
+        </w:rPr>
+      </w:pPr>
+      <w:r>
+        <w:rPr>
+          <w:rFonts w:ascii="Times New Roman" w:hAnsi="Times New Roman" w:cs="Times New Roman"/>
+          <w:lang w:val="en-US"/>
+        </w:rPr>
+        <w:t>Secondary research question(s):</w:t>
+      </w:r>
+    </w:p>
+    <w:p>
+      <w:pPr>
+        <w:rPr>
+          <w:rFonts w:ascii="Times New Roman" w:hAnsi="Times New Roman" w:cs="Times New Roman"/>
+          <w:lang w:val="en-US"/>
+        </w:rPr>
+      </w:pPr>
+      <w:r>
+        <w:rPr>
+          <w:rFonts w:ascii="Times New Roman" w:hAnsi="Times New Roman" w:cs="Times New Roman"/>
+          <w:lang w:val="en-US"/>
+        </w:rPr>
+        <w:t>-</w:t>
+      </w:r>
+    </w:p>
+    <w:p>
+      <w:pPr>
+        <w:pStyle w:val="Overskrift2"/>
+        <w:rPr>
+          <w:rFonts w:ascii="Times New Roman" w:hAnsi="Times New Roman" w:cs="Times New Roman"/>
+          <w:i/>
+          <w:iCs/>
+          <w:color w:val="404040" w:themeColor="text1" w:themeTint="BF"/>
+          <w:lang w:val="en-US"/>
+        </w:rPr>
+      </w:pPr>
+      <w:bookmarkStart w:id="6" w:name="_Toc239334267"/>
+      <w:r>
+        <w:rPr>
+          <w:rStyle w:val="Svagfremhvning"/>
+          <w:rFonts w:ascii="Times New Roman" w:hAnsi="Times New Roman" w:cs="Times New Roman"/>
+          <w:lang w:val="en-US"/>
+        </w:rPr>
+        <w:t>1</w:t>
+      </w:r>
+      <w:r>
+        <w:rPr>
+          <w:rStyle w:val="Svagfremhvning"/>
+          <w:rFonts w:ascii="Times New Roman" w:hAnsi="Times New Roman" w:cs="Times New Roman"/>
+          <w:lang w:val="en-US"/>
+        </w:rPr>
+        <w:t>.</w:t>
+      </w:r>
+      <w:r>
+        <w:rPr>
+          <w:rStyle w:val="Svagfremhvning"/>
+          <w:rFonts w:ascii="Times New Roman" w:hAnsi="Times New Roman" w:cs="Times New Roman"/>
+          <w:lang w:val="en-US"/>
+        </w:rPr>
+        <w:t>2</w:t>
+      </w:r>
+      <w:r>
+        <w:rPr>
+          <w:rStyle w:val="Svagfremhvning"/>
+          <w:rFonts w:ascii="Times New Roman" w:hAnsi="Times New Roman" w:cs="Times New Roman"/>
+          <w:lang w:val="en-US"/>
+        </w:rPr>
+        <w:t xml:space="preserve"> </w:t>
+      </w:r>
+      <w:r>
+        <w:rPr>
+          <w:rStyle w:val="Svagfremhvning"/>
+          <w:rFonts w:ascii="Times New Roman" w:hAnsi="Times New Roman" w:cs="Times New Roman"/>
+          <w:lang w:val="en-US"/>
+        </w:rPr>
+        <w:t>Trial design</w:t>
+      </w:r>
+      <w:bookmarkEnd w:id="6"/>
+      <w:r>
+        <w:rPr>
+          <w:rStyle w:val="Svagfremhvning"/>
+          <w:rFonts w:ascii="Times New Roman" w:hAnsi="Times New Roman" w:cs="Times New Roman"/>
+          <w:lang w:val="en-US"/>
+        </w:rPr>
+        <w:t xml:space="preserve"> </w:t>
+      </w:r>
+    </w:p>
+    <w:p>
+      <w:pPr>
+        <w:rPr>
+          <w:rFonts w:ascii="Times New Roman" w:hAnsi="Times New Roman" w:cs="Times New Roman"/>
+          <w:color w:val="215E99" w:themeColor="text2" w:themeTint="BF"/>
+          <w:lang w:val="en-US"/>
+        </w:rPr>
+      </w:pPr>
+      <w:r>
+        <w:rPr>
+          <w:rFonts w:ascii="Times New Roman" w:hAnsi="Times New Roman" w:cs="Times New Roman"/>
+          <w:color w:val="215E99" w:themeColor="text2" w:themeTint="BF"/>
+          <w:lang w:val="en-US"/>
+        </w:rPr>
+        <w:t xml:space="preserve">Briefly </w:t>
+      </w:r>
+      <w:r>
+        <w:rPr>
+          <w:rFonts w:ascii="Times New Roman" w:hAnsi="Times New Roman" w:cs="Times New Roman"/>
+          <w:color w:val="215E99" w:themeColor="text2" w:themeTint="BF"/>
+          <w:lang w:val="en-US"/>
+        </w:rPr>
+        <w:t>describe</w:t>
+      </w:r>
+      <w:r>
+        <w:rPr>
+          <w:rFonts w:ascii="Times New Roman" w:hAnsi="Times New Roman" w:cs="Times New Roman"/>
+          <w:color w:val="215E99" w:themeColor="text2" w:themeTint="BF"/>
+          <w:lang w:val="en-US"/>
+        </w:rPr>
+        <w:t xml:space="preserve"> the design</w:t>
+      </w:r>
+      <w:r>
+        <w:rPr>
+          <w:rFonts w:ascii="Times New Roman" w:hAnsi="Times New Roman" w:cs="Times New Roman"/>
+          <w:color w:val="215E99" w:themeColor="text2" w:themeTint="BF"/>
+          <w:lang w:val="en-US"/>
+        </w:rPr>
+        <w:t>:</w:t>
       </w:r>
     </w:p>
     <w:p>
@@ -3499,25 +4023,49 @@
         </w:numPr>
         <w:rPr>
           <w:rFonts w:ascii="Times New Roman" w:hAnsi="Times New Roman" w:cs="Times New Roman"/>
-          <w:color w:val="0070C0"/>
-          <w:lang w:val="en-US"/>
-        </w:rPr>
-      </w:pPr>
-      <w:r>
-        <w:rPr>
-          <w:rFonts w:ascii="Times New Roman" w:hAnsi="Times New Roman" w:cs="Times New Roman"/>
-          <w:color w:val="0070C0"/>
-          <w:lang w:val="en-US"/>
-        </w:rPr>
-        <w:t>F</w:t>
-      </w:r>
-      <w:r>
-        <w:rPr>
-          <w:rFonts w:ascii="Times New Roman" w:hAnsi="Times New Roman" w:cs="Times New Roman"/>
-          <w:color w:val="0070C0"/>
-          <w:lang w:val="en-US"/>
-        </w:rPr>
-        <w:t>A: full adherence with max. 1 week pause allowed in case of side effects</w:t>
+          <w:color w:val="215E99" w:themeColor="text2" w:themeTint="BF"/>
+          <w:lang w:val="en-US"/>
+        </w:rPr>
+      </w:pPr>
+      <w:r>
+        <w:rPr>
+          <w:rFonts w:ascii="Times New Roman" w:hAnsi="Times New Roman" w:cs="Times New Roman"/>
+          <w:color w:val="215E99" w:themeColor="text2" w:themeTint="BF"/>
+          <w:lang w:val="en-US"/>
+        </w:rPr>
+        <w:t>Number of treatment arms and randomization ratio.</w:t>
+      </w:r>
+      <w:r>
+        <w:rPr>
+          <w:rFonts w:ascii="Times New Roman" w:hAnsi="Times New Roman" w:cs="Times New Roman"/>
+          <w:color w:val="215E99" w:themeColor="text2" w:themeTint="BF"/>
+          <w:lang w:val="en-US"/>
+        </w:rPr>
+        <w:t xml:space="preserve"> </w:t>
+      </w:r>
+      <w:r>
+        <w:rPr>
+          <w:rFonts w:ascii="Times New Roman" w:hAnsi="Times New Roman" w:cs="Times New Roman"/>
+          <w:color w:val="215E99" w:themeColor="text2" w:themeTint="BF"/>
+          <w:lang w:val="en-US"/>
+        </w:rPr>
+        <w:t xml:space="preserve">Also mention any variable used to </w:t>
+      </w:r>
+      <w:r>
+        <w:rPr>
+          <w:rFonts w:ascii="Times New Roman" w:hAnsi="Times New Roman" w:cs="Times New Roman"/>
+          <w:color w:val="215E99" w:themeColor="text2" w:themeTint="BF"/>
+          <w:lang w:val="en-US"/>
+        </w:rPr>
+        <w:t>perform</w:t>
+      </w:r>
+      <w:r>
+        <w:rPr>
+          <w:rFonts w:ascii="Times New Roman" w:hAnsi="Times New Roman" w:cs="Times New Roman"/>
+          <w:color w:val="215E99" w:themeColor="text2" w:themeTint="BF"/>
+          <w:lang w:val="en-US"/>
+        </w:rPr>
+        <w:t xml:space="preserve"> randomization, e.g. when using block-randomization.</w:t>
       </w:r>
     </w:p>
     <w:p>
@@ -3529,577 +4077,17 @@
         </w:numPr>
         <w:rPr>
           <w:rFonts w:ascii="Times New Roman" w:hAnsi="Times New Roman" w:cs="Times New Roman"/>
-          <w:color w:val="0070C0"/>
-          <w:lang w:val="en-US"/>
-        </w:rPr>
-      </w:pPr>
-      <w:r>
-        <w:rPr>
-          <w:rFonts w:ascii="Times New Roman" w:hAnsi="Times New Roman" w:cs="Times New Roman"/>
-          <w:color w:val="0070C0"/>
-          <w:lang w:val="en-US"/>
-        </w:rPr>
-        <w:t>SA: some adherence as in took at least one pill per week with 1 week pause allowed in case of side effects and max 2 consecutive weeks of pause.</w:t>
-      </w:r>
-    </w:p>
-    <w:p>
-      <w:pPr>
-        <w:rPr>
-          <w:rFonts w:ascii="Times New Roman" w:hAnsi="Times New Roman" w:cs="Times New Roman"/>
-          <w:lang w:val="en-US"/>
-        </w:rPr>
-      </w:pPr>
-      <w:r>
-        <w:rPr>
-          <w:rFonts w:ascii="Times New Roman" w:hAnsi="Times New Roman" w:cs="Times New Roman"/>
-          <w:lang w:val="en-US"/>
-        </w:rPr>
-        <w:tab/>
-      </w:r>
-      <w:r>
-        <w:rPr>
-          <w:rFonts w:ascii="Times New Roman" w:hAnsi="Times New Roman" w:cs="Times New Roman"/>
-          <w:lang w:val="en-US"/>
-        </w:rPr>
-        <w:tab/>
-        <w:t xml:space="preserve"> </w:t>
-      </w:r>
-    </w:p>
-    <w:p>
-      <w:pPr>
-        <w:rPr>
-          <w:rFonts w:ascii="Times New Roman" w:hAnsi="Times New Roman" w:cs="Times New Roman"/>
-          <w:lang w:val="en-US"/>
-        </w:rPr>
-      </w:pPr>
-      <w:r>
-        <w:rPr>
-          <w:rFonts w:ascii="Times New Roman" w:hAnsi="Times New Roman" w:cs="Times New Roman"/>
-          <w:lang w:val="en-US"/>
-        </w:rPr>
-        <w:tab/>
-      </w:r>
-      <w:r>
-        <w:rPr>
-          <w:rFonts w:ascii="Times New Roman" w:hAnsi="Times New Roman" w:cs="Times New Roman"/>
-          <w:lang w:val="en-US"/>
-        </w:rPr>
-        <w:tab/>
-        <w:t xml:space="preserve"> </w:t>
-      </w:r>
-    </w:p>
-    <w:p>
-      <w:pPr>
-        <w:rPr>
-          <w:rFonts w:ascii="Times New Roman" w:hAnsi="Times New Roman" w:cs="Times New Roman"/>
-          <w:lang w:val="en-US"/>
-        </w:rPr>
-      </w:pPr>
-    </w:p>
-    <w:p>
-      <w:pPr>
-        <w:rPr>
-          <w:rFonts w:ascii="Times New Roman" w:hAnsi="Times New Roman" w:cs="Times New Roman"/>
-          <w:lang w:val="en-US"/>
-        </w:rPr>
-      </w:pPr>
-    </w:p>
-    <w:p>
-      <w:pPr>
-        <w:rPr>
-          <w:rFonts w:ascii="Times New Roman" w:hAnsi="Times New Roman" w:cs="Times New Roman"/>
-          <w:lang w:val="en-US"/>
-        </w:rPr>
-      </w:pPr>
-    </w:p>
-    <w:p>
-      <w:pPr>
-        <w:rPr>
-          <w:rFonts w:ascii="Times New Roman" w:hAnsi="Times New Roman" w:cs="Times New Roman"/>
-          <w:lang w:val="en-US"/>
-        </w:rPr>
-      </w:pPr>
-    </w:p>
-    <w:p>
-      <w:pPr>
-        <w:rPr>
-          <w:rFonts w:ascii="Times New Roman" w:hAnsi="Times New Roman" w:cs="Times New Roman"/>
-          <w:lang w:val="en-US"/>
-        </w:rPr>
-      </w:pPr>
-    </w:p>
-    <w:p>
-      <w:pPr>
-        <w:rPr>
-          <w:rFonts w:ascii="Times New Roman" w:hAnsi="Times New Roman" w:cs="Times New Roman"/>
-          <w:lang w:val="en-US"/>
-        </w:rPr>
-      </w:pPr>
-    </w:p>
-    <w:p>
-      <w:pPr>
-        <w:rPr>
-          <w:rFonts w:ascii="Times New Roman" w:hAnsi="Times New Roman" w:cs="Times New Roman"/>
-          <w:lang w:val="en-US"/>
-        </w:rPr>
-      </w:pPr>
-    </w:p>
-    <w:p>
-      <w:pPr>
-        <w:rPr>
-          <w:rFonts w:ascii="Times New Roman" w:hAnsi="Times New Roman" w:cs="Times New Roman"/>
-          <w:lang w:val="en-US"/>
-        </w:rPr>
-      </w:pPr>
-    </w:p>
-    <w:p>
-      <w:pPr>
-        <w:rPr>
-          <w:rFonts w:ascii="Times New Roman" w:hAnsi="Times New Roman" w:cs="Times New Roman"/>
-          <w:lang w:val="en-US"/>
-        </w:rPr>
-      </w:pPr>
-    </w:p>
-    <w:p>
-      <w:pPr>
-        <w:rPr>
-          <w:rFonts w:ascii="Times New Roman" w:hAnsi="Times New Roman" w:cs="Times New Roman"/>
-          <w:lang w:val="en-US"/>
-        </w:rPr>
-      </w:pPr>
-    </w:p>
-    <w:p>
-      <w:pPr>
-        <w:rPr>
-          <w:rFonts w:ascii="Times New Roman" w:hAnsi="Times New Roman" w:cs="Times New Roman"/>
-          <w:lang w:val="en-US"/>
-        </w:rPr>
-      </w:pPr>
-    </w:p>
-    <w:p>
-      <w:pPr>
-        <w:rPr>
-          <w:rFonts w:ascii="Times New Roman" w:hAnsi="Times New Roman" w:cs="Times New Roman"/>
-          <w:lang w:val="en-US"/>
-        </w:rPr>
-      </w:pPr>
-    </w:p>
-    <w:p>
-      <w:pPr>
-        <w:rPr>
-          <w:rFonts w:ascii="Times New Roman" w:hAnsi="Times New Roman" w:cs="Times New Roman"/>
-          <w:lang w:val="en-US"/>
-        </w:rPr>
-      </w:pPr>
-    </w:p>
-    <w:p>
-      <w:pPr>
-        <w:rPr>
-          <w:rFonts w:ascii="Times New Roman" w:hAnsi="Times New Roman" w:cs="Times New Roman"/>
-          <w:lang w:val="en-US"/>
-        </w:rPr>
-      </w:pPr>
-    </w:p>
-    <w:p>
-      <w:pPr>
-        <w:rPr>
-          <w:rFonts w:ascii="Times New Roman" w:hAnsi="Times New Roman" w:cs="Times New Roman"/>
-          <w:lang w:val="en-US"/>
-        </w:rPr>
-      </w:pPr>
-    </w:p>
-    <w:p>
-      <w:pPr>
-        <w:pStyle w:val="Overskrift1"/>
-        <w:rPr>
-          <w:rFonts w:ascii="Times New Roman" w:hAnsi="Times New Roman" w:cs="Times New Roman"/>
-          <w:lang w:val="en-US"/>
-        </w:rPr>
-      </w:pPr>
-      <w:bookmarkStart w:id="5" w:name="_Toc239334265"/>
-      <w:r>
-        <w:rPr>
-          <w:rFonts w:ascii="Times New Roman" w:hAnsi="Times New Roman" w:cs="Times New Roman"/>
-          <w:lang w:val="en-US"/>
-        </w:rPr>
-        <w:lastRenderedPageBreak/>
-        <w:t xml:space="preserve">1. </w:t>
-      </w:r>
-      <w:r>
-        <w:rPr>
-          <w:rFonts w:ascii="Times New Roman" w:hAnsi="Times New Roman" w:cs="Times New Roman"/>
-          <w:lang w:val="en-US"/>
-        </w:rPr>
-        <w:t>Introduction</w:t>
-      </w:r>
-      <w:bookmarkEnd w:id="5"/>
-      <w:r>
-        <w:rPr>
-          <w:rFonts w:ascii="Times New Roman" w:hAnsi="Times New Roman" w:cs="Times New Roman"/>
-          <w:lang w:val="en-US"/>
-        </w:rPr>
-        <w:t xml:space="preserve"> </w:t>
-      </w:r>
-    </w:p>
-    <w:p>
-      <w:pPr>
-        <w:rPr>
-          <w:rFonts w:ascii="Times New Roman" w:hAnsi="Times New Roman" w:cs="Times New Roman"/>
-          <w:lang w:val="en-US"/>
-        </w:rPr>
-      </w:pPr>
-      <w:r>
-        <w:rPr>
-          <w:rFonts w:ascii="Times New Roman" w:hAnsi="Times New Roman" w:cs="Times New Roman"/>
-          <w:lang w:val="en-US"/>
-        </w:rPr>
-        <w:t xml:space="preserve">This document constitutes the Statistical Analysis Plan (SAP) for the </w:t>
-      </w:r>
-      <w:r>
-        <w:rPr>
-          <w:rFonts w:ascii="Times New Roman" w:hAnsi="Times New Roman" w:cs="Times New Roman"/>
-          <w:lang w:val="en-US"/>
-        </w:rPr>
-        <w:t>XXXX</w:t>
-      </w:r>
-      <w:r>
-        <w:rPr>
-          <w:rFonts w:ascii="Times New Roman" w:hAnsi="Times New Roman" w:cs="Times New Roman"/>
-          <w:lang w:val="en-US"/>
-        </w:rPr>
-        <w:t xml:space="preserve"> Trial</w:t>
-      </w:r>
-      <w:r>
-        <w:rPr>
-          <w:rFonts w:ascii="Times New Roman" w:hAnsi="Times New Roman" w:cs="Times New Roman"/>
-          <w:lang w:val="en-US"/>
-        </w:rPr>
-        <w:t>.</w:t>
-      </w:r>
-      <w:r>
-        <w:rPr>
-          <w:rFonts w:ascii="Times New Roman" w:hAnsi="Times New Roman" w:cs="Times New Roman"/>
-          <w:lang w:val="en-US"/>
-        </w:rPr>
-        <w:t xml:space="preserve"> </w:t>
-      </w:r>
-      <w:r>
-        <w:rPr>
-          <w:rFonts w:ascii="Times New Roman" w:hAnsi="Times New Roman" w:cs="Times New Roman"/>
-          <w:lang w:val="en-US"/>
-        </w:rPr>
-        <w:t>In</w:t>
-      </w:r>
-      <w:r>
-        <w:rPr>
-          <w:rFonts w:ascii="Times New Roman" w:hAnsi="Times New Roman" w:cs="Times New Roman"/>
-          <w:lang w:val="en-US"/>
-        </w:rPr>
-        <w:t xml:space="preserve"> an</w:t>
-      </w:r>
-      <w:r>
-        <w:rPr>
-          <w:rFonts w:ascii="Times New Roman" w:hAnsi="Times New Roman" w:cs="Times New Roman"/>
-          <w:lang w:val="en-US"/>
-        </w:rPr>
-        <w:t xml:space="preserve"> </w:t>
-      </w:r>
-      <w:r>
-        <w:rPr>
-          <w:rFonts w:ascii="Times New Roman" w:hAnsi="Times New Roman" w:cs="Times New Roman"/>
-          <w:lang w:val="en-US"/>
-        </w:rPr>
-        <w:t>appendix</w:t>
-      </w:r>
-      <w:r>
-        <w:rPr>
-          <w:rFonts w:ascii="Times New Roman" w:hAnsi="Times New Roman" w:cs="Times New Roman"/>
-          <w:lang w:val="en-US"/>
-        </w:rPr>
-        <w:t xml:space="preserve"> we also provide R-code for </w:t>
-      </w:r>
-      <w:r>
-        <w:rPr>
-          <w:rFonts w:ascii="Times New Roman" w:hAnsi="Times New Roman" w:cs="Times New Roman"/>
-          <w:lang w:val="en-US"/>
-        </w:rPr>
-        <w:t>these</w:t>
-      </w:r>
-      <w:r>
-        <w:rPr>
-          <w:rFonts w:ascii="Times New Roman" w:hAnsi="Times New Roman" w:cs="Times New Roman"/>
-          <w:lang w:val="en-US"/>
-        </w:rPr>
-        <w:t xml:space="preserve"> analys</w:t>
-      </w:r>
-      <w:r>
-        <w:rPr>
-          <w:rFonts w:ascii="Times New Roman" w:hAnsi="Times New Roman" w:cs="Times New Roman"/>
-          <w:lang w:val="en-US"/>
-        </w:rPr>
-        <w:t>e</w:t>
-      </w:r>
-      <w:r>
-        <w:rPr>
-          <w:rFonts w:ascii="Times New Roman" w:hAnsi="Times New Roman" w:cs="Times New Roman"/>
-          <w:lang w:val="en-US"/>
-        </w:rPr>
-        <w:t xml:space="preserve">s (appendix </w:t>
-      </w:r>
-      <w:r>
-        <w:rPr>
-          <w:rFonts w:ascii="Times New Roman" w:hAnsi="Times New Roman" w:cs="Times New Roman"/>
-          <w:lang w:val="en-US"/>
-        </w:rPr>
-        <w:t>A</w:t>
-      </w:r>
-      <w:r>
-        <w:rPr>
-          <w:rFonts w:ascii="Times New Roman" w:hAnsi="Times New Roman" w:cs="Times New Roman"/>
-          <w:lang w:val="en-US"/>
-        </w:rPr>
-        <w:t xml:space="preserve">). </w:t>
-      </w:r>
-    </w:p>
-    <w:p>
-      <w:pPr>
-        <w:rPr>
-          <w:rFonts w:ascii="Times New Roman" w:hAnsi="Times New Roman" w:cs="Times New Roman"/>
-          <w:lang w:val="en-US"/>
-        </w:rPr>
-      </w:pPr>
-      <w:r>
-        <w:rPr>
-          <w:rFonts w:ascii="Times New Roman" w:hAnsi="Times New Roman" w:cs="Times New Roman"/>
-          <w:lang w:val="en-US"/>
-        </w:rPr>
-        <w:t>The SAP will be finalized, approved, and signed prior to data unblinding.</w:t>
-      </w:r>
-    </w:p>
-    <w:p>
-      <w:pPr>
-        <w:pStyle w:val="Overskrift2"/>
-        <w:rPr>
-          <w:rFonts w:ascii="Times New Roman" w:hAnsi="Times New Roman" w:cs="Times New Roman"/>
-          <w:i/>
-          <w:iCs/>
-          <w:color w:val="404040" w:themeColor="text1" w:themeTint="BF"/>
-          <w:lang w:val="en-US"/>
-        </w:rPr>
-      </w:pPr>
-      <w:bookmarkStart w:id="6" w:name="_Toc239334266"/>
-      <w:r>
-        <w:rPr>
-          <w:rStyle w:val="Svagfremhvning"/>
-          <w:rFonts w:ascii="Times New Roman" w:hAnsi="Times New Roman" w:cs="Times New Roman"/>
-          <w:lang w:val="en-US"/>
-        </w:rPr>
-        <w:t>1</w:t>
-      </w:r>
-      <w:r>
-        <w:rPr>
-          <w:rStyle w:val="Svagfremhvning"/>
-          <w:rFonts w:ascii="Times New Roman" w:hAnsi="Times New Roman" w:cs="Times New Roman"/>
-          <w:lang w:val="en-US"/>
-        </w:rPr>
-        <w:t xml:space="preserve">.1 </w:t>
-      </w:r>
-      <w:r>
-        <w:rPr>
-          <w:rStyle w:val="Svagfremhvning"/>
-          <w:rFonts w:ascii="Times New Roman" w:hAnsi="Times New Roman" w:cs="Times New Roman"/>
-          <w:lang w:val="en-US"/>
-        </w:rPr>
-        <w:t>Research questions</w:t>
-      </w:r>
-      <w:bookmarkEnd w:id="6"/>
-      <w:r>
-        <w:rPr>
-          <w:rStyle w:val="Svagfremhvning"/>
-          <w:rFonts w:ascii="Times New Roman" w:hAnsi="Times New Roman" w:cs="Times New Roman"/>
-          <w:lang w:val="en-US"/>
-        </w:rPr>
-        <w:t xml:space="preserve"> </w:t>
-      </w:r>
-    </w:p>
-    <w:p>
-      <w:pPr>
-        <w:rPr>
-          <w:rFonts w:ascii="Times New Roman" w:hAnsi="Times New Roman" w:cs="Times New Roman"/>
-          <w:color w:val="215E99" w:themeColor="text2" w:themeTint="BF"/>
-          <w:lang w:val="en-US"/>
-        </w:rPr>
-      </w:pPr>
-      <w:r>
-        <w:rPr>
-          <w:rFonts w:ascii="Times New Roman" w:hAnsi="Times New Roman" w:cs="Times New Roman"/>
-          <w:color w:val="215E99" w:themeColor="text2" w:themeTint="BF"/>
-          <w:lang w:val="en-US"/>
-        </w:rPr>
-        <w:t>The term research questions is preferred to ‘hypotheses’ as the latter refer to ‘scientific hypotheses’ (e.g. the treatment is effective in preventing depression) which can create confusion with the ‘null hypothesis’ (statistical hypothesis), e.g. the average change in HAMD6 score is equal in the active and placebo group. In some cases, answering a research question / proving a scientific hypothesis may require rejecting several null hypotheses.</w:t>
-      </w:r>
-    </w:p>
-    <w:p>
-      <w:pPr>
-        <w:rPr>
-          <w:rFonts w:ascii="Times New Roman" w:hAnsi="Times New Roman" w:cs="Times New Roman"/>
-          <w:lang w:val="en-US"/>
-        </w:rPr>
-      </w:pPr>
-      <w:r>
-        <w:rPr>
-          <w:rFonts w:ascii="Times New Roman" w:hAnsi="Times New Roman" w:cs="Times New Roman"/>
-          <w:lang w:val="en-US"/>
-        </w:rPr>
-        <w:t>Primary research question:</w:t>
-      </w:r>
-    </w:p>
-    <w:p>
-      <w:pPr>
-        <w:rPr>
-          <w:rFonts w:ascii="Times New Roman" w:hAnsi="Times New Roman" w:cs="Times New Roman"/>
-          <w:lang w:val="en-US"/>
-        </w:rPr>
-      </w:pPr>
-      <w:r>
-        <w:rPr>
-          <w:rFonts w:ascii="Times New Roman" w:hAnsi="Times New Roman" w:cs="Times New Roman"/>
-          <w:lang w:val="en-US"/>
-        </w:rPr>
-        <w:t>-</w:t>
-      </w:r>
-    </w:p>
-    <w:p>
-      <w:pPr>
-        <w:rPr>
-          <w:rFonts w:ascii="Times New Roman" w:hAnsi="Times New Roman" w:cs="Times New Roman"/>
-          <w:lang w:val="en-US"/>
-        </w:rPr>
-      </w:pPr>
-      <w:r>
-        <w:rPr>
-          <w:rFonts w:ascii="Times New Roman" w:hAnsi="Times New Roman" w:cs="Times New Roman"/>
-          <w:lang w:val="en-US"/>
-        </w:rPr>
-        <w:t>Secondary research question(s):</w:t>
-      </w:r>
-    </w:p>
-    <w:p>
-      <w:pPr>
-        <w:rPr>
-          <w:rFonts w:ascii="Times New Roman" w:hAnsi="Times New Roman" w:cs="Times New Roman"/>
-          <w:lang w:val="en-US"/>
-        </w:rPr>
-      </w:pPr>
-      <w:r>
-        <w:rPr>
-          <w:rFonts w:ascii="Times New Roman" w:hAnsi="Times New Roman" w:cs="Times New Roman"/>
-          <w:lang w:val="en-US"/>
-        </w:rPr>
-        <w:t>-</w:t>
-      </w:r>
-    </w:p>
-    <w:p>
-      <w:pPr>
-        <w:pStyle w:val="Overskrift2"/>
-        <w:rPr>
-          <w:rFonts w:ascii="Times New Roman" w:hAnsi="Times New Roman" w:cs="Times New Roman"/>
-          <w:i/>
-          <w:iCs/>
-          <w:color w:val="404040" w:themeColor="text1" w:themeTint="BF"/>
-          <w:lang w:val="en-US"/>
-        </w:rPr>
-      </w:pPr>
-      <w:bookmarkStart w:id="7" w:name="_Toc239334267"/>
-      <w:r>
-        <w:rPr>
-          <w:rStyle w:val="Svagfremhvning"/>
-          <w:rFonts w:ascii="Times New Roman" w:hAnsi="Times New Roman" w:cs="Times New Roman"/>
-          <w:lang w:val="en-US"/>
-        </w:rPr>
-        <w:t>1</w:t>
-      </w:r>
-      <w:r>
-        <w:rPr>
-          <w:rStyle w:val="Svagfremhvning"/>
-          <w:rFonts w:ascii="Times New Roman" w:hAnsi="Times New Roman" w:cs="Times New Roman"/>
-          <w:lang w:val="en-US"/>
-        </w:rPr>
-        <w:t>.</w:t>
-      </w:r>
-      <w:r>
-        <w:rPr>
-          <w:rStyle w:val="Svagfremhvning"/>
-          <w:rFonts w:ascii="Times New Roman" w:hAnsi="Times New Roman" w:cs="Times New Roman"/>
-          <w:lang w:val="en-US"/>
-        </w:rPr>
-        <w:t>2</w:t>
-      </w:r>
-      <w:r>
-        <w:rPr>
-          <w:rStyle w:val="Svagfremhvning"/>
-          <w:rFonts w:ascii="Times New Roman" w:hAnsi="Times New Roman" w:cs="Times New Roman"/>
-          <w:lang w:val="en-US"/>
-        </w:rPr>
-        <w:t xml:space="preserve"> </w:t>
-      </w:r>
-      <w:r>
-        <w:rPr>
-          <w:rStyle w:val="Svagfremhvning"/>
-          <w:rFonts w:ascii="Times New Roman" w:hAnsi="Times New Roman" w:cs="Times New Roman"/>
-          <w:lang w:val="en-US"/>
-        </w:rPr>
-        <w:t>Trial design</w:t>
-      </w:r>
-      <w:bookmarkEnd w:id="7"/>
-      <w:r>
-        <w:rPr>
-          <w:rStyle w:val="Svagfremhvning"/>
-          <w:rFonts w:ascii="Times New Roman" w:hAnsi="Times New Roman" w:cs="Times New Roman"/>
-          <w:lang w:val="en-US"/>
-        </w:rPr>
-        <w:t xml:space="preserve"> </w:t>
-      </w:r>
-    </w:p>
-    <w:p>
-      <w:pPr>
-        <w:rPr>
-          <w:rFonts w:ascii="Times New Roman" w:hAnsi="Times New Roman" w:cs="Times New Roman"/>
-          <w:color w:val="215E99" w:themeColor="text2" w:themeTint="BF"/>
-          <w:lang w:val="en-US"/>
-        </w:rPr>
-      </w:pPr>
-      <w:r>
-        <w:rPr>
-          <w:rFonts w:ascii="Times New Roman" w:hAnsi="Times New Roman" w:cs="Times New Roman"/>
-          <w:color w:val="215E99" w:themeColor="text2" w:themeTint="BF"/>
-          <w:lang w:val="en-US"/>
-        </w:rPr>
-        <w:t xml:space="preserve">Briefly </w:t>
-      </w:r>
-      <w:r>
-        <w:rPr>
-          <w:rFonts w:ascii="Times New Roman" w:hAnsi="Times New Roman" w:cs="Times New Roman"/>
-          <w:color w:val="215E99" w:themeColor="text2" w:themeTint="BF"/>
-          <w:lang w:val="en-US"/>
-        </w:rPr>
-        <w:t>describe</w:t>
-      </w:r>
-      <w:r>
-        <w:rPr>
-          <w:rFonts w:ascii="Times New Roman" w:hAnsi="Times New Roman" w:cs="Times New Roman"/>
-          <w:color w:val="215E99" w:themeColor="text2" w:themeTint="BF"/>
-          <w:lang w:val="en-US"/>
-        </w:rPr>
-        <w:t xml:space="preserve"> the design</w:t>
-      </w:r>
-      <w:r>
-        <w:rPr>
-          <w:rFonts w:ascii="Times New Roman" w:hAnsi="Times New Roman" w:cs="Times New Roman"/>
-          <w:color w:val="215E99" w:themeColor="text2" w:themeTint="BF"/>
-          <w:lang w:val="en-US"/>
-        </w:rPr>
-        <w:t>:</w:t>
+          <w:color w:val="215E99" w:themeColor="text2" w:themeTint="BF"/>
+          <w:lang w:val="en-US"/>
+        </w:rPr>
+      </w:pPr>
+      <w:r>
+        <w:rPr>
+          <w:rFonts w:ascii="Times New Roman" w:hAnsi="Times New Roman" w:cs="Times New Roman"/>
+          <w:color w:val="215E99" w:themeColor="text2" w:themeTint="BF"/>
+          <w:lang w:val="en-US"/>
+        </w:rPr>
+        <w:t>Blinding, including anything that may compromise the blinding of the research team (e.g. if treatment is psilocybin vs. placebo, presence of a member of the research team presents a risk for blinding). It can be an important piece of information at later stage, e.g. when choosing the person performing the data review.</w:t>
       </w:r>
     </w:p>
     <w:p>
@@ -4121,23 +4109,65 @@
           <w:color w:val="215E99" w:themeColor="text2" w:themeTint="BF"/>
           <w:lang w:val="en-US"/>
         </w:rPr>
-        <w:t>Number of treatment arms and randomization ratio.</w:t>
-      </w:r>
-      <w:r>
-        <w:rPr>
-          <w:rFonts w:ascii="Times New Roman" w:hAnsi="Times New Roman" w:cs="Times New Roman"/>
-          <w:color w:val="215E99" w:themeColor="text2" w:themeTint="BF"/>
-          <w:lang w:val="en-US"/>
-        </w:rPr>
-        <w:t xml:space="preserve"> </w:t>
-      </w:r>
-      <w:r>
-        <w:rPr>
-          <w:rFonts w:ascii="Times New Roman" w:hAnsi="Times New Roman" w:cs="Times New Roman"/>
-          <w:color w:val="215E99" w:themeColor="text2" w:themeTint="BF"/>
-          <w:lang w:val="en-US"/>
-        </w:rPr>
-        <w:t>Also mention any variable used to performed randomization, e.g. when using block-randomization.</w:t>
+        <w:t xml:space="preserve">Type of trial (primary endpoint): </w:t>
+      </w:r>
+      <w:commentRangeStart w:id="7"/>
+      <w:r>
+        <w:rPr>
+          <w:rFonts w:ascii="Times New Roman" w:hAnsi="Times New Roman" w:cs="Times New Roman"/>
+          <w:color w:val="215E99" w:themeColor="text2" w:themeTint="BF"/>
+          <w:lang w:val="en-US"/>
+        </w:rPr>
+        <w:t>superiority</w:t>
+      </w:r>
+      <w:commentRangeEnd w:id="7"/>
+      <w:r>
+        <w:rPr>
+          <w:rStyle w:val="Kommentarhenvisning"/>
+          <w:rFonts w:ascii="Times New Roman" w:hAnsi="Times New Roman" w:cs="Times New Roman"/>
+          <w:color w:val="215E99" w:themeColor="text2" w:themeTint="BF"/>
+          <w:sz w:val="24"/>
+          <w:szCs w:val="24"/>
+          <w:lang w:val="en-US"/>
+        </w:rPr>
+        <w:commentReference w:id="7"/>
+      </w:r>
+      <w:r>
+        <w:rPr>
+          <w:rFonts w:ascii="Times New Roman" w:hAnsi="Times New Roman" w:cs="Times New Roman"/>
+          <w:color w:val="215E99" w:themeColor="text2" w:themeTint="BF"/>
+          <w:lang w:val="en-US"/>
+        </w:rPr>
+        <w:t xml:space="preserve">, </w:t>
+      </w:r>
+      <w:commentRangeStart w:id="8"/>
+      <w:r>
+        <w:rPr>
+          <w:rFonts w:ascii="Times New Roman" w:hAnsi="Times New Roman" w:cs="Times New Roman"/>
+          <w:color w:val="215E99" w:themeColor="text2" w:themeTint="BF"/>
+          <w:lang w:val="en-US"/>
+        </w:rPr>
+        <w:t>equivalence/non-inferiority</w:t>
+      </w:r>
+      <w:commentRangeEnd w:id="8"/>
+      <w:r>
+        <w:rPr>
+          <w:rStyle w:val="Kommentarhenvisning"/>
+          <w:rFonts w:ascii="Times New Roman" w:hAnsi="Times New Roman" w:cs="Times New Roman"/>
+          <w:color w:val="215E99" w:themeColor="text2" w:themeTint="BF"/>
+          <w:sz w:val="24"/>
+          <w:szCs w:val="24"/>
+          <w:lang w:val="en-US"/>
+        </w:rPr>
+        <w:commentReference w:id="8"/>
+      </w:r>
+      <w:r>
+        <w:rPr>
+          <w:rFonts w:ascii="Times New Roman" w:hAnsi="Times New Roman" w:cs="Times New Roman"/>
+          <w:color w:val="215E99" w:themeColor="text2" w:themeTint="BF"/>
+          <w:lang w:val="en-US"/>
+        </w:rPr>
+        <w:t>, dose response</w:t>
       </w:r>
     </w:p>
     <w:p>
@@ -4159,7 +4189,15 @@
           <w:color w:val="215E99" w:themeColor="text2" w:themeTint="BF"/>
           <w:lang w:val="en-US"/>
         </w:rPr>
-        <w:t>Blinding, including anything that may compromise the blinding of the research team (e.g. if treatment is psilocybin vs. placebo, presence of a member of the research team presents a risk for blinding). It can be an important piece of information at later stage, e.g. when choosing the person performing the data review.</w:t>
+        <w:t>Study duration and t</w:t>
+      </w:r>
+      <w:r>
+        <w:rPr>
+          <w:rFonts w:ascii="Times New Roman" w:hAnsi="Times New Roman" w:cs="Times New Roman"/>
+          <w:color w:val="215E99" w:themeColor="text2" w:themeTint="BF"/>
+          <w:lang w:val="en-US"/>
+        </w:rPr>
+        <w:t>iming of the measurements (possibly using an illustration, e.g. see table below)</w:t>
       </w:r>
     </w:p>
     <w:p>
@@ -4181,65 +4219,7 @@
           <w:color w:val="215E99" w:themeColor="text2" w:themeTint="BF"/>
           <w:lang w:val="en-US"/>
         </w:rPr>
-        <w:t xml:space="preserve">Type of trial (primary endpoint): </w:t>
-      </w:r>
-      <w:commentRangeStart w:id="8"/>
-      <w:r>
-        <w:rPr>
-          <w:rFonts w:ascii="Times New Roman" w:hAnsi="Times New Roman" w:cs="Times New Roman"/>
-          <w:color w:val="215E99" w:themeColor="text2" w:themeTint="BF"/>
-          <w:lang w:val="en-US"/>
-        </w:rPr>
-        <w:t>superiority</w:t>
-      </w:r>
-      <w:commentRangeEnd w:id="8"/>
-      <w:r>
-        <w:rPr>
-          <w:rStyle w:val="Kommentarhenvisning"/>
-          <w:rFonts w:ascii="Times New Roman" w:hAnsi="Times New Roman" w:cs="Times New Roman"/>
-          <w:color w:val="215E99" w:themeColor="text2" w:themeTint="BF"/>
-          <w:sz w:val="24"/>
-          <w:szCs w:val="24"/>
-          <w:lang w:val="en-US"/>
-        </w:rPr>
-        <w:commentReference w:id="8"/>
-      </w:r>
-      <w:r>
-        <w:rPr>
-          <w:rFonts w:ascii="Times New Roman" w:hAnsi="Times New Roman" w:cs="Times New Roman"/>
-          <w:color w:val="215E99" w:themeColor="text2" w:themeTint="BF"/>
-          <w:lang w:val="en-US"/>
-        </w:rPr>
-        <w:t xml:space="preserve">, </w:t>
-      </w:r>
-      <w:commentRangeStart w:id="9"/>
-      <w:r>
-        <w:rPr>
-          <w:rFonts w:ascii="Times New Roman" w:hAnsi="Times New Roman" w:cs="Times New Roman"/>
-          <w:color w:val="215E99" w:themeColor="text2" w:themeTint="BF"/>
-          <w:lang w:val="en-US"/>
-        </w:rPr>
-        <w:t>equivalence/non-inferiority</w:t>
-      </w:r>
-      <w:commentRangeEnd w:id="9"/>
-      <w:r>
-        <w:rPr>
-          <w:rStyle w:val="Kommentarhenvisning"/>
-          <w:rFonts w:ascii="Times New Roman" w:hAnsi="Times New Roman" w:cs="Times New Roman"/>
-          <w:color w:val="215E99" w:themeColor="text2" w:themeTint="BF"/>
-          <w:sz w:val="24"/>
-          <w:szCs w:val="24"/>
-          <w:lang w:val="en-US"/>
-        </w:rPr>
-        <w:commentReference w:id="9"/>
-      </w:r>
-      <w:r>
-        <w:rPr>
-          <w:rFonts w:ascii="Times New Roman" w:hAnsi="Times New Roman" w:cs="Times New Roman"/>
-          <w:color w:val="215E99" w:themeColor="text2" w:themeTint="BF"/>
-          <w:lang w:val="en-US"/>
-        </w:rPr>
-        <w:t>, dose response</w:t>
+        <w:t>If some subgroups (defined by baseline characteristics) are of importance for some research questions, indicate the expected recruitment proportion.</w:t>
       </w:r>
     </w:p>
     <w:p>
@@ -4261,61 +4241,9 @@
           <w:color w:val="215E99" w:themeColor="text2" w:themeTint="BF"/>
           <w:lang w:val="en-US"/>
         </w:rPr>
-        <w:t>Study duration and t</w:t>
-      </w:r>
-      <w:r>
-        <w:rPr>
-          <w:rFonts w:ascii="Times New Roman" w:hAnsi="Times New Roman" w:cs="Times New Roman"/>
-          <w:color w:val="215E99" w:themeColor="text2" w:themeTint="BF"/>
-          <w:lang w:val="en-US"/>
-        </w:rPr>
-        <w:t>iming of the measurements (possibly using an illustration, e.g. see table below)</w:t>
-      </w:r>
-    </w:p>
-    <w:p>
-      <w:pPr>
-        <w:pStyle w:val="Listeafsnit"/>
-        <w:numPr>
-          <w:ilvl w:val="0"/>
-          <w:numId w:val="29"/>
-        </w:numPr>
-        <w:rPr>
-          <w:rFonts w:ascii="Times New Roman" w:hAnsi="Times New Roman" w:cs="Times New Roman"/>
-          <w:color w:val="215E99" w:themeColor="text2" w:themeTint="BF"/>
-          <w:lang w:val="en-US"/>
-        </w:rPr>
-      </w:pPr>
-      <w:r>
-        <w:rPr>
-          <w:rFonts w:ascii="Times New Roman" w:hAnsi="Times New Roman" w:cs="Times New Roman"/>
-          <w:color w:val="215E99" w:themeColor="text2" w:themeTint="BF"/>
-          <w:lang w:val="en-US"/>
-        </w:rPr>
-        <w:t>If some subgroups (defined by baseline characteristics) are of importance for some research questions, indicate the expected recruitment proportion.</w:t>
-      </w:r>
-    </w:p>
-    <w:p>
-      <w:pPr>
-        <w:pStyle w:val="Listeafsnit"/>
-        <w:numPr>
-          <w:ilvl w:val="0"/>
-          <w:numId w:val="29"/>
-        </w:numPr>
-        <w:rPr>
-          <w:rFonts w:ascii="Times New Roman" w:hAnsi="Times New Roman" w:cs="Times New Roman"/>
-          <w:color w:val="215E99" w:themeColor="text2" w:themeTint="BF"/>
-          <w:lang w:val="en-US"/>
-        </w:rPr>
-      </w:pPr>
-      <w:r>
-        <w:rPr>
-          <w:rFonts w:ascii="Times New Roman" w:hAnsi="Times New Roman" w:cs="Times New Roman"/>
-          <w:color w:val="215E99" w:themeColor="text2" w:themeTint="BF"/>
-          <w:lang w:val="en-US"/>
-        </w:rPr>
         <w:t xml:space="preserve">Mention anything non-standard, e.g., </w:t>
       </w:r>
-      <w:commentRangeStart w:id="10"/>
+      <w:commentRangeStart w:id="9"/>
       <w:r>
         <w:rPr>
           <w:rFonts w:ascii="Times New Roman" w:hAnsi="Times New Roman" w:cs="Times New Roman"/>
@@ -4324,7 +4252,7 @@
         </w:rPr>
         <w:t>randomization before baseline assessment</w:t>
       </w:r>
-      <w:commentRangeEnd w:id="10"/>
+      <w:commentRangeEnd w:id="9"/>
       <w:r>
         <w:rPr>
           <w:rStyle w:val="Kommentarhenvisning"/>
@@ -4334,7 +4262,7 @@
           <w:szCs w:val="24"/>
           <w:lang w:val="en-US"/>
         </w:rPr>
-        <w:commentReference w:id="10"/>
+        <w:commentReference w:id="9"/>
       </w:r>
       <w:r>
         <w:rPr>
@@ -4344,7 +4272,7 @@
         </w:rPr>
         <w:t xml:space="preserve">, </w:t>
       </w:r>
-      <w:commentRangeStart w:id="11"/>
+      <w:commentRangeStart w:id="10"/>
       <w:r>
         <w:rPr>
           <w:rFonts w:ascii="Times New Roman" w:hAnsi="Times New Roman" w:cs="Times New Roman"/>
@@ -4353,7 +4281,7 @@
         </w:rPr>
         <w:t>adaptive design/interim analyses</w:t>
       </w:r>
-      <w:commentRangeEnd w:id="11"/>
+      <w:commentRangeEnd w:id="10"/>
       <w:r>
         <w:rPr>
           <w:rStyle w:val="Kommentarhenvisning"/>
@@ -4363,7 +4291,7 @@
           <w:szCs w:val="24"/>
           <w:lang w:val="en-US"/>
         </w:rPr>
-        <w:commentReference w:id="11"/>
+        <w:commentReference w:id="10"/>
       </w:r>
       <w:r>
         <w:rPr>
@@ -4414,14 +4342,14 @@
         </w:rPr>
         <w:t xml:space="preserve">. The sample size in each arm is XXX. Each study participant has a </w:t>
       </w:r>
-      <w:commentRangeStart w:id="12"/>
+      <w:commentRangeStart w:id="11"/>
       <w:r>
         <w:rPr>
           <w:lang w:val="en-US"/>
         </w:rPr>
         <w:t xml:space="preserve">screening/baseline </w:t>
       </w:r>
-      <w:commentRangeEnd w:id="12"/>
+      <w:commentRangeEnd w:id="11"/>
       <w:r>
         <w:rPr>
           <w:rStyle w:val="Kommentarhenvisning"/>
@@ -4429,7 +4357,7 @@
           <w:szCs w:val="24"/>
           <w:lang w:val="en-US"/>
         </w:rPr>
-        <w:commentReference w:id="12"/>
+        <w:commentReference w:id="11"/>
       </w:r>
       <w:r>
         <w:rPr>
@@ -4533,8 +4461,8 @@
       </w:tblPr>
       <w:tblGrid>
         <w:gridCol w:w="1781"/>
-        <w:gridCol w:w="1909"/>
-        <w:gridCol w:w="1959"/>
+        <w:gridCol w:w="1900"/>
+        <w:gridCol w:w="1968"/>
         <w:gridCol w:w="757"/>
         <w:gridCol w:w="870"/>
         <w:gridCol w:w="870"/>
@@ -4569,7 +4497,7 @@
                 <w:lang w:val="en-US"/>
               </w:rPr>
             </w:pPr>
-            <w:commentRangeStart w:id="13"/>
+            <w:commentRangeStart w:id="12"/>
             <w:r>
               <w:rPr>
                 <w:lang w:val="en-US"/>
@@ -4589,7 +4517,7 @@
               </w:rPr>
               <w:t>/Baseline</w:t>
             </w:r>
-            <w:commentRangeEnd w:id="13"/>
+            <w:commentRangeEnd w:id="12"/>
             <w:r>
               <w:rPr>
                 <w:rStyle w:val="Kommentarhenvisning"/>
@@ -4597,7 +4525,7 @@
                 <w:szCs w:val="24"/>
                 <w:lang w:val="en-US"/>
               </w:rPr>
-              <w:commentReference w:id="13"/>
+              <w:commentReference w:id="12"/>
             </w:r>
           </w:p>
         </w:tc>
@@ -5820,7 +5748,7 @@
         </w:rPr>
         <w:t xml:space="preserve"> </w:t>
       </w:r>
-      <w:bookmarkStart w:id="14" w:name="_Toc239334268"/>
+      <w:bookmarkStart w:id="13" w:name="_Toc239334268"/>
       <w:r>
         <w:rPr>
           <w:rStyle w:val="Svagfremhvning"/>
@@ -5829,7 +5757,7 @@
         </w:rPr>
         <w:t>Interventions</w:t>
       </w:r>
-      <w:bookmarkEnd w:id="14"/>
+      <w:bookmarkEnd w:id="13"/>
       <w:r>
         <w:rPr>
           <w:rStyle w:val="Svagfremhvning"/>
@@ -6164,9 +6092,25 @@
           <w:color w:val="215E99" w:themeColor="text2" w:themeTint="BF"/>
           <w:lang w:val="en-US"/>
         </w:rPr>
-        <w:t xml:space="preserve"> treatment breaks in case of side effects or switch of treatment in case side effects or lack of efficacy, those should be specified too. For instance in the </w:t>
-      </w:r>
-      <w:commentRangeStart w:id="15"/>
+        <w:t xml:space="preserve"> treatment breaks in case of side effects or switch of treatment in case side effects or lack of efficacy, those should be specified too. For </w:t>
+      </w:r>
+      <w:r>
+        <w:rPr>
+          <w:rFonts w:ascii="Times New Roman" w:hAnsi="Times New Roman" w:cs="Times New Roman"/>
+          <w:color w:val="215E99" w:themeColor="text2" w:themeTint="BF"/>
+          <w:lang w:val="en-US"/>
+        </w:rPr>
+        <w:t>instance,</w:t>
+      </w:r>
+      <w:r>
+        <w:rPr>
+          <w:rFonts w:ascii="Times New Roman" w:hAnsi="Times New Roman" w:cs="Times New Roman"/>
+          <w:color w:val="215E99" w:themeColor="text2" w:themeTint="BF"/>
+          <w:lang w:val="en-US"/>
+        </w:rPr>
+        <w:t xml:space="preserve"> in the </w:t>
+      </w:r>
+      <w:commentRangeStart w:id="14"/>
       <w:r>
         <w:rPr>
           <w:rFonts w:ascii="Times New Roman" w:hAnsi="Times New Roman" w:cs="Times New Roman"/>
@@ -6175,7 +6119,7 @@
         </w:rPr>
         <w:t>Neuropharm trial</w:t>
       </w:r>
-      <w:commentRangeEnd w:id="15"/>
+      <w:commentRangeEnd w:id="14"/>
       <w:r>
         <w:rPr>
           <w:rStyle w:val="Kommentarhenvisning"/>
@@ -6185,7 +6129,7 @@
           <w:szCs w:val="24"/>
           <w:lang w:val="en-US"/>
         </w:rPr>
-        <w:commentReference w:id="15"/>
+        <w:commentReference w:id="14"/>
       </w:r>
       <w:r>
         <w:rPr>
@@ -6238,7 +6182,7 @@
           <w:lang w:val="en-US"/>
         </w:rPr>
       </w:pPr>
-      <w:commentRangeStart w:id="16"/>
+      <w:commentRangeStart w:id="15"/>
       <w:r>
         <w:rPr>
           <w:rFonts w:ascii="Times New Roman" w:hAnsi="Times New Roman" w:cs="Times New Roman"/>
@@ -6248,7 +6192,7 @@
         </w:rPr>
         <w:t xml:space="preserve">Hypothetical </w:t>
       </w:r>
-      <w:commentRangeEnd w:id="16"/>
+      <w:commentRangeEnd w:id="15"/>
       <w:r>
         <w:rPr>
           <w:rStyle w:val="Kommentarhenvisning"/>
@@ -6259,7 +6203,7 @@
           <w:szCs w:val="24"/>
           <w:lang w:val="en-US"/>
         </w:rPr>
-        <w:commentReference w:id="16"/>
+        <w:commentReference w:id="15"/>
       </w:r>
       <w:r>
         <w:rPr>
@@ -6382,7 +6326,52 @@
           <w:color w:val="215E99" w:themeColor="text2" w:themeTint="BF"/>
           <w:lang w:val="en-US"/>
         </w:rPr>
-        <w:t>may be inappropriate. For instance in the Neuropharm trial, the investigator may want to assess the intervention: ‘stay on escitalopram for 8 weeks vs. placebo’, i.e., not allow for treatment switch. An analysis excluding subjects switching treatment should not be called per-protocol analysis (and often rely on unrealistic assumptions of independence between treatment switching and clinical outcome, but that’s another topic</w:t>
+        <w:t xml:space="preserve">may be inappropriate. For </w:t>
+      </w:r>
+      <w:r>
+        <w:rPr>
+          <w:rFonts w:ascii="Times New Roman" w:hAnsi="Times New Roman" w:cs="Times New Roman"/>
+          <w:color w:val="215E99" w:themeColor="text2" w:themeTint="BF"/>
+          <w:lang w:val="en-US"/>
+        </w:rPr>
+        <w:t>instance,</w:t>
+      </w:r>
+      <w:r>
+        <w:rPr>
+          <w:rFonts w:ascii="Times New Roman" w:hAnsi="Times New Roman" w:cs="Times New Roman"/>
+          <w:color w:val="215E99" w:themeColor="text2" w:themeTint="BF"/>
+          <w:lang w:val="en-US"/>
+        </w:rPr>
+        <w:t xml:space="preserve"> in the Neuropharm trial, the investigator may want to assess the intervention: ‘stay on escitalopram for 8 weeks vs. placebo’, i.e., not allow for treatment switch. An analysis excluding subjects switching treatment should not be called per-protocol analysis (and often rely on unrealistic assumptions of independence between treatment switching and clinical outcome, but </w:t>
+      </w:r>
+      <w:commentRangeStart w:id="16"/>
+      <w:r>
+        <w:rPr>
+          <w:rFonts w:ascii="Times New Roman" w:hAnsi="Times New Roman" w:cs="Times New Roman"/>
+          <w:color w:val="215E99" w:themeColor="text2" w:themeTint="BF"/>
+          <w:lang w:val="en-US"/>
+        </w:rPr>
+        <w:t>that’s another topic</w:t>
+      </w:r>
+      <w:commentRangeEnd w:id="16"/>
+      <w:r>
+        <w:rPr>
+          <w:rStyle w:val="Kommentarhenvisning"/>
+          <w:rFonts w:ascii="Times New Roman" w:hAnsi="Times New Roman" w:cs="Times New Roman"/>
+          <w:color w:val="215E99" w:themeColor="text2" w:themeTint="BF"/>
+          <w:sz w:val="24"/>
+          <w:szCs w:val="24"/>
+          <w:lang w:val="en-US"/>
+        </w:rPr>
+        <w:commentReference w:id="16"/>
+      </w:r>
+      <w:r>
+        <w:rPr>
+          <w:rFonts w:ascii="Times New Roman" w:hAnsi="Times New Roman" w:cs="Times New Roman"/>
+          <w:color w:val="215E99" w:themeColor="text2" w:themeTint="BF"/>
+          <w:lang w:val="en-US"/>
+        </w:rPr>
+        <w:t>)</w:t>
       </w:r>
       <w:r>
         <w:rPr>
@@ -6406,6 +6395,14 @@
           <w:color w:val="215E99" w:themeColor="text2" w:themeTint="BF"/>
           <w:lang w:val="en-US"/>
         </w:rPr>
+        <w:t>(</w:t>
+      </w:r>
+      <w:r>
+        <w:rPr>
+          <w:rFonts w:ascii="Times New Roman" w:hAnsi="Times New Roman" w:cs="Times New Roman"/>
+          <w:color w:val="215E99" w:themeColor="text2" w:themeTint="BF"/>
+          <w:lang w:val="en-US"/>
+        </w:rPr>
         <w:t>s</w:t>
       </w:r>
       <w:r>
@@ -6414,6 +6411,14 @@
           <w:color w:val="215E99" w:themeColor="text2" w:themeTint="BF"/>
           <w:lang w:val="en-US"/>
         </w:rPr>
+        <w:t>)</w:t>
+      </w:r>
+      <w:r>
+        <w:rPr>
+          <w:rFonts w:ascii="Times New Roman" w:hAnsi="Times New Roman" w:cs="Times New Roman"/>
+          <w:color w:val="215E99" w:themeColor="text2" w:themeTint="BF"/>
+          <w:lang w:val="en-US"/>
+        </w:rPr>
         <w:t xml:space="preserve"> should be defined </w:t>
       </w:r>
       <w:r>
@@ -6424,6 +6429,15 @@
         </w:rPr>
         <w:t>in the SAP, for instance here.</w:t>
       </w:r>
+    </w:p>
+    <w:p>
+      <w:pPr>
+        <w:rPr>
+          <w:rFonts w:ascii="Times New Roman" w:hAnsi="Times New Roman" w:cs="Times New Roman"/>
+          <w:color w:val="215E99" w:themeColor="text2" w:themeTint="BF"/>
+          <w:lang w:val="en-US"/>
+        </w:rPr>
+      </w:pPr>
     </w:p>
     <w:p>
       <w:pPr>
@@ -8045,7 +8059,86 @@
           <w:color w:val="215E99" w:themeColor="text2" w:themeTint="BF"/>
           <w:lang w:val="en-US"/>
         </w:rPr>
-        <w:t>hnically, the estimand are one thing say the mean difference in 8-weeks HAMD6 between the two randomization groups</w:t>
+        <w:t>hnically, the estimand are one thing</w:t>
+      </w:r>
+      <w:r>
+        <w:rPr>
+          <w:color w:val="215E99" w:themeColor="text2" w:themeTint="BF"/>
+          <w:lang w:val="en-US"/>
+        </w:rPr>
+        <w:t>,</w:t>
+      </w:r>
+      <w:r>
+        <w:rPr>
+          <w:color w:val="215E99" w:themeColor="text2" w:themeTint="BF"/>
+          <w:lang w:val="en-US"/>
+        </w:rPr>
+        <w:t xml:space="preserve"> say</w:t>
+      </w:r>
+      <w:r>
+        <w:rPr>
+          <w:color w:val="215E99" w:themeColor="text2" w:themeTint="BF"/>
+          <w:lang w:val="en-US"/>
+        </w:rPr>
+        <w:t>:</w:t>
+      </w:r>
+    </w:p>
+    <w:p>
+      <w:pPr>
+        <w:pStyle w:val="Listeafsnit"/>
+        <w:numPr>
+          <w:ilvl w:val="0"/>
+          <w:numId w:val="28"/>
+        </w:numPr>
+        <w:rPr>
+          <w:color w:val="215E99" w:themeColor="text2" w:themeTint="BF"/>
+          <w:lang w:val="en-US"/>
+        </w:rPr>
+      </w:pPr>
+      <w:r>
+        <w:rPr>
+          <w:color w:val="215E99" w:themeColor="text2" w:themeTint="BF"/>
+          <w:lang w:val="en-US"/>
+        </w:rPr>
+        <w:t xml:space="preserve"> the </w:t>
+      </w:r>
+      <w:commentRangeStart w:id="29"/>
+      <w:commentRangeStart w:id="30"/>
+      <w:r>
+        <w:rPr>
+          <w:color w:val="215E99" w:themeColor="text2" w:themeTint="BF"/>
+          <w:lang w:val="en-US"/>
+        </w:rPr>
+        <w:t xml:space="preserve">mean difference </w:t>
+      </w:r>
+      <w:commentRangeEnd w:id="29"/>
+      <w:r>
+        <w:rPr>
+          <w:rStyle w:val="Kommentarhenvisning"/>
+          <w:color w:val="215E99" w:themeColor="text2" w:themeTint="BF"/>
+          <w:sz w:val="24"/>
+          <w:szCs w:val="24"/>
+          <w:lang w:val="en-US"/>
+        </w:rPr>
+        <w:commentReference w:id="29"/>
+      </w:r>
+      <w:commentRangeEnd w:id="30"/>
+      <w:r>
+        <w:rPr>
+          <w:rStyle w:val="Kommentarhenvisning"/>
+          <w:color w:val="215E99" w:themeColor="text2" w:themeTint="BF"/>
+          <w:sz w:val="24"/>
+          <w:szCs w:val="24"/>
+          <w:lang w:val="en-US"/>
+        </w:rPr>
+        <w:commentReference w:id="30"/>
+      </w:r>
+      <w:r>
+        <w:rPr>
+          <w:color w:val="215E99" w:themeColor="text2" w:themeTint="BF"/>
+          <w:lang w:val="en-US"/>
+        </w:rPr>
+        <w:t>in 8-weeks HAMD6 between the two randomization groups</w:t>
       </w:r>
       <w:r>
         <w:rPr>
@@ -8054,38 +8147,234 @@
         </w:rPr>
         <w:t xml:space="preserve"> among women with history of post-partum depression who just gave birth regardless to their adherence to treatment</w:t>
       </w:r>
-      <w:r>
-        <w:rPr>
-          <w:color w:val="215E99" w:themeColor="text2" w:themeTint="BF"/>
-          <w:lang w:val="en-US"/>
-        </w:rPr>
-        <w:t>, denoted θ. And the null hypothesis to be tested is relative to the estimand, typically H0: θ=0. One often has a one-sided hypothesis in mind, e.g. θ&lt;0 (fewer symptoms).</w:t>
-      </w:r>
-      <w:r>
-        <w:rPr>
-          <w:color w:val="215E99" w:themeColor="text2" w:themeTint="BF"/>
-          <w:lang w:val="en-US"/>
-        </w:rPr>
-        <w:t xml:space="preserve"> Strictly speaking one should write down the estimand and then explain that the null hypothesis is H0: θ=0 and the alternative is H0: θ&lt;0 while still performing a two-sided test so the p-value is in logical agreement with a confidence interval of finite length (one-sided tests leads to confidence intervals where one of the two bounds is infinity).</w:t>
-      </w:r>
-    </w:p>
-    <w:p>
-      <w:pPr>
-        <w:rPr>
-          <w:color w:val="215E99" w:themeColor="text2" w:themeTint="BF"/>
-          <w:lang w:val="en-US"/>
-        </w:rPr>
-      </w:pPr>
-      <w:r>
-        <w:rPr>
-          <w:color w:val="215E99" w:themeColor="text2" w:themeTint="BF"/>
-          <w:lang w:val="en-US"/>
-        </w:rPr>
-        <w:t>In practice I find it reasonable to directly state the hypothesis as the estimand corresponding to the research question, e.g.:</w:t>
-      </w:r>
-    </w:p>
-    <w:p>
-      <w:pPr>
+    </w:p>
+    <w:p>
+      <w:pPr>
+        <w:rPr>
+          <w:color w:val="215E99" w:themeColor="text2" w:themeTint="BF"/>
+          <w:lang w:val="en-US"/>
+        </w:rPr>
+      </w:pPr>
+      <w:r>
+        <w:rPr>
+          <w:color w:val="215E99" w:themeColor="text2" w:themeTint="BF"/>
+          <w:lang w:val="en-US"/>
+        </w:rPr>
+        <w:t>that we abbreviate with the Greek letter</w:t>
+      </w:r>
+      <w:r>
+        <w:rPr>
+          <w:color w:val="215E99" w:themeColor="text2" w:themeTint="BF"/>
+          <w:lang w:val="en-US"/>
+        </w:rPr>
+        <w:t xml:space="preserve"> θ. </w:t>
+      </w:r>
+      <w:r>
+        <w:rPr>
+          <w:color w:val="215E99" w:themeColor="text2" w:themeTint="BF"/>
+          <w:lang w:val="en-US"/>
+        </w:rPr>
+        <w:t>T</w:t>
+      </w:r>
+      <w:r>
+        <w:rPr>
+          <w:color w:val="215E99" w:themeColor="text2" w:themeTint="BF"/>
+          <w:lang w:val="en-US"/>
+        </w:rPr>
+        <w:t xml:space="preserve">he null hypothesis to be tested is </w:t>
+      </w:r>
+      <w:r>
+        <w:rPr>
+          <w:color w:val="215E99" w:themeColor="text2" w:themeTint="BF"/>
+          <w:lang w:val="en-US"/>
+        </w:rPr>
+        <w:t xml:space="preserve">then </w:t>
+      </w:r>
+      <w:r>
+        <w:rPr>
+          <w:color w:val="215E99" w:themeColor="text2" w:themeTint="BF"/>
+          <w:lang w:val="en-US"/>
+        </w:rPr>
+        <w:t>relative to the estimand, typically</w:t>
+      </w:r>
+      <w:r>
+        <w:rPr>
+          <w:color w:val="215E99" w:themeColor="text2" w:themeTint="BF"/>
+          <w:lang w:val="en-US"/>
+        </w:rPr>
+        <w:t>:</w:t>
+      </w:r>
+    </w:p>
+    <w:p>
+      <w:pPr>
+        <w:pStyle w:val="Listeafsnit"/>
+        <w:numPr>
+          <w:ilvl w:val="0"/>
+          <w:numId w:val="28"/>
+        </w:numPr>
+        <w:rPr>
+          <w:color w:val="215E99" w:themeColor="text2" w:themeTint="BF"/>
+          <w:lang w:val="en-US"/>
+        </w:rPr>
+      </w:pPr>
+      <w:r>
+        <w:rPr>
+          <w:color w:val="215E99" w:themeColor="text2" w:themeTint="BF"/>
+          <w:lang w:val="en-US"/>
+        </w:rPr>
+        <w:t xml:space="preserve"> H</w:t>
+      </w:r>
+      <w:r>
+        <w:rPr>
+          <w:color w:val="215E99" w:themeColor="text2" w:themeTint="BF"/>
+          <w:vertAlign w:val="subscript"/>
+          <w:lang w:val="en-US"/>
+        </w:rPr>
+        <w:t>0</w:t>
+      </w:r>
+      <w:r>
+        <w:rPr>
+          <w:color w:val="215E99" w:themeColor="text2" w:themeTint="BF"/>
+          <w:lang w:val="en-US"/>
+        </w:rPr>
+        <w:t xml:space="preserve">: θ=0. </w:t>
+      </w:r>
+    </w:p>
+    <w:p>
+      <w:pPr>
+        <w:rPr>
+          <w:color w:val="215E99" w:themeColor="text2" w:themeTint="BF"/>
+          <w:lang w:val="en-US"/>
+        </w:rPr>
+      </w:pPr>
+      <w:r>
+        <w:rPr>
+          <w:color w:val="215E99" w:themeColor="text2" w:themeTint="BF"/>
+          <w:lang w:val="en-US"/>
+        </w:rPr>
+        <w:t xml:space="preserve">One often has </w:t>
+      </w:r>
+      <w:r>
+        <w:rPr>
+          <w:color w:val="215E99" w:themeColor="text2" w:themeTint="BF"/>
+          <w:lang w:val="en-US"/>
+        </w:rPr>
+        <w:t>in mind</w:t>
+      </w:r>
+      <w:r>
+        <w:rPr>
+          <w:color w:val="215E99" w:themeColor="text2" w:themeTint="BF"/>
+          <w:lang w:val="en-US"/>
+        </w:rPr>
+        <w:t xml:space="preserve"> </w:t>
+      </w:r>
+      <w:r>
+        <w:rPr>
+          <w:color w:val="215E99" w:themeColor="text2" w:themeTint="BF"/>
+          <w:lang w:val="en-US"/>
+        </w:rPr>
+        <w:t>a one-sided hypothesi</w:t>
+      </w:r>
+      <w:r>
+        <w:rPr>
+          <w:color w:val="215E99" w:themeColor="text2" w:themeTint="BF"/>
+          <w:lang w:val="en-US"/>
+        </w:rPr>
+        <w:t>s</w:t>
+      </w:r>
+      <w:r>
+        <w:rPr>
+          <w:color w:val="215E99" w:themeColor="text2" w:themeTint="BF"/>
+          <w:lang w:val="en-US"/>
+        </w:rPr>
+        <w:t>, e.g. θ&lt;0 (fewer symptoms).</w:t>
+      </w:r>
+      <w:r>
+        <w:rPr>
+          <w:color w:val="215E99" w:themeColor="text2" w:themeTint="BF"/>
+          <w:lang w:val="en-US"/>
+        </w:rPr>
+        <w:t xml:space="preserve"> Strictly speaking one should write down the estimand and then explain that the null hypothesis is H</w:t>
+      </w:r>
+      <w:r>
+        <w:rPr>
+          <w:color w:val="215E99" w:themeColor="text2" w:themeTint="BF"/>
+          <w:vertAlign w:val="subscript"/>
+          <w:lang w:val="en-US"/>
+        </w:rPr>
+        <w:t>0</w:t>
+      </w:r>
+      <w:r>
+        <w:rPr>
+          <w:color w:val="215E99" w:themeColor="text2" w:themeTint="BF"/>
+          <w:lang w:val="en-US"/>
+        </w:rPr>
+        <w:t>: θ=0 and the alternative is H</w:t>
+      </w:r>
+      <w:commentRangeStart w:id="31"/>
+      <w:r>
+        <w:rPr>
+          <w:color w:val="215E99" w:themeColor="text2" w:themeTint="BF"/>
+          <w:vertAlign w:val="subscript"/>
+          <w:lang w:val="en-US"/>
+        </w:rPr>
+        <w:t>1</w:t>
+      </w:r>
+      <w:commentRangeEnd w:id="31"/>
+      <w:r>
+        <w:rPr>
+          <w:rStyle w:val="Kommentarhenvisning"/>
+          <w:color w:val="215E99" w:themeColor="text2" w:themeTint="BF"/>
+          <w:sz w:val="24"/>
+          <w:szCs w:val="24"/>
+          <w:lang w:val="en-US"/>
+        </w:rPr>
+        <w:commentReference w:id="31"/>
+      </w:r>
+      <w:r>
+        <w:rPr>
+          <w:color w:val="215E99" w:themeColor="text2" w:themeTint="BF"/>
+          <w:lang w:val="en-US"/>
+        </w:rPr>
+        <w:t>: θ&lt;0 while still performing a two-sided test so the p-value is in logical agreement with a confidence interval of finite length (one-sided tests leads to confidence intervals where one of the two bounds is infinity).</w:t>
+      </w:r>
+    </w:p>
+    <w:p>
+      <w:pPr>
+        <w:rPr>
+          <w:color w:val="215E99" w:themeColor="text2" w:themeTint="BF"/>
+          <w:lang w:val="en-US"/>
+        </w:rPr>
+      </w:pPr>
+      <w:r>
+        <w:rPr>
+          <w:color w:val="215E99" w:themeColor="text2" w:themeTint="BF"/>
+          <w:lang w:val="en-US"/>
+        </w:rPr>
+        <w:t>In practice I find it reasonable to directly state the hypothesis as the estimand</w:t>
+      </w:r>
+      <w:r>
+        <w:rPr>
+          <w:color w:val="215E99" w:themeColor="text2" w:themeTint="BF"/>
+          <w:lang w:val="en-US"/>
+        </w:rPr>
+        <w:t xml:space="preserve"> </w:t>
+      </w:r>
+      <w:r>
+        <w:rPr>
+          <w:color w:val="215E99" w:themeColor="text2" w:themeTint="BF"/>
+          <w:lang w:val="en-US"/>
+        </w:rPr>
+        <w:t>corresponding to the research question, e.g.:</w:t>
+      </w:r>
+    </w:p>
+    <w:p>
+      <w:pPr>
+        <w:pStyle w:val="Listeafsnit"/>
+        <w:numPr>
+          <w:ilvl w:val="0"/>
+          <w:numId w:val="28"/>
+        </w:numPr>
         <w:rPr>
           <w:color w:val="215E99" w:themeColor="text2" w:themeTint="BF"/>
           <w:lang w:val="en-US"/>
@@ -8126,7 +8415,21 @@
           <w:color w:val="215E99" w:themeColor="text2" w:themeTint="BF"/>
           <w:lang w:val="en-US"/>
         </w:rPr>
-        <w:t>If there are multiple primary hypotheses the first one should be name d H</w:t>
+        <w:t>If there are multiple primary hypotheses</w:t>
+      </w:r>
+      <w:r>
+        <w:rPr>
+          <w:color w:val="215E99" w:themeColor="text2" w:themeTint="BF"/>
+          <w:lang w:val="en-US"/>
+        </w:rPr>
+        <w:t xml:space="preserve">, they should all be listed with a different name, e.g. use </w:t>
+      </w:r>
+      <w:r>
+        <w:rPr>
+          <w:color w:val="215E99" w:themeColor="text2" w:themeTint="BF"/>
+          <w:lang w:val="en-US"/>
+        </w:rPr>
+        <w:t>H</w:t>
       </w:r>
       <w:r>
         <w:rPr>
@@ -8134,6 +8437,28 @@
           <w:vertAlign w:val="subscript"/>
           <w:lang w:val="en-US"/>
         </w:rPr>
+        <w:t>1</w:t>
+      </w:r>
+      <w:r>
+        <w:rPr>
+          <w:color w:val="215E99" w:themeColor="text2" w:themeTint="BF"/>
+          <w:lang w:val="en-US"/>
+        </w:rPr>
+        <w:t xml:space="preserve"> instead of </w:t>
+      </w:r>
+      <w:r>
+        <w:rPr>
+          <w:color w:val="215E99" w:themeColor="text2" w:themeTint="BF"/>
+          <w:lang w:val="en-US"/>
+        </w:rPr>
+        <w:t>H</w:t>
+      </w:r>
+      <w:r>
+        <w:rPr>
+          <w:color w:val="215E99" w:themeColor="text2" w:themeTint="BF"/>
+          <w:vertAlign w:val="subscript"/>
+          <w:lang w:val="en-US"/>
+        </w:rPr>
         <w:t>1,1</w:t>
       </w:r>
       <w:r>
@@ -8141,11 +8466,37 @@
           <w:color w:val="215E99" w:themeColor="text2" w:themeTint="BF"/>
           <w:lang w:val="en-US"/>
         </w:rPr>
-        <w:t xml:space="preserve"> and the following one should be explicit:</w:t>
-      </w:r>
-    </w:p>
-    <w:p>
-      <w:pPr>
+        <w:t xml:space="preserve"> </w:t>
+      </w:r>
+      <w:r>
+        <w:rPr>
+          <w:color w:val="215E99" w:themeColor="text2" w:themeTint="BF"/>
+          <w:lang w:val="en-US"/>
+        </w:rPr>
+        <w:t>and the</w:t>
+      </w:r>
+      <w:r>
+        <w:rPr>
+          <w:color w:val="215E99" w:themeColor="text2" w:themeTint="BF"/>
+          <w:lang w:val="en-US"/>
+        </w:rPr>
+        <w:t>n</w:t>
+      </w:r>
+      <w:r>
+        <w:rPr>
+          <w:color w:val="215E99" w:themeColor="text2" w:themeTint="BF"/>
+          <w:lang w:val="en-US"/>
+        </w:rPr>
+        <w:t>:</w:t>
+      </w:r>
+    </w:p>
+    <w:p>
+      <w:pPr>
+        <w:pStyle w:val="Listeafsnit"/>
+        <w:numPr>
+          <w:ilvl w:val="0"/>
+          <w:numId w:val="28"/>
+        </w:numPr>
         <w:rPr>
           <w:color w:val="215E99" w:themeColor="text2" w:themeTint="BF"/>
           <w:lang w:val="en-US"/>
@@ -8166,14 +8517,29 @@
         </w:rPr>
         <w:t>1,2</w:t>
       </w:r>
-    </w:p>
-    <w:p>
-      <w:pPr>
-        <w:rPr>
-          <w:color w:val="215E99" w:themeColor="text2" w:themeTint="BF"/>
-          <w:lang w:val="en-US"/>
-        </w:rPr>
-      </w:pPr>
+      <w:r>
+        <w:rPr>
+          <w:color w:val="215E99" w:themeColor="text2" w:themeTint="BF"/>
+          <w:lang w:val="en-US"/>
+        </w:rPr>
+        <w:t>: …</w:t>
+      </w:r>
+    </w:p>
+    <w:p>
+      <w:pPr>
+        <w:ind w:firstLine="360"/>
+        <w:rPr>
+          <w:color w:val="215E99" w:themeColor="text2" w:themeTint="BF"/>
+          <w:lang w:val="en-US"/>
+        </w:rPr>
+      </w:pPr>
+      <w:r>
+        <w:rPr>
+          <w:color w:val="215E99" w:themeColor="text2" w:themeTint="BF"/>
+          <w:lang w:val="en-US"/>
+        </w:rPr>
+        <w:t xml:space="preserve">-      </w:t>
+      </w:r>
       <w:r>
         <w:rPr>
           <w:color w:val="215E99" w:themeColor="text2" w:themeTint="BF"/>
@@ -8192,6 +8558,26 @@
     </w:p>
     <w:p>
       <w:pPr>
+        <w:rPr>
+          <w:rStyle w:val="Svagfremhvning"/>
+          <w:rFonts w:ascii="Times New Roman" w:eastAsiaTheme="majorEastAsia" w:hAnsi="Times New Roman" w:cs="Times New Roman"/>
+          <w:sz w:val="32"/>
+          <w:szCs w:val="32"/>
+          <w:lang w:val="en-US"/>
+        </w:rPr>
+      </w:pPr>
+      <w:bookmarkStart w:id="32" w:name="_Toc239334276"/>
+      <w:r>
+        <w:rPr>
+          <w:rStyle w:val="Svagfremhvning"/>
+          <w:rFonts w:ascii="Times New Roman" w:hAnsi="Times New Roman" w:cs="Times New Roman"/>
+          <w:lang w:val="en-US"/>
+        </w:rPr>
+        <w:br w:type="page"/>
+      </w:r>
+    </w:p>
+    <w:p>
+      <w:pPr>
         <w:pStyle w:val="Overskrift2"/>
         <w:rPr>
           <w:rStyle w:val="Svagfremhvning"/>
@@ -8199,13 +8585,13 @@
           <w:lang w:val="en-US"/>
         </w:rPr>
       </w:pPr>
-      <w:bookmarkStart w:id="29" w:name="_Toc239334276"/>
       <w:r>
         <w:rPr>
           <w:rStyle w:val="Svagfremhvning"/>
           <w:rFonts w:ascii="Times New Roman" w:hAnsi="Times New Roman" w:cs="Times New Roman"/>
           <w:lang w:val="en-US"/>
         </w:rPr>
+        <w:lastRenderedPageBreak/>
         <w:t>2.</w:t>
       </w:r>
       <w:r>
@@ -8232,7 +8618,7 @@
         </w:rPr>
         <w:t>(key) Secondary analyses</w:t>
       </w:r>
-      <w:bookmarkEnd w:id="29"/>
+      <w:bookmarkEnd w:id="32"/>
       <w:r>
         <w:rPr>
           <w:rStyle w:val="Svagfremhvning"/>
@@ -8452,14 +8838,13 @@
           <w:lang w:val="en-US"/>
         </w:rPr>
       </w:pPr>
-      <w:bookmarkStart w:id="30" w:name="_Toc239334277"/>
+      <w:bookmarkStart w:id="33" w:name="_Toc239334277"/>
       <w:r>
         <w:rPr>
           <w:rStyle w:val="Svagfremhvning"/>
           <w:rFonts w:ascii="Times New Roman" w:hAnsi="Times New Roman" w:cs="Times New Roman"/>
           <w:lang w:val="en-US"/>
         </w:rPr>
-        <w:lastRenderedPageBreak/>
         <w:t>2.</w:t>
       </w:r>
       <w:r>
@@ -8486,7 +8871,7 @@
         </w:rPr>
         <w:t>Multiplicity adjustment</w:t>
       </w:r>
-      <w:bookmarkEnd w:id="30"/>
+      <w:bookmarkEnd w:id="33"/>
       <w:r>
         <w:rPr>
           <w:rStyle w:val="Svagfremhvning"/>
@@ -10655,7 +11040,7 @@
           <w:lang w:val="en-US"/>
         </w:rPr>
         <w:drawing>
-          <wp:anchor distT="0" distB="0" distL="114300" distR="114300" simplePos="0" relativeHeight="251722752" behindDoc="0" locked="0" layoutInCell="1" allowOverlap="1" wp14:anchorId="522BF4DC" wp14:editId="7CF33CF6">
+          <wp:anchor distT="0" distB="0" distL="114300" distR="114300" simplePos="0" relativeHeight="251722752" behindDoc="0" locked="0" layoutInCell="1" allowOverlap="1" wp14:anchorId="522BF4DC" wp14:editId="2842BEA1">
             <wp:simplePos x="0" y="0"/>
             <wp:positionH relativeFrom="margin">
               <wp:posOffset>4722495</wp:posOffset>
@@ -10779,7 +11164,7 @@
           <w:lang w:val="en-US"/>
         </w:rPr>
       </w:pPr>
-      <w:commentRangeStart w:id="31"/>
+      <w:commentRangeStart w:id="34"/>
       <w:r>
         <w:rPr>
           <w:color w:val="215E99" w:themeColor="text2" w:themeTint="BF"/>
@@ -10787,7 +11172,7 @@
         </w:rPr>
         <w:t xml:space="preserve">Max-test adjustment </w:t>
       </w:r>
-      <w:commentRangeEnd w:id="31"/>
+      <w:commentRangeEnd w:id="34"/>
       <w:r>
         <w:rPr>
           <w:rStyle w:val="Kommentarhenvisning"/>
@@ -10796,7 +11181,7 @@
           <w:szCs w:val="24"/>
           <w:lang w:val="en-US"/>
         </w:rPr>
-        <w:commentReference w:id="31"/>
+        <w:commentReference w:id="34"/>
       </w:r>
       <w:r>
         <w:rPr>
@@ -10805,7 +11190,7 @@
         </w:rPr>
         <w:t xml:space="preserve">or </w:t>
       </w:r>
-      <w:commentRangeStart w:id="32"/>
+      <w:commentRangeStart w:id="35"/>
       <w:r>
         <w:rPr>
           <w:color w:val="215E99" w:themeColor="text2" w:themeTint="BF"/>
@@ -10813,7 +11198,7 @@
         </w:rPr>
         <w:t>Dunnett adjustment</w:t>
       </w:r>
-      <w:commentRangeEnd w:id="32"/>
+      <w:commentRangeEnd w:id="35"/>
       <w:r>
         <w:rPr>
           <w:rStyle w:val="Kommentarhenvisning"/>
@@ -10822,7 +11207,7 @@
           <w:szCs w:val="24"/>
           <w:lang w:val="en-US"/>
         </w:rPr>
-        <w:commentReference w:id="32"/>
+        <w:commentReference w:id="35"/>
       </w:r>
       <w:r>
         <w:rPr>
@@ -10857,15 +11242,7 @@
           <w:color w:val="215E99" w:themeColor="text2" w:themeTint="BF"/>
           <w:lang w:val="en-US"/>
         </w:rPr>
-        <w:t xml:space="preserve">. See the figure for an illustration for a raw p-value of 0.0357 which would become 0.107 after Bonferroni adjustment </w:t>
-      </w:r>
-      <w:r>
-        <w:rPr>
-          <w:color w:val="215E99" w:themeColor="text2" w:themeTint="BF"/>
-          <w:lang w:val="en-US"/>
-        </w:rPr>
-        <w:lastRenderedPageBreak/>
-        <w:t xml:space="preserve">for 3 tests (assumed equally correlated) </w:t>
+        <w:t xml:space="preserve">. See the figure for an illustration for a raw p-value of 0.0357 which would become 0.107 after Bonferroni adjustment for 3 tests (assumed equally correlated) </w:t>
       </w:r>
       <w:r>
         <w:rPr>
@@ -10915,7 +11292,7 @@
         </w:rPr>
         <w:t xml:space="preserve">for the lowest p-value but less conservative second lowest, third lowest, … p-values. Easy to implement but </w:t>
       </w:r>
-      <w:commentRangeStart w:id="33"/>
+      <w:commentRangeStart w:id="36"/>
       <w:r>
         <w:rPr>
           <w:color w:val="215E99" w:themeColor="text2" w:themeTint="BF"/>
@@ -10930,7 +11307,7 @@
         </w:rPr>
         <w:t>s compatible with the p-value and that are informative is still a research topic</w:t>
       </w:r>
-      <w:commentRangeEnd w:id="33"/>
+      <w:commentRangeEnd w:id="36"/>
       <w:r>
         <w:rPr>
           <w:rStyle w:val="Kommentarhenvisning"/>
@@ -10939,7 +11316,7 @@
           <w:szCs w:val="24"/>
           <w:lang w:val="en-US"/>
         </w:rPr>
-        <w:commentReference w:id="33"/>
+        <w:commentReference w:id="36"/>
       </w:r>
       <w:r>
         <w:rPr>
@@ -10968,7 +11345,7 @@
         </w:rPr>
         <w:t xml:space="preserve">Step up procedures such as </w:t>
       </w:r>
-      <w:commentRangeStart w:id="34"/>
+      <w:commentRangeStart w:id="37"/>
       <w:r>
         <w:rPr>
           <w:color w:val="215E99" w:themeColor="text2" w:themeTint="BF"/>
@@ -10976,7 +11353,7 @@
         </w:rPr>
         <w:t>Hochberg</w:t>
       </w:r>
-      <w:commentRangeEnd w:id="34"/>
+      <w:commentRangeEnd w:id="37"/>
       <w:r>
         <w:rPr>
           <w:rStyle w:val="Kommentarhenvisning"/>
@@ -10985,7 +11362,7 @@
           <w:szCs w:val="24"/>
           <w:lang w:val="en-US"/>
         </w:rPr>
-        <w:commentReference w:id="34"/>
+        <w:commentReference w:id="37"/>
       </w:r>
       <w:r>
         <w:rPr>
@@ -11082,20 +11459,82 @@
       </w:pPr>
       <w:r>
         <w:rPr>
+          <w:color w:val="215E99" w:themeColor="text2" w:themeTint="BF"/>
+          <w:lang w:val="en-US"/>
+        </w:rPr>
+        <w:t xml:space="preserve">An alternative approach is to use a gatekeeping procedure where one hypothesis is tested at a </w:t>
+      </w:r>
+      <w:r>
+        <w:rPr>
+          <w:color w:val="215E99" w:themeColor="text2" w:themeTint="BF"/>
+          <w:lang w:val="en-US"/>
+        </w:rPr>
+        <w:t>time,</w:t>
+      </w:r>
+      <w:r>
+        <w:rPr>
+          <w:color w:val="215E99" w:themeColor="text2" w:themeTint="BF"/>
+          <w:lang w:val="en-US"/>
+        </w:rPr>
+        <w:t xml:space="preserve"> and one moves to the next one (lower priority) if and only if the previous one has been rejected.</w:t>
+      </w:r>
+    </w:p>
+    <w:p>
+      <w:pPr>
+        <w:rPr>
+          <w:color w:val="215E99" w:themeColor="text2" w:themeTint="BF"/>
+          <w:lang w:val="en-US"/>
+        </w:rPr>
+      </w:pPr>
+    </w:p>
+    <w:p>
+      <w:pPr>
+        <w:rPr>
+          <w:color w:val="215E99" w:themeColor="text2" w:themeTint="BF"/>
+          <w:lang w:val="en-US"/>
+        </w:rPr>
+      </w:pPr>
+    </w:p>
+    <w:p>
+      <w:pPr>
+        <w:rPr>
+          <w:color w:val="215E99" w:themeColor="text2" w:themeTint="BF"/>
+          <w:lang w:val="en-US"/>
+        </w:rPr>
+      </w:pPr>
+    </w:p>
+    <w:p>
+      <w:pPr>
+        <w:rPr>
+          <w:color w:val="215E99" w:themeColor="text2" w:themeTint="BF"/>
+          <w:lang w:val="en-US"/>
+        </w:rPr>
+      </w:pPr>
+    </w:p>
+    <w:p>
+      <w:pPr>
+        <w:rPr>
+          <w:color w:val="215E99" w:themeColor="text2" w:themeTint="BF"/>
+          <w:lang w:val="en-US"/>
+        </w:rPr>
+      </w:pPr>
+      <w:r>
+        <w:rPr>
           <w:noProof/>
           <w:color w:val="215E99" w:themeColor="text2" w:themeTint="BF"/>
           <w:lang w:val="en-US"/>
         </w:rPr>
+        <w:lastRenderedPageBreak/>
         <mc:AlternateContent>
           <mc:Choice Requires="wps">
             <w:drawing>
-              <wp:anchor distT="0" distB="0" distL="114300" distR="114300" simplePos="0" relativeHeight="251710464" behindDoc="0" locked="0" layoutInCell="1" allowOverlap="1" wp14:anchorId="239717FD" wp14:editId="35E582B6">
+              <wp:anchor distT="0" distB="0" distL="114300" distR="114300" simplePos="0" relativeHeight="251710464" behindDoc="0" locked="0" layoutInCell="1" allowOverlap="1" wp14:anchorId="239717FD" wp14:editId="51E1C728">
                 <wp:simplePos x="0" y="0"/>
                 <wp:positionH relativeFrom="column">
-                  <wp:posOffset>120292</wp:posOffset>
+                  <wp:posOffset>110490</wp:posOffset>
                 </wp:positionH>
                 <wp:positionV relativeFrom="paragraph">
-                  <wp:posOffset>613493</wp:posOffset>
+                  <wp:posOffset>137795</wp:posOffset>
                 </wp:positionV>
                 <wp:extent cx="674914" cy="299357"/>
                 <wp:effectExtent l="0" t="0" r="11430" b="24765"/>
@@ -11166,7 +11605,11 @@
           </mc:Choice>
           <mc:Fallback>
             <w:pict>
-              <v:shape w14:anchorId="239717FD" id="_x0000_s1035" type="#_x0000_t202" style="position:absolute;margin-left:9.45pt;margin-top:48.3pt;width:53.15pt;height:23.55pt;z-index:251710464;visibility:visible;mso-wrap-style:square;mso-width-percent:0;mso-height-percent:0;mso-wrap-distance-left:9pt;mso-wrap-distance-top:0;mso-wrap-distance-right:9pt;mso-wrap-distance-bottom:0;mso-position-horizontal:absolute;mso-position-horizontal-relative:text;mso-position-vertical:absolute;mso-position-vertical-relative:text;mso-width-percent:0;mso-height-percent:0;mso-width-relative:margin;mso-height-relative:margin;v-text-anchor:top" o:gfxdata="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" fillcolor="white [3201]" strokecolor="white [3212]" strokeweight=".5pt">
+              <v:shapetype w14:anchorId="239717FD" id="_x0000_t202" coordsize="21600,21600" o:spt="202" path="m,l,21600r21600,l21600,xe">
+                <v:stroke joinstyle="miter"/>
+                <v:path gradientshapeok="t" o:connecttype="rect"/>
+              </v:shapetype>
+              <v:shape id="_x0000_s1035" type="#_x0000_t202" style="position:absolute;margin-left:8.7pt;margin-top:10.85pt;width:53.15pt;height:23.55pt;z-index:251710464;visibility:visible;mso-wrap-style:square;mso-width-percent:0;mso-height-percent:0;mso-wrap-distance-left:9pt;mso-wrap-distance-top:0;mso-wrap-distance-right:9pt;mso-wrap-distance-bottom:0;mso-position-horizontal:absolute;mso-position-horizontal-relative:text;mso-position-vertical:absolute;mso-position-vertical-relative:text;mso-width-percent:0;mso-height-percent:0;mso-width-relative:margin;mso-height-relative:margin;v-text-anchor:top" o:gfxdata="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" fillcolor="white [3201]" strokecolor="white [3212]" strokeweight=".5pt">
                 <v:textbox>
                   <w:txbxContent>
                     <w:p>
@@ -11194,27 +11637,6 @@
             </w:pict>
           </mc:Fallback>
         </mc:AlternateContent>
-      </w:r>
-      <w:r>
-        <w:rPr>
-          <w:color w:val="215E99" w:themeColor="text2" w:themeTint="BF"/>
-          <w:lang w:val="en-US"/>
-        </w:rPr>
-        <w:t xml:space="preserve">An alternative approach is to use a gatekeeping procedure where one hypothesis is tested at a </w:t>
-      </w:r>
-      <w:r>
-        <w:rPr>
-          <w:color w:val="215E99" w:themeColor="text2" w:themeTint="BF"/>
-          <w:lang w:val="en-US"/>
-        </w:rPr>
-        <w:t>time,</w:t>
-      </w:r>
-      <w:r>
-        <w:rPr>
-          <w:color w:val="215E99" w:themeColor="text2" w:themeTint="BF"/>
-          <w:lang w:val="en-US"/>
-        </w:rPr>
-        <w:t xml:space="preserve"> and one moves to the next one (lower priority) if and only if the previous one has been rejected.</w:t>
       </w:r>
     </w:p>
     <w:p>
@@ -13519,7 +13941,7 @@
         </w:rPr>
         <w:t xml:space="preserve">can quickly become technical so a </w:t>
       </w:r>
-      <w:commentRangeStart w:id="35"/>
+      <w:commentRangeStart w:id="38"/>
       <w:r>
         <w:rPr>
           <w:color w:val="215E99" w:themeColor="text2" w:themeTint="BF"/>
@@ -13527,7 +13949,7 @@
         </w:rPr>
         <w:t xml:space="preserve">graphical representation </w:t>
       </w:r>
-      <w:commentRangeEnd w:id="35"/>
+      <w:commentRangeEnd w:id="38"/>
       <w:r>
         <w:rPr>
           <w:rStyle w:val="Kommentarhenvisning"/>
@@ -13536,7 +13958,7 @@
           <w:szCs w:val="24"/>
           <w:lang w:val="en-US"/>
         </w:rPr>
-        <w:commentReference w:id="35"/>
+        <w:commentReference w:id="38"/>
       </w:r>
       <w:r>
         <w:rPr>
@@ -13565,7 +13987,7 @@
           <w:lang w:val="en-US"/>
         </w:rPr>
       </w:pPr>
-      <w:bookmarkStart w:id="36" w:name="_Toc239334278"/>
+      <w:bookmarkStart w:id="39" w:name="_Toc239334278"/>
       <w:r>
         <w:rPr>
           <w:rFonts w:ascii="Times New Roman" w:hAnsi="Times New Roman" w:cs="Times New Roman"/>
@@ -13588,7 +14010,7 @@
         </w:rPr>
         <w:t>Analysis set</w:t>
       </w:r>
-      <w:bookmarkEnd w:id="36"/>
+      <w:bookmarkEnd w:id="39"/>
     </w:p>
     <w:p>
       <w:pPr>
@@ -13604,7 +14026,7 @@
         </w:rPr>
         <w:t xml:space="preserve">Full analysis set: </w:t>
       </w:r>
-      <w:commentRangeStart w:id="37"/>
+      <w:commentRangeStart w:id="40"/>
       <w:r>
         <w:rPr>
           <w:rFonts w:ascii="Times New Roman" w:hAnsi="Times New Roman" w:cs="Times New Roman"/>
@@ -13612,7 +14034,7 @@
         </w:rPr>
         <w:t>all randomized subjects</w:t>
       </w:r>
-      <w:commentRangeEnd w:id="37"/>
+      <w:commentRangeEnd w:id="40"/>
       <w:r>
         <w:rPr>
           <w:rStyle w:val="Kommentarhenvisning"/>
@@ -13621,56 +14043,7 @@
           <w:szCs w:val="24"/>
           <w:lang w:val="en-US"/>
         </w:rPr>
-        <w:commentReference w:id="37"/>
-      </w:r>
-    </w:p>
-    <w:p>
-      <w:pPr>
-        <w:rPr>
-          <w:rFonts w:ascii="Times New Roman" w:hAnsi="Times New Roman" w:cs="Times New Roman"/>
-          <w:lang w:val="en-US"/>
-        </w:rPr>
-      </w:pPr>
-      <w:commentRangeStart w:id="38"/>
-      <w:r>
-        <w:rPr>
-          <w:rFonts w:ascii="Times New Roman" w:hAnsi="Times New Roman" w:cs="Times New Roman"/>
-          <w:lang w:val="en-US"/>
-        </w:rPr>
-        <w:t>Efficacy set</w:t>
-      </w:r>
-      <w:commentRangeEnd w:id="38"/>
-      <w:r>
-        <w:rPr>
-          <w:rStyle w:val="Kommentarhenvisning"/>
-          <w:rFonts w:ascii="Times New Roman" w:hAnsi="Times New Roman" w:cs="Times New Roman"/>
-          <w:sz w:val="24"/>
-          <w:szCs w:val="24"/>
-          <w:lang w:val="en-US"/>
-        </w:rPr>
-        <w:commentReference w:id="38"/>
-      </w:r>
-      <w:r>
-        <w:rPr>
-          <w:rFonts w:ascii="Times New Roman" w:hAnsi="Times New Roman" w:cs="Times New Roman"/>
-          <w:lang w:val="en-US"/>
-        </w:rPr>
-        <w:t xml:space="preserve">: all subjects who received at least treatment dose </w:t>
-      </w:r>
-    </w:p>
-    <w:p>
-      <w:pPr>
-        <w:rPr>
-          <w:rFonts w:ascii="Times New Roman" w:hAnsi="Times New Roman" w:cs="Times New Roman"/>
-          <w:lang w:val="en-US"/>
-        </w:rPr>
-      </w:pPr>
-      <w:r>
-        <w:rPr>
-          <w:rFonts w:ascii="Times New Roman" w:hAnsi="Times New Roman" w:cs="Times New Roman"/>
-          <w:lang w:val="en-US"/>
-        </w:rPr>
-        <w:t>…</w:t>
+        <w:commentReference w:id="40"/>
       </w:r>
     </w:p>
     <w:p>
@@ -13683,7 +14056,7 @@
           <w:lang w:val="en-US"/>
         </w:rPr>
       </w:pPr>
-      <w:commentRangeStart w:id="39"/>
+      <w:commentRangeStart w:id="41"/>
       <w:r>
         <w:rPr>
           <w:rFonts w:asciiTheme="minorHAnsi" w:eastAsiaTheme="minorHAnsi" w:hAnsiTheme="minorHAnsi" w:cstheme="minorBidi"/>
@@ -13711,7 +14084,7 @@
         </w:rPr>
         <w:t xml:space="preserve"> </w:t>
       </w:r>
-      <w:commentRangeEnd w:id="39"/>
+      <w:commentRangeEnd w:id="41"/>
       <w:r>
         <w:rPr>
           <w:rStyle w:val="Kommentarhenvisning"/>
@@ -13720,7 +14093,7 @@
           <w:szCs w:val="20"/>
           <w:lang w:val="en-US"/>
         </w:rPr>
-        <w:commentReference w:id="39"/>
+        <w:commentReference w:id="41"/>
       </w:r>
     </w:p>
     <w:p>
@@ -13945,14 +14318,7 @@
           <w:color w:val="215E99" w:themeColor="text2" w:themeTint="BF"/>
           <w:lang w:val="en-US"/>
         </w:rPr>
-        <w:t xml:space="preserve"> on </w:t>
-      </w:r>
-      <w:r>
-        <w:rPr>
-          <w:color w:val="215E99" w:themeColor="text2" w:themeTint="BF"/>
-          <w:lang w:val="en-US"/>
-        </w:rPr>
-        <w:t>full analysis set vs. efficacy set:</w:t>
+        <w:t xml:space="preserve"> on full analysis set vs. efficacy set:</w:t>
       </w:r>
       <w:r>
         <w:rPr>
@@ -13974,71 +14340,84 @@
           <w:color w:val="215E99" w:themeColor="text2" w:themeTint="BF"/>
           <w:lang w:val="en-US"/>
         </w:rPr>
-        <w:t>[</w:t>
-      </w:r>
-      <w:r>
-        <w:rPr>
-          <w:color w:val="215E99" w:themeColor="text2" w:themeTint="BF"/>
-          <w:lang w:val="en-US"/>
-        </w:rPr>
-        <w:t>In superiority trials</w:t>
-      </w:r>
-      <w:r>
-        <w:rPr>
-          <w:color w:val="215E99" w:themeColor="text2" w:themeTint="BF"/>
-          <w:lang w:val="en-US"/>
-        </w:rPr>
-        <w:t>] ‘</w:t>
-      </w:r>
-      <w:r>
-        <w:rPr>
-          <w:color w:val="215E99" w:themeColor="text2" w:themeTint="BF"/>
-          <w:lang w:val="en-US"/>
-        </w:rPr>
-        <w:t>the use of the full analysis set provides a conservative strategy […] However, in an equivalence or noninferiority trial, use of the full analysis set is generally not conservative and its</w:t>
-      </w:r>
-      <w:r>
-        <w:rPr>
-          <w:color w:val="215E99" w:themeColor="text2" w:themeTint="BF"/>
+        <w:t xml:space="preserve">[In superiority trials] ‘the use of the full analysis set provides a conservative strategy […] However, in an equivalence or noninferiority trial, use of the full analysis set is generally not conservative and its role should be considered very carefully’ </w:t>
+      </w:r>
+    </w:p>
+    <w:p>
+      <w:pPr>
+        <w:rPr>
+          <w:color w:val="215E99" w:themeColor="text2" w:themeTint="BF"/>
+          <w:lang w:val="en-US"/>
+        </w:rPr>
+      </w:pPr>
+      <w:r>
+        <w:rPr>
+          <w:color w:val="215E99" w:themeColor="text2" w:themeTint="BF"/>
+          <w:lang w:val="en-US"/>
+        </w:rPr>
+        <w:t>Intuitively if there is a substantial and similar deviation to treatment protocol in both group, one may have ITT equivalence but this is more based on deviation than on the treatment comparison itself.</w:t>
+      </w:r>
+    </w:p>
+    <w:p>
+      <w:pPr>
+        <w:rPr>
+          <w:rFonts w:ascii="Times New Roman" w:hAnsi="Times New Roman" w:cs="Times New Roman"/>
+          <w:lang w:val="en-US"/>
+        </w:rPr>
+      </w:pPr>
+      <w:commentRangeStart w:id="42"/>
+      <w:r>
+        <w:rPr>
+          <w:rFonts w:ascii="Times New Roman" w:hAnsi="Times New Roman" w:cs="Times New Roman"/>
+          <w:lang w:val="en-US"/>
+        </w:rPr>
+        <w:t>Efficacy set</w:t>
+      </w:r>
+      <w:commentRangeEnd w:id="42"/>
+      <w:r>
+        <w:rPr>
+          <w:rStyle w:val="Kommentarhenvisning"/>
+          <w:rFonts w:ascii="Times New Roman" w:hAnsi="Times New Roman" w:cs="Times New Roman"/>
+          <w:sz w:val="24"/>
+          <w:szCs w:val="24"/>
+          <w:lang w:val="en-US"/>
+        </w:rPr>
+        <w:commentReference w:id="42"/>
+      </w:r>
+      <w:r>
+        <w:rPr>
+          <w:rFonts w:ascii="Times New Roman" w:hAnsi="Times New Roman" w:cs="Times New Roman"/>
+          <w:lang w:val="en-US"/>
+        </w:rPr>
+        <w:t xml:space="preserve">: all </w:t>
+      </w:r>
+      <w:r>
+        <w:rPr>
+          <w:rFonts w:ascii="Times New Roman" w:hAnsi="Times New Roman" w:cs="Times New Roman"/>
+          <w:lang w:val="en-US"/>
+        </w:rPr>
+        <w:t xml:space="preserve">randomized </w:t>
+      </w:r>
+      <w:r>
+        <w:rPr>
+          <w:rFonts w:ascii="Times New Roman" w:hAnsi="Times New Roman" w:cs="Times New Roman"/>
+          <w:lang w:val="en-US"/>
+        </w:rPr>
+        <w:t xml:space="preserve">subjects who </w:t>
+      </w:r>
+      <w:r>
+        <w:rPr>
+          <w:rFonts w:ascii="Times New Roman" w:hAnsi="Times New Roman" w:cs="Times New Roman"/>
+          <w:lang w:val="en-US"/>
+        </w:rPr>
+        <w:t>completed the 2-hour intervention.</w:t>
+      </w:r>
+      <w:r>
+        <w:rPr>
+          <w:rFonts w:ascii="Times New Roman" w:hAnsi="Times New Roman" w:cs="Times New Roman"/>
           <w:lang w:val="en-US"/>
         </w:rPr>
         <w:t xml:space="preserve"> </w:t>
-      </w:r>
-      <w:r>
-        <w:rPr>
-          <w:color w:val="215E99" w:themeColor="text2" w:themeTint="BF"/>
-          <w:lang w:val="en-US"/>
-        </w:rPr>
-        <w:t xml:space="preserve">role should be considered very carefully’ </w:t>
-      </w:r>
-    </w:p>
-    <w:p>
-      <w:pPr>
-        <w:rPr>
-          <w:color w:val="215E99" w:themeColor="text2" w:themeTint="BF"/>
-          <w:lang w:val="en-US"/>
-        </w:rPr>
-      </w:pPr>
-      <w:r>
-        <w:rPr>
-          <w:color w:val="215E99" w:themeColor="text2" w:themeTint="BF"/>
-          <w:lang w:val="en-US"/>
-        </w:rPr>
-        <w:t xml:space="preserve">Intuitively if there </w:t>
-      </w:r>
-      <w:r>
-        <w:rPr>
-          <w:color w:val="215E99" w:themeColor="text2" w:themeTint="BF"/>
-          <w:lang w:val="en-US"/>
-        </w:rPr>
-        <w:t>is a substantial</w:t>
-      </w:r>
-      <w:r>
-        <w:rPr>
-          <w:color w:val="215E99" w:themeColor="text2" w:themeTint="BF"/>
-          <w:lang w:val="en-US"/>
-        </w:rPr>
-        <w:t xml:space="preserve"> and similar deviation to treatment protocol in both group, one may have ITT equivalence but this is more based on deviation than on the treatment comparison itself.</w:t>
       </w:r>
     </w:p>
     <w:p>
@@ -14053,10 +14432,82 @@
       </w:pPr>
       <w:r>
         <w:rPr>
-          <w:rFonts w:ascii="Times New Roman" w:hAnsi="Times New Roman" w:cs="Times New Roman"/>
-          <w:lang w:val="en-US"/>
-        </w:rPr>
-        <w:br w:type="page"/>
+          <w:color w:val="215E99" w:themeColor="text2" w:themeTint="BF"/>
+          <w:lang w:val="en-US"/>
+        </w:rPr>
+        <w:t xml:space="preserve">When doing a per-protocol / efficacy analysis, excluding subjects because of non-compliance may not be wise. Consider a study where the primary endpoint is the area under the curve of the anxiety during intervention day which lasts 4 hours. A subject who stop complying to the protocol </w:t>
+      </w:r>
+      <w:r>
+        <w:rPr>
+          <w:color w:val="215E99" w:themeColor="text2" w:themeTint="BF"/>
+          <w:lang w:val="en-US"/>
+        </w:rPr>
+        <w:t xml:space="preserve">(say take rescue medication </w:t>
+      </w:r>
+      <w:r>
+        <w:rPr>
+          <w:color w:val="215E99" w:themeColor="text2" w:themeTint="BF"/>
+          <w:lang w:val="en-US"/>
+        </w:rPr>
+        <w:t xml:space="preserve">or refuse to continue treatment) after 2 hours has perfectly valid observations during the first two hours. Data </w:t>
+      </w:r>
+      <w:r>
+        <w:rPr>
+          <w:color w:val="215E99" w:themeColor="text2" w:themeTint="BF"/>
+          <w:lang w:val="en-US"/>
+        </w:rPr>
+        <w:lastRenderedPageBreak/>
+        <w:t>is only invalid beyond the 2</w:t>
+      </w:r>
+      <w:r>
+        <w:rPr>
+          <w:color w:val="215E99" w:themeColor="text2" w:themeTint="BF"/>
+          <w:vertAlign w:val="superscript"/>
+          <w:lang w:val="en-US"/>
+        </w:rPr>
+        <w:t>nd</w:t>
+      </w:r>
+      <w:r>
+        <w:rPr>
+          <w:color w:val="215E99" w:themeColor="text2" w:themeTint="BF"/>
+          <w:lang w:val="en-US"/>
+        </w:rPr>
+        <w:t xml:space="preserve"> hour. </w:t>
+      </w:r>
+      <w:r>
+        <w:rPr>
+          <w:color w:val="215E99" w:themeColor="text2" w:themeTint="BF"/>
+          <w:lang w:val="en-US"/>
+        </w:rPr>
+        <w:t xml:space="preserve">Instead of excluding the subject, one should set the post 2 hours ‘invalid’ data to missing and find a good way to handle such missing data. This avoid discarding good data (better powered) and </w:t>
+      </w:r>
+      <w:r>
+        <w:rPr>
+          <w:color w:val="215E99" w:themeColor="text2" w:themeTint="BF"/>
+          <w:lang w:val="en-US"/>
+        </w:rPr>
+        <w:t>is less</w:t>
+      </w:r>
+      <w:r>
+        <w:rPr>
+          <w:color w:val="215E99" w:themeColor="text2" w:themeTint="BF"/>
+          <w:lang w:val="en-US"/>
+        </w:rPr>
+        <w:t xml:space="preserve"> prone to selection bias. It also corresponds to a </w:t>
+      </w:r>
+      <w:r>
+        <w:rPr>
+          <w:color w:val="215E99" w:themeColor="text2" w:themeTint="BF"/>
+          <w:lang w:val="en-US"/>
+        </w:rPr>
+        <w:t>clearer</w:t>
+      </w:r>
+      <w:r>
+        <w:rPr>
+          <w:color w:val="215E99" w:themeColor="text2" w:themeTint="BF"/>
+          <w:lang w:val="en-US"/>
+        </w:rPr>
+        <w:t xml:space="preserve"> population ‘all randomized subjects had they all complied to protocol’ (at the cost of being in an hypothetical world).</w:t>
       </w:r>
     </w:p>
     <w:p>
@@ -14067,13 +14518,12 @@
           <w:lang w:val="en-US"/>
         </w:rPr>
       </w:pPr>
-      <w:bookmarkStart w:id="40" w:name="_Toc239334279"/>
-      <w:r>
-        <w:rPr>
-          <w:rFonts w:ascii="Times New Roman" w:hAnsi="Times New Roman" w:cs="Times New Roman"/>
-          <w:lang w:val="en-US"/>
-        </w:rPr>
-        <w:lastRenderedPageBreak/>
+      <w:bookmarkStart w:id="43" w:name="_Toc239334279"/>
+      <w:r>
+        <w:rPr>
+          <w:rFonts w:ascii="Times New Roman" w:hAnsi="Times New Roman" w:cs="Times New Roman"/>
+          <w:lang w:val="en-US"/>
+        </w:rPr>
         <w:t>4</w:t>
       </w:r>
       <w:r>
@@ -14090,7 +14540,7 @@
         </w:rPr>
         <w:t>Statistical analyses</w:t>
       </w:r>
-      <w:bookmarkEnd w:id="40"/>
+      <w:bookmarkEnd w:id="43"/>
     </w:p>
     <w:p>
       <w:pPr>
@@ -14101,7 +14551,7 @@
           <w:lang w:val="en-US"/>
         </w:rPr>
       </w:pPr>
-      <w:bookmarkStart w:id="41" w:name="_Toc239334280"/>
+      <w:bookmarkStart w:id="44" w:name="_Toc239334280"/>
       <w:r>
         <w:rPr>
           <w:rStyle w:val="Svagfremhvning"/>
@@ -14126,7 +14576,7 @@
         </w:rPr>
         <w:t>General considerations</w:t>
       </w:r>
-      <w:bookmarkEnd w:id="41"/>
+      <w:bookmarkEnd w:id="44"/>
     </w:p>
     <w:p>
       <w:pPr>
@@ -14160,7 +14610,7 @@
           <w:lang w:val="en-US"/>
         </w:rPr>
       </w:pPr>
-      <w:commentRangeStart w:id="42"/>
+      <w:commentRangeStart w:id="45"/>
       <w:r>
         <w:rPr>
           <w:lang w:val="en-US"/>
@@ -14245,7 +14695,7 @@
         </w:rPr>
         <w:t>.</w:t>
       </w:r>
-      <w:commentRangeEnd w:id="42"/>
+      <w:commentRangeEnd w:id="45"/>
       <w:r>
         <w:rPr>
           <w:rStyle w:val="Kommentarhenvisning"/>
@@ -14253,7 +14703,7 @@
           <w:szCs w:val="24"/>
           <w:lang w:val="en-US"/>
         </w:rPr>
-        <w:commentReference w:id="42"/>
+        <w:commentReference w:id="45"/>
       </w:r>
     </w:p>
     <w:p>
@@ -14281,14 +14731,14 @@
         </w:rPr>
         <w:t xml:space="preserve">All tests that will be performed will be two-sided even when the research question or background knowledge corresponds to a directional hypothesis.  This is to ensure logical consistency between p-values and confidence intervals (CIs) while </w:t>
       </w:r>
-      <w:commentRangeStart w:id="43"/>
+      <w:commentRangeStart w:id="46"/>
       <w:r>
         <w:rPr>
           <w:lang w:val="en-US"/>
         </w:rPr>
         <w:t>having CIs with a finite lower and upper bound</w:t>
       </w:r>
-      <w:commentRangeEnd w:id="43"/>
+      <w:commentRangeEnd w:id="46"/>
       <w:r>
         <w:rPr>
           <w:rStyle w:val="Kommentarhenvisning"/>
@@ -14296,7 +14746,7 @@
           <w:szCs w:val="24"/>
           <w:lang w:val="en-US"/>
         </w:rPr>
-        <w:commentReference w:id="43"/>
+        <w:commentReference w:id="46"/>
       </w:r>
       <w:r>
         <w:rPr>
@@ -14371,7 +14821,7 @@
           <w:lang w:val="en-US"/>
         </w:rPr>
       </w:pPr>
-      <w:bookmarkStart w:id="44" w:name="_Toc239334281"/>
+      <w:bookmarkStart w:id="47" w:name="_Toc239334281"/>
       <w:r>
         <w:rPr>
           <w:rStyle w:val="Svagfremhvning"/>
@@ -14412,7 +14862,7 @@
         </w:rPr>
         <w:t>Software</w:t>
       </w:r>
-      <w:bookmarkEnd w:id="44"/>
+      <w:bookmarkEnd w:id="47"/>
     </w:p>
     <w:p>
       <w:pPr>
@@ -14551,7 +15001,7 @@
           <w:lang w:val="en-US"/>
         </w:rPr>
       </w:pPr>
-      <w:bookmarkStart w:id="45" w:name="_Toc239334282"/>
+      <w:bookmarkStart w:id="48" w:name="_Toc239334282"/>
       <w:r>
         <w:rPr>
           <w:rStyle w:val="Svagfremhvning"/>
@@ -14600,7 +15050,7 @@
         </w:rPr>
         <w:t>intercurrent events</w:t>
       </w:r>
-      <w:bookmarkEnd w:id="45"/>
+      <w:bookmarkEnd w:id="48"/>
     </w:p>
     <w:p>
       <w:pPr>
@@ -14643,6 +15093,7 @@
           <w:color w:val="215E99" w:themeColor="text2" w:themeTint="BF"/>
           <w:lang w:val="en-US"/>
         </w:rPr>
+        <w:lastRenderedPageBreak/>
         <w:t>For the intention to treat (ITT) ‘modifying events’ are generally handle using the observed value, i.e. the analysis is made regardless to the occurrence of the intercurrent event (</w:t>
       </w:r>
       <w:r>
@@ -14701,15 +15152,7 @@
           <w:color w:val="215E99" w:themeColor="text2" w:themeTint="BF"/>
           <w:lang w:val="en-US"/>
         </w:rPr>
-        <w:t xml:space="preserve"> but not to exist (e.g. sleep, seizure) one may resort to statistical modeling to </w:t>
-      </w:r>
-      <w:r>
-        <w:rPr>
-          <w:color w:val="215E99" w:themeColor="text2" w:themeTint="BF"/>
-          <w:lang w:val="en-US"/>
-        </w:rPr>
-        <w:lastRenderedPageBreak/>
-        <w:t>obtain values ‘had the intercurrent event not occurred’ (</w:t>
+        <w:t xml:space="preserve"> but not to exist (e.g. sleep, seizure) one may resort to statistical modeling to obtain values ‘had the intercurrent event not occurred’ (</w:t>
       </w:r>
       <w:r>
         <w:rPr>
@@ -15884,13 +16327,14 @@
           <w:lang w:val="en-US"/>
         </w:rPr>
       </w:pPr>
-      <w:bookmarkStart w:id="46" w:name="_Toc239334283"/>
+      <w:bookmarkStart w:id="49" w:name="_Toc239334283"/>
       <w:r>
         <w:rPr>
           <w:rStyle w:val="Svagfremhvning"/>
           <w:rFonts w:ascii="Times New Roman" w:hAnsi="Times New Roman" w:cs="Times New Roman"/>
           <w:lang w:val="en-US"/>
         </w:rPr>
+        <w:lastRenderedPageBreak/>
         <w:t>4</w:t>
       </w:r>
       <w:r>
@@ -15925,7 +16369,7 @@
         </w:rPr>
         <w:t>Handling of missing data</w:t>
       </w:r>
-      <w:bookmarkEnd w:id="46"/>
+      <w:bookmarkEnd w:id="49"/>
     </w:p>
     <w:p>
       <w:pPr>
@@ -15973,7 +16417,6 @@
           <w:color w:val="215E99" w:themeColor="text2" w:themeTint="BF"/>
           <w:lang w:val="en-US"/>
         </w:rPr>
-        <w:lastRenderedPageBreak/>
         <w:t>what to do with missing data where the cause is unknown (e.g. drop-out). Those were not part of the previous subsection.</w:t>
       </w:r>
     </w:p>
@@ -16039,14 +16482,14 @@
         </w:rPr>
         <w:t xml:space="preserve"> For the primary and the key secondary analyses only missing outcome values are expected as the other </w:t>
       </w:r>
-      <w:commentRangeStart w:id="47"/>
+      <w:commentRangeStart w:id="50"/>
       <w:r>
         <w:rPr>
           <w:lang w:val="en-US"/>
         </w:rPr>
         <w:t>variables should be measured at baseline</w:t>
       </w:r>
-      <w:commentRangeEnd w:id="47"/>
+      <w:commentRangeEnd w:id="50"/>
       <w:r>
         <w:rPr>
           <w:rStyle w:val="Kommentarhenvisning"/>
@@ -16054,7 +16497,7 @@
           <w:szCs w:val="24"/>
           <w:lang w:val="en-US"/>
         </w:rPr>
-        <w:commentReference w:id="47"/>
+        <w:commentReference w:id="50"/>
       </w:r>
       <w:r>
         <w:rPr>
@@ -16582,7 +17025,7 @@
                 <w:lang w:val="en-US"/>
               </w:rPr>
             </w:pPr>
-            <w:commentRangeStart w:id="48"/>
+            <w:commentRangeStart w:id="51"/>
             <w:r>
               <w:rPr>
                 <w:color w:val="215E99" w:themeColor="text2" w:themeTint="BF"/>
@@ -16590,7 +17033,7 @@
               </w:rPr>
               <w:t>-</w:t>
             </w:r>
-            <w:commentRangeEnd w:id="48"/>
+            <w:commentRangeEnd w:id="51"/>
             <w:r>
               <w:rPr>
                 <w:rStyle w:val="Kommentarhenvisning"/>
@@ -16599,7 +17042,7 @@
                 <w:szCs w:val="24"/>
                 <w:lang w:val="en-US"/>
               </w:rPr>
-              <w:commentReference w:id="48"/>
+              <w:commentReference w:id="51"/>
             </w:r>
           </w:p>
         </w:tc>
@@ -16822,7 +17265,15 @@
           <w:color w:val="215E99" w:themeColor="text2" w:themeTint="BF"/>
           <w:lang w:val="en-US"/>
         </w:rPr>
-        <w:t xml:space="preserve"> When referring to an intercurrent event, if one has a few subjects with the intercurrent event and full follow-up, one can use those to represent the subjects with missing values.</w:t>
+        <w:t xml:space="preserve"> When referring </w:t>
+      </w:r>
+      <w:r>
+        <w:rPr>
+          <w:color w:val="215E99" w:themeColor="text2" w:themeTint="BF"/>
+          <w:lang w:val="en-US"/>
+        </w:rPr>
+        <w:lastRenderedPageBreak/>
+        <w:t>to an intercurrent event, if one has a few subjects with the intercurrent event and full follow-up, one can use those to represent the subjects with missing values.</w:t>
       </w:r>
     </w:p>
     <w:p>
@@ -16872,15 +17323,7 @@
           <w:color w:val="215E99" w:themeColor="text2" w:themeTint="BF"/>
           <w:lang w:val="en-US"/>
         </w:rPr>
-        <w:t xml:space="preserve">, when sharing the same baseline </w:t>
-      </w:r>
-      <w:r>
-        <w:rPr>
-          <w:color w:val="215E99" w:themeColor="text2" w:themeTint="BF"/>
-          <w:lang w:val="en-US"/>
-        </w:rPr>
-        <w:lastRenderedPageBreak/>
-        <w:t>covariates</w:t>
+        <w:t>, when sharing the same baseline covariates</w:t>
       </w:r>
       <w:r>
         <w:rPr>
@@ -17251,6 +17694,7 @@
           <w:color w:val="215E99" w:themeColor="text2" w:themeTint="BF"/>
           <w:lang w:val="en-US"/>
         </w:rPr>
+        <w:lastRenderedPageBreak/>
         <w:t>Other sensitivity analyses may investigate the</w:t>
       </w:r>
       <w:r>
@@ -17309,7 +17753,6 @@
           <w:szCs w:val="32"/>
           <w:lang w:val="en-US"/>
         </w:rPr>
-        <w:lastRenderedPageBreak/>
         <w:t>4.</w:t>
       </w:r>
       <w:r>
@@ -17431,7 +17874,7 @@
           <w:lang w:val="en-US"/>
         </w:rPr>
       </w:pPr>
-      <w:bookmarkStart w:id="49" w:name="_Toc239334284"/>
+      <w:bookmarkStart w:id="52" w:name="_Toc239334284"/>
       <w:r>
         <w:rPr>
           <w:rFonts w:ascii="Times New Roman" w:hAnsi="Times New Roman" w:cs="Times New Roman"/>
@@ -17454,7 +17897,7 @@
         </w:rPr>
         <w:t>Supplementary analyses</w:t>
       </w:r>
-      <w:bookmarkEnd w:id="49"/>
+      <w:bookmarkEnd w:id="52"/>
     </w:p>
     <w:p>
       <w:pPr>
@@ -17464,7 +17907,7 @@
           <w:lang w:val="en-US"/>
         </w:rPr>
       </w:pPr>
-      <w:bookmarkStart w:id="50" w:name="_Toc239334285"/>
+      <w:bookmarkStart w:id="53" w:name="_Toc239334285"/>
       <w:r>
         <w:rPr>
           <w:rStyle w:val="Svagfremhvning"/>
@@ -17504,7 +17947,7 @@
         </w:rPr>
         <w:t>Safety evaluations</w:t>
       </w:r>
-      <w:bookmarkEnd w:id="50"/>
+      <w:bookmarkEnd w:id="53"/>
     </w:p>
     <w:p>
       <w:pPr>
@@ -17536,7 +17979,7 @@
           <w:lang w:val="en-US"/>
         </w:rPr>
       </w:pPr>
-      <w:bookmarkStart w:id="51" w:name="_Toc239334286"/>
+      <w:bookmarkStart w:id="54" w:name="_Toc239334286"/>
       <w:r>
         <w:rPr>
           <w:rStyle w:val="Svagfremhvning"/>
@@ -17576,7 +18019,7 @@
         </w:rPr>
         <w:t>Exploratory analyses</w:t>
       </w:r>
-      <w:bookmarkEnd w:id="51"/>
+      <w:bookmarkEnd w:id="54"/>
       <w:r>
         <w:rPr>
           <w:rFonts w:ascii="Times New Roman" w:hAnsi="Times New Roman" w:cs="Times New Roman"/>
@@ -17626,7 +18069,7 @@
           <w:lang w:val="en-US"/>
         </w:rPr>
       </w:pPr>
-      <w:bookmarkStart w:id="52" w:name="_Toc239334287"/>
+      <w:bookmarkStart w:id="55" w:name="_Toc239334287"/>
       <w:r>
         <w:rPr>
           <w:rFonts w:ascii="Times New Roman" w:hAnsi="Times New Roman" w:cs="Times New Roman"/>
@@ -17648,7 +18091,7 @@
         </w:rPr>
         <w:t>Trial monitoring and Interim analyses</w:t>
       </w:r>
-      <w:bookmarkEnd w:id="52"/>
+      <w:bookmarkEnd w:id="55"/>
     </w:p>
     <w:p>
       <w:pPr>
@@ -17717,7 +18160,7 @@
         </w:rPr>
         <w:t xml:space="preserve">, </w:t>
       </w:r>
-      <w:commentRangeStart w:id="53"/>
+      <w:commentRangeStart w:id="56"/>
       <w:r>
         <w:rPr>
           <w:rFonts w:ascii="Times New Roman" w:hAnsi="Times New Roman" w:cs="Times New Roman"/>
@@ -17726,7 +18169,7 @@
         </w:rPr>
         <w:t>e.g.</w:t>
       </w:r>
-      <w:commentRangeEnd w:id="53"/>
+      <w:commentRangeEnd w:id="56"/>
       <w:r>
         <w:rPr>
           <w:rStyle w:val="Kommentarhenvisning"/>
@@ -17736,7 +18179,7 @@
           <w:szCs w:val="24"/>
           <w:lang w:val="en-US"/>
         </w:rPr>
-        <w:commentReference w:id="53"/>
+        <w:commentReference w:id="56"/>
       </w:r>
       <w:r>
         <w:rPr>
@@ -18143,7 +18586,7 @@
         </w:rPr>
         <w:t xml:space="preserve"> ONLY the DSMB should be unblinded at interim and it should not be expected to provide results at interim that can unblind the sponsor/research team. </w:t>
       </w:r>
-      <w:commentRangeStart w:id="54"/>
+      <w:commentRangeStart w:id="57"/>
       <w:r>
         <w:rPr>
           <w:rFonts w:ascii="Times New Roman" w:hAnsi="Times New Roman" w:cs="Times New Roman"/>
@@ -18152,7 +18595,7 @@
         </w:rPr>
         <w:t>They will ‘just’ say stop or continue the trial without further detail about the magnitude or statistical significance of the estimated intervention effect</w:t>
       </w:r>
-      <w:commentRangeEnd w:id="54"/>
+      <w:commentRangeEnd w:id="57"/>
       <w:r>
         <w:rPr>
           <w:rStyle w:val="Kommentarhenvisning"/>
@@ -18162,7 +18605,7 @@
           <w:szCs w:val="24"/>
           <w:lang w:val="en-US"/>
         </w:rPr>
-        <w:commentReference w:id="54"/>
+        <w:commentReference w:id="57"/>
       </w:r>
       <w:r>
         <w:rPr>
@@ -18214,7 +18657,7 @@
         </w:rPr>
         <w:t>i</w:t>
       </w:r>
-      <w:commentRangeStart w:id="55"/>
+      <w:commentRangeStart w:id="58"/>
       <w:r>
         <w:rPr>
           <w:rFonts w:ascii="Times New Roman" w:hAnsi="Times New Roman" w:cs="Times New Roman"/>
@@ -18223,7 +18666,7 @@
         </w:rPr>
         <w:t>ncomplete data at interim (pipeline patients) and need for a decision analysis.</w:t>
       </w:r>
-      <w:commentRangeEnd w:id="55"/>
+      <w:commentRangeEnd w:id="58"/>
       <w:r>
         <w:rPr>
           <w:rStyle w:val="Kommentarhenvisning"/>
@@ -18232,7 +18675,7 @@
           <w:szCs w:val="24"/>
           <w:lang w:val="en-US"/>
         </w:rPr>
-        <w:commentReference w:id="55"/>
+        <w:commentReference w:id="58"/>
       </w:r>
     </w:p>
     <w:p>
@@ -18293,7 +18736,7 @@
           <w:lang w:val="en-US"/>
         </w:rPr>
       </w:pPr>
-      <w:bookmarkStart w:id="56" w:name="_Toc239334288"/>
+      <w:bookmarkStart w:id="59" w:name="_Toc239334288"/>
       <w:r>
         <w:rPr>
           <w:rFonts w:ascii="Times New Roman" w:hAnsi="Times New Roman" w:cs="Times New Roman"/>
@@ -18302,7 +18745,7 @@
         <w:lastRenderedPageBreak/>
         <w:t>References</w:t>
       </w:r>
-      <w:bookmarkEnd w:id="56"/>
+      <w:bookmarkEnd w:id="59"/>
       <w:r>
         <w:rPr>
           <w:rFonts w:ascii="Times New Roman" w:hAnsi="Times New Roman" w:cs="Times New Roman"/>
@@ -18345,7 +18788,7 @@
           <w:lang w:val="en-US"/>
         </w:rPr>
       </w:pPr>
-      <w:bookmarkStart w:id="57" w:name="_Toc239334289"/>
+      <w:bookmarkStart w:id="60" w:name="_Toc239334289"/>
       <w:r>
         <w:rPr>
           <w:rFonts w:ascii="Times New Roman" w:hAnsi="Times New Roman" w:cs="Times New Roman"/>
@@ -18354,7 +18797,7 @@
         <w:lastRenderedPageBreak/>
         <w:t>Appendix A. R code for primary outcome analyses</w:t>
       </w:r>
-      <w:bookmarkEnd w:id="57"/>
+      <w:bookmarkEnd w:id="60"/>
       <w:r>
         <w:rPr>
           <w:rFonts w:ascii="Times New Roman" w:hAnsi="Times New Roman" w:cs="Times New Roman"/>
@@ -18423,7 +18866,7 @@
           <w:lang w:val="en-US"/>
         </w:rPr>
       </w:pPr>
-      <w:bookmarkStart w:id="58" w:name="_Toc239334290"/>
+      <w:bookmarkStart w:id="61" w:name="_Toc239334290"/>
       <w:r>
         <w:rPr>
           <w:rStyle w:val="Svagfremhvning"/>
@@ -18432,7 +18875,7 @@
         </w:rPr>
         <w:t>Primary analyses</w:t>
       </w:r>
-      <w:bookmarkEnd w:id="58"/>
+      <w:bookmarkEnd w:id="61"/>
       <w:r>
         <w:rPr>
           <w:rStyle w:val="Svagfremhvning"/>
@@ -18573,7 +19016,7 @@
       </w:r>
     </w:p>
   </w:comment>
-  <w:comment w:id="3" w:author="Brice Maxime Hugues Ozenne" w:date="2026-09-03T09:55:00Z" w:initials="BO">
+  <w:comment w:id="5" w:author="Brice Maxime Hugues Ozenne" w:date="2026-09-07T14:24:00Z" w:initials="BO">
     <w:p>
       <w:pPr>
         <w:pStyle w:val="Kommentartekst"/>
@@ -18589,7 +19032,7 @@
       </w:r>
     </w:p>
   </w:comment>
-  <w:comment w:id="4" w:author="Brice Maxime Hugues Ozenne" w:date="2026-08-27T18:42:00Z" w:initials="BO">
+  <w:comment w:id="7" w:author="Brice Maxime Hugues Ozenne" w:date="2026-09-03T11:18:00Z" w:initials="BO">
     <w:p>
       <w:pPr>
         <w:pStyle w:val="Kommentartekst"/>
@@ -18601,9 +19044,174 @@
         <w:annotationRef/>
       </w:r>
       <w:r>
+        <w:t>Most common one. This SAP template is written for a superiority trial.</w:t>
+      </w:r>
+    </w:p>
+  </w:comment>
+  <w:comment w:id="8" w:author="Brice Maxime Hugues Ozenne" w:date="2026-09-03T11:19:00Z" w:initials="BO">
+    <w:p>
+      <w:pPr>
+        <w:pStyle w:val="Kommentartekst"/>
+      </w:pPr>
+      <w:r>
+        <w:rPr>
+          <w:rStyle w:val="Kommentarhenvisning"/>
+        </w:rPr>
+        <w:annotationRef/>
+      </w:r>
+      <w:r>
+        <w:t>Very important to specify the equivalence margin (its value) in the SAP</w:t>
+      </w:r>
+    </w:p>
+  </w:comment>
+  <w:comment w:id="9" w:author="Brice Maxime Hugues Ozenne" w:date="2026-09-03T10:45:00Z" w:initials="BO">
+    <w:p>
+      <w:pPr>
+        <w:pStyle w:val="Kommentartekst"/>
+      </w:pPr>
+      <w:r>
+        <w:rPr>
+          <w:rStyle w:val="Kommentarhenvisning"/>
+        </w:rPr>
+        <w:annotationRef/>
+      </w:r>
+      <w:r>
+        <w:t>The most problematic aspect is that this is more prone to post-randomization selection, e.g. if a subject refuse some of the baseline measurement or they could not be performed for technical reasons. Also one may realize that some inclusion / exclusion criteria are no more valid.</w:t>
+      </w:r>
+    </w:p>
+    <w:p>
+      <w:pPr>
+        <w:pStyle w:val="Kommentartekst"/>
+      </w:pPr>
+      <w:r>
+        <w:t>---&gt; generally more screening failure is preferable to post-randomization exclusion as only the later may be prone to selection bias (between the randomization arms).</w:t>
+      </w:r>
+    </w:p>
+    <w:p>
+      <w:pPr>
+        <w:pStyle w:val="Kommentartekst"/>
+      </w:pPr>
+    </w:p>
+    <w:p>
+      <w:pPr>
+        <w:pStyle w:val="Kommentartekst"/>
+      </w:pPr>
+      <w:r>
+        <w:t>Another problem is that technically the assessment is no more a baseline measurement. Even if the subject has not received the treatment yet, there is a (maybe small) risk that investigators or subjects manage to infer the treatment they have been randomized to. So it become a follow-up (post randomization, pre treatment ) measurement.</w:t>
+      </w:r>
+    </w:p>
+  </w:comment>
+  <w:comment w:id="10" w:author="Brice Maxime Hugues Ozenne" w:date="2026-09-03T11:21:00Z" w:initials="BO">
+    <w:p>
+      <w:pPr>
+        <w:pStyle w:val="Kommentartekst"/>
+      </w:pPr>
+      <w:r>
+        <w:rPr>
+          <w:rStyle w:val="Kommentarhenvisning"/>
+        </w:rPr>
+        <w:annotationRef/>
+      </w:r>
+      <w:r>
+        <w:t>Requires its own section where it is described in great details</w:t>
+      </w:r>
+    </w:p>
+  </w:comment>
+  <w:comment w:id="11" w:author="Brice Maxime Hugues Ozenne" w:date="2026-09-03T10:00:00Z" w:initials="BO">
+    <w:p>
+      <w:pPr>
+        <w:pStyle w:val="Kommentartekst"/>
+      </w:pPr>
+      <w:r>
+        <w:rPr>
+          <w:rStyle w:val="Kommentarhenvisning"/>
+        </w:rPr>
+        <w:annotationRef/>
+      </w:r>
+      <w:r>
+        <w:t>Those could be at two different times, if so clarify.</w:t>
+      </w:r>
+    </w:p>
+    <w:p>
+      <w:pPr>
+        <w:pStyle w:val="Kommentartekst"/>
+      </w:pPr>
+      <w:r>
+        <w:t>There could also be no baseline. If so mention it explicitely as it is important for the statistician to know that there whether there are baseline measurement to leverage. It’s a good idea in that case to put a one line explanation why the screening measurements should not be used, e.g. acquired at different times from an event (birth, disease diagnosis) so not comparable across study participants.</w:t>
+      </w:r>
+    </w:p>
+  </w:comment>
+  <w:comment w:id="12" w:author="Brice Maxime Hugues Ozenne" w:date="2026-09-03T10:48:00Z" w:initials="BO">
+    <w:p>
+      <w:pPr>
+        <w:pStyle w:val="Kommentartekst"/>
+      </w:pPr>
+      <w:r>
+        <w:rPr>
+          <w:rStyle w:val="Kommentarhenvisning"/>
+        </w:rPr>
+        <w:annotationRef/>
+      </w:r>
+      <w:r>
+        <w:t>Possibly two columns as they may be two different timepoitns.</w:t>
+      </w:r>
+    </w:p>
+  </w:comment>
+  <w:comment w:id="14" w:author="Brice Maxime Hugues Ozenne" w:date="2026-09-03T10:14:00Z" w:initials="BO">
+    <w:p>
+      <w:pPr>
+        <w:pStyle w:val="Kommentartekst"/>
+      </w:pPr>
+      <w:r>
+        <w:rPr>
+          <w:rStyle w:val="Kommentarhenvisning"/>
+        </w:rPr>
+        <w:annotationRef/>
+      </w:r>
+      <w:hyperlink r:id="rId1" w:history="1">
+        <w:r>
+          <w:rPr>
+            <w:rStyle w:val="Hyperlink"/>
+          </w:rPr>
+          <w:t>https://doi.org/10.3389/fpsyt.2020.00641</w:t>
+        </w:r>
+      </w:hyperlink>
+      <w:r>
+        <w:t xml:space="preserve"> </w:t>
+      </w:r>
+    </w:p>
+  </w:comment>
+  <w:comment w:id="15" w:author="Brice Maxime Hugues Ozenne" w:date="2026-09-03T10:34:00Z" w:initials="BO">
+    <w:p>
+      <w:pPr>
+        <w:pStyle w:val="Kommentartekst"/>
+      </w:pPr>
+      <w:r>
+        <w:rPr>
+          <w:rStyle w:val="Kommentarhenvisning"/>
+        </w:rPr>
+        <w:annotationRef/>
+      </w:r>
+      <w:r>
+        <w:t xml:space="preserve">To make it very clear that those where not the ones implemented during the trial. </w:t>
+      </w:r>
+    </w:p>
+  </w:comment>
+  <w:comment w:id="16" w:author="Brice Maxime Hugues Ozenne" w:date="2026-09-07T14:26:00Z" w:initials="BO">
+    <w:p>
+      <w:pPr>
+        <w:pStyle w:val="Kommentartekst"/>
+      </w:pPr>
+      <w:r>
+        <w:rPr>
+          <w:rStyle w:val="Kommentarhenvisning"/>
+        </w:rPr>
+        <w:annotationRef/>
+      </w:r>
+      <w:r>
         <w:t xml:space="preserve">Reference </w:t>
       </w:r>
-      <w:hyperlink r:id="rId1" w:history="1">
+      <w:hyperlink r:id="rId2" w:history="1">
         <w:r>
           <w:rPr>
             <w:rStyle w:val="Hyperlink"/>
@@ -18613,171 +19221,6 @@
       </w:hyperlink>
       <w:r>
         <w:t xml:space="preserve">  Another intersting reference: DOI: 10.1056/NEJMsm1605385 </w:t>
-      </w:r>
-    </w:p>
-  </w:comment>
-  <w:comment w:id="8" w:author="Brice Maxime Hugues Ozenne" w:date="2026-09-03T11:18:00Z" w:initials="BO">
-    <w:p>
-      <w:pPr>
-        <w:pStyle w:val="Kommentartekst"/>
-      </w:pPr>
-      <w:r>
-        <w:rPr>
-          <w:rStyle w:val="Kommentarhenvisning"/>
-        </w:rPr>
-        <w:annotationRef/>
-      </w:r>
-      <w:r>
-        <w:t>Most common one. This SAP template is written for a superiority trial.</w:t>
-      </w:r>
-    </w:p>
-  </w:comment>
-  <w:comment w:id="9" w:author="Brice Maxime Hugues Ozenne" w:date="2026-09-03T11:19:00Z" w:initials="BO">
-    <w:p>
-      <w:pPr>
-        <w:pStyle w:val="Kommentartekst"/>
-      </w:pPr>
-      <w:r>
-        <w:rPr>
-          <w:rStyle w:val="Kommentarhenvisning"/>
-        </w:rPr>
-        <w:annotationRef/>
-      </w:r>
-      <w:r>
-        <w:t>Very important to specify the equivalence margin (its value) in the SAP</w:t>
-      </w:r>
-    </w:p>
-  </w:comment>
-  <w:comment w:id="10" w:author="Brice Maxime Hugues Ozenne" w:date="2026-09-03T10:45:00Z" w:initials="BO">
-    <w:p>
-      <w:pPr>
-        <w:pStyle w:val="Kommentartekst"/>
-      </w:pPr>
-      <w:r>
-        <w:rPr>
-          <w:rStyle w:val="Kommentarhenvisning"/>
-        </w:rPr>
-        <w:annotationRef/>
-      </w:r>
-      <w:r>
-        <w:t>The most problematic aspect is that this is more prone to post-randomization selection, e.g. if a subject refuse some of the baseline measurement or they could not be performed for technical reasons. Also one may realize that some inclusion / exclusion criteria are no more valid.</w:t>
-      </w:r>
-    </w:p>
-    <w:p>
-      <w:pPr>
-        <w:pStyle w:val="Kommentartekst"/>
-      </w:pPr>
-      <w:r>
-        <w:t>---&gt; generally more screening failure is preferable to post-randomization exclusion as only the later may be prone to selection bias (between the randomization arms).</w:t>
-      </w:r>
-    </w:p>
-    <w:p>
-      <w:pPr>
-        <w:pStyle w:val="Kommentartekst"/>
-      </w:pPr>
-    </w:p>
-    <w:p>
-      <w:pPr>
-        <w:pStyle w:val="Kommentartekst"/>
-      </w:pPr>
-      <w:r>
-        <w:t>Another problem is that technically the assessment is no more a baseline measurement. Even if the subject has not received the treatment yet, there is a (maybe small) risk that investigators or subjects manage to infer the treatment they have been randomized to. So it become a follow-up (post randomization, pre treatment ) measurement.</w:t>
-      </w:r>
-    </w:p>
-  </w:comment>
-  <w:comment w:id="11" w:author="Brice Maxime Hugues Ozenne" w:date="2026-09-03T11:21:00Z" w:initials="BO">
-    <w:p>
-      <w:pPr>
-        <w:pStyle w:val="Kommentartekst"/>
-      </w:pPr>
-      <w:r>
-        <w:rPr>
-          <w:rStyle w:val="Kommentarhenvisning"/>
-        </w:rPr>
-        <w:annotationRef/>
-      </w:r>
-      <w:r>
-        <w:t>Requires its own section where it is described in great details</w:t>
-      </w:r>
-    </w:p>
-  </w:comment>
-  <w:comment w:id="12" w:author="Brice Maxime Hugues Ozenne" w:date="2026-09-03T10:00:00Z" w:initials="BO">
-    <w:p>
-      <w:pPr>
-        <w:pStyle w:val="Kommentartekst"/>
-      </w:pPr>
-      <w:r>
-        <w:rPr>
-          <w:rStyle w:val="Kommentarhenvisning"/>
-        </w:rPr>
-        <w:annotationRef/>
-      </w:r>
-      <w:r>
-        <w:t>Those could be at two different times, if so clarify.</w:t>
-      </w:r>
-    </w:p>
-    <w:p>
-      <w:pPr>
-        <w:pStyle w:val="Kommentartekst"/>
-      </w:pPr>
-      <w:r>
-        <w:t>There could also be no baseline. If so mention it explicitely as it is important for the statistician to know that there whether there are baseline measurement to leverage. It’s a good idea in that case to put a one line explanation why the screening measurements should not be used, e.g. acquired at different times from an event (birth, disease diagnosis) so not comparable across study participants.</w:t>
-      </w:r>
-    </w:p>
-  </w:comment>
-  <w:comment w:id="13" w:author="Brice Maxime Hugues Ozenne" w:date="2026-09-03T10:48:00Z" w:initials="BO">
-    <w:p>
-      <w:pPr>
-        <w:pStyle w:val="Kommentartekst"/>
-      </w:pPr>
-      <w:r>
-        <w:rPr>
-          <w:rStyle w:val="Kommentarhenvisning"/>
-        </w:rPr>
-        <w:annotationRef/>
-      </w:r>
-      <w:r>
-        <w:t>Possibly two columns as they may be two different timepoitns.</w:t>
-      </w:r>
-    </w:p>
-  </w:comment>
-  <w:comment w:id="15" w:author="Brice Maxime Hugues Ozenne" w:date="2026-09-03T10:14:00Z" w:initials="BO">
-    <w:p>
-      <w:pPr>
-        <w:pStyle w:val="Kommentartekst"/>
-      </w:pPr>
-      <w:r>
-        <w:rPr>
-          <w:rStyle w:val="Kommentarhenvisning"/>
-        </w:rPr>
-        <w:annotationRef/>
-      </w:r>
-      <w:hyperlink r:id="rId2" w:history="1">
-        <w:r>
-          <w:rPr>
-            <w:rStyle w:val="Hyperlink"/>
-          </w:rPr>
-          <w:t>https://doi.org/10.3389/fpsyt.2020.00641</w:t>
-        </w:r>
-      </w:hyperlink>
-      <w:r>
-        <w:t xml:space="preserve"> </w:t>
-      </w:r>
-    </w:p>
-  </w:comment>
-  <w:comment w:id="16" w:author="Brice Maxime Hugues Ozenne" w:date="2026-09-03T10:34:00Z" w:initials="BO">
-    <w:p>
-      <w:pPr>
-        <w:pStyle w:val="Kommentartekst"/>
-      </w:pPr>
-      <w:r>
-        <w:rPr>
-          <w:rStyle w:val="Kommentarhenvisning"/>
-        </w:rPr>
-        <w:annotationRef/>
-      </w:r>
-      <w:r>
-        <w:t xml:space="preserve">To make it very clear that those where not the ones implemented during the trial. </w:t>
       </w:r>
     </w:p>
   </w:comment>
@@ -18904,13 +19347,10 @@
       </w:pPr>
     </w:p>
   </w:comment>
-  <w:comment w:id="31" w:author="Brice Maxime Hugues Ozenne" w:date="2026-08-27T17:13:00Z" w:initials="BO">
+  <w:comment w:id="29" w:author="Brice Maxime Hugues Ozenne" w:date="2026-09-07T14:37:00Z" w:initials="BO">
     <w:p>
       <w:pPr>
         <w:pStyle w:val="Kommentartekst"/>
-        <w:rPr>
-          <w:lang w:val="en-US"/>
-        </w:rPr>
       </w:pPr>
       <w:r>
         <w:rPr>
@@ -18919,11 +19359,89 @@
         <w:annotationRef/>
       </w:r>
       <w:r>
+        <w:t xml:space="preserve">This formulation is sometimes refered to as FINAL as only the post-baseline measures are compared. Often in clinical trials a baseline measurement is available. Then the ’reference’ approach is called ANCOVA: it compare the final values adjusted for baseline (i.e. substracting the expected change from baseline, expectated had both underwent the same treatment). A classical reference is Vickers 2001 BMJ </w:t>
+      </w:r>
+      <w:hyperlink r:id="rId6" w:history="1">
+        <w:r>
+          <w:rPr>
+            <w:rStyle w:val="Hyperlink"/>
+          </w:rPr>
+          <w:t>10.1136/bmj.323.7321.1123</w:t>
+        </w:r>
+      </w:hyperlink>
+      <w:r>
+        <w:t xml:space="preserve"> .</w:t>
+      </w:r>
+    </w:p>
+    <w:p>
+      <w:pPr>
+        <w:pStyle w:val="Kommentartekst"/>
+      </w:pPr>
+      <w:r>
+        <w:t>Many other summary metric are possible, e.g. CHANGE comparing the mean change between the groups or AUC comparing the area under the curve of the time serie of the outcome (~ weighted average of the post-baseline measurement).</w:t>
+      </w:r>
+    </w:p>
+    <w:p>
+      <w:pPr>
+        <w:pStyle w:val="Kommentartekst"/>
+      </w:pPr>
+      <w:r>
+        <w:t>What to use should be clarified here.</w:t>
+      </w:r>
+    </w:p>
+  </w:comment>
+  <w:comment w:id="30" w:author="Brice Maxime Hugues Ozenne" w:date="2026-09-07T14:38:00Z" w:initials="BO">
+    <w:p>
+      <w:pPr>
+        <w:pStyle w:val="Kommentartekst"/>
+      </w:pPr>
+      <w:r>
+        <w:rPr>
+          <w:rStyle w:val="Kommentarhenvisning"/>
+        </w:rPr>
+        <w:annotationRef/>
+      </w:r>
+      <w:r>
+        <w:t>For binary endpoints, it may be the timing that is important to clarified, e.g. proportion who remained depression free during 6 months after delivery.</w:t>
+      </w:r>
+    </w:p>
+  </w:comment>
+  <w:comment w:id="31" w:author="Brice Maxime Hugues Ozenne" w:date="2026-09-07T14:31:00Z" w:initials="BO">
+    <w:p>
+      <w:pPr>
+        <w:pStyle w:val="Kommentartekst"/>
+      </w:pPr>
+      <w:r>
+        <w:rPr>
+          <w:rStyle w:val="Kommentarhenvisning"/>
+        </w:rPr>
+        <w:annotationRef/>
+      </w:r>
+      <w:r>
+        <w:t>Here the subscript 1 refers to ’alternative’ hypothesis. To keep the notation simple, we will drop this distinction null/alternative hypothesis and use the subscript the refer to the primary, secondary, … hypotheses.</w:t>
+      </w:r>
+    </w:p>
+  </w:comment>
+  <w:comment w:id="34" w:author="Brice Maxime Hugues Ozenne" w:date="2026-08-27T17:13:00Z" w:initials="BO">
+    <w:p>
+      <w:pPr>
+        <w:pStyle w:val="Kommentartekst"/>
+        <w:rPr>
+          <w:lang w:val="en-US"/>
+        </w:rPr>
+      </w:pPr>
+      <w:r>
+        <w:rPr>
+          <w:rStyle w:val="Kommentarhenvisning"/>
+        </w:rPr>
+        <w:annotationRef/>
+      </w:r>
+      <w:r>
         <w:t>Possible reference: 10.1002/bimj.200810425</w:t>
       </w:r>
     </w:p>
   </w:comment>
-  <w:comment w:id="32" w:author="Brice Maxime Hugues Ozenne" w:date="2026-08-27T17:42:00Z" w:initials="BO">
+  <w:comment w:id="35" w:author="Brice Maxime Hugues Ozenne" w:date="2026-08-27T17:42:00Z" w:initials="BO">
     <w:p>
       <w:pPr>
         <w:pStyle w:val="Kommentartekst"/>
@@ -18939,7 +19457,7 @@
       </w:r>
     </w:p>
   </w:comment>
-  <w:comment w:id="33" w:author="Brice Maxime Hugues Ozenne" w:date="2026-08-27T17:29:00Z" w:initials="BO">
+  <w:comment w:id="36" w:author="Brice Maxime Hugues Ozenne" w:date="2026-08-27T17:29:00Z" w:initials="BO">
     <w:p>
       <w:pPr>
         <w:pStyle w:val="Kommentartekst"/>
@@ -18953,7 +19471,7 @@
       <w:r>
         <w:t xml:space="preserve">Possible reference: </w:t>
       </w:r>
-      <w:hyperlink r:id="rId6" w:history="1">
+      <w:hyperlink r:id="rId7" w:history="1">
         <w:r>
           <w:rPr>
             <w:rStyle w:val="Hyperlink"/>
@@ -18963,7 +19481,7 @@
       </w:hyperlink>
     </w:p>
   </w:comment>
-  <w:comment w:id="34" w:author="Brice Maxime Hugues Ozenne" w:date="2026-08-27T17:43:00Z" w:initials="BO">
+  <w:comment w:id="37" w:author="Brice Maxime Hugues Ozenne" w:date="2026-08-27T17:43:00Z" w:initials="BO">
     <w:p>
       <w:pPr>
         <w:pStyle w:val="Kommentartekst"/>
@@ -18979,7 +19497,7 @@
       </w:r>
     </w:p>
   </w:comment>
-  <w:comment w:id="35" w:author="Brice Maxime Hugues Ozenne" w:date="2026-08-27T18:01:00Z" w:initials="BO">
+  <w:comment w:id="38" w:author="Brice Maxime Hugues Ozenne" w:date="2026-08-27T18:01:00Z" w:initials="BO">
     <w:p>
       <w:pPr>
         <w:pStyle w:val="Kommentartekst"/>
@@ -18995,7 +19513,7 @@
       </w:r>
     </w:p>
   </w:comment>
-  <w:comment w:id="37" w:author="Brice Maxime Hugues Ozenne" w:date="2026-09-03T11:08:00Z" w:initials="BO">
+  <w:comment w:id="40" w:author="Brice Maxime Hugues Ozenne" w:date="2026-09-03T11:08:00Z" w:initials="BO">
     <w:p>
       <w:pPr>
         <w:pStyle w:val="Kommentartekst"/>
@@ -19011,7 +19529,7 @@
       </w:r>
     </w:p>
   </w:comment>
-  <w:comment w:id="38" w:author="Brice Maxime Hugues Ozenne" w:date="2026-09-03T11:50:00Z" w:initials="BO">
+  <w:comment w:id="41" w:author="Brice Maxime Hugues Ozenne" w:date="2026-09-03T11:15:00Z" w:initials="BO">
     <w:p>
       <w:pPr>
         <w:pStyle w:val="Kommentartekst"/>
@@ -19023,7 +19541,7 @@
         <w:annotationRef/>
       </w:r>
       <w:r>
-        <w:t>Efficacy measures how well an intervention works under ideal, controlled conditions, while effectiveness measures how well it works in everyday, real-world use.</w:t>
+        <w:t>E9 Statistical Principles for Clinical</w:t>
       </w:r>
     </w:p>
     <w:p>
@@ -19031,133 +19549,13 @@
         <w:pStyle w:val="Kommentartekst"/>
       </w:pPr>
       <w:r>
-        <w:t>So the full analysis set could also be called effectiveness set.</w:t>
-      </w:r>
-    </w:p>
-  </w:comment>
-  <w:comment w:id="39" w:author="Brice Maxime Hugues Ozenne" w:date="2026-09-03T11:15:00Z" w:initials="BO">
+        <w:t>Trials</w:t>
+      </w:r>
+    </w:p>
     <w:p>
       <w:pPr>
         <w:pStyle w:val="Kommentartekst"/>
       </w:pPr>
-      <w:r>
-        <w:rPr>
-          <w:rStyle w:val="Kommentarhenvisning"/>
-        </w:rPr>
-        <w:annotationRef/>
-      </w:r>
-      <w:r>
-        <w:t>E9 Statistical Principles for Clinical</w:t>
-      </w:r>
-    </w:p>
-    <w:p>
-      <w:pPr>
-        <w:pStyle w:val="Kommentartekst"/>
-      </w:pPr>
-      <w:r>
-        <w:t>Trials</w:t>
-      </w:r>
-    </w:p>
-    <w:p>
-      <w:pPr>
-        <w:pStyle w:val="Kommentartekst"/>
-      </w:pPr>
-      <w:hyperlink r:id="rId7" w:history="1">
-        <w:r>
-          <w:rPr>
-            <w:rStyle w:val="Hyperlink"/>
-          </w:rPr>
-          <w:t>https://www.fda.gov/media/71336/download</w:t>
-        </w:r>
-      </w:hyperlink>
-    </w:p>
-  </w:comment>
-  <w:comment w:id="42" w:author="Brice Maxime Hugues Ozenne" w:date="2026-09-03T11:02:00Z" w:initials="BO">
-    <w:p>
-      <w:pPr>
-        <w:pStyle w:val="Kommentartekst"/>
-      </w:pPr>
-      <w:r>
-        <w:rPr>
-          <w:rStyle w:val="Kommentarhenvisning"/>
-        </w:rPr>
-        <w:annotationRef/>
-      </w:r>
-      <w:r>
-        <w:t>If used what to do upon failure should be clarified</w:t>
-      </w:r>
-    </w:p>
-  </w:comment>
-  <w:comment w:id="43" w:author="Brice Maxime Hugues Ozenne" w:date="2026-09-03T11:04:00Z" w:initials="BO">
-    <w:p>
-      <w:pPr>
-        <w:pStyle w:val="Kommentartekst"/>
-      </w:pPr>
-      <w:r>
-        <w:rPr>
-          <w:rStyle w:val="Kommentarhenvisning"/>
-        </w:rPr>
-        <w:annotationRef/>
-      </w:r>
-      <w:r>
-        <w:t>CIs for one sided tests are half open, i.e. the upper bound (when testing for superiority) is + \infty.</w:t>
-      </w:r>
-    </w:p>
-    <w:p>
-      <w:pPr>
-        <w:pStyle w:val="Kommentartekst"/>
-      </w:pPr>
-      <w:r>
-        <w:t>Testing one-sided but reporting two sided Cis can lead to a CI containing 0 (i.e. no rejection) while p&lt;0.05 (i.e.) rejection which is confusing.</w:t>
-      </w:r>
-    </w:p>
-  </w:comment>
-  <w:comment w:id="47" w:author="Brice Maxime Hugues Ozenne" w:date="2026-08-27T19:08:00Z" w:initials="BO">
-    <w:p>
-      <w:pPr>
-        <w:pStyle w:val="Kommentartekst"/>
-      </w:pPr>
-      <w:r>
-        <w:rPr>
-          <w:rStyle w:val="Kommentarhenvisning"/>
-        </w:rPr>
-        <w:annotationRef/>
-      </w:r>
-      <w:r>
-        <w:t>Maybe not true in case of complex measurements (e.g. medical imaging)</w:t>
-      </w:r>
-    </w:p>
-  </w:comment>
-  <w:comment w:id="48" w:author="Brice Maxime Hugues Ozenne" w:date="2026-08-31T17:03:00Z" w:initials="BO">
-    <w:p>
-      <w:pPr>
-        <w:pStyle w:val="Kommentartekst"/>
-      </w:pPr>
-      <w:r>
-        <w:rPr>
-          <w:rStyle w:val="Kommentarhenvisning"/>
-        </w:rPr>
-        <w:annotationRef/>
-      </w:r>
-      <w:r>
-        <w:t>No missing data as handled by a hypothetical strategy</w:t>
-      </w:r>
-    </w:p>
-  </w:comment>
-  <w:comment w:id="53" w:author="Brice Maxime Hugues Ozenne" w:date="2026-09-03T11:29:00Z" w:initials="BO">
-    <w:p>
-      <w:pPr>
-        <w:pStyle w:val="Kommentartekst"/>
-      </w:pPr>
-      <w:r>
-        <w:rPr>
-          <w:rStyle w:val="Kommentarhenvisning"/>
-        </w:rPr>
-        <w:annotationRef/>
-      </w:r>
-      <w:r>
-        <w:t xml:space="preserve">From </w:t>
-      </w:r>
       <w:hyperlink r:id="rId8" w:history="1">
         <w:r>
           <w:rPr>
@@ -19168,7 +19566,7 @@
       </w:hyperlink>
     </w:p>
   </w:comment>
-  <w:comment w:id="54" w:author="Brice Maxime Hugues Ozenne" w:date="2026-09-03T11:44:00Z" w:initials="BO">
+  <w:comment w:id="42" w:author="Brice Maxime Hugues Ozenne" w:date="2026-09-03T11:50:00Z" w:initials="BO">
     <w:p>
       <w:pPr>
         <w:pStyle w:val="Kommentartekst"/>
@@ -19180,7 +19578,103 @@
         <w:annotationRef/>
       </w:r>
       <w:r>
-        <w:t>‘Investigators should be informed only about the decision to continue or to discontinue the trial, or to implement modifications to trial procedures.’  (</w:t>
+        <w:t>Efficacy measures how well an intervention works under ideal, controlled conditions, while effectiveness measures how well it works in everyday, real-world use.</w:t>
+      </w:r>
+    </w:p>
+    <w:p>
+      <w:pPr>
+        <w:pStyle w:val="Kommentartekst"/>
+      </w:pPr>
+      <w:r>
+        <w:t>So the full analysis set could also be called effectiveness set.</w:t>
+      </w:r>
+    </w:p>
+  </w:comment>
+  <w:comment w:id="45" w:author="Brice Maxime Hugues Ozenne" w:date="2026-09-03T11:02:00Z" w:initials="BO">
+    <w:p>
+      <w:pPr>
+        <w:pStyle w:val="Kommentartekst"/>
+      </w:pPr>
+      <w:r>
+        <w:rPr>
+          <w:rStyle w:val="Kommentarhenvisning"/>
+        </w:rPr>
+        <w:annotationRef/>
+      </w:r>
+      <w:r>
+        <w:t>If used what to do upon failure should be clarified</w:t>
+      </w:r>
+    </w:p>
+  </w:comment>
+  <w:comment w:id="46" w:author="Brice Maxime Hugues Ozenne" w:date="2026-09-03T11:04:00Z" w:initials="BO">
+    <w:p>
+      <w:pPr>
+        <w:pStyle w:val="Kommentartekst"/>
+      </w:pPr>
+      <w:r>
+        <w:rPr>
+          <w:rStyle w:val="Kommentarhenvisning"/>
+        </w:rPr>
+        <w:annotationRef/>
+      </w:r>
+      <w:r>
+        <w:t>CIs for one sided tests are half open, i.e. the upper bound (when testing for superiority) is + \infty.</w:t>
+      </w:r>
+    </w:p>
+    <w:p>
+      <w:pPr>
+        <w:pStyle w:val="Kommentartekst"/>
+      </w:pPr>
+      <w:r>
+        <w:t>Testing one-sided but reporting two sided Cis can lead to a CI containing 0 (i.e. no rejection) while p&lt;0.05 (i.e.) rejection which is confusing.</w:t>
+      </w:r>
+    </w:p>
+  </w:comment>
+  <w:comment w:id="50" w:author="Brice Maxime Hugues Ozenne" w:date="2026-08-27T19:08:00Z" w:initials="BO">
+    <w:p>
+      <w:pPr>
+        <w:pStyle w:val="Kommentartekst"/>
+      </w:pPr>
+      <w:r>
+        <w:rPr>
+          <w:rStyle w:val="Kommentarhenvisning"/>
+        </w:rPr>
+        <w:annotationRef/>
+      </w:r>
+      <w:r>
+        <w:t>Maybe not true in case of complex measurements (e.g. medical imaging)</w:t>
+      </w:r>
+    </w:p>
+  </w:comment>
+  <w:comment w:id="51" w:author="Brice Maxime Hugues Ozenne" w:date="2026-08-31T17:03:00Z" w:initials="BO">
+    <w:p>
+      <w:pPr>
+        <w:pStyle w:val="Kommentartekst"/>
+      </w:pPr>
+      <w:r>
+        <w:rPr>
+          <w:rStyle w:val="Kommentarhenvisning"/>
+        </w:rPr>
+        <w:annotationRef/>
+      </w:r>
+      <w:r>
+        <w:t>No missing data as handled by a hypothetical strategy</w:t>
+      </w:r>
+    </w:p>
+  </w:comment>
+  <w:comment w:id="56" w:author="Brice Maxime Hugues Ozenne" w:date="2026-09-03T11:29:00Z" w:initials="BO">
+    <w:p>
+      <w:pPr>
+        <w:pStyle w:val="Kommentartekst"/>
+      </w:pPr>
+      <w:r>
+        <w:rPr>
+          <w:rStyle w:val="Kommentarhenvisning"/>
+        </w:rPr>
+        <w:annotationRef/>
+      </w:r>
+      <w:r>
+        <w:t xml:space="preserve">From </w:t>
       </w:r>
       <w:hyperlink r:id="rId9" w:history="1">
         <w:r>
@@ -19190,12 +19684,36 @@
           <w:t>https://www.fda.gov/media/71336/download</w:t>
         </w:r>
       </w:hyperlink>
+    </w:p>
+  </w:comment>
+  <w:comment w:id="57" w:author="Brice Maxime Hugues Ozenne" w:date="2026-09-03T11:44:00Z" w:initials="BO">
+    <w:p>
+      <w:pPr>
+        <w:pStyle w:val="Kommentartekst"/>
+      </w:pPr>
+      <w:r>
+        <w:rPr>
+          <w:rStyle w:val="Kommentarhenvisning"/>
+        </w:rPr>
+        <w:annotationRef/>
+      </w:r>
+      <w:r>
+        <w:t>‘Investigators should be informed only about the decision to continue or to discontinue the trial, or to implement modifications to trial procedures.’  (</w:t>
+      </w:r>
+      <w:hyperlink r:id="rId10" w:history="1">
+        <w:r>
+          <w:rPr>
+            <w:rStyle w:val="Hyperlink"/>
+          </w:rPr>
+          <w:t>https://www.fda.gov/media/71336/download</w:t>
+        </w:r>
+      </w:hyperlink>
       <w:r>
         <w:t>)</w:t>
       </w:r>
     </w:p>
   </w:comment>
-  <w:comment w:id="55" w:author="Brice Maxime Hugues Ozenne" w:date="2026-09-03T11:34:00Z" w:initials="BO">
+  <w:comment w:id="58" w:author="Brice Maxime Hugues Ozenne" w:date="2026-09-03T11:34:00Z" w:initials="BO">
     <w:p>
       <w:pPr>
         <w:pStyle w:val="Kommentartekst"/>
@@ -19218,8 +19736,7 @@
 <w15:commentsEx xmlns:wpc="http://schemas.microsoft.com/office/word/2010/wordprocessingCanvas" xmlns:cx="http://schemas.microsoft.com/office/drawing/2014/chartex" xmlns:cx1="http://schemas.microsoft.com/office/drawing/2015/9/8/chartex" xmlns:cx2="http://schemas.microsoft.com/office/drawing/2015/10/21/chartex" xmlns:cx3="http://schemas.microsoft.com/office/drawing/2016/5/9/chartex" xmlns:cx4="http://schemas.microsoft.com/office/drawing/2016/5/10/chartex" xmlns:cx5="http://schemas.microsoft.com/office/drawing/2016/5/11/chartex" xmlns:cx6="http://schemas.microsoft.com/office/drawing/2016/5/12/chartex" xmlns:cx7="http://schemas.microsoft.com/office/drawing/2016/5/13/chartex" xmlns:cx8="http://schemas.microsoft.com/office/drawing/2016/5/14/chartex" xmlns:mc="http://schemas.openxmlformats.org/markup-compatibility/2006" xmlns:aink="http://schemas.microsoft.com/office/drawing/2016/ink" xmlns:am3d="http://schemas.microsoft.com/office/drawing/2017/model3d" xmlns:o="urn:schemas-microsoft-com:office:office" xmlns:oel="http://schemas.microsoft.com/office/2019/extlst" xmlns:r="http://schemas.openxmlformats.org/officeDocument/2006/relationships" xmlns:m="http://schemas.openxmlformats.org/officeDocument/2006/math" xmlns:v="urn:schemas-microsoft-com:vml" xmlns:wp14="http://schemas.microsoft.com/office/word/2010/wordprocessingDrawing" xmlns:wp="http://schemas.openxmlformats.org/drawingml/2006/wordprocessingDrawing" xmlns:w10="urn:schemas-microsoft-com:office:word" xmlns:w="http://schemas.openxmlformats.org/wordprocessingml/2006/main" xmlns:w14="http://schemas.microsoft.com/office/word/2010/wordml" xmlns:w15="http://schemas.microsoft.com/office/word/2012/wordml" xmlns:w16cex="http://schemas.microsoft.com/office/word/2018/wordml/cex" xmlns:w16cid="http://schemas.microsoft.com/office/word/2016/wordml/cid" xmlns:w16="http://schemas.microsoft.com/office/word/2018/wordml" xmlns:w16du="http://schemas.microsoft.com/office/word/2023/wordml/word16du" xmlns:w16sdtdh="http://schemas.microsoft.com/office/word/2020/wordml/sdtdatahash" xmlns:w16sdtfl="http://schemas.microsoft.com/office/word/2024/wordml/sdtformatlock" xmlns:w16se="http://schemas.microsoft.com/office/word/2015/wordml/symex" xmlns:wpg="http://schemas.microsoft.com/office/word/2010/wordprocessingGroup" xmlns:wpi="http://schemas.microsoft.com/office/word/2010/wordprocessingInk" xmlns:wne="http://schemas.microsoft.com/office/word/2006/wordml" xmlns:wps="http://schemas.microsoft.com/office/word/2010/wordprocessingShape" mc:Ignorable="w14 w15 w16se w16cid w16 w16cex w16sdtdh w16sdtfl w16du wp14">
   <w15:commentEx w15:paraId="1C2661FC" w15:done="0"/>
   <w15:commentEx w15:paraId="11F4103C" w15:paraIdParent="1C2661FC" w15:done="0"/>
-  <w15:commentEx w15:paraId="2360C85A" w15:done="0"/>
-  <w15:commentEx w15:paraId="49694F5B" w15:done="0"/>
+  <w15:commentEx w15:paraId="46D68C3E" w15:done="0"/>
   <w15:commentEx w15:paraId="61D4C599" w15:done="0"/>
   <w15:commentEx w15:paraId="1635E392" w15:done="0"/>
   <w15:commentEx w15:paraId="3DF3ABF4" w15:done="0"/>
@@ -19228,19 +19745,23 @@
   <w15:commentEx w15:paraId="73EFA5C5" w15:done="0"/>
   <w15:commentEx w15:paraId="32CE1FCB" w15:done="0"/>
   <w15:commentEx w15:paraId="131F3EF0" w15:done="0"/>
+  <w15:commentEx w15:paraId="16963CA5" w15:done="0"/>
   <w15:commentEx w15:paraId="39E56DFA" w15:done="0"/>
   <w15:commentEx w15:paraId="632F49E5" w15:done="0"/>
   <w15:commentEx w15:paraId="42B08910" w15:done="0"/>
   <w15:commentEx w15:paraId="606ACADF" w15:done="0"/>
   <w15:commentEx w15:paraId="74A5A44D" w15:done="0"/>
+  <w15:commentEx w15:paraId="53BEB1DC" w15:done="0"/>
+  <w15:commentEx w15:paraId="5BF343FE" w15:paraIdParent="53BEB1DC" w15:done="0"/>
+  <w15:commentEx w15:paraId="07DDE0F0" w15:done="0"/>
   <w15:commentEx w15:paraId="357397E7" w15:done="0"/>
   <w15:commentEx w15:paraId="7CDD97E1" w15:done="0"/>
   <w15:commentEx w15:paraId="12A14254" w15:done="0"/>
   <w15:commentEx w15:paraId="553AAB44" w15:done="0"/>
   <w15:commentEx w15:paraId="133F2B65" w15:done="0"/>
   <w15:commentEx w15:paraId="6DE7A37D" w15:done="0"/>
-  <w15:commentEx w15:paraId="2BB23DB4" w15:done="0"/>
   <w15:commentEx w15:paraId="1C6FD897" w15:done="0"/>
+  <w15:commentEx w15:paraId="2EDCEB4A" w15:done="0"/>
   <w15:commentEx w15:paraId="19726FE8" w15:done="0"/>
   <w15:commentEx w15:paraId="76413441" w15:done="0"/>
   <w15:commentEx w15:paraId="760E556B" w15:done="0"/>
@@ -19255,8 +19776,7 @@
 <w16cex:commentsExtensible xmlns:wpc="http://schemas.microsoft.com/office/word/2010/wordprocessingCanvas" xmlns:cx="http://schemas.microsoft.com/office/drawing/2014/chartex" xmlns:cx1="http://schemas.microsoft.com/office/drawing/2015/9/8/chartex" xmlns:cx2="http://schemas.microsoft.com/office/drawing/2015/10/21/chartex" xmlns:cx3="http://schemas.microsoft.com/office/drawing/2016/5/9/chartex" xmlns:cx4="http://schemas.microsoft.com/office/drawing/2016/5/10/chartex" xmlns:cx5="http://schemas.microsoft.com/office/drawing/2016/5/11/chartex" xmlns:cx6="http://schemas.microsoft.com/office/drawing/2016/5/12/chartex" xmlns:cx7="http://schemas.microsoft.com/office/drawing/2016/5/13/chartex" xmlns:cx8="http://schemas.microsoft.com/office/drawing/2016/5/14/chartex" xmlns:cr="http://schemas.microsoft.com/office/comments/2020/reactions" xmlns:mc="http://schemas.openxmlformats.org/markup-compatibility/2006" xmlns:aink="http://schemas.microsoft.com/office/drawing/2016/ink" xmlns:am3d="http://schemas.microsoft.com/office/drawing/2017/model3d" xmlns:o="urn:schemas-microsoft-com:office:office" xmlns:oel="http://schemas.microsoft.com/office/2019/extlst" xmlns:r="http://schemas.openxmlformats.org/officeDocument/2006/relationships" xmlns:m="http://schemas.openxmlformats.org/officeDocument/2006/math" xmlns:v="urn:schemas-microsoft-com:vml" xmlns:wp14="http://schemas.microsoft.com/office/word/2010/wordprocessingDrawing" xmlns:wp="http://schemas.openxmlformats.org/drawingml/2006/wordprocessingDrawing" xmlns:w10="urn:schemas-microsoft-com:office:word" xmlns:w="http://schemas.openxmlformats.org/wordprocessingml/2006/main" xmlns:w14="http://schemas.microsoft.com/office/word/2010/wordml" xmlns:w15="http://schemas.microsoft.com/office/word/2012/wordml" xmlns:w16cex="http://schemas.microsoft.com/office/word/2018/wordml/cex" xmlns:w16cid="http://schemas.microsoft.com/office/word/2016/wordml/cid" xmlns:w16="http://schemas.microsoft.com/office/word/2018/wordml" xmlns:w16du="http://schemas.microsoft.com/office/word/2023/wordml/word16du" xmlns:w16sdtdh="http://schemas.microsoft.com/office/word/2020/wordml/sdtdatahash" xmlns:w16sdtfl="http://schemas.microsoft.com/office/word/2024/wordml/sdtformatlock" xmlns:w16se="http://schemas.microsoft.com/office/word/2015/wordml/symex" xmlns:wpg="http://schemas.microsoft.com/office/word/2010/wordprocessingGroup" xmlns:wpi="http://schemas.microsoft.com/office/word/2010/wordprocessingInk" xmlns:wne="http://schemas.microsoft.com/office/word/2006/wordml" xmlns:wps="http://schemas.microsoft.com/office/word/2010/wordprocessingShape" mc:Ignorable="w14 w15 w16se w16cid w16 w16cex w16sdtdh w16sdtfl cr w16du wp14">
   <w16cex:commentExtensible w16cex:durableId="66B355EB" w16cex:dateUtc="2026-08-26T16:52:00Z"/>
   <w16cex:commentExtensible w16cex:durableId="2F30E00F" w16cex:dateUtc="2026-08-26T16:56:00Z"/>
-  <w16cex:commentExtensible w16cex:durableId="645F286E" w16cex:dateUtc="2026-09-03T07:55:00Z"/>
-  <w16cex:commentExtensible w16cex:durableId="0BA16B1E" w16cex:dateUtc="2026-08-27T16:42:00Z"/>
+  <w16cex:commentExtensible w16cex:durableId="1B6948F2" w16cex:dateUtc="2026-09-07T12:24:00Z"/>
   <w16cex:commentExtensible w16cex:durableId="4F186D74" w16cex:dateUtc="2026-09-03T09:18:00Z"/>
   <w16cex:commentExtensible w16cex:durableId="4C270800" w16cex:dateUtc="2026-09-03T09:19:00Z"/>
   <w16cex:commentExtensible w16cex:durableId="73754B15" w16cex:dateUtc="2026-09-03T08:45:00Z"/>
@@ -19265,19 +19785,23 @@
   <w16cex:commentExtensible w16cex:durableId="55FD7D62" w16cex:dateUtc="2026-09-03T08:48:00Z"/>
   <w16cex:commentExtensible w16cex:durableId="50FCF43F" w16cex:dateUtc="2026-09-03T08:14:00Z"/>
   <w16cex:commentExtensible w16cex:durableId="55A95FBB" w16cex:dateUtc="2026-09-03T08:34:00Z"/>
+  <w16cex:commentExtensible w16cex:durableId="7BC136AB" w16cex:dateUtc="2026-09-07T12:26:00Z"/>
   <w16cex:commentExtensible w16cex:durableId="7C9814D9" w16cex:dateUtc="2026-09-03T08:37:00Z"/>
   <w16cex:commentExtensible w16cex:durableId="7FCCFB31" w16cex:dateUtc="2026-08-26T17:00:00Z"/>
   <w16cex:commentExtensible w16cex:durableId="769BDC3F" w16cex:dateUtc="2026-09-03T08:52:00Z"/>
   <w16cex:commentExtensible w16cex:durableId="3FDA6621" w16cex:dateUtc="2026-09-03T08:56:00Z"/>
   <w16cex:commentExtensible w16cex:durableId="6CDF0530" w16cex:dateUtc="2026-09-02T16:52:00Z"/>
+  <w16cex:commentExtensible w16cex:durableId="3030A303" w16cex:dateUtc="2026-09-07T12:37:00Z"/>
+  <w16cex:commentExtensible w16cex:durableId="445FB09B" w16cex:dateUtc="2026-09-07T12:38:00Z"/>
+  <w16cex:commentExtensible w16cex:durableId="1F156EC1" w16cex:dateUtc="2026-09-07T12:31:00Z"/>
   <w16cex:commentExtensible w16cex:durableId="048618A2" w16cex:dateUtc="2026-08-27T15:13:00Z"/>
   <w16cex:commentExtensible w16cex:durableId="0E0D3E79" w16cex:dateUtc="2026-08-27T15:42:00Z"/>
   <w16cex:commentExtensible w16cex:durableId="260EA4E1" w16cex:dateUtc="2026-08-27T15:29:00Z"/>
   <w16cex:commentExtensible w16cex:durableId="7301888E" w16cex:dateUtc="2026-08-27T15:43:00Z"/>
   <w16cex:commentExtensible w16cex:durableId="2F346FCF" w16cex:dateUtc="2026-08-27T16:01:00Z"/>
   <w16cex:commentExtensible w16cex:durableId="49D6C74E" w16cex:dateUtc="2026-09-03T09:08:00Z"/>
+  <w16cex:commentExtensible w16cex:durableId="443360E0" w16cex:dateUtc="2026-09-03T09:15:00Z"/>
   <w16cex:commentExtensible w16cex:durableId="3796E69E" w16cex:dateUtc="2026-09-03T09:50:00Z"/>
-  <w16cex:commentExtensible w16cex:durableId="443360E0" w16cex:dateUtc="2026-09-03T09:15:00Z"/>
   <w16cex:commentExtensible w16cex:durableId="0A1FB04C" w16cex:dateUtc="2026-09-03T09:02:00Z"/>
   <w16cex:commentExtensible w16cex:durableId="5B89B957" w16cex:dateUtc="2026-09-03T09:04:00Z"/>
   <w16cex:commentExtensible w16cex:durableId="0D4B7A44" w16cex:dateUtc="2026-08-27T17:08:00Z"/>
@@ -19292,8 +19816,7 @@
 <w16cid:commentsIds xmlns:wpc="http://schemas.microsoft.com/office/word/2010/wordprocessingCanvas" xmlns:cx="http://schemas.microsoft.com/office/drawing/2014/chartex" xmlns:cx1="http://schemas.microsoft.com/office/drawing/2015/9/8/chartex" xmlns:cx2="http://schemas.microsoft.com/office/drawing/2015/10/21/chartex" xmlns:cx3="http://schemas.microsoft.com/office/drawing/2016/5/9/chartex" xmlns:cx4="http://schemas.microsoft.com/office/drawing/2016/5/10/chartex" xmlns:cx5="http://schemas.microsoft.com/office/drawing/2016/5/11/chartex" xmlns:cx6="http://schemas.microsoft.com/office/drawing/2016/5/12/chartex" xmlns:cx7="http://schemas.microsoft.com/office/drawing/2016/5/13/chartex" xmlns:cx8="http://schemas.microsoft.com/office/drawing/2016/5/14/chartex" xmlns:mc="http://schemas.openxmlformats.org/markup-compatibility/2006" xmlns:aink="http://schemas.microsoft.com/office/drawing/2016/ink" xmlns:am3d="http://schemas.microsoft.com/office/drawing/2017/model3d" xmlns:o="urn:schemas-microsoft-com:office:office" xmlns:oel="http://schemas.microsoft.com/office/2019/extlst" xmlns:r="http://schemas.openxmlformats.org/officeDocument/2006/relationships" xmlns:m="http://schemas.openxmlformats.org/officeDocument/2006/math" xmlns:v="urn:schemas-microsoft-com:vml" xmlns:wp14="http://schemas.microsoft.com/office/word/2010/wordprocessingDrawing" xmlns:wp="http://schemas.openxmlformats.org/drawingml/2006/wordprocessingDrawing" xmlns:w10="urn:schemas-microsoft-com:office:word" xmlns:w="http://schemas.openxmlformats.org/wordprocessingml/2006/main" xmlns:w14="http://schemas.microsoft.com/office/word/2010/wordml" xmlns:w15="http://schemas.microsoft.com/office/word/2012/wordml" xmlns:w16cex="http://schemas.microsoft.com/office/word/2018/wordml/cex" xmlns:w16cid="http://schemas.microsoft.com/office/word/2016/wordml/cid" xmlns:w16="http://schemas.microsoft.com/office/word/2018/wordml" xmlns:w16du="http://schemas.microsoft.com/office/word/2023/wordml/word16du" xmlns:w16sdtdh="http://schemas.microsoft.com/office/word/2020/wordml/sdtdatahash" xmlns:w16sdtfl="http://schemas.microsoft.com/office/word/2024/wordml/sdtformatlock" xmlns:w16se="http://schemas.microsoft.com/office/word/2015/wordml/symex" xmlns:wpg="http://schemas.microsoft.com/office/word/2010/wordprocessingGroup" xmlns:wpi="http://schemas.microsoft.com/office/word/2010/wordprocessingInk" xmlns:wne="http://schemas.microsoft.com/office/word/2006/wordml" xmlns:wps="http://schemas.microsoft.com/office/word/2010/wordprocessingShape" mc:Ignorable="w14 w15 w16se w16cid w16 w16cex w16sdtdh w16sdtfl w16du wp14">
   <w16cid:commentId w16cid:paraId="1C2661FC" w16cid:durableId="66B355EB"/>
   <w16cid:commentId w16cid:paraId="11F4103C" w16cid:durableId="2F30E00F"/>
-  <w16cid:commentId w16cid:paraId="2360C85A" w16cid:durableId="645F286E"/>
-  <w16cid:commentId w16cid:paraId="49694F5B" w16cid:durableId="0BA16B1E"/>
+  <w16cid:commentId w16cid:paraId="46D68C3E" w16cid:durableId="1B6948F2"/>
   <w16cid:commentId w16cid:paraId="61D4C599" w16cid:durableId="4F186D74"/>
   <w16cid:commentId w16cid:paraId="1635E392" w16cid:durableId="4C270800"/>
   <w16cid:commentId w16cid:paraId="3DF3ABF4" w16cid:durableId="73754B15"/>
@@ -19302,19 +19825,23 @@
   <w16cid:commentId w16cid:paraId="73EFA5C5" w16cid:durableId="55FD7D62"/>
   <w16cid:commentId w16cid:paraId="32CE1FCB" w16cid:durableId="50FCF43F"/>
   <w16cid:commentId w16cid:paraId="131F3EF0" w16cid:durableId="55A95FBB"/>
+  <w16cid:commentId w16cid:paraId="16963CA5" w16cid:durableId="7BC136AB"/>
   <w16cid:commentId w16cid:paraId="39E56DFA" w16cid:durableId="7C9814D9"/>
   <w16cid:commentId w16cid:paraId="632F49E5" w16cid:durableId="7FCCFB31"/>
   <w16cid:commentId w16cid:paraId="42B08910" w16cid:durableId="769BDC3F"/>
   <w16cid:commentId w16cid:paraId="606ACADF" w16cid:durableId="3FDA6621"/>
   <w16cid:commentId w16cid:paraId="74A5A44D" w16cid:durableId="6CDF0530"/>
+  <w16cid:commentId w16cid:paraId="53BEB1DC" w16cid:durableId="3030A303"/>
+  <w16cid:commentId w16cid:paraId="5BF343FE" w16cid:durableId="445FB09B"/>
+  <w16cid:commentId w16cid:paraId="07DDE0F0" w16cid:durableId="1F156EC1"/>
   <w16cid:commentId w16cid:paraId="357397E7" w16cid:durableId="048618A2"/>
   <w16cid:commentId w16cid:paraId="7CDD97E1" w16cid:durableId="0E0D3E79"/>
   <w16cid:commentId w16cid:paraId="12A14254" w16cid:durableId="260EA4E1"/>
   <w16cid:commentId w16cid:paraId="553AAB44" w16cid:durableId="7301888E"/>
   <w16cid:commentId w16cid:paraId="133F2B65" w16cid:durableId="2F346FCF"/>
   <w16cid:commentId w16cid:paraId="6DE7A37D" w16cid:durableId="49D6C74E"/>
-  <w16cid:commentId w16cid:paraId="2BB23DB4" w16cid:durableId="3796E69E"/>
   <w16cid:commentId w16cid:paraId="1C6FD897" w16cid:durableId="443360E0"/>
+  <w16cid:commentId w16cid:paraId="2EDCEB4A" w16cid:durableId="3796E69E"/>
   <w16cid:commentId w16cid:paraId="19726FE8" w16cid:durableId="0A1FB04C"/>
   <w16cid:commentId w16cid:paraId="76413441" w16cid:durableId="5B89B957"/>
   <w16cid:commentId w16cid:paraId="760E556B" w16cid:durableId="0D4B7A44"/>
@@ -23863,6 +24390,7 @@
   <w:style w:type="character" w:default="1" w:styleId="Standardskrifttypeiafsnit">
     <w:name w:val="Default Paragraph Font"/>
     <w:uiPriority w:val="1"/>
+    <w:semiHidden/>
     <w:unhideWhenUsed/>
   </w:style>
   <w:style w:type="table" w:default="1" w:styleId="Tabel-Normal">
